--- a/Dokumentacio/Vizsgaremek_elvaras_minta.docx
+++ b/Dokumentacio/Vizsgaremek_elvaras_minta.docx
@@ -7020,10 +7020,12 @@
         <w:t xml:space="preserve"> objektumban szerepel a </w:t>
       </w:r>
       <w:proofErr w:type="spellStart"/>
+      <w:proofErr w:type="gramStart"/>
       <w:r>
         <w:t>token</w:t>
       </w:r>
       <w:proofErr w:type="spellEnd"/>
+      <w:proofErr w:type="gramEnd"/>
       <w:r>
         <w:t xml:space="preserve"> ami azonosításra szolgál vagy akár említhetnénk a jelszót is ezeket egy általános kérésnél nem szeretnénk elküldeni így a </w:t>
       </w:r>
@@ -7096,8 +7098,13 @@
           <w:numId w:val="47"/>
         </w:numPr>
       </w:pPr>
-      <w:r>
-        <w:t>Konscious.Security.Cryptography.Argon2: Biztonságos jelszó kódolás</w:t>
+      <w:proofErr w:type="gramStart"/>
+      <w:r>
+        <w:t>Konscious.Security.Cryptography.Argon</w:t>
+      </w:r>
+      <w:proofErr w:type="gramEnd"/>
+      <w:r>
+        <w:t>2: Biztonságos jelszó kódolás</w:t>
       </w:r>
     </w:p>
     <w:p>
@@ -7209,13 +7216,18 @@
       </w:r>
       <w:proofErr w:type="spellEnd"/>
       <w:r>
-        <w:t>-el dolgozva a mi esetünkben meg kellett ismerkedni a „ .</w:t>
+        <w:t xml:space="preserve">-el dolgozva a mi esetünkben meg kellett ismerkedni a </w:t>
+      </w:r>
+      <w:proofErr w:type="gramStart"/>
+      <w:r>
+        <w:t>„ .</w:t>
       </w:r>
       <w:proofErr w:type="spellStart"/>
       <w:r>
         <w:t>jsx</w:t>
       </w:r>
       <w:proofErr w:type="spellEnd"/>
+      <w:proofErr w:type="gramEnd"/>
       <w:r>
         <w:t>” kiterjesztésű komponensekkel, amiknek segítségével hoztuk létre, amit a felhasználó lát és használ. Az oldal kódolása JavaScript, míg az általános felépítése HTML és stílusolása CSS.</w:t>
       </w:r>
@@ -7282,10 +7294,10 @@
             <v:path o:extrusionok="f" gradientshapeok="t" o:connecttype="rect"/>
             <o:lock v:ext="edit" aspectratio="t"/>
           </v:shapetype>
-          <v:shape id="_x0000_i1032" type="#_x0000_t75" style="width:76.85pt;height:49.95pt" o:ole="">
+          <v:shape id="_x0000_i1027" type="#_x0000_t75" style="width:76.85pt;height:49.95pt" o:ole="">
             <v:imagedata r:id="rId16" o:title=""/>
           </v:shape>
-          <o:OLEObject Type="Embed" ProgID="Package" ShapeID="_x0000_i1032" DrawAspect="Icon" ObjectID="_1837249835" r:id="rId17"/>
+          <o:OLEObject Type="Embed" ProgID="Package" ShapeID="_x0000_i1027" DrawAspect="Icon" ObjectID="_1837252812" r:id="rId17"/>
         </w:object>
       </w:r>
       <w:r>
@@ -7355,10 +7367,7 @@
       </w:r>
       <w:proofErr w:type="spellEnd"/>
       <w:r>
-        <w:t xml:space="preserve">: Ez a gyökér elem </w:t>
-      </w:r>
-      <w:r>
-        <w:t>betűméretének nagyságához képest viszonyít</w:t>
+        <w:t>: Ez a gyökér elem betűméretének nagyságához képest viszonyít</w:t>
       </w:r>
     </w:p>
     <w:p>
@@ -7431,11 +7440,42 @@
       </w:r>
       <w:proofErr w:type="spellEnd"/>
       <w:r>
-        <w:t xml:space="preserve"> használata ami a felhasználó eszközének képernyőméretét vizsgálva képes akár teljesen különböző kinézetet és felépítést adni a weboldalnak. </w:t>
+        <w:t xml:space="preserve"> </w:t>
+      </w:r>
+      <w:r>
+        <w:t>használata,</w:t>
+      </w:r>
+      <w:r>
+        <w:t xml:space="preserve"> ami a felhasználó eszközének képernyőméretét vizsgálva képes akár teljesen különböző kinézetet és felépítést adni a</w:t>
+      </w:r>
+      <w:r>
+        <w:t xml:space="preserve"> </w:t>
+      </w:r>
+      <w:r>
+        <w:t xml:space="preserve">weboldalnak. </w:t>
+      </w:r>
+      <w:r>
+        <w:t>Ezen nézetek az alábbi mellékletekben megtekinthetőek:</w:t>
       </w:r>
     </w:p>
     <w:p>
       <w:pPr>
+        <w:jc w:val="both"/>
+      </w:pPr>
+      <w:r>
+        <w:object w:dxaOrig="1539" w:dyaOrig="997" w14:anchorId="045E12CC">
+          <v:shape id="_x0000_i1030" type="#_x0000_t75" style="width:76.85pt;height:49.95pt" o:ole="">
+            <v:imagedata r:id="rId18" o:title=""/>
+          </v:shape>
+          <o:OLEObject Type="Embed" ProgID="Package" ShapeID="_x0000_i1030" DrawAspect="Icon" ObjectID="_1837252813" r:id="rId19"/>
+        </w:object>
+      </w:r>
+      <w:r>
+        <w:t>többi nézet ide!</w:t>
+      </w:r>
+    </w:p>
+    <w:p>
+      <w:pPr>
         <w:pStyle w:val="Cmsor3"/>
         <w:jc w:val="both"/>
         <w:rPr>
@@ -7450,6 +7490,209 @@
         <w:t>Alkalmazott fejlesztői eszközök</w:t>
       </w:r>
       <w:bookmarkEnd w:id="28"/>
+    </w:p>
+    <w:p>
+      <w:pPr>
+        <w:jc w:val="both"/>
+      </w:pPr>
+      <w:r>
+        <w:t xml:space="preserve">A kliens oldali fejlesztésnél is szükségünk volt külső könyvtárak és csomagok használatára, hogy megvalósíthassuk az általunk elképzelt terveket. </w:t>
+      </w:r>
+    </w:p>
+    <w:p>
+      <w:pPr>
+        <w:jc w:val="both"/>
+      </w:pPr>
+      <w:r>
+        <w:t xml:space="preserve">A </w:t>
+      </w:r>
+      <w:proofErr w:type="spellStart"/>
+      <w:r>
+        <w:t>Chakra</w:t>
+      </w:r>
+      <w:proofErr w:type="spellEnd"/>
+      <w:r>
+        <w:t xml:space="preserve">-UI és </w:t>
+      </w:r>
+      <w:proofErr w:type="spellStart"/>
+      <w:r>
+        <w:t>styled-componets</w:t>
+      </w:r>
+      <w:proofErr w:type="spellEnd"/>
+      <w:r>
+        <w:t xml:space="preserve"> </w:t>
+      </w:r>
+      <w:r>
+        <w:t>olyan csomagok, amelyek ingyenes része,</w:t>
+      </w:r>
+      <w:r>
+        <w:t xml:space="preserve"> egyben nyílt forráskódú </w:t>
+      </w:r>
+      <w:r>
+        <w:t>könyvtár,</w:t>
+      </w:r>
+      <w:r>
+        <w:t xml:space="preserve"> amelyek előre definiált komponenseket és vagy stílus beállításokat adnak hozzá a projekthez, az ezekkel való megismerkedés és a használatuk megtanulása </w:t>
+      </w:r>
+      <w:r>
+        <w:t xml:space="preserve">igazán hasznosnak bizonyult mivel nemcsak, hogy megtudták gyorsítani a haladást, de sokkal szebb és modernebb lehetőségeket is magukkal hoztak, ami a projektünkben igazán fontos. </w:t>
+      </w:r>
+    </w:p>
+    <w:p>
+      <w:pPr>
+        <w:jc w:val="both"/>
+      </w:pPr>
+      <w:r>
+        <w:t xml:space="preserve">A </w:t>
+      </w:r>
+      <w:proofErr w:type="spellStart"/>
+      <w:r>
+        <w:t>Lottie-react</w:t>
+      </w:r>
+      <w:proofErr w:type="spellEnd"/>
+      <w:r>
+        <w:t xml:space="preserve"> egy olyan csomag, ami főként animációkat képes működtetni, ennek segítségével voltunk képesek létrehozni a töltési animációnkat, ami kisebb módosításokat követően be is épült a honlapunkba és egy stílusos sarokköve lett a projektnek. </w:t>
+      </w:r>
+    </w:p>
+    <w:p>
+      <w:pPr>
+        <w:jc w:val="both"/>
+      </w:pPr>
+      <w:r>
+        <w:t xml:space="preserve">A </w:t>
+      </w:r>
+      <w:proofErr w:type="spellStart"/>
+      <w:r>
+        <w:t>Leaflet</w:t>
+      </w:r>
+      <w:proofErr w:type="spellEnd"/>
+      <w:r>
+        <w:t xml:space="preserve"> egy olyan nyílt forráskódú JavaScript </w:t>
+      </w:r>
+      <w:r>
+        <w:t>könyvtár,</w:t>
+      </w:r>
+      <w:r>
+        <w:t xml:space="preserve"> ami egy gyors, könnyű és optimalizált térkép lehetőséget ad számos eszközön </w:t>
+      </w:r>
+      <w:r>
+        <w:t>keresztül,</w:t>
+      </w:r>
+      <w:r>
+        <w:t xml:space="preserve"> amelyet hatásosan betudtunk építeni a weboldalunkba, hogy a vásárlók láthassák a vásárolni kívánt hangszer tőlük milyen távolságra helyezkedi el.</w:t>
+      </w:r>
+      <w:r>
+        <w:t xml:space="preserve"> </w:t>
+      </w:r>
+    </w:p>
+    <w:p>
+      <w:pPr>
+        <w:jc w:val="both"/>
+      </w:pPr>
+      <w:r>
+        <w:lastRenderedPageBreak/>
+        <w:t xml:space="preserve">Az </w:t>
+      </w:r>
+      <w:proofErr w:type="spellStart"/>
+      <w:r>
+        <w:t>EmailJS</w:t>
+      </w:r>
+      <w:proofErr w:type="spellEnd"/>
+      <w:r>
+        <w:t xml:space="preserve"> egy olyan csomag, ami lehetővé teszi a legtöbb weboldal egyik elengedhetetlen kommunikációs formáját az email küldést, ami több célból is szükséges lehet például: az oldal rendellenes működését így lehet jelezni vagy akár, ha csak egy egyszerű kérdéssel fordulnának a vevőszolgálathoz azt is megtehetik.</w:t>
+      </w:r>
+    </w:p>
+    <w:p>
+      <w:pPr>
+        <w:jc w:val="both"/>
+      </w:pPr>
+      <w:r>
+        <w:t xml:space="preserve">Az </w:t>
+      </w:r>
+      <w:proofErr w:type="spellStart"/>
+      <w:r>
+        <w:t>Axios</w:t>
+      </w:r>
+      <w:proofErr w:type="spellEnd"/>
+      <w:r>
+        <w:t xml:space="preserve"> egy olyan </w:t>
+      </w:r>
+      <w:proofErr w:type="spellStart"/>
+      <w:r>
+        <w:t>Promise</w:t>
+      </w:r>
+      <w:proofErr w:type="spellEnd"/>
+      <w:r>
+        <w:rPr>
+          <w:rStyle w:val="Lbjegyzet-hivatkozs"/>
+        </w:rPr>
+        <w:footnoteReference w:id="4"/>
+      </w:r>
+      <w:r>
+        <w:t xml:space="preserve"> alapú http kliens, vagyis szoftver, ami HTTP-kérést küld egy szervernek, majd fogadja és feldolgozza a válaszokat. Ez a csomag esetünkben egy keresőben </w:t>
+      </w:r>
+      <w:r>
+        <w:t>fut,</w:t>
+      </w:r>
+      <w:r>
+        <w:t xml:space="preserve"> ami azt </w:t>
+      </w:r>
+      <w:r>
+        <w:t>jelenti,</w:t>
+      </w:r>
+      <w:r>
+        <w:t xml:space="preserve"> hogy </w:t>
+      </w:r>
+      <w:proofErr w:type="spellStart"/>
+      <w:r>
+        <w:t>XMLHttpRequest</w:t>
+      </w:r>
+      <w:proofErr w:type="spellEnd"/>
+      <w:r>
+        <w:t>-et használva kommunikál az API-val, hogy adatokat szolgáltasson vagy éppen azokat felvegye, mint például egy új felhasználó regisztrálásakor.</w:t>
+      </w:r>
+    </w:p>
+    <w:p>
+      <w:pPr>
+        <w:jc w:val="both"/>
+      </w:pPr>
+      <w:r>
+        <w:t xml:space="preserve">Emellett használunk olyan csomagokat is, amelyek alapvetően a </w:t>
+      </w:r>
+      <w:proofErr w:type="spellStart"/>
+      <w:r>
+        <w:t>React</w:t>
+      </w:r>
+      <w:proofErr w:type="spellEnd"/>
+      <w:r>
+        <w:t xml:space="preserve"> keretrendszer beépített elemi. Az egyik fontos ilyen csomag </w:t>
+      </w:r>
+      <w:proofErr w:type="spellStart"/>
+      <w:proofErr w:type="gramStart"/>
+      <w:r>
+        <w:t>React</w:t>
+      </w:r>
+      <w:proofErr w:type="spellEnd"/>
+      <w:r>
+        <w:t>-router-</w:t>
+      </w:r>
+      <w:proofErr w:type="spellStart"/>
+      <w:r>
+        <w:t>dom</w:t>
+      </w:r>
+      <w:proofErr w:type="spellEnd"/>
+      <w:proofErr w:type="gramEnd"/>
+      <w:r>
+        <w:t xml:space="preserve"> ami abban segít, hogy bizonyos elérési utakat definiáljon, irányítson és módosítson ezzel elérve a különböző nézeteket a weboldalunkon. A </w:t>
+      </w:r>
+      <w:proofErr w:type="spellStart"/>
+      <w:r>
+        <w:t>React</w:t>
+      </w:r>
+      <w:proofErr w:type="spellEnd"/>
+      <w:r>
+        <w:t xml:space="preserve"> a hagyományos HTML oldalakkal szemben egy virtuális DOM-ot használ így alapesetben csak egy nézet lehetséges ezt orvosolja ez a csomag az elérési utakkal.</w:t>
+      </w:r>
     </w:p>
     <w:p>
       <w:pPr>
@@ -7859,7 +8102,7 @@
         </w:rPr>
         <w:t xml:space="preserve">: </w:t>
       </w:r>
-      <w:hyperlink r:id="rId18" w:tgtFrame="_blank" w:history="1">
+      <w:hyperlink r:id="rId20" w:tgtFrame="_blank" w:history="1">
         <w:r>
           <w:rPr>
             <w:rStyle w:val="Hiperhivatkozs"/>
@@ -8748,9 +8991,9 @@
       </w:pPr>
     </w:p>
     <w:sectPr>
-      <w:footerReference w:type="default" r:id="rId19"/>
-      <w:headerReference w:type="first" r:id="rId20"/>
-      <w:footerReference w:type="first" r:id="rId21"/>
+      <w:footerReference w:type="default" r:id="rId21"/>
+      <w:headerReference w:type="first" r:id="rId22"/>
+      <w:footerReference w:type="first" r:id="rId23"/>
       <w:footnotePr>
         <w:numFmt w:val="chicago"/>
       </w:footnotePr>
@@ -8997,6 +9240,36 @@
       <w:proofErr w:type="spellEnd"/>
       <w:r>
         <w:t>: nézet magassága</w:t>
+      </w:r>
+    </w:p>
+  </w:footnote>
+  <w:footnote w:id="4">
+    <w:p>
+      <w:pPr>
+        <w:pStyle w:val="Lbjegyzetszveg"/>
+      </w:pPr>
+      <w:r>
+        <w:rPr>
+          <w:rStyle w:val="Lbjegyzet-hivatkozs"/>
+        </w:rPr>
+        <w:footnoteRef/>
+      </w:r>
+      <w:r>
+        <w:t xml:space="preserve"> </w:t>
+      </w:r>
+      <w:proofErr w:type="spellStart"/>
+      <w:r>
+        <w:t>Promise</w:t>
+      </w:r>
+      <w:proofErr w:type="spellEnd"/>
+      <w:r>
+        <w:t xml:space="preserve">: olyan </w:t>
+      </w:r>
+      <w:r>
+        <w:t>objektum,</w:t>
+      </w:r>
+      <w:r>
+        <w:t xml:space="preserve"> ami egy aszinkron művelet eredményét reprezentálja</w:t>
       </w:r>
     </w:p>
   </w:footnote>
@@ -16565,15 +16838,6 @@
 </file>
 
 <file path=customXml/item1.xml><?xml version="1.0" encoding="utf-8"?>
-<?mso-contentType ?>
-<FormTemplates xmlns="http://schemas.microsoft.com/sharepoint/v3/contenttype/forms">
-  <Display>DocumentLibraryForm</Display>
-  <Edit>DocumentLibraryForm</Edit>
-  <New>DocumentLibraryForm</New>
-</FormTemplates>
-</file>
-
-<file path=customXml/item2.xml><?xml version="1.0" encoding="utf-8"?>
 <ct:contentTypeSchema xmlns:ct="http://schemas.microsoft.com/office/2006/metadata/contentType" xmlns:ma="http://schemas.microsoft.com/office/2006/metadata/properties/metaAttributes" ct:_="" ma:_="" ma:contentTypeName="Dokumentum" ma:contentTypeID="0x010100D3B91EDF72E14E4CB455A7CDA503C0EE" ma:contentTypeVersion="13" ma:contentTypeDescription="Új dokumentum létrehozása." ma:contentTypeScope="" ma:versionID="b4280526ac685c11215013c77eeea0ab">
   <xsd:schema xmlns:xsd="http://www.w3.org/2001/XMLSchema" xmlns:xs="http://www.w3.org/2001/XMLSchema" xmlns:p="http://schemas.microsoft.com/office/2006/metadata/properties" xmlns:ns2="37c60eec-9cb3-400a-9334-3ebf97be2876" xmlns:ns3="7664362d-1707-476c-9a7a-9cf02496d35a" targetNamespace="http://schemas.microsoft.com/office/2006/metadata/properties" ma:root="true" ma:fieldsID="19d471ee8269f5e0eca01839194d6bbb" ns2:_="" ns3:_="">
     <xsd:import namespace="37c60eec-9cb3-400a-9334-3ebf97be2876"/>
@@ -16780,11 +17044,16 @@
 </ct:contentTypeSchema>
 </file>
 
-<file path=customXml/item3.xml><?xml version="1.0" encoding="utf-8"?>
-<b:Sources xmlns:b="http://schemas.openxmlformats.org/officeDocument/2006/bibliography" xmlns="http://schemas.openxmlformats.org/officeDocument/2006/bibliography" SelectedStyle="\APA.XSL" StyleName="APA"/>
+<file path=customXml/item2.xml><?xml version="1.0" encoding="utf-8"?>
+<?mso-contentType ?>
+<FormTemplates xmlns="http://schemas.microsoft.com/sharepoint/v3/contenttype/forms">
+  <Display>DocumentLibraryForm</Display>
+  <Edit>DocumentLibraryForm</Edit>
+  <New>DocumentLibraryForm</New>
+</FormTemplates>
 </file>
 
-<file path=customXml/item4.xml><?xml version="1.0" encoding="utf-8"?>
+<file path=customXml/item3.xml><?xml version="1.0" encoding="utf-8"?>
 <p:properties xmlns:p="http://schemas.microsoft.com/office/2006/metadata/properties" xmlns:xsi="http://www.w3.org/2001/XMLSchema-instance" xmlns:pc="http://schemas.microsoft.com/office/infopath/2007/PartnerControls">
   <documentManagement>
     <lcf76f155ced4ddcb4097134ff3c332f xmlns="37c60eec-9cb3-400a-9334-3ebf97be2876">
@@ -16795,15 +17064,11 @@
 </p:properties>
 </file>
 
-<file path=customXml/itemProps1.xml><?xml version="1.0" encoding="utf-8"?>
-<ds:datastoreItem xmlns:ds="http://schemas.openxmlformats.org/officeDocument/2006/customXml" ds:itemID="{49E9CE2F-4863-430F-A73B-CD3063AB172E}">
-  <ds:schemaRefs>
-    <ds:schemaRef ds:uri="http://schemas.microsoft.com/sharepoint/v3/contenttype/forms"/>
-  </ds:schemaRefs>
-</ds:datastoreItem>
+<file path=customXml/item4.xml><?xml version="1.0" encoding="utf-8"?>
+<b:Sources xmlns:b="http://schemas.openxmlformats.org/officeDocument/2006/bibliography" xmlns="http://schemas.openxmlformats.org/officeDocument/2006/bibliography" SelectedStyle="\APA.XSL" StyleName="APA"/>
 </file>
 
-<file path=customXml/itemProps2.xml><?xml version="1.0" encoding="utf-8"?>
+<file path=customXml/itemProps1.xml><?xml version="1.0" encoding="utf-8"?>
 <ds:datastoreItem xmlns:ds="http://schemas.openxmlformats.org/officeDocument/2006/customXml" ds:itemID="{0F6A0A84-3C61-4C91-A7A8-65F7DADC2505}">
   <ds:schemaRefs>
     <ds:schemaRef ds:uri="http://schemas.microsoft.com/office/2006/metadata/contentType"/>
@@ -16822,15 +17087,15 @@
 </ds:datastoreItem>
 </file>
 
-<file path=customXml/itemProps3.xml><?xml version="1.0" encoding="utf-8"?>
-<ds:datastoreItem xmlns:ds="http://schemas.openxmlformats.org/officeDocument/2006/customXml" ds:itemID="{5B5DE3F8-EE46-4086-9AE9-D8D7D2F3DF66}">
+<file path=customXml/itemProps2.xml><?xml version="1.0" encoding="utf-8"?>
+<ds:datastoreItem xmlns:ds="http://schemas.openxmlformats.org/officeDocument/2006/customXml" ds:itemID="{49E9CE2F-4863-430F-A73B-CD3063AB172E}">
   <ds:schemaRefs>
-    <ds:schemaRef ds:uri="http://schemas.openxmlformats.org/officeDocument/2006/bibliography"/>
+    <ds:schemaRef ds:uri="http://schemas.microsoft.com/sharepoint/v3/contenttype/forms"/>
   </ds:schemaRefs>
 </ds:datastoreItem>
 </file>
 
-<file path=customXml/itemProps4.xml><?xml version="1.0" encoding="utf-8"?>
+<file path=customXml/itemProps3.xml><?xml version="1.0" encoding="utf-8"?>
 <ds:datastoreItem xmlns:ds="http://schemas.openxmlformats.org/officeDocument/2006/customXml" ds:itemID="{4683CF39-CBC1-469A-88EA-F31417A0D119}">
   <ds:schemaRefs>
     <ds:schemaRef ds:uri="http://schemas.microsoft.com/office/2006/metadata/properties"/>
@@ -16839,4 +17104,12 @@
     <ds:schemaRef ds:uri="7664362d-1707-476c-9a7a-9cf02496d35a"/>
   </ds:schemaRefs>
 </ds:datastoreItem>
+</file>
+
+<file path=customXml/itemProps4.xml><?xml version="1.0" encoding="utf-8"?>
+<ds:datastoreItem xmlns:ds="http://schemas.openxmlformats.org/officeDocument/2006/customXml" ds:itemID="{5B5DE3F8-EE46-4086-9AE9-D8D7D2F3DF66}">
+  <ds:schemaRefs>
+    <ds:schemaRef ds:uri="http://schemas.openxmlformats.org/officeDocument/2006/bibliography"/>
+  </ds:schemaRefs>
+</ds:datastoreItem>
 </file>
--- a/Dokumentacio/Vizsgaremek_elvaras_minta.docx
+++ b/Dokumentacio/Vizsgaremek_elvaras_minta.docx
@@ -225,21 +225,12 @@
           <w:szCs w:val="24"/>
         </w:rPr>
       </w:pPr>
-      <w:proofErr w:type="spellStart"/>
       <w:r>
         <w:rPr>
           <w:rFonts w:ascii="Times New Roman CE" w:hAnsi="Times New Roman CE" w:cs="Times New Roman"/>
           <w:szCs w:val="24"/>
         </w:rPr>
-        <w:t>Czibók</w:t>
-      </w:r>
-      <w:proofErr w:type="spellEnd"/>
-      <w:r>
-        <w:rPr>
-          <w:rFonts w:ascii="Times New Roman CE" w:hAnsi="Times New Roman CE" w:cs="Times New Roman"/>
-          <w:szCs w:val="24"/>
-        </w:rPr>
-        <w:t xml:space="preserve"> Bence</w:t>
+        <w:t>Czibók Bence</w:t>
       </w:r>
     </w:p>
     <w:p>
@@ -382,7 +373,7 @@
             </w:rPr>
             <w:fldChar w:fldCharType="separate"/>
           </w:r>
-          <w:hyperlink w:anchor="_Toc226634544" w:history="1">
+          <w:hyperlink w:anchor="_Toc226717403" w:history="1">
             <w:r>
               <w:rPr>
                 <w:rStyle w:val="Hiperhivatkozs"/>
@@ -428,7 +419,7 @@
                 <w:noProof/>
                 <w:webHidden/>
               </w:rPr>
-              <w:instrText xml:space="preserve"> PAGEREF _Toc226634544 \h </w:instrText>
+              <w:instrText xml:space="preserve"> PAGEREF _Toc226717403 \h </w:instrText>
             </w:r>
             <w:r>
               <w:rPr>
@@ -470,7 +461,7 @@
               <w14:ligatures w14:val="standardContextual"/>
             </w:rPr>
           </w:pPr>
-          <w:hyperlink w:anchor="_Toc226634545" w:history="1">
+          <w:hyperlink w:anchor="_Toc226717404" w:history="1">
             <w:r>
               <w:rPr>
                 <w:rStyle w:val="Hiperhivatkozs"/>
@@ -516,7 +507,7 @@
                 <w:noProof/>
                 <w:webHidden/>
               </w:rPr>
-              <w:instrText xml:space="preserve"> PAGEREF _Toc226634545 \h </w:instrText>
+              <w:instrText xml:space="preserve"> PAGEREF _Toc226717404 \h </w:instrText>
             </w:r>
             <w:r>
               <w:rPr>
@@ -558,7 +549,7 @@
               <w14:ligatures w14:val="standardContextual"/>
             </w:rPr>
           </w:pPr>
-          <w:hyperlink w:anchor="_Toc226634546" w:history="1">
+          <w:hyperlink w:anchor="_Toc226717405" w:history="1">
             <w:r>
               <w:rPr>
                 <w:rStyle w:val="Hiperhivatkozs"/>
@@ -604,7 +595,7 @@
                 <w:noProof/>
                 <w:webHidden/>
               </w:rPr>
-              <w:instrText xml:space="preserve"> PAGEREF _Toc226634546 \h </w:instrText>
+              <w:instrText xml:space="preserve"> PAGEREF _Toc226717405 \h </w:instrText>
             </w:r>
             <w:r>
               <w:rPr>
@@ -646,7 +637,7 @@
               <w14:ligatures w14:val="standardContextual"/>
             </w:rPr>
           </w:pPr>
-          <w:hyperlink w:anchor="_Toc226634547" w:history="1">
+          <w:hyperlink w:anchor="_Toc226717406" w:history="1">
             <w:r>
               <w:rPr>
                 <w:rStyle w:val="Hiperhivatkozs"/>
@@ -692,7 +683,7 @@
                 <w:noProof/>
                 <w:webHidden/>
               </w:rPr>
-              <w:instrText xml:space="preserve"> PAGEREF _Toc226634547 \h </w:instrText>
+              <w:instrText xml:space="preserve"> PAGEREF _Toc226717406 \h </w:instrText>
             </w:r>
             <w:r>
               <w:rPr>
@@ -734,7 +725,7 @@
               <w14:ligatures w14:val="standardContextual"/>
             </w:rPr>
           </w:pPr>
-          <w:hyperlink w:anchor="_Toc226634548" w:history="1">
+          <w:hyperlink w:anchor="_Toc226717407" w:history="1">
             <w:r>
               <w:rPr>
                 <w:rStyle w:val="Hiperhivatkozs"/>
@@ -780,7 +771,7 @@
                 <w:noProof/>
                 <w:webHidden/>
               </w:rPr>
-              <w:instrText xml:space="preserve"> PAGEREF _Toc226634548 \h </w:instrText>
+              <w:instrText xml:space="preserve"> PAGEREF _Toc226717407 \h </w:instrText>
             </w:r>
             <w:r>
               <w:rPr>
@@ -826,7 +817,7 @@
               <w14:ligatures w14:val="standardContextual"/>
             </w:rPr>
           </w:pPr>
-          <w:hyperlink w:anchor="_Toc226634549" w:history="1">
+          <w:hyperlink w:anchor="_Toc226717408" w:history="1">
             <w:r>
               <w:rPr>
                 <w:rStyle w:val="Hiperhivatkozs"/>
@@ -872,7 +863,7 @@
                 <w:noProof/>
                 <w:webHidden/>
               </w:rPr>
-              <w:instrText xml:space="preserve"> PAGEREF _Toc226634549 \h </w:instrText>
+              <w:instrText xml:space="preserve"> PAGEREF _Toc226717408 \h </w:instrText>
             </w:r>
             <w:r>
               <w:rPr>
@@ -914,7 +905,7 @@
               <w14:ligatures w14:val="standardContextual"/>
             </w:rPr>
           </w:pPr>
-          <w:hyperlink w:anchor="_Toc226634550" w:history="1">
+          <w:hyperlink w:anchor="_Toc226717409" w:history="1">
             <w:r>
               <w:rPr>
                 <w:rStyle w:val="Hiperhivatkozs"/>
@@ -960,7 +951,7 @@
                 <w:noProof/>
                 <w:webHidden/>
               </w:rPr>
-              <w:instrText xml:space="preserve"> PAGEREF _Toc226634550 \h </w:instrText>
+              <w:instrText xml:space="preserve"> PAGEREF _Toc226717409 \h </w:instrText>
             </w:r>
             <w:r>
               <w:rPr>
@@ -1002,7 +993,7 @@
               <w14:ligatures w14:val="standardContextual"/>
             </w:rPr>
           </w:pPr>
-          <w:hyperlink w:anchor="_Toc226634551" w:history="1">
+          <w:hyperlink w:anchor="_Toc226717410" w:history="1">
             <w:r>
               <w:rPr>
                 <w:rStyle w:val="Hiperhivatkozs"/>
@@ -1048,183 +1039,7 @@
                 <w:noProof/>
                 <w:webHidden/>
               </w:rPr>
-              <w:instrText xml:space="preserve"> PAGEREF _Toc226634551 \h </w:instrText>
-            </w:r>
-            <w:r>
-              <w:rPr>
-                <w:noProof/>
-                <w:webHidden/>
-              </w:rPr>
-            </w:r>
-            <w:r>
-              <w:rPr>
-                <w:noProof/>
-                <w:webHidden/>
-              </w:rPr>
-              <w:fldChar w:fldCharType="separate"/>
-            </w:r>
-            <w:r>
-              <w:rPr>
-                <w:noProof/>
-                <w:webHidden/>
-              </w:rPr>
-              <w:t>2</w:t>
-            </w:r>
-            <w:r>
-              <w:rPr>
-                <w:noProof/>
-                <w:webHidden/>
-              </w:rPr>
-              <w:fldChar w:fldCharType="end"/>
-            </w:r>
-          </w:hyperlink>
-        </w:p>
-        <w:p>
-          <w:pPr>
-            <w:pStyle w:val="TJ2"/>
-            <w:rPr>
-              <w:noProof/>
-              <w:kern w:val="2"/>
-              <w:sz w:val="24"/>
-              <w:szCs w:val="24"/>
-              <w14:ligatures w14:val="standardContextual"/>
-            </w:rPr>
-          </w:pPr>
-          <w:hyperlink w:anchor="_Toc226634552" w:history="1">
-            <w:r>
-              <w:rPr>
-                <w:rStyle w:val="Hiperhivatkozs"/>
-                <w:rFonts w:ascii="Times New Roman CE" w:hAnsi="Times New Roman CE" w:cs="Times New Roman"/>
-                <w:noProof/>
-              </w:rPr>
-              <w:t>2.3</w:t>
-            </w:r>
-            <w:r>
-              <w:rPr>
-                <w:noProof/>
-                <w:kern w:val="2"/>
-                <w:sz w:val="24"/>
-                <w:szCs w:val="24"/>
-                <w14:ligatures w14:val="standardContextual"/>
-              </w:rPr>
-              <w:tab/>
-            </w:r>
-            <w:r>
-              <w:rPr>
-                <w:rStyle w:val="Hiperhivatkozs"/>
-                <w:rFonts w:ascii="Times New Roman CE" w:hAnsi="Times New Roman CE" w:cs="Times New Roman"/>
-                <w:noProof/>
-              </w:rPr>
-              <w:t>Felhasználói felület vázlatai (wireframe)</w:t>
-            </w:r>
-            <w:r>
-              <w:rPr>
-                <w:noProof/>
-                <w:webHidden/>
-              </w:rPr>
-              <w:tab/>
-            </w:r>
-            <w:r>
-              <w:rPr>
-                <w:noProof/>
-                <w:webHidden/>
-              </w:rPr>
-              <w:fldChar w:fldCharType="begin"/>
-            </w:r>
-            <w:r>
-              <w:rPr>
-                <w:noProof/>
-                <w:webHidden/>
-              </w:rPr>
-              <w:instrText xml:space="preserve"> PAGEREF _Toc226634552 \h </w:instrText>
-            </w:r>
-            <w:r>
-              <w:rPr>
-                <w:noProof/>
-                <w:webHidden/>
-              </w:rPr>
-            </w:r>
-            <w:r>
-              <w:rPr>
-                <w:noProof/>
-                <w:webHidden/>
-              </w:rPr>
-              <w:fldChar w:fldCharType="separate"/>
-            </w:r>
-            <w:r>
-              <w:rPr>
-                <w:noProof/>
-                <w:webHidden/>
-              </w:rPr>
-              <w:t>2</w:t>
-            </w:r>
-            <w:r>
-              <w:rPr>
-                <w:noProof/>
-                <w:webHidden/>
-              </w:rPr>
-              <w:fldChar w:fldCharType="end"/>
-            </w:r>
-          </w:hyperlink>
-        </w:p>
-        <w:p>
-          <w:pPr>
-            <w:pStyle w:val="TJ2"/>
-            <w:rPr>
-              <w:noProof/>
-              <w:kern w:val="2"/>
-              <w:sz w:val="24"/>
-              <w:szCs w:val="24"/>
-              <w14:ligatures w14:val="standardContextual"/>
-            </w:rPr>
-          </w:pPr>
-          <w:hyperlink w:anchor="_Toc226634553" w:history="1">
-            <w:r>
-              <w:rPr>
-                <w:rStyle w:val="Hiperhivatkozs"/>
-                <w:rFonts w:ascii="Times New Roman CE" w:hAnsi="Times New Roman CE" w:cs="Times New Roman"/>
-                <w:noProof/>
-              </w:rPr>
-              <w:t>2.4</w:t>
-            </w:r>
-            <w:r>
-              <w:rPr>
-                <w:noProof/>
-                <w:kern w:val="2"/>
-                <w:sz w:val="24"/>
-                <w:szCs w:val="24"/>
-                <w14:ligatures w14:val="standardContextual"/>
-              </w:rPr>
-              <w:tab/>
-            </w:r>
-            <w:r>
-              <w:rPr>
-                <w:rStyle w:val="Hiperhivatkozs"/>
-                <w:rFonts w:ascii="Times New Roman CE" w:hAnsi="Times New Roman CE" w:cs="Times New Roman"/>
-                <w:noProof/>
-              </w:rPr>
-              <w:t>Adatbázisterv</w:t>
-            </w:r>
-            <w:r>
-              <w:rPr>
-                <w:noProof/>
-                <w:webHidden/>
-              </w:rPr>
-              <w:tab/>
-            </w:r>
-            <w:r>
-              <w:rPr>
-                <w:noProof/>
-                <w:webHidden/>
-              </w:rPr>
-              <w:fldChar w:fldCharType="begin"/>
-            </w:r>
-            <w:r>
-              <w:rPr>
-                <w:noProof/>
-                <w:webHidden/>
-              </w:rPr>
-              <w:instrText xml:space="preserve"> PAGEREF _Toc226634553 \h </w:instrText>
+              <w:instrText xml:space="preserve"> PAGEREF _Toc226717410 \h </w:instrText>
             </w:r>
             <w:r>
               <w:rPr>
@@ -1270,14 +1085,13 @@
               <w14:ligatures w14:val="standardContextual"/>
             </w:rPr>
           </w:pPr>
-          <w:hyperlink w:anchor="_Toc226634554" w:history="1">
+          <w:hyperlink w:anchor="_Toc226717411" w:history="1">
             <w:r>
               <w:rPr>
                 <w:rStyle w:val="Hiperhivatkozs"/>
-                <w:rFonts w:ascii="Times New Roman CE" w:hAnsi="Times New Roman CE" w:cs="Times New Roman"/>
-                <w:noProof/>
-              </w:rPr>
-              <w:t>2.4.1</w:t>
+                <w:noProof/>
+              </w:rPr>
+              <w:t>2.2.1</w:t>
             </w:r>
             <w:r>
               <w:rPr>
@@ -1292,10 +1106,9 @@
             <w:r>
               <w:rPr>
                 <w:rStyle w:val="Hiperhivatkozs"/>
-                <w:rFonts w:ascii="Times New Roman CE" w:hAnsi="Times New Roman CE" w:cs="Times New Roman"/>
-                <w:noProof/>
-              </w:rPr>
-              <w:t>Entitások, kapcsolatok</w:t>
+                <w:noProof/>
+              </w:rPr>
+              <w:t>Regisztráció és bejelentkezés</w:t>
             </w:r>
             <w:r>
               <w:rPr>
@@ -1316,7 +1129,7 @@
                 <w:noProof/>
                 <w:webHidden/>
               </w:rPr>
-              <w:instrText xml:space="preserve"> PAGEREF _Toc226634554 \h </w:instrText>
+              <w:instrText xml:space="preserve"> PAGEREF _Toc226717411 \h </w:instrText>
             </w:r>
             <w:r>
               <w:rPr>
@@ -1362,14 +1175,13 @@
               <w14:ligatures w14:val="standardContextual"/>
             </w:rPr>
           </w:pPr>
-          <w:hyperlink w:anchor="_Toc226634555" w:history="1">
+          <w:hyperlink w:anchor="_Toc226717412" w:history="1">
             <w:r>
               <w:rPr>
                 <w:rStyle w:val="Hiperhivatkozs"/>
-                <w:rFonts w:ascii="Times New Roman CE" w:hAnsi="Times New Roman CE" w:cs="Times New Roman"/>
-                <w:noProof/>
-              </w:rPr>
-              <w:t>2.4.2</w:t>
+                <w:noProof/>
+              </w:rPr>
+              <w:t>2.2.2</w:t>
             </w:r>
             <w:r>
               <w:rPr>
@@ -1384,10 +1196,9 @@
             <w:r>
               <w:rPr>
                 <w:rStyle w:val="Hiperhivatkozs"/>
-                <w:rFonts w:ascii="Times New Roman CE" w:hAnsi="Times New Roman CE" w:cs="Times New Roman"/>
-                <w:noProof/>
-              </w:rPr>
-              <w:t>Adattípusok, kulcsok, kapcsolat-táblák, validációk</w:t>
+                <w:noProof/>
+              </w:rPr>
+              <w:t>Hangszer feltöltése</w:t>
             </w:r>
             <w:r>
               <w:rPr>
@@ -1408,7 +1219,7 @@
                 <w:noProof/>
                 <w:webHidden/>
               </w:rPr>
-              <w:instrText xml:space="preserve"> PAGEREF _Toc226634555 \h </w:instrText>
+              <w:instrText xml:space="preserve"> PAGEREF _Toc226717412 \h </w:instrText>
             </w:r>
             <w:r>
               <w:rPr>
@@ -1454,14 +1265,13 @@
               <w14:ligatures w14:val="standardContextual"/>
             </w:rPr>
           </w:pPr>
-          <w:hyperlink w:anchor="_Toc226634556" w:history="1">
+          <w:hyperlink w:anchor="_Toc226717413" w:history="1">
             <w:r>
               <w:rPr>
                 <w:rStyle w:val="Hiperhivatkozs"/>
-                <w:rFonts w:ascii="Times New Roman CE" w:hAnsi="Times New Roman CE" w:cs="Times New Roman"/>
-                <w:noProof/>
-              </w:rPr>
-              <w:t>2.4.3</w:t>
+                <w:noProof/>
+              </w:rPr>
+              <w:t>2.2.3</w:t>
             </w:r>
             <w:r>
               <w:rPr>
@@ -1476,10 +1286,9 @@
             <w:r>
               <w:rPr>
                 <w:rStyle w:val="Hiperhivatkozs"/>
-                <w:rFonts w:ascii="Times New Roman CE" w:hAnsi="Times New Roman CE" w:cs="Times New Roman"/>
-                <w:noProof/>
-              </w:rPr>
-              <w:t>ER-diagram</w:t>
+                <w:noProof/>
+              </w:rPr>
+              <w:t>E-mail küldés</w:t>
             </w:r>
             <w:r>
               <w:rPr>
@@ -1500,7 +1309,7 @@
                 <w:noProof/>
                 <w:webHidden/>
               </w:rPr>
-              <w:instrText xml:space="preserve"> PAGEREF _Toc226634556 \h </w:instrText>
+              <w:instrText xml:space="preserve"> PAGEREF _Toc226717413 \h </w:instrText>
             </w:r>
             <w:r>
               <w:rPr>
@@ -1520,7 +1329,183 @@
                 <w:noProof/>
                 <w:webHidden/>
               </w:rPr>
-              <w:t>2</w:t>
+              <w:t>3</w:t>
+            </w:r>
+            <w:r>
+              <w:rPr>
+                <w:noProof/>
+                <w:webHidden/>
+              </w:rPr>
+              <w:fldChar w:fldCharType="end"/>
+            </w:r>
+          </w:hyperlink>
+        </w:p>
+        <w:p>
+          <w:pPr>
+            <w:pStyle w:val="TJ2"/>
+            <w:rPr>
+              <w:noProof/>
+              <w:kern w:val="2"/>
+              <w:sz w:val="24"/>
+              <w:szCs w:val="24"/>
+              <w14:ligatures w14:val="standardContextual"/>
+            </w:rPr>
+          </w:pPr>
+          <w:hyperlink w:anchor="_Toc226717414" w:history="1">
+            <w:r>
+              <w:rPr>
+                <w:rStyle w:val="Hiperhivatkozs"/>
+                <w:rFonts w:ascii="Times New Roman CE" w:hAnsi="Times New Roman CE" w:cs="Times New Roman"/>
+                <w:noProof/>
+              </w:rPr>
+              <w:t>2.3</w:t>
+            </w:r>
+            <w:r>
+              <w:rPr>
+                <w:noProof/>
+                <w:kern w:val="2"/>
+                <w:sz w:val="24"/>
+                <w:szCs w:val="24"/>
+                <w14:ligatures w14:val="standardContextual"/>
+              </w:rPr>
+              <w:tab/>
+            </w:r>
+            <w:r>
+              <w:rPr>
+                <w:rStyle w:val="Hiperhivatkozs"/>
+                <w:rFonts w:ascii="Times New Roman CE" w:hAnsi="Times New Roman CE" w:cs="Times New Roman"/>
+                <w:noProof/>
+              </w:rPr>
+              <w:t>Felhasználói felület vázlatai (wireframe)</w:t>
+            </w:r>
+            <w:r>
+              <w:rPr>
+                <w:noProof/>
+                <w:webHidden/>
+              </w:rPr>
+              <w:tab/>
+            </w:r>
+            <w:r>
+              <w:rPr>
+                <w:noProof/>
+                <w:webHidden/>
+              </w:rPr>
+              <w:fldChar w:fldCharType="begin"/>
+            </w:r>
+            <w:r>
+              <w:rPr>
+                <w:noProof/>
+                <w:webHidden/>
+              </w:rPr>
+              <w:instrText xml:space="preserve"> PAGEREF _Toc226717414 \h </w:instrText>
+            </w:r>
+            <w:r>
+              <w:rPr>
+                <w:noProof/>
+                <w:webHidden/>
+              </w:rPr>
+            </w:r>
+            <w:r>
+              <w:rPr>
+                <w:noProof/>
+                <w:webHidden/>
+              </w:rPr>
+              <w:fldChar w:fldCharType="separate"/>
+            </w:r>
+            <w:r>
+              <w:rPr>
+                <w:noProof/>
+                <w:webHidden/>
+              </w:rPr>
+              <w:t>3</w:t>
+            </w:r>
+            <w:r>
+              <w:rPr>
+                <w:noProof/>
+                <w:webHidden/>
+              </w:rPr>
+              <w:fldChar w:fldCharType="end"/>
+            </w:r>
+          </w:hyperlink>
+        </w:p>
+        <w:p>
+          <w:pPr>
+            <w:pStyle w:val="TJ2"/>
+            <w:rPr>
+              <w:noProof/>
+              <w:kern w:val="2"/>
+              <w:sz w:val="24"/>
+              <w:szCs w:val="24"/>
+              <w14:ligatures w14:val="standardContextual"/>
+            </w:rPr>
+          </w:pPr>
+          <w:hyperlink w:anchor="_Toc226717415" w:history="1">
+            <w:r>
+              <w:rPr>
+                <w:rStyle w:val="Hiperhivatkozs"/>
+                <w:rFonts w:ascii="Times New Roman CE" w:hAnsi="Times New Roman CE" w:cs="Times New Roman"/>
+                <w:noProof/>
+              </w:rPr>
+              <w:t>2.4</w:t>
+            </w:r>
+            <w:r>
+              <w:rPr>
+                <w:noProof/>
+                <w:kern w:val="2"/>
+                <w:sz w:val="24"/>
+                <w:szCs w:val="24"/>
+                <w14:ligatures w14:val="standardContextual"/>
+              </w:rPr>
+              <w:tab/>
+            </w:r>
+            <w:r>
+              <w:rPr>
+                <w:rStyle w:val="Hiperhivatkozs"/>
+                <w:rFonts w:ascii="Times New Roman CE" w:hAnsi="Times New Roman CE" w:cs="Times New Roman"/>
+                <w:noProof/>
+              </w:rPr>
+              <w:t>Adatbázisterv</w:t>
+            </w:r>
+            <w:r>
+              <w:rPr>
+                <w:noProof/>
+                <w:webHidden/>
+              </w:rPr>
+              <w:tab/>
+            </w:r>
+            <w:r>
+              <w:rPr>
+                <w:noProof/>
+                <w:webHidden/>
+              </w:rPr>
+              <w:fldChar w:fldCharType="begin"/>
+            </w:r>
+            <w:r>
+              <w:rPr>
+                <w:noProof/>
+                <w:webHidden/>
+              </w:rPr>
+              <w:instrText xml:space="preserve"> PAGEREF _Toc226717415 \h </w:instrText>
+            </w:r>
+            <w:r>
+              <w:rPr>
+                <w:noProof/>
+                <w:webHidden/>
+              </w:rPr>
+            </w:r>
+            <w:r>
+              <w:rPr>
+                <w:noProof/>
+                <w:webHidden/>
+              </w:rPr>
+              <w:fldChar w:fldCharType="separate"/>
+            </w:r>
+            <w:r>
+              <w:rPr>
+                <w:noProof/>
+                <w:webHidden/>
+              </w:rPr>
+              <w:t>3</w:t>
             </w:r>
             <w:r>
               <w:rPr>
@@ -1546,14 +1531,14 @@
               <w14:ligatures w14:val="standardContextual"/>
             </w:rPr>
           </w:pPr>
-          <w:hyperlink w:anchor="_Toc226634557" w:history="1">
+          <w:hyperlink w:anchor="_Toc226717416" w:history="1">
             <w:r>
               <w:rPr>
                 <w:rStyle w:val="Hiperhivatkozs"/>
                 <w:rFonts w:ascii="Times New Roman CE" w:hAnsi="Times New Roman CE" w:cs="Times New Roman"/>
                 <w:noProof/>
               </w:rPr>
-              <w:t>2.4.4</w:t>
+              <w:t>2.4.1</w:t>
             </w:r>
             <w:r>
               <w:rPr>
@@ -1571,6 +1556,282 @@
                 <w:rFonts w:ascii="Times New Roman CE" w:hAnsi="Times New Roman CE" w:cs="Times New Roman"/>
                 <w:noProof/>
               </w:rPr>
+              <w:t>Entitások, kapcsolatok</w:t>
+            </w:r>
+            <w:r>
+              <w:rPr>
+                <w:noProof/>
+                <w:webHidden/>
+              </w:rPr>
+              <w:tab/>
+            </w:r>
+            <w:r>
+              <w:rPr>
+                <w:noProof/>
+                <w:webHidden/>
+              </w:rPr>
+              <w:fldChar w:fldCharType="begin"/>
+            </w:r>
+            <w:r>
+              <w:rPr>
+                <w:noProof/>
+                <w:webHidden/>
+              </w:rPr>
+              <w:instrText xml:space="preserve"> PAGEREF _Toc226717416 \h </w:instrText>
+            </w:r>
+            <w:r>
+              <w:rPr>
+                <w:noProof/>
+                <w:webHidden/>
+              </w:rPr>
+            </w:r>
+            <w:r>
+              <w:rPr>
+                <w:noProof/>
+                <w:webHidden/>
+              </w:rPr>
+              <w:fldChar w:fldCharType="separate"/>
+            </w:r>
+            <w:r>
+              <w:rPr>
+                <w:noProof/>
+                <w:webHidden/>
+              </w:rPr>
+              <w:t>3</w:t>
+            </w:r>
+            <w:r>
+              <w:rPr>
+                <w:noProof/>
+                <w:webHidden/>
+              </w:rPr>
+              <w:fldChar w:fldCharType="end"/>
+            </w:r>
+          </w:hyperlink>
+        </w:p>
+        <w:p>
+          <w:pPr>
+            <w:pStyle w:val="TJ3"/>
+            <w:tabs>
+              <w:tab w:val="left" w:pos="1680"/>
+              <w:tab w:val="right" w:leader="dot" w:pos="8776"/>
+            </w:tabs>
+            <w:rPr>
+              <w:noProof/>
+              <w:kern w:val="2"/>
+              <w:sz w:val="24"/>
+              <w:szCs w:val="24"/>
+              <w14:ligatures w14:val="standardContextual"/>
+            </w:rPr>
+          </w:pPr>
+          <w:hyperlink w:anchor="_Toc226717417" w:history="1">
+            <w:r>
+              <w:rPr>
+                <w:rStyle w:val="Hiperhivatkozs"/>
+                <w:rFonts w:ascii="Times New Roman CE" w:hAnsi="Times New Roman CE" w:cs="Times New Roman"/>
+                <w:noProof/>
+              </w:rPr>
+              <w:t>2.4.2</w:t>
+            </w:r>
+            <w:r>
+              <w:rPr>
+                <w:noProof/>
+                <w:kern w:val="2"/>
+                <w:sz w:val="24"/>
+                <w:szCs w:val="24"/>
+                <w14:ligatures w14:val="standardContextual"/>
+              </w:rPr>
+              <w:tab/>
+            </w:r>
+            <w:r>
+              <w:rPr>
+                <w:rStyle w:val="Hiperhivatkozs"/>
+                <w:rFonts w:ascii="Times New Roman CE" w:hAnsi="Times New Roman CE" w:cs="Times New Roman"/>
+                <w:noProof/>
+              </w:rPr>
+              <w:t>Adattípusok, kulcsok, kapcsolat-táblák, validációk</w:t>
+            </w:r>
+            <w:r>
+              <w:rPr>
+                <w:noProof/>
+                <w:webHidden/>
+              </w:rPr>
+              <w:tab/>
+            </w:r>
+            <w:r>
+              <w:rPr>
+                <w:noProof/>
+                <w:webHidden/>
+              </w:rPr>
+              <w:fldChar w:fldCharType="begin"/>
+            </w:r>
+            <w:r>
+              <w:rPr>
+                <w:noProof/>
+                <w:webHidden/>
+              </w:rPr>
+              <w:instrText xml:space="preserve"> PAGEREF _Toc226717417 \h </w:instrText>
+            </w:r>
+            <w:r>
+              <w:rPr>
+                <w:noProof/>
+                <w:webHidden/>
+              </w:rPr>
+            </w:r>
+            <w:r>
+              <w:rPr>
+                <w:noProof/>
+                <w:webHidden/>
+              </w:rPr>
+              <w:fldChar w:fldCharType="separate"/>
+            </w:r>
+            <w:r>
+              <w:rPr>
+                <w:noProof/>
+                <w:webHidden/>
+              </w:rPr>
+              <w:t>3</w:t>
+            </w:r>
+            <w:r>
+              <w:rPr>
+                <w:noProof/>
+                <w:webHidden/>
+              </w:rPr>
+              <w:fldChar w:fldCharType="end"/>
+            </w:r>
+          </w:hyperlink>
+        </w:p>
+        <w:p>
+          <w:pPr>
+            <w:pStyle w:val="TJ3"/>
+            <w:tabs>
+              <w:tab w:val="left" w:pos="1680"/>
+              <w:tab w:val="right" w:leader="dot" w:pos="8776"/>
+            </w:tabs>
+            <w:rPr>
+              <w:noProof/>
+              <w:kern w:val="2"/>
+              <w:sz w:val="24"/>
+              <w:szCs w:val="24"/>
+              <w14:ligatures w14:val="standardContextual"/>
+            </w:rPr>
+          </w:pPr>
+          <w:hyperlink w:anchor="_Toc226717418" w:history="1">
+            <w:r>
+              <w:rPr>
+                <w:rStyle w:val="Hiperhivatkozs"/>
+                <w:rFonts w:ascii="Times New Roman CE" w:hAnsi="Times New Roman CE" w:cs="Times New Roman"/>
+                <w:noProof/>
+              </w:rPr>
+              <w:t>2.4.3</w:t>
+            </w:r>
+            <w:r>
+              <w:rPr>
+                <w:noProof/>
+                <w:kern w:val="2"/>
+                <w:sz w:val="24"/>
+                <w:szCs w:val="24"/>
+                <w14:ligatures w14:val="standardContextual"/>
+              </w:rPr>
+              <w:tab/>
+            </w:r>
+            <w:r>
+              <w:rPr>
+                <w:rStyle w:val="Hiperhivatkozs"/>
+                <w:rFonts w:ascii="Times New Roman CE" w:hAnsi="Times New Roman CE" w:cs="Times New Roman"/>
+                <w:noProof/>
+              </w:rPr>
+              <w:t>ER-diagram</w:t>
+            </w:r>
+            <w:r>
+              <w:rPr>
+                <w:noProof/>
+                <w:webHidden/>
+              </w:rPr>
+              <w:tab/>
+            </w:r>
+            <w:r>
+              <w:rPr>
+                <w:noProof/>
+                <w:webHidden/>
+              </w:rPr>
+              <w:fldChar w:fldCharType="begin"/>
+            </w:r>
+            <w:r>
+              <w:rPr>
+                <w:noProof/>
+                <w:webHidden/>
+              </w:rPr>
+              <w:instrText xml:space="preserve"> PAGEREF _Toc226717418 \h </w:instrText>
+            </w:r>
+            <w:r>
+              <w:rPr>
+                <w:noProof/>
+                <w:webHidden/>
+              </w:rPr>
+            </w:r>
+            <w:r>
+              <w:rPr>
+                <w:noProof/>
+                <w:webHidden/>
+              </w:rPr>
+              <w:fldChar w:fldCharType="separate"/>
+            </w:r>
+            <w:r>
+              <w:rPr>
+                <w:noProof/>
+                <w:webHidden/>
+              </w:rPr>
+              <w:t>3</w:t>
+            </w:r>
+            <w:r>
+              <w:rPr>
+                <w:noProof/>
+                <w:webHidden/>
+              </w:rPr>
+              <w:fldChar w:fldCharType="end"/>
+            </w:r>
+          </w:hyperlink>
+        </w:p>
+        <w:p>
+          <w:pPr>
+            <w:pStyle w:val="TJ3"/>
+            <w:tabs>
+              <w:tab w:val="left" w:pos="1680"/>
+              <w:tab w:val="right" w:leader="dot" w:pos="8776"/>
+            </w:tabs>
+            <w:rPr>
+              <w:noProof/>
+              <w:kern w:val="2"/>
+              <w:sz w:val="24"/>
+              <w:szCs w:val="24"/>
+              <w14:ligatures w14:val="standardContextual"/>
+            </w:rPr>
+          </w:pPr>
+          <w:hyperlink w:anchor="_Toc226717419" w:history="1">
+            <w:r>
+              <w:rPr>
+                <w:rStyle w:val="Hiperhivatkozs"/>
+                <w:rFonts w:ascii="Times New Roman CE" w:hAnsi="Times New Roman CE" w:cs="Times New Roman"/>
+                <w:noProof/>
+              </w:rPr>
+              <w:t>2.4.4</w:t>
+            </w:r>
+            <w:r>
+              <w:rPr>
+                <w:noProof/>
+                <w:kern w:val="2"/>
+                <w:sz w:val="24"/>
+                <w:szCs w:val="24"/>
+                <w14:ligatures w14:val="standardContextual"/>
+              </w:rPr>
+              <w:tab/>
+            </w:r>
+            <w:r>
+              <w:rPr>
+                <w:rStyle w:val="Hiperhivatkozs"/>
+                <w:rFonts w:ascii="Times New Roman CE" w:hAnsi="Times New Roman CE" w:cs="Times New Roman"/>
+                <w:noProof/>
+              </w:rPr>
               <w:t>Relációs adatmodell</w:t>
             </w:r>
             <w:r>
@@ -1592,7 +1853,7 @@
                 <w:noProof/>
                 <w:webHidden/>
               </w:rPr>
-              <w:instrText xml:space="preserve"> PAGEREF _Toc226634557 \h </w:instrText>
+              <w:instrText xml:space="preserve"> PAGEREF _Toc226717419 \h </w:instrText>
             </w:r>
             <w:r>
               <w:rPr>
@@ -1612,7 +1873,7 @@
                 <w:noProof/>
                 <w:webHidden/>
               </w:rPr>
-              <w:t>2</w:t>
+              <w:t>3</w:t>
             </w:r>
             <w:r>
               <w:rPr>
@@ -1638,7 +1899,7 @@
               <w14:ligatures w14:val="standardContextual"/>
             </w:rPr>
           </w:pPr>
-          <w:hyperlink w:anchor="_Toc226634558" w:history="1">
+          <w:hyperlink w:anchor="_Toc226717420" w:history="1">
             <w:r>
               <w:rPr>
                 <w:rStyle w:val="Hiperhivatkozs"/>
@@ -1684,7 +1945,7 @@
                 <w:noProof/>
                 <w:webHidden/>
               </w:rPr>
-              <w:instrText xml:space="preserve"> PAGEREF _Toc226634558 \h </w:instrText>
+              <w:instrText xml:space="preserve"> PAGEREF _Toc226717420 \h </w:instrText>
             </w:r>
             <w:r>
               <w:rPr>
@@ -1704,7 +1965,7 @@
                 <w:noProof/>
                 <w:webHidden/>
               </w:rPr>
-              <w:t>3</w:t>
+              <w:t>4</w:t>
             </w:r>
             <w:r>
               <w:rPr>
@@ -1726,7 +1987,7 @@
               <w14:ligatures w14:val="standardContextual"/>
             </w:rPr>
           </w:pPr>
-          <w:hyperlink w:anchor="_Toc226634559" w:history="1">
+          <w:hyperlink w:anchor="_Toc226717421" w:history="1">
             <w:r>
               <w:rPr>
                 <w:rStyle w:val="Hiperhivatkozs"/>
@@ -1772,7 +2033,7 @@
                 <w:noProof/>
                 <w:webHidden/>
               </w:rPr>
-              <w:instrText xml:space="preserve"> PAGEREF _Toc226634559 \h </w:instrText>
+              <w:instrText xml:space="preserve"> PAGEREF _Toc226717421 \h </w:instrText>
             </w:r>
             <w:r>
               <w:rPr>
@@ -1792,7 +2053,7 @@
                 <w:noProof/>
                 <w:webHidden/>
               </w:rPr>
-              <w:t>3</w:t>
+              <w:t>4</w:t>
             </w:r>
             <w:r>
               <w:rPr>
@@ -1818,7 +2079,7 @@
               <w14:ligatures w14:val="standardContextual"/>
             </w:rPr>
           </w:pPr>
-          <w:hyperlink w:anchor="_Toc226634560" w:history="1">
+          <w:hyperlink w:anchor="_Toc226717422" w:history="1">
             <w:r>
               <w:rPr>
                 <w:rStyle w:val="Hiperhivatkozs"/>
@@ -1864,7 +2125,7 @@
                 <w:noProof/>
                 <w:webHidden/>
               </w:rPr>
-              <w:instrText xml:space="preserve"> PAGEREF _Toc226634560 \h </w:instrText>
+              <w:instrText xml:space="preserve"> PAGEREF _Toc226717422 \h </w:instrText>
             </w:r>
             <w:r>
               <w:rPr>
@@ -1884,7 +2145,7 @@
                 <w:noProof/>
                 <w:webHidden/>
               </w:rPr>
-              <w:t>3</w:t>
+              <w:t>4</w:t>
             </w:r>
             <w:r>
               <w:rPr>
@@ -1910,7 +2171,7 @@
               <w14:ligatures w14:val="standardContextual"/>
             </w:rPr>
           </w:pPr>
-          <w:hyperlink w:anchor="_Toc226634561" w:history="1">
+          <w:hyperlink w:anchor="_Toc226717423" w:history="1">
             <w:r>
               <w:rPr>
                 <w:rStyle w:val="Hiperhivatkozs"/>
@@ -1956,7 +2217,7 @@
                 <w:noProof/>
                 <w:webHidden/>
               </w:rPr>
-              <w:instrText xml:space="preserve"> PAGEREF _Toc226634561 \h </w:instrText>
+              <w:instrText xml:space="preserve"> PAGEREF _Toc226717423 \h </w:instrText>
             </w:r>
             <w:r>
               <w:rPr>
@@ -1976,7 +2237,7 @@
                 <w:noProof/>
                 <w:webHidden/>
               </w:rPr>
-              <w:t>4</w:t>
+              <w:t>5</w:t>
             </w:r>
             <w:r>
               <w:rPr>
@@ -1998,7 +2259,7 @@
               <w14:ligatures w14:val="standardContextual"/>
             </w:rPr>
           </w:pPr>
-          <w:hyperlink w:anchor="_Toc226634562" w:history="1">
+          <w:hyperlink w:anchor="_Toc226717424" w:history="1">
             <w:r>
               <w:rPr>
                 <w:rStyle w:val="Hiperhivatkozs"/>
@@ -2044,7 +2305,7 @@
                 <w:noProof/>
                 <w:webHidden/>
               </w:rPr>
-              <w:instrText xml:space="preserve"> PAGEREF _Toc226634562 \h </w:instrText>
+              <w:instrText xml:space="preserve"> PAGEREF _Toc226717424 \h </w:instrText>
             </w:r>
             <w:r>
               <w:rPr>
@@ -2064,7 +2325,7 @@
                 <w:noProof/>
                 <w:webHidden/>
               </w:rPr>
-              <w:t>4</w:t>
+              <w:t>5</w:t>
             </w:r>
             <w:r>
               <w:rPr>
@@ -2090,7 +2351,7 @@
               <w14:ligatures w14:val="standardContextual"/>
             </w:rPr>
           </w:pPr>
-          <w:hyperlink w:anchor="_Toc226634563" w:history="1">
+          <w:hyperlink w:anchor="_Toc226717425" w:history="1">
             <w:r>
               <w:rPr>
                 <w:rStyle w:val="Hiperhivatkozs"/>
@@ -2115,7 +2376,7 @@
                 <w:rFonts w:ascii="Times New Roman CE" w:hAnsi="Times New Roman CE" w:cs="Times New Roman"/>
                 <w:noProof/>
               </w:rPr>
-              <w:t>Műszaki feltételek</w:t>
+              <w:t>Komponensek technikai leírása</w:t>
             </w:r>
             <w:r>
               <w:rPr>
@@ -2136,7 +2397,7 @@
                 <w:noProof/>
                 <w:webHidden/>
               </w:rPr>
-              <w:instrText xml:space="preserve"> PAGEREF _Toc226634563 \h </w:instrText>
+              <w:instrText xml:space="preserve"> PAGEREF _Toc226717425 \h </w:instrText>
             </w:r>
             <w:r>
               <w:rPr>
@@ -2156,7 +2417,7 @@
                 <w:noProof/>
                 <w:webHidden/>
               </w:rPr>
-              <w:t>4</w:t>
+              <w:t>5</w:t>
             </w:r>
             <w:r>
               <w:rPr>
@@ -2182,7 +2443,7 @@
               <w14:ligatures w14:val="standardContextual"/>
             </w:rPr>
           </w:pPr>
-          <w:hyperlink w:anchor="_Toc226634564" w:history="1">
+          <w:hyperlink w:anchor="_Toc226717426" w:history="1">
             <w:r>
               <w:rPr>
                 <w:rStyle w:val="Hiperhivatkozs"/>
@@ -2207,7 +2468,7 @@
                 <w:rFonts w:ascii="Times New Roman CE" w:hAnsi="Times New Roman CE" w:cs="Times New Roman"/>
                 <w:noProof/>
               </w:rPr>
-              <w:t>Komponensek technikai leírása</w:t>
+              <w:t>Reszponzív kliens</w:t>
             </w:r>
             <w:r>
               <w:rPr>
@@ -2228,7 +2489,7 @@
                 <w:noProof/>
                 <w:webHidden/>
               </w:rPr>
-              <w:instrText xml:space="preserve"> PAGEREF _Toc226634564 \h </w:instrText>
+              <w:instrText xml:space="preserve"> PAGEREF _Toc226717426 \h </w:instrText>
             </w:r>
             <w:r>
               <w:rPr>
@@ -2248,7 +2509,7 @@
                 <w:noProof/>
                 <w:webHidden/>
               </w:rPr>
-              <w:t>4</w:t>
+              <w:t>5</w:t>
             </w:r>
             <w:r>
               <w:rPr>
@@ -2274,7 +2535,7 @@
               <w14:ligatures w14:val="standardContextual"/>
             </w:rPr>
           </w:pPr>
-          <w:hyperlink w:anchor="_Toc226634565" w:history="1">
+          <w:hyperlink w:anchor="_Toc226717427" w:history="1">
             <w:r>
               <w:rPr>
                 <w:rStyle w:val="Hiperhivatkozs"/>
@@ -2299,7 +2560,7 @@
                 <w:rFonts w:ascii="Times New Roman CE" w:hAnsi="Times New Roman CE" w:cs="Times New Roman"/>
                 <w:noProof/>
               </w:rPr>
-              <w:t>Reszponzív kliens</w:t>
+              <w:t>Alkalmazott fejlesztői eszközök</w:t>
             </w:r>
             <w:r>
               <w:rPr>
@@ -2320,7 +2581,7 @@
                 <w:noProof/>
                 <w:webHidden/>
               </w:rPr>
-              <w:instrText xml:space="preserve"> PAGEREF _Toc226634565 \h </w:instrText>
+              <w:instrText xml:space="preserve"> PAGEREF _Toc226717427 \h </w:instrText>
             </w:r>
             <w:r>
               <w:rPr>
@@ -2340,7 +2601,187 @@
                 <w:noProof/>
                 <w:webHidden/>
               </w:rPr>
+              <w:t>6</w:t>
+            </w:r>
+            <w:r>
+              <w:rPr>
+                <w:noProof/>
+                <w:webHidden/>
+              </w:rPr>
+              <w:fldChar w:fldCharType="end"/>
+            </w:r>
+          </w:hyperlink>
+        </w:p>
+        <w:p>
+          <w:pPr>
+            <w:pStyle w:val="TJ1"/>
+            <w:tabs>
+              <w:tab w:val="left" w:pos="720"/>
+              <w:tab w:val="right" w:leader="dot" w:pos="8776"/>
+            </w:tabs>
+            <w:rPr>
+              <w:noProof/>
+              <w:kern w:val="2"/>
+              <w:sz w:val="24"/>
+              <w:szCs w:val="24"/>
+              <w14:ligatures w14:val="standardContextual"/>
+            </w:rPr>
+          </w:pPr>
+          <w:hyperlink w:anchor="_Toc226717428" w:history="1">
+            <w:r>
+              <w:rPr>
+                <w:rStyle w:val="Hiperhivatkozs"/>
+                <w:rFonts w:ascii="Times New Roman CE" w:hAnsi="Times New Roman CE" w:cs="Times New Roman"/>
+                <w:noProof/>
+              </w:rPr>
               <w:t>4</w:t>
+            </w:r>
+            <w:r>
+              <w:rPr>
+                <w:noProof/>
+                <w:kern w:val="2"/>
+                <w:sz w:val="24"/>
+                <w:szCs w:val="24"/>
+                <w14:ligatures w14:val="standardContextual"/>
+              </w:rPr>
+              <w:tab/>
+            </w:r>
+            <w:r>
+              <w:rPr>
+                <w:rStyle w:val="Hiperhivatkozs"/>
+                <w:rFonts w:ascii="Times New Roman CE" w:hAnsi="Times New Roman CE" w:cs="Times New Roman"/>
+                <w:noProof/>
+              </w:rPr>
+              <w:t>Projektmenedzsment</w:t>
+            </w:r>
+            <w:r>
+              <w:rPr>
+                <w:noProof/>
+                <w:webHidden/>
+              </w:rPr>
+              <w:tab/>
+            </w:r>
+            <w:r>
+              <w:rPr>
+                <w:noProof/>
+                <w:webHidden/>
+              </w:rPr>
+              <w:fldChar w:fldCharType="begin"/>
+            </w:r>
+            <w:r>
+              <w:rPr>
+                <w:noProof/>
+                <w:webHidden/>
+              </w:rPr>
+              <w:instrText xml:space="preserve"> PAGEREF _Toc226717428 \h </w:instrText>
+            </w:r>
+            <w:r>
+              <w:rPr>
+                <w:noProof/>
+                <w:webHidden/>
+              </w:rPr>
+            </w:r>
+            <w:r>
+              <w:rPr>
+                <w:noProof/>
+                <w:webHidden/>
+              </w:rPr>
+              <w:fldChar w:fldCharType="separate"/>
+            </w:r>
+            <w:r>
+              <w:rPr>
+                <w:noProof/>
+                <w:webHidden/>
+              </w:rPr>
+              <w:t>8</w:t>
+            </w:r>
+            <w:r>
+              <w:rPr>
+                <w:noProof/>
+                <w:webHidden/>
+              </w:rPr>
+              <w:fldChar w:fldCharType="end"/>
+            </w:r>
+          </w:hyperlink>
+        </w:p>
+        <w:p>
+          <w:pPr>
+            <w:pStyle w:val="TJ2"/>
+            <w:rPr>
+              <w:noProof/>
+              <w:kern w:val="2"/>
+              <w:sz w:val="24"/>
+              <w:szCs w:val="24"/>
+              <w14:ligatures w14:val="standardContextual"/>
+            </w:rPr>
+          </w:pPr>
+          <w:hyperlink w:anchor="_Toc226717429" w:history="1">
+            <w:r>
+              <w:rPr>
+                <w:rStyle w:val="Hiperhivatkozs"/>
+                <w:rFonts w:ascii="Times New Roman CE" w:hAnsi="Times New Roman CE" w:cs="Times New Roman"/>
+                <w:noProof/>
+              </w:rPr>
+              <w:t>4.1</w:t>
+            </w:r>
+            <w:r>
+              <w:rPr>
+                <w:noProof/>
+                <w:kern w:val="2"/>
+                <w:sz w:val="24"/>
+                <w:szCs w:val="24"/>
+                <w14:ligatures w14:val="standardContextual"/>
+              </w:rPr>
+              <w:tab/>
+            </w:r>
+            <w:r>
+              <w:rPr>
+                <w:rStyle w:val="Hiperhivatkozs"/>
+                <w:rFonts w:ascii="Times New Roman CE" w:hAnsi="Times New Roman CE" w:cs="Times New Roman"/>
+                <w:noProof/>
+              </w:rPr>
+              <w:t>Projekttervezés</w:t>
+            </w:r>
+            <w:r>
+              <w:rPr>
+                <w:noProof/>
+                <w:webHidden/>
+              </w:rPr>
+              <w:tab/>
+            </w:r>
+            <w:r>
+              <w:rPr>
+                <w:noProof/>
+                <w:webHidden/>
+              </w:rPr>
+              <w:fldChar w:fldCharType="begin"/>
+            </w:r>
+            <w:r>
+              <w:rPr>
+                <w:noProof/>
+                <w:webHidden/>
+              </w:rPr>
+              <w:instrText xml:space="preserve"> PAGEREF _Toc226717429 \h </w:instrText>
+            </w:r>
+            <w:r>
+              <w:rPr>
+                <w:noProof/>
+                <w:webHidden/>
+              </w:rPr>
+            </w:r>
+            <w:r>
+              <w:rPr>
+                <w:noProof/>
+                <w:webHidden/>
+              </w:rPr>
+              <w:fldChar w:fldCharType="separate"/>
+            </w:r>
+            <w:r>
+              <w:rPr>
+                <w:noProof/>
+                <w:webHidden/>
+              </w:rPr>
+              <w:t>8</w:t>
             </w:r>
             <w:r>
               <w:rPr>
@@ -2366,14 +2807,14 @@
               <w14:ligatures w14:val="standardContextual"/>
             </w:rPr>
           </w:pPr>
-          <w:hyperlink w:anchor="_Toc226634566" w:history="1">
+          <w:hyperlink w:anchor="_Toc226717430" w:history="1">
             <w:r>
               <w:rPr>
                 <w:rStyle w:val="Hiperhivatkozs"/>
                 <w:rFonts w:ascii="Times New Roman CE" w:hAnsi="Times New Roman CE" w:cs="Times New Roman"/>
                 <w:noProof/>
               </w:rPr>
-              <w:t>3.2.4</w:t>
+              <w:t>4.1.1</w:t>
             </w:r>
             <w:r>
               <w:rPr>
@@ -2391,7 +2832,7 @@
                 <w:rFonts w:ascii="Times New Roman CE" w:hAnsi="Times New Roman CE" w:cs="Times New Roman"/>
                 <w:noProof/>
               </w:rPr>
-              <w:t>Alkalmazott fejlesztői eszközök</w:t>
+              <w:t>Célkitűzések és határidők</w:t>
             </w:r>
             <w:r>
               <w:rPr>
@@ -2412,7 +2853,7 @@
                 <w:noProof/>
                 <w:webHidden/>
               </w:rPr>
-              <w:instrText xml:space="preserve"> PAGEREF _Toc226634566 \h </w:instrText>
+              <w:instrText xml:space="preserve"> PAGEREF _Toc226717430 \h </w:instrText>
             </w:r>
             <w:r>
               <w:rPr>
@@ -2432,7 +2873,183 @@
                 <w:noProof/>
                 <w:webHidden/>
               </w:rPr>
-              <w:t>4</w:t>
+              <w:t>8</w:t>
+            </w:r>
+            <w:r>
+              <w:rPr>
+                <w:noProof/>
+                <w:webHidden/>
+              </w:rPr>
+              <w:fldChar w:fldCharType="end"/>
+            </w:r>
+          </w:hyperlink>
+        </w:p>
+        <w:p>
+          <w:pPr>
+            <w:pStyle w:val="TJ2"/>
+            <w:rPr>
+              <w:noProof/>
+              <w:kern w:val="2"/>
+              <w:sz w:val="24"/>
+              <w:szCs w:val="24"/>
+              <w14:ligatures w14:val="standardContextual"/>
+            </w:rPr>
+          </w:pPr>
+          <w:hyperlink w:anchor="_Toc226717431" w:history="1">
+            <w:r>
+              <w:rPr>
+                <w:rStyle w:val="Hiperhivatkozs"/>
+                <w:rFonts w:ascii="Times New Roman CE" w:hAnsi="Times New Roman CE" w:cs="Times New Roman"/>
+                <w:noProof/>
+              </w:rPr>
+              <w:t>4.2</w:t>
+            </w:r>
+            <w:r>
+              <w:rPr>
+                <w:noProof/>
+                <w:kern w:val="2"/>
+                <w:sz w:val="24"/>
+                <w:szCs w:val="24"/>
+                <w14:ligatures w14:val="standardContextual"/>
+              </w:rPr>
+              <w:tab/>
+            </w:r>
+            <w:r>
+              <w:rPr>
+                <w:rStyle w:val="Hiperhivatkozs"/>
+                <w:rFonts w:ascii="Times New Roman CE" w:hAnsi="Times New Roman CE" w:cs="Times New Roman"/>
+                <w:noProof/>
+              </w:rPr>
+              <w:t>Feladatmegosztás</w:t>
+            </w:r>
+            <w:r>
+              <w:rPr>
+                <w:noProof/>
+                <w:webHidden/>
+              </w:rPr>
+              <w:tab/>
+            </w:r>
+            <w:r>
+              <w:rPr>
+                <w:noProof/>
+                <w:webHidden/>
+              </w:rPr>
+              <w:fldChar w:fldCharType="begin"/>
+            </w:r>
+            <w:r>
+              <w:rPr>
+                <w:noProof/>
+                <w:webHidden/>
+              </w:rPr>
+              <w:instrText xml:space="preserve"> PAGEREF _Toc226717431 \h </w:instrText>
+            </w:r>
+            <w:r>
+              <w:rPr>
+                <w:noProof/>
+                <w:webHidden/>
+              </w:rPr>
+            </w:r>
+            <w:r>
+              <w:rPr>
+                <w:noProof/>
+                <w:webHidden/>
+              </w:rPr>
+              <w:fldChar w:fldCharType="separate"/>
+            </w:r>
+            <w:r>
+              <w:rPr>
+                <w:noProof/>
+                <w:webHidden/>
+              </w:rPr>
+              <w:t>8</w:t>
+            </w:r>
+            <w:r>
+              <w:rPr>
+                <w:noProof/>
+                <w:webHidden/>
+              </w:rPr>
+              <w:fldChar w:fldCharType="end"/>
+            </w:r>
+          </w:hyperlink>
+        </w:p>
+        <w:p>
+          <w:pPr>
+            <w:pStyle w:val="TJ2"/>
+            <w:rPr>
+              <w:noProof/>
+              <w:kern w:val="2"/>
+              <w:sz w:val="24"/>
+              <w:szCs w:val="24"/>
+              <w14:ligatures w14:val="standardContextual"/>
+            </w:rPr>
+          </w:pPr>
+          <w:hyperlink w:anchor="_Toc226717432" w:history="1">
+            <w:r>
+              <w:rPr>
+                <w:rStyle w:val="Hiperhivatkozs"/>
+                <w:rFonts w:ascii="Times New Roman CE" w:hAnsi="Times New Roman CE" w:cs="Times New Roman"/>
+                <w:noProof/>
+              </w:rPr>
+              <w:t>4.3</w:t>
+            </w:r>
+            <w:r>
+              <w:rPr>
+                <w:noProof/>
+                <w:kern w:val="2"/>
+                <w:sz w:val="24"/>
+                <w:szCs w:val="24"/>
+                <w14:ligatures w14:val="standardContextual"/>
+              </w:rPr>
+              <w:tab/>
+            </w:r>
+            <w:r>
+              <w:rPr>
+                <w:rStyle w:val="Hiperhivatkozs"/>
+                <w:rFonts w:ascii="Times New Roman CE" w:hAnsi="Times New Roman CE" w:cs="Times New Roman"/>
+                <w:noProof/>
+              </w:rPr>
+              <w:t>Verziókövetés</w:t>
+            </w:r>
+            <w:r>
+              <w:rPr>
+                <w:noProof/>
+                <w:webHidden/>
+              </w:rPr>
+              <w:tab/>
+            </w:r>
+            <w:r>
+              <w:rPr>
+                <w:noProof/>
+                <w:webHidden/>
+              </w:rPr>
+              <w:fldChar w:fldCharType="begin"/>
+            </w:r>
+            <w:r>
+              <w:rPr>
+                <w:noProof/>
+                <w:webHidden/>
+              </w:rPr>
+              <w:instrText xml:space="preserve"> PAGEREF _Toc226717432 \h </w:instrText>
+            </w:r>
+            <w:r>
+              <w:rPr>
+                <w:noProof/>
+                <w:webHidden/>
+              </w:rPr>
+            </w:r>
+            <w:r>
+              <w:rPr>
+                <w:noProof/>
+                <w:webHidden/>
+              </w:rPr>
+              <w:fldChar w:fldCharType="separate"/>
+            </w:r>
+            <w:r>
+              <w:rPr>
+                <w:noProof/>
+                <w:webHidden/>
+              </w:rPr>
+              <w:t>8</w:t>
             </w:r>
             <w:r>
               <w:rPr>
@@ -2458,14 +3075,14 @@
               <w14:ligatures w14:val="standardContextual"/>
             </w:rPr>
           </w:pPr>
-          <w:hyperlink w:anchor="_Toc226634567" w:history="1">
+          <w:hyperlink w:anchor="_Toc226717433" w:history="1">
             <w:r>
               <w:rPr>
                 <w:rStyle w:val="Hiperhivatkozs"/>
                 <w:rFonts w:ascii="Times New Roman CE" w:hAnsi="Times New Roman CE" w:cs="Times New Roman"/>
                 <w:noProof/>
               </w:rPr>
-              <w:t>4</w:t>
+              <w:t>5</w:t>
             </w:r>
             <w:r>
               <w:rPr>
@@ -2483,7 +3100,7 @@
                 <w:rFonts w:ascii="Times New Roman CE" w:hAnsi="Times New Roman CE" w:cs="Times New Roman"/>
                 <w:noProof/>
               </w:rPr>
-              <w:t>Projektmenedzsment</w:t>
+              <w:t>Kockázatelemzés</w:t>
             </w:r>
             <w:r>
               <w:rPr>
@@ -2504,7 +3121,7 @@
                 <w:noProof/>
                 <w:webHidden/>
               </w:rPr>
-              <w:instrText xml:space="preserve"> PAGEREF _Toc226634567 \h </w:instrText>
+              <w:instrText xml:space="preserve"> PAGEREF _Toc226717433 \h </w:instrText>
             </w:r>
             <w:r>
               <w:rPr>
@@ -2524,7 +3141,7 @@
                 <w:noProof/>
                 <w:webHidden/>
               </w:rPr>
-              <w:t>5</w:t>
+              <w:t>9</w:t>
             </w:r>
             <w:r>
               <w:rPr>
@@ -2546,14 +3163,14 @@
               <w14:ligatures w14:val="standardContextual"/>
             </w:rPr>
           </w:pPr>
-          <w:hyperlink w:anchor="_Toc226634568" w:history="1">
+          <w:hyperlink w:anchor="_Toc226717434" w:history="1">
             <w:r>
               <w:rPr>
                 <w:rStyle w:val="Hiperhivatkozs"/>
                 <w:rFonts w:ascii="Times New Roman CE" w:hAnsi="Times New Roman CE" w:cs="Times New Roman"/>
                 <w:noProof/>
               </w:rPr>
-              <w:t>4.1</w:t>
+              <w:t>5.1</w:t>
             </w:r>
             <w:r>
               <w:rPr>
@@ -2571,7 +3188,7 @@
                 <w:rFonts w:ascii="Times New Roman CE" w:hAnsi="Times New Roman CE" w:cs="Times New Roman"/>
                 <w:noProof/>
               </w:rPr>
-              <w:t>Projekttervezés</w:t>
+              <w:t>Kockázatok és kezelésük</w:t>
             </w:r>
             <w:r>
               <w:rPr>
@@ -2592,7 +3209,7 @@
                 <w:noProof/>
                 <w:webHidden/>
               </w:rPr>
-              <w:instrText xml:space="preserve"> PAGEREF _Toc226634568 \h </w:instrText>
+              <w:instrText xml:space="preserve"> PAGEREF _Toc226717434 \h </w:instrText>
             </w:r>
             <w:r>
               <w:rPr>
@@ -2612,7 +3229,187 @@
                 <w:noProof/>
                 <w:webHidden/>
               </w:rPr>
-              <w:t>5</w:t>
+              <w:t>9</w:t>
+            </w:r>
+            <w:r>
+              <w:rPr>
+                <w:noProof/>
+                <w:webHidden/>
+              </w:rPr>
+              <w:fldChar w:fldCharType="end"/>
+            </w:r>
+          </w:hyperlink>
+        </w:p>
+        <w:p>
+          <w:pPr>
+            <w:pStyle w:val="TJ1"/>
+            <w:tabs>
+              <w:tab w:val="left" w:pos="720"/>
+              <w:tab w:val="right" w:leader="dot" w:pos="8776"/>
+            </w:tabs>
+            <w:rPr>
+              <w:noProof/>
+              <w:kern w:val="2"/>
+              <w:sz w:val="24"/>
+              <w:szCs w:val="24"/>
+              <w14:ligatures w14:val="standardContextual"/>
+            </w:rPr>
+          </w:pPr>
+          <w:hyperlink w:anchor="_Toc226717435" w:history="1">
+            <w:r>
+              <w:rPr>
+                <w:rStyle w:val="Hiperhivatkozs"/>
+                <w:rFonts w:ascii="Times New Roman CE" w:hAnsi="Times New Roman CE" w:cs="Times New Roman"/>
+                <w:noProof/>
+              </w:rPr>
+              <w:t>6</w:t>
+            </w:r>
+            <w:r>
+              <w:rPr>
+                <w:noProof/>
+                <w:kern w:val="2"/>
+                <w:sz w:val="24"/>
+                <w:szCs w:val="24"/>
+                <w14:ligatures w14:val="standardContextual"/>
+              </w:rPr>
+              <w:tab/>
+            </w:r>
+            <w:r>
+              <w:rPr>
+                <w:rStyle w:val="Hiperhivatkozs"/>
+                <w:rFonts w:ascii="Times New Roman CE" w:hAnsi="Times New Roman CE" w:cs="Times New Roman"/>
+                <w:noProof/>
+              </w:rPr>
+              <w:t>Tesztelési dokumentáció</w:t>
+            </w:r>
+            <w:r>
+              <w:rPr>
+                <w:noProof/>
+                <w:webHidden/>
+              </w:rPr>
+              <w:tab/>
+            </w:r>
+            <w:r>
+              <w:rPr>
+                <w:noProof/>
+                <w:webHidden/>
+              </w:rPr>
+              <w:fldChar w:fldCharType="begin"/>
+            </w:r>
+            <w:r>
+              <w:rPr>
+                <w:noProof/>
+                <w:webHidden/>
+              </w:rPr>
+              <w:instrText xml:space="preserve"> PAGEREF _Toc226717435 \h </w:instrText>
+            </w:r>
+            <w:r>
+              <w:rPr>
+                <w:noProof/>
+                <w:webHidden/>
+              </w:rPr>
+            </w:r>
+            <w:r>
+              <w:rPr>
+                <w:noProof/>
+                <w:webHidden/>
+              </w:rPr>
+              <w:fldChar w:fldCharType="separate"/>
+            </w:r>
+            <w:r>
+              <w:rPr>
+                <w:noProof/>
+                <w:webHidden/>
+              </w:rPr>
+              <w:t>10</w:t>
+            </w:r>
+            <w:r>
+              <w:rPr>
+                <w:noProof/>
+                <w:webHidden/>
+              </w:rPr>
+              <w:fldChar w:fldCharType="end"/>
+            </w:r>
+          </w:hyperlink>
+        </w:p>
+        <w:p>
+          <w:pPr>
+            <w:pStyle w:val="TJ2"/>
+            <w:rPr>
+              <w:noProof/>
+              <w:kern w:val="2"/>
+              <w:sz w:val="24"/>
+              <w:szCs w:val="24"/>
+              <w14:ligatures w14:val="standardContextual"/>
+            </w:rPr>
+          </w:pPr>
+          <w:hyperlink w:anchor="_Toc226717436" w:history="1">
+            <w:r>
+              <w:rPr>
+                <w:rStyle w:val="Hiperhivatkozs"/>
+                <w:rFonts w:ascii="Times New Roman CE" w:hAnsi="Times New Roman CE" w:cs="Times New Roman"/>
+                <w:noProof/>
+              </w:rPr>
+              <w:t>6.1</w:t>
+            </w:r>
+            <w:r>
+              <w:rPr>
+                <w:noProof/>
+                <w:kern w:val="2"/>
+                <w:sz w:val="24"/>
+                <w:szCs w:val="24"/>
+                <w14:ligatures w14:val="standardContextual"/>
+              </w:rPr>
+              <w:tab/>
+            </w:r>
+            <w:r>
+              <w:rPr>
+                <w:rStyle w:val="Hiperhivatkozs"/>
+                <w:rFonts w:ascii="Times New Roman CE" w:hAnsi="Times New Roman CE" w:cs="Times New Roman"/>
+                <w:noProof/>
+              </w:rPr>
+              <w:t>Tesztesetek</w:t>
+            </w:r>
+            <w:r>
+              <w:rPr>
+                <w:noProof/>
+                <w:webHidden/>
+              </w:rPr>
+              <w:tab/>
+            </w:r>
+            <w:r>
+              <w:rPr>
+                <w:noProof/>
+                <w:webHidden/>
+              </w:rPr>
+              <w:fldChar w:fldCharType="begin"/>
+            </w:r>
+            <w:r>
+              <w:rPr>
+                <w:noProof/>
+                <w:webHidden/>
+              </w:rPr>
+              <w:instrText xml:space="preserve"> PAGEREF _Toc226717436 \h </w:instrText>
+            </w:r>
+            <w:r>
+              <w:rPr>
+                <w:noProof/>
+                <w:webHidden/>
+              </w:rPr>
+            </w:r>
+            <w:r>
+              <w:rPr>
+                <w:noProof/>
+                <w:webHidden/>
+              </w:rPr>
+              <w:fldChar w:fldCharType="separate"/>
+            </w:r>
+            <w:r>
+              <w:rPr>
+                <w:noProof/>
+                <w:webHidden/>
+              </w:rPr>
+              <w:t>10</w:t>
             </w:r>
             <w:r>
               <w:rPr>
@@ -2638,14 +3435,14 @@
               <w14:ligatures w14:val="standardContextual"/>
             </w:rPr>
           </w:pPr>
-          <w:hyperlink w:anchor="_Toc226634569" w:history="1">
+          <w:hyperlink w:anchor="_Toc226717437" w:history="1">
             <w:r>
               <w:rPr>
                 <w:rStyle w:val="Hiperhivatkozs"/>
                 <w:rFonts w:ascii="Times New Roman CE" w:hAnsi="Times New Roman CE" w:cs="Times New Roman"/>
                 <w:noProof/>
               </w:rPr>
-              <w:t>4.1.1</w:t>
+              <w:t>6.1.1</w:t>
             </w:r>
             <w:r>
               <w:rPr>
@@ -2663,7 +3460,7 @@
                 <w:rFonts w:ascii="Times New Roman CE" w:hAnsi="Times New Roman CE" w:cs="Times New Roman"/>
                 <w:noProof/>
               </w:rPr>
-              <w:t>Célkitűzések és határidők</w:t>
+              <w:t>Normás használat – bejelentkezés</w:t>
             </w:r>
             <w:r>
               <w:rPr>
@@ -2684,7 +3481,7 @@
                 <w:noProof/>
                 <w:webHidden/>
               </w:rPr>
-              <w:instrText xml:space="preserve"> PAGEREF _Toc226634569 \h </w:instrText>
+              <w:instrText xml:space="preserve"> PAGEREF _Toc226717437 \h </w:instrText>
             </w:r>
             <w:r>
               <w:rPr>
@@ -2704,7 +3501,283 @@
                 <w:noProof/>
                 <w:webHidden/>
               </w:rPr>
-              <w:t>5</w:t>
+              <w:t>10</w:t>
+            </w:r>
+            <w:r>
+              <w:rPr>
+                <w:noProof/>
+                <w:webHidden/>
+              </w:rPr>
+              <w:fldChar w:fldCharType="end"/>
+            </w:r>
+          </w:hyperlink>
+        </w:p>
+        <w:p>
+          <w:pPr>
+            <w:pStyle w:val="TJ3"/>
+            <w:tabs>
+              <w:tab w:val="left" w:pos="1680"/>
+              <w:tab w:val="right" w:leader="dot" w:pos="8776"/>
+            </w:tabs>
+            <w:rPr>
+              <w:noProof/>
+              <w:kern w:val="2"/>
+              <w:sz w:val="24"/>
+              <w:szCs w:val="24"/>
+              <w14:ligatures w14:val="standardContextual"/>
+            </w:rPr>
+          </w:pPr>
+          <w:hyperlink w:anchor="_Toc226717438" w:history="1">
+            <w:r>
+              <w:rPr>
+                <w:rStyle w:val="Hiperhivatkozs"/>
+                <w:rFonts w:ascii="Times New Roman CE" w:hAnsi="Times New Roman CE" w:cs="Times New Roman"/>
+                <w:noProof/>
+              </w:rPr>
+              <w:t>6.1.2</w:t>
+            </w:r>
+            <w:r>
+              <w:rPr>
+                <w:noProof/>
+                <w:kern w:val="2"/>
+                <w:sz w:val="24"/>
+                <w:szCs w:val="24"/>
+                <w14:ligatures w14:val="standardContextual"/>
+              </w:rPr>
+              <w:tab/>
+            </w:r>
+            <w:r>
+              <w:rPr>
+                <w:rStyle w:val="Hiperhivatkozs"/>
+                <w:rFonts w:ascii="Times New Roman CE" w:hAnsi="Times New Roman CE" w:cs="Times New Roman"/>
+                <w:noProof/>
+              </w:rPr>
+              <w:t>Extrém eset – üres mezők</w:t>
+            </w:r>
+            <w:r>
+              <w:rPr>
+                <w:noProof/>
+                <w:webHidden/>
+              </w:rPr>
+              <w:tab/>
+            </w:r>
+            <w:r>
+              <w:rPr>
+                <w:noProof/>
+                <w:webHidden/>
+              </w:rPr>
+              <w:fldChar w:fldCharType="begin"/>
+            </w:r>
+            <w:r>
+              <w:rPr>
+                <w:noProof/>
+                <w:webHidden/>
+              </w:rPr>
+              <w:instrText xml:space="preserve"> PAGEREF _Toc226717438 \h </w:instrText>
+            </w:r>
+            <w:r>
+              <w:rPr>
+                <w:noProof/>
+                <w:webHidden/>
+              </w:rPr>
+            </w:r>
+            <w:r>
+              <w:rPr>
+                <w:noProof/>
+                <w:webHidden/>
+              </w:rPr>
+              <w:fldChar w:fldCharType="separate"/>
+            </w:r>
+            <w:r>
+              <w:rPr>
+                <w:noProof/>
+                <w:webHidden/>
+              </w:rPr>
+              <w:t>10</w:t>
+            </w:r>
+            <w:r>
+              <w:rPr>
+                <w:noProof/>
+                <w:webHidden/>
+              </w:rPr>
+              <w:fldChar w:fldCharType="end"/>
+            </w:r>
+          </w:hyperlink>
+        </w:p>
+        <w:p>
+          <w:pPr>
+            <w:pStyle w:val="TJ3"/>
+            <w:tabs>
+              <w:tab w:val="left" w:pos="1680"/>
+              <w:tab w:val="right" w:leader="dot" w:pos="8776"/>
+            </w:tabs>
+            <w:rPr>
+              <w:noProof/>
+              <w:kern w:val="2"/>
+              <w:sz w:val="24"/>
+              <w:szCs w:val="24"/>
+              <w14:ligatures w14:val="standardContextual"/>
+            </w:rPr>
+          </w:pPr>
+          <w:hyperlink w:anchor="_Toc226717439" w:history="1">
+            <w:r>
+              <w:rPr>
+                <w:rStyle w:val="Hiperhivatkozs"/>
+                <w:rFonts w:ascii="Times New Roman CE" w:hAnsi="Times New Roman CE" w:cs="Times New Roman"/>
+                <w:noProof/>
+              </w:rPr>
+              <w:t>6.1.3</w:t>
+            </w:r>
+            <w:r>
+              <w:rPr>
+                <w:noProof/>
+                <w:kern w:val="2"/>
+                <w:sz w:val="24"/>
+                <w:szCs w:val="24"/>
+                <w14:ligatures w14:val="standardContextual"/>
+              </w:rPr>
+              <w:tab/>
+            </w:r>
+            <w:r>
+              <w:rPr>
+                <w:rStyle w:val="Hiperhivatkozs"/>
+                <w:rFonts w:ascii="Times New Roman CE" w:hAnsi="Times New Roman CE" w:cs="Times New Roman"/>
+                <w:noProof/>
+              </w:rPr>
+              <w:t>Helytelen adat – hibás jelszó</w:t>
+            </w:r>
+            <w:r>
+              <w:rPr>
+                <w:noProof/>
+                <w:webHidden/>
+              </w:rPr>
+              <w:tab/>
+            </w:r>
+            <w:r>
+              <w:rPr>
+                <w:noProof/>
+                <w:webHidden/>
+              </w:rPr>
+              <w:fldChar w:fldCharType="begin"/>
+            </w:r>
+            <w:r>
+              <w:rPr>
+                <w:noProof/>
+                <w:webHidden/>
+              </w:rPr>
+              <w:instrText xml:space="preserve"> PAGEREF _Toc226717439 \h </w:instrText>
+            </w:r>
+            <w:r>
+              <w:rPr>
+                <w:noProof/>
+                <w:webHidden/>
+              </w:rPr>
+            </w:r>
+            <w:r>
+              <w:rPr>
+                <w:noProof/>
+                <w:webHidden/>
+              </w:rPr>
+              <w:fldChar w:fldCharType="separate"/>
+            </w:r>
+            <w:r>
+              <w:rPr>
+                <w:noProof/>
+                <w:webHidden/>
+              </w:rPr>
+              <w:t>10</w:t>
+            </w:r>
+            <w:r>
+              <w:rPr>
+                <w:noProof/>
+                <w:webHidden/>
+              </w:rPr>
+              <w:fldChar w:fldCharType="end"/>
+            </w:r>
+          </w:hyperlink>
+        </w:p>
+        <w:p>
+          <w:pPr>
+            <w:pStyle w:val="TJ3"/>
+            <w:tabs>
+              <w:tab w:val="left" w:pos="1680"/>
+              <w:tab w:val="right" w:leader="dot" w:pos="8776"/>
+            </w:tabs>
+            <w:rPr>
+              <w:noProof/>
+              <w:kern w:val="2"/>
+              <w:sz w:val="24"/>
+              <w:szCs w:val="24"/>
+              <w14:ligatures w14:val="standardContextual"/>
+            </w:rPr>
+          </w:pPr>
+          <w:hyperlink w:anchor="_Toc226717440" w:history="1">
+            <w:r>
+              <w:rPr>
+                <w:rStyle w:val="Hiperhivatkozs"/>
+                <w:rFonts w:ascii="Times New Roman CE" w:hAnsi="Times New Roman CE" w:cs="Times New Roman"/>
+                <w:noProof/>
+              </w:rPr>
+              <w:t>6.1.4</w:t>
+            </w:r>
+            <w:r>
+              <w:rPr>
+                <w:noProof/>
+                <w:kern w:val="2"/>
+                <w:sz w:val="24"/>
+                <w:szCs w:val="24"/>
+                <w14:ligatures w14:val="standardContextual"/>
+              </w:rPr>
+              <w:tab/>
+            </w:r>
+            <w:r>
+              <w:rPr>
+                <w:rStyle w:val="Hiperhivatkozs"/>
+                <w:rFonts w:ascii="Times New Roman CE" w:hAnsi="Times New Roman CE" w:cs="Times New Roman"/>
+                <w:noProof/>
+              </w:rPr>
+              <w:t>Bolondbiztos teszt – hosszú bemenet</w:t>
+            </w:r>
+            <w:r>
+              <w:rPr>
+                <w:noProof/>
+                <w:webHidden/>
+              </w:rPr>
+              <w:tab/>
+            </w:r>
+            <w:r>
+              <w:rPr>
+                <w:noProof/>
+                <w:webHidden/>
+              </w:rPr>
+              <w:fldChar w:fldCharType="begin"/>
+            </w:r>
+            <w:r>
+              <w:rPr>
+                <w:noProof/>
+                <w:webHidden/>
+              </w:rPr>
+              <w:instrText xml:space="preserve"> PAGEREF _Toc226717440 \h </w:instrText>
+            </w:r>
+            <w:r>
+              <w:rPr>
+                <w:noProof/>
+                <w:webHidden/>
+              </w:rPr>
+            </w:r>
+            <w:r>
+              <w:rPr>
+                <w:noProof/>
+                <w:webHidden/>
+              </w:rPr>
+              <w:fldChar w:fldCharType="separate"/>
+            </w:r>
+            <w:r>
+              <w:rPr>
+                <w:noProof/>
+                <w:webHidden/>
+              </w:rPr>
+              <w:t>10</w:t>
             </w:r>
             <w:r>
               <w:rPr>
@@ -2726,14 +3799,14 @@
               <w14:ligatures w14:val="standardContextual"/>
             </w:rPr>
           </w:pPr>
-          <w:hyperlink w:anchor="_Toc226634570" w:history="1">
+          <w:hyperlink w:anchor="_Toc226717441" w:history="1">
             <w:r>
               <w:rPr>
                 <w:rStyle w:val="Hiperhivatkozs"/>
                 <w:rFonts w:ascii="Times New Roman CE" w:hAnsi="Times New Roman CE" w:cs="Times New Roman"/>
                 <w:noProof/>
               </w:rPr>
-              <w:t>4.2</w:t>
+              <w:t>6.2</w:t>
             </w:r>
             <w:r>
               <w:rPr>
@@ -2751,7 +3824,7 @@
                 <w:rFonts w:ascii="Times New Roman CE" w:hAnsi="Times New Roman CE" w:cs="Times New Roman"/>
                 <w:noProof/>
               </w:rPr>
-              <w:t>Feladatmegosztás</w:t>
+              <w:t>Talált hibák</w:t>
             </w:r>
             <w:r>
               <w:rPr>
@@ -2772,7 +3845,7 @@
                 <w:noProof/>
                 <w:webHidden/>
               </w:rPr>
-              <w:instrText xml:space="preserve"> PAGEREF _Toc226634570 \h </w:instrText>
+              <w:instrText xml:space="preserve"> PAGEREF _Toc226717441 \h </w:instrText>
             </w:r>
             <w:r>
               <w:rPr>
@@ -2792,7 +3865,7 @@
                 <w:noProof/>
                 <w:webHidden/>
               </w:rPr>
-              <w:t>5</w:t>
+              <w:t>10</w:t>
             </w:r>
             <w:r>
               <w:rPr>
@@ -2814,14 +3887,14 @@
               <w14:ligatures w14:val="standardContextual"/>
             </w:rPr>
           </w:pPr>
-          <w:hyperlink w:anchor="_Toc226634571" w:history="1">
+          <w:hyperlink w:anchor="_Toc226717442" w:history="1">
             <w:r>
               <w:rPr>
                 <w:rStyle w:val="Hiperhivatkozs"/>
                 <w:rFonts w:ascii="Times New Roman CE" w:hAnsi="Times New Roman CE" w:cs="Times New Roman"/>
                 <w:noProof/>
               </w:rPr>
-              <w:t>4.3</w:t>
+              <w:t>6.3</w:t>
             </w:r>
             <w:r>
               <w:rPr>
@@ -2839,7 +3912,7 @@
                 <w:rFonts w:ascii="Times New Roman CE" w:hAnsi="Times New Roman CE" w:cs="Times New Roman"/>
                 <w:noProof/>
               </w:rPr>
-              <w:t>Verziókövetés</w:t>
+              <w:t>Automatizált tesztelés</w:t>
             </w:r>
             <w:r>
               <w:rPr>
@@ -2860,7 +3933,7 @@
                 <w:noProof/>
                 <w:webHidden/>
               </w:rPr>
-              <w:instrText xml:space="preserve"> PAGEREF _Toc226634571 \h </w:instrText>
+              <w:instrText xml:space="preserve"> PAGEREF _Toc226717442 \h </w:instrText>
             </w:r>
             <w:r>
               <w:rPr>
@@ -2880,7 +3953,187 @@
                 <w:noProof/>
                 <w:webHidden/>
               </w:rPr>
-              <w:t>5</w:t>
+              <w:t>10</w:t>
+            </w:r>
+            <w:r>
+              <w:rPr>
+                <w:noProof/>
+                <w:webHidden/>
+              </w:rPr>
+              <w:fldChar w:fldCharType="end"/>
+            </w:r>
+          </w:hyperlink>
+        </w:p>
+        <w:p>
+          <w:pPr>
+            <w:pStyle w:val="TJ3"/>
+            <w:tabs>
+              <w:tab w:val="left" w:pos="1680"/>
+              <w:tab w:val="right" w:leader="dot" w:pos="8776"/>
+            </w:tabs>
+            <w:rPr>
+              <w:noProof/>
+              <w:kern w:val="2"/>
+              <w:sz w:val="24"/>
+              <w:szCs w:val="24"/>
+              <w14:ligatures w14:val="standardContextual"/>
+            </w:rPr>
+          </w:pPr>
+          <w:hyperlink w:anchor="_Toc226717443" w:history="1">
+            <w:r>
+              <w:rPr>
+                <w:rStyle w:val="Hiperhivatkozs"/>
+                <w:rFonts w:ascii="Times New Roman CE" w:hAnsi="Times New Roman CE" w:cs="Times New Roman"/>
+                <w:noProof/>
+              </w:rPr>
+              <w:t>6.3.1</w:t>
+            </w:r>
+            <w:r>
+              <w:rPr>
+                <w:noProof/>
+                <w:kern w:val="2"/>
+                <w:sz w:val="24"/>
+                <w:szCs w:val="24"/>
+                <w14:ligatures w14:val="standardContextual"/>
+              </w:rPr>
+              <w:tab/>
+            </w:r>
+            <w:r>
+              <w:rPr>
+                <w:rStyle w:val="Hiperhivatkozs"/>
+                <w:rFonts w:ascii="Times New Roman CE" w:hAnsi="Times New Roman CE" w:cs="Times New Roman"/>
+                <w:noProof/>
+              </w:rPr>
+              <w:t>Egységtesztek</w:t>
+            </w:r>
+            <w:r>
+              <w:rPr>
+                <w:noProof/>
+                <w:webHidden/>
+              </w:rPr>
+              <w:tab/>
+            </w:r>
+            <w:r>
+              <w:rPr>
+                <w:noProof/>
+                <w:webHidden/>
+              </w:rPr>
+              <w:fldChar w:fldCharType="begin"/>
+            </w:r>
+            <w:r>
+              <w:rPr>
+                <w:noProof/>
+                <w:webHidden/>
+              </w:rPr>
+              <w:instrText xml:space="preserve"> PAGEREF _Toc226717443 \h </w:instrText>
+            </w:r>
+            <w:r>
+              <w:rPr>
+                <w:noProof/>
+                <w:webHidden/>
+              </w:rPr>
+            </w:r>
+            <w:r>
+              <w:rPr>
+                <w:noProof/>
+                <w:webHidden/>
+              </w:rPr>
+              <w:fldChar w:fldCharType="separate"/>
+            </w:r>
+            <w:r>
+              <w:rPr>
+                <w:noProof/>
+                <w:webHidden/>
+              </w:rPr>
+              <w:t>10</w:t>
+            </w:r>
+            <w:r>
+              <w:rPr>
+                <w:noProof/>
+                <w:webHidden/>
+              </w:rPr>
+              <w:fldChar w:fldCharType="end"/>
+            </w:r>
+          </w:hyperlink>
+        </w:p>
+        <w:p>
+          <w:pPr>
+            <w:pStyle w:val="TJ2"/>
+            <w:rPr>
+              <w:noProof/>
+              <w:kern w:val="2"/>
+              <w:sz w:val="24"/>
+              <w:szCs w:val="24"/>
+              <w14:ligatures w14:val="standardContextual"/>
+            </w:rPr>
+          </w:pPr>
+          <w:hyperlink w:anchor="_Toc226717444" w:history="1">
+            <w:r>
+              <w:rPr>
+                <w:rStyle w:val="Hiperhivatkozs"/>
+                <w:rFonts w:ascii="Times New Roman CE" w:hAnsi="Times New Roman CE" w:cs="Times New Roman"/>
+                <w:noProof/>
+              </w:rPr>
+              <w:t>6.4</w:t>
+            </w:r>
+            <w:r>
+              <w:rPr>
+                <w:noProof/>
+                <w:kern w:val="2"/>
+                <w:sz w:val="24"/>
+                <w:szCs w:val="24"/>
+                <w14:ligatures w14:val="standardContextual"/>
+              </w:rPr>
+              <w:tab/>
+            </w:r>
+            <w:r>
+              <w:rPr>
+                <w:rStyle w:val="Hiperhivatkozs"/>
+                <w:rFonts w:ascii="Times New Roman CE" w:hAnsi="Times New Roman CE" w:cs="Times New Roman"/>
+                <w:noProof/>
+              </w:rPr>
+              <w:t>Tesztelési környezet</w:t>
+            </w:r>
+            <w:r>
+              <w:rPr>
+                <w:noProof/>
+                <w:webHidden/>
+              </w:rPr>
+              <w:tab/>
+            </w:r>
+            <w:r>
+              <w:rPr>
+                <w:noProof/>
+                <w:webHidden/>
+              </w:rPr>
+              <w:fldChar w:fldCharType="begin"/>
+            </w:r>
+            <w:r>
+              <w:rPr>
+                <w:noProof/>
+                <w:webHidden/>
+              </w:rPr>
+              <w:instrText xml:space="preserve"> PAGEREF _Toc226717444 \h </w:instrText>
+            </w:r>
+            <w:r>
+              <w:rPr>
+                <w:noProof/>
+                <w:webHidden/>
+              </w:rPr>
+            </w:r>
+            <w:r>
+              <w:rPr>
+                <w:noProof/>
+                <w:webHidden/>
+              </w:rPr>
+              <w:fldChar w:fldCharType="separate"/>
+            </w:r>
+            <w:r>
+              <w:rPr>
+                <w:noProof/>
+                <w:webHidden/>
+              </w:rPr>
+              <w:t>10</w:t>
             </w:r>
             <w:r>
               <w:rPr>
@@ -2906,14 +4159,14 @@
               <w14:ligatures w14:val="standardContextual"/>
             </w:rPr>
           </w:pPr>
-          <w:hyperlink w:anchor="_Toc226634572" w:history="1">
+          <w:hyperlink w:anchor="_Toc226717445" w:history="1">
             <w:r>
               <w:rPr>
                 <w:rStyle w:val="Hiperhivatkozs"/>
                 <w:rFonts w:ascii="Times New Roman CE" w:hAnsi="Times New Roman CE" w:cs="Times New Roman"/>
                 <w:noProof/>
               </w:rPr>
-              <w:t>5</w:t>
+              <w:t>7</w:t>
             </w:r>
             <w:r>
               <w:rPr>
@@ -2931,7 +4184,7 @@
                 <w:rFonts w:ascii="Times New Roman CE" w:hAnsi="Times New Roman CE" w:cs="Times New Roman"/>
                 <w:noProof/>
               </w:rPr>
-              <w:t>Kockázatelemzés</w:t>
+              <w:t>Felhasználói dokumentáció</w:t>
             </w:r>
             <w:r>
               <w:rPr>
@@ -2952,7 +4205,7 @@
                 <w:noProof/>
                 <w:webHidden/>
               </w:rPr>
-              <w:instrText xml:space="preserve"> PAGEREF _Toc226634572 \h </w:instrText>
+              <w:instrText xml:space="preserve"> PAGEREF _Toc226717445 \h </w:instrText>
             </w:r>
             <w:r>
               <w:rPr>
@@ -2972,7 +4225,7 @@
                 <w:noProof/>
                 <w:webHidden/>
               </w:rPr>
-              <w:t>6</w:t>
+              <w:t>11</w:t>
             </w:r>
             <w:r>
               <w:rPr>
@@ -2994,14 +4247,14 @@
               <w14:ligatures w14:val="standardContextual"/>
             </w:rPr>
           </w:pPr>
-          <w:hyperlink w:anchor="_Toc226634573" w:history="1">
+          <w:hyperlink w:anchor="_Toc226717446" w:history="1">
             <w:r>
               <w:rPr>
                 <w:rStyle w:val="Hiperhivatkozs"/>
                 <w:rFonts w:ascii="Times New Roman CE" w:hAnsi="Times New Roman CE" w:cs="Times New Roman"/>
                 <w:noProof/>
               </w:rPr>
-              <w:t>5.1</w:t>
+              <w:t>7.1</w:t>
             </w:r>
             <w:r>
               <w:rPr>
@@ -3019,7 +4272,7 @@
                 <w:rFonts w:ascii="Times New Roman CE" w:hAnsi="Times New Roman CE" w:cs="Times New Roman"/>
                 <w:noProof/>
               </w:rPr>
-              <w:t>Kockázatok és kezelésük</w:t>
+              <w:t>A program általános specifikációja</w:t>
             </w:r>
             <w:r>
               <w:rPr>
@@ -3040,7 +4293,7 @@
                 <w:noProof/>
                 <w:webHidden/>
               </w:rPr>
-              <w:instrText xml:space="preserve"> PAGEREF _Toc226634573 \h </w:instrText>
+              <w:instrText xml:space="preserve"> PAGEREF _Toc226717446 \h </w:instrText>
             </w:r>
             <w:r>
               <w:rPr>
@@ -3060,7 +4313,367 @@
                 <w:noProof/>
                 <w:webHidden/>
               </w:rPr>
-              <w:t>6</w:t>
+              <w:t>11</w:t>
+            </w:r>
+            <w:r>
+              <w:rPr>
+                <w:noProof/>
+                <w:webHidden/>
+              </w:rPr>
+              <w:fldChar w:fldCharType="end"/>
+            </w:r>
+          </w:hyperlink>
+        </w:p>
+        <w:p>
+          <w:pPr>
+            <w:pStyle w:val="TJ2"/>
+            <w:rPr>
+              <w:noProof/>
+              <w:kern w:val="2"/>
+              <w:sz w:val="24"/>
+              <w:szCs w:val="24"/>
+              <w14:ligatures w14:val="standardContextual"/>
+            </w:rPr>
+          </w:pPr>
+          <w:hyperlink w:anchor="_Toc226717447" w:history="1">
+            <w:r>
+              <w:rPr>
+                <w:rStyle w:val="Hiperhivatkozs"/>
+                <w:rFonts w:ascii="Times New Roman CE" w:hAnsi="Times New Roman CE" w:cs="Times New Roman"/>
+                <w:noProof/>
+              </w:rPr>
+              <w:t>7.2</w:t>
+            </w:r>
+            <w:r>
+              <w:rPr>
+                <w:noProof/>
+                <w:kern w:val="2"/>
+                <w:sz w:val="24"/>
+                <w:szCs w:val="24"/>
+                <w14:ligatures w14:val="standardContextual"/>
+              </w:rPr>
+              <w:tab/>
+            </w:r>
+            <w:r>
+              <w:rPr>
+                <w:rStyle w:val="Hiperhivatkozs"/>
+                <w:rFonts w:ascii="Times New Roman CE" w:hAnsi="Times New Roman CE" w:cs="Times New Roman"/>
+                <w:noProof/>
+              </w:rPr>
+              <w:t>Rendszerkövetelmények</w:t>
+            </w:r>
+            <w:r>
+              <w:rPr>
+                <w:noProof/>
+                <w:webHidden/>
+              </w:rPr>
+              <w:tab/>
+            </w:r>
+            <w:r>
+              <w:rPr>
+                <w:noProof/>
+                <w:webHidden/>
+              </w:rPr>
+              <w:fldChar w:fldCharType="begin"/>
+            </w:r>
+            <w:r>
+              <w:rPr>
+                <w:noProof/>
+                <w:webHidden/>
+              </w:rPr>
+              <w:instrText xml:space="preserve"> PAGEREF _Toc226717447 \h </w:instrText>
+            </w:r>
+            <w:r>
+              <w:rPr>
+                <w:noProof/>
+                <w:webHidden/>
+              </w:rPr>
+            </w:r>
+            <w:r>
+              <w:rPr>
+                <w:noProof/>
+                <w:webHidden/>
+              </w:rPr>
+              <w:fldChar w:fldCharType="separate"/>
+            </w:r>
+            <w:r>
+              <w:rPr>
+                <w:noProof/>
+                <w:webHidden/>
+              </w:rPr>
+              <w:t>11</w:t>
+            </w:r>
+            <w:r>
+              <w:rPr>
+                <w:noProof/>
+                <w:webHidden/>
+              </w:rPr>
+              <w:fldChar w:fldCharType="end"/>
+            </w:r>
+          </w:hyperlink>
+        </w:p>
+        <w:p>
+          <w:pPr>
+            <w:pStyle w:val="TJ3"/>
+            <w:tabs>
+              <w:tab w:val="left" w:pos="1680"/>
+              <w:tab w:val="right" w:leader="dot" w:pos="8776"/>
+            </w:tabs>
+            <w:rPr>
+              <w:noProof/>
+              <w:kern w:val="2"/>
+              <w:sz w:val="24"/>
+              <w:szCs w:val="24"/>
+              <w14:ligatures w14:val="standardContextual"/>
+            </w:rPr>
+          </w:pPr>
+          <w:hyperlink w:anchor="_Toc226717448" w:history="1">
+            <w:r>
+              <w:rPr>
+                <w:rStyle w:val="Hiperhivatkozs"/>
+                <w:rFonts w:ascii="Times New Roman CE" w:hAnsi="Times New Roman CE" w:cs="Times New Roman"/>
+                <w:noProof/>
+              </w:rPr>
+              <w:t>7.2.1</w:t>
+            </w:r>
+            <w:r>
+              <w:rPr>
+                <w:noProof/>
+                <w:kern w:val="2"/>
+                <w:sz w:val="24"/>
+                <w:szCs w:val="24"/>
+                <w14:ligatures w14:val="standardContextual"/>
+              </w:rPr>
+              <w:tab/>
+            </w:r>
+            <w:r>
+              <w:rPr>
+                <w:rStyle w:val="Hiperhivatkozs"/>
+                <w:rFonts w:ascii="Times New Roman CE" w:hAnsi="Times New Roman CE" w:cs="Times New Roman"/>
+                <w:noProof/>
+              </w:rPr>
+              <w:t>Hardver követelmények</w:t>
+            </w:r>
+            <w:r>
+              <w:rPr>
+                <w:noProof/>
+                <w:webHidden/>
+              </w:rPr>
+              <w:tab/>
+            </w:r>
+            <w:r>
+              <w:rPr>
+                <w:noProof/>
+                <w:webHidden/>
+              </w:rPr>
+              <w:fldChar w:fldCharType="begin"/>
+            </w:r>
+            <w:r>
+              <w:rPr>
+                <w:noProof/>
+                <w:webHidden/>
+              </w:rPr>
+              <w:instrText xml:space="preserve"> PAGEREF _Toc226717448 \h </w:instrText>
+            </w:r>
+            <w:r>
+              <w:rPr>
+                <w:noProof/>
+                <w:webHidden/>
+              </w:rPr>
+            </w:r>
+            <w:r>
+              <w:rPr>
+                <w:noProof/>
+                <w:webHidden/>
+              </w:rPr>
+              <w:fldChar w:fldCharType="separate"/>
+            </w:r>
+            <w:r>
+              <w:rPr>
+                <w:noProof/>
+                <w:webHidden/>
+              </w:rPr>
+              <w:t>11</w:t>
+            </w:r>
+            <w:r>
+              <w:rPr>
+                <w:noProof/>
+                <w:webHidden/>
+              </w:rPr>
+              <w:fldChar w:fldCharType="end"/>
+            </w:r>
+          </w:hyperlink>
+        </w:p>
+        <w:p>
+          <w:pPr>
+            <w:pStyle w:val="TJ3"/>
+            <w:tabs>
+              <w:tab w:val="left" w:pos="1680"/>
+              <w:tab w:val="right" w:leader="dot" w:pos="8776"/>
+            </w:tabs>
+            <w:rPr>
+              <w:noProof/>
+              <w:kern w:val="2"/>
+              <w:sz w:val="24"/>
+              <w:szCs w:val="24"/>
+              <w14:ligatures w14:val="standardContextual"/>
+            </w:rPr>
+          </w:pPr>
+          <w:hyperlink w:anchor="_Toc226717449" w:history="1">
+            <w:r>
+              <w:rPr>
+                <w:rStyle w:val="Hiperhivatkozs"/>
+                <w:rFonts w:ascii="Times New Roman CE" w:hAnsi="Times New Roman CE" w:cs="Times New Roman"/>
+                <w:noProof/>
+              </w:rPr>
+              <w:t>7.2.2</w:t>
+            </w:r>
+            <w:r>
+              <w:rPr>
+                <w:noProof/>
+                <w:kern w:val="2"/>
+                <w:sz w:val="24"/>
+                <w:szCs w:val="24"/>
+                <w14:ligatures w14:val="standardContextual"/>
+              </w:rPr>
+              <w:tab/>
+            </w:r>
+            <w:r>
+              <w:rPr>
+                <w:rStyle w:val="Hiperhivatkozs"/>
+                <w:rFonts w:ascii="Times New Roman CE" w:hAnsi="Times New Roman CE" w:cs="Times New Roman"/>
+                <w:noProof/>
+              </w:rPr>
+              <w:t>Szoftver követelmények</w:t>
+            </w:r>
+            <w:r>
+              <w:rPr>
+                <w:noProof/>
+                <w:webHidden/>
+              </w:rPr>
+              <w:tab/>
+            </w:r>
+            <w:r>
+              <w:rPr>
+                <w:noProof/>
+                <w:webHidden/>
+              </w:rPr>
+              <w:fldChar w:fldCharType="begin"/>
+            </w:r>
+            <w:r>
+              <w:rPr>
+                <w:noProof/>
+                <w:webHidden/>
+              </w:rPr>
+              <w:instrText xml:space="preserve"> PAGEREF _Toc226717449 \h </w:instrText>
+            </w:r>
+            <w:r>
+              <w:rPr>
+                <w:noProof/>
+                <w:webHidden/>
+              </w:rPr>
+            </w:r>
+            <w:r>
+              <w:rPr>
+                <w:noProof/>
+                <w:webHidden/>
+              </w:rPr>
+              <w:fldChar w:fldCharType="separate"/>
+            </w:r>
+            <w:r>
+              <w:rPr>
+                <w:noProof/>
+                <w:webHidden/>
+              </w:rPr>
+              <w:t>11</w:t>
+            </w:r>
+            <w:r>
+              <w:rPr>
+                <w:noProof/>
+                <w:webHidden/>
+              </w:rPr>
+              <w:fldChar w:fldCharType="end"/>
+            </w:r>
+          </w:hyperlink>
+        </w:p>
+        <w:p>
+          <w:pPr>
+            <w:pStyle w:val="TJ2"/>
+            <w:rPr>
+              <w:noProof/>
+              <w:kern w:val="2"/>
+              <w:sz w:val="24"/>
+              <w:szCs w:val="24"/>
+              <w14:ligatures w14:val="standardContextual"/>
+            </w:rPr>
+          </w:pPr>
+          <w:hyperlink w:anchor="_Toc226717450" w:history="1">
+            <w:r>
+              <w:rPr>
+                <w:rStyle w:val="Hiperhivatkozs"/>
+                <w:rFonts w:ascii="Times New Roman CE" w:hAnsi="Times New Roman CE" w:cs="Times New Roman"/>
+                <w:noProof/>
+              </w:rPr>
+              <w:t>7.3</w:t>
+            </w:r>
+            <w:r>
+              <w:rPr>
+                <w:noProof/>
+                <w:kern w:val="2"/>
+                <w:sz w:val="24"/>
+                <w:szCs w:val="24"/>
+                <w14:ligatures w14:val="standardContextual"/>
+              </w:rPr>
+              <w:tab/>
+            </w:r>
+            <w:r>
+              <w:rPr>
+                <w:rStyle w:val="Hiperhivatkozs"/>
+                <w:rFonts w:ascii="Times New Roman CE" w:hAnsi="Times New Roman CE" w:cs="Times New Roman"/>
+                <w:noProof/>
+              </w:rPr>
+              <w:t>A program használatának részletes leírása</w:t>
+            </w:r>
+            <w:r>
+              <w:rPr>
+                <w:noProof/>
+                <w:webHidden/>
+              </w:rPr>
+              <w:tab/>
+            </w:r>
+            <w:r>
+              <w:rPr>
+                <w:noProof/>
+                <w:webHidden/>
+              </w:rPr>
+              <w:fldChar w:fldCharType="begin"/>
+            </w:r>
+            <w:r>
+              <w:rPr>
+                <w:noProof/>
+                <w:webHidden/>
+              </w:rPr>
+              <w:instrText xml:space="preserve"> PAGEREF _Toc226717450 \h </w:instrText>
+            </w:r>
+            <w:r>
+              <w:rPr>
+                <w:noProof/>
+                <w:webHidden/>
+              </w:rPr>
+            </w:r>
+            <w:r>
+              <w:rPr>
+                <w:noProof/>
+                <w:webHidden/>
+              </w:rPr>
+              <w:fldChar w:fldCharType="separate"/>
+            </w:r>
+            <w:r>
+              <w:rPr>
+                <w:noProof/>
+                <w:webHidden/>
+              </w:rPr>
+              <w:t>11</w:t>
             </w:r>
             <w:r>
               <w:rPr>
@@ -3086,14 +4699,14 @@
               <w14:ligatures w14:val="standardContextual"/>
             </w:rPr>
           </w:pPr>
-          <w:hyperlink w:anchor="_Toc226634574" w:history="1">
+          <w:hyperlink w:anchor="_Toc226717451" w:history="1">
             <w:r>
               <w:rPr>
                 <w:rStyle w:val="Hiperhivatkozs"/>
                 <w:rFonts w:ascii="Times New Roman CE" w:hAnsi="Times New Roman CE" w:cs="Times New Roman"/>
                 <w:noProof/>
               </w:rPr>
-              <w:t>6</w:t>
+              <w:t>8</w:t>
             </w:r>
             <w:r>
               <w:rPr>
@@ -3111,7 +4724,7 @@
                 <w:rFonts w:ascii="Times New Roman CE" w:hAnsi="Times New Roman CE" w:cs="Times New Roman"/>
                 <w:noProof/>
               </w:rPr>
-              <w:t>Tesztelési dokumentáció</w:t>
+              <w:t>Önértékelés</w:t>
             </w:r>
             <w:r>
               <w:rPr>
@@ -3132,7 +4745,7 @@
                 <w:noProof/>
                 <w:webHidden/>
               </w:rPr>
-              <w:instrText xml:space="preserve"> PAGEREF _Toc226634574 \h </w:instrText>
+              <w:instrText xml:space="preserve"> PAGEREF _Toc226717451 \h </w:instrText>
             </w:r>
             <w:r>
               <w:rPr>
@@ -3152,819 +4765,7 @@
                 <w:noProof/>
                 <w:webHidden/>
               </w:rPr>
-              <w:t>7</w:t>
-            </w:r>
-            <w:r>
-              <w:rPr>
-                <w:noProof/>
-                <w:webHidden/>
-              </w:rPr>
-              <w:fldChar w:fldCharType="end"/>
-            </w:r>
-          </w:hyperlink>
-        </w:p>
-        <w:p>
-          <w:pPr>
-            <w:pStyle w:val="TJ2"/>
-            <w:rPr>
-              <w:noProof/>
-              <w:kern w:val="2"/>
-              <w:sz w:val="24"/>
-              <w:szCs w:val="24"/>
-              <w14:ligatures w14:val="standardContextual"/>
-            </w:rPr>
-          </w:pPr>
-          <w:hyperlink w:anchor="_Toc226634575" w:history="1">
-            <w:r>
-              <w:rPr>
-                <w:rStyle w:val="Hiperhivatkozs"/>
-                <w:rFonts w:ascii="Times New Roman CE" w:hAnsi="Times New Roman CE" w:cs="Times New Roman"/>
-                <w:noProof/>
-              </w:rPr>
-              <w:t>6.1</w:t>
-            </w:r>
-            <w:r>
-              <w:rPr>
-                <w:noProof/>
-                <w:kern w:val="2"/>
-                <w:sz w:val="24"/>
-                <w:szCs w:val="24"/>
-                <w14:ligatures w14:val="standardContextual"/>
-              </w:rPr>
-              <w:tab/>
-            </w:r>
-            <w:r>
-              <w:rPr>
-                <w:rStyle w:val="Hiperhivatkozs"/>
-                <w:rFonts w:ascii="Times New Roman CE" w:hAnsi="Times New Roman CE" w:cs="Times New Roman"/>
-                <w:noProof/>
-              </w:rPr>
-              <w:t>Tesztesetek</w:t>
-            </w:r>
-            <w:r>
-              <w:rPr>
-                <w:noProof/>
-                <w:webHidden/>
-              </w:rPr>
-              <w:tab/>
-            </w:r>
-            <w:r>
-              <w:rPr>
-                <w:noProof/>
-                <w:webHidden/>
-              </w:rPr>
-              <w:fldChar w:fldCharType="begin"/>
-            </w:r>
-            <w:r>
-              <w:rPr>
-                <w:noProof/>
-                <w:webHidden/>
-              </w:rPr>
-              <w:instrText xml:space="preserve"> PAGEREF _Toc226634575 \h </w:instrText>
-            </w:r>
-            <w:r>
-              <w:rPr>
-                <w:noProof/>
-                <w:webHidden/>
-              </w:rPr>
-            </w:r>
-            <w:r>
-              <w:rPr>
-                <w:noProof/>
-                <w:webHidden/>
-              </w:rPr>
-              <w:fldChar w:fldCharType="separate"/>
-            </w:r>
-            <w:r>
-              <w:rPr>
-                <w:noProof/>
-                <w:webHidden/>
-              </w:rPr>
-              <w:t>7</w:t>
-            </w:r>
-            <w:r>
-              <w:rPr>
-                <w:noProof/>
-                <w:webHidden/>
-              </w:rPr>
-              <w:fldChar w:fldCharType="end"/>
-            </w:r>
-          </w:hyperlink>
-        </w:p>
-        <w:p>
-          <w:pPr>
-            <w:pStyle w:val="TJ3"/>
-            <w:tabs>
-              <w:tab w:val="left" w:pos="1680"/>
-              <w:tab w:val="right" w:leader="dot" w:pos="8776"/>
-            </w:tabs>
-            <w:rPr>
-              <w:noProof/>
-              <w:kern w:val="2"/>
-              <w:sz w:val="24"/>
-              <w:szCs w:val="24"/>
-              <w14:ligatures w14:val="standardContextual"/>
-            </w:rPr>
-          </w:pPr>
-          <w:hyperlink w:anchor="_Toc226634576" w:history="1">
-            <w:r>
-              <w:rPr>
-                <w:rStyle w:val="Hiperhivatkozs"/>
-                <w:rFonts w:ascii="Times New Roman CE" w:hAnsi="Times New Roman CE" w:cs="Times New Roman"/>
-                <w:noProof/>
-              </w:rPr>
-              <w:t>6.1.1</w:t>
-            </w:r>
-            <w:r>
-              <w:rPr>
-                <w:noProof/>
-                <w:kern w:val="2"/>
-                <w:sz w:val="24"/>
-                <w:szCs w:val="24"/>
-                <w14:ligatures w14:val="standardContextual"/>
-              </w:rPr>
-              <w:tab/>
-            </w:r>
-            <w:r>
-              <w:rPr>
-                <w:rStyle w:val="Hiperhivatkozs"/>
-                <w:rFonts w:ascii="Times New Roman CE" w:hAnsi="Times New Roman CE" w:cs="Times New Roman"/>
-                <w:noProof/>
-              </w:rPr>
-              <w:t>Normás használat – bejelentkezés</w:t>
-            </w:r>
-            <w:r>
-              <w:rPr>
-                <w:noProof/>
-                <w:webHidden/>
-              </w:rPr>
-              <w:tab/>
-            </w:r>
-            <w:r>
-              <w:rPr>
-                <w:noProof/>
-                <w:webHidden/>
-              </w:rPr>
-              <w:fldChar w:fldCharType="begin"/>
-            </w:r>
-            <w:r>
-              <w:rPr>
-                <w:noProof/>
-                <w:webHidden/>
-              </w:rPr>
-              <w:instrText xml:space="preserve"> PAGEREF _Toc226634576 \h </w:instrText>
-            </w:r>
-            <w:r>
-              <w:rPr>
-                <w:noProof/>
-                <w:webHidden/>
-              </w:rPr>
-            </w:r>
-            <w:r>
-              <w:rPr>
-                <w:noProof/>
-                <w:webHidden/>
-              </w:rPr>
-              <w:fldChar w:fldCharType="separate"/>
-            </w:r>
-            <w:r>
-              <w:rPr>
-                <w:noProof/>
-                <w:webHidden/>
-              </w:rPr>
-              <w:t>7</w:t>
-            </w:r>
-            <w:r>
-              <w:rPr>
-                <w:noProof/>
-                <w:webHidden/>
-              </w:rPr>
-              <w:fldChar w:fldCharType="end"/>
-            </w:r>
-          </w:hyperlink>
-        </w:p>
-        <w:p>
-          <w:pPr>
-            <w:pStyle w:val="TJ3"/>
-            <w:tabs>
-              <w:tab w:val="left" w:pos="1680"/>
-              <w:tab w:val="right" w:leader="dot" w:pos="8776"/>
-            </w:tabs>
-            <w:rPr>
-              <w:noProof/>
-              <w:kern w:val="2"/>
-              <w:sz w:val="24"/>
-              <w:szCs w:val="24"/>
-              <w14:ligatures w14:val="standardContextual"/>
-            </w:rPr>
-          </w:pPr>
-          <w:hyperlink w:anchor="_Toc226634577" w:history="1">
-            <w:r>
-              <w:rPr>
-                <w:rStyle w:val="Hiperhivatkozs"/>
-                <w:rFonts w:ascii="Times New Roman CE" w:hAnsi="Times New Roman CE" w:cs="Times New Roman"/>
-                <w:noProof/>
-              </w:rPr>
-              <w:t>6.1.2</w:t>
-            </w:r>
-            <w:r>
-              <w:rPr>
-                <w:noProof/>
-                <w:kern w:val="2"/>
-                <w:sz w:val="24"/>
-                <w:szCs w:val="24"/>
-                <w14:ligatures w14:val="standardContextual"/>
-              </w:rPr>
-              <w:tab/>
-            </w:r>
-            <w:r>
-              <w:rPr>
-                <w:rStyle w:val="Hiperhivatkozs"/>
-                <w:rFonts w:ascii="Times New Roman CE" w:hAnsi="Times New Roman CE" w:cs="Times New Roman"/>
-                <w:noProof/>
-              </w:rPr>
-              <w:t>Extrém eset – üres mezők</w:t>
-            </w:r>
-            <w:r>
-              <w:rPr>
-                <w:noProof/>
-                <w:webHidden/>
-              </w:rPr>
-              <w:tab/>
-            </w:r>
-            <w:r>
-              <w:rPr>
-                <w:noProof/>
-                <w:webHidden/>
-              </w:rPr>
-              <w:fldChar w:fldCharType="begin"/>
-            </w:r>
-            <w:r>
-              <w:rPr>
-                <w:noProof/>
-                <w:webHidden/>
-              </w:rPr>
-              <w:instrText xml:space="preserve"> PAGEREF _Toc226634577 \h </w:instrText>
-            </w:r>
-            <w:r>
-              <w:rPr>
-                <w:noProof/>
-                <w:webHidden/>
-              </w:rPr>
-            </w:r>
-            <w:r>
-              <w:rPr>
-                <w:noProof/>
-                <w:webHidden/>
-              </w:rPr>
-              <w:fldChar w:fldCharType="separate"/>
-            </w:r>
-            <w:r>
-              <w:rPr>
-                <w:noProof/>
-                <w:webHidden/>
-              </w:rPr>
-              <w:t>7</w:t>
-            </w:r>
-            <w:r>
-              <w:rPr>
-                <w:noProof/>
-                <w:webHidden/>
-              </w:rPr>
-              <w:fldChar w:fldCharType="end"/>
-            </w:r>
-          </w:hyperlink>
-        </w:p>
-        <w:p>
-          <w:pPr>
-            <w:pStyle w:val="TJ3"/>
-            <w:tabs>
-              <w:tab w:val="left" w:pos="1680"/>
-              <w:tab w:val="right" w:leader="dot" w:pos="8776"/>
-            </w:tabs>
-            <w:rPr>
-              <w:noProof/>
-              <w:kern w:val="2"/>
-              <w:sz w:val="24"/>
-              <w:szCs w:val="24"/>
-              <w14:ligatures w14:val="standardContextual"/>
-            </w:rPr>
-          </w:pPr>
-          <w:hyperlink w:anchor="_Toc226634578" w:history="1">
-            <w:r>
-              <w:rPr>
-                <w:rStyle w:val="Hiperhivatkozs"/>
-                <w:rFonts w:ascii="Times New Roman CE" w:hAnsi="Times New Roman CE" w:cs="Times New Roman"/>
-                <w:noProof/>
-              </w:rPr>
-              <w:t>6.1.3</w:t>
-            </w:r>
-            <w:r>
-              <w:rPr>
-                <w:noProof/>
-                <w:kern w:val="2"/>
-                <w:sz w:val="24"/>
-                <w:szCs w:val="24"/>
-                <w14:ligatures w14:val="standardContextual"/>
-              </w:rPr>
-              <w:tab/>
-            </w:r>
-            <w:r>
-              <w:rPr>
-                <w:rStyle w:val="Hiperhivatkozs"/>
-                <w:rFonts w:ascii="Times New Roman CE" w:hAnsi="Times New Roman CE" w:cs="Times New Roman"/>
-                <w:noProof/>
-              </w:rPr>
-              <w:t>Helytelen adat – hibás jelszó</w:t>
-            </w:r>
-            <w:r>
-              <w:rPr>
-                <w:noProof/>
-                <w:webHidden/>
-              </w:rPr>
-              <w:tab/>
-            </w:r>
-            <w:r>
-              <w:rPr>
-                <w:noProof/>
-                <w:webHidden/>
-              </w:rPr>
-              <w:fldChar w:fldCharType="begin"/>
-            </w:r>
-            <w:r>
-              <w:rPr>
-                <w:noProof/>
-                <w:webHidden/>
-              </w:rPr>
-              <w:instrText xml:space="preserve"> PAGEREF _Toc226634578 \h </w:instrText>
-            </w:r>
-            <w:r>
-              <w:rPr>
-                <w:noProof/>
-                <w:webHidden/>
-              </w:rPr>
-            </w:r>
-            <w:r>
-              <w:rPr>
-                <w:noProof/>
-                <w:webHidden/>
-              </w:rPr>
-              <w:fldChar w:fldCharType="separate"/>
-            </w:r>
-            <w:r>
-              <w:rPr>
-                <w:noProof/>
-                <w:webHidden/>
-              </w:rPr>
-              <w:t>7</w:t>
-            </w:r>
-            <w:r>
-              <w:rPr>
-                <w:noProof/>
-                <w:webHidden/>
-              </w:rPr>
-              <w:fldChar w:fldCharType="end"/>
-            </w:r>
-          </w:hyperlink>
-        </w:p>
-        <w:p>
-          <w:pPr>
-            <w:pStyle w:val="TJ3"/>
-            <w:tabs>
-              <w:tab w:val="left" w:pos="1680"/>
-              <w:tab w:val="right" w:leader="dot" w:pos="8776"/>
-            </w:tabs>
-            <w:rPr>
-              <w:noProof/>
-              <w:kern w:val="2"/>
-              <w:sz w:val="24"/>
-              <w:szCs w:val="24"/>
-              <w14:ligatures w14:val="standardContextual"/>
-            </w:rPr>
-          </w:pPr>
-          <w:hyperlink w:anchor="_Toc226634579" w:history="1">
-            <w:r>
-              <w:rPr>
-                <w:rStyle w:val="Hiperhivatkozs"/>
-                <w:rFonts w:ascii="Times New Roman CE" w:hAnsi="Times New Roman CE" w:cs="Times New Roman"/>
-                <w:noProof/>
-              </w:rPr>
-              <w:t>6.1.4</w:t>
-            </w:r>
-            <w:r>
-              <w:rPr>
-                <w:noProof/>
-                <w:kern w:val="2"/>
-                <w:sz w:val="24"/>
-                <w:szCs w:val="24"/>
-                <w14:ligatures w14:val="standardContextual"/>
-              </w:rPr>
-              <w:tab/>
-            </w:r>
-            <w:r>
-              <w:rPr>
-                <w:rStyle w:val="Hiperhivatkozs"/>
-                <w:rFonts w:ascii="Times New Roman CE" w:hAnsi="Times New Roman CE" w:cs="Times New Roman"/>
-                <w:noProof/>
-              </w:rPr>
-              <w:t>Bolondbiztos teszt – hosszú bemenet</w:t>
-            </w:r>
-            <w:r>
-              <w:rPr>
-                <w:noProof/>
-                <w:webHidden/>
-              </w:rPr>
-              <w:tab/>
-            </w:r>
-            <w:r>
-              <w:rPr>
-                <w:noProof/>
-                <w:webHidden/>
-              </w:rPr>
-              <w:fldChar w:fldCharType="begin"/>
-            </w:r>
-            <w:r>
-              <w:rPr>
-                <w:noProof/>
-                <w:webHidden/>
-              </w:rPr>
-              <w:instrText xml:space="preserve"> PAGEREF _Toc226634579 \h </w:instrText>
-            </w:r>
-            <w:r>
-              <w:rPr>
-                <w:noProof/>
-                <w:webHidden/>
-              </w:rPr>
-            </w:r>
-            <w:r>
-              <w:rPr>
-                <w:noProof/>
-                <w:webHidden/>
-              </w:rPr>
-              <w:fldChar w:fldCharType="separate"/>
-            </w:r>
-            <w:r>
-              <w:rPr>
-                <w:noProof/>
-                <w:webHidden/>
-              </w:rPr>
-              <w:t>7</w:t>
-            </w:r>
-            <w:r>
-              <w:rPr>
-                <w:noProof/>
-                <w:webHidden/>
-              </w:rPr>
-              <w:fldChar w:fldCharType="end"/>
-            </w:r>
-          </w:hyperlink>
-        </w:p>
-        <w:p>
-          <w:pPr>
-            <w:pStyle w:val="TJ2"/>
-            <w:rPr>
-              <w:noProof/>
-              <w:kern w:val="2"/>
-              <w:sz w:val="24"/>
-              <w:szCs w:val="24"/>
-              <w14:ligatures w14:val="standardContextual"/>
-            </w:rPr>
-          </w:pPr>
-          <w:hyperlink w:anchor="_Toc226634580" w:history="1">
-            <w:r>
-              <w:rPr>
-                <w:rStyle w:val="Hiperhivatkozs"/>
-                <w:rFonts w:ascii="Times New Roman CE" w:hAnsi="Times New Roman CE" w:cs="Times New Roman"/>
-                <w:noProof/>
-              </w:rPr>
-              <w:t>6.2</w:t>
-            </w:r>
-            <w:r>
-              <w:rPr>
-                <w:noProof/>
-                <w:kern w:val="2"/>
-                <w:sz w:val="24"/>
-                <w:szCs w:val="24"/>
-                <w14:ligatures w14:val="standardContextual"/>
-              </w:rPr>
-              <w:tab/>
-            </w:r>
-            <w:r>
-              <w:rPr>
-                <w:rStyle w:val="Hiperhivatkozs"/>
-                <w:rFonts w:ascii="Times New Roman CE" w:hAnsi="Times New Roman CE" w:cs="Times New Roman"/>
-                <w:noProof/>
-              </w:rPr>
-              <w:t>Talált hibák</w:t>
-            </w:r>
-            <w:r>
-              <w:rPr>
-                <w:noProof/>
-                <w:webHidden/>
-              </w:rPr>
-              <w:tab/>
-            </w:r>
-            <w:r>
-              <w:rPr>
-                <w:noProof/>
-                <w:webHidden/>
-              </w:rPr>
-              <w:fldChar w:fldCharType="begin"/>
-            </w:r>
-            <w:r>
-              <w:rPr>
-                <w:noProof/>
-                <w:webHidden/>
-              </w:rPr>
-              <w:instrText xml:space="preserve"> PAGEREF _Toc226634580 \h </w:instrText>
-            </w:r>
-            <w:r>
-              <w:rPr>
-                <w:noProof/>
-                <w:webHidden/>
-              </w:rPr>
-            </w:r>
-            <w:r>
-              <w:rPr>
-                <w:noProof/>
-                <w:webHidden/>
-              </w:rPr>
-              <w:fldChar w:fldCharType="separate"/>
-            </w:r>
-            <w:r>
-              <w:rPr>
-                <w:noProof/>
-                <w:webHidden/>
-              </w:rPr>
-              <w:t>7</w:t>
-            </w:r>
-            <w:r>
-              <w:rPr>
-                <w:noProof/>
-                <w:webHidden/>
-              </w:rPr>
-              <w:fldChar w:fldCharType="end"/>
-            </w:r>
-          </w:hyperlink>
-        </w:p>
-        <w:p>
-          <w:pPr>
-            <w:pStyle w:val="TJ2"/>
-            <w:rPr>
-              <w:noProof/>
-              <w:kern w:val="2"/>
-              <w:sz w:val="24"/>
-              <w:szCs w:val="24"/>
-              <w14:ligatures w14:val="standardContextual"/>
-            </w:rPr>
-          </w:pPr>
-          <w:hyperlink w:anchor="_Toc226634581" w:history="1">
-            <w:r>
-              <w:rPr>
-                <w:rStyle w:val="Hiperhivatkozs"/>
-                <w:rFonts w:ascii="Times New Roman CE" w:hAnsi="Times New Roman CE" w:cs="Times New Roman"/>
-                <w:noProof/>
-              </w:rPr>
-              <w:t>6.3</w:t>
-            </w:r>
-            <w:r>
-              <w:rPr>
-                <w:noProof/>
-                <w:kern w:val="2"/>
-                <w:sz w:val="24"/>
-                <w:szCs w:val="24"/>
-                <w14:ligatures w14:val="standardContextual"/>
-              </w:rPr>
-              <w:tab/>
-            </w:r>
-            <w:r>
-              <w:rPr>
-                <w:rStyle w:val="Hiperhivatkozs"/>
-                <w:rFonts w:ascii="Times New Roman CE" w:hAnsi="Times New Roman CE" w:cs="Times New Roman"/>
-                <w:noProof/>
-              </w:rPr>
-              <w:t>Automatizált tesztelés</w:t>
-            </w:r>
-            <w:r>
-              <w:rPr>
-                <w:noProof/>
-                <w:webHidden/>
-              </w:rPr>
-              <w:tab/>
-            </w:r>
-            <w:r>
-              <w:rPr>
-                <w:noProof/>
-                <w:webHidden/>
-              </w:rPr>
-              <w:fldChar w:fldCharType="begin"/>
-            </w:r>
-            <w:r>
-              <w:rPr>
-                <w:noProof/>
-                <w:webHidden/>
-              </w:rPr>
-              <w:instrText xml:space="preserve"> PAGEREF _Toc226634581 \h </w:instrText>
-            </w:r>
-            <w:r>
-              <w:rPr>
-                <w:noProof/>
-                <w:webHidden/>
-              </w:rPr>
-            </w:r>
-            <w:r>
-              <w:rPr>
-                <w:noProof/>
-                <w:webHidden/>
-              </w:rPr>
-              <w:fldChar w:fldCharType="separate"/>
-            </w:r>
-            <w:r>
-              <w:rPr>
-                <w:noProof/>
-                <w:webHidden/>
-              </w:rPr>
-              <w:t>7</w:t>
-            </w:r>
-            <w:r>
-              <w:rPr>
-                <w:noProof/>
-                <w:webHidden/>
-              </w:rPr>
-              <w:fldChar w:fldCharType="end"/>
-            </w:r>
-          </w:hyperlink>
-        </w:p>
-        <w:p>
-          <w:pPr>
-            <w:pStyle w:val="TJ3"/>
-            <w:tabs>
-              <w:tab w:val="left" w:pos="1680"/>
-              <w:tab w:val="right" w:leader="dot" w:pos="8776"/>
-            </w:tabs>
-            <w:rPr>
-              <w:noProof/>
-              <w:kern w:val="2"/>
-              <w:sz w:val="24"/>
-              <w:szCs w:val="24"/>
-              <w14:ligatures w14:val="standardContextual"/>
-            </w:rPr>
-          </w:pPr>
-          <w:hyperlink w:anchor="_Toc226634582" w:history="1">
-            <w:r>
-              <w:rPr>
-                <w:rStyle w:val="Hiperhivatkozs"/>
-                <w:rFonts w:ascii="Times New Roman CE" w:hAnsi="Times New Roman CE" w:cs="Times New Roman"/>
-                <w:noProof/>
-              </w:rPr>
-              <w:t>6.3.1</w:t>
-            </w:r>
-            <w:r>
-              <w:rPr>
-                <w:noProof/>
-                <w:kern w:val="2"/>
-                <w:sz w:val="24"/>
-                <w:szCs w:val="24"/>
-                <w14:ligatures w14:val="standardContextual"/>
-              </w:rPr>
-              <w:tab/>
-            </w:r>
-            <w:r>
-              <w:rPr>
-                <w:rStyle w:val="Hiperhivatkozs"/>
-                <w:rFonts w:ascii="Times New Roman CE" w:hAnsi="Times New Roman CE" w:cs="Times New Roman"/>
-                <w:noProof/>
-              </w:rPr>
-              <w:t>Egységtesztek</w:t>
-            </w:r>
-            <w:r>
-              <w:rPr>
-                <w:noProof/>
-                <w:webHidden/>
-              </w:rPr>
-              <w:tab/>
-            </w:r>
-            <w:r>
-              <w:rPr>
-                <w:noProof/>
-                <w:webHidden/>
-              </w:rPr>
-              <w:fldChar w:fldCharType="begin"/>
-            </w:r>
-            <w:r>
-              <w:rPr>
-                <w:noProof/>
-                <w:webHidden/>
-              </w:rPr>
-              <w:instrText xml:space="preserve"> PAGEREF _Toc226634582 \h </w:instrText>
-            </w:r>
-            <w:r>
-              <w:rPr>
-                <w:noProof/>
-                <w:webHidden/>
-              </w:rPr>
-            </w:r>
-            <w:r>
-              <w:rPr>
-                <w:noProof/>
-                <w:webHidden/>
-              </w:rPr>
-              <w:fldChar w:fldCharType="separate"/>
-            </w:r>
-            <w:r>
-              <w:rPr>
-                <w:noProof/>
-                <w:webHidden/>
-              </w:rPr>
-              <w:t>7</w:t>
-            </w:r>
-            <w:r>
-              <w:rPr>
-                <w:noProof/>
-                <w:webHidden/>
-              </w:rPr>
-              <w:fldChar w:fldCharType="end"/>
-            </w:r>
-          </w:hyperlink>
-        </w:p>
-        <w:p>
-          <w:pPr>
-            <w:pStyle w:val="TJ2"/>
-            <w:rPr>
-              <w:noProof/>
-              <w:kern w:val="2"/>
-              <w:sz w:val="24"/>
-              <w:szCs w:val="24"/>
-              <w14:ligatures w14:val="standardContextual"/>
-            </w:rPr>
-          </w:pPr>
-          <w:hyperlink w:anchor="_Toc226634583" w:history="1">
-            <w:r>
-              <w:rPr>
-                <w:rStyle w:val="Hiperhivatkozs"/>
-                <w:rFonts w:ascii="Times New Roman CE" w:hAnsi="Times New Roman CE" w:cs="Times New Roman"/>
-                <w:noProof/>
-              </w:rPr>
-              <w:t>6.4</w:t>
-            </w:r>
-            <w:r>
-              <w:rPr>
-                <w:noProof/>
-                <w:kern w:val="2"/>
-                <w:sz w:val="24"/>
-                <w:szCs w:val="24"/>
-                <w14:ligatures w14:val="standardContextual"/>
-              </w:rPr>
-              <w:tab/>
-            </w:r>
-            <w:r>
-              <w:rPr>
-                <w:rStyle w:val="Hiperhivatkozs"/>
-                <w:rFonts w:ascii="Times New Roman CE" w:hAnsi="Times New Roman CE" w:cs="Times New Roman"/>
-                <w:noProof/>
-              </w:rPr>
-              <w:t>Tesztelési környezet</w:t>
-            </w:r>
-            <w:r>
-              <w:rPr>
-                <w:noProof/>
-                <w:webHidden/>
-              </w:rPr>
-              <w:tab/>
-            </w:r>
-            <w:r>
-              <w:rPr>
-                <w:noProof/>
-                <w:webHidden/>
-              </w:rPr>
-              <w:fldChar w:fldCharType="begin"/>
-            </w:r>
-            <w:r>
-              <w:rPr>
-                <w:noProof/>
-                <w:webHidden/>
-              </w:rPr>
-              <w:instrText xml:space="preserve"> PAGEREF _Toc226634583 \h </w:instrText>
-            </w:r>
-            <w:r>
-              <w:rPr>
-                <w:noProof/>
-                <w:webHidden/>
-              </w:rPr>
-            </w:r>
-            <w:r>
-              <w:rPr>
-                <w:noProof/>
-                <w:webHidden/>
-              </w:rPr>
-              <w:fldChar w:fldCharType="separate"/>
-            </w:r>
-            <w:r>
-              <w:rPr>
-                <w:noProof/>
-                <w:webHidden/>
-              </w:rPr>
-              <w:t>7</w:t>
+              <w:t>12</w:t>
             </w:r>
             <w:r>
               <w:rPr>
@@ -3990,14 +4791,14 @@
               <w14:ligatures w14:val="standardContextual"/>
             </w:rPr>
           </w:pPr>
-          <w:hyperlink w:anchor="_Toc226634584" w:history="1">
+          <w:hyperlink w:anchor="_Toc226717452" w:history="1">
             <w:r>
               <w:rPr>
                 <w:rStyle w:val="Hiperhivatkozs"/>
                 <w:rFonts w:ascii="Times New Roman CE" w:hAnsi="Times New Roman CE" w:cs="Times New Roman"/>
                 <w:noProof/>
               </w:rPr>
-              <w:t>7</w:t>
+              <w:t>9</w:t>
             </w:r>
             <w:r>
               <w:rPr>
@@ -4015,7 +4816,7 @@
                 <w:rFonts w:ascii="Times New Roman CE" w:hAnsi="Times New Roman CE" w:cs="Times New Roman"/>
                 <w:noProof/>
               </w:rPr>
-              <w:t>Felhasználói dokumentáció</w:t>
+              <w:t>Továbbfejlesztési lehetőségek</w:t>
             </w:r>
             <w:r>
               <w:rPr>
@@ -4036,7 +4837,7 @@
                 <w:noProof/>
                 <w:webHidden/>
               </w:rPr>
-              <w:instrText xml:space="preserve"> PAGEREF _Toc226634584 \h </w:instrText>
+              <w:instrText xml:space="preserve"> PAGEREF _Toc226717452 \h </w:instrText>
             </w:r>
             <w:r>
               <w:rPr>
@@ -4056,639 +4857,7 @@
                 <w:noProof/>
                 <w:webHidden/>
               </w:rPr>
-              <w:t>8</w:t>
-            </w:r>
-            <w:r>
-              <w:rPr>
-                <w:noProof/>
-                <w:webHidden/>
-              </w:rPr>
-              <w:fldChar w:fldCharType="end"/>
-            </w:r>
-          </w:hyperlink>
-        </w:p>
-        <w:p>
-          <w:pPr>
-            <w:pStyle w:val="TJ2"/>
-            <w:rPr>
-              <w:noProof/>
-              <w:kern w:val="2"/>
-              <w:sz w:val="24"/>
-              <w:szCs w:val="24"/>
-              <w14:ligatures w14:val="standardContextual"/>
-            </w:rPr>
-          </w:pPr>
-          <w:hyperlink w:anchor="_Toc226634585" w:history="1">
-            <w:r>
-              <w:rPr>
-                <w:rStyle w:val="Hiperhivatkozs"/>
-                <w:rFonts w:ascii="Times New Roman CE" w:hAnsi="Times New Roman CE" w:cs="Times New Roman"/>
-                <w:noProof/>
-              </w:rPr>
-              <w:t>7.1</w:t>
-            </w:r>
-            <w:r>
-              <w:rPr>
-                <w:noProof/>
-                <w:kern w:val="2"/>
-                <w:sz w:val="24"/>
-                <w:szCs w:val="24"/>
-                <w14:ligatures w14:val="standardContextual"/>
-              </w:rPr>
-              <w:tab/>
-            </w:r>
-            <w:r>
-              <w:rPr>
-                <w:rStyle w:val="Hiperhivatkozs"/>
-                <w:rFonts w:ascii="Times New Roman CE" w:hAnsi="Times New Roman CE" w:cs="Times New Roman"/>
-                <w:noProof/>
-              </w:rPr>
-              <w:t>A program általános specifikációja</w:t>
-            </w:r>
-            <w:r>
-              <w:rPr>
-                <w:noProof/>
-                <w:webHidden/>
-              </w:rPr>
-              <w:tab/>
-            </w:r>
-            <w:r>
-              <w:rPr>
-                <w:noProof/>
-                <w:webHidden/>
-              </w:rPr>
-              <w:fldChar w:fldCharType="begin"/>
-            </w:r>
-            <w:r>
-              <w:rPr>
-                <w:noProof/>
-                <w:webHidden/>
-              </w:rPr>
-              <w:instrText xml:space="preserve"> PAGEREF _Toc226634585 \h </w:instrText>
-            </w:r>
-            <w:r>
-              <w:rPr>
-                <w:noProof/>
-                <w:webHidden/>
-              </w:rPr>
-            </w:r>
-            <w:r>
-              <w:rPr>
-                <w:noProof/>
-                <w:webHidden/>
-              </w:rPr>
-              <w:fldChar w:fldCharType="separate"/>
-            </w:r>
-            <w:r>
-              <w:rPr>
-                <w:noProof/>
-                <w:webHidden/>
-              </w:rPr>
-              <w:t>8</w:t>
-            </w:r>
-            <w:r>
-              <w:rPr>
-                <w:noProof/>
-                <w:webHidden/>
-              </w:rPr>
-              <w:fldChar w:fldCharType="end"/>
-            </w:r>
-          </w:hyperlink>
-        </w:p>
-        <w:p>
-          <w:pPr>
-            <w:pStyle w:val="TJ2"/>
-            <w:rPr>
-              <w:noProof/>
-              <w:kern w:val="2"/>
-              <w:sz w:val="24"/>
-              <w:szCs w:val="24"/>
-              <w14:ligatures w14:val="standardContextual"/>
-            </w:rPr>
-          </w:pPr>
-          <w:hyperlink w:anchor="_Toc226634586" w:history="1">
-            <w:r>
-              <w:rPr>
-                <w:rStyle w:val="Hiperhivatkozs"/>
-                <w:rFonts w:ascii="Times New Roman CE" w:hAnsi="Times New Roman CE" w:cs="Times New Roman"/>
-                <w:noProof/>
-              </w:rPr>
-              <w:t>7.2</w:t>
-            </w:r>
-            <w:r>
-              <w:rPr>
-                <w:noProof/>
-                <w:kern w:val="2"/>
-                <w:sz w:val="24"/>
-                <w:szCs w:val="24"/>
-                <w14:ligatures w14:val="standardContextual"/>
-              </w:rPr>
-              <w:tab/>
-            </w:r>
-            <w:r>
-              <w:rPr>
-                <w:rStyle w:val="Hiperhivatkozs"/>
-                <w:rFonts w:ascii="Times New Roman CE" w:hAnsi="Times New Roman CE" w:cs="Times New Roman"/>
-                <w:noProof/>
-              </w:rPr>
-              <w:t>Rendszerkövetelmények</w:t>
-            </w:r>
-            <w:r>
-              <w:rPr>
-                <w:noProof/>
-                <w:webHidden/>
-              </w:rPr>
-              <w:tab/>
-            </w:r>
-            <w:r>
-              <w:rPr>
-                <w:noProof/>
-                <w:webHidden/>
-              </w:rPr>
-              <w:fldChar w:fldCharType="begin"/>
-            </w:r>
-            <w:r>
-              <w:rPr>
-                <w:noProof/>
-                <w:webHidden/>
-              </w:rPr>
-              <w:instrText xml:space="preserve"> PAGEREF _Toc226634586 \h </w:instrText>
-            </w:r>
-            <w:r>
-              <w:rPr>
-                <w:noProof/>
-                <w:webHidden/>
-              </w:rPr>
-            </w:r>
-            <w:r>
-              <w:rPr>
-                <w:noProof/>
-                <w:webHidden/>
-              </w:rPr>
-              <w:fldChar w:fldCharType="separate"/>
-            </w:r>
-            <w:r>
-              <w:rPr>
-                <w:noProof/>
-                <w:webHidden/>
-              </w:rPr>
-              <w:t>8</w:t>
-            </w:r>
-            <w:r>
-              <w:rPr>
-                <w:noProof/>
-                <w:webHidden/>
-              </w:rPr>
-              <w:fldChar w:fldCharType="end"/>
-            </w:r>
-          </w:hyperlink>
-        </w:p>
-        <w:p>
-          <w:pPr>
-            <w:pStyle w:val="TJ3"/>
-            <w:tabs>
-              <w:tab w:val="left" w:pos="1680"/>
-              <w:tab w:val="right" w:leader="dot" w:pos="8776"/>
-            </w:tabs>
-            <w:rPr>
-              <w:noProof/>
-              <w:kern w:val="2"/>
-              <w:sz w:val="24"/>
-              <w:szCs w:val="24"/>
-              <w14:ligatures w14:val="standardContextual"/>
-            </w:rPr>
-          </w:pPr>
-          <w:hyperlink w:anchor="_Toc226634587" w:history="1">
-            <w:r>
-              <w:rPr>
-                <w:rStyle w:val="Hiperhivatkozs"/>
-                <w:rFonts w:ascii="Times New Roman CE" w:hAnsi="Times New Roman CE" w:cs="Times New Roman"/>
-                <w:noProof/>
-              </w:rPr>
-              <w:t>7.2.1</w:t>
-            </w:r>
-            <w:r>
-              <w:rPr>
-                <w:noProof/>
-                <w:kern w:val="2"/>
-                <w:sz w:val="24"/>
-                <w:szCs w:val="24"/>
-                <w14:ligatures w14:val="standardContextual"/>
-              </w:rPr>
-              <w:tab/>
-            </w:r>
-            <w:r>
-              <w:rPr>
-                <w:rStyle w:val="Hiperhivatkozs"/>
-                <w:rFonts w:ascii="Times New Roman CE" w:hAnsi="Times New Roman CE" w:cs="Times New Roman"/>
-                <w:noProof/>
-              </w:rPr>
-              <w:t>Hardver követelmények</w:t>
-            </w:r>
-            <w:r>
-              <w:rPr>
-                <w:noProof/>
-                <w:webHidden/>
-              </w:rPr>
-              <w:tab/>
-            </w:r>
-            <w:r>
-              <w:rPr>
-                <w:noProof/>
-                <w:webHidden/>
-              </w:rPr>
-              <w:fldChar w:fldCharType="begin"/>
-            </w:r>
-            <w:r>
-              <w:rPr>
-                <w:noProof/>
-                <w:webHidden/>
-              </w:rPr>
-              <w:instrText xml:space="preserve"> PAGEREF _Toc226634587 \h </w:instrText>
-            </w:r>
-            <w:r>
-              <w:rPr>
-                <w:noProof/>
-                <w:webHidden/>
-              </w:rPr>
-            </w:r>
-            <w:r>
-              <w:rPr>
-                <w:noProof/>
-                <w:webHidden/>
-              </w:rPr>
-              <w:fldChar w:fldCharType="separate"/>
-            </w:r>
-            <w:r>
-              <w:rPr>
-                <w:noProof/>
-                <w:webHidden/>
-              </w:rPr>
-              <w:t>8</w:t>
-            </w:r>
-            <w:r>
-              <w:rPr>
-                <w:noProof/>
-                <w:webHidden/>
-              </w:rPr>
-              <w:fldChar w:fldCharType="end"/>
-            </w:r>
-          </w:hyperlink>
-        </w:p>
-        <w:p>
-          <w:pPr>
-            <w:pStyle w:val="TJ3"/>
-            <w:tabs>
-              <w:tab w:val="left" w:pos="1680"/>
-              <w:tab w:val="right" w:leader="dot" w:pos="8776"/>
-            </w:tabs>
-            <w:rPr>
-              <w:noProof/>
-              <w:kern w:val="2"/>
-              <w:sz w:val="24"/>
-              <w:szCs w:val="24"/>
-              <w14:ligatures w14:val="standardContextual"/>
-            </w:rPr>
-          </w:pPr>
-          <w:hyperlink w:anchor="_Toc226634588" w:history="1">
-            <w:r>
-              <w:rPr>
-                <w:rStyle w:val="Hiperhivatkozs"/>
-                <w:rFonts w:ascii="Times New Roman CE" w:hAnsi="Times New Roman CE" w:cs="Times New Roman"/>
-                <w:noProof/>
-              </w:rPr>
-              <w:t>7.2.2</w:t>
-            </w:r>
-            <w:r>
-              <w:rPr>
-                <w:noProof/>
-                <w:kern w:val="2"/>
-                <w:sz w:val="24"/>
-                <w:szCs w:val="24"/>
-                <w14:ligatures w14:val="standardContextual"/>
-              </w:rPr>
-              <w:tab/>
-            </w:r>
-            <w:r>
-              <w:rPr>
-                <w:rStyle w:val="Hiperhivatkozs"/>
-                <w:rFonts w:ascii="Times New Roman CE" w:hAnsi="Times New Roman CE" w:cs="Times New Roman"/>
-                <w:noProof/>
-              </w:rPr>
-              <w:t>Szoftver követelmények</w:t>
-            </w:r>
-            <w:r>
-              <w:rPr>
-                <w:noProof/>
-                <w:webHidden/>
-              </w:rPr>
-              <w:tab/>
-            </w:r>
-            <w:r>
-              <w:rPr>
-                <w:noProof/>
-                <w:webHidden/>
-              </w:rPr>
-              <w:fldChar w:fldCharType="begin"/>
-            </w:r>
-            <w:r>
-              <w:rPr>
-                <w:noProof/>
-                <w:webHidden/>
-              </w:rPr>
-              <w:instrText xml:space="preserve"> PAGEREF _Toc226634588 \h </w:instrText>
-            </w:r>
-            <w:r>
-              <w:rPr>
-                <w:noProof/>
-                <w:webHidden/>
-              </w:rPr>
-            </w:r>
-            <w:r>
-              <w:rPr>
-                <w:noProof/>
-                <w:webHidden/>
-              </w:rPr>
-              <w:fldChar w:fldCharType="separate"/>
-            </w:r>
-            <w:r>
-              <w:rPr>
-                <w:noProof/>
-                <w:webHidden/>
-              </w:rPr>
-              <w:t>8</w:t>
-            </w:r>
-            <w:r>
-              <w:rPr>
-                <w:noProof/>
-                <w:webHidden/>
-              </w:rPr>
-              <w:fldChar w:fldCharType="end"/>
-            </w:r>
-          </w:hyperlink>
-        </w:p>
-        <w:p>
-          <w:pPr>
-            <w:pStyle w:val="TJ2"/>
-            <w:rPr>
-              <w:noProof/>
-              <w:kern w:val="2"/>
-              <w:sz w:val="24"/>
-              <w:szCs w:val="24"/>
-              <w14:ligatures w14:val="standardContextual"/>
-            </w:rPr>
-          </w:pPr>
-          <w:hyperlink w:anchor="_Toc226634589" w:history="1">
-            <w:r>
-              <w:rPr>
-                <w:rStyle w:val="Hiperhivatkozs"/>
-                <w:rFonts w:ascii="Times New Roman CE" w:hAnsi="Times New Roman CE" w:cs="Times New Roman"/>
-                <w:noProof/>
-              </w:rPr>
-              <w:t>7.3</w:t>
-            </w:r>
-            <w:r>
-              <w:rPr>
-                <w:noProof/>
-                <w:kern w:val="2"/>
-                <w:sz w:val="24"/>
-                <w:szCs w:val="24"/>
-                <w14:ligatures w14:val="standardContextual"/>
-              </w:rPr>
-              <w:tab/>
-            </w:r>
-            <w:r>
-              <w:rPr>
-                <w:rStyle w:val="Hiperhivatkozs"/>
-                <w:rFonts w:ascii="Times New Roman CE" w:hAnsi="Times New Roman CE" w:cs="Times New Roman"/>
-                <w:noProof/>
-              </w:rPr>
-              <w:t>A program használatának részletes leírása</w:t>
-            </w:r>
-            <w:r>
-              <w:rPr>
-                <w:noProof/>
-                <w:webHidden/>
-              </w:rPr>
-              <w:tab/>
-            </w:r>
-            <w:r>
-              <w:rPr>
-                <w:noProof/>
-                <w:webHidden/>
-              </w:rPr>
-              <w:fldChar w:fldCharType="begin"/>
-            </w:r>
-            <w:r>
-              <w:rPr>
-                <w:noProof/>
-                <w:webHidden/>
-              </w:rPr>
-              <w:instrText xml:space="preserve"> PAGEREF _Toc226634589 \h </w:instrText>
-            </w:r>
-            <w:r>
-              <w:rPr>
-                <w:noProof/>
-                <w:webHidden/>
-              </w:rPr>
-            </w:r>
-            <w:r>
-              <w:rPr>
-                <w:noProof/>
-                <w:webHidden/>
-              </w:rPr>
-              <w:fldChar w:fldCharType="separate"/>
-            </w:r>
-            <w:r>
-              <w:rPr>
-                <w:noProof/>
-                <w:webHidden/>
-              </w:rPr>
-              <w:t>8</w:t>
-            </w:r>
-            <w:r>
-              <w:rPr>
-                <w:noProof/>
-                <w:webHidden/>
-              </w:rPr>
-              <w:fldChar w:fldCharType="end"/>
-            </w:r>
-          </w:hyperlink>
-        </w:p>
-        <w:p>
-          <w:pPr>
-            <w:pStyle w:val="TJ1"/>
-            <w:tabs>
-              <w:tab w:val="left" w:pos="720"/>
-              <w:tab w:val="right" w:leader="dot" w:pos="8776"/>
-            </w:tabs>
-            <w:rPr>
-              <w:noProof/>
-              <w:kern w:val="2"/>
-              <w:sz w:val="24"/>
-              <w:szCs w:val="24"/>
-              <w14:ligatures w14:val="standardContextual"/>
-            </w:rPr>
-          </w:pPr>
-          <w:hyperlink w:anchor="_Toc226634590" w:history="1">
-            <w:r>
-              <w:rPr>
-                <w:rStyle w:val="Hiperhivatkozs"/>
-                <w:rFonts w:ascii="Times New Roman CE" w:hAnsi="Times New Roman CE" w:cs="Times New Roman"/>
-                <w:noProof/>
-              </w:rPr>
-              <w:t>8</w:t>
-            </w:r>
-            <w:r>
-              <w:rPr>
-                <w:noProof/>
-                <w:kern w:val="2"/>
-                <w:sz w:val="24"/>
-                <w:szCs w:val="24"/>
-                <w14:ligatures w14:val="standardContextual"/>
-              </w:rPr>
-              <w:tab/>
-            </w:r>
-            <w:r>
-              <w:rPr>
-                <w:rStyle w:val="Hiperhivatkozs"/>
-                <w:rFonts w:ascii="Times New Roman CE" w:hAnsi="Times New Roman CE" w:cs="Times New Roman"/>
-                <w:noProof/>
-              </w:rPr>
-              <w:t>Önértékelés</w:t>
-            </w:r>
-            <w:r>
-              <w:rPr>
-                <w:noProof/>
-                <w:webHidden/>
-              </w:rPr>
-              <w:tab/>
-            </w:r>
-            <w:r>
-              <w:rPr>
-                <w:noProof/>
-                <w:webHidden/>
-              </w:rPr>
-              <w:fldChar w:fldCharType="begin"/>
-            </w:r>
-            <w:r>
-              <w:rPr>
-                <w:noProof/>
-                <w:webHidden/>
-              </w:rPr>
-              <w:instrText xml:space="preserve"> PAGEREF _Toc226634590 \h </w:instrText>
-            </w:r>
-            <w:r>
-              <w:rPr>
-                <w:noProof/>
-                <w:webHidden/>
-              </w:rPr>
-            </w:r>
-            <w:r>
-              <w:rPr>
-                <w:noProof/>
-                <w:webHidden/>
-              </w:rPr>
-              <w:fldChar w:fldCharType="separate"/>
-            </w:r>
-            <w:r>
-              <w:rPr>
-                <w:noProof/>
-                <w:webHidden/>
-              </w:rPr>
-              <w:t>9</w:t>
-            </w:r>
-            <w:r>
-              <w:rPr>
-                <w:noProof/>
-                <w:webHidden/>
-              </w:rPr>
-              <w:fldChar w:fldCharType="end"/>
-            </w:r>
-          </w:hyperlink>
-        </w:p>
-        <w:p>
-          <w:pPr>
-            <w:pStyle w:val="TJ1"/>
-            <w:tabs>
-              <w:tab w:val="left" w:pos="720"/>
-              <w:tab w:val="right" w:leader="dot" w:pos="8776"/>
-            </w:tabs>
-            <w:rPr>
-              <w:noProof/>
-              <w:kern w:val="2"/>
-              <w:sz w:val="24"/>
-              <w:szCs w:val="24"/>
-              <w14:ligatures w14:val="standardContextual"/>
-            </w:rPr>
-          </w:pPr>
-          <w:hyperlink w:anchor="_Toc226634591" w:history="1">
-            <w:r>
-              <w:rPr>
-                <w:rStyle w:val="Hiperhivatkozs"/>
-                <w:rFonts w:ascii="Times New Roman CE" w:hAnsi="Times New Roman CE" w:cs="Times New Roman"/>
-                <w:noProof/>
-              </w:rPr>
-              <w:t>9</w:t>
-            </w:r>
-            <w:r>
-              <w:rPr>
-                <w:noProof/>
-                <w:kern w:val="2"/>
-                <w:sz w:val="24"/>
-                <w:szCs w:val="24"/>
-                <w14:ligatures w14:val="standardContextual"/>
-              </w:rPr>
-              <w:tab/>
-            </w:r>
-            <w:r>
-              <w:rPr>
-                <w:rStyle w:val="Hiperhivatkozs"/>
-                <w:rFonts w:ascii="Times New Roman CE" w:hAnsi="Times New Roman CE" w:cs="Times New Roman"/>
-                <w:noProof/>
-              </w:rPr>
-              <w:t>Továbbfejlesztési lehetőségek</w:t>
-            </w:r>
-            <w:r>
-              <w:rPr>
-                <w:noProof/>
-                <w:webHidden/>
-              </w:rPr>
-              <w:tab/>
-            </w:r>
-            <w:r>
-              <w:rPr>
-                <w:noProof/>
-                <w:webHidden/>
-              </w:rPr>
-              <w:fldChar w:fldCharType="begin"/>
-            </w:r>
-            <w:r>
-              <w:rPr>
-                <w:noProof/>
-                <w:webHidden/>
-              </w:rPr>
-              <w:instrText xml:space="preserve"> PAGEREF _Toc226634591 \h </w:instrText>
-            </w:r>
-            <w:r>
-              <w:rPr>
-                <w:noProof/>
-                <w:webHidden/>
-              </w:rPr>
-            </w:r>
-            <w:r>
-              <w:rPr>
-                <w:noProof/>
-                <w:webHidden/>
-              </w:rPr>
-              <w:fldChar w:fldCharType="separate"/>
-            </w:r>
-            <w:r>
-              <w:rPr>
-                <w:noProof/>
-                <w:webHidden/>
-              </w:rPr>
-              <w:t>10</w:t>
+              <w:t>13</w:t>
             </w:r>
             <w:r>
               <w:rPr>
@@ -4714,7 +4883,7 @@
               <w14:ligatures w14:val="standardContextual"/>
             </w:rPr>
           </w:pPr>
-          <w:hyperlink w:anchor="_Toc226634592" w:history="1">
+          <w:hyperlink w:anchor="_Toc226717453" w:history="1">
             <w:r>
               <w:rPr>
                 <w:rStyle w:val="Hiperhivatkozs"/>
@@ -4760,7 +4929,7 @@
                 <w:noProof/>
                 <w:webHidden/>
               </w:rPr>
-              <w:instrText xml:space="preserve"> PAGEREF _Toc226634592 \h </w:instrText>
+              <w:instrText xml:space="preserve"> PAGEREF _Toc226717453 \h </w:instrText>
             </w:r>
             <w:r>
               <w:rPr>
@@ -4780,7 +4949,7 @@
                 <w:noProof/>
                 <w:webHidden/>
               </w:rPr>
-              <w:t>11</w:t>
+              <w:t>14</w:t>
             </w:r>
             <w:r>
               <w:rPr>
@@ -4846,7 +5015,7 @@
           <w:rFonts w:ascii="Times New Roman CE" w:hAnsi="Times New Roman CE" w:cs="Times New Roman"/>
         </w:rPr>
       </w:pPr>
-      <w:bookmarkStart w:id="1" w:name="_Toc226634544"/>
+      <w:bookmarkStart w:id="1" w:name="_Toc226717403"/>
       <w:r>
         <w:rPr>
           <w:rFonts w:ascii="Times New Roman CE" w:hAnsi="Times New Roman CE" w:cs="Times New Roman"/>
@@ -4866,7 +5035,7 @@
         </w:rPr>
       </w:pPr>
       <w:bookmarkStart w:id="2" w:name="_Toc473730743"/>
-      <w:bookmarkStart w:id="3" w:name="_Toc226634545"/>
+      <w:bookmarkStart w:id="3" w:name="_Toc226717404"/>
       <w:r>
         <w:rPr>
           <w:rFonts w:ascii="Times New Roman CE" w:hAnsi="Times New Roman CE" w:cs="Times New Roman"/>
@@ -4940,7 +5109,7 @@
           <w:rFonts w:ascii="Times New Roman CE" w:hAnsi="Times New Roman CE" w:cs="Times New Roman"/>
         </w:rPr>
       </w:pPr>
-      <w:bookmarkStart w:id="4" w:name="_Toc226634546"/>
+      <w:bookmarkStart w:id="4" w:name="_Toc226717405"/>
       <w:r>
         <w:rPr>
           <w:rFonts w:ascii="Times New Roman CE" w:hAnsi="Times New Roman CE" w:cs="Times New Roman"/>
@@ -4973,40 +5142,15 @@
         <w:jc w:val="both"/>
       </w:pPr>
       <w:r>
-        <w:t xml:space="preserve">XAMP, </w:t>
-      </w:r>
-      <w:proofErr w:type="spellStart"/>
-      <w:r>
-        <w:t>phpMyAdmin</w:t>
-      </w:r>
-      <w:proofErr w:type="spellEnd"/>
-      <w:r>
-        <w:t xml:space="preserve">, </w:t>
-      </w:r>
-      <w:proofErr w:type="spellStart"/>
-      <w:r>
-        <w:t>MySQL</w:t>
-      </w:r>
-      <w:proofErr w:type="spellEnd"/>
+        <w:t>XAMP, phpMyAdmin, MySQL</w:t>
+      </w:r>
       <w:r>
         <w:t>,</w:t>
       </w:r>
       <w:r>
         <w:tab/>
-      </w:r>
-      <w:proofErr w:type="spellStart"/>
-      <w:r>
-        <w:t>DBeaver</w:t>
-      </w:r>
-      <w:proofErr w:type="spellEnd"/>
-      <w:r>
-        <w:t xml:space="preserve">, </w:t>
-      </w:r>
-      <w:proofErr w:type="spellStart"/>
-      <w:r>
-        <w:t>Aiven</w:t>
-      </w:r>
-      <w:proofErr w:type="spellEnd"/>
+        <w:t>DBeaver, Aiven</w:t>
+      </w:r>
     </w:p>
     <w:p>
       <w:pPr>
@@ -5039,33 +5183,18 @@
       <w:r>
         <w:t xml:space="preserve"> </w:t>
       </w:r>
-      <w:proofErr w:type="spellStart"/>
-      <w:r>
-        <w:t>Entity</w:t>
-      </w:r>
-      <w:proofErr w:type="spellEnd"/>
-      <w:r>
-        <w:t xml:space="preserve"> Framework</w:t>
-      </w:r>
-      <w:r>
-        <w:t xml:space="preserve"> </w:t>
-      </w:r>
-      <w:proofErr w:type="spellStart"/>
-      <w:r>
-        <w:t>Core</w:t>
-      </w:r>
-      <w:proofErr w:type="spellEnd"/>
+      <w:r>
+        <w:t>Entity Framework</w:t>
+      </w:r>
+      <w:r>
+        <w:t xml:space="preserve"> Core</w:t>
+      </w:r>
       <w:r>
         <w:t>,</w:t>
       </w:r>
       <w:r>
-        <w:t xml:space="preserve"> </w:t>
-      </w:r>
-      <w:proofErr w:type="spellStart"/>
-      <w:r>
-        <w:t>DigitalOcean</w:t>
-      </w:r>
-      <w:proofErr w:type="spellEnd"/>
+        <w:t xml:space="preserve"> DigitalOcean</w:t>
+      </w:r>
     </w:p>
     <w:p>
       <w:pPr>
@@ -5096,13 +5225,8 @@
         <w:t>3, JavaScript</w:t>
       </w:r>
       <w:r>
-        <w:t xml:space="preserve">, </w:t>
-      </w:r>
-      <w:proofErr w:type="spellStart"/>
-      <w:r>
-        <w:t>React</w:t>
-      </w:r>
-      <w:proofErr w:type="spellEnd"/>
+        <w:t>, React</w:t>
+      </w:r>
     </w:p>
     <w:p>
       <w:pPr>
@@ -5125,7 +5249,7 @@
           <w:rFonts w:ascii="Times New Roman CE" w:hAnsi="Times New Roman CE" w:cs="Times New Roman"/>
         </w:rPr>
       </w:pPr>
-      <w:bookmarkStart w:id="5" w:name="_Toc226634547"/>
+      <w:bookmarkStart w:id="5" w:name="_Toc226717406"/>
       <w:r>
         <w:rPr>
           <w:rFonts w:ascii="Times New Roman CE" w:hAnsi="Times New Roman CE" w:cs="Times New Roman"/>
@@ -5161,19 +5285,15 @@
             <w:r>
               <w:t xml:space="preserve">, </w:t>
             </w:r>
-            <w:proofErr w:type="spellStart"/>
             <w:r>
               <w:t>phpMyAdmin</w:t>
             </w:r>
-            <w:proofErr w:type="spellEnd"/>
             <w:r>
               <w:t xml:space="preserve">, </w:t>
             </w:r>
-            <w:proofErr w:type="spellStart"/>
             <w:r>
               <w:t>DBeaver</w:t>
             </w:r>
-            <w:proofErr w:type="spellEnd"/>
             <w:r>
               <w:t xml:space="preserve">, </w:t>
             </w:r>
@@ -5209,29 +5329,8 @@
               <w:jc w:val="both"/>
             </w:pPr>
             <w:r>
-              <w:t xml:space="preserve">Visual </w:t>
-            </w:r>
-            <w:proofErr w:type="spellStart"/>
-            <w:r>
-              <w:t>Studio</w:t>
-            </w:r>
-            <w:proofErr w:type="spellEnd"/>
-            <w:r>
-              <w:t xml:space="preserve">, </w:t>
-            </w:r>
-            <w:proofErr w:type="spellStart"/>
-            <w:r>
-              <w:t>DigitalOcean</w:t>
-            </w:r>
-            <w:proofErr w:type="spellEnd"/>
-            <w:r>
-              <w:t xml:space="preserve">, </w:t>
-            </w:r>
-            <w:proofErr w:type="spellStart"/>
-            <w:r>
-              <w:t>Rider</w:t>
-            </w:r>
-            <w:proofErr w:type="spellEnd"/>
+              <w:t>Visual Studio, DigitalOcean, Rider</w:t>
+            </w:r>
           </w:p>
         </w:tc>
         <w:tc>
@@ -5265,29 +5364,8 @@
               <w:jc w:val="both"/>
             </w:pPr>
             <w:r>
-              <w:t xml:space="preserve">Visual </w:t>
-            </w:r>
-            <w:proofErr w:type="spellStart"/>
-            <w:r>
-              <w:t>Studio</w:t>
-            </w:r>
-            <w:proofErr w:type="spellEnd"/>
-            <w:r>
-              <w:t xml:space="preserve"> </w:t>
-            </w:r>
-            <w:proofErr w:type="spellStart"/>
-            <w:r>
-              <w:t>Code</w:t>
-            </w:r>
-            <w:proofErr w:type="spellEnd"/>
-            <w:r>
-              <w:t xml:space="preserve">, </w:t>
-            </w:r>
-            <w:proofErr w:type="spellStart"/>
-            <w:r>
-              <w:t>Rider</w:t>
-            </w:r>
-            <w:proofErr w:type="spellEnd"/>
+              <w:t>Visual Studio Code, Rider</w:t>
+            </w:r>
           </w:p>
         </w:tc>
         <w:tc>
@@ -5315,27 +5393,9 @@
               <w:ind w:firstLine="0"/>
               <w:jc w:val="both"/>
             </w:pPr>
-            <w:proofErr w:type="spellStart"/>
-            <w:r>
-              <w:t>Github</w:t>
-            </w:r>
-            <w:proofErr w:type="spellEnd"/>
-            <w:r>
-              <w:t xml:space="preserve">, </w:t>
-            </w:r>
-            <w:proofErr w:type="spellStart"/>
-            <w:r>
-              <w:t>Github</w:t>
-            </w:r>
-            <w:proofErr w:type="spellEnd"/>
-            <w:r>
-              <w:t xml:space="preserve"> </w:t>
-            </w:r>
-            <w:proofErr w:type="spellStart"/>
-            <w:r>
-              <w:t>Desktop</w:t>
-            </w:r>
-            <w:proofErr w:type="spellEnd"/>
+            <w:r>
+              <w:t>Github, Github Desktop</w:t>
+            </w:r>
           </w:p>
         </w:tc>
         <w:tc>
@@ -5386,7 +5446,7 @@
           <w:rFonts w:ascii="Times New Roman CE" w:hAnsi="Times New Roman CE" w:cs="Times New Roman"/>
         </w:rPr>
       </w:pPr>
-      <w:bookmarkStart w:id="9" w:name="_Toc226634548"/>
+      <w:bookmarkStart w:id="9" w:name="_Toc226717407"/>
       <w:r>
         <w:rPr>
           <w:rFonts w:ascii="Times New Roman CE" w:hAnsi="Times New Roman CE" w:cs="Times New Roman"/>
@@ -5411,7 +5471,7 @@
           <w:rFonts w:ascii="Times New Roman CE" w:hAnsi="Times New Roman CE" w:cs="Times New Roman"/>
         </w:rPr>
       </w:pPr>
-      <w:bookmarkStart w:id="10" w:name="_Toc226634549"/>
+      <w:bookmarkStart w:id="10" w:name="_Toc226717408"/>
       <w:r>
         <w:rPr>
           <w:rFonts w:ascii="Times New Roman CE" w:hAnsi="Times New Roman CE" w:cs="Times New Roman"/>
@@ -5429,7 +5489,7 @@
           <w:rFonts w:ascii="Times New Roman CE" w:hAnsi="Times New Roman CE" w:cs="Times New Roman"/>
         </w:rPr>
       </w:pPr>
-      <w:bookmarkStart w:id="11" w:name="_Toc226634550"/>
+      <w:bookmarkStart w:id="11" w:name="_Toc226717409"/>
       <w:r>
         <w:rPr>
           <w:rFonts w:ascii="Times New Roman CE" w:hAnsi="Times New Roman CE" w:cs="Times New Roman"/>
@@ -5455,21 +5515,7 @@
         <w:rPr>
           <w:rFonts w:ascii="Times New Roman CE" w:hAnsi="Times New Roman CE" w:cs="Times New Roman"/>
         </w:rPr>
-        <w:t xml:space="preserve">(pl. admin, </w:t>
-      </w:r>
-      <w:proofErr w:type="spellStart"/>
-      <w:r>
-        <w:rPr>
-          <w:rFonts w:ascii="Times New Roman CE" w:hAnsi="Times New Roman CE" w:cs="Times New Roman"/>
-        </w:rPr>
-        <w:t>user</w:t>
-      </w:r>
-      <w:proofErr w:type="spellEnd"/>
-      <w:r>
-        <w:rPr>
-          <w:rFonts w:ascii="Times New Roman CE" w:hAnsi="Times New Roman CE" w:cs="Times New Roman"/>
-        </w:rPr>
-        <w:t>)</w:t>
+        <w:t>A projektünkben kettő alapvető szerepkört határoztunk meg, ezek a User és Admin hatáskörök. Akik vendégként tehát felhasználó, regisztráció nélkül kívánnak ellátogatni a weboldalra azoknak a böngészés lehetősége áll fent, tehát ők nem képesek vásárolni vagy hangszereket feltölteni biztonsági okokból.</w:t>
       </w:r>
     </w:p>
     <w:p>
@@ -5480,7 +5526,7 @@
           <w:rFonts w:ascii="Times New Roman CE" w:hAnsi="Times New Roman CE" w:cs="Times New Roman"/>
         </w:rPr>
       </w:pPr>
-      <w:bookmarkStart w:id="12" w:name="_Toc226634551"/>
+      <w:bookmarkStart w:id="12" w:name="_Toc226717410"/>
       <w:r>
         <w:rPr>
           <w:rFonts w:ascii="Times New Roman CE" w:hAnsi="Times New Roman CE" w:cs="Times New Roman"/>
@@ -5498,113 +5544,236 @@
     <w:p>
       <w:pPr>
         <w:jc w:val="both"/>
-        <w:rPr>
-          <w:rFonts w:ascii="Times New Roman CE" w:hAnsi="Times New Roman CE" w:cs="Times New Roman"/>
-        </w:rPr>
-      </w:pPr>
-      <w:r>
-        <w:rPr>
-          <w:rFonts w:ascii="Times New Roman CE" w:hAnsi="Times New Roman CE" w:cs="Times New Roman"/>
-        </w:rPr>
-        <w:t>Bontsd fel apróbb lépésekre a feladatot! (pl. bejelentkezés, időpontfoglalás, email küldés, jegy nyomtatás)</w:t>
+      </w:pPr>
+      <w:r>
+        <w:t>A honlap rendeltetésszerű működéséhez és a főbb funkciók végrehajtásához az alábbi szoftveres és biztonsági feltételeknek kell teljesülniük:</w:t>
       </w:r>
     </w:p>
     <w:p>
       <w:pPr>
-        <w:pStyle w:val="Cmsor2"/>
+        <w:pStyle w:val="Cmsor3"/>
         <w:jc w:val="both"/>
-        <w:rPr>
-          <w:rFonts w:ascii="Times New Roman CE" w:hAnsi="Times New Roman CE" w:cs="Times New Roman"/>
-        </w:rPr>
-      </w:pPr>
-      <w:bookmarkStart w:id="13" w:name="_Toc226634552"/>
-      <w:r>
-        <w:rPr>
-          <w:rFonts w:ascii="Times New Roman CE" w:hAnsi="Times New Roman CE" w:cs="Times New Roman"/>
-        </w:rPr>
-        <w:t>Felhasználói felület vázlatai (</w:t>
-      </w:r>
-      <w:proofErr w:type="spellStart"/>
-      <w:r>
-        <w:rPr>
-          <w:rFonts w:ascii="Times New Roman CE" w:hAnsi="Times New Roman CE" w:cs="Times New Roman"/>
-        </w:rPr>
-        <w:t>wireframe</w:t>
-      </w:r>
-      <w:proofErr w:type="spellEnd"/>
-      <w:r>
-        <w:rPr>
-          <w:rFonts w:ascii="Times New Roman CE" w:hAnsi="Times New Roman CE" w:cs="Times New Roman"/>
-        </w:rPr>
-        <w:t>)</w:t>
+      </w:pPr>
+      <w:bookmarkStart w:id="13" w:name="_Toc226717411"/>
+      <w:r>
+        <w:t>Regisztráció és bejelentkezés</w:t>
       </w:r>
       <w:bookmarkEnd w:id="13"/>
     </w:p>
     <w:p>
       <w:pPr>
-        <w:pStyle w:val="Cmsor2"/>
+        <w:pStyle w:val="Listaszerbekezds"/>
+        <w:numPr>
+          <w:ilvl w:val="0"/>
+          <w:numId w:val="51"/>
+        </w:numPr>
         <w:jc w:val="both"/>
-        <w:rPr>
-          <w:rFonts w:ascii="Times New Roman CE" w:hAnsi="Times New Roman CE" w:cs="Times New Roman"/>
-        </w:rPr>
-      </w:pPr>
-      <w:bookmarkStart w:id="14" w:name="_Toc226634553"/>
-      <w:r>
-        <w:rPr>
-          <w:rFonts w:ascii="Times New Roman CE" w:hAnsi="Times New Roman CE" w:cs="Times New Roman"/>
-        </w:rPr>
-        <w:t>Adatbázisterv</w:t>
+      </w:pPr>
+      <w:r>
+        <w:t>Olyan modern böngésző, amely támogatja a http-only cookie-k kezelését és a JavaScript alapó aszinkron hívásokat</w:t>
+      </w:r>
+    </w:p>
+    <w:p>
+      <w:pPr>
+        <w:pStyle w:val="Listaszerbekezds"/>
+        <w:numPr>
+          <w:ilvl w:val="0"/>
+          <w:numId w:val="51"/>
+        </w:numPr>
+        <w:jc w:val="both"/>
+      </w:pPr>
+      <w:r>
+        <w:t>A böngészőben a cookie-k engedélyezése elengedhetetlen, mivel a programban JWT</w:t>
+      </w:r>
+      <w:r>
+        <w:rPr>
+          <w:rStyle w:val="Lbjegyzet-hivatkozs"/>
+        </w:rPr>
+        <w:footnoteReference w:id="1"/>
+      </w:r>
+      <w:r>
+        <w:t>-t azonosítót használunk, ami sütikben tárolja a munkamenetet</w:t>
+      </w:r>
+    </w:p>
+    <w:p>
+      <w:pPr>
+        <w:pStyle w:val="Listaszerbekezds"/>
+        <w:numPr>
+          <w:ilvl w:val="0"/>
+          <w:numId w:val="51"/>
+        </w:numPr>
+        <w:jc w:val="both"/>
+      </w:pPr>
+      <w:r>
+        <w:t>Elérhető relációs adatbázis a felhasználói profilok és titkosított jelszavak tárolására</w:t>
+      </w:r>
+    </w:p>
+    <w:p>
+      <w:pPr>
+        <w:pStyle w:val="Listaszerbekezds"/>
+        <w:numPr>
+          <w:ilvl w:val="0"/>
+          <w:numId w:val="51"/>
+        </w:numPr>
+        <w:jc w:val="both"/>
+      </w:pPr>
+      <w:r>
+        <w:t>A szerveroldalon definiált titkos kulcs megléte a JWT-k aláírásához és validálásához, esetünkben ez a DigitalOcean kiszolgálónál környezeti változóként definiált kulcs</w:t>
+      </w:r>
+    </w:p>
+    <w:p>
+      <w:pPr>
+        <w:pStyle w:val="Cmsor3"/>
+      </w:pPr>
+      <w:bookmarkStart w:id="14" w:name="_Toc226717412"/>
+      <w:r>
+        <w:t>Hangszer feltöltése</w:t>
       </w:r>
       <w:bookmarkEnd w:id="14"/>
     </w:p>
     <w:p>
       <w:pPr>
+        <w:pStyle w:val="Listaszerbekezds"/>
+        <w:numPr>
+          <w:ilvl w:val="0"/>
+          <w:numId w:val="52"/>
+        </w:numPr>
+      </w:pPr>
+      <w:r>
+        <w:t>Megfelelő sávszélesség a hangszerek nagyfelbontású képeinek feltöltéséhez</w:t>
+      </w:r>
+    </w:p>
+    <w:p>
+      <w:pPr>
+        <w:pStyle w:val="Listaszerbekezds"/>
+        <w:numPr>
+          <w:ilvl w:val="0"/>
+          <w:numId w:val="52"/>
+        </w:numPr>
+      </w:pPr>
+      <w:r>
+        <w:t>Érvényes Cloudinary fiók és API hozzáférés</w:t>
+      </w:r>
+    </w:p>
+    <w:p>
+      <w:pPr>
+        <w:pStyle w:val="Listaszerbekezds"/>
+        <w:numPr>
+          <w:ilvl w:val="0"/>
+          <w:numId w:val="52"/>
+        </w:numPr>
+      </w:pPr>
+      <w:r>
+        <w:t xml:space="preserve">A képek tárolása a Cloudinary felhőplatformon történik, a feltöltés keretein belül egy általunk meghatározott </w:t>
+      </w:r>
+      <w:r>
+        <w:t xml:space="preserve">azonosítót </w:t>
+      </w:r>
+      <w:r>
+        <w:t>kap,</w:t>
+      </w:r>
+      <w:r>
+        <w:t xml:space="preserve"> amin keresztül elérhetőek, ezen képek mennyisége az adatbázisban felvételre kerül</w:t>
+      </w:r>
+    </w:p>
+    <w:p>
+      <w:pPr>
+        <w:pStyle w:val="Listaszerbekezds"/>
+        <w:numPr>
+          <w:ilvl w:val="0"/>
+          <w:numId w:val="52"/>
+        </w:numPr>
+      </w:pPr>
+      <w:r>
+        <w:t>A hangszerek adatainak tárolásához szükséges táblaszerkezet rendelkezésre áll</w:t>
+      </w:r>
+    </w:p>
+    <w:p>
+      <w:pPr>
+        <w:jc w:val="both"/>
+      </w:pPr>
+    </w:p>
+    <w:p>
+      <w:pPr>
         <w:pStyle w:val="Cmsor3"/>
-        <w:jc w:val="both"/>
-        <w:rPr>
-          <w:rFonts w:ascii="Times New Roman CE" w:hAnsi="Times New Roman CE" w:cs="Times New Roman"/>
-        </w:rPr>
-      </w:pPr>
-      <w:bookmarkStart w:id="15" w:name="_Toc226634554"/>
-      <w:r>
-        <w:rPr>
-          <w:rFonts w:ascii="Times New Roman CE" w:hAnsi="Times New Roman CE" w:cs="Times New Roman"/>
-        </w:rPr>
-        <w:t>Entitások, kapcsolatok</w:t>
+      </w:pPr>
+      <w:bookmarkStart w:id="15" w:name="_Toc226717413"/>
+      <w:r>
+        <w:lastRenderedPageBreak/>
+        <w:t>E-mail küldés</w:t>
       </w:r>
       <w:bookmarkEnd w:id="15"/>
     </w:p>
     <w:p>
       <w:pPr>
-        <w:pStyle w:val="Cmsor3"/>
+        <w:pStyle w:val="Listaszerbekezds"/>
+        <w:numPr>
+          <w:ilvl w:val="0"/>
+          <w:numId w:val="53"/>
+        </w:numPr>
         <w:jc w:val="both"/>
-        <w:rPr>
-          <w:rFonts w:ascii="Times New Roman CE" w:hAnsi="Times New Roman CE" w:cs="Times New Roman"/>
-        </w:rPr>
-      </w:pPr>
-      <w:bookmarkStart w:id="16" w:name="_Toc226634555"/>
-      <w:r>
-        <w:rPr>
-          <w:rFonts w:ascii="Times New Roman CE" w:hAnsi="Times New Roman CE" w:cs="Times New Roman"/>
-        </w:rPr>
-        <w:t>Adattípusok, kulcsok, kapcsolat-táblák, validációk</w:t>
+      </w:pPr>
+      <w:r>
+        <w:t>Aktív EmailJS fiók és beállított e-mail sablonok</w:t>
+      </w:r>
+    </w:p>
+    <w:p>
+      <w:pPr>
+        <w:pStyle w:val="Listaszerbekezds"/>
+        <w:numPr>
+          <w:ilvl w:val="0"/>
+          <w:numId w:val="53"/>
+        </w:numPr>
+        <w:jc w:val="both"/>
+      </w:pPr>
+      <w:r>
+        <w:t>A kliensoldali kódban konfigurált Service és Template azonosítók</w:t>
+      </w:r>
+    </w:p>
+    <w:p>
+      <w:pPr>
+        <w:pStyle w:val="Listaszerbekezds"/>
+        <w:numPr>
+          <w:ilvl w:val="0"/>
+          <w:numId w:val="53"/>
+        </w:numPr>
+        <w:jc w:val="both"/>
+      </w:pPr>
+      <w:r>
+        <w:t>Az EmailJS közvetlen API hívásokat indít a kliens gépéről, így a hálózatnak engedélyeznie kell a külső tartományok felé irányuló kéréseket</w:t>
+      </w:r>
+    </w:p>
+    <w:p>
+      <w:pPr>
+        <w:pStyle w:val="Cmsor2"/>
+        <w:jc w:val="both"/>
+        <w:rPr>
+          <w:rFonts w:ascii="Times New Roman CE" w:hAnsi="Times New Roman CE" w:cs="Times New Roman"/>
+        </w:rPr>
+      </w:pPr>
+      <w:bookmarkStart w:id="16" w:name="_Toc226717414"/>
+      <w:r>
+        <w:rPr>
+          <w:rFonts w:ascii="Times New Roman CE" w:hAnsi="Times New Roman CE" w:cs="Times New Roman"/>
+        </w:rPr>
+        <w:t>Felhasználói felület vázlatai (wireframe)</w:t>
       </w:r>
       <w:bookmarkEnd w:id="16"/>
     </w:p>
     <w:p>
       <w:pPr>
-        <w:pStyle w:val="Cmsor3"/>
+        <w:pStyle w:val="Cmsor2"/>
         <w:jc w:val="both"/>
         <w:rPr>
           <w:rFonts w:ascii="Times New Roman CE" w:hAnsi="Times New Roman CE" w:cs="Times New Roman"/>
         </w:rPr>
       </w:pPr>
-      <w:bookmarkStart w:id="17" w:name="_Toc226634556"/>
-      <w:r>
-        <w:rPr>
-          <w:rFonts w:ascii="Times New Roman CE" w:hAnsi="Times New Roman CE" w:cs="Times New Roman"/>
-        </w:rPr>
-        <w:t>ER-diagram</w:t>
+      <w:bookmarkStart w:id="17" w:name="_Toc226717415"/>
+      <w:r>
+        <w:rPr>
+          <w:rFonts w:ascii="Times New Roman CE" w:hAnsi="Times New Roman CE" w:cs="Times New Roman"/>
+        </w:rPr>
+        <w:t>Adatbázisterv</w:t>
       </w:r>
       <w:bookmarkEnd w:id="17"/>
     </w:p>
@@ -5616,142 +5785,151 @@
           <w:rFonts w:ascii="Times New Roman CE" w:hAnsi="Times New Roman CE" w:cs="Times New Roman"/>
         </w:rPr>
       </w:pPr>
-      <w:bookmarkStart w:id="18" w:name="_Toc226634557"/>
-      <w:r>
-        <w:rPr>
-          <w:rFonts w:ascii="Times New Roman CE" w:hAnsi="Times New Roman CE" w:cs="Times New Roman"/>
-        </w:rPr>
-        <w:t>Relációs adatmodell</w:t>
+      <w:bookmarkStart w:id="18" w:name="_Toc226717416"/>
+      <w:r>
+        <w:rPr>
+          <w:rFonts w:ascii="Times New Roman CE" w:hAnsi="Times New Roman CE" w:cs="Times New Roman"/>
+        </w:rPr>
+        <w:t>Entitások, kapcsolatok</w:t>
       </w:r>
       <w:bookmarkEnd w:id="18"/>
     </w:p>
     <w:p>
       <w:pPr>
+        <w:pStyle w:val="Cmsor3"/>
         <w:jc w:val="both"/>
         <w:rPr>
           <w:rFonts w:ascii="Times New Roman CE" w:hAnsi="Times New Roman CE" w:cs="Times New Roman"/>
         </w:rPr>
       </w:pPr>
-    </w:p>
-    <w:p>
-      <w:pPr>
-        <w:pStyle w:val="Cmsor1"/>
-        <w:jc w:val="both"/>
-        <w:rPr>
-          <w:rFonts w:ascii="Times New Roman CE" w:hAnsi="Times New Roman CE" w:cs="Times New Roman"/>
-        </w:rPr>
-      </w:pPr>
-      <w:bookmarkStart w:id="19" w:name="_Toc226634558"/>
-      <w:r>
-        <w:rPr>
-          <w:rFonts w:ascii="Times New Roman CE" w:hAnsi="Times New Roman CE" w:cs="Times New Roman"/>
-        </w:rPr>
-        <w:lastRenderedPageBreak/>
-        <w:t>A program működése</w:t>
+      <w:bookmarkStart w:id="19" w:name="_Toc226717417"/>
+      <w:r>
+        <w:rPr>
+          <w:rFonts w:ascii="Times New Roman CE" w:hAnsi="Times New Roman CE" w:cs="Times New Roman"/>
+        </w:rPr>
+        <w:t>Adattípusok, kulcsok, kapcsolat-táblák, validációk</w:t>
       </w:r>
       <w:bookmarkEnd w:id="19"/>
     </w:p>
     <w:p>
       <w:pPr>
-        <w:pStyle w:val="Cmsor2"/>
+        <w:pStyle w:val="Cmsor3"/>
         <w:jc w:val="both"/>
         <w:rPr>
           <w:rFonts w:ascii="Times New Roman CE" w:hAnsi="Times New Roman CE" w:cs="Times New Roman"/>
         </w:rPr>
       </w:pPr>
-      <w:r>
-        <w:rPr>
-          <w:rFonts w:ascii="Times New Roman CE" w:hAnsi="Times New Roman CE" w:cs="Times New Roman"/>
-        </w:rPr>
-        <w:t xml:space="preserve"> </w:t>
-      </w:r>
-      <w:bookmarkStart w:id="20" w:name="_Toc226634559"/>
-      <w:r>
-        <w:rPr>
-          <w:rFonts w:ascii="Times New Roman CE" w:hAnsi="Times New Roman CE" w:cs="Times New Roman"/>
-        </w:rPr>
-        <w:t>Backend fejlesztés (REST API)</w:t>
+      <w:bookmarkStart w:id="20" w:name="_Toc226717418"/>
+      <w:r>
+        <w:rPr>
+          <w:rFonts w:ascii="Times New Roman CE" w:hAnsi="Times New Roman CE" w:cs="Times New Roman"/>
+        </w:rPr>
+        <w:t>ER-diagram</w:t>
       </w:r>
       <w:bookmarkEnd w:id="20"/>
     </w:p>
     <w:p>
       <w:pPr>
+        <w:pStyle w:val="Cmsor3"/>
         <w:jc w:val="both"/>
         <w:rPr>
           <w:rFonts w:ascii="Times New Roman CE" w:hAnsi="Times New Roman CE" w:cs="Times New Roman"/>
         </w:rPr>
       </w:pPr>
-      <w:r>
-        <w:rPr>
-          <w:rFonts w:ascii="Times New Roman CE" w:hAnsi="Times New Roman CE" w:cs="Times New Roman"/>
-        </w:rPr>
-        <w:t xml:space="preserve">A backend felépítése egy </w:t>
-      </w:r>
-      <w:proofErr w:type="spellStart"/>
-      <w:r>
-        <w:rPr>
-          <w:rFonts w:ascii="Times New Roman CE" w:hAnsi="Times New Roman CE" w:cs="Times New Roman"/>
-        </w:rPr>
-        <w:t>MySQL</w:t>
-      </w:r>
-      <w:proofErr w:type="spellEnd"/>
-      <w:r>
-        <w:rPr>
-          <w:rFonts w:ascii="Times New Roman CE" w:hAnsi="Times New Roman CE" w:cs="Times New Roman"/>
-        </w:rPr>
-        <w:t xml:space="preserve"> szerkezetű adatbázisból és egy REST elveket követő controller alapú API-ból áll.</w:t>
-      </w:r>
-      <w:r>
-        <w:rPr>
-          <w:rFonts w:ascii="Times New Roman CE" w:hAnsi="Times New Roman CE" w:cs="Times New Roman"/>
-        </w:rPr>
-        <w:t xml:space="preserve"> A tanult ismereteinknek köszönhetően adta magát a </w:t>
-      </w:r>
-      <w:proofErr w:type="spellStart"/>
-      <w:r>
-        <w:rPr>
-          <w:rFonts w:ascii="Times New Roman CE" w:hAnsi="Times New Roman CE" w:cs="Times New Roman"/>
-        </w:rPr>
-        <w:t>MySQL</w:t>
-      </w:r>
-      <w:proofErr w:type="spellEnd"/>
-      <w:r>
-        <w:rPr>
-          <w:rFonts w:ascii="Times New Roman CE" w:hAnsi="Times New Roman CE" w:cs="Times New Roman"/>
-        </w:rPr>
-        <w:t xml:space="preserve"> és REST API technológiák használata, a REST kifejezés az API-</w:t>
-      </w:r>
-      <w:proofErr w:type="spellStart"/>
-      <w:r>
-        <w:rPr>
-          <w:rFonts w:ascii="Times New Roman CE" w:hAnsi="Times New Roman CE" w:cs="Times New Roman"/>
-        </w:rPr>
-        <w:t>nál</w:t>
-      </w:r>
-      <w:proofErr w:type="spellEnd"/>
-      <w:r>
-        <w:rPr>
-          <w:rFonts w:ascii="Times New Roman CE" w:hAnsi="Times New Roman CE" w:cs="Times New Roman"/>
-        </w:rPr>
-        <w:t xml:space="preserve"> arra utal, hogy a szerver nem tárolja a kliensek előző kéréseit, hanem minden egyes kérést önálló egységként kezel.</w:t>
-      </w:r>
+      <w:bookmarkStart w:id="21" w:name="_Toc226717419"/>
+      <w:r>
+        <w:rPr>
+          <w:rFonts w:ascii="Times New Roman CE" w:hAnsi="Times New Roman CE" w:cs="Times New Roman"/>
+        </w:rPr>
+        <w:t>Relációs adatmodell</w:t>
+      </w:r>
+      <w:bookmarkEnd w:id="21"/>
     </w:p>
     <w:p>
       <w:pPr>
+        <w:jc w:val="both"/>
+        <w:rPr>
+          <w:rFonts w:ascii="Times New Roman CE" w:hAnsi="Times New Roman CE" w:cs="Times New Roman"/>
+        </w:rPr>
+      </w:pPr>
+    </w:p>
+    <w:p>
+      <w:pPr>
+        <w:pStyle w:val="Cmsor1"/>
+        <w:jc w:val="both"/>
+        <w:rPr>
+          <w:rFonts w:ascii="Times New Roman CE" w:hAnsi="Times New Roman CE" w:cs="Times New Roman"/>
+        </w:rPr>
+      </w:pPr>
+      <w:bookmarkStart w:id="22" w:name="_Toc226717420"/>
+      <w:r>
+        <w:rPr>
+          <w:rFonts w:ascii="Times New Roman CE" w:hAnsi="Times New Roman CE" w:cs="Times New Roman"/>
+        </w:rPr>
+        <w:lastRenderedPageBreak/>
+        <w:t>A program működése</w:t>
+      </w:r>
+      <w:bookmarkEnd w:id="22"/>
+    </w:p>
+    <w:p>
+      <w:pPr>
+        <w:pStyle w:val="Cmsor2"/>
+        <w:jc w:val="both"/>
+        <w:rPr>
+          <w:rFonts w:ascii="Times New Roman CE" w:hAnsi="Times New Roman CE" w:cs="Times New Roman"/>
+        </w:rPr>
+      </w:pPr>
+      <w:r>
+        <w:rPr>
+          <w:rFonts w:ascii="Times New Roman CE" w:hAnsi="Times New Roman CE" w:cs="Times New Roman"/>
+        </w:rPr>
+        <w:t xml:space="preserve"> </w:t>
+      </w:r>
+      <w:bookmarkStart w:id="23" w:name="_Toc226717421"/>
+      <w:r>
+        <w:rPr>
+          <w:rFonts w:ascii="Times New Roman CE" w:hAnsi="Times New Roman CE" w:cs="Times New Roman"/>
+        </w:rPr>
+        <w:t>Backend fejlesztés (REST API)</w:t>
+      </w:r>
+      <w:bookmarkEnd w:id="23"/>
+    </w:p>
+    <w:p>
+      <w:pPr>
+        <w:jc w:val="both"/>
+        <w:rPr>
+          <w:rFonts w:ascii="Times New Roman CE" w:hAnsi="Times New Roman CE" w:cs="Times New Roman"/>
+        </w:rPr>
+      </w:pPr>
+      <w:r>
+        <w:rPr>
+          <w:rFonts w:ascii="Times New Roman CE" w:hAnsi="Times New Roman CE" w:cs="Times New Roman"/>
+        </w:rPr>
+        <w:t>A backend felépítése egy MySQL szerkezetű adatbázisból és egy REST elveket követő controller alapú API-ból áll.</w:t>
+      </w:r>
+      <w:r>
+        <w:rPr>
+          <w:rFonts w:ascii="Times New Roman CE" w:hAnsi="Times New Roman CE" w:cs="Times New Roman"/>
+        </w:rPr>
+        <w:t xml:space="preserve"> A tanult ismereteinknek köszönhetően adta magát a MySQL és REST API technológiák használata, a REST kifejezés az API-nál arra utal, hogy a szerver nem tárolja a kliensek előző kéréseit, hanem minden egyes kérést önálló egységként kezel.</w:t>
+      </w:r>
+    </w:p>
+    <w:p>
+      <w:pPr>
         <w:pStyle w:val="Cmsor3"/>
         <w:jc w:val="both"/>
         <w:rPr>
           <w:rFonts w:ascii="Times New Roman CE" w:hAnsi="Times New Roman CE" w:cs="Times New Roman"/>
         </w:rPr>
       </w:pPr>
-      <w:bookmarkStart w:id="21" w:name="_Toc226634560"/>
+      <w:bookmarkStart w:id="24" w:name="_Toc226717422"/>
       <w:r>
         <w:rPr>
           <w:rFonts w:ascii="Times New Roman CE" w:hAnsi="Times New Roman CE" w:cs="Times New Roman"/>
         </w:rPr>
         <w:t>REST API végpontok</w:t>
       </w:r>
-      <w:bookmarkEnd w:id="21"/>
+      <w:bookmarkEnd w:id="24"/>
     </w:p>
     <w:p>
       <w:pPr>
@@ -5796,30 +5974,8 @@
         <w:rPr>
           <w:rFonts w:ascii="Times New Roman CE" w:hAnsi="Times New Roman CE" w:cs="Times New Roman"/>
         </w:rPr>
-        <w:t xml:space="preserve">és </w:t>
-      </w:r>
-      <w:proofErr w:type="spellStart"/>
-      <w:r>
-        <w:rPr>
-          <w:rFonts w:ascii="Times New Roman CE" w:hAnsi="Times New Roman CE" w:cs="Times New Roman"/>
-        </w:rPr>
-        <w:t>Entity</w:t>
-      </w:r>
-      <w:proofErr w:type="spellEnd"/>
-      <w:r>
-        <w:rPr>
-          <w:rFonts w:ascii="Times New Roman CE" w:hAnsi="Times New Roman CE" w:cs="Times New Roman"/>
-        </w:rPr>
-        <w:t xml:space="preserve"> Framework </w:t>
-      </w:r>
-      <w:proofErr w:type="spellStart"/>
-      <w:r>
-        <w:rPr>
-          <w:rFonts w:ascii="Times New Roman CE" w:hAnsi="Times New Roman CE" w:cs="Times New Roman"/>
-        </w:rPr>
-        <w:t>Core</w:t>
-      </w:r>
-      <w:proofErr w:type="spellEnd"/>
+        <w:t>és Entity Framework Core</w:t>
+      </w:r>
     </w:p>
     <w:p>
       <w:pPr>
@@ -5839,19 +5995,11 @@
         </w:rPr>
         <w:t xml:space="preserve">Adatbázis: </w:t>
       </w:r>
-      <w:proofErr w:type="spellStart"/>
-      <w:r>
-        <w:rPr>
-          <w:rFonts w:ascii="Times New Roman CE" w:hAnsi="Times New Roman CE" w:cs="Times New Roman"/>
-        </w:rPr>
-        <w:t>MySQL</w:t>
-      </w:r>
-      <w:proofErr w:type="spellEnd"/>
-      <w:r>
-        <w:rPr>
-          <w:rFonts w:ascii="Times New Roman CE" w:hAnsi="Times New Roman CE" w:cs="Times New Roman"/>
-        </w:rPr>
-        <w:t xml:space="preserve">, JSON </w:t>
+      <w:r>
+        <w:rPr>
+          <w:rFonts w:ascii="Times New Roman CE" w:hAnsi="Times New Roman CE" w:cs="Times New Roman"/>
+        </w:rPr>
+        <w:t xml:space="preserve">MySQL, JSON </w:t>
       </w:r>
       <w:r>
         <w:rPr>
@@ -5894,16 +6042,8 @@
         <w:rPr>
           <w:rFonts w:ascii="Times New Roman CE" w:hAnsi="Times New Roman CE" w:cs="Times New Roman"/>
         </w:rPr>
-        <w:t xml:space="preserve">JWT </w:t>
-      </w:r>
-      <w:proofErr w:type="spellStart"/>
-      <w:r>
-        <w:rPr>
-          <w:rFonts w:ascii="Times New Roman CE" w:hAnsi="Times New Roman CE" w:cs="Times New Roman"/>
-        </w:rPr>
-        <w:t>token</w:t>
-      </w:r>
-      <w:proofErr w:type="spellEnd"/>
+        <w:t>JWT token</w:t>
+      </w:r>
     </w:p>
     <w:p>
       <w:pPr>
@@ -6058,23 +6198,13 @@
                 <w:szCs w:val="18"/>
               </w:rPr>
             </w:pPr>
-            <w:proofErr w:type="spellStart"/>
             <w:r>
               <w:rPr>
                 <w:rFonts w:ascii="Times New Roman CE" w:hAnsi="Times New Roman CE" w:cs="Times New Roman"/>
                 <w:sz w:val="20"/>
                 <w:szCs w:val="18"/>
               </w:rPr>
-              <w:t>Request</w:t>
-            </w:r>
-            <w:proofErr w:type="spellEnd"/>
-            <w:r>
-              <w:rPr>
-                <w:rFonts w:ascii="Times New Roman CE" w:hAnsi="Times New Roman CE" w:cs="Times New Roman"/>
-                <w:sz w:val="20"/>
-                <w:szCs w:val="18"/>
-              </w:rPr>
-              <w:t xml:space="preserve"> példa</w:t>
+              <w:t>Request példa</w:t>
             </w:r>
           </w:p>
         </w:tc>
@@ -6130,21 +6260,7 @@
               <w:rPr>
                 <w:rFonts w:ascii="Times New Roman CE" w:hAnsi="Times New Roman CE" w:cs="Times New Roman"/>
               </w:rPr>
-              <w:t>/</w:t>
-            </w:r>
-            <w:proofErr w:type="spellStart"/>
-            <w:r>
-              <w:rPr>
-                <w:rFonts w:ascii="Times New Roman CE" w:hAnsi="Times New Roman CE" w:cs="Times New Roman"/>
-              </w:rPr>
-              <w:t>api</w:t>
-            </w:r>
-            <w:proofErr w:type="spellEnd"/>
-            <w:r>
-              <w:rPr>
-                <w:rFonts w:ascii="Times New Roman CE" w:hAnsi="Times New Roman CE" w:cs="Times New Roman"/>
-              </w:rPr>
-              <w:t>/login</w:t>
+              <w:t>/api/login</w:t>
             </w:r>
           </w:p>
         </w:tc>
@@ -6278,21 +6394,7 @@
               <w:rPr>
                 <w:rFonts w:ascii="Times New Roman CE" w:hAnsi="Times New Roman CE" w:cs="Times New Roman"/>
               </w:rPr>
-              <w:t>/</w:t>
-            </w:r>
-            <w:proofErr w:type="spellStart"/>
-            <w:r>
-              <w:rPr>
-                <w:rFonts w:ascii="Times New Roman CE" w:hAnsi="Times New Roman CE" w:cs="Times New Roman"/>
-              </w:rPr>
-              <w:t>api</w:t>
-            </w:r>
-            <w:proofErr w:type="spellEnd"/>
-            <w:r>
-              <w:rPr>
-                <w:rFonts w:ascii="Times New Roman CE" w:hAnsi="Times New Roman CE" w:cs="Times New Roman"/>
-              </w:rPr>
-              <w:t>/</w:t>
+              <w:t>/api/</w:t>
             </w:r>
             <w:r>
               <w:rPr>
@@ -6406,21 +6508,7 @@
               <w:rPr>
                 <w:rFonts w:ascii="Times New Roman CE" w:hAnsi="Times New Roman CE" w:cs="Times New Roman"/>
               </w:rPr>
-              <w:t>/</w:t>
-            </w:r>
-            <w:proofErr w:type="spellStart"/>
-            <w:r>
-              <w:rPr>
-                <w:rFonts w:ascii="Times New Roman CE" w:hAnsi="Times New Roman CE" w:cs="Times New Roman"/>
-              </w:rPr>
-              <w:t>api</w:t>
-            </w:r>
-            <w:proofErr w:type="spellEnd"/>
-            <w:r>
-              <w:rPr>
-                <w:rFonts w:ascii="Times New Roman CE" w:hAnsi="Times New Roman CE" w:cs="Times New Roman"/>
-              </w:rPr>
-              <w:t>/login</w:t>
+              <w:t>/api/login</w:t>
             </w:r>
           </w:p>
         </w:tc>
@@ -6526,30 +6614,8 @@
               <w:rPr>
                 <w:rFonts w:ascii="Times New Roman CE" w:hAnsi="Times New Roman CE" w:cs="Times New Roman"/>
               </w:rPr>
-              <w:t>/</w:t>
-            </w:r>
-            <w:proofErr w:type="spellStart"/>
-            <w:r>
-              <w:rPr>
-                <w:rFonts w:ascii="Times New Roman CE" w:hAnsi="Times New Roman CE" w:cs="Times New Roman"/>
-              </w:rPr>
-              <w:t>api</w:t>
-            </w:r>
-            <w:proofErr w:type="spellEnd"/>
-            <w:r>
-              <w:rPr>
-                <w:rFonts w:ascii="Times New Roman CE" w:hAnsi="Times New Roman CE" w:cs="Times New Roman"/>
-              </w:rPr>
-              <w:t>/</w:t>
-            </w:r>
-            <w:proofErr w:type="spellStart"/>
-            <w:r>
-              <w:rPr>
-                <w:rFonts w:ascii="Times New Roman CE" w:hAnsi="Times New Roman CE" w:cs="Times New Roman"/>
-              </w:rPr>
-              <w:t>User</w:t>
-            </w:r>
-            <w:proofErr w:type="spellEnd"/>
+              <w:t>/api/User</w:t>
+            </w:r>
           </w:p>
         </w:tc>
         <w:tc>
@@ -6600,21 +6666,7 @@
               <w:rPr>
                 <w:rFonts w:ascii="Times New Roman CE" w:hAnsi="Times New Roman CE" w:cs="Times New Roman"/>
               </w:rPr>
-              <w:t>{</w:t>
-            </w:r>
-            <w:proofErr w:type="spellStart"/>
-            <w:r>
-              <w:rPr>
-                <w:rFonts w:ascii="Times New Roman CE" w:hAnsi="Times New Roman CE" w:cs="Times New Roman"/>
-              </w:rPr>
-              <w:t>User</w:t>
-            </w:r>
-            <w:proofErr w:type="spellEnd"/>
-            <w:r>
-              <w:rPr>
-                <w:rFonts w:ascii="Times New Roman CE" w:hAnsi="Times New Roman CE" w:cs="Times New Roman"/>
-              </w:rPr>
-              <w:t xml:space="preserve"> objektum}</w:t>
+              <w:t>{User objektum}</w:t>
             </w:r>
           </w:p>
         </w:tc>
@@ -6668,21 +6720,7 @@
               <w:rPr>
                 <w:rFonts w:ascii="Times New Roman CE" w:hAnsi="Times New Roman CE" w:cs="Times New Roman"/>
               </w:rPr>
-              <w:t>/</w:t>
-            </w:r>
-            <w:proofErr w:type="spellStart"/>
-            <w:r>
-              <w:rPr>
-                <w:rFonts w:ascii="Times New Roman CE" w:hAnsi="Times New Roman CE" w:cs="Times New Roman"/>
-              </w:rPr>
-              <w:t>api</w:t>
-            </w:r>
-            <w:proofErr w:type="spellEnd"/>
-            <w:r>
-              <w:rPr>
-                <w:rFonts w:ascii="Times New Roman CE" w:hAnsi="Times New Roman CE" w:cs="Times New Roman"/>
-              </w:rPr>
-              <w:t>/*</w:t>
+              <w:t>/api/*</w:t>
             </w:r>
           </w:p>
         </w:tc>
@@ -6758,21 +6796,7 @@
               <w:rPr>
                 <w:rFonts w:ascii="Times New Roman CE" w:hAnsi="Times New Roman CE" w:cs="Times New Roman"/>
               </w:rPr>
-              <w:t>GET: {</w:t>
-            </w:r>
-            <w:proofErr w:type="spellStart"/>
-            <w:r>
-              <w:rPr>
-                <w:rFonts w:ascii="Times New Roman CE" w:hAnsi="Times New Roman CE" w:cs="Times New Roman"/>
-              </w:rPr>
-              <w:t>id</w:t>
-            </w:r>
-            <w:proofErr w:type="spellEnd"/>
-            <w:r>
-              <w:rPr>
-                <w:rFonts w:ascii="Times New Roman CE" w:hAnsi="Times New Roman CE" w:cs="Times New Roman"/>
-              </w:rPr>
-              <w:t>}</w:t>
+              <w:t>GET: {id}</w:t>
             </w:r>
           </w:p>
         </w:tc>
@@ -6826,30 +6850,8 @@
               <w:rPr>
                 <w:rFonts w:ascii="Times New Roman CE" w:hAnsi="Times New Roman CE" w:cs="Times New Roman"/>
               </w:rPr>
-              <w:t>/</w:t>
-            </w:r>
-            <w:proofErr w:type="spellStart"/>
-            <w:r>
-              <w:rPr>
-                <w:rFonts w:ascii="Times New Roman CE" w:hAnsi="Times New Roman CE" w:cs="Times New Roman"/>
-              </w:rPr>
-              <w:t>api</w:t>
-            </w:r>
-            <w:proofErr w:type="spellEnd"/>
-            <w:r>
-              <w:rPr>
-                <w:rFonts w:ascii="Times New Roman CE" w:hAnsi="Times New Roman CE" w:cs="Times New Roman"/>
-              </w:rPr>
-              <w:t>/</w:t>
-            </w:r>
-            <w:proofErr w:type="spellStart"/>
-            <w:r>
-              <w:rPr>
-                <w:rFonts w:ascii="Times New Roman CE" w:hAnsi="Times New Roman CE" w:cs="Times New Roman"/>
-              </w:rPr>
-              <w:t>Instrument</w:t>
-            </w:r>
-            <w:proofErr w:type="spellEnd"/>
+              <w:t>/api/Instrument</w:t>
+            </w:r>
           </w:p>
         </w:tc>
         <w:tc>
@@ -6900,21 +6902,7 @@
               <w:rPr>
                 <w:rFonts w:ascii="Times New Roman CE" w:hAnsi="Times New Roman CE" w:cs="Times New Roman"/>
               </w:rPr>
-              <w:t>{</w:t>
-            </w:r>
-            <w:proofErr w:type="spellStart"/>
-            <w:r>
-              <w:rPr>
-                <w:rFonts w:ascii="Times New Roman CE" w:hAnsi="Times New Roman CE" w:cs="Times New Roman"/>
-              </w:rPr>
-              <w:t>id</w:t>
-            </w:r>
-            <w:proofErr w:type="spellEnd"/>
-            <w:r>
-              <w:rPr>
-                <w:rFonts w:ascii="Times New Roman CE" w:hAnsi="Times New Roman CE" w:cs="Times New Roman"/>
-              </w:rPr>
-              <w:t>}</w:t>
+              <w:t>{id}</w:t>
             </w:r>
           </w:p>
         </w:tc>
@@ -6943,8 +6931,8 @@
         </w:rPr>
         <w:fldChar w:fldCharType="separate"/>
       </w:r>
-      <w:bookmarkStart w:id="22" w:name="_Toc226634443"/>
-      <w:bookmarkStart w:id="23" w:name="_Toc226634505"/>
+      <w:bookmarkStart w:id="25" w:name="_Toc226634443"/>
+      <w:bookmarkStart w:id="26" w:name="_Toc226634505"/>
       <w:r>
         <w:rPr>
           <w:rFonts w:ascii="Times New Roman CE" w:hAnsi="Times New Roman CE" w:cs="Times New Roman"/>
@@ -6961,8 +6949,8 @@
       <w:r>
         <w:t>. táblázat</w:t>
       </w:r>
-      <w:bookmarkEnd w:id="22"/>
-      <w:bookmarkEnd w:id="23"/>
+      <w:bookmarkEnd w:id="25"/>
+      <w:bookmarkEnd w:id="26"/>
     </w:p>
     <w:p>
       <w:pPr>
@@ -6990,60 +6978,18 @@
         <w:jc w:val="both"/>
       </w:pPr>
       <w:r>
-        <w:t xml:space="preserve">A Data </w:t>
-      </w:r>
-      <w:proofErr w:type="spellStart"/>
-      <w:r>
-        <w:t>Transfer</w:t>
-      </w:r>
-      <w:proofErr w:type="spellEnd"/>
-      <w:r>
-        <w:t xml:space="preserve"> </w:t>
-      </w:r>
-      <w:proofErr w:type="spellStart"/>
-      <w:r>
-        <w:t>Object</w:t>
-      </w:r>
-      <w:proofErr w:type="spellEnd"/>
-      <w:r>
-        <w:t xml:space="preserve">-et vagyis az adatátviteli objektumokat esetünkben arra használjuk, hogy bizonyos kényes adatokat kiszűrjünk a kliens által indított kérésekből. </w:t>
-      </w:r>
-      <w:r>
-        <w:t xml:space="preserve">Ezt úgy érhetjük el, hogy egy adott objektumról olyan „másolatot” készítünk, amiben a kritikus adatok nincsenek jelen, ezzel a konverzióval biztosítjuk az adatok biztonságát. Példának okáért a </w:t>
-      </w:r>
-      <w:proofErr w:type="spellStart"/>
-      <w:r>
-        <w:t>User</w:t>
-      </w:r>
-      <w:proofErr w:type="spellEnd"/>
-      <w:r>
-        <w:t xml:space="preserve"> objektumban szerepel a </w:t>
-      </w:r>
-      <w:proofErr w:type="spellStart"/>
+        <w:t xml:space="preserve">A Data Transfer Object-et vagyis az adatátviteli objektumokat esetünkben arra használjuk, hogy bizonyos kényes adatokat kiszűrjünk a kliens által indított kérésekből. </w:t>
+      </w:r>
+      <w:r>
+        <w:t xml:space="preserve">Ezt úgy érhetjük el, hogy egy adott objektumról olyan „másolatot” készítünk, amiben a kritikus adatok nincsenek jelen, ezzel a konverzióval biztosítjuk az adatok biztonságát. Példának okáért a User objektumban szerepel a </w:t>
+      </w:r>
       <w:proofErr w:type="gramStart"/>
       <w:r>
         <w:t>token</w:t>
       </w:r>
-      <w:proofErr w:type="spellEnd"/>
       <w:proofErr w:type="gramEnd"/>
       <w:r>
-        <w:t xml:space="preserve"> ami azonosításra szolgál vagy akár említhetnénk a jelszót is ezeket egy általános kérésnél nem szeretnénk elküldeni így a </w:t>
-      </w:r>
-      <w:proofErr w:type="spellStart"/>
-      <w:r>
-        <w:t>User</w:t>
-      </w:r>
-      <w:proofErr w:type="spellEnd"/>
-      <w:r>
-        <w:t xml:space="preserve"> entitásból egy </w:t>
-      </w:r>
-      <w:proofErr w:type="spellStart"/>
-      <w:r>
-        <w:t>UserDTO</w:t>
-      </w:r>
-      <w:proofErr w:type="spellEnd"/>
-      <w:r>
-        <w:t xml:space="preserve">-t képzünk, amiben már nem szerepelnek ezek az adatok. </w:t>
+        <w:t xml:space="preserve"> ami azonosításra szolgál vagy akár említhetnénk a jelszót is ezeket egy általános kérésnél nem szeretnénk elküldeni így a User entitásból egy UserDTO-t képzünk, amiben már nem szerepelnek ezek az adatok. </w:t>
       </w:r>
     </w:p>
     <w:p>
@@ -7054,7 +7000,7 @@
           <w:rFonts w:ascii="Times New Roman CE" w:hAnsi="Times New Roman CE" w:cs="Times New Roman"/>
         </w:rPr>
       </w:pPr>
-      <w:bookmarkStart w:id="24" w:name="_Toc226634561"/>
+      <w:bookmarkStart w:id="27" w:name="_Toc226717423"/>
       <w:r>
         <w:rPr>
           <w:rFonts w:ascii="Times New Roman CE" w:hAnsi="Times New Roman CE" w:cs="Times New Roman"/>
@@ -7062,7 +7008,7 @@
         <w:lastRenderedPageBreak/>
         <w:t>Alkalmazott fejlesztői eszközök</w:t>
       </w:r>
-      <w:bookmarkEnd w:id="24"/>
+      <w:bookmarkEnd w:id="27"/>
     </w:p>
     <w:p>
       <w:pPr>
@@ -7081,13 +7027,8 @@
           <w:numId w:val="47"/>
         </w:numPr>
       </w:pPr>
-      <w:proofErr w:type="spellStart"/>
-      <w:r>
-        <w:t>CloudinaryDotNet</w:t>
-      </w:r>
-      <w:proofErr w:type="spellEnd"/>
-      <w:r>
-        <w:t>: Felhőalapú kép- és videókezelés</w:t>
+      <w:r>
+        <w:t>CloudinaryDotNet: Felhőalapú kép- és videókezelés</w:t>
       </w:r>
     </w:p>
     <w:p>
@@ -7115,38 +7056,17 @@
           <w:numId w:val="47"/>
         </w:numPr>
       </w:pPr>
-      <w:proofErr w:type="spellStart"/>
-      <w:r>
-        <w:t>MySql.EntityFrameworkCore</w:t>
-      </w:r>
-      <w:proofErr w:type="spellEnd"/>
-      <w:r>
-        <w:t xml:space="preserve">: </w:t>
-      </w:r>
-      <w:proofErr w:type="spellStart"/>
-      <w:r>
-        <w:t>MySQL</w:t>
-      </w:r>
-      <w:proofErr w:type="spellEnd"/>
-      <w:r>
-        <w:t xml:space="preserve"> adatbázis-kapcsolat EF</w:t>
+      <w:r>
+        <w:t>MySql.EntityFrameworkCore: MySQL adatbázis-kapcsolat EF</w:t>
       </w:r>
       <w:r>
         <w:rPr>
           <w:rStyle w:val="Lbjegyzet-hivatkozs"/>
         </w:rPr>
-        <w:footnoteReference w:id="1"/>
-      </w:r>
-      <w:r>
-        <w:t xml:space="preserve">. </w:t>
-      </w:r>
-      <w:proofErr w:type="spellStart"/>
-      <w:r>
-        <w:t>Core</w:t>
-      </w:r>
-      <w:proofErr w:type="spellEnd"/>
-      <w:r>
-        <w:t>-hoz</w:t>
+        <w:footnoteReference w:id="2"/>
+      </w:r>
+      <w:r>
+        <w:t>. Core-hoz</w:t>
       </w:r>
     </w:p>
     <w:p>
@@ -7157,14 +7077,14 @@
           <w:rFonts w:ascii="Times New Roman CE" w:hAnsi="Times New Roman CE" w:cs="Times New Roman"/>
         </w:rPr>
       </w:pPr>
-      <w:bookmarkStart w:id="25" w:name="_Toc226634562"/>
+      <w:bookmarkStart w:id="28" w:name="_Toc226717424"/>
       <w:r>
         <w:rPr>
           <w:rFonts w:ascii="Times New Roman CE" w:hAnsi="Times New Roman CE" w:cs="Times New Roman"/>
         </w:rPr>
         <w:t>Frontend fejlesztés</w:t>
       </w:r>
-      <w:bookmarkEnd w:id="25"/>
+      <w:bookmarkEnd w:id="28"/>
     </w:p>
     <w:p>
       <w:pPr>
@@ -7186,47 +7106,18 @@
         <w:t xml:space="preserve"> a</w:t>
       </w:r>
       <w:r>
-        <w:t xml:space="preserve"> </w:t>
-      </w:r>
-      <w:proofErr w:type="spellStart"/>
-      <w:r>
-        <w:t>React</w:t>
-      </w:r>
-      <w:proofErr w:type="spellEnd"/>
-      <w:r>
-        <w:t xml:space="preserve"> </w:t>
-      </w:r>
-      <w:proofErr w:type="spellStart"/>
-      <w:r>
-        <w:t>Vite</w:t>
-      </w:r>
-      <w:proofErr w:type="spellEnd"/>
-      <w:r>
-        <w:t xml:space="preserve"> keretrendszerben építettük fel, ami magába foglalja a HTML5, CSS3 és JavaScript aktív használatát</w:t>
+        <w:t xml:space="preserve"> React Vite keretrendszerben építettük fel, ami magába foglalja a HTML5, CSS3 és JavaScript aktív használatát</w:t>
       </w:r>
       <w:r>
         <w:t>.</w:t>
       </w:r>
       <w:r>
-        <w:t xml:space="preserve"> </w:t>
-      </w:r>
-      <w:proofErr w:type="spellStart"/>
-      <w:r>
-        <w:t>React</w:t>
-      </w:r>
-      <w:proofErr w:type="spellEnd"/>
-      <w:r>
-        <w:t xml:space="preserve">-el dolgozva a mi esetünkben meg kellett ismerkedni a </w:t>
+        <w:t xml:space="preserve"> React-el dolgozva a mi esetünkben meg kellett ismerkedni a </w:t>
       </w:r>
       <w:proofErr w:type="gramStart"/>
       <w:r>
-        <w:t>„ .</w:t>
-      </w:r>
-      <w:proofErr w:type="spellStart"/>
-      <w:r>
-        <w:t>jsx</w:t>
-      </w:r>
-      <w:proofErr w:type="spellEnd"/>
+        <w:t>„ .jsx</w:t>
+      </w:r>
       <w:proofErr w:type="gramEnd"/>
       <w:r>
         <w:t>” kiterjesztésű komponensekkel, amiknek segítségével hoztuk létre, amit a felhasználó lát és használ. Az oldal kódolása JavaScript, míg az általános felépítése HTML és stílusolása CSS.</w:t>
@@ -7240,14 +7131,14 @@
           <w:rFonts w:ascii="Times New Roman CE" w:hAnsi="Times New Roman CE" w:cs="Times New Roman"/>
         </w:rPr>
       </w:pPr>
-      <w:bookmarkStart w:id="26" w:name="_Toc226634564"/>
+      <w:bookmarkStart w:id="29" w:name="_Toc226717425"/>
       <w:r>
         <w:rPr>
           <w:rFonts w:ascii="Times New Roman CE" w:hAnsi="Times New Roman CE" w:cs="Times New Roman"/>
         </w:rPr>
         <w:t>Komponensek technikai leírása</w:t>
       </w:r>
-      <w:bookmarkEnd w:id="26"/>
+      <w:bookmarkEnd w:id="29"/>
     </w:p>
     <w:p>
       <w:pPr>
@@ -7256,13 +7147,8 @@
       <w:r>
         <w:t xml:space="preserve">A komponensek mind magukba foglalják az előírt legalább egy alapértelmezett exportálni való metódust. Több esetben is szükségünk volt arra, hogy akár több metódust is létre hozzunk egy komponensen belül. Az adatok elérése az úgynevezett </w:t>
       </w:r>
-      <w:proofErr w:type="spellStart"/>
-      <w:r>
-        <w:t>fetch</w:t>
-      </w:r>
-      <w:proofErr w:type="spellEnd"/>
-      <w:r>
-        <w:t xml:space="preserve"> hívással megy végbe, ami egy kérést intéz az API felé, ezen kérések válasza időbe telik így ezek számát megpróbáltuk a lehető legkevesebbre redukálni azzal, hogy a nagy szülő komponensben végezzük a lehető legtöbb kérést amikor az oldal betölt. Innen adjuk át azokat az adatokat, amiket a többi alkotóelem megkövetel. Ennek ellenére van jó pár olyan </w:t>
+      <w:r>
+        <w:t xml:space="preserve">fetch hívással megy végbe, ami egy kérést intéz az API felé, ezen kérések válasza időbe telik így ezek számát megpróbáltuk a lehető legkevesebbre redukálni azzal, hogy a nagy szülő komponensben végezzük a lehető legtöbb kérést amikor az oldal betölt. Innen adjuk át azokat az adatokat, amiket a többi alkotóelem megkövetel. Ennek ellenére van jó pár olyan </w:t>
       </w:r>
       <w:r>
         <w:t>komponens,</w:t>
@@ -7294,10 +7180,10 @@
             <v:path o:extrusionok="f" gradientshapeok="t" o:connecttype="rect"/>
             <o:lock v:ext="edit" aspectratio="t"/>
           </v:shapetype>
-          <v:shape id="_x0000_i1027" type="#_x0000_t75" style="width:76.85pt;height:49.95pt" o:ole="">
+          <v:shape id="_x0000_i1025" type="#_x0000_t75" style="width:76.85pt;height:49.95pt" o:ole="">
             <v:imagedata r:id="rId16" o:title=""/>
           </v:shape>
-          <o:OLEObject Type="Embed" ProgID="Package" ShapeID="_x0000_i1027" DrawAspect="Icon" ObjectID="_1837252812" r:id="rId17"/>
+          <o:OLEObject Type="Embed" ProgID="Package" ShapeID="_x0000_i1025" DrawAspect="Icon" ObjectID="_1837330260" r:id="rId17"/>
         </w:object>
       </w:r>
       <w:r>
@@ -7312,14 +7198,14 @@
           <w:rFonts w:ascii="Times New Roman CE" w:hAnsi="Times New Roman CE" w:cs="Times New Roman"/>
         </w:rPr>
       </w:pPr>
-      <w:bookmarkStart w:id="27" w:name="_Toc226634565"/>
+      <w:bookmarkStart w:id="30" w:name="_Toc226717426"/>
       <w:r>
         <w:rPr>
           <w:rFonts w:ascii="Times New Roman CE" w:hAnsi="Times New Roman CE" w:cs="Times New Roman"/>
         </w:rPr>
         <w:t>Reszponzív kliens</w:t>
       </w:r>
-      <w:bookmarkEnd w:id="27"/>
+      <w:bookmarkEnd w:id="30"/>
     </w:p>
     <w:p>
       <w:pPr>
@@ -7343,13 +7229,8 @@
         </w:numPr>
         <w:jc w:val="both"/>
       </w:pPr>
-      <w:proofErr w:type="spellStart"/>
-      <w:r>
-        <w:t>Em</w:t>
-      </w:r>
-      <w:proofErr w:type="spellEnd"/>
-      <w:r>
-        <w:t>: Ez a szülő elem betűméretének nagyságához képest viszonyít</w:t>
+      <w:r>
+        <w:t>Em: Ez a szülő elem betűméretének nagyságához képest viszonyít</w:t>
       </w:r>
     </w:p>
     <w:p>
@@ -7361,13 +7242,8 @@
         </w:numPr>
         <w:jc w:val="both"/>
       </w:pPr>
-      <w:proofErr w:type="spellStart"/>
-      <w:r>
-        <w:t>Rem</w:t>
-      </w:r>
-      <w:proofErr w:type="spellEnd"/>
-      <w:r>
-        <w:t>: Ez a gyökér elem betűméretének nagyságához képest viszonyít</w:t>
+      <w:r>
+        <w:t>Rem: Ez a gyökér elem betűméretének nagyságához képest viszonyít</w:t>
       </w:r>
     </w:p>
     <w:p>
@@ -7379,41 +7255,26 @@
         </w:numPr>
         <w:jc w:val="both"/>
       </w:pPr>
-      <w:proofErr w:type="spellStart"/>
-      <w:r>
-        <w:t>Viewport</w:t>
-      </w:r>
-      <w:proofErr w:type="spellEnd"/>
-      <w:r>
-        <w:t xml:space="preserve"> mértékegységek: Ezek a </w:t>
-      </w:r>
-      <w:proofErr w:type="spellStart"/>
-      <w:r>
-        <w:t>vw</w:t>
-      </w:r>
-      <w:proofErr w:type="spellEnd"/>
-      <w:r>
-        <w:t xml:space="preserve"> </w:t>
+      <w:r>
+        <w:t xml:space="preserve">Viewport mértékegységek: Ezek a </w:t>
+      </w:r>
+      <w:r>
+        <w:t xml:space="preserve">vw </w:t>
       </w:r>
       <w:r>
         <w:rPr>
           <w:rStyle w:val="Lbjegyzet-hivatkozs"/>
         </w:rPr>
-        <w:footnoteReference w:id="2"/>
-      </w:r>
-      <w:r>
-        <w:t xml:space="preserve">és </w:t>
-      </w:r>
-      <w:proofErr w:type="spellStart"/>
-      <w:r>
-        <w:t>vh</w:t>
-      </w:r>
-      <w:proofErr w:type="spellEnd"/>
+        <w:footnoteReference w:id="3"/>
+      </w:r>
+      <w:r>
+        <w:t>és vh</w:t>
+      </w:r>
       <w:r>
         <w:rPr>
           <w:rStyle w:val="Lbjegyzet-hivatkozs"/>
         </w:rPr>
-        <w:footnoteReference w:id="3"/>
+        <w:footnoteReference w:id="4"/>
       </w:r>
       <w:r>
         <w:t xml:space="preserve"> a megtekintési terület méretéhez viszonyítják a nagyságot,</w:t>
@@ -7424,23 +7285,7 @@
         <w:jc w:val="both"/>
       </w:pPr>
       <w:r>
-        <w:t xml:space="preserve">míg a másik módszer a </w:t>
-      </w:r>
-      <w:proofErr w:type="spellStart"/>
-      <w:r>
-        <w:t>media</w:t>
-      </w:r>
-      <w:proofErr w:type="spellEnd"/>
-      <w:r>
-        <w:t xml:space="preserve"> </w:t>
-      </w:r>
-      <w:proofErr w:type="spellStart"/>
-      <w:r>
-        <w:t>query</w:t>
-      </w:r>
-      <w:proofErr w:type="spellEnd"/>
-      <w:r>
-        <w:t xml:space="preserve"> </w:t>
+        <w:t xml:space="preserve">míg a másik módszer a media query </w:t>
       </w:r>
       <w:r>
         <w:t>használata,</w:t>
@@ -7464,10 +7309,10 @@
       </w:pPr>
       <w:r>
         <w:object w:dxaOrig="1539" w:dyaOrig="997" w14:anchorId="045E12CC">
-          <v:shape id="_x0000_i1030" type="#_x0000_t75" style="width:76.85pt;height:49.95pt" o:ole="">
+          <v:shape id="_x0000_i1026" type="#_x0000_t75" style="width:76.85pt;height:49.95pt" o:ole="">
             <v:imagedata r:id="rId18" o:title=""/>
           </v:shape>
-          <o:OLEObject Type="Embed" ProgID="Package" ShapeID="_x0000_i1030" DrawAspect="Icon" ObjectID="_1837252813" r:id="rId19"/>
+          <o:OLEObject Type="Embed" ProgID="Package" ShapeID="_x0000_i1026" DrawAspect="Icon" ObjectID="_1837330261" r:id="rId19"/>
         </w:object>
       </w:r>
       <w:r>
@@ -7482,302 +7327,204 @@
           <w:rFonts w:ascii="Times New Roman CE" w:hAnsi="Times New Roman CE" w:cs="Times New Roman"/>
         </w:rPr>
       </w:pPr>
-      <w:bookmarkStart w:id="28" w:name="_Toc226634566"/>
+      <w:bookmarkStart w:id="31" w:name="_Toc226717427"/>
       <w:r>
         <w:rPr>
           <w:rFonts w:ascii="Times New Roman CE" w:hAnsi="Times New Roman CE" w:cs="Times New Roman"/>
         </w:rPr>
         <w:t>Alkalmazott fejlesztői eszközök</w:t>
-      </w:r>
-      <w:bookmarkEnd w:id="28"/>
-    </w:p>
-    <w:p>
-      <w:pPr>
-        <w:jc w:val="both"/>
-      </w:pPr>
-      <w:r>
-        <w:t xml:space="preserve">A kliens oldali fejlesztésnél is szükségünk volt külső könyvtárak és csomagok használatára, hogy megvalósíthassuk az általunk elképzelt terveket. </w:t>
-      </w:r>
-    </w:p>
-    <w:p>
-      <w:pPr>
-        <w:jc w:val="both"/>
-      </w:pPr>
-      <w:r>
-        <w:t xml:space="preserve">A </w:t>
-      </w:r>
-      <w:proofErr w:type="spellStart"/>
-      <w:r>
-        <w:t>Chakra</w:t>
-      </w:r>
-      <w:proofErr w:type="spellEnd"/>
-      <w:r>
-        <w:t xml:space="preserve">-UI és </w:t>
-      </w:r>
-      <w:proofErr w:type="spellStart"/>
-      <w:r>
-        <w:t>styled-componets</w:t>
-      </w:r>
-      <w:proofErr w:type="spellEnd"/>
-      <w:r>
-        <w:t xml:space="preserve"> </w:t>
-      </w:r>
-      <w:r>
-        <w:t>olyan csomagok, amelyek ingyenes része,</w:t>
-      </w:r>
-      <w:r>
-        <w:t xml:space="preserve"> egyben nyílt forráskódú </w:t>
-      </w:r>
-      <w:r>
-        <w:t>könyvtár,</w:t>
-      </w:r>
-      <w:r>
-        <w:t xml:space="preserve"> amelyek előre definiált komponenseket és vagy stílus beállításokat adnak hozzá a projekthez, az ezekkel való megismerkedés és a használatuk megtanulása </w:t>
-      </w:r>
-      <w:r>
-        <w:t xml:space="preserve">igazán hasznosnak bizonyult mivel nemcsak, hogy megtudták gyorsítani a haladást, de sokkal szebb és modernebb lehetőségeket is magukkal hoztak, ami a projektünkben igazán fontos. </w:t>
-      </w:r>
-    </w:p>
-    <w:p>
-      <w:pPr>
-        <w:jc w:val="both"/>
-      </w:pPr>
-      <w:r>
-        <w:t xml:space="preserve">A </w:t>
-      </w:r>
-      <w:proofErr w:type="spellStart"/>
-      <w:r>
-        <w:t>Lottie-react</w:t>
-      </w:r>
-      <w:proofErr w:type="spellEnd"/>
-      <w:r>
-        <w:t xml:space="preserve"> egy olyan csomag, ami főként animációkat képes működtetni, ennek segítségével voltunk képesek létrehozni a töltési animációnkat, ami kisebb módosításokat követően be is épült a honlapunkba és egy stílusos sarokköve lett a projektnek. </w:t>
-      </w:r>
-    </w:p>
-    <w:p>
-      <w:pPr>
-        <w:jc w:val="both"/>
-      </w:pPr>
-      <w:r>
-        <w:t xml:space="preserve">A </w:t>
-      </w:r>
-      <w:proofErr w:type="spellStart"/>
-      <w:r>
-        <w:t>Leaflet</w:t>
-      </w:r>
-      <w:proofErr w:type="spellEnd"/>
-      <w:r>
-        <w:t xml:space="preserve"> egy olyan nyílt forráskódú JavaScript </w:t>
-      </w:r>
-      <w:r>
-        <w:t>könyvtár,</w:t>
-      </w:r>
-      <w:r>
-        <w:t xml:space="preserve"> ami egy gyors, könnyű és optimalizált térkép lehetőséget ad számos eszközön </w:t>
-      </w:r>
-      <w:r>
-        <w:t>keresztül,</w:t>
-      </w:r>
-      <w:r>
-        <w:t xml:space="preserve"> amelyet hatásosan betudtunk építeni a weboldalunkba, hogy a vásárlók láthassák a vásárolni kívánt hangszer tőlük milyen távolságra helyezkedi el.</w:t>
-      </w:r>
-      <w:r>
-        <w:t xml:space="preserve"> </w:t>
-      </w:r>
-    </w:p>
-    <w:p>
-      <w:pPr>
-        <w:jc w:val="both"/>
-      </w:pPr>
-      <w:r>
-        <w:lastRenderedPageBreak/>
-        <w:t xml:space="preserve">Az </w:t>
-      </w:r>
-      <w:proofErr w:type="spellStart"/>
-      <w:r>
-        <w:t>EmailJS</w:t>
-      </w:r>
-      <w:proofErr w:type="spellEnd"/>
-      <w:r>
-        <w:t xml:space="preserve"> egy olyan csomag, ami lehetővé teszi a legtöbb weboldal egyik elengedhetetlen kommunikációs formáját az email küldést, ami több célból is szükséges lehet például: az oldal rendellenes működését így lehet jelezni vagy akár, ha csak egy egyszerű kérdéssel fordulnának a vevőszolgálathoz azt is megtehetik.</w:t>
-      </w:r>
-    </w:p>
-    <w:p>
-      <w:pPr>
-        <w:jc w:val="both"/>
-      </w:pPr>
-      <w:r>
-        <w:t xml:space="preserve">Az </w:t>
-      </w:r>
-      <w:proofErr w:type="spellStart"/>
-      <w:r>
-        <w:t>Axios</w:t>
-      </w:r>
-      <w:proofErr w:type="spellEnd"/>
-      <w:r>
-        <w:t xml:space="preserve"> egy olyan </w:t>
-      </w:r>
-      <w:proofErr w:type="spellStart"/>
-      <w:r>
-        <w:t>Promise</w:t>
-      </w:r>
-      <w:proofErr w:type="spellEnd"/>
-      <w:r>
-        <w:rPr>
-          <w:rStyle w:val="Lbjegyzet-hivatkozs"/>
-        </w:rPr>
-        <w:footnoteReference w:id="4"/>
-      </w:r>
-      <w:r>
-        <w:t xml:space="preserve"> alapú http kliens, vagyis szoftver, ami HTTP-kérést küld egy szervernek, majd fogadja és feldolgozza a válaszokat. Ez a csomag esetünkben egy keresőben </w:t>
-      </w:r>
-      <w:r>
-        <w:t>fut,</w:t>
-      </w:r>
-      <w:r>
-        <w:t xml:space="preserve"> ami azt </w:t>
-      </w:r>
-      <w:r>
-        <w:t>jelenti,</w:t>
-      </w:r>
-      <w:r>
-        <w:t xml:space="preserve"> hogy </w:t>
-      </w:r>
-      <w:proofErr w:type="spellStart"/>
-      <w:r>
-        <w:t>XMLHttpRequest</w:t>
-      </w:r>
-      <w:proofErr w:type="spellEnd"/>
-      <w:r>
-        <w:t>-et használva kommunikál az API-val, hogy adatokat szolgáltasson vagy éppen azokat felvegye, mint például egy új felhasználó regisztrálásakor.</w:t>
-      </w:r>
-    </w:p>
-    <w:p>
-      <w:pPr>
-        <w:jc w:val="both"/>
-      </w:pPr>
-      <w:r>
-        <w:t xml:space="preserve">Emellett használunk olyan csomagokat is, amelyek alapvetően a </w:t>
-      </w:r>
-      <w:proofErr w:type="spellStart"/>
-      <w:r>
-        <w:t>React</w:t>
-      </w:r>
-      <w:proofErr w:type="spellEnd"/>
-      <w:r>
-        <w:t xml:space="preserve"> keretrendszer beépített elemi. Az egyik fontos ilyen csomag </w:t>
-      </w:r>
-      <w:proofErr w:type="spellStart"/>
-      <w:proofErr w:type="gramStart"/>
-      <w:r>
-        <w:t>React</w:t>
-      </w:r>
-      <w:proofErr w:type="spellEnd"/>
-      <w:r>
-        <w:t>-router-</w:t>
-      </w:r>
-      <w:proofErr w:type="spellStart"/>
-      <w:r>
-        <w:t>dom</w:t>
-      </w:r>
-      <w:proofErr w:type="spellEnd"/>
-      <w:proofErr w:type="gramEnd"/>
-      <w:r>
-        <w:t xml:space="preserve"> ami abban segít, hogy bizonyos elérési utakat definiáljon, irányítson és módosítson ezzel elérve a különböző nézeteket a weboldalunkon. A </w:t>
-      </w:r>
-      <w:proofErr w:type="spellStart"/>
-      <w:r>
-        <w:t>React</w:t>
-      </w:r>
-      <w:proofErr w:type="spellEnd"/>
-      <w:r>
-        <w:t xml:space="preserve"> a hagyományos HTML oldalakkal szemben egy virtuális DOM-ot használ így alapesetben csak egy nézet lehetséges ezt orvosolja ez a csomag az elérési utakkal.</w:t>
-      </w:r>
-    </w:p>
-    <w:p>
-      <w:pPr>
-        <w:pStyle w:val="Cmsor1"/>
-        <w:jc w:val="both"/>
-        <w:rPr>
-          <w:rFonts w:ascii="Times New Roman CE" w:hAnsi="Times New Roman CE" w:cs="Times New Roman"/>
-        </w:rPr>
-      </w:pPr>
-      <w:bookmarkStart w:id="29" w:name="_Toc226634567"/>
-      <w:r>
-        <w:rPr>
-          <w:rFonts w:ascii="Times New Roman CE" w:hAnsi="Times New Roman CE" w:cs="Times New Roman"/>
-        </w:rPr>
-        <w:lastRenderedPageBreak/>
-        <w:t>Projektmenedzsment</w:t>
-      </w:r>
-      <w:bookmarkEnd w:id="29"/>
-      <w:r>
-        <w:rPr>
-          <w:rFonts w:ascii="Times New Roman CE" w:hAnsi="Times New Roman CE" w:cs="Times New Roman"/>
-        </w:rPr>
-        <w:t xml:space="preserve"> </w:t>
-      </w:r>
-    </w:p>
-    <w:p>
-      <w:pPr>
-        <w:pStyle w:val="Cmsor2"/>
-        <w:jc w:val="both"/>
-        <w:rPr>
-          <w:rFonts w:ascii="Times New Roman CE" w:hAnsi="Times New Roman CE" w:cs="Times New Roman"/>
-        </w:rPr>
-      </w:pPr>
-      <w:bookmarkStart w:id="30" w:name="_Toc226634568"/>
-      <w:r>
-        <w:rPr>
-          <w:rFonts w:ascii="Times New Roman CE" w:hAnsi="Times New Roman CE" w:cs="Times New Roman"/>
-        </w:rPr>
-        <w:t>Projekttervezés</w:t>
-      </w:r>
-      <w:bookmarkEnd w:id="30"/>
-    </w:p>
-    <w:p>
-      <w:pPr>
-        <w:pStyle w:val="Cmsor3"/>
-        <w:jc w:val="both"/>
-        <w:rPr>
-          <w:rFonts w:ascii="Times New Roman CE" w:hAnsi="Times New Roman CE" w:cs="Times New Roman"/>
-        </w:rPr>
-      </w:pPr>
-      <w:bookmarkStart w:id="31" w:name="_Toc226634569"/>
-      <w:r>
-        <w:rPr>
-          <w:rFonts w:ascii="Times New Roman CE" w:hAnsi="Times New Roman CE" w:cs="Times New Roman"/>
-        </w:rPr>
-        <w:t>Célkitűzések és határidők</w:t>
       </w:r>
       <w:bookmarkEnd w:id="31"/>
     </w:p>
     <w:p>
       <w:pPr>
         <w:jc w:val="both"/>
-        <w:rPr>
-          <w:rFonts w:ascii="Times New Roman CE" w:hAnsi="Times New Roman CE" w:cs="Times New Roman"/>
-        </w:rPr>
-      </w:pPr>
-      <w:r>
-        <w:rPr>
-          <w:rFonts w:ascii="Times New Roman CE" w:hAnsi="Times New Roman CE" w:cs="Times New Roman"/>
-        </w:rPr>
-        <w:t xml:space="preserve">A projekt főbb mérföldköveit és határidejüket egy </w:t>
-      </w:r>
-      <w:proofErr w:type="spellStart"/>
-      <w:r>
-        <w:rPr>
-          <w:rFonts w:ascii="Times New Roman CE" w:hAnsi="Times New Roman CE" w:cs="Times New Roman"/>
-        </w:rPr>
-        <w:t>Gantt</w:t>
-      </w:r>
-      <w:proofErr w:type="spellEnd"/>
-      <w:r>
-        <w:rPr>
-          <w:rFonts w:ascii="Times New Roman CE" w:hAnsi="Times New Roman CE" w:cs="Times New Roman"/>
-        </w:rPr>
-        <w:t>-diagram segítségével ábrázoltuk.</w:t>
+      </w:pPr>
+      <w:r>
+        <w:t xml:space="preserve">A kliens oldali fejlesztésnél is szükségünk volt külső könyvtárak és csomagok használatára, hogy megvalósíthassuk az általunk elképzelt terveket. </w:t>
+      </w:r>
+    </w:p>
+    <w:p>
+      <w:pPr>
+        <w:jc w:val="both"/>
+      </w:pPr>
+      <w:r>
+        <w:t xml:space="preserve">A Chakra-UI és styled-componets </w:t>
+      </w:r>
+      <w:r>
+        <w:t>olyan csomagok, amelyek ingyenes része,</w:t>
+      </w:r>
+      <w:r>
+        <w:t xml:space="preserve"> egyben nyílt forráskódú </w:t>
+      </w:r>
+      <w:r>
+        <w:t>könyvtár,</w:t>
+      </w:r>
+      <w:r>
+        <w:t xml:space="preserve"> amelyek előre definiált komponenseket és vagy stílus beállításokat adnak hozzá a projekthez, az ezekkel való megismerkedés és a használatuk megtanulása </w:t>
+      </w:r>
+      <w:r>
+        <w:t xml:space="preserve">igazán hasznosnak bizonyult mivel nemcsak, hogy megtudták gyorsítani a haladást, de sokkal szebb és modernebb lehetőségeket is magukkal hoztak, ami a projektünkben igazán fontos. </w:t>
+      </w:r>
+    </w:p>
+    <w:p>
+      <w:pPr>
+        <w:jc w:val="both"/>
+      </w:pPr>
+      <w:r>
+        <w:t xml:space="preserve">A Lottie-react egy olyan csomag, ami főként animációkat képes működtetni, ennek segítségével voltunk képesek létrehozni a töltési animációnkat, ami kisebb módosításokat követően be is épült a honlapunkba és egy stílusos sarokköve lett a projektnek. </w:t>
+      </w:r>
+    </w:p>
+    <w:p>
+      <w:pPr>
+        <w:jc w:val="both"/>
+      </w:pPr>
+      <w:r>
+        <w:t xml:space="preserve">A Leaflet egy olyan nyílt forráskódú JavaScript </w:t>
+      </w:r>
+      <w:r>
+        <w:t>könyvtár,</w:t>
+      </w:r>
+      <w:r>
+        <w:t xml:space="preserve"> ami egy gyors, könnyű és optimalizált térkép lehetőséget ad számos eszközön </w:t>
+      </w:r>
+      <w:r>
+        <w:t>keresztül,</w:t>
+      </w:r>
+      <w:r>
+        <w:t xml:space="preserve"> amelyet hatásosan betudtunk építeni a weboldalunkba, hogy a vásárlók láthassák a vásárolni kívánt hangszer tőlük milyen távolságra helyezkedi el.</w:t>
+      </w:r>
+      <w:r>
+        <w:t xml:space="preserve"> </w:t>
+      </w:r>
+    </w:p>
+    <w:p>
+      <w:pPr>
+        <w:jc w:val="both"/>
+      </w:pPr>
+      <w:r>
+        <w:lastRenderedPageBreak/>
+        <w:t>Az EmailJS egy olyan csomag, ami lehetővé teszi a legtöbb weboldal egyik elengedhetetlen kommunikációs formáját az email küldést, ami több célból is szükséges lehet például: az oldal rendellenes működését így lehet jelezni vagy akár, ha csak egy egyszerű kérdéssel fordulnának a vevőszolgálathoz azt is megtehetik.</w:t>
+      </w:r>
+    </w:p>
+    <w:p>
+      <w:pPr>
+        <w:jc w:val="both"/>
+      </w:pPr>
+      <w:r>
+        <w:t>Az Axios egy olyan Promise</w:t>
+      </w:r>
+      <w:r>
+        <w:rPr>
+          <w:rStyle w:val="Lbjegyzet-hivatkozs"/>
+        </w:rPr>
+        <w:footnoteReference w:id="5"/>
+      </w:r>
+      <w:r>
+        <w:t xml:space="preserve"> alapú http kliens, vagyis szoftver, ami HTTP-kérést küld egy szervernek, majd fogadja és feldolgozza a válaszokat. Ez a csomag esetünkben egy keresőben </w:t>
+      </w:r>
+      <w:r>
+        <w:t>fut,</w:t>
+      </w:r>
+      <w:r>
+        <w:t xml:space="preserve"> ami azt </w:t>
+      </w:r>
+      <w:r>
+        <w:t>jelenti,</w:t>
+      </w:r>
+      <w:r>
+        <w:t xml:space="preserve"> hogy XMLHttpRequest</w:t>
+      </w:r>
+      <w:r>
+        <w:t>-et használva kommunikál az API-val, hogy adatokat szolgáltasson vagy éppen azokat felvegye, mint például egy új felhasználó regisztrálásakor.</w:t>
+      </w:r>
+    </w:p>
+    <w:p>
+      <w:pPr>
+        <w:jc w:val="both"/>
+      </w:pPr>
+      <w:r>
+        <w:t xml:space="preserve">Emellett használunk olyan csomagokat is, amelyek alapvetően a React keretrendszer beépített elemi. Az egyik fontos ilyen csomag </w:t>
+      </w:r>
+      <w:proofErr w:type="gramStart"/>
+      <w:r>
+        <w:t>React-router-dom</w:t>
+      </w:r>
+      <w:proofErr w:type="gramEnd"/>
+      <w:r>
+        <w:t xml:space="preserve"> ami abban segít, hogy bizonyos elérési utakat definiáljon, irányítson és módosítson ezzel elérve a különböző nézeteket a weboldalunkon. A React a hagyományos HTML oldalakkal szemben egy virtuális DOM-ot használ így alapesetben csak egy nézet lehetséges ezt orvosolja ez a csomag az elérési utakkal.</w:t>
+      </w:r>
+    </w:p>
+    <w:p>
+      <w:pPr>
+        <w:pStyle w:val="Cmsor1"/>
+        <w:jc w:val="both"/>
+        <w:rPr>
+          <w:rFonts w:ascii="Times New Roman CE" w:hAnsi="Times New Roman CE" w:cs="Times New Roman"/>
+        </w:rPr>
+      </w:pPr>
+      <w:bookmarkStart w:id="32" w:name="_Toc226717428"/>
+      <w:r>
+        <w:rPr>
+          <w:rFonts w:ascii="Times New Roman CE" w:hAnsi="Times New Roman CE" w:cs="Times New Roman"/>
+        </w:rPr>
+        <w:lastRenderedPageBreak/>
+        <w:t>Projektmenedzsment</w:t>
+      </w:r>
+      <w:bookmarkEnd w:id="32"/>
+      <w:r>
+        <w:rPr>
+          <w:rFonts w:ascii="Times New Roman CE" w:hAnsi="Times New Roman CE" w:cs="Times New Roman"/>
+        </w:rPr>
+        <w:t xml:space="preserve"> </w:t>
+      </w:r>
+    </w:p>
+    <w:p>
+      <w:pPr>
+        <w:pStyle w:val="Cmsor2"/>
+        <w:jc w:val="both"/>
+        <w:rPr>
+          <w:rFonts w:ascii="Times New Roman CE" w:hAnsi="Times New Roman CE" w:cs="Times New Roman"/>
+        </w:rPr>
+      </w:pPr>
+      <w:bookmarkStart w:id="33" w:name="_Toc226717429"/>
+      <w:r>
+        <w:rPr>
+          <w:rFonts w:ascii="Times New Roman CE" w:hAnsi="Times New Roman CE" w:cs="Times New Roman"/>
+        </w:rPr>
+        <w:t>Projekttervezés</w:t>
+      </w:r>
+      <w:bookmarkEnd w:id="33"/>
+    </w:p>
+    <w:p>
+      <w:pPr>
+        <w:pStyle w:val="Cmsor3"/>
+        <w:jc w:val="both"/>
+        <w:rPr>
+          <w:rFonts w:ascii="Times New Roman CE" w:hAnsi="Times New Roman CE" w:cs="Times New Roman"/>
+        </w:rPr>
+      </w:pPr>
+      <w:bookmarkStart w:id="34" w:name="_Toc226717430"/>
+      <w:r>
+        <w:rPr>
+          <w:rFonts w:ascii="Times New Roman CE" w:hAnsi="Times New Roman CE" w:cs="Times New Roman"/>
+        </w:rPr>
+        <w:t>Célkitűzések és határidők</w:t>
+      </w:r>
+      <w:bookmarkEnd w:id="34"/>
+    </w:p>
+    <w:p>
+      <w:pPr>
+        <w:jc w:val="both"/>
+        <w:rPr>
+          <w:rFonts w:ascii="Times New Roman CE" w:hAnsi="Times New Roman CE" w:cs="Times New Roman"/>
+        </w:rPr>
+      </w:pPr>
+      <w:r>
+        <w:rPr>
+          <w:rFonts w:ascii="Times New Roman CE" w:hAnsi="Times New Roman CE" w:cs="Times New Roman"/>
+        </w:rPr>
+        <w:t>A projekt főbb mérföldköveit és határidejüket egy Gantt-diagram segítségével ábrázoltuk.</w:t>
       </w:r>
     </w:p>
     <w:p>
@@ -7865,19 +7612,11 @@
           <w:rFonts w:ascii="Times New Roman CE" w:hAnsi="Times New Roman CE" w:cs="Times New Roman"/>
         </w:rPr>
       </w:pPr>
-      <w:proofErr w:type="spellStart"/>
-      <w:r>
-        <w:rPr>
-          <w:rFonts w:ascii="Times New Roman CE" w:hAnsi="Times New Roman CE" w:cs="Times New Roman"/>
-        </w:rPr>
-        <w:t>Gantt</w:t>
-      </w:r>
-      <w:proofErr w:type="spellEnd"/>
-      <w:r>
-        <w:rPr>
-          <w:rFonts w:ascii="Times New Roman CE" w:hAnsi="Times New Roman CE" w:cs="Times New Roman"/>
-        </w:rPr>
-        <w:t xml:space="preserve">-diagram a projekt idővonaláról </w:t>
+      <w:r>
+        <w:rPr>
+          <w:rFonts w:ascii="Times New Roman CE" w:hAnsi="Times New Roman CE" w:cs="Times New Roman"/>
+        </w:rPr>
+        <w:t xml:space="preserve">Gantt-diagram a projekt idővonaláról </w:t>
       </w:r>
     </w:p>
     <w:p>
@@ -7888,14 +7627,14 @@
           <w:rFonts w:ascii="Times New Roman CE" w:hAnsi="Times New Roman CE" w:cs="Times New Roman"/>
         </w:rPr>
       </w:pPr>
-      <w:bookmarkStart w:id="32" w:name="_Toc226634570"/>
+      <w:bookmarkStart w:id="35" w:name="_Toc226717431"/>
       <w:r>
         <w:rPr>
           <w:rFonts w:ascii="Times New Roman CE" w:hAnsi="Times New Roman CE" w:cs="Times New Roman"/>
         </w:rPr>
         <w:t>Feladatmegosztás</w:t>
       </w:r>
-      <w:bookmarkEnd w:id="32"/>
+      <w:bookmarkEnd w:id="35"/>
     </w:p>
     <w:p>
       <w:pPr>
@@ -7920,21 +7659,7 @@
         <w:rPr>
           <w:rFonts w:ascii="Times New Roman CE" w:hAnsi="Times New Roman CE" w:cs="Times New Roman"/>
         </w:rPr>
-        <w:t xml:space="preserve"> Frontend (</w:t>
-      </w:r>
-      <w:proofErr w:type="spellStart"/>
-      <w:r>
-        <w:rPr>
-          <w:rFonts w:ascii="Times New Roman CE" w:hAnsi="Times New Roman CE" w:cs="Times New Roman"/>
-        </w:rPr>
-        <w:t>React</w:t>
-      </w:r>
-      <w:proofErr w:type="spellEnd"/>
-      <w:r>
-        <w:rPr>
-          <w:rFonts w:ascii="Times New Roman CE" w:hAnsi="Times New Roman CE" w:cs="Times New Roman"/>
-        </w:rPr>
-        <w:t>), UI tervezés</w:t>
+        <w:t xml:space="preserve"> Frontend (React), UI tervezés</w:t>
       </w:r>
     </w:p>
     <w:p>
@@ -7997,14 +7722,14 @@
           <w:rFonts w:ascii="Times New Roman CE" w:hAnsi="Times New Roman CE" w:cs="Times New Roman"/>
         </w:rPr>
       </w:pPr>
-      <w:bookmarkStart w:id="33" w:name="_Toc226634571"/>
+      <w:bookmarkStart w:id="36" w:name="_Toc226717432"/>
       <w:r>
         <w:rPr>
           <w:rFonts w:ascii="Times New Roman CE" w:hAnsi="Times New Roman CE" w:cs="Times New Roman"/>
         </w:rPr>
         <w:t>Verziókövetés</w:t>
       </w:r>
-      <w:bookmarkEnd w:id="33"/>
+      <w:bookmarkEnd w:id="36"/>
     </w:p>
     <w:p>
       <w:pPr>
@@ -8017,63 +7742,7 @@
         <w:rPr>
           <w:rFonts w:ascii="Times New Roman CE" w:hAnsi="Times New Roman CE" w:cs="Times New Roman"/>
         </w:rPr>
-        <w:t xml:space="preserve">A kódot GitHubon kezeltük, </w:t>
-      </w:r>
-      <w:proofErr w:type="spellStart"/>
-      <w:r>
-        <w:rPr>
-          <w:rFonts w:ascii="Times New Roman CE" w:hAnsi="Times New Roman CE" w:cs="Times New Roman"/>
-        </w:rPr>
-        <w:t>feature</w:t>
-      </w:r>
-      <w:proofErr w:type="spellEnd"/>
-      <w:r>
-        <w:rPr>
-          <w:rFonts w:ascii="Times New Roman CE" w:hAnsi="Times New Roman CE" w:cs="Times New Roman"/>
-        </w:rPr>
-        <w:t xml:space="preserve"> </w:t>
-      </w:r>
-      <w:proofErr w:type="spellStart"/>
-      <w:r>
-        <w:rPr>
-          <w:rFonts w:ascii="Times New Roman CE" w:hAnsi="Times New Roman CE" w:cs="Times New Roman"/>
-        </w:rPr>
-        <w:t>branch-ekkel</w:t>
-      </w:r>
-      <w:proofErr w:type="spellEnd"/>
-      <w:r>
-        <w:rPr>
-          <w:rFonts w:ascii="Times New Roman CE" w:hAnsi="Times New Roman CE" w:cs="Times New Roman"/>
-        </w:rPr>
-        <w:t xml:space="preserve"> és </w:t>
-      </w:r>
-      <w:proofErr w:type="spellStart"/>
-      <w:r>
-        <w:rPr>
-          <w:rFonts w:ascii="Times New Roman CE" w:hAnsi="Times New Roman CE" w:cs="Times New Roman"/>
-        </w:rPr>
-        <w:t>pull</w:t>
-      </w:r>
-      <w:proofErr w:type="spellEnd"/>
-      <w:r>
-        <w:rPr>
-          <w:rFonts w:ascii="Times New Roman CE" w:hAnsi="Times New Roman CE" w:cs="Times New Roman"/>
-        </w:rPr>
-        <w:t xml:space="preserve"> </w:t>
-      </w:r>
-      <w:proofErr w:type="spellStart"/>
-      <w:r>
-        <w:rPr>
-          <w:rFonts w:ascii="Times New Roman CE" w:hAnsi="Times New Roman CE" w:cs="Times New Roman"/>
-        </w:rPr>
-        <w:t>request-ekkel</w:t>
-      </w:r>
-      <w:proofErr w:type="spellEnd"/>
-      <w:r>
-        <w:rPr>
-          <w:rFonts w:ascii="Times New Roman CE" w:hAnsi="Times New Roman CE" w:cs="Times New Roman"/>
-        </w:rPr>
-        <w:t>.</w:t>
+        <w:t>A kódot GitHubon kezeltük, feature branch-ekkel és pull request-ekkel.</w:t>
       </w:r>
     </w:p>
     <w:p>
@@ -8088,19 +7757,11 @@
           <w:rFonts w:ascii="Times New Roman CE" w:hAnsi="Times New Roman CE" w:cs="Times New Roman"/>
         </w:rPr>
       </w:pPr>
-      <w:proofErr w:type="spellStart"/>
-      <w:r>
-        <w:rPr>
-          <w:rFonts w:ascii="Times New Roman CE" w:hAnsi="Times New Roman CE" w:cs="Times New Roman"/>
-        </w:rPr>
-        <w:t>Repository</w:t>
-      </w:r>
-      <w:proofErr w:type="spellEnd"/>
-      <w:r>
-        <w:rPr>
-          <w:rFonts w:ascii="Times New Roman CE" w:hAnsi="Times New Roman CE" w:cs="Times New Roman"/>
-        </w:rPr>
-        <w:t xml:space="preserve">: </w:t>
+      <w:r>
+        <w:rPr>
+          <w:rFonts w:ascii="Times New Roman CE" w:hAnsi="Times New Roman CE" w:cs="Times New Roman"/>
+        </w:rPr>
+        <w:t xml:space="preserve">Repository: </w:t>
       </w:r>
       <w:hyperlink r:id="rId20" w:tgtFrame="_blank" w:history="1">
         <w:r>
@@ -8108,17 +7769,8 @@
             <w:rStyle w:val="Hiperhivatkozs"/>
             <w:rFonts w:ascii="Times New Roman CE" w:hAnsi="Times New Roman CE" w:cs="Times New Roman"/>
           </w:rPr>
-          <w:t>github.com/</w:t>
+          <w:t>github.com/projektnev</w:t>
         </w:r>
-        <w:proofErr w:type="spellStart"/>
-        <w:r>
-          <w:rPr>
-            <w:rStyle w:val="Hiperhivatkozs"/>
-            <w:rFonts w:ascii="Times New Roman CE" w:hAnsi="Times New Roman CE" w:cs="Times New Roman"/>
-          </w:rPr>
-          <w:t>projektnev</w:t>
-        </w:r>
-        <w:proofErr w:type="spellEnd"/>
       </w:hyperlink>
     </w:p>
     <w:p>
@@ -8133,28 +7785,12 @@
           <w:rFonts w:ascii="Times New Roman CE" w:hAnsi="Times New Roman CE" w:cs="Times New Roman"/>
         </w:rPr>
       </w:pPr>
-      <w:proofErr w:type="spellStart"/>
-      <w:r>
-        <w:rPr>
-          <w:rFonts w:ascii="Times New Roman CE" w:hAnsi="Times New Roman CE" w:cs="Times New Roman"/>
-        </w:rPr>
-        <w:t>Branch</w:t>
-      </w:r>
-      <w:proofErr w:type="spellEnd"/>
-      <w:r>
-        <w:rPr>
-          <w:rFonts w:ascii="Times New Roman CE" w:hAnsi="Times New Roman CE" w:cs="Times New Roman"/>
-        </w:rPr>
-        <w:t xml:space="preserve"> stratégia: </w:t>
-      </w:r>
-      <w:proofErr w:type="spellStart"/>
-      <w:r>
-        <w:rPr>
-          <w:rFonts w:ascii="Times New Roman CE" w:hAnsi="Times New Roman CE" w:cs="Times New Roman"/>
-        </w:rPr>
-        <w:t>GitFlow</w:t>
-      </w:r>
-      <w:proofErr w:type="spellEnd"/>
+      <w:r>
+        <w:rPr>
+          <w:rFonts w:ascii="Times New Roman CE" w:hAnsi="Times New Roman CE" w:cs="Times New Roman"/>
+        </w:rPr>
+        <w:t>Branch stratégia: GitFlow</w:t>
+      </w:r>
     </w:p>
     <w:p>
       <w:pPr>
@@ -8164,7 +7800,7 @@
           <w:rFonts w:ascii="Times New Roman CE" w:hAnsi="Times New Roman CE" w:cs="Times New Roman"/>
         </w:rPr>
       </w:pPr>
-      <w:bookmarkStart w:id="34" w:name="_Toc226634572"/>
+      <w:bookmarkStart w:id="37" w:name="_Toc226717433"/>
       <w:r>
         <w:rPr>
           <w:rFonts w:ascii="Times New Roman CE" w:hAnsi="Times New Roman CE" w:cs="Times New Roman"/>
@@ -8172,7 +7808,7 @@
         <w:lastRenderedPageBreak/>
         <w:t>Kockázatelemzés</w:t>
       </w:r>
-      <w:bookmarkEnd w:id="34"/>
+      <w:bookmarkEnd w:id="37"/>
     </w:p>
     <w:p>
       <w:pPr>
@@ -8182,7 +7818,7 @@
           <w:rFonts w:ascii="Times New Roman CE" w:hAnsi="Times New Roman CE" w:cs="Times New Roman"/>
         </w:rPr>
       </w:pPr>
-      <w:bookmarkStart w:id="35" w:name="_Toc226634573"/>
+      <w:bookmarkStart w:id="38" w:name="_Toc226717434"/>
       <w:r>
         <w:rPr>
           <w:rFonts w:ascii="Times New Roman CE" w:hAnsi="Times New Roman CE" w:cs="Times New Roman"/>
@@ -8195,7 +7831,7 @@
         </w:rPr>
         <w:t>kezelésük</w:t>
       </w:r>
-      <w:bookmarkEnd w:id="35"/>
+      <w:bookmarkEnd w:id="38"/>
     </w:p>
     <w:tbl>
       <w:tblPr>
@@ -8364,30 +8000,8 @@
               <w:rPr>
                 <w:rFonts w:ascii="Times New Roman CE" w:hAnsi="Times New Roman CE" w:cs="Times New Roman"/>
               </w:rPr>
-              <w:t xml:space="preserve">Napi mentés </w:t>
-            </w:r>
-            <w:proofErr w:type="spellStart"/>
-            <w:r>
-              <w:rPr>
-                <w:rFonts w:ascii="Times New Roman CE" w:hAnsi="Times New Roman CE" w:cs="Times New Roman"/>
-              </w:rPr>
-              <w:t>MySQL</w:t>
-            </w:r>
-            <w:proofErr w:type="spellEnd"/>
-            <w:r>
-              <w:rPr>
-                <w:rFonts w:ascii="Times New Roman CE" w:hAnsi="Times New Roman CE" w:cs="Times New Roman"/>
-              </w:rPr>
-              <w:t xml:space="preserve"> </w:t>
-            </w:r>
-            <w:proofErr w:type="spellStart"/>
-            <w:r>
-              <w:rPr>
-                <w:rFonts w:ascii="Times New Roman CE" w:hAnsi="Times New Roman CE" w:cs="Times New Roman"/>
-              </w:rPr>
-              <w:t>dump-pal</w:t>
-            </w:r>
-            <w:proofErr w:type="spellEnd"/>
+              <w:t>Napi mentés MySQL dump-pal</w:t>
+            </w:r>
           </w:p>
         </w:tc>
       </w:tr>
@@ -8460,21 +8074,7 @@
               <w:rPr>
                 <w:rFonts w:ascii="Times New Roman CE" w:hAnsi="Times New Roman CE" w:cs="Times New Roman"/>
               </w:rPr>
-              <w:t>Gyorsítótár bevezetése (</w:t>
-            </w:r>
-            <w:proofErr w:type="spellStart"/>
-            <w:r>
-              <w:rPr>
-                <w:rFonts w:ascii="Times New Roman CE" w:hAnsi="Times New Roman CE" w:cs="Times New Roman"/>
-              </w:rPr>
-              <w:t>Redis</w:t>
-            </w:r>
-            <w:proofErr w:type="spellEnd"/>
-            <w:r>
-              <w:rPr>
-                <w:rFonts w:ascii="Times New Roman CE" w:hAnsi="Times New Roman CE" w:cs="Times New Roman"/>
-              </w:rPr>
-              <w:t>)</w:t>
+              <w:t>Gyorsítótár bevezetése (Redis)</w:t>
             </w:r>
           </w:p>
         </w:tc>
@@ -8497,81 +8097,30 @@
           <w:rFonts w:ascii="Times New Roman CE" w:hAnsi="Times New Roman CE" w:cs="Times New Roman"/>
         </w:rPr>
       </w:pPr>
-      <w:bookmarkStart w:id="36" w:name="_Toc226634574"/>
+      <w:bookmarkStart w:id="39" w:name="_Toc226717435"/>
       <w:r>
         <w:rPr>
           <w:rFonts w:ascii="Times New Roman CE" w:hAnsi="Times New Roman CE" w:cs="Times New Roman"/>
         </w:rPr>
         <w:lastRenderedPageBreak/>
         <w:t>Tesztelési dokumentáció</w:t>
-      </w:r>
-      <w:bookmarkEnd w:id="36"/>
-    </w:p>
-    <w:p>
-      <w:pPr>
-        <w:pStyle w:val="Cmsor2"/>
-        <w:jc w:val="both"/>
-        <w:rPr>
-          <w:rFonts w:ascii="Times New Roman CE" w:hAnsi="Times New Roman CE" w:cs="Times New Roman"/>
-        </w:rPr>
-      </w:pPr>
-      <w:bookmarkStart w:id="37" w:name="_Toc226634575"/>
-      <w:r>
-        <w:rPr>
-          <w:rFonts w:ascii="Times New Roman CE" w:hAnsi="Times New Roman CE" w:cs="Times New Roman"/>
-        </w:rPr>
-        <w:t>Tesztesetek</w:t>
-      </w:r>
-      <w:bookmarkEnd w:id="37"/>
-    </w:p>
-    <w:p>
-      <w:pPr>
-        <w:pStyle w:val="Cmsor3"/>
-        <w:jc w:val="both"/>
-        <w:rPr>
-          <w:rFonts w:ascii="Times New Roman CE" w:hAnsi="Times New Roman CE" w:cs="Times New Roman"/>
-        </w:rPr>
-      </w:pPr>
-      <w:bookmarkStart w:id="38" w:name="_Toc226634576"/>
-      <w:r>
-        <w:rPr>
-          <w:rFonts w:ascii="Times New Roman CE" w:hAnsi="Times New Roman CE" w:cs="Times New Roman"/>
-        </w:rPr>
-        <w:t>Normás használat – bejelentkezés</w:t>
-      </w:r>
-      <w:bookmarkEnd w:id="38"/>
-    </w:p>
-    <w:p>
-      <w:pPr>
-        <w:pStyle w:val="Cmsor3"/>
-        <w:jc w:val="both"/>
-        <w:rPr>
-          <w:rFonts w:ascii="Times New Roman CE" w:hAnsi="Times New Roman CE" w:cs="Times New Roman"/>
-        </w:rPr>
-      </w:pPr>
-      <w:bookmarkStart w:id="39" w:name="_Toc226634577"/>
-      <w:r>
-        <w:rPr>
-          <w:rFonts w:ascii="Times New Roman CE" w:hAnsi="Times New Roman CE" w:cs="Times New Roman"/>
-        </w:rPr>
-        <w:t>Extrém eset – üres mezők</w:t>
       </w:r>
       <w:bookmarkEnd w:id="39"/>
     </w:p>
     <w:p>
       <w:pPr>
-        <w:pStyle w:val="Cmsor3"/>
+        <w:pStyle w:val="Cmsor2"/>
         <w:jc w:val="both"/>
         <w:rPr>
           <w:rFonts w:ascii="Times New Roman CE" w:hAnsi="Times New Roman CE" w:cs="Times New Roman"/>
         </w:rPr>
       </w:pPr>
-      <w:bookmarkStart w:id="40" w:name="_Toc226634578"/>
-      <w:r>
-        <w:rPr>
-          <w:rFonts w:ascii="Times New Roman CE" w:hAnsi="Times New Roman CE" w:cs="Times New Roman"/>
-        </w:rPr>
-        <w:t>Helytelen adat – hibás jelszó</w:t>
+      <w:bookmarkStart w:id="40" w:name="_Toc226717436"/>
+      <w:r>
+        <w:rPr>
+          <w:rFonts w:ascii="Times New Roman CE" w:hAnsi="Times New Roman CE" w:cs="Times New Roman"/>
+        </w:rPr>
+        <w:t>Tesztesetek</w:t>
       </w:r>
       <w:bookmarkEnd w:id="40"/>
     </w:p>
@@ -8583,46 +8132,46 @@
           <w:rFonts w:ascii="Times New Roman CE" w:hAnsi="Times New Roman CE" w:cs="Times New Roman"/>
         </w:rPr>
       </w:pPr>
-      <w:bookmarkStart w:id="41" w:name="_Toc226634579"/>
-      <w:r>
-        <w:rPr>
-          <w:rFonts w:ascii="Times New Roman CE" w:hAnsi="Times New Roman CE" w:cs="Times New Roman"/>
-        </w:rPr>
-        <w:t>Bolondbiztos teszt – hosszú bemenet</w:t>
+      <w:bookmarkStart w:id="41" w:name="_Toc226717437"/>
+      <w:r>
+        <w:rPr>
+          <w:rFonts w:ascii="Times New Roman CE" w:hAnsi="Times New Roman CE" w:cs="Times New Roman"/>
+        </w:rPr>
+        <w:t>Normás használat – bejelentkezés</w:t>
       </w:r>
       <w:bookmarkEnd w:id="41"/>
     </w:p>
     <w:p>
       <w:pPr>
-        <w:pStyle w:val="Cmsor2"/>
+        <w:pStyle w:val="Cmsor3"/>
         <w:jc w:val="both"/>
         <w:rPr>
           <w:rFonts w:ascii="Times New Roman CE" w:hAnsi="Times New Roman CE" w:cs="Times New Roman"/>
         </w:rPr>
       </w:pPr>
-      <w:bookmarkStart w:id="42" w:name="_Toc226634580"/>
-      <w:r>
-        <w:rPr>
-          <w:rFonts w:ascii="Times New Roman CE" w:hAnsi="Times New Roman CE" w:cs="Times New Roman"/>
-        </w:rPr>
-        <w:t>Talált hibák</w:t>
+      <w:bookmarkStart w:id="42" w:name="_Toc226717438"/>
+      <w:r>
+        <w:rPr>
+          <w:rFonts w:ascii="Times New Roman CE" w:hAnsi="Times New Roman CE" w:cs="Times New Roman"/>
+        </w:rPr>
+        <w:t>Extrém eset – üres mezők</w:t>
       </w:r>
       <w:bookmarkEnd w:id="42"/>
     </w:p>
     <w:p>
       <w:pPr>
-        <w:pStyle w:val="Cmsor2"/>
+        <w:pStyle w:val="Cmsor3"/>
         <w:jc w:val="both"/>
         <w:rPr>
           <w:rFonts w:ascii="Times New Roman CE" w:hAnsi="Times New Roman CE" w:cs="Times New Roman"/>
         </w:rPr>
       </w:pPr>
-      <w:bookmarkStart w:id="43" w:name="_Toc226634581"/>
-      <w:r>
-        <w:rPr>
-          <w:rFonts w:ascii="Times New Roman CE" w:hAnsi="Times New Roman CE" w:cs="Times New Roman"/>
-        </w:rPr>
-        <w:t>Automatizált tesztelés</w:t>
+      <w:bookmarkStart w:id="43" w:name="_Toc226717439"/>
+      <w:r>
+        <w:rPr>
+          <w:rFonts w:ascii="Times New Roman CE" w:hAnsi="Times New Roman CE" w:cs="Times New Roman"/>
+        </w:rPr>
+        <w:t>Helytelen adat – hibás jelszó</w:t>
       </w:r>
       <w:bookmarkEnd w:id="43"/>
     </w:p>
@@ -8634,12 +8183,12 @@
           <w:rFonts w:ascii="Times New Roman CE" w:hAnsi="Times New Roman CE" w:cs="Times New Roman"/>
         </w:rPr>
       </w:pPr>
-      <w:bookmarkStart w:id="44" w:name="_Toc226634582"/>
-      <w:r>
-        <w:rPr>
-          <w:rFonts w:ascii="Times New Roman CE" w:hAnsi="Times New Roman CE" w:cs="Times New Roman"/>
-        </w:rPr>
-        <w:t>Egységtesztek</w:t>
+      <w:bookmarkStart w:id="44" w:name="_Toc226717440"/>
+      <w:r>
+        <w:rPr>
+          <w:rFonts w:ascii="Times New Roman CE" w:hAnsi="Times New Roman CE" w:cs="Times New Roman"/>
+        </w:rPr>
+        <w:t>Bolondbiztos teszt – hosszú bemenet</w:t>
       </w:r>
       <w:bookmarkEnd w:id="44"/>
     </w:p>
@@ -8651,47 +8200,46 @@
           <w:rFonts w:ascii="Times New Roman CE" w:hAnsi="Times New Roman CE" w:cs="Times New Roman"/>
         </w:rPr>
       </w:pPr>
-      <w:bookmarkStart w:id="45" w:name="_Toc226634583"/>
-      <w:r>
-        <w:rPr>
-          <w:rFonts w:ascii="Times New Roman CE" w:hAnsi="Times New Roman CE" w:cs="Times New Roman"/>
-        </w:rPr>
-        <w:t>Tesztelési környezet</w:t>
+      <w:bookmarkStart w:id="45" w:name="_Toc226717441"/>
+      <w:r>
+        <w:rPr>
+          <w:rFonts w:ascii="Times New Roman CE" w:hAnsi="Times New Roman CE" w:cs="Times New Roman"/>
+        </w:rPr>
+        <w:t>Talált hibák</w:t>
       </w:r>
       <w:bookmarkEnd w:id="45"/>
     </w:p>
     <w:p>
       <w:pPr>
-        <w:pStyle w:val="Cmsor1"/>
+        <w:pStyle w:val="Cmsor2"/>
         <w:jc w:val="both"/>
         <w:rPr>
           <w:rFonts w:ascii="Times New Roman CE" w:hAnsi="Times New Roman CE" w:cs="Times New Roman"/>
         </w:rPr>
       </w:pPr>
-      <w:bookmarkStart w:id="46" w:name="_Toc226634584"/>
-      <w:r>
-        <w:rPr>
-          <w:rFonts w:ascii="Times New Roman CE" w:hAnsi="Times New Roman CE" w:cs="Times New Roman"/>
-        </w:rPr>
-        <w:lastRenderedPageBreak/>
-        <w:t>Felhasználói dokumentáció</w:t>
+      <w:bookmarkStart w:id="46" w:name="_Toc226717442"/>
+      <w:r>
+        <w:rPr>
+          <w:rFonts w:ascii="Times New Roman CE" w:hAnsi="Times New Roman CE" w:cs="Times New Roman"/>
+        </w:rPr>
+        <w:t>Automatizált tesztelés</w:t>
       </w:r>
       <w:bookmarkEnd w:id="46"/>
     </w:p>
     <w:p>
       <w:pPr>
-        <w:pStyle w:val="Cmsor2"/>
+        <w:pStyle w:val="Cmsor3"/>
         <w:jc w:val="both"/>
         <w:rPr>
           <w:rFonts w:ascii="Times New Roman CE" w:hAnsi="Times New Roman CE" w:cs="Times New Roman"/>
         </w:rPr>
       </w:pPr>
-      <w:bookmarkStart w:id="47" w:name="_Toc226634585"/>
-      <w:r>
-        <w:rPr>
-          <w:rFonts w:ascii="Times New Roman CE" w:hAnsi="Times New Roman CE" w:cs="Times New Roman"/>
-        </w:rPr>
-        <w:t>A program általános specifikációja</w:t>
+      <w:bookmarkStart w:id="47" w:name="_Toc226717443"/>
+      <w:r>
+        <w:rPr>
+          <w:rFonts w:ascii="Times New Roman CE" w:hAnsi="Times New Roman CE" w:cs="Times New Roman"/>
+        </w:rPr>
+        <w:t>Egységtesztek</w:t>
       </w:r>
       <w:bookmarkEnd w:id="47"/>
     </w:p>
@@ -8703,46 +8251,47 @@
           <w:rFonts w:ascii="Times New Roman CE" w:hAnsi="Times New Roman CE" w:cs="Times New Roman"/>
         </w:rPr>
       </w:pPr>
-      <w:bookmarkStart w:id="48" w:name="_Toc226634586"/>
-      <w:r>
-        <w:rPr>
-          <w:rFonts w:ascii="Times New Roman CE" w:hAnsi="Times New Roman CE" w:cs="Times New Roman"/>
-        </w:rPr>
-        <w:t>Rendszerkövetelmények</w:t>
+      <w:bookmarkStart w:id="48" w:name="_Toc226717444"/>
+      <w:r>
+        <w:rPr>
+          <w:rFonts w:ascii="Times New Roman CE" w:hAnsi="Times New Roman CE" w:cs="Times New Roman"/>
+        </w:rPr>
+        <w:t>Tesztelési környezet</w:t>
       </w:r>
       <w:bookmarkEnd w:id="48"/>
     </w:p>
     <w:p>
       <w:pPr>
-        <w:pStyle w:val="Cmsor3"/>
+        <w:pStyle w:val="Cmsor1"/>
         <w:jc w:val="both"/>
         <w:rPr>
           <w:rFonts w:ascii="Times New Roman CE" w:hAnsi="Times New Roman CE" w:cs="Times New Roman"/>
         </w:rPr>
       </w:pPr>
-      <w:bookmarkStart w:id="49" w:name="_Toc226634587"/>
-      <w:r>
-        <w:rPr>
-          <w:rFonts w:ascii="Times New Roman CE" w:hAnsi="Times New Roman CE" w:cs="Times New Roman"/>
-        </w:rPr>
-        <w:t>Hardver követelmények</w:t>
+      <w:bookmarkStart w:id="49" w:name="_Toc226717445"/>
+      <w:r>
+        <w:rPr>
+          <w:rFonts w:ascii="Times New Roman CE" w:hAnsi="Times New Roman CE" w:cs="Times New Roman"/>
+        </w:rPr>
+        <w:lastRenderedPageBreak/>
+        <w:t>Felhasználói dokumentáció</w:t>
       </w:r>
       <w:bookmarkEnd w:id="49"/>
     </w:p>
     <w:p>
       <w:pPr>
-        <w:pStyle w:val="Cmsor3"/>
+        <w:pStyle w:val="Cmsor2"/>
         <w:jc w:val="both"/>
         <w:rPr>
           <w:rFonts w:ascii="Times New Roman CE" w:hAnsi="Times New Roman CE" w:cs="Times New Roman"/>
         </w:rPr>
       </w:pPr>
-      <w:bookmarkStart w:id="50" w:name="_Toc226634588"/>
-      <w:r>
-        <w:rPr>
-          <w:rFonts w:ascii="Times New Roman CE" w:hAnsi="Times New Roman CE" w:cs="Times New Roman"/>
-        </w:rPr>
-        <w:t>Szoftver követelmények</w:t>
+      <w:bookmarkStart w:id="50" w:name="_Toc226717446"/>
+      <w:r>
+        <w:rPr>
+          <w:rFonts w:ascii="Times New Roman CE" w:hAnsi="Times New Roman CE" w:cs="Times New Roman"/>
+        </w:rPr>
+        <w:t>A program általános specifikációja</w:t>
       </w:r>
       <w:bookmarkEnd w:id="50"/>
     </w:p>
@@ -8754,60 +8303,111 @@
           <w:rFonts w:ascii="Times New Roman CE" w:hAnsi="Times New Roman CE" w:cs="Times New Roman"/>
         </w:rPr>
       </w:pPr>
-      <w:bookmarkStart w:id="51" w:name="_Toc226634589"/>
-      <w:r>
-        <w:rPr>
-          <w:rFonts w:ascii="Times New Roman CE" w:hAnsi="Times New Roman CE" w:cs="Times New Roman"/>
-        </w:rPr>
-        <w:t>A program használatának részletes leírása</w:t>
+      <w:bookmarkStart w:id="51" w:name="_Toc226717447"/>
+      <w:r>
+        <w:rPr>
+          <w:rFonts w:ascii="Times New Roman CE" w:hAnsi="Times New Roman CE" w:cs="Times New Roman"/>
+        </w:rPr>
+        <w:t>Rendszerkövetelmények</w:t>
       </w:r>
       <w:bookmarkEnd w:id="51"/>
     </w:p>
     <w:p>
       <w:pPr>
-        <w:pStyle w:val="Cmsor1"/>
+        <w:pStyle w:val="Cmsor3"/>
         <w:jc w:val="both"/>
         <w:rPr>
           <w:rFonts w:ascii="Times New Roman CE" w:hAnsi="Times New Roman CE" w:cs="Times New Roman"/>
         </w:rPr>
       </w:pPr>
-      <w:bookmarkStart w:id="52" w:name="_Toc226634590"/>
-      <w:r>
-        <w:rPr>
-          <w:rFonts w:ascii="Times New Roman CE" w:hAnsi="Times New Roman CE" w:cs="Times New Roman"/>
-        </w:rPr>
-        <w:lastRenderedPageBreak/>
-        <w:t>Önértékelés</w:t>
+      <w:bookmarkStart w:id="52" w:name="_Toc226717448"/>
+      <w:r>
+        <w:rPr>
+          <w:rFonts w:ascii="Times New Roman CE" w:hAnsi="Times New Roman CE" w:cs="Times New Roman"/>
+        </w:rPr>
+        <w:t>Hardver követelmények</w:t>
       </w:r>
       <w:bookmarkEnd w:id="52"/>
     </w:p>
     <w:p>
       <w:pPr>
-        <w:pStyle w:val="Cmsor1"/>
+        <w:pStyle w:val="Cmsor3"/>
         <w:jc w:val="both"/>
         <w:rPr>
           <w:rFonts w:ascii="Times New Roman CE" w:hAnsi="Times New Roman CE" w:cs="Times New Roman"/>
         </w:rPr>
       </w:pPr>
-      <w:bookmarkStart w:id="53" w:name="_Toc226634591"/>
-      <w:r>
-        <w:rPr>
-          <w:rFonts w:ascii="Times New Roman CE" w:hAnsi="Times New Roman CE" w:cs="Times New Roman"/>
-        </w:rPr>
-        <w:lastRenderedPageBreak/>
-        <w:t>Továbbfejlesztési lehetőségek</w:t>
+      <w:bookmarkStart w:id="53" w:name="_Toc226717449"/>
+      <w:r>
+        <w:rPr>
+          <w:rFonts w:ascii="Times New Roman CE" w:hAnsi="Times New Roman CE" w:cs="Times New Roman"/>
+        </w:rPr>
+        <w:t>Szoftver követelmények</w:t>
       </w:r>
       <w:bookmarkEnd w:id="53"/>
     </w:p>
     <w:p>
       <w:pPr>
+        <w:pStyle w:val="Cmsor2"/>
+        <w:jc w:val="both"/>
+        <w:rPr>
+          <w:rFonts w:ascii="Times New Roman CE" w:hAnsi="Times New Roman CE" w:cs="Times New Roman"/>
+        </w:rPr>
+      </w:pPr>
+      <w:bookmarkStart w:id="54" w:name="_Toc226717450"/>
+      <w:r>
+        <w:rPr>
+          <w:rFonts w:ascii="Times New Roman CE" w:hAnsi="Times New Roman CE" w:cs="Times New Roman"/>
+        </w:rPr>
+        <w:t>A program használatának részletes leírása</w:t>
+      </w:r>
+      <w:bookmarkEnd w:id="54"/>
+    </w:p>
+    <w:p>
+      <w:pPr>
         <w:pStyle w:val="Cmsor1"/>
         <w:jc w:val="both"/>
         <w:rPr>
           <w:rFonts w:ascii="Times New Roman CE" w:hAnsi="Times New Roman CE" w:cs="Times New Roman"/>
         </w:rPr>
       </w:pPr>
-      <w:bookmarkStart w:id="54" w:name="_Toc226634592"/>
+      <w:bookmarkStart w:id="55" w:name="_Toc226717451"/>
+      <w:r>
+        <w:rPr>
+          <w:rFonts w:ascii="Times New Roman CE" w:hAnsi="Times New Roman CE" w:cs="Times New Roman"/>
+        </w:rPr>
+        <w:lastRenderedPageBreak/>
+        <w:t>Önértékelés</w:t>
+      </w:r>
+      <w:bookmarkEnd w:id="55"/>
+    </w:p>
+    <w:p>
+      <w:pPr>
+        <w:pStyle w:val="Cmsor1"/>
+        <w:jc w:val="both"/>
+        <w:rPr>
+          <w:rFonts w:ascii="Times New Roman CE" w:hAnsi="Times New Roman CE" w:cs="Times New Roman"/>
+        </w:rPr>
+      </w:pPr>
+      <w:bookmarkStart w:id="56" w:name="_Toc226717452"/>
+      <w:r>
+        <w:rPr>
+          <w:rFonts w:ascii="Times New Roman CE" w:hAnsi="Times New Roman CE" w:cs="Times New Roman"/>
+        </w:rPr>
+        <w:lastRenderedPageBreak/>
+        <w:t>Továbbfejlesztési lehetőségek</w:t>
+      </w:r>
+      <w:bookmarkEnd w:id="56"/>
+    </w:p>
+    <w:p>
+      <w:pPr>
+        <w:pStyle w:val="Cmsor1"/>
+        <w:jc w:val="both"/>
+        <w:rPr>
+          <w:rFonts w:ascii="Times New Roman CE" w:hAnsi="Times New Roman CE" w:cs="Times New Roman"/>
+        </w:rPr>
+      </w:pPr>
+      <w:bookmarkStart w:id="57" w:name="_Toc226717453"/>
       <w:r>
         <w:rPr>
           <w:rFonts w:ascii="Times New Roman CE" w:hAnsi="Times New Roman CE" w:cs="Times New Roman"/>
@@ -8815,7 +8415,7 @@
         <w:lastRenderedPageBreak/>
         <w:t>Ábrajegyzék</w:t>
       </w:r>
-      <w:bookmarkEnd w:id="54"/>
+      <w:bookmarkEnd w:id="57"/>
     </w:p>
     <w:p>
       <w:pPr>
@@ -9167,15 +8767,7 @@
         <w:footnoteRef/>
       </w:r>
       <w:r>
-        <w:t xml:space="preserve"> </w:t>
-      </w:r>
-      <w:proofErr w:type="spellStart"/>
-      <w:r>
-        <w:t>Entity</w:t>
-      </w:r>
-      <w:proofErr w:type="spellEnd"/>
-      <w:r>
-        <w:t xml:space="preserve"> Framework</w:t>
+        <w:t xml:space="preserve"> JWT: JSON Web Token</w:t>
       </w:r>
     </w:p>
   </w:footnote>
@@ -9191,23 +8783,7 @@
         <w:footnoteRef/>
       </w:r>
       <w:r>
-        <w:t xml:space="preserve"> </w:t>
-      </w:r>
-      <w:proofErr w:type="spellStart"/>
-      <w:r>
-        <w:t>View</w:t>
-      </w:r>
-      <w:proofErr w:type="spellEnd"/>
-      <w:r>
-        <w:t xml:space="preserve"> </w:t>
-      </w:r>
-      <w:proofErr w:type="spellStart"/>
-      <w:r>
-        <w:t>Width</w:t>
-      </w:r>
-      <w:proofErr w:type="spellEnd"/>
-      <w:r>
-        <w:t>: nézet szélessége</w:t>
+        <w:t xml:space="preserve"> Entity Framework</w:t>
       </w:r>
     </w:p>
   </w:footnote>
@@ -9223,23 +8799,7 @@
         <w:footnoteRef/>
       </w:r>
       <w:r>
-        <w:t xml:space="preserve"> </w:t>
-      </w:r>
-      <w:proofErr w:type="spellStart"/>
-      <w:r>
-        <w:t>View</w:t>
-      </w:r>
-      <w:proofErr w:type="spellEnd"/>
-      <w:r>
-        <w:t xml:space="preserve"> </w:t>
-      </w:r>
-      <w:proofErr w:type="spellStart"/>
-      <w:r>
-        <w:t>Height</w:t>
-      </w:r>
-      <w:proofErr w:type="spellEnd"/>
-      <w:r>
-        <w:t>: nézet magassága</w:t>
+        <w:t xml:space="preserve"> View Width: nézet szélessége</w:t>
       </w:r>
     </w:p>
   </w:footnote>
@@ -9255,15 +8815,23 @@
         <w:footnoteRef/>
       </w:r>
       <w:r>
-        <w:t xml:space="preserve"> </w:t>
-      </w:r>
-      <w:proofErr w:type="spellStart"/>
-      <w:r>
-        <w:t>Promise</w:t>
-      </w:r>
-      <w:proofErr w:type="spellEnd"/>
-      <w:r>
-        <w:t xml:space="preserve">: olyan </w:t>
+        <w:t xml:space="preserve"> View Height: nézet magassága</w:t>
+      </w:r>
+    </w:p>
+  </w:footnote>
+  <w:footnote w:id="5">
+    <w:p>
+      <w:pPr>
+        <w:pStyle w:val="Lbjegyzetszveg"/>
+      </w:pPr>
+      <w:r>
+        <w:rPr>
+          <w:rStyle w:val="Lbjegyzet-hivatkozs"/>
+        </w:rPr>
+        <w:footnoteRef/>
+      </w:r>
+      <w:r>
+        <w:t xml:space="preserve"> Promise: olyan </w:t>
       </w:r>
       <w:r>
         <w:t>objektum,</w:t>
@@ -11104,6 +10672,119 @@
     </w:lvl>
   </w:abstractNum>
   <w:abstractNum w:abstractNumId="15" w15:restartNumberingAfterBreak="0">
+    <w:nsid w:val="23FD5807"/>
+    <w:multiLevelType w:val="hybridMultilevel"/>
+    <w:tmpl w:val="BCD4A7C8"/>
+    <w:lvl w:ilvl="0" w:tplc="040E0001">
+      <w:start w:val="1"/>
+      <w:numFmt w:val="bullet"/>
+      <w:lvlText w:val=""/>
+      <w:lvlJc w:val="left"/>
+      <w:pPr>
+        <w:ind w:left="1060" w:hanging="360"/>
+      </w:pPr>
+      <w:rPr>
+        <w:rFonts w:ascii="Symbol" w:hAnsi="Symbol" w:hint="default"/>
+      </w:rPr>
+    </w:lvl>
+    <w:lvl w:ilvl="1" w:tplc="040E0003" w:tentative="1">
+      <w:start w:val="1"/>
+      <w:numFmt w:val="bullet"/>
+      <w:lvlText w:val="o"/>
+      <w:lvlJc w:val="left"/>
+      <w:pPr>
+        <w:ind w:left="1780" w:hanging="360"/>
+      </w:pPr>
+      <w:rPr>
+        <w:rFonts w:ascii="Courier New" w:hAnsi="Courier New" w:cs="Courier New" w:hint="default"/>
+      </w:rPr>
+    </w:lvl>
+    <w:lvl w:ilvl="2" w:tplc="040E0005" w:tentative="1">
+      <w:start w:val="1"/>
+      <w:numFmt w:val="bullet"/>
+      <w:lvlText w:val=""/>
+      <w:lvlJc w:val="left"/>
+      <w:pPr>
+        <w:ind w:left="2500" w:hanging="360"/>
+      </w:pPr>
+      <w:rPr>
+        <w:rFonts w:ascii="Wingdings" w:hAnsi="Wingdings" w:hint="default"/>
+      </w:rPr>
+    </w:lvl>
+    <w:lvl w:ilvl="3" w:tplc="040E0001" w:tentative="1">
+      <w:start w:val="1"/>
+      <w:numFmt w:val="bullet"/>
+      <w:lvlText w:val=""/>
+      <w:lvlJc w:val="left"/>
+      <w:pPr>
+        <w:ind w:left="3220" w:hanging="360"/>
+      </w:pPr>
+      <w:rPr>
+        <w:rFonts w:ascii="Symbol" w:hAnsi="Symbol" w:hint="default"/>
+      </w:rPr>
+    </w:lvl>
+    <w:lvl w:ilvl="4" w:tplc="040E0003" w:tentative="1">
+      <w:start w:val="1"/>
+      <w:numFmt w:val="bullet"/>
+      <w:lvlText w:val="o"/>
+      <w:lvlJc w:val="left"/>
+      <w:pPr>
+        <w:ind w:left="3940" w:hanging="360"/>
+      </w:pPr>
+      <w:rPr>
+        <w:rFonts w:ascii="Courier New" w:hAnsi="Courier New" w:cs="Courier New" w:hint="default"/>
+      </w:rPr>
+    </w:lvl>
+    <w:lvl w:ilvl="5" w:tplc="040E0005" w:tentative="1">
+      <w:start w:val="1"/>
+      <w:numFmt w:val="bullet"/>
+      <w:lvlText w:val=""/>
+      <w:lvlJc w:val="left"/>
+      <w:pPr>
+        <w:ind w:left="4660" w:hanging="360"/>
+      </w:pPr>
+      <w:rPr>
+        <w:rFonts w:ascii="Wingdings" w:hAnsi="Wingdings" w:hint="default"/>
+      </w:rPr>
+    </w:lvl>
+    <w:lvl w:ilvl="6" w:tplc="040E0001" w:tentative="1">
+      <w:start w:val="1"/>
+      <w:numFmt w:val="bullet"/>
+      <w:lvlText w:val=""/>
+      <w:lvlJc w:val="left"/>
+      <w:pPr>
+        <w:ind w:left="5380" w:hanging="360"/>
+      </w:pPr>
+      <w:rPr>
+        <w:rFonts w:ascii="Symbol" w:hAnsi="Symbol" w:hint="default"/>
+      </w:rPr>
+    </w:lvl>
+    <w:lvl w:ilvl="7" w:tplc="040E0003" w:tentative="1">
+      <w:start w:val="1"/>
+      <w:numFmt w:val="bullet"/>
+      <w:lvlText w:val="o"/>
+      <w:lvlJc w:val="left"/>
+      <w:pPr>
+        <w:ind w:left="6100" w:hanging="360"/>
+      </w:pPr>
+      <w:rPr>
+        <w:rFonts w:ascii="Courier New" w:hAnsi="Courier New" w:cs="Courier New" w:hint="default"/>
+      </w:rPr>
+    </w:lvl>
+    <w:lvl w:ilvl="8" w:tplc="040E0005" w:tentative="1">
+      <w:start w:val="1"/>
+      <w:numFmt w:val="bullet"/>
+      <w:lvlText w:val=""/>
+      <w:lvlJc w:val="left"/>
+      <w:pPr>
+        <w:ind w:left="6820" w:hanging="360"/>
+      </w:pPr>
+      <w:rPr>
+        <w:rFonts w:ascii="Wingdings" w:hAnsi="Wingdings" w:hint="default"/>
+      </w:rPr>
+    </w:lvl>
+  </w:abstractNum>
+  <w:abstractNum w:abstractNumId="16" w15:restartNumberingAfterBreak="0">
     <w:nsid w:val="261C3E44"/>
     <w:multiLevelType w:val="hybridMultilevel"/>
     <w:tmpl w:val="0BE81508"/>
@@ -11216,7 +10897,7 @@
       </w:rPr>
     </w:lvl>
   </w:abstractNum>
-  <w:abstractNum w:abstractNumId="16" w15:restartNumberingAfterBreak="0">
+  <w:abstractNum w:abstractNumId="17" w15:restartNumberingAfterBreak="0">
     <w:nsid w:val="27C1507C"/>
     <w:multiLevelType w:val="multilevel"/>
     <w:tmpl w:val="B11E422E"/>
@@ -11365,7 +11046,7 @@
       </w:rPr>
     </w:lvl>
   </w:abstractNum>
-  <w:abstractNum w:abstractNumId="17" w15:restartNumberingAfterBreak="0">
+  <w:abstractNum w:abstractNumId="18" w15:restartNumberingAfterBreak="0">
     <w:nsid w:val="2A3B5F53"/>
     <w:multiLevelType w:val="hybridMultilevel"/>
     <w:tmpl w:val="89FAE778"/>
@@ -11478,7 +11159,7 @@
       </w:rPr>
     </w:lvl>
   </w:abstractNum>
-  <w:abstractNum w:abstractNumId="18" w15:restartNumberingAfterBreak="0">
+  <w:abstractNum w:abstractNumId="19" w15:restartNumberingAfterBreak="0">
     <w:nsid w:val="2C305D0A"/>
     <w:multiLevelType w:val="hybridMultilevel"/>
     <w:tmpl w:val="050887D0"/>
@@ -11591,7 +11272,7 @@
       </w:rPr>
     </w:lvl>
   </w:abstractNum>
-  <w:abstractNum w:abstractNumId="19" w15:restartNumberingAfterBreak="0">
+  <w:abstractNum w:abstractNumId="20" w15:restartNumberingAfterBreak="0">
     <w:nsid w:val="2EB874B7"/>
     <w:multiLevelType w:val="multilevel"/>
     <w:tmpl w:val="E9367DE6"/>
@@ -11740,7 +11421,7 @@
       </w:rPr>
     </w:lvl>
   </w:abstractNum>
-  <w:abstractNum w:abstractNumId="20" w15:restartNumberingAfterBreak="0">
+  <w:abstractNum w:abstractNumId="21" w15:restartNumberingAfterBreak="0">
     <w:nsid w:val="30AA261C"/>
     <w:multiLevelType w:val="hybridMultilevel"/>
     <w:tmpl w:val="814EF8A6"/>
@@ -11826,7 +11507,7 @@
       </w:pPr>
     </w:lvl>
   </w:abstractNum>
-  <w:abstractNum w:abstractNumId="21" w15:restartNumberingAfterBreak="0">
+  <w:abstractNum w:abstractNumId="22" w15:restartNumberingAfterBreak="0">
     <w:nsid w:val="35511D4C"/>
     <w:multiLevelType w:val="multilevel"/>
     <w:tmpl w:val="040E001F"/>
@@ -11912,7 +11593,7 @@
       </w:pPr>
     </w:lvl>
   </w:abstractNum>
-  <w:abstractNum w:abstractNumId="22" w15:restartNumberingAfterBreak="0">
+  <w:abstractNum w:abstractNumId="23" w15:restartNumberingAfterBreak="0">
     <w:nsid w:val="3A494250"/>
     <w:multiLevelType w:val="multilevel"/>
     <w:tmpl w:val="AC9C5B84"/>
@@ -12061,7 +11742,7 @@
       </w:rPr>
     </w:lvl>
   </w:abstractNum>
-  <w:abstractNum w:abstractNumId="23" w15:restartNumberingAfterBreak="0">
+  <w:abstractNum w:abstractNumId="24" w15:restartNumberingAfterBreak="0">
     <w:nsid w:val="3C990162"/>
     <w:multiLevelType w:val="hybridMultilevel"/>
     <w:tmpl w:val="71AEA9B6"/>
@@ -12147,7 +11828,7 @@
       </w:pPr>
     </w:lvl>
   </w:abstractNum>
-  <w:abstractNum w:abstractNumId="24" w15:restartNumberingAfterBreak="0">
+  <w:abstractNum w:abstractNumId="25" w15:restartNumberingAfterBreak="0">
     <w:nsid w:val="3E132F09"/>
     <w:multiLevelType w:val="multilevel"/>
     <w:tmpl w:val="AC9C5B84"/>
@@ -12296,7 +11977,7 @@
       </w:rPr>
     </w:lvl>
   </w:abstractNum>
-  <w:abstractNum w:abstractNumId="25" w15:restartNumberingAfterBreak="0">
+  <w:abstractNum w:abstractNumId="26" w15:restartNumberingAfterBreak="0">
     <w:nsid w:val="43393022"/>
     <w:multiLevelType w:val="multilevel"/>
     <w:tmpl w:val="ACFE3742"/>
@@ -12445,7 +12126,7 @@
       </w:rPr>
     </w:lvl>
   </w:abstractNum>
-  <w:abstractNum w:abstractNumId="26" w15:restartNumberingAfterBreak="0">
+  <w:abstractNum w:abstractNumId="27" w15:restartNumberingAfterBreak="0">
     <w:nsid w:val="44634563"/>
     <w:multiLevelType w:val="hybridMultilevel"/>
     <w:tmpl w:val="3E780C16"/>
@@ -12558,7 +12239,7 @@
       </w:rPr>
     </w:lvl>
   </w:abstractNum>
-  <w:abstractNum w:abstractNumId="27" w15:restartNumberingAfterBreak="0">
+  <w:abstractNum w:abstractNumId="28" w15:restartNumberingAfterBreak="0">
     <w:nsid w:val="45C30297"/>
     <w:multiLevelType w:val="hybridMultilevel"/>
     <w:tmpl w:val="01D23B5E"/>
@@ -12671,7 +12352,7 @@
       </w:rPr>
     </w:lvl>
   </w:abstractNum>
-  <w:abstractNum w:abstractNumId="28" w15:restartNumberingAfterBreak="0">
+  <w:abstractNum w:abstractNumId="29" w15:restartNumberingAfterBreak="0">
     <w:nsid w:val="46DD4EDE"/>
     <w:multiLevelType w:val="multilevel"/>
     <w:tmpl w:val="AC9C5B84"/>
@@ -12820,7 +12501,7 @@
       </w:rPr>
     </w:lvl>
   </w:abstractNum>
-  <w:abstractNum w:abstractNumId="29" w15:restartNumberingAfterBreak="0">
+  <w:abstractNum w:abstractNumId="30" w15:restartNumberingAfterBreak="0">
     <w:nsid w:val="470306DE"/>
     <w:multiLevelType w:val="multilevel"/>
     <w:tmpl w:val="27CADCCA"/>
@@ -12969,7 +12650,120 @@
       </w:rPr>
     </w:lvl>
   </w:abstractNum>
-  <w:abstractNum w:abstractNumId="30" w15:restartNumberingAfterBreak="0">
+  <w:abstractNum w:abstractNumId="31" w15:restartNumberingAfterBreak="0">
+    <w:nsid w:val="4A5F68B5"/>
+    <w:multiLevelType w:val="hybridMultilevel"/>
+    <w:tmpl w:val="5FA25084"/>
+    <w:lvl w:ilvl="0" w:tplc="040E0001">
+      <w:start w:val="1"/>
+      <w:numFmt w:val="bullet"/>
+      <w:lvlText w:val=""/>
+      <w:lvlJc w:val="left"/>
+      <w:pPr>
+        <w:ind w:left="1060" w:hanging="360"/>
+      </w:pPr>
+      <w:rPr>
+        <w:rFonts w:ascii="Symbol" w:hAnsi="Symbol" w:hint="default"/>
+      </w:rPr>
+    </w:lvl>
+    <w:lvl w:ilvl="1" w:tplc="040E0003" w:tentative="1">
+      <w:start w:val="1"/>
+      <w:numFmt w:val="bullet"/>
+      <w:lvlText w:val="o"/>
+      <w:lvlJc w:val="left"/>
+      <w:pPr>
+        <w:ind w:left="1780" w:hanging="360"/>
+      </w:pPr>
+      <w:rPr>
+        <w:rFonts w:ascii="Courier New" w:hAnsi="Courier New" w:cs="Courier New" w:hint="default"/>
+      </w:rPr>
+    </w:lvl>
+    <w:lvl w:ilvl="2" w:tplc="040E0005" w:tentative="1">
+      <w:start w:val="1"/>
+      <w:numFmt w:val="bullet"/>
+      <w:lvlText w:val=""/>
+      <w:lvlJc w:val="left"/>
+      <w:pPr>
+        <w:ind w:left="2500" w:hanging="360"/>
+      </w:pPr>
+      <w:rPr>
+        <w:rFonts w:ascii="Wingdings" w:hAnsi="Wingdings" w:hint="default"/>
+      </w:rPr>
+    </w:lvl>
+    <w:lvl w:ilvl="3" w:tplc="040E0001" w:tentative="1">
+      <w:start w:val="1"/>
+      <w:numFmt w:val="bullet"/>
+      <w:lvlText w:val=""/>
+      <w:lvlJc w:val="left"/>
+      <w:pPr>
+        <w:ind w:left="3220" w:hanging="360"/>
+      </w:pPr>
+      <w:rPr>
+        <w:rFonts w:ascii="Symbol" w:hAnsi="Symbol" w:hint="default"/>
+      </w:rPr>
+    </w:lvl>
+    <w:lvl w:ilvl="4" w:tplc="040E0003" w:tentative="1">
+      <w:start w:val="1"/>
+      <w:numFmt w:val="bullet"/>
+      <w:lvlText w:val="o"/>
+      <w:lvlJc w:val="left"/>
+      <w:pPr>
+        <w:ind w:left="3940" w:hanging="360"/>
+      </w:pPr>
+      <w:rPr>
+        <w:rFonts w:ascii="Courier New" w:hAnsi="Courier New" w:cs="Courier New" w:hint="default"/>
+      </w:rPr>
+    </w:lvl>
+    <w:lvl w:ilvl="5" w:tplc="040E0005" w:tentative="1">
+      <w:start w:val="1"/>
+      <w:numFmt w:val="bullet"/>
+      <w:lvlText w:val=""/>
+      <w:lvlJc w:val="left"/>
+      <w:pPr>
+        <w:ind w:left="4660" w:hanging="360"/>
+      </w:pPr>
+      <w:rPr>
+        <w:rFonts w:ascii="Wingdings" w:hAnsi="Wingdings" w:hint="default"/>
+      </w:rPr>
+    </w:lvl>
+    <w:lvl w:ilvl="6" w:tplc="040E0001" w:tentative="1">
+      <w:start w:val="1"/>
+      <w:numFmt w:val="bullet"/>
+      <w:lvlText w:val=""/>
+      <w:lvlJc w:val="left"/>
+      <w:pPr>
+        <w:ind w:left="5380" w:hanging="360"/>
+      </w:pPr>
+      <w:rPr>
+        <w:rFonts w:ascii="Symbol" w:hAnsi="Symbol" w:hint="default"/>
+      </w:rPr>
+    </w:lvl>
+    <w:lvl w:ilvl="7" w:tplc="040E0003" w:tentative="1">
+      <w:start w:val="1"/>
+      <w:numFmt w:val="bullet"/>
+      <w:lvlText w:val="o"/>
+      <w:lvlJc w:val="left"/>
+      <w:pPr>
+        <w:ind w:left="6100" w:hanging="360"/>
+      </w:pPr>
+      <w:rPr>
+        <w:rFonts w:ascii="Courier New" w:hAnsi="Courier New" w:cs="Courier New" w:hint="default"/>
+      </w:rPr>
+    </w:lvl>
+    <w:lvl w:ilvl="8" w:tplc="040E0005" w:tentative="1">
+      <w:start w:val="1"/>
+      <w:numFmt w:val="bullet"/>
+      <w:lvlText w:val=""/>
+      <w:lvlJc w:val="left"/>
+      <w:pPr>
+        <w:ind w:left="6820" w:hanging="360"/>
+      </w:pPr>
+      <w:rPr>
+        <w:rFonts w:ascii="Wingdings" w:hAnsi="Wingdings" w:hint="default"/>
+      </w:rPr>
+    </w:lvl>
+  </w:abstractNum>
+  <w:abstractNum w:abstractNumId="32" w15:restartNumberingAfterBreak="0">
     <w:nsid w:val="51963ED9"/>
     <w:multiLevelType w:val="hybridMultilevel"/>
     <w:tmpl w:val="B68CCF12"/>
@@ -13082,7 +12876,7 @@
       </w:rPr>
     </w:lvl>
   </w:abstractNum>
-  <w:abstractNum w:abstractNumId="31" w15:restartNumberingAfterBreak="0">
+  <w:abstractNum w:abstractNumId="33" w15:restartNumberingAfterBreak="0">
     <w:nsid w:val="532A36A3"/>
     <w:multiLevelType w:val="hybridMultilevel"/>
     <w:tmpl w:val="82A475FE"/>
@@ -13168,7 +12962,7 @@
       </w:pPr>
     </w:lvl>
   </w:abstractNum>
-  <w:abstractNum w:abstractNumId="32" w15:restartNumberingAfterBreak="0">
+  <w:abstractNum w:abstractNumId="34" w15:restartNumberingAfterBreak="0">
     <w:nsid w:val="57F22669"/>
     <w:multiLevelType w:val="multilevel"/>
     <w:tmpl w:val="FA38D242"/>
@@ -13263,7 +13057,7 @@
       </w:pPr>
     </w:lvl>
   </w:abstractNum>
-  <w:abstractNum w:abstractNumId="33" w15:restartNumberingAfterBreak="0">
+  <w:abstractNum w:abstractNumId="35" w15:restartNumberingAfterBreak="0">
     <w:nsid w:val="58C2601B"/>
     <w:multiLevelType w:val="multilevel"/>
     <w:tmpl w:val="57D2699E"/>
@@ -13412,7 +13206,7 @@
       </w:rPr>
     </w:lvl>
   </w:abstractNum>
-  <w:abstractNum w:abstractNumId="34" w15:restartNumberingAfterBreak="0">
+  <w:abstractNum w:abstractNumId="36" w15:restartNumberingAfterBreak="0">
     <w:nsid w:val="5ECF757E"/>
     <w:multiLevelType w:val="hybridMultilevel"/>
     <w:tmpl w:val="7B946CD2"/>
@@ -13525,7 +13319,7 @@
       </w:rPr>
     </w:lvl>
   </w:abstractNum>
-  <w:abstractNum w:abstractNumId="35" w15:restartNumberingAfterBreak="0">
+  <w:abstractNum w:abstractNumId="37" w15:restartNumberingAfterBreak="0">
     <w:nsid w:val="5EF82D8B"/>
     <w:multiLevelType w:val="hybridMultilevel"/>
     <w:tmpl w:val="D80CDE0E"/>
@@ -13638,7 +13432,7 @@
       </w:rPr>
     </w:lvl>
   </w:abstractNum>
-  <w:abstractNum w:abstractNumId="36" w15:restartNumberingAfterBreak="0">
+  <w:abstractNum w:abstractNumId="38" w15:restartNumberingAfterBreak="0">
     <w:nsid w:val="5F2E42AC"/>
     <w:multiLevelType w:val="multilevel"/>
     <w:tmpl w:val="2CA65CB0"/>
@@ -13751,7 +13545,7 @@
       </w:rPr>
     </w:lvl>
   </w:abstractNum>
-  <w:abstractNum w:abstractNumId="37" w15:restartNumberingAfterBreak="0">
+  <w:abstractNum w:abstractNumId="39" w15:restartNumberingAfterBreak="0">
     <w:nsid w:val="61387FBF"/>
     <w:multiLevelType w:val="multilevel"/>
     <w:tmpl w:val="2CC28CAA"/>
@@ -13900,7 +13694,7 @@
       </w:rPr>
     </w:lvl>
   </w:abstractNum>
-  <w:abstractNum w:abstractNumId="38" w15:restartNumberingAfterBreak="0">
+  <w:abstractNum w:abstractNumId="40" w15:restartNumberingAfterBreak="0">
     <w:nsid w:val="628015E3"/>
     <w:multiLevelType w:val="multilevel"/>
     <w:tmpl w:val="9072C8CE"/>
@@ -14049,7 +13843,7 @@
       </w:rPr>
     </w:lvl>
   </w:abstractNum>
-  <w:abstractNum w:abstractNumId="39" w15:restartNumberingAfterBreak="0">
+  <w:abstractNum w:abstractNumId="41" w15:restartNumberingAfterBreak="0">
     <w:nsid w:val="65ED76F4"/>
     <w:multiLevelType w:val="hybridMultilevel"/>
     <w:tmpl w:val="A358DD44"/>
@@ -14162,7 +13956,7 @@
       </w:rPr>
     </w:lvl>
   </w:abstractNum>
-  <w:abstractNum w:abstractNumId="40" w15:restartNumberingAfterBreak="0">
+  <w:abstractNum w:abstractNumId="42" w15:restartNumberingAfterBreak="0">
     <w:nsid w:val="68D04F4F"/>
     <w:multiLevelType w:val="multilevel"/>
     <w:tmpl w:val="9E269C78"/>
@@ -14311,7 +14105,7 @@
       </w:rPr>
     </w:lvl>
   </w:abstractNum>
-  <w:abstractNum w:abstractNumId="41" w15:restartNumberingAfterBreak="0">
+  <w:abstractNum w:abstractNumId="43" w15:restartNumberingAfterBreak="0">
     <w:nsid w:val="6EB90897"/>
     <w:multiLevelType w:val="multilevel"/>
     <w:tmpl w:val="5428F26E"/>
@@ -14460,7 +14254,7 @@
       </w:rPr>
     </w:lvl>
   </w:abstractNum>
-  <w:abstractNum w:abstractNumId="42" w15:restartNumberingAfterBreak="0">
+  <w:abstractNum w:abstractNumId="44" w15:restartNumberingAfterBreak="0">
     <w:nsid w:val="6EF61993"/>
     <w:multiLevelType w:val="multilevel"/>
     <w:tmpl w:val="BE0AF814"/>
@@ -14609,7 +14403,7 @@
       </w:rPr>
     </w:lvl>
   </w:abstractNum>
-  <w:abstractNum w:abstractNumId="43" w15:restartNumberingAfterBreak="0">
+  <w:abstractNum w:abstractNumId="45" w15:restartNumberingAfterBreak="0">
     <w:nsid w:val="732C20E7"/>
     <w:multiLevelType w:val="multilevel"/>
     <w:tmpl w:val="AC9C5B84"/>
@@ -14758,7 +14552,7 @@
       </w:rPr>
     </w:lvl>
   </w:abstractNum>
-  <w:abstractNum w:abstractNumId="44" w15:restartNumberingAfterBreak="0">
+  <w:abstractNum w:abstractNumId="46" w15:restartNumberingAfterBreak="0">
     <w:nsid w:val="74622D03"/>
     <w:multiLevelType w:val="hybridMultilevel"/>
     <w:tmpl w:val="1B1EBB48"/>
@@ -14871,7 +14665,120 @@
       </w:rPr>
     </w:lvl>
   </w:abstractNum>
-  <w:abstractNum w:abstractNumId="45" w15:restartNumberingAfterBreak="0">
+  <w:abstractNum w:abstractNumId="47" w15:restartNumberingAfterBreak="0">
+    <w:nsid w:val="75B20BA9"/>
+    <w:multiLevelType w:val="hybridMultilevel"/>
+    <w:tmpl w:val="F31C15B6"/>
+    <w:lvl w:ilvl="0" w:tplc="040E0001">
+      <w:start w:val="1"/>
+      <w:numFmt w:val="bullet"/>
+      <w:lvlText w:val=""/>
+      <w:lvlJc w:val="left"/>
+      <w:pPr>
+        <w:ind w:left="1060" w:hanging="360"/>
+      </w:pPr>
+      <w:rPr>
+        <w:rFonts w:ascii="Symbol" w:hAnsi="Symbol" w:hint="default"/>
+      </w:rPr>
+    </w:lvl>
+    <w:lvl w:ilvl="1" w:tplc="040E0003" w:tentative="1">
+      <w:start w:val="1"/>
+      <w:numFmt w:val="bullet"/>
+      <w:lvlText w:val="o"/>
+      <w:lvlJc w:val="left"/>
+      <w:pPr>
+        <w:ind w:left="1780" w:hanging="360"/>
+      </w:pPr>
+      <w:rPr>
+        <w:rFonts w:ascii="Courier New" w:hAnsi="Courier New" w:cs="Courier New" w:hint="default"/>
+      </w:rPr>
+    </w:lvl>
+    <w:lvl w:ilvl="2" w:tplc="040E0005" w:tentative="1">
+      <w:start w:val="1"/>
+      <w:numFmt w:val="bullet"/>
+      <w:lvlText w:val=""/>
+      <w:lvlJc w:val="left"/>
+      <w:pPr>
+        <w:ind w:left="2500" w:hanging="360"/>
+      </w:pPr>
+      <w:rPr>
+        <w:rFonts w:ascii="Wingdings" w:hAnsi="Wingdings" w:hint="default"/>
+      </w:rPr>
+    </w:lvl>
+    <w:lvl w:ilvl="3" w:tplc="040E0001" w:tentative="1">
+      <w:start w:val="1"/>
+      <w:numFmt w:val="bullet"/>
+      <w:lvlText w:val=""/>
+      <w:lvlJc w:val="left"/>
+      <w:pPr>
+        <w:ind w:left="3220" w:hanging="360"/>
+      </w:pPr>
+      <w:rPr>
+        <w:rFonts w:ascii="Symbol" w:hAnsi="Symbol" w:hint="default"/>
+      </w:rPr>
+    </w:lvl>
+    <w:lvl w:ilvl="4" w:tplc="040E0003" w:tentative="1">
+      <w:start w:val="1"/>
+      <w:numFmt w:val="bullet"/>
+      <w:lvlText w:val="o"/>
+      <w:lvlJc w:val="left"/>
+      <w:pPr>
+        <w:ind w:left="3940" w:hanging="360"/>
+      </w:pPr>
+      <w:rPr>
+        <w:rFonts w:ascii="Courier New" w:hAnsi="Courier New" w:cs="Courier New" w:hint="default"/>
+      </w:rPr>
+    </w:lvl>
+    <w:lvl w:ilvl="5" w:tplc="040E0005" w:tentative="1">
+      <w:start w:val="1"/>
+      <w:numFmt w:val="bullet"/>
+      <w:lvlText w:val=""/>
+      <w:lvlJc w:val="left"/>
+      <w:pPr>
+        <w:ind w:left="4660" w:hanging="360"/>
+      </w:pPr>
+      <w:rPr>
+        <w:rFonts w:ascii="Wingdings" w:hAnsi="Wingdings" w:hint="default"/>
+      </w:rPr>
+    </w:lvl>
+    <w:lvl w:ilvl="6" w:tplc="040E0001" w:tentative="1">
+      <w:start w:val="1"/>
+      <w:numFmt w:val="bullet"/>
+      <w:lvlText w:val=""/>
+      <w:lvlJc w:val="left"/>
+      <w:pPr>
+        <w:ind w:left="5380" w:hanging="360"/>
+      </w:pPr>
+      <w:rPr>
+        <w:rFonts w:ascii="Symbol" w:hAnsi="Symbol" w:hint="default"/>
+      </w:rPr>
+    </w:lvl>
+    <w:lvl w:ilvl="7" w:tplc="040E0003" w:tentative="1">
+      <w:start w:val="1"/>
+      <w:numFmt w:val="bullet"/>
+      <w:lvlText w:val="o"/>
+      <w:lvlJc w:val="left"/>
+      <w:pPr>
+        <w:ind w:left="6100" w:hanging="360"/>
+      </w:pPr>
+      <w:rPr>
+        <w:rFonts w:ascii="Courier New" w:hAnsi="Courier New" w:cs="Courier New" w:hint="default"/>
+      </w:rPr>
+    </w:lvl>
+    <w:lvl w:ilvl="8" w:tplc="040E0005" w:tentative="1">
+      <w:start w:val="1"/>
+      <w:numFmt w:val="bullet"/>
+      <w:lvlText w:val=""/>
+      <w:lvlJc w:val="left"/>
+      <w:pPr>
+        <w:ind w:left="6820" w:hanging="360"/>
+      </w:pPr>
+      <w:rPr>
+        <w:rFonts w:ascii="Wingdings" w:hAnsi="Wingdings" w:hint="default"/>
+      </w:rPr>
+    </w:lvl>
+  </w:abstractNum>
+  <w:abstractNum w:abstractNumId="48" w15:restartNumberingAfterBreak="0">
     <w:nsid w:val="77042127"/>
     <w:multiLevelType w:val="hybridMultilevel"/>
     <w:tmpl w:val="3752D1CC"/>
@@ -14984,7 +14891,7 @@
       </w:rPr>
     </w:lvl>
   </w:abstractNum>
-  <w:abstractNum w:abstractNumId="46" w15:restartNumberingAfterBreak="0">
+  <w:abstractNum w:abstractNumId="49" w15:restartNumberingAfterBreak="0">
     <w:nsid w:val="7CE9583D"/>
     <w:multiLevelType w:val="multilevel"/>
     <w:tmpl w:val="BC686CFC"/>
@@ -15137,13 +15044,13 @@
     <w:abstractNumId w:val="13"/>
   </w:num>
   <w:num w:numId="2" w16cid:durableId="1664235338">
-    <w:abstractNumId w:val="36"/>
+    <w:abstractNumId w:val="38"/>
   </w:num>
   <w:num w:numId="3" w16cid:durableId="405298900">
     <w:abstractNumId w:val="13"/>
   </w:num>
   <w:num w:numId="4" w16cid:durableId="711155975">
-    <w:abstractNumId w:val="32"/>
+    <w:abstractNumId w:val="34"/>
   </w:num>
   <w:num w:numId="5" w16cid:durableId="1204177741">
     <w:abstractNumId w:val="11"/>
@@ -15152,7 +15059,7 @@
     <w:abstractNumId w:val="4"/>
   </w:num>
   <w:num w:numId="7" w16cid:durableId="1413114461">
-    <w:abstractNumId w:val="35"/>
+    <w:abstractNumId w:val="37"/>
   </w:num>
   <w:num w:numId="8" w16cid:durableId="721903014">
     <w:abstractNumId w:val="8"/>
@@ -15161,49 +15068,49 @@
     <w:abstractNumId w:val="7"/>
   </w:num>
   <w:num w:numId="10" w16cid:durableId="184249607">
-    <w:abstractNumId w:val="31"/>
+    <w:abstractNumId w:val="33"/>
   </w:num>
   <w:num w:numId="11" w16cid:durableId="1148591543">
     <w:abstractNumId w:val="10"/>
   </w:num>
   <w:num w:numId="12" w16cid:durableId="48455937">
-    <w:abstractNumId w:val="32"/>
+    <w:abstractNumId w:val="34"/>
   </w:num>
   <w:num w:numId="13" w16cid:durableId="366377493">
-    <w:abstractNumId w:val="20"/>
+    <w:abstractNumId w:val="21"/>
   </w:num>
   <w:num w:numId="14" w16cid:durableId="1109857984">
-    <w:abstractNumId w:val="25"/>
+    <w:abstractNumId w:val="26"/>
   </w:num>
   <w:num w:numId="15" w16cid:durableId="1960717878">
-    <w:abstractNumId w:val="16"/>
+    <w:abstractNumId w:val="17"/>
   </w:num>
   <w:num w:numId="16" w16cid:durableId="390469333">
-    <w:abstractNumId w:val="37"/>
+    <w:abstractNumId w:val="39"/>
   </w:num>
   <w:num w:numId="17" w16cid:durableId="99305784">
-    <w:abstractNumId w:val="38"/>
+    <w:abstractNumId w:val="40"/>
   </w:num>
   <w:num w:numId="18" w16cid:durableId="1106459903">
-    <w:abstractNumId w:val="27"/>
+    <w:abstractNumId w:val="28"/>
   </w:num>
   <w:num w:numId="19" w16cid:durableId="477455439">
     <w:abstractNumId w:val="6"/>
   </w:num>
   <w:num w:numId="20" w16cid:durableId="1246768279">
-    <w:abstractNumId w:val="34"/>
+    <w:abstractNumId w:val="36"/>
   </w:num>
   <w:num w:numId="21" w16cid:durableId="304701302">
-    <w:abstractNumId w:val="17"/>
+    <w:abstractNumId w:val="18"/>
   </w:num>
   <w:num w:numId="22" w16cid:durableId="1505172308">
-    <w:abstractNumId w:val="40"/>
+    <w:abstractNumId w:val="42"/>
   </w:num>
   <w:num w:numId="23" w16cid:durableId="2101412132">
-    <w:abstractNumId w:val="33"/>
+    <w:abstractNumId w:val="35"/>
   </w:num>
   <w:num w:numId="24" w16cid:durableId="1908802944">
-    <w:abstractNumId w:val="42"/>
+    <w:abstractNumId w:val="44"/>
   </w:num>
   <w:num w:numId="25" w16cid:durableId="1272668634">
     <w:abstractNumId w:val="5"/>
@@ -15212,22 +15119,22 @@
     <w:abstractNumId w:val="14"/>
   </w:num>
   <w:num w:numId="27" w16cid:durableId="1469862672">
-    <w:abstractNumId w:val="26"/>
+    <w:abstractNumId w:val="27"/>
   </w:num>
   <w:num w:numId="28" w16cid:durableId="1333604115">
     <w:abstractNumId w:val="1"/>
   </w:num>
   <w:num w:numId="29" w16cid:durableId="1625883443">
-    <w:abstractNumId w:val="39"/>
+    <w:abstractNumId w:val="41"/>
   </w:num>
   <w:num w:numId="30" w16cid:durableId="1921674840">
-    <w:abstractNumId w:val="19"/>
+    <w:abstractNumId w:val="20"/>
   </w:num>
   <w:num w:numId="31" w16cid:durableId="2097750459">
-    <w:abstractNumId w:val="46"/>
+    <w:abstractNumId w:val="49"/>
   </w:num>
   <w:num w:numId="32" w16cid:durableId="829784011">
-    <w:abstractNumId w:val="45"/>
+    <w:abstractNumId w:val="48"/>
   </w:num>
   <w:num w:numId="33" w16cid:durableId="212276381">
     <w:abstractNumId w:val="12"/>
@@ -15236,22 +15143,22 @@
     <w:abstractNumId w:val="3"/>
   </w:num>
   <w:num w:numId="35" w16cid:durableId="17894001">
-    <w:abstractNumId w:val="23"/>
+    <w:abstractNumId w:val="24"/>
   </w:num>
   <w:num w:numId="36" w16cid:durableId="1638604245">
-    <w:abstractNumId w:val="28"/>
+    <w:abstractNumId w:val="29"/>
   </w:num>
   <w:num w:numId="37" w16cid:durableId="565380267">
-    <w:abstractNumId w:val="41"/>
+    <w:abstractNumId w:val="43"/>
   </w:num>
   <w:num w:numId="38" w16cid:durableId="1791312893">
-    <w:abstractNumId w:val="24"/>
+    <w:abstractNumId w:val="25"/>
   </w:num>
   <w:num w:numId="39" w16cid:durableId="1191721059">
-    <w:abstractNumId w:val="43"/>
+    <w:abstractNumId w:val="45"/>
   </w:num>
   <w:num w:numId="40" w16cid:durableId="1420712319">
-    <w:abstractNumId w:val="22"/>
+    <w:abstractNumId w:val="23"/>
   </w:num>
   <w:num w:numId="41" w16cid:durableId="494689529">
     <w:abstractNumId w:val="2"/>
@@ -15260,28 +15167,37 @@
     <w:abstractNumId w:val="9"/>
   </w:num>
   <w:num w:numId="43" w16cid:durableId="1204438098">
-    <w:abstractNumId w:val="29"/>
+    <w:abstractNumId w:val="30"/>
   </w:num>
   <w:num w:numId="44" w16cid:durableId="455178937">
-    <w:abstractNumId w:val="21"/>
+    <w:abstractNumId w:val="22"/>
   </w:num>
   <w:num w:numId="45" w16cid:durableId="1059010388">
-    <w:abstractNumId w:val="30"/>
+    <w:abstractNumId w:val="32"/>
   </w:num>
   <w:num w:numId="46" w16cid:durableId="983049427">
-    <w:abstractNumId w:val="44"/>
+    <w:abstractNumId w:val="46"/>
   </w:num>
   <w:num w:numId="47" w16cid:durableId="693075566">
-    <w:abstractNumId w:val="15"/>
+    <w:abstractNumId w:val="16"/>
   </w:num>
   <w:num w:numId="48" w16cid:durableId="1008411122">
-    <w:abstractNumId w:val="32"/>
+    <w:abstractNumId w:val="34"/>
   </w:num>
   <w:num w:numId="49" w16cid:durableId="1747796195">
     <w:abstractNumId w:val="0"/>
   </w:num>
   <w:num w:numId="50" w16cid:durableId="81412961">
-    <w:abstractNumId w:val="18"/>
+    <w:abstractNumId w:val="19"/>
+  </w:num>
+  <w:num w:numId="51" w16cid:durableId="293869534">
+    <w:abstractNumId w:val="31"/>
+  </w:num>
+  <w:num w:numId="52" w16cid:durableId="1212645165">
+    <w:abstractNumId w:val="15"/>
+  </w:num>
+  <w:num w:numId="53" w16cid:durableId="128790446">
+    <w:abstractNumId w:val="47"/>
   </w:num>
 </w:numbering>
 </file>
@@ -16838,6 +16754,15 @@
 </file>
 
 <file path=customXml/item1.xml><?xml version="1.0" encoding="utf-8"?>
+<?mso-contentType ?>
+<FormTemplates xmlns="http://schemas.microsoft.com/sharepoint/v3/contenttype/forms">
+  <Display>DocumentLibraryForm</Display>
+  <Edit>DocumentLibraryForm</Edit>
+  <New>DocumentLibraryForm</New>
+</FormTemplates>
+</file>
+
+<file path=customXml/item2.xml><?xml version="1.0" encoding="utf-8"?>
 <ct:contentTypeSchema xmlns:ct="http://schemas.microsoft.com/office/2006/metadata/contentType" xmlns:ma="http://schemas.microsoft.com/office/2006/metadata/properties/metaAttributes" ct:_="" ma:_="" ma:contentTypeName="Dokumentum" ma:contentTypeID="0x010100D3B91EDF72E14E4CB455A7CDA503C0EE" ma:contentTypeVersion="13" ma:contentTypeDescription="Új dokumentum létrehozása." ma:contentTypeScope="" ma:versionID="b4280526ac685c11215013c77eeea0ab">
   <xsd:schema xmlns:xsd="http://www.w3.org/2001/XMLSchema" xmlns:xs="http://www.w3.org/2001/XMLSchema" xmlns:p="http://schemas.microsoft.com/office/2006/metadata/properties" xmlns:ns2="37c60eec-9cb3-400a-9334-3ebf97be2876" xmlns:ns3="7664362d-1707-476c-9a7a-9cf02496d35a" targetNamespace="http://schemas.microsoft.com/office/2006/metadata/properties" ma:root="true" ma:fieldsID="19d471ee8269f5e0eca01839194d6bbb" ns2:_="" ns3:_="">
     <xsd:import namespace="37c60eec-9cb3-400a-9334-3ebf97be2876"/>
@@ -17044,16 +16969,11 @@
 </ct:contentTypeSchema>
 </file>
 
-<file path=customXml/item2.xml><?xml version="1.0" encoding="utf-8"?>
-<?mso-contentType ?>
-<FormTemplates xmlns="http://schemas.microsoft.com/sharepoint/v3/contenttype/forms">
-  <Display>DocumentLibraryForm</Display>
-  <Edit>DocumentLibraryForm</Edit>
-  <New>DocumentLibraryForm</New>
-</FormTemplates>
+<file path=customXml/item3.xml><?xml version="1.0" encoding="utf-8"?>
+<b:Sources xmlns:b="http://schemas.openxmlformats.org/officeDocument/2006/bibliography" xmlns="http://schemas.openxmlformats.org/officeDocument/2006/bibliography" SelectedStyle="\APA.XSL" StyleName="APA"/>
 </file>
 
-<file path=customXml/item3.xml><?xml version="1.0" encoding="utf-8"?>
+<file path=customXml/item4.xml><?xml version="1.0" encoding="utf-8"?>
 <p:properties xmlns:p="http://schemas.microsoft.com/office/2006/metadata/properties" xmlns:xsi="http://www.w3.org/2001/XMLSchema-instance" xmlns:pc="http://schemas.microsoft.com/office/infopath/2007/PartnerControls">
   <documentManagement>
     <lcf76f155ced4ddcb4097134ff3c332f xmlns="37c60eec-9cb3-400a-9334-3ebf97be2876">
@@ -17064,11 +16984,15 @@
 </p:properties>
 </file>
 
-<file path=customXml/item4.xml><?xml version="1.0" encoding="utf-8"?>
-<b:Sources xmlns:b="http://schemas.openxmlformats.org/officeDocument/2006/bibliography" xmlns="http://schemas.openxmlformats.org/officeDocument/2006/bibliography" SelectedStyle="\APA.XSL" StyleName="APA"/>
+<file path=customXml/itemProps1.xml><?xml version="1.0" encoding="utf-8"?>
+<ds:datastoreItem xmlns:ds="http://schemas.openxmlformats.org/officeDocument/2006/customXml" ds:itemID="{49E9CE2F-4863-430F-A73B-CD3063AB172E}">
+  <ds:schemaRefs>
+    <ds:schemaRef ds:uri="http://schemas.microsoft.com/sharepoint/v3/contenttype/forms"/>
+  </ds:schemaRefs>
+</ds:datastoreItem>
 </file>
 
-<file path=customXml/itemProps1.xml><?xml version="1.0" encoding="utf-8"?>
+<file path=customXml/itemProps2.xml><?xml version="1.0" encoding="utf-8"?>
 <ds:datastoreItem xmlns:ds="http://schemas.openxmlformats.org/officeDocument/2006/customXml" ds:itemID="{0F6A0A84-3C61-4C91-A7A8-65F7DADC2505}">
   <ds:schemaRefs>
     <ds:schemaRef ds:uri="http://schemas.microsoft.com/office/2006/metadata/contentType"/>
@@ -17087,15 +17011,15 @@
 </ds:datastoreItem>
 </file>
 
-<file path=customXml/itemProps2.xml><?xml version="1.0" encoding="utf-8"?>
-<ds:datastoreItem xmlns:ds="http://schemas.openxmlformats.org/officeDocument/2006/customXml" ds:itemID="{49E9CE2F-4863-430F-A73B-CD3063AB172E}">
+<file path=customXml/itemProps3.xml><?xml version="1.0" encoding="utf-8"?>
+<ds:datastoreItem xmlns:ds="http://schemas.openxmlformats.org/officeDocument/2006/customXml" ds:itemID="{5B5DE3F8-EE46-4086-9AE9-D8D7D2F3DF66}">
   <ds:schemaRefs>
-    <ds:schemaRef ds:uri="http://schemas.microsoft.com/sharepoint/v3/contenttype/forms"/>
+    <ds:schemaRef ds:uri="http://schemas.openxmlformats.org/officeDocument/2006/bibliography"/>
   </ds:schemaRefs>
 </ds:datastoreItem>
 </file>
 
-<file path=customXml/itemProps3.xml><?xml version="1.0" encoding="utf-8"?>
+<file path=customXml/itemProps4.xml><?xml version="1.0" encoding="utf-8"?>
 <ds:datastoreItem xmlns:ds="http://schemas.openxmlformats.org/officeDocument/2006/customXml" ds:itemID="{4683CF39-CBC1-469A-88EA-F31417A0D119}">
   <ds:schemaRefs>
     <ds:schemaRef ds:uri="http://schemas.microsoft.com/office/2006/metadata/properties"/>
@@ -17104,12 +17028,4 @@
     <ds:schemaRef ds:uri="7664362d-1707-476c-9a7a-9cf02496d35a"/>
   </ds:schemaRefs>
 </ds:datastoreItem>
-</file>
-
-<file path=customXml/itemProps4.xml><?xml version="1.0" encoding="utf-8"?>
-<ds:datastoreItem xmlns:ds="http://schemas.openxmlformats.org/officeDocument/2006/customXml" ds:itemID="{5B5DE3F8-EE46-4086-9AE9-D8D7D2F3DF66}">
-  <ds:schemaRefs>
-    <ds:schemaRef ds:uri="http://schemas.openxmlformats.org/officeDocument/2006/bibliography"/>
-  </ds:schemaRefs>
-</ds:datastoreItem>
 </file>
--- a/Dokumentacio/Vizsgaremek_elvaras_minta.docx
+++ b/Dokumentacio/Vizsgaremek_elvaras_minta.docx
@@ -225,12 +225,21 @@
           <w:szCs w:val="24"/>
         </w:rPr>
       </w:pPr>
+      <w:proofErr w:type="spellStart"/>
       <w:r>
         <w:rPr>
           <w:rFonts w:ascii="Times New Roman CE" w:hAnsi="Times New Roman CE" w:cs="Times New Roman"/>
           <w:szCs w:val="24"/>
         </w:rPr>
-        <w:t>Czibók Bence</w:t>
+        <w:t>Czibók</w:t>
+      </w:r>
+      <w:proofErr w:type="spellEnd"/>
+      <w:r>
+        <w:rPr>
+          <w:rFonts w:ascii="Times New Roman CE" w:hAnsi="Times New Roman CE" w:cs="Times New Roman"/>
+          <w:szCs w:val="24"/>
+        </w:rPr>
+        <w:t xml:space="preserve"> Bence</w:t>
       </w:r>
     </w:p>
     <w:p>
@@ -5142,15 +5151,40 @@
         <w:jc w:val="both"/>
       </w:pPr>
       <w:r>
-        <w:t>XAMP, phpMyAdmin, MySQL</w:t>
-      </w:r>
+        <w:t xml:space="preserve">XAMP, </w:t>
+      </w:r>
+      <w:proofErr w:type="spellStart"/>
+      <w:r>
+        <w:t>phpMyAdmin</w:t>
+      </w:r>
+      <w:proofErr w:type="spellEnd"/>
+      <w:r>
+        <w:t xml:space="preserve">, </w:t>
+      </w:r>
+      <w:proofErr w:type="spellStart"/>
+      <w:r>
+        <w:t>MySQL</w:t>
+      </w:r>
+      <w:proofErr w:type="spellEnd"/>
       <w:r>
         <w:t>,</w:t>
       </w:r>
       <w:r>
         <w:tab/>
-        <w:t>DBeaver, Aiven</w:t>
-      </w:r>
+      </w:r>
+      <w:proofErr w:type="spellStart"/>
+      <w:r>
+        <w:t>DBeaver</w:t>
+      </w:r>
+      <w:proofErr w:type="spellEnd"/>
+      <w:r>
+        <w:t xml:space="preserve">, </w:t>
+      </w:r>
+      <w:proofErr w:type="spellStart"/>
+      <w:r>
+        <w:t>Aiven</w:t>
+      </w:r>
+      <w:proofErr w:type="spellEnd"/>
     </w:p>
     <w:p>
       <w:pPr>
@@ -5183,18 +5217,33 @@
       <w:r>
         <w:t xml:space="preserve"> </w:t>
       </w:r>
-      <w:r>
-        <w:t>Entity Framework</w:t>
-      </w:r>
-      <w:r>
-        <w:t xml:space="preserve"> Core</w:t>
-      </w:r>
+      <w:proofErr w:type="spellStart"/>
+      <w:r>
+        <w:t>Entity</w:t>
+      </w:r>
+      <w:proofErr w:type="spellEnd"/>
+      <w:r>
+        <w:t xml:space="preserve"> Framework</w:t>
+      </w:r>
+      <w:r>
+        <w:t xml:space="preserve"> </w:t>
+      </w:r>
+      <w:proofErr w:type="spellStart"/>
+      <w:r>
+        <w:t>Core</w:t>
+      </w:r>
+      <w:proofErr w:type="spellEnd"/>
       <w:r>
         <w:t>,</w:t>
       </w:r>
       <w:r>
-        <w:t xml:space="preserve"> DigitalOcean</w:t>
-      </w:r>
+        <w:t xml:space="preserve"> </w:t>
+      </w:r>
+      <w:proofErr w:type="spellStart"/>
+      <w:r>
+        <w:t>DigitalOcean</w:t>
+      </w:r>
+      <w:proofErr w:type="spellEnd"/>
     </w:p>
     <w:p>
       <w:pPr>
@@ -5225,8 +5274,13 @@
         <w:t>3, JavaScript</w:t>
       </w:r>
       <w:r>
-        <w:t>, React</w:t>
-      </w:r>
+        <w:t xml:space="preserve">, </w:t>
+      </w:r>
+      <w:proofErr w:type="spellStart"/>
+      <w:r>
+        <w:t>React</w:t>
+      </w:r>
+      <w:proofErr w:type="spellEnd"/>
     </w:p>
     <w:p>
       <w:pPr>
@@ -5285,15 +5339,19 @@
             <w:r>
               <w:t xml:space="preserve">, </w:t>
             </w:r>
+            <w:proofErr w:type="spellStart"/>
             <w:r>
               <w:t>phpMyAdmin</w:t>
             </w:r>
+            <w:proofErr w:type="spellEnd"/>
             <w:r>
               <w:t xml:space="preserve">, </w:t>
             </w:r>
+            <w:proofErr w:type="spellStart"/>
             <w:r>
               <w:t>DBeaver</w:t>
             </w:r>
+            <w:proofErr w:type="spellEnd"/>
             <w:r>
               <w:t xml:space="preserve">, </w:t>
             </w:r>
@@ -5329,8 +5387,29 @@
               <w:jc w:val="both"/>
             </w:pPr>
             <w:r>
-              <w:t>Visual Studio, DigitalOcean, Rider</w:t>
-            </w:r>
+              <w:t xml:space="preserve">Visual </w:t>
+            </w:r>
+            <w:proofErr w:type="spellStart"/>
+            <w:r>
+              <w:t>Studio</w:t>
+            </w:r>
+            <w:proofErr w:type="spellEnd"/>
+            <w:r>
+              <w:t xml:space="preserve">, </w:t>
+            </w:r>
+            <w:proofErr w:type="spellStart"/>
+            <w:r>
+              <w:t>DigitalOcean</w:t>
+            </w:r>
+            <w:proofErr w:type="spellEnd"/>
+            <w:r>
+              <w:t xml:space="preserve">, </w:t>
+            </w:r>
+            <w:proofErr w:type="spellStart"/>
+            <w:r>
+              <w:t>Rider</w:t>
+            </w:r>
+            <w:proofErr w:type="spellEnd"/>
           </w:p>
         </w:tc>
         <w:tc>
@@ -5364,8 +5443,29 @@
               <w:jc w:val="both"/>
             </w:pPr>
             <w:r>
-              <w:t>Visual Studio Code, Rider</w:t>
-            </w:r>
+              <w:t xml:space="preserve">Visual </w:t>
+            </w:r>
+            <w:proofErr w:type="spellStart"/>
+            <w:r>
+              <w:t>Studio</w:t>
+            </w:r>
+            <w:proofErr w:type="spellEnd"/>
+            <w:r>
+              <w:t xml:space="preserve"> </w:t>
+            </w:r>
+            <w:proofErr w:type="spellStart"/>
+            <w:r>
+              <w:t>Code</w:t>
+            </w:r>
+            <w:proofErr w:type="spellEnd"/>
+            <w:r>
+              <w:t xml:space="preserve">, </w:t>
+            </w:r>
+            <w:proofErr w:type="spellStart"/>
+            <w:r>
+              <w:t>Rider</w:t>
+            </w:r>
+            <w:proofErr w:type="spellEnd"/>
           </w:p>
         </w:tc>
         <w:tc>
@@ -5393,9 +5493,27 @@
               <w:ind w:firstLine="0"/>
               <w:jc w:val="both"/>
             </w:pPr>
-            <w:r>
-              <w:t>Github, Github Desktop</w:t>
-            </w:r>
+            <w:proofErr w:type="spellStart"/>
+            <w:r>
+              <w:t>Github</w:t>
+            </w:r>
+            <w:proofErr w:type="spellEnd"/>
+            <w:r>
+              <w:t xml:space="preserve">, </w:t>
+            </w:r>
+            <w:proofErr w:type="spellStart"/>
+            <w:r>
+              <w:t>Github</w:t>
+            </w:r>
+            <w:proofErr w:type="spellEnd"/>
+            <w:r>
+              <w:t xml:space="preserve"> </w:t>
+            </w:r>
+            <w:proofErr w:type="spellStart"/>
+            <w:r>
+              <w:t>Desktop</w:t>
+            </w:r>
+            <w:proofErr w:type="spellEnd"/>
           </w:p>
         </w:tc>
         <w:tc>
@@ -5515,7 +5633,21 @@
         <w:rPr>
           <w:rFonts w:ascii="Times New Roman CE" w:hAnsi="Times New Roman CE" w:cs="Times New Roman"/>
         </w:rPr>
-        <w:t>A projektünkben kettő alapvető szerepkört határoztunk meg, ezek a User és Admin hatáskörök. Akik vendégként tehát felhasználó, regisztráció nélkül kívánnak ellátogatni a weboldalra azoknak a böngészés lehetősége áll fent, tehát ők nem képesek vásárolni vagy hangszereket feltölteni biztonsági okokból.</w:t>
+        <w:t xml:space="preserve">A projektünkben kettő alapvető szerepkört határoztunk meg, ezek a </w:t>
+      </w:r>
+      <w:proofErr w:type="spellStart"/>
+      <w:r>
+        <w:rPr>
+          <w:rFonts w:ascii="Times New Roman CE" w:hAnsi="Times New Roman CE" w:cs="Times New Roman"/>
+        </w:rPr>
+        <w:t>User</w:t>
+      </w:r>
+      <w:proofErr w:type="spellEnd"/>
+      <w:r>
+        <w:rPr>
+          <w:rFonts w:ascii="Times New Roman CE" w:hAnsi="Times New Roman CE" w:cs="Times New Roman"/>
+        </w:rPr>
+        <w:t xml:space="preserve"> és Admin hatáskörök. Akik vendégként tehát felhasználó, regisztráció nélkül kívánnak ellátogatni a weboldalra azoknak a böngészés lehetősége áll fent, tehát ők nem képesek vásárolni vagy hangszereket feltölteni biztonsági okokból.</w:t>
       </w:r>
     </w:p>
     <w:p>
@@ -5570,7 +5702,23 @@
         <w:jc w:val="both"/>
       </w:pPr>
       <w:r>
-        <w:t>Olyan modern böngésző, amely támogatja a http-only cookie-k kezelését és a JavaScript alapó aszinkron hívásokat</w:t>
+        <w:t>Olyan modern böngésző, amely támogatja a http-</w:t>
+      </w:r>
+      <w:proofErr w:type="spellStart"/>
+      <w:r>
+        <w:t>only</w:t>
+      </w:r>
+      <w:proofErr w:type="spellEnd"/>
+      <w:r>
+        <w:t xml:space="preserve"> </w:t>
+      </w:r>
+      <w:proofErr w:type="spellStart"/>
+      <w:r>
+        <w:t>cookie</w:t>
+      </w:r>
+      <w:proofErr w:type="spellEnd"/>
+      <w:r>
+        <w:t>-k kezelését és a JavaScript alapó aszinkron hívásokat</w:t>
       </w:r>
     </w:p>
     <w:p>
@@ -5583,7 +5731,15 @@
         <w:jc w:val="both"/>
       </w:pPr>
       <w:r>
-        <w:t>A böngészőben a cookie-k engedélyezése elengedhetetlen, mivel a programban JWT</w:t>
+        <w:t xml:space="preserve">A böngészőben a </w:t>
+      </w:r>
+      <w:proofErr w:type="spellStart"/>
+      <w:r>
+        <w:t>cookie</w:t>
+      </w:r>
+      <w:proofErr w:type="spellEnd"/>
+      <w:r>
+        <w:t>-k engedélyezése elengedhetetlen, mivel a programban JWT</w:t>
       </w:r>
       <w:r>
         <w:rPr>
@@ -5618,7 +5774,15 @@
         <w:jc w:val="both"/>
       </w:pPr>
       <w:r>
-        <w:t>A szerveroldalon definiált titkos kulcs megléte a JWT-k aláírásához és validálásához, esetünkben ez a DigitalOcean kiszolgálónál környezeti változóként definiált kulcs</w:t>
+        <w:t xml:space="preserve">A szerveroldalon definiált titkos kulcs megléte a JWT-k aláírásához és validálásához, esetünkben ez a </w:t>
+      </w:r>
+      <w:proofErr w:type="spellStart"/>
+      <w:r>
+        <w:t>DigitalOcean</w:t>
+      </w:r>
+      <w:proofErr w:type="spellEnd"/>
+      <w:r>
+        <w:t xml:space="preserve"> kiszolgálónál környezeti változóként definiált kulcs</w:t>
       </w:r>
     </w:p>
     <w:p>
@@ -5652,7 +5816,15 @@
         </w:numPr>
       </w:pPr>
       <w:r>
-        <w:t>Érvényes Cloudinary fiók és API hozzáférés</w:t>
+        <w:t xml:space="preserve">Érvényes </w:t>
+      </w:r>
+      <w:proofErr w:type="spellStart"/>
+      <w:r>
+        <w:t>Cloudinary</w:t>
+      </w:r>
+      <w:proofErr w:type="spellEnd"/>
+      <w:r>
+        <w:t xml:space="preserve"> fiók és API hozzáférés</w:t>
       </w:r>
     </w:p>
     <w:p>
@@ -5664,7 +5836,15 @@
         </w:numPr>
       </w:pPr>
       <w:r>
-        <w:t xml:space="preserve">A képek tárolása a Cloudinary felhőplatformon történik, a feltöltés keretein belül egy általunk meghatározott </w:t>
+        <w:t xml:space="preserve">A képek tárolása a </w:t>
+      </w:r>
+      <w:proofErr w:type="spellStart"/>
+      <w:r>
+        <w:t>Cloudinary</w:t>
+      </w:r>
+      <w:proofErr w:type="spellEnd"/>
+      <w:r>
+        <w:t xml:space="preserve"> felhőplatformon történik, a feltöltés keretein belül egy általunk meghatározott </w:t>
       </w:r>
       <w:r>
         <w:t xml:space="preserve">azonosítót </w:t>
@@ -5714,7 +5894,15 @@
         <w:jc w:val="both"/>
       </w:pPr>
       <w:r>
-        <w:t>Aktív EmailJS fiók és beállított e-mail sablonok</w:t>
+        <w:t xml:space="preserve">Aktív </w:t>
+      </w:r>
+      <w:proofErr w:type="spellStart"/>
+      <w:r>
+        <w:t>EmailJS</w:t>
+      </w:r>
+      <w:proofErr w:type="spellEnd"/>
+      <w:r>
+        <w:t xml:space="preserve"> fiók és beállított e-mail sablonok</w:t>
       </w:r>
     </w:p>
     <w:p>
@@ -5727,7 +5915,15 @@
         <w:jc w:val="both"/>
       </w:pPr>
       <w:r>
-        <w:t>A kliensoldali kódban konfigurált Service és Template azonosítók</w:t>
+        <w:t xml:space="preserve">A kliensoldali kódban konfigurált Service és </w:t>
+      </w:r>
+      <w:proofErr w:type="spellStart"/>
+      <w:r>
+        <w:t>Template</w:t>
+      </w:r>
+      <w:proofErr w:type="spellEnd"/>
+      <w:r>
+        <w:t xml:space="preserve"> azonosítók</w:t>
       </w:r>
     </w:p>
     <w:p>
@@ -5740,7 +5936,15 @@
         <w:jc w:val="both"/>
       </w:pPr>
       <w:r>
-        <w:t>Az EmailJS közvetlen API hívásokat indít a kliens gépéről, így a hálózatnak engedélyeznie kell a külső tartományok felé irányuló kéréseket</w:t>
+        <w:t xml:space="preserve">Az </w:t>
+      </w:r>
+      <w:proofErr w:type="spellStart"/>
+      <w:r>
+        <w:t>EmailJS</w:t>
+      </w:r>
+      <w:proofErr w:type="spellEnd"/>
+      <w:r>
+        <w:t xml:space="preserve"> közvetlen API hívásokat indít a kliens gépéről, így a hálózatnak engedélyeznie kell a külső tartományok felé irányuló kéréseket</w:t>
       </w:r>
     </w:p>
     <w:p>
@@ -5756,7 +5960,21 @@
         <w:rPr>
           <w:rFonts w:ascii="Times New Roman CE" w:hAnsi="Times New Roman CE" w:cs="Times New Roman"/>
         </w:rPr>
-        <w:t>Felhasználói felület vázlatai (wireframe)</w:t>
+        <w:t>Felhasználói felület vázlatai (</w:t>
+      </w:r>
+      <w:proofErr w:type="spellStart"/>
+      <w:r>
+        <w:rPr>
+          <w:rFonts w:ascii="Times New Roman CE" w:hAnsi="Times New Roman CE" w:cs="Times New Roman"/>
+        </w:rPr>
+        <w:t>wireframe</w:t>
+      </w:r>
+      <w:proofErr w:type="spellEnd"/>
+      <w:r>
+        <w:rPr>
+          <w:rFonts w:ascii="Times New Roman CE" w:hAnsi="Times New Roman CE" w:cs="Times New Roman"/>
+        </w:rPr>
+        <w:t>)</w:t>
       </w:r>
       <w:bookmarkEnd w:id="16"/>
     </w:p>
@@ -5779,6 +5997,14 @@
     </w:p>
     <w:p>
       <w:pPr>
+        <w:jc w:val="both"/>
+      </w:pPr>
+      <w:r>
+        <w:t xml:space="preserve">Az adatbázist úgy alakítottuk ki, hogy az általunk elgondolt webshop szerű adattárolásra hatékony használható legyen. Mivel a honlapunk nem egy webáruház, hanem egy olyan közös tér, ahol főként magánszemélyek vásárolnak magánszemélyektől, így a hangszereket igazából mi csupán közvetett módon kezeljük emiatt a táblák kialakítása talán egyszerűbb volt, mint egy leltár szerű példa esetében. A regisztráció bíztatása indokán megpróbáltunk olyan táblát is kialakítani, ami kedvező esetben bevonzza a lehetséges vásárlót, a személyre szabott keresési lehetőségnek köszönhetően. </w:t>
+      </w:r>
+    </w:p>
+    <w:p>
+      <w:pPr>
         <w:pStyle w:val="Cmsor3"/>
         <w:jc w:val="both"/>
         <w:rPr>
@@ -5796,6 +6022,610 @@
     </w:p>
     <w:p>
       <w:pPr>
+        <w:jc w:val="both"/>
+      </w:pPr>
+      <w:r>
+        <w:t>Az alábbi struktúra létrehozásával értük el a kitűzött célokat:</w:t>
+      </w:r>
+    </w:p>
+    <w:p>
+      <w:pPr>
+        <w:pStyle w:val="Listaszerbekezds"/>
+        <w:numPr>
+          <w:ilvl w:val="0"/>
+          <w:numId w:val="54"/>
+        </w:numPr>
+        <w:jc w:val="both"/>
+      </w:pPr>
+      <w:proofErr w:type="spellStart"/>
+      <w:r>
+        <w:t>User</w:t>
+      </w:r>
+      <w:proofErr w:type="spellEnd"/>
+      <w:r>
+        <w:t xml:space="preserve"> tábla</w:t>
+      </w:r>
+    </w:p>
+    <w:p>
+      <w:pPr>
+        <w:pStyle w:val="Listaszerbekezds"/>
+        <w:numPr>
+          <w:ilvl w:val="1"/>
+          <w:numId w:val="54"/>
+        </w:numPr>
+        <w:jc w:val="both"/>
+      </w:pPr>
+      <w:proofErr w:type="spellStart"/>
+      <w:r>
+        <w:t>UId</w:t>
+      </w:r>
+      <w:proofErr w:type="spellEnd"/>
+      <w:r>
+        <w:t xml:space="preserve">, </w:t>
+      </w:r>
+      <w:proofErr w:type="spellStart"/>
+      <w:r>
+        <w:t>UName</w:t>
+      </w:r>
+      <w:proofErr w:type="spellEnd"/>
+      <w:r>
+        <w:t xml:space="preserve">, Email, </w:t>
+      </w:r>
+      <w:proofErr w:type="spellStart"/>
+      <w:r>
+        <w:t>PNumber</w:t>
+      </w:r>
+      <w:proofErr w:type="spellEnd"/>
+      <w:r>
+        <w:t xml:space="preserve">, </w:t>
+      </w:r>
+      <w:proofErr w:type="spellStart"/>
+      <w:r>
+        <w:t>Password</w:t>
+      </w:r>
+      <w:proofErr w:type="spellEnd"/>
+      <w:r>
+        <w:t xml:space="preserve">, </w:t>
+      </w:r>
+      <w:proofErr w:type="spellStart"/>
+      <w:r>
+        <w:t>Review</w:t>
+      </w:r>
+      <w:proofErr w:type="spellEnd"/>
+      <w:r>
+        <w:t xml:space="preserve">, </w:t>
+      </w:r>
+      <w:proofErr w:type="spellStart"/>
+      <w:r>
+        <w:t>PostalCode</w:t>
+      </w:r>
+      <w:proofErr w:type="spellEnd"/>
+      <w:r>
+        <w:t xml:space="preserve">, City, </w:t>
+      </w:r>
+      <w:proofErr w:type="spellStart"/>
+      <w:r>
+        <w:t>StreetHNum</w:t>
+      </w:r>
+      <w:proofErr w:type="spellEnd"/>
+      <w:r>
+        <w:t xml:space="preserve">, </w:t>
+      </w:r>
+      <w:proofErr w:type="spellStart"/>
+      <w:r>
+        <w:t>Role</w:t>
+      </w:r>
+      <w:proofErr w:type="spellEnd"/>
+      <w:r>
+        <w:t xml:space="preserve">, </w:t>
+      </w:r>
+      <w:proofErr w:type="spellStart"/>
+      <w:r>
+        <w:t>Token</w:t>
+      </w:r>
+      <w:proofErr w:type="spellEnd"/>
+      <w:r>
+        <w:t xml:space="preserve">, </w:t>
+      </w:r>
+      <w:proofErr w:type="spellStart"/>
+      <w:r>
+        <w:t>ImageId</w:t>
+      </w:r>
+      <w:proofErr w:type="spellEnd"/>
+    </w:p>
+    <w:p>
+      <w:pPr>
+        <w:pStyle w:val="Listaszerbekezds"/>
+        <w:numPr>
+          <w:ilvl w:val="0"/>
+          <w:numId w:val="54"/>
+        </w:numPr>
+        <w:jc w:val="both"/>
+      </w:pPr>
+      <w:proofErr w:type="spellStart"/>
+      <w:r>
+        <w:t>Instrument</w:t>
+      </w:r>
+      <w:proofErr w:type="spellEnd"/>
+      <w:r>
+        <w:t xml:space="preserve"> tábla</w:t>
+      </w:r>
+    </w:p>
+    <w:p>
+      <w:pPr>
+        <w:pStyle w:val="Listaszerbekezds"/>
+        <w:numPr>
+          <w:ilvl w:val="1"/>
+          <w:numId w:val="54"/>
+        </w:numPr>
+        <w:jc w:val="both"/>
+      </w:pPr>
+      <w:proofErr w:type="spellStart"/>
+      <w:r>
+        <w:t>IId</w:t>
+      </w:r>
+      <w:proofErr w:type="spellEnd"/>
+      <w:r>
+        <w:t xml:space="preserve">, </w:t>
+      </w:r>
+      <w:proofErr w:type="spellStart"/>
+      <w:r>
+        <w:t>IName</w:t>
+      </w:r>
+      <w:proofErr w:type="spellEnd"/>
+      <w:r>
+        <w:t xml:space="preserve">, Cost, </w:t>
+      </w:r>
+      <w:proofErr w:type="spellStart"/>
+      <w:r>
+        <w:t>Description</w:t>
+      </w:r>
+      <w:proofErr w:type="spellEnd"/>
+      <w:r>
+        <w:t xml:space="preserve">, </w:t>
+      </w:r>
+      <w:proofErr w:type="spellStart"/>
+      <w:r>
+        <w:t>Sold</w:t>
+      </w:r>
+      <w:proofErr w:type="spellEnd"/>
+      <w:r>
+        <w:t xml:space="preserve">, </w:t>
+      </w:r>
+      <w:proofErr w:type="spellStart"/>
+      <w:r>
+        <w:t>IsPremium</w:t>
+      </w:r>
+      <w:proofErr w:type="spellEnd"/>
+      <w:r>
+        <w:t xml:space="preserve">, </w:t>
+      </w:r>
+      <w:proofErr w:type="spellStart"/>
+      <w:r>
+        <w:t>Condition</w:t>
+      </w:r>
+      <w:proofErr w:type="spellEnd"/>
+      <w:r>
+        <w:t xml:space="preserve">, </w:t>
+      </w:r>
+      <w:proofErr w:type="spellStart"/>
+      <w:r>
+        <w:t>ImageCount</w:t>
+      </w:r>
+      <w:proofErr w:type="spellEnd"/>
+      <w:r>
+        <w:t xml:space="preserve">, </w:t>
+      </w:r>
+      <w:proofErr w:type="spellStart"/>
+      <w:r>
+        <w:t>ScName</w:t>
+      </w:r>
+      <w:proofErr w:type="spellEnd"/>
+      <w:r>
+        <w:t xml:space="preserve">, </w:t>
+      </w:r>
+      <w:proofErr w:type="spellStart"/>
+      <w:r>
+        <w:t>UId</w:t>
+      </w:r>
+      <w:proofErr w:type="spellEnd"/>
+    </w:p>
+    <w:p>
+      <w:pPr>
+        <w:pStyle w:val="Listaszerbekezds"/>
+        <w:numPr>
+          <w:ilvl w:val="0"/>
+          <w:numId w:val="54"/>
+        </w:numPr>
+        <w:jc w:val="both"/>
+      </w:pPr>
+      <w:proofErr w:type="spellStart"/>
+      <w:r>
+        <w:t>ForYou</w:t>
+      </w:r>
+      <w:proofErr w:type="spellEnd"/>
+      <w:r>
+        <w:t xml:space="preserve"> tábla</w:t>
+      </w:r>
+    </w:p>
+    <w:p>
+      <w:pPr>
+        <w:pStyle w:val="Listaszerbekezds"/>
+        <w:numPr>
+          <w:ilvl w:val="1"/>
+          <w:numId w:val="54"/>
+        </w:numPr>
+        <w:jc w:val="both"/>
+      </w:pPr>
+      <w:r>
+        <w:t xml:space="preserve">Fid, </w:t>
+      </w:r>
+      <w:proofErr w:type="spellStart"/>
+      <w:r>
+        <w:t>UId</w:t>
+      </w:r>
+      <w:proofErr w:type="spellEnd"/>
+      <w:r>
+        <w:t xml:space="preserve">, </w:t>
+      </w:r>
+      <w:proofErr w:type="spellStart"/>
+      <w:r>
+        <w:t>CName</w:t>
+      </w:r>
+      <w:proofErr w:type="spellEnd"/>
+    </w:p>
+    <w:p>
+      <w:pPr>
+        <w:pStyle w:val="Listaszerbekezds"/>
+        <w:numPr>
+          <w:ilvl w:val="0"/>
+          <w:numId w:val="54"/>
+        </w:numPr>
+        <w:jc w:val="both"/>
+      </w:pPr>
+      <w:proofErr w:type="spellStart"/>
+      <w:r>
+        <w:t>Category</w:t>
+      </w:r>
+      <w:proofErr w:type="spellEnd"/>
+      <w:r>
+        <w:t xml:space="preserve"> tábla</w:t>
+      </w:r>
+    </w:p>
+    <w:p>
+      <w:pPr>
+        <w:pStyle w:val="Listaszerbekezds"/>
+        <w:numPr>
+          <w:ilvl w:val="1"/>
+          <w:numId w:val="54"/>
+        </w:numPr>
+        <w:jc w:val="both"/>
+      </w:pPr>
+      <w:proofErr w:type="spellStart"/>
+      <w:r>
+        <w:t>CName</w:t>
+      </w:r>
+      <w:proofErr w:type="spellEnd"/>
+    </w:p>
+    <w:p>
+      <w:pPr>
+        <w:pStyle w:val="Listaszerbekezds"/>
+        <w:numPr>
+          <w:ilvl w:val="0"/>
+          <w:numId w:val="54"/>
+        </w:numPr>
+        <w:jc w:val="both"/>
+      </w:pPr>
+      <w:proofErr w:type="spellStart"/>
+      <w:r>
+        <w:t>SubCategory</w:t>
+      </w:r>
+      <w:proofErr w:type="spellEnd"/>
+      <w:r>
+        <w:t xml:space="preserve"> tábla</w:t>
+      </w:r>
+    </w:p>
+    <w:p>
+      <w:pPr>
+        <w:pStyle w:val="Listaszerbekezds"/>
+        <w:numPr>
+          <w:ilvl w:val="1"/>
+          <w:numId w:val="54"/>
+        </w:numPr>
+        <w:jc w:val="both"/>
+      </w:pPr>
+      <w:proofErr w:type="spellStart"/>
+      <w:r>
+        <w:t>ScName</w:t>
+      </w:r>
+      <w:proofErr w:type="spellEnd"/>
+      <w:r>
+        <w:t xml:space="preserve">, </w:t>
+      </w:r>
+      <w:proofErr w:type="spellStart"/>
+      <w:r>
+        <w:t>CName</w:t>
+      </w:r>
+      <w:proofErr w:type="spellEnd"/>
+    </w:p>
+    <w:p>
+      <w:pPr>
+        <w:pStyle w:val="Listaszerbekezds"/>
+        <w:numPr>
+          <w:ilvl w:val="0"/>
+          <w:numId w:val="54"/>
+        </w:numPr>
+        <w:jc w:val="both"/>
+      </w:pPr>
+      <w:proofErr w:type="spellStart"/>
+      <w:r>
+        <w:t>OrderInfo</w:t>
+      </w:r>
+      <w:proofErr w:type="spellEnd"/>
+      <w:r>
+        <w:t xml:space="preserve"> tábla</w:t>
+      </w:r>
+    </w:p>
+    <w:p>
+      <w:pPr>
+        <w:pStyle w:val="Listaszerbekezds"/>
+        <w:numPr>
+          <w:ilvl w:val="1"/>
+          <w:numId w:val="54"/>
+        </w:numPr>
+        <w:jc w:val="both"/>
+      </w:pPr>
+      <w:proofErr w:type="spellStart"/>
+      <w:r>
+        <w:lastRenderedPageBreak/>
+        <w:t>OId</w:t>
+      </w:r>
+      <w:proofErr w:type="spellEnd"/>
+      <w:r>
+        <w:t xml:space="preserve">, </w:t>
+      </w:r>
+      <w:proofErr w:type="spellStart"/>
+      <w:r>
+        <w:t>DateOfPurchase</w:t>
+      </w:r>
+      <w:proofErr w:type="spellEnd"/>
+      <w:r>
+        <w:t xml:space="preserve">, </w:t>
+      </w:r>
+      <w:proofErr w:type="spellStart"/>
+      <w:r>
+        <w:t>DateOfShipArrive</w:t>
+      </w:r>
+      <w:proofErr w:type="spellEnd"/>
+      <w:r>
+        <w:t xml:space="preserve">, </w:t>
+      </w:r>
+      <w:proofErr w:type="spellStart"/>
+      <w:r>
+        <w:t>DateOfShipStart</w:t>
+      </w:r>
+      <w:proofErr w:type="spellEnd"/>
+      <w:r>
+        <w:t xml:space="preserve">, Status, </w:t>
+      </w:r>
+      <w:proofErr w:type="spellStart"/>
+      <w:r>
+        <w:t>IId</w:t>
+      </w:r>
+      <w:proofErr w:type="spellEnd"/>
+      <w:r>
+        <w:t xml:space="preserve">, </w:t>
+      </w:r>
+      <w:proofErr w:type="spellStart"/>
+      <w:r>
+        <w:t>CId</w:t>
+      </w:r>
+      <w:proofErr w:type="spellEnd"/>
+    </w:p>
+    <w:p>
+      <w:pPr>
+        <w:jc w:val="both"/>
+      </w:pPr>
+      <w:r>
+        <w:t>A táblák közötti kapcsolatok pedig a következők:</w:t>
+      </w:r>
+    </w:p>
+    <w:p>
+      <w:pPr>
+        <w:pStyle w:val="Listaszerbekezds"/>
+        <w:numPr>
+          <w:ilvl w:val="0"/>
+          <w:numId w:val="55"/>
+        </w:numPr>
+        <w:jc w:val="both"/>
+      </w:pPr>
+      <w:proofErr w:type="spellStart"/>
+      <w:r>
+        <w:t>Instrument</w:t>
+      </w:r>
+      <w:proofErr w:type="spellEnd"/>
+      <w:r>
+        <w:t xml:space="preserve"> &amp; </w:t>
+      </w:r>
+      <w:proofErr w:type="spellStart"/>
+      <w:r>
+        <w:t>User</w:t>
+      </w:r>
+      <w:proofErr w:type="spellEnd"/>
+      <w:r>
+        <w:t xml:space="preserve">: A kapcsolat a hangszer </w:t>
+      </w:r>
+      <w:r>
+        <w:t>kihez tartozásának igazolása miatt indokolt</w:t>
+      </w:r>
+    </w:p>
+    <w:p>
+      <w:pPr>
+        <w:pStyle w:val="Listaszerbekezds"/>
+        <w:numPr>
+          <w:ilvl w:val="0"/>
+          <w:numId w:val="55"/>
+        </w:numPr>
+        <w:jc w:val="both"/>
+      </w:pPr>
+      <w:proofErr w:type="spellStart"/>
+      <w:r>
+        <w:t>Instrument</w:t>
+      </w:r>
+      <w:proofErr w:type="spellEnd"/>
+      <w:r>
+        <w:t xml:space="preserve"> &amp; </w:t>
+      </w:r>
+      <w:proofErr w:type="spellStart"/>
+      <w:r>
+        <w:t>SubCategory</w:t>
+      </w:r>
+      <w:proofErr w:type="spellEnd"/>
+      <w:r>
+        <w:t>: Minden hangszerhez a feltöltés során egy előre megadott széleskörű listából kell típust választani, ez elősegíti a hangszer pontos adatainak felvételét és a szűrést</w:t>
+      </w:r>
+    </w:p>
+    <w:p>
+      <w:pPr>
+        <w:pStyle w:val="Listaszerbekezds"/>
+        <w:numPr>
+          <w:ilvl w:val="0"/>
+          <w:numId w:val="55"/>
+        </w:numPr>
+        <w:jc w:val="both"/>
+      </w:pPr>
+      <w:proofErr w:type="spellStart"/>
+      <w:r>
+        <w:t>ForYou</w:t>
+      </w:r>
+      <w:proofErr w:type="spellEnd"/>
+      <w:r>
+        <w:t xml:space="preserve"> &amp; </w:t>
+      </w:r>
+      <w:proofErr w:type="spellStart"/>
+      <w:r>
+        <w:t>User</w:t>
+      </w:r>
+      <w:proofErr w:type="spellEnd"/>
+      <w:r>
+        <w:t xml:space="preserve"> / </w:t>
+      </w:r>
+      <w:proofErr w:type="spellStart"/>
+      <w:r>
+        <w:t>ForYou</w:t>
+      </w:r>
+      <w:proofErr w:type="spellEnd"/>
+      <w:r>
+        <w:t xml:space="preserve"> &amp; </w:t>
+      </w:r>
+      <w:proofErr w:type="spellStart"/>
+      <w:r>
+        <w:t>Category</w:t>
+      </w:r>
+      <w:proofErr w:type="spellEnd"/>
+      <w:r>
+        <w:t xml:space="preserve">: Amennyiben a kliens rendelkezik egy bejegyzett felhasználóval és be is jelentkezett lehetősége nyílik az érdekeltségi körét számontartani a weboldalon </w:t>
+      </w:r>
+    </w:p>
+    <w:p>
+      <w:pPr>
+        <w:pStyle w:val="Listaszerbekezds"/>
+        <w:numPr>
+          <w:ilvl w:val="0"/>
+          <w:numId w:val="55"/>
+        </w:numPr>
+        <w:jc w:val="both"/>
+      </w:pPr>
+      <w:proofErr w:type="spellStart"/>
+      <w:r>
+        <w:t>SubCategory</w:t>
+      </w:r>
+      <w:proofErr w:type="spellEnd"/>
+      <w:r>
+        <w:t xml:space="preserve"> &amp; </w:t>
+      </w:r>
+      <w:proofErr w:type="spellStart"/>
+      <w:r>
+        <w:t>Category</w:t>
+      </w:r>
+      <w:proofErr w:type="spellEnd"/>
+      <w:r>
+        <w:t>: Ezzel a struktúrával próbáltuk meg a részletekre kitérő adattárolást megoldani a hangszerekhez</w:t>
+      </w:r>
+    </w:p>
+    <w:p>
+      <w:pPr>
+        <w:pStyle w:val="Listaszerbekezds"/>
+        <w:numPr>
+          <w:ilvl w:val="0"/>
+          <w:numId w:val="55"/>
+        </w:numPr>
+        <w:jc w:val="both"/>
+      </w:pPr>
+      <w:proofErr w:type="spellStart"/>
+      <w:r>
+        <w:t>OrderInfo</w:t>
+      </w:r>
+      <w:proofErr w:type="spellEnd"/>
+      <w:r>
+        <w:t xml:space="preserve"> &amp; </w:t>
+      </w:r>
+      <w:proofErr w:type="spellStart"/>
+      <w:r>
+        <w:t>User</w:t>
+      </w:r>
+      <w:proofErr w:type="spellEnd"/>
+      <w:r>
+        <w:t xml:space="preserve">: Itt a Cid mezővel hivatkozunk a </w:t>
+      </w:r>
+      <w:proofErr w:type="spellStart"/>
+      <w:r>
+        <w:t>User</w:t>
+      </w:r>
+      <w:proofErr w:type="spellEnd"/>
+      <w:r>
+        <w:t xml:space="preserve"> táblára, hogy rögzíthessük</w:t>
+      </w:r>
+      <w:r>
+        <w:t xml:space="preserve"> a vásárlót és az adatait a rendeléshez </w:t>
+      </w:r>
+    </w:p>
+    <w:p>
+      <w:pPr>
+        <w:pStyle w:val="Listaszerbekezds"/>
+        <w:numPr>
+          <w:ilvl w:val="0"/>
+          <w:numId w:val="55"/>
+        </w:numPr>
+        <w:jc w:val="both"/>
+      </w:pPr>
+      <w:proofErr w:type="spellStart"/>
+      <w:r>
+        <w:t>OrderInfo</w:t>
+      </w:r>
+      <w:proofErr w:type="spellEnd"/>
+      <w:r>
+        <w:t xml:space="preserve"> &amp; </w:t>
+      </w:r>
+      <w:proofErr w:type="spellStart"/>
+      <w:r>
+        <w:t>Instrument</w:t>
+      </w:r>
+      <w:proofErr w:type="spellEnd"/>
+      <w:r>
+        <w:t xml:space="preserve">: Ezzel a kapcsolattal azonosítjuk be a vásárolni kívánt hangszert és az </w:t>
+      </w:r>
+      <w:proofErr w:type="spellStart"/>
+      <w:r>
+        <w:t>Instrument</w:t>
+      </w:r>
+      <w:proofErr w:type="spellEnd"/>
+      <w:r>
+        <w:t xml:space="preserve"> táblában található idegen kulcson keresztül pedig megtudhatjuk ki az eladó</w:t>
+      </w:r>
+    </w:p>
+    <w:p>
+      <w:pPr>
         <w:pStyle w:val="Cmsor3"/>
         <w:jc w:val="both"/>
         <w:rPr>
@@ -5813,6 +6643,993 @@
     </w:p>
     <w:p>
       <w:pPr>
+        <w:pStyle w:val="Cmsor4"/>
+      </w:pPr>
+      <w:r>
+        <w:t>Adattípusok és kulcsok</w:t>
+      </w:r>
+    </w:p>
+    <w:p>
+      <w:pPr>
+        <w:pStyle w:val="Listaszerbekezds"/>
+        <w:ind w:left="1060" w:firstLine="0"/>
+        <w:jc w:val="both"/>
+      </w:pPr>
+      <w:proofErr w:type="spellStart"/>
+      <w:r>
+        <w:t>User</w:t>
+      </w:r>
+      <w:proofErr w:type="spellEnd"/>
+    </w:p>
+    <w:p>
+      <w:pPr>
+        <w:pStyle w:val="Listaszerbekezds"/>
+        <w:numPr>
+          <w:ilvl w:val="0"/>
+          <w:numId w:val="57"/>
+        </w:numPr>
+        <w:jc w:val="both"/>
+      </w:pPr>
+      <w:r>
+        <w:t>PK</w:t>
+      </w:r>
+      <w:r>
+        <w:rPr>
+          <w:rStyle w:val="Lbjegyzet-hivatkozs"/>
+        </w:rPr>
+        <w:footnoteReference w:id="2"/>
+      </w:r>
+      <w:r>
+        <w:t xml:space="preserve">: </w:t>
+      </w:r>
+      <w:proofErr w:type="spellStart"/>
+      <w:r>
+        <w:t>UId</w:t>
+      </w:r>
+      <w:proofErr w:type="spellEnd"/>
+      <w:r>
+        <w:t xml:space="preserve">, INT, </w:t>
+      </w:r>
+      <w:proofErr w:type="spellStart"/>
+      <w:r>
+        <w:t>Auto-Increment</w:t>
+      </w:r>
+      <w:proofErr w:type="spellEnd"/>
+    </w:p>
+    <w:p>
+      <w:pPr>
+        <w:pStyle w:val="Listaszerbekezds"/>
+        <w:numPr>
+          <w:ilvl w:val="0"/>
+          <w:numId w:val="57"/>
+        </w:numPr>
+        <w:jc w:val="both"/>
+      </w:pPr>
+      <w:r>
+        <w:t>FK</w:t>
+      </w:r>
+      <w:r>
+        <w:rPr>
+          <w:rStyle w:val="Lbjegyzet-hivatkozs"/>
+        </w:rPr>
+        <w:footnoteReference w:id="3"/>
+      </w:r>
+      <w:r>
+        <w:t>: -</w:t>
+      </w:r>
+    </w:p>
+    <w:p>
+      <w:pPr>
+        <w:pStyle w:val="Listaszerbekezds"/>
+        <w:numPr>
+          <w:ilvl w:val="0"/>
+          <w:numId w:val="57"/>
+        </w:numPr>
+        <w:jc w:val="both"/>
+      </w:pPr>
+      <w:r>
+        <w:t>Adattípusok</w:t>
+      </w:r>
+    </w:p>
+    <w:p>
+      <w:pPr>
+        <w:pStyle w:val="Listaszerbekezds"/>
+        <w:numPr>
+          <w:ilvl w:val="1"/>
+          <w:numId w:val="57"/>
+        </w:numPr>
+        <w:jc w:val="both"/>
+      </w:pPr>
+      <w:r>
+        <w:t xml:space="preserve">VARCHAR: </w:t>
+      </w:r>
+      <w:proofErr w:type="spellStart"/>
+      <w:r>
+        <w:t>UName</w:t>
+      </w:r>
+      <w:proofErr w:type="spellEnd"/>
+      <w:r>
+        <w:t xml:space="preserve">, Email, </w:t>
+      </w:r>
+      <w:proofErr w:type="spellStart"/>
+      <w:r>
+        <w:t>Password</w:t>
+      </w:r>
+      <w:proofErr w:type="spellEnd"/>
+      <w:r>
+        <w:t xml:space="preserve">, </w:t>
+      </w:r>
+      <w:proofErr w:type="spellStart"/>
+      <w:r>
+        <w:t>Token</w:t>
+      </w:r>
+      <w:proofErr w:type="spellEnd"/>
+      <w:r>
+        <w:t xml:space="preserve">, </w:t>
+      </w:r>
+      <w:proofErr w:type="spellStart"/>
+      <w:r>
+        <w:t>ImageId</w:t>
+      </w:r>
+      <w:proofErr w:type="spellEnd"/>
+      <w:r>
+        <w:t xml:space="preserve">, </w:t>
+      </w:r>
+      <w:r>
+        <w:t xml:space="preserve">City, </w:t>
+      </w:r>
+      <w:proofErr w:type="spellStart"/>
+      <w:r>
+        <w:t>StreetHNum</w:t>
+      </w:r>
+      <w:proofErr w:type="spellEnd"/>
+      <w:r>
+        <w:t xml:space="preserve">, </w:t>
+      </w:r>
+      <w:proofErr w:type="spellStart"/>
+      <w:r>
+        <w:t>Role</w:t>
+      </w:r>
+      <w:proofErr w:type="spellEnd"/>
+      <w:r>
+        <w:t xml:space="preserve">, </w:t>
+      </w:r>
+      <w:proofErr w:type="spellStart"/>
+      <w:r>
+        <w:t>Token</w:t>
+      </w:r>
+      <w:proofErr w:type="spellEnd"/>
+    </w:p>
+    <w:p>
+      <w:pPr>
+        <w:pStyle w:val="Listaszerbekezds"/>
+        <w:numPr>
+          <w:ilvl w:val="1"/>
+          <w:numId w:val="57"/>
+        </w:numPr>
+        <w:jc w:val="both"/>
+      </w:pPr>
+      <w:r>
+        <w:t xml:space="preserve">INT: </w:t>
+      </w:r>
+      <w:proofErr w:type="spellStart"/>
+      <w:r>
+        <w:t>PostalCode</w:t>
+      </w:r>
+      <w:proofErr w:type="spellEnd"/>
+    </w:p>
+    <w:p>
+      <w:pPr>
+        <w:pStyle w:val="Listaszerbekezds"/>
+        <w:numPr>
+          <w:ilvl w:val="1"/>
+          <w:numId w:val="57"/>
+        </w:numPr>
+        <w:jc w:val="both"/>
+      </w:pPr>
+      <w:r>
+        <w:t xml:space="preserve">FLOAT: </w:t>
+      </w:r>
+      <w:proofErr w:type="spellStart"/>
+      <w:r>
+        <w:t>Review</w:t>
+      </w:r>
+      <w:proofErr w:type="spellEnd"/>
+    </w:p>
+    <w:p>
+      <w:pPr>
+        <w:pStyle w:val="Listaszerbekezds"/>
+        <w:numPr>
+          <w:ilvl w:val="1"/>
+          <w:numId w:val="57"/>
+        </w:numPr>
+        <w:jc w:val="both"/>
+      </w:pPr>
+      <w:r>
+        <w:t xml:space="preserve">BIGINT: </w:t>
+      </w:r>
+      <w:proofErr w:type="spellStart"/>
+      <w:r>
+        <w:t>PNumber</w:t>
+      </w:r>
+      <w:proofErr w:type="spellEnd"/>
+    </w:p>
+    <w:p>
+      <w:pPr>
+        <w:jc w:val="both"/>
+      </w:pPr>
+    </w:p>
+    <w:p>
+      <w:pPr>
+        <w:jc w:val="both"/>
+      </w:pPr>
+      <w:proofErr w:type="spellStart"/>
+      <w:r>
+        <w:t>Instrument</w:t>
+      </w:r>
+      <w:proofErr w:type="spellEnd"/>
+    </w:p>
+    <w:p>
+      <w:pPr>
+        <w:pStyle w:val="Listaszerbekezds"/>
+        <w:numPr>
+          <w:ilvl w:val="0"/>
+          <w:numId w:val="58"/>
+        </w:numPr>
+        <w:jc w:val="both"/>
+      </w:pPr>
+      <w:r>
+        <w:t xml:space="preserve">PK: </w:t>
+      </w:r>
+      <w:proofErr w:type="spellStart"/>
+      <w:r>
+        <w:t>IId</w:t>
+      </w:r>
+      <w:proofErr w:type="spellEnd"/>
+      <w:r>
+        <w:t xml:space="preserve">, INT, </w:t>
+      </w:r>
+      <w:proofErr w:type="spellStart"/>
+      <w:r>
+        <w:t>Auto-Increment</w:t>
+      </w:r>
+      <w:proofErr w:type="spellEnd"/>
+    </w:p>
+    <w:p>
+      <w:pPr>
+        <w:pStyle w:val="Listaszerbekezds"/>
+        <w:numPr>
+          <w:ilvl w:val="0"/>
+          <w:numId w:val="58"/>
+        </w:numPr>
+        <w:jc w:val="both"/>
+      </w:pPr>
+      <w:r>
+        <w:t xml:space="preserve">FK: </w:t>
+      </w:r>
+      <w:proofErr w:type="spellStart"/>
+      <w:r>
+        <w:t>UId</w:t>
+      </w:r>
+      <w:proofErr w:type="spellEnd"/>
+      <w:r>
+        <w:t xml:space="preserve"> – </w:t>
+      </w:r>
+      <w:proofErr w:type="spellStart"/>
+      <w:r>
+        <w:t>User</w:t>
+      </w:r>
+      <w:proofErr w:type="spellEnd"/>
+      <w:r>
+        <w:t xml:space="preserve"> tábla INT, </w:t>
+      </w:r>
+      <w:proofErr w:type="spellStart"/>
+      <w:r>
+        <w:t>ScName</w:t>
+      </w:r>
+      <w:proofErr w:type="spellEnd"/>
+      <w:r>
+        <w:t xml:space="preserve"> – </w:t>
+      </w:r>
+      <w:proofErr w:type="spellStart"/>
+      <w:r>
+        <w:t>SubCategory</w:t>
+      </w:r>
+      <w:proofErr w:type="spellEnd"/>
+      <w:r>
+        <w:t xml:space="preserve"> VARCHAR</w:t>
+      </w:r>
+    </w:p>
+    <w:p>
+      <w:pPr>
+        <w:pStyle w:val="Listaszerbekezds"/>
+        <w:numPr>
+          <w:ilvl w:val="0"/>
+          <w:numId w:val="58"/>
+        </w:numPr>
+        <w:jc w:val="both"/>
+      </w:pPr>
+      <w:r>
+        <w:t>Adattípusok</w:t>
+      </w:r>
+    </w:p>
+    <w:p>
+      <w:pPr>
+        <w:pStyle w:val="Listaszerbekezds"/>
+        <w:numPr>
+          <w:ilvl w:val="1"/>
+          <w:numId w:val="58"/>
+        </w:numPr>
+        <w:jc w:val="both"/>
+      </w:pPr>
+      <w:r>
+        <w:t xml:space="preserve">VARCHAR: </w:t>
+      </w:r>
+      <w:proofErr w:type="spellStart"/>
+      <w:r>
+        <w:t>IName</w:t>
+      </w:r>
+      <w:proofErr w:type="spellEnd"/>
+      <w:r>
+        <w:t xml:space="preserve">, </w:t>
+      </w:r>
+      <w:proofErr w:type="spellStart"/>
+      <w:r>
+        <w:t>Description</w:t>
+      </w:r>
+      <w:proofErr w:type="spellEnd"/>
+      <w:r>
+        <w:t xml:space="preserve">, </w:t>
+      </w:r>
+      <w:proofErr w:type="spellStart"/>
+      <w:r>
+        <w:t>Condition</w:t>
+      </w:r>
+      <w:proofErr w:type="spellEnd"/>
+    </w:p>
+    <w:p>
+      <w:pPr>
+        <w:pStyle w:val="Listaszerbekezds"/>
+        <w:numPr>
+          <w:ilvl w:val="1"/>
+          <w:numId w:val="58"/>
+        </w:numPr>
+        <w:jc w:val="both"/>
+      </w:pPr>
+      <w:r>
+        <w:t xml:space="preserve">INT: Cost, </w:t>
+      </w:r>
+      <w:proofErr w:type="spellStart"/>
+      <w:r>
+        <w:t>ImageCount</w:t>
+      </w:r>
+      <w:proofErr w:type="spellEnd"/>
+    </w:p>
+    <w:p>
+      <w:pPr>
+        <w:pStyle w:val="Listaszerbekezds"/>
+        <w:numPr>
+          <w:ilvl w:val="1"/>
+          <w:numId w:val="58"/>
+        </w:numPr>
+        <w:jc w:val="both"/>
+      </w:pPr>
+      <w:r>
+        <w:t xml:space="preserve">TINYINT: </w:t>
+      </w:r>
+      <w:proofErr w:type="spellStart"/>
+      <w:r>
+        <w:t>Sold</w:t>
+      </w:r>
+      <w:proofErr w:type="spellEnd"/>
+      <w:r>
+        <w:t xml:space="preserve">, </w:t>
+      </w:r>
+      <w:proofErr w:type="spellStart"/>
+      <w:r>
+        <w:t>IsPremium</w:t>
+      </w:r>
+      <w:proofErr w:type="spellEnd"/>
+    </w:p>
+    <w:p>
+      <w:pPr>
+        <w:jc w:val="both"/>
+      </w:pPr>
+      <w:proofErr w:type="spellStart"/>
+      <w:r>
+        <w:t>Category</w:t>
+      </w:r>
+      <w:proofErr w:type="spellEnd"/>
+      <w:r>
+        <w:t xml:space="preserve"> és </w:t>
+      </w:r>
+      <w:proofErr w:type="spellStart"/>
+      <w:r>
+        <w:t>SubCategory</w:t>
+      </w:r>
+      <w:proofErr w:type="spellEnd"/>
+    </w:p>
+    <w:p>
+      <w:pPr>
+        <w:pStyle w:val="Listaszerbekezds"/>
+        <w:numPr>
+          <w:ilvl w:val="0"/>
+          <w:numId w:val="59"/>
+        </w:numPr>
+        <w:jc w:val="both"/>
+      </w:pPr>
+      <w:proofErr w:type="spellStart"/>
+      <w:r>
+        <w:t>Category</w:t>
+      </w:r>
+      <w:proofErr w:type="spellEnd"/>
+      <w:r>
+        <w:t xml:space="preserve"> PK: </w:t>
+      </w:r>
+      <w:proofErr w:type="spellStart"/>
+      <w:r>
+        <w:t>CName</w:t>
+      </w:r>
+      <w:proofErr w:type="spellEnd"/>
+      <w:r>
+        <w:t>, VARCHAR</w:t>
+      </w:r>
+    </w:p>
+    <w:p>
+      <w:pPr>
+        <w:pStyle w:val="Listaszerbekezds"/>
+        <w:numPr>
+          <w:ilvl w:val="0"/>
+          <w:numId w:val="59"/>
+        </w:numPr>
+        <w:jc w:val="both"/>
+      </w:pPr>
+      <w:proofErr w:type="spellStart"/>
+      <w:r>
+        <w:t>SubCategory</w:t>
+      </w:r>
+      <w:proofErr w:type="spellEnd"/>
+      <w:r>
+        <w:t xml:space="preserve"> PK: </w:t>
+      </w:r>
+      <w:proofErr w:type="spellStart"/>
+      <w:r>
+        <w:t>ScName</w:t>
+      </w:r>
+      <w:proofErr w:type="spellEnd"/>
+      <w:r>
+        <w:t>, VARCHAR</w:t>
+      </w:r>
+    </w:p>
+    <w:p>
+      <w:pPr>
+        <w:pStyle w:val="Listaszerbekezds"/>
+        <w:numPr>
+          <w:ilvl w:val="0"/>
+          <w:numId w:val="59"/>
+        </w:numPr>
+        <w:jc w:val="both"/>
+      </w:pPr>
+      <w:proofErr w:type="spellStart"/>
+      <w:r>
+        <w:t>SubCategory</w:t>
+      </w:r>
+      <w:proofErr w:type="spellEnd"/>
+      <w:r>
+        <w:t xml:space="preserve"> FK: </w:t>
+      </w:r>
+      <w:proofErr w:type="spellStart"/>
+      <w:r>
+        <w:t>CName</w:t>
+      </w:r>
+      <w:proofErr w:type="spellEnd"/>
+      <w:r>
+        <w:t xml:space="preserve"> - </w:t>
+      </w:r>
+      <w:proofErr w:type="spellStart"/>
+      <w:r>
+        <w:t>Category</w:t>
+      </w:r>
+      <w:proofErr w:type="spellEnd"/>
+      <w:r>
+        <w:t xml:space="preserve"> VARCHAR</w:t>
+      </w:r>
+    </w:p>
+    <w:p>
+      <w:pPr>
+        <w:pStyle w:val="Listaszerbekezds"/>
+        <w:numPr>
+          <w:ilvl w:val="0"/>
+          <w:numId w:val="59"/>
+        </w:numPr>
+        <w:jc w:val="both"/>
+      </w:pPr>
+      <w:r>
+        <w:t>Adattípusok –</w:t>
+      </w:r>
+    </w:p>
+    <w:p>
+      <w:pPr>
+        <w:jc w:val="both"/>
+      </w:pPr>
+      <w:proofErr w:type="spellStart"/>
+      <w:r>
+        <w:t>OrderInfo</w:t>
+      </w:r>
+      <w:proofErr w:type="spellEnd"/>
+    </w:p>
+    <w:p>
+      <w:pPr>
+        <w:pStyle w:val="Listaszerbekezds"/>
+        <w:numPr>
+          <w:ilvl w:val="0"/>
+          <w:numId w:val="60"/>
+        </w:numPr>
+        <w:jc w:val="both"/>
+      </w:pPr>
+      <w:r>
+        <w:t xml:space="preserve">PK: </w:t>
+      </w:r>
+      <w:proofErr w:type="spellStart"/>
+      <w:r>
+        <w:t>OId</w:t>
+      </w:r>
+      <w:proofErr w:type="spellEnd"/>
+      <w:r>
+        <w:t xml:space="preserve">, INT, </w:t>
+      </w:r>
+      <w:proofErr w:type="spellStart"/>
+      <w:r>
+        <w:t>Auto-Increment</w:t>
+      </w:r>
+      <w:proofErr w:type="spellEnd"/>
+    </w:p>
+    <w:p>
+      <w:pPr>
+        <w:pStyle w:val="Listaszerbekezds"/>
+        <w:numPr>
+          <w:ilvl w:val="0"/>
+          <w:numId w:val="60"/>
+        </w:numPr>
+        <w:jc w:val="both"/>
+      </w:pPr>
+      <w:r>
+        <w:t xml:space="preserve">FK: </w:t>
+      </w:r>
+      <w:proofErr w:type="spellStart"/>
+      <w:r>
+        <w:t>IId</w:t>
+      </w:r>
+      <w:proofErr w:type="spellEnd"/>
+      <w:r>
+        <w:t xml:space="preserve"> – </w:t>
+      </w:r>
+      <w:proofErr w:type="spellStart"/>
+      <w:r>
+        <w:t>Instrument</w:t>
+      </w:r>
+      <w:proofErr w:type="spellEnd"/>
+      <w:r>
+        <w:t xml:space="preserve"> tábla INT, Cid – </w:t>
+      </w:r>
+      <w:proofErr w:type="spellStart"/>
+      <w:r>
+        <w:t>User</w:t>
+      </w:r>
+      <w:proofErr w:type="spellEnd"/>
+      <w:r>
+        <w:t xml:space="preserve"> tábla INT</w:t>
+      </w:r>
+    </w:p>
+    <w:p>
+      <w:pPr>
+        <w:pStyle w:val="Listaszerbekezds"/>
+        <w:numPr>
+          <w:ilvl w:val="0"/>
+          <w:numId w:val="60"/>
+        </w:numPr>
+        <w:jc w:val="both"/>
+      </w:pPr>
+      <w:r>
+        <w:t>Adattípusok</w:t>
+      </w:r>
+    </w:p>
+    <w:p>
+      <w:pPr>
+        <w:pStyle w:val="Listaszerbekezds"/>
+        <w:numPr>
+          <w:ilvl w:val="1"/>
+          <w:numId w:val="60"/>
+        </w:numPr>
+        <w:jc w:val="both"/>
+      </w:pPr>
+      <w:r>
+        <w:t xml:space="preserve">DATETIME: </w:t>
+      </w:r>
+      <w:proofErr w:type="spellStart"/>
+      <w:r>
+        <w:t>DateOfPurchase</w:t>
+      </w:r>
+      <w:proofErr w:type="spellEnd"/>
+      <w:r>
+        <w:t xml:space="preserve">, </w:t>
+      </w:r>
+      <w:proofErr w:type="spellStart"/>
+      <w:r>
+        <w:t>DateOfShipArrive</w:t>
+      </w:r>
+      <w:proofErr w:type="spellEnd"/>
+      <w:r>
+        <w:t xml:space="preserve">, </w:t>
+      </w:r>
+      <w:proofErr w:type="spellStart"/>
+      <w:r>
+        <w:t>DateOfShipStart</w:t>
+      </w:r>
+      <w:proofErr w:type="spellEnd"/>
+    </w:p>
+    <w:p>
+      <w:pPr>
+        <w:pStyle w:val="Listaszerbekezds"/>
+        <w:numPr>
+          <w:ilvl w:val="1"/>
+          <w:numId w:val="60"/>
+        </w:numPr>
+        <w:jc w:val="both"/>
+      </w:pPr>
+      <w:r>
+        <w:t>VARCHAR: status</w:t>
+      </w:r>
+    </w:p>
+    <w:p>
+      <w:pPr>
+        <w:pStyle w:val="Cmsor4"/>
+      </w:pPr>
+      <w:r>
+        <w:t>Kapcsoló-táblák</w:t>
+      </w:r>
+    </w:p>
+    <w:p>
+      <w:pPr>
+        <w:jc w:val="both"/>
+      </w:pPr>
+      <w:r>
+        <w:t xml:space="preserve">Az adatbázisban N:M vagyis több-több kapcsolatból csupán egy van, ez a </w:t>
+      </w:r>
+      <w:proofErr w:type="spellStart"/>
+      <w:r>
+        <w:t>ForYou</w:t>
+      </w:r>
+      <w:proofErr w:type="spellEnd"/>
+      <w:r>
+        <w:t xml:space="preserve"> kapcsolótábla.</w:t>
+      </w:r>
+    </w:p>
+    <w:p>
+      <w:pPr>
+        <w:jc w:val="both"/>
+      </w:pPr>
+      <w:proofErr w:type="spellStart"/>
+      <w:r>
+        <w:t>ForYou</w:t>
+      </w:r>
+      <w:proofErr w:type="spellEnd"/>
+    </w:p>
+    <w:p>
+      <w:pPr>
+        <w:pStyle w:val="Listaszerbekezds"/>
+        <w:numPr>
+          <w:ilvl w:val="0"/>
+          <w:numId w:val="61"/>
+        </w:numPr>
+        <w:jc w:val="both"/>
+      </w:pPr>
+      <w:r>
+        <w:t>Ez a tábla köti össze a felhasználókat az érdeklődési körükbe tartozó kategóriákkal, mivel egy kliens több kategóriát is kedvelhet, és egy kategóriát több felhasználó is követhet.</w:t>
+      </w:r>
+    </w:p>
+    <w:p>
+      <w:pPr>
+        <w:pStyle w:val="Listaszerbekezds"/>
+        <w:numPr>
+          <w:ilvl w:val="0"/>
+          <w:numId w:val="61"/>
+        </w:numPr>
+        <w:jc w:val="both"/>
+      </w:pPr>
+      <w:r>
+        <w:t xml:space="preserve">PK: Fid, INT, </w:t>
+      </w:r>
+      <w:proofErr w:type="spellStart"/>
+      <w:r>
+        <w:t>Auto-Increment</w:t>
+      </w:r>
+      <w:proofErr w:type="spellEnd"/>
+    </w:p>
+    <w:p>
+      <w:pPr>
+        <w:pStyle w:val="Listaszerbekezds"/>
+        <w:numPr>
+          <w:ilvl w:val="0"/>
+          <w:numId w:val="61"/>
+        </w:numPr>
+        <w:jc w:val="both"/>
+      </w:pPr>
+      <w:r>
+        <w:t xml:space="preserve">FK 1: </w:t>
+      </w:r>
+      <w:proofErr w:type="spellStart"/>
+      <w:r>
+        <w:t>UId</w:t>
+      </w:r>
+      <w:proofErr w:type="spellEnd"/>
+      <w:r>
+        <w:t xml:space="preserve"> – </w:t>
+      </w:r>
+      <w:proofErr w:type="spellStart"/>
+      <w:r>
+        <w:t>User</w:t>
+      </w:r>
+      <w:proofErr w:type="spellEnd"/>
+      <w:r>
+        <w:t xml:space="preserve"> INT</w:t>
+      </w:r>
+    </w:p>
+    <w:p>
+      <w:pPr>
+        <w:pStyle w:val="Listaszerbekezds"/>
+        <w:numPr>
+          <w:ilvl w:val="0"/>
+          <w:numId w:val="61"/>
+        </w:numPr>
+        <w:jc w:val="both"/>
+      </w:pPr>
+      <w:r>
+        <w:t xml:space="preserve">FK 2: </w:t>
+      </w:r>
+      <w:proofErr w:type="spellStart"/>
+      <w:r>
+        <w:t>CName</w:t>
+      </w:r>
+      <w:proofErr w:type="spellEnd"/>
+      <w:r>
+        <w:t xml:space="preserve"> – </w:t>
+      </w:r>
+      <w:proofErr w:type="spellStart"/>
+      <w:r>
+        <w:t>Category</w:t>
+      </w:r>
+      <w:proofErr w:type="spellEnd"/>
+      <w:r>
+        <w:t xml:space="preserve"> VARCHAR</w:t>
+      </w:r>
+    </w:p>
+    <w:p>
+      <w:pPr>
+        <w:jc w:val="both"/>
+      </w:pPr>
+    </w:p>
+    <w:p>
+      <w:pPr>
+        <w:pStyle w:val="Cmsor4"/>
+      </w:pPr>
+      <w:r>
+        <w:lastRenderedPageBreak/>
+        <w:t>Validációk</w:t>
+      </w:r>
+      <w:r>
+        <w:t xml:space="preserve"> és megkötések</w:t>
+      </w:r>
+    </w:p>
+    <w:p>
+      <w:pPr>
+        <w:jc w:val="both"/>
+      </w:pPr>
+      <w:r>
+        <w:t xml:space="preserve">Az adatintegritás érdekében a következő adatbázis szintű </w:t>
+      </w:r>
+      <w:r>
+        <w:t>megkötéseket és szabályokat alkalmazzuk az entitásokon:</w:t>
+      </w:r>
+    </w:p>
+    <w:p>
+      <w:pPr>
+        <w:pStyle w:val="Listaszerbekezds"/>
+        <w:numPr>
+          <w:ilvl w:val="0"/>
+          <w:numId w:val="62"/>
+        </w:numPr>
+        <w:jc w:val="both"/>
+      </w:pPr>
+      <w:proofErr w:type="spellStart"/>
+      <w:r>
+        <w:t>Not</w:t>
+      </w:r>
+      <w:proofErr w:type="spellEnd"/>
+      <w:r>
+        <w:t xml:space="preserve"> null, vagyis kötelező mezők</w:t>
+      </w:r>
+    </w:p>
+    <w:p>
+      <w:pPr>
+        <w:pStyle w:val="Listaszerbekezds"/>
+        <w:numPr>
+          <w:ilvl w:val="1"/>
+          <w:numId w:val="62"/>
+        </w:numPr>
+        <w:jc w:val="both"/>
+      </w:pPr>
+      <w:r>
+        <w:t>A regisztrációhoz</w:t>
+      </w:r>
+      <w:r>
+        <w:t>, hangszerek feltöltéséhez és a rendeléshez is</w:t>
+      </w:r>
+      <w:r>
+        <w:t xml:space="preserve"> több alapvetően kötelező</w:t>
+      </w:r>
+      <w:r>
+        <w:t xml:space="preserve"> cella </w:t>
+      </w:r>
+      <w:r>
+        <w:t>is van.</w:t>
+      </w:r>
+    </w:p>
+    <w:p>
+      <w:pPr>
+        <w:pStyle w:val="Listaszerbekezds"/>
+        <w:numPr>
+          <w:ilvl w:val="1"/>
+          <w:numId w:val="62"/>
+        </w:numPr>
+        <w:jc w:val="both"/>
+      </w:pPr>
+      <w:r>
+        <w:t>Példák:</w:t>
+      </w:r>
+    </w:p>
+    <w:p>
+      <w:pPr>
+        <w:pStyle w:val="Listaszerbekezds"/>
+        <w:numPr>
+          <w:ilvl w:val="2"/>
+          <w:numId w:val="62"/>
+        </w:numPr>
+        <w:jc w:val="both"/>
+      </w:pPr>
+      <w:proofErr w:type="spellStart"/>
+      <w:r>
+        <w:t>User.Email</w:t>
+      </w:r>
+      <w:proofErr w:type="spellEnd"/>
+      <w:r>
+        <w:t xml:space="preserve">, </w:t>
+      </w:r>
+      <w:proofErr w:type="spellStart"/>
+      <w:r>
+        <w:t>User.Password</w:t>
+      </w:r>
+      <w:proofErr w:type="spellEnd"/>
+      <w:r>
+        <w:t xml:space="preserve">, </w:t>
+      </w:r>
+      <w:proofErr w:type="spellStart"/>
+      <w:r>
+        <w:t>User.PNumber</w:t>
+      </w:r>
+      <w:proofErr w:type="spellEnd"/>
+      <w:r>
+        <w:t xml:space="preserve">, </w:t>
+      </w:r>
+      <w:proofErr w:type="spellStart"/>
+      <w:r>
+        <w:t>User.UName</w:t>
+      </w:r>
+      <w:proofErr w:type="spellEnd"/>
+    </w:p>
+    <w:p>
+      <w:pPr>
+        <w:pStyle w:val="Listaszerbekezds"/>
+        <w:numPr>
+          <w:ilvl w:val="2"/>
+          <w:numId w:val="62"/>
+        </w:numPr>
+        <w:jc w:val="both"/>
+      </w:pPr>
+      <w:proofErr w:type="spellStart"/>
+      <w:r>
+        <w:t>Instrument.IName</w:t>
+      </w:r>
+      <w:proofErr w:type="spellEnd"/>
+      <w:r>
+        <w:t xml:space="preserve">, </w:t>
+      </w:r>
+      <w:proofErr w:type="spellStart"/>
+      <w:r>
+        <w:t>Instrument.Cost</w:t>
+      </w:r>
+      <w:proofErr w:type="spellEnd"/>
+      <w:r>
+        <w:t xml:space="preserve">, </w:t>
+      </w:r>
+      <w:proofErr w:type="spellStart"/>
+      <w:r>
+        <w:t>Instrument.Description</w:t>
+      </w:r>
+      <w:proofErr w:type="spellEnd"/>
+    </w:p>
+    <w:p>
+      <w:pPr>
+        <w:pStyle w:val="Listaszerbekezds"/>
+        <w:numPr>
+          <w:ilvl w:val="2"/>
+          <w:numId w:val="62"/>
+        </w:numPr>
+        <w:jc w:val="both"/>
+      </w:pPr>
+      <w:proofErr w:type="spellStart"/>
+      <w:r>
+        <w:t>OrderInfo.IId</w:t>
+      </w:r>
+      <w:proofErr w:type="spellEnd"/>
+      <w:r>
+        <w:t xml:space="preserve">, </w:t>
+      </w:r>
+      <w:proofErr w:type="spellStart"/>
+      <w:r>
+        <w:t>OrderInfo.DateOfPurchase</w:t>
+      </w:r>
+      <w:proofErr w:type="spellEnd"/>
+    </w:p>
+    <w:p>
+      <w:pPr>
+        <w:pStyle w:val="Listaszerbekezds"/>
+        <w:numPr>
+          <w:ilvl w:val="0"/>
+          <w:numId w:val="62"/>
+        </w:numPr>
+        <w:jc w:val="both"/>
+      </w:pPr>
+      <w:proofErr w:type="spellStart"/>
+      <w:r>
+        <w:t>Unique</w:t>
+      </w:r>
+      <w:proofErr w:type="spellEnd"/>
+      <w:r>
+        <w:t>, vagyis az egyedi értékek</w:t>
+      </w:r>
+    </w:p>
+    <w:p>
+      <w:pPr>
+        <w:pStyle w:val="Listaszerbekezds"/>
+        <w:numPr>
+          <w:ilvl w:val="1"/>
+          <w:numId w:val="62"/>
+        </w:numPr>
+        <w:jc w:val="both"/>
+      </w:pPr>
+      <w:r>
+        <w:t xml:space="preserve">A regisztráció során fontos, hogy ne lehessen ugyan azzal az email címmel többször regisztrálni, ezt úgy érhetjük el adatbázisban, hogy használjuk a(z) </w:t>
+      </w:r>
+      <w:proofErr w:type="spellStart"/>
+      <w:r>
+        <w:t>unique</w:t>
+      </w:r>
+      <w:proofErr w:type="spellEnd"/>
+      <w:r>
+        <w:t xml:space="preserve"> </w:t>
+      </w:r>
+      <w:proofErr w:type="spellStart"/>
+      <w:r>
+        <w:t>key</w:t>
+      </w:r>
+      <w:proofErr w:type="spellEnd"/>
+      <w:r>
+        <w:t xml:space="preserve"> vagyis egyedi kulcs, index jelölőt, aminek beállításával elérhetjük, hogy az adat nem ismételhető tehát egyedi rekordokat lehet felvenni</w:t>
+      </w:r>
+    </w:p>
+    <w:p>
+      <w:pPr>
         <w:pStyle w:val="Cmsor3"/>
         <w:jc w:val="both"/>
         <w:rPr>
@@ -5905,13 +7722,55 @@
         <w:rPr>
           <w:rFonts w:ascii="Times New Roman CE" w:hAnsi="Times New Roman CE" w:cs="Times New Roman"/>
         </w:rPr>
-        <w:t>A backend felépítése egy MySQL szerkezetű adatbázisból és egy REST elveket követő controller alapú API-ból áll.</w:t>
-      </w:r>
-      <w:r>
-        <w:rPr>
-          <w:rFonts w:ascii="Times New Roman CE" w:hAnsi="Times New Roman CE" w:cs="Times New Roman"/>
-        </w:rPr>
-        <w:t xml:space="preserve"> A tanult ismereteinknek köszönhetően adta magát a MySQL és REST API technológiák használata, a REST kifejezés az API-nál arra utal, hogy a szerver nem tárolja a kliensek előző kéréseit, hanem minden egyes kérést önálló egységként kezel.</w:t>
+        <w:t xml:space="preserve">A backend felépítése egy </w:t>
+      </w:r>
+      <w:proofErr w:type="spellStart"/>
+      <w:r>
+        <w:rPr>
+          <w:rFonts w:ascii="Times New Roman CE" w:hAnsi="Times New Roman CE" w:cs="Times New Roman"/>
+        </w:rPr>
+        <w:t>MySQL</w:t>
+      </w:r>
+      <w:proofErr w:type="spellEnd"/>
+      <w:r>
+        <w:rPr>
+          <w:rFonts w:ascii="Times New Roman CE" w:hAnsi="Times New Roman CE" w:cs="Times New Roman"/>
+        </w:rPr>
+        <w:t xml:space="preserve"> szerkezetű adatbázisból és egy REST elveket követő controller alapú API-ból áll.</w:t>
+      </w:r>
+      <w:r>
+        <w:rPr>
+          <w:rFonts w:ascii="Times New Roman CE" w:hAnsi="Times New Roman CE" w:cs="Times New Roman"/>
+        </w:rPr>
+        <w:t xml:space="preserve"> A tanult ismereteinknek köszönhetően adta magát a </w:t>
+      </w:r>
+      <w:proofErr w:type="spellStart"/>
+      <w:r>
+        <w:rPr>
+          <w:rFonts w:ascii="Times New Roman CE" w:hAnsi="Times New Roman CE" w:cs="Times New Roman"/>
+        </w:rPr>
+        <w:t>MySQL</w:t>
+      </w:r>
+      <w:proofErr w:type="spellEnd"/>
+      <w:r>
+        <w:rPr>
+          <w:rFonts w:ascii="Times New Roman CE" w:hAnsi="Times New Roman CE" w:cs="Times New Roman"/>
+        </w:rPr>
+        <w:t xml:space="preserve"> és REST API technológiák használata, a REST kifejezés az API-</w:t>
+      </w:r>
+      <w:proofErr w:type="spellStart"/>
+      <w:r>
+        <w:rPr>
+          <w:rFonts w:ascii="Times New Roman CE" w:hAnsi="Times New Roman CE" w:cs="Times New Roman"/>
+        </w:rPr>
+        <w:t>nál</w:t>
+      </w:r>
+      <w:proofErr w:type="spellEnd"/>
+      <w:r>
+        <w:rPr>
+          <w:rFonts w:ascii="Times New Roman CE" w:hAnsi="Times New Roman CE" w:cs="Times New Roman"/>
+        </w:rPr>
+        <w:t xml:space="preserve"> arra utal, hogy a szerver nem tárolja a kliensek előző kéréseit, hanem minden egyes kérést önálló egységként kezel.</w:t>
       </w:r>
     </w:p>
     <w:p>
@@ -5974,8 +7833,30 @@
         <w:rPr>
           <w:rFonts w:ascii="Times New Roman CE" w:hAnsi="Times New Roman CE" w:cs="Times New Roman"/>
         </w:rPr>
-        <w:t>és Entity Framework Core</w:t>
-      </w:r>
+        <w:t xml:space="preserve">és </w:t>
+      </w:r>
+      <w:proofErr w:type="spellStart"/>
+      <w:r>
+        <w:rPr>
+          <w:rFonts w:ascii="Times New Roman CE" w:hAnsi="Times New Roman CE" w:cs="Times New Roman"/>
+        </w:rPr>
+        <w:t>Entity</w:t>
+      </w:r>
+      <w:proofErr w:type="spellEnd"/>
+      <w:r>
+        <w:rPr>
+          <w:rFonts w:ascii="Times New Roman CE" w:hAnsi="Times New Roman CE" w:cs="Times New Roman"/>
+        </w:rPr>
+        <w:t xml:space="preserve"> Framework </w:t>
+      </w:r>
+      <w:proofErr w:type="spellStart"/>
+      <w:r>
+        <w:rPr>
+          <w:rFonts w:ascii="Times New Roman CE" w:hAnsi="Times New Roman CE" w:cs="Times New Roman"/>
+        </w:rPr>
+        <w:t>Core</w:t>
+      </w:r>
+      <w:proofErr w:type="spellEnd"/>
     </w:p>
     <w:p>
       <w:pPr>
@@ -5995,11 +7876,19 @@
         </w:rPr>
         <w:t xml:space="preserve">Adatbázis: </w:t>
       </w:r>
-      <w:r>
-        <w:rPr>
-          <w:rFonts w:ascii="Times New Roman CE" w:hAnsi="Times New Roman CE" w:cs="Times New Roman"/>
-        </w:rPr>
-        <w:t xml:space="preserve">MySQL, JSON </w:t>
+      <w:proofErr w:type="spellStart"/>
+      <w:r>
+        <w:rPr>
+          <w:rFonts w:ascii="Times New Roman CE" w:hAnsi="Times New Roman CE" w:cs="Times New Roman"/>
+        </w:rPr>
+        <w:t>MySQL</w:t>
+      </w:r>
+      <w:proofErr w:type="spellEnd"/>
+      <w:r>
+        <w:rPr>
+          <w:rFonts w:ascii="Times New Roman CE" w:hAnsi="Times New Roman CE" w:cs="Times New Roman"/>
+        </w:rPr>
+        <w:t xml:space="preserve">, JSON </w:t>
       </w:r>
       <w:r>
         <w:rPr>
@@ -6042,8 +7931,16 @@
         <w:rPr>
           <w:rFonts w:ascii="Times New Roman CE" w:hAnsi="Times New Roman CE" w:cs="Times New Roman"/>
         </w:rPr>
-        <w:t>JWT token</w:t>
-      </w:r>
+        <w:t xml:space="preserve">JWT </w:t>
+      </w:r>
+      <w:proofErr w:type="spellStart"/>
+      <w:r>
+        <w:rPr>
+          <w:rFonts w:ascii="Times New Roman CE" w:hAnsi="Times New Roman CE" w:cs="Times New Roman"/>
+        </w:rPr>
+        <w:t>token</w:t>
+      </w:r>
+      <w:proofErr w:type="spellEnd"/>
     </w:p>
     <w:p>
       <w:pPr>
@@ -6198,13 +8095,23 @@
                 <w:szCs w:val="18"/>
               </w:rPr>
             </w:pPr>
+            <w:proofErr w:type="spellStart"/>
             <w:r>
               <w:rPr>
                 <w:rFonts w:ascii="Times New Roman CE" w:hAnsi="Times New Roman CE" w:cs="Times New Roman"/>
                 <w:sz w:val="20"/>
                 <w:szCs w:val="18"/>
               </w:rPr>
-              <w:t>Request példa</w:t>
+              <w:t>Request</w:t>
+            </w:r>
+            <w:proofErr w:type="spellEnd"/>
+            <w:r>
+              <w:rPr>
+                <w:rFonts w:ascii="Times New Roman CE" w:hAnsi="Times New Roman CE" w:cs="Times New Roman"/>
+                <w:sz w:val="20"/>
+                <w:szCs w:val="18"/>
+              </w:rPr>
+              <w:t xml:space="preserve"> példa</w:t>
             </w:r>
           </w:p>
         </w:tc>
@@ -6260,7 +8167,21 @@
               <w:rPr>
                 <w:rFonts w:ascii="Times New Roman CE" w:hAnsi="Times New Roman CE" w:cs="Times New Roman"/>
               </w:rPr>
-              <w:t>/api/login</w:t>
+              <w:t>/</w:t>
+            </w:r>
+            <w:proofErr w:type="spellStart"/>
+            <w:r>
+              <w:rPr>
+                <w:rFonts w:ascii="Times New Roman CE" w:hAnsi="Times New Roman CE" w:cs="Times New Roman"/>
+              </w:rPr>
+              <w:t>api</w:t>
+            </w:r>
+            <w:proofErr w:type="spellEnd"/>
+            <w:r>
+              <w:rPr>
+                <w:rFonts w:ascii="Times New Roman CE" w:hAnsi="Times New Roman CE" w:cs="Times New Roman"/>
+              </w:rPr>
+              <w:t>/login</w:t>
             </w:r>
           </w:p>
         </w:tc>
@@ -6394,7 +8315,21 @@
               <w:rPr>
                 <w:rFonts w:ascii="Times New Roman CE" w:hAnsi="Times New Roman CE" w:cs="Times New Roman"/>
               </w:rPr>
-              <w:t>/api/</w:t>
+              <w:t>/</w:t>
+            </w:r>
+            <w:proofErr w:type="spellStart"/>
+            <w:r>
+              <w:rPr>
+                <w:rFonts w:ascii="Times New Roman CE" w:hAnsi="Times New Roman CE" w:cs="Times New Roman"/>
+              </w:rPr>
+              <w:t>api</w:t>
+            </w:r>
+            <w:proofErr w:type="spellEnd"/>
+            <w:r>
+              <w:rPr>
+                <w:rFonts w:ascii="Times New Roman CE" w:hAnsi="Times New Roman CE" w:cs="Times New Roman"/>
+              </w:rPr>
+              <w:t>/</w:t>
             </w:r>
             <w:r>
               <w:rPr>
@@ -6508,7 +8443,21 @@
               <w:rPr>
                 <w:rFonts w:ascii="Times New Roman CE" w:hAnsi="Times New Roman CE" w:cs="Times New Roman"/>
               </w:rPr>
-              <w:t>/api/login</w:t>
+              <w:t>/</w:t>
+            </w:r>
+            <w:proofErr w:type="spellStart"/>
+            <w:r>
+              <w:rPr>
+                <w:rFonts w:ascii="Times New Roman CE" w:hAnsi="Times New Roman CE" w:cs="Times New Roman"/>
+              </w:rPr>
+              <w:t>api</w:t>
+            </w:r>
+            <w:proofErr w:type="spellEnd"/>
+            <w:r>
+              <w:rPr>
+                <w:rFonts w:ascii="Times New Roman CE" w:hAnsi="Times New Roman CE" w:cs="Times New Roman"/>
+              </w:rPr>
+              <w:t>/login</w:t>
             </w:r>
           </w:p>
         </w:tc>
@@ -6614,8 +8563,30 @@
               <w:rPr>
                 <w:rFonts w:ascii="Times New Roman CE" w:hAnsi="Times New Roman CE" w:cs="Times New Roman"/>
               </w:rPr>
-              <w:t>/api/User</w:t>
-            </w:r>
+              <w:t>/</w:t>
+            </w:r>
+            <w:proofErr w:type="spellStart"/>
+            <w:r>
+              <w:rPr>
+                <w:rFonts w:ascii="Times New Roman CE" w:hAnsi="Times New Roman CE" w:cs="Times New Roman"/>
+              </w:rPr>
+              <w:t>api</w:t>
+            </w:r>
+            <w:proofErr w:type="spellEnd"/>
+            <w:r>
+              <w:rPr>
+                <w:rFonts w:ascii="Times New Roman CE" w:hAnsi="Times New Roman CE" w:cs="Times New Roman"/>
+              </w:rPr>
+              <w:t>/</w:t>
+            </w:r>
+            <w:proofErr w:type="spellStart"/>
+            <w:r>
+              <w:rPr>
+                <w:rFonts w:ascii="Times New Roman CE" w:hAnsi="Times New Roman CE" w:cs="Times New Roman"/>
+              </w:rPr>
+              <w:t>User</w:t>
+            </w:r>
+            <w:proofErr w:type="spellEnd"/>
           </w:p>
         </w:tc>
         <w:tc>
@@ -6666,7 +8637,21 @@
               <w:rPr>
                 <w:rFonts w:ascii="Times New Roman CE" w:hAnsi="Times New Roman CE" w:cs="Times New Roman"/>
               </w:rPr>
-              <w:t>{User objektum}</w:t>
+              <w:t>{</w:t>
+            </w:r>
+            <w:proofErr w:type="spellStart"/>
+            <w:r>
+              <w:rPr>
+                <w:rFonts w:ascii="Times New Roman CE" w:hAnsi="Times New Roman CE" w:cs="Times New Roman"/>
+              </w:rPr>
+              <w:t>User</w:t>
+            </w:r>
+            <w:proofErr w:type="spellEnd"/>
+            <w:r>
+              <w:rPr>
+                <w:rFonts w:ascii="Times New Roman CE" w:hAnsi="Times New Roman CE" w:cs="Times New Roman"/>
+              </w:rPr>
+              <w:t xml:space="preserve"> objektum}</w:t>
             </w:r>
           </w:p>
         </w:tc>
@@ -6720,7 +8705,21 @@
               <w:rPr>
                 <w:rFonts w:ascii="Times New Roman CE" w:hAnsi="Times New Roman CE" w:cs="Times New Roman"/>
               </w:rPr>
-              <w:t>/api/*</w:t>
+              <w:t>/</w:t>
+            </w:r>
+            <w:proofErr w:type="spellStart"/>
+            <w:r>
+              <w:rPr>
+                <w:rFonts w:ascii="Times New Roman CE" w:hAnsi="Times New Roman CE" w:cs="Times New Roman"/>
+              </w:rPr>
+              <w:t>api</w:t>
+            </w:r>
+            <w:proofErr w:type="spellEnd"/>
+            <w:r>
+              <w:rPr>
+                <w:rFonts w:ascii="Times New Roman CE" w:hAnsi="Times New Roman CE" w:cs="Times New Roman"/>
+              </w:rPr>
+              <w:t>/*</w:t>
             </w:r>
           </w:p>
         </w:tc>
@@ -6796,7 +8795,21 @@
               <w:rPr>
                 <w:rFonts w:ascii="Times New Roman CE" w:hAnsi="Times New Roman CE" w:cs="Times New Roman"/>
               </w:rPr>
-              <w:t>GET: {id}</w:t>
+              <w:t>GET: {</w:t>
+            </w:r>
+            <w:proofErr w:type="spellStart"/>
+            <w:r>
+              <w:rPr>
+                <w:rFonts w:ascii="Times New Roman CE" w:hAnsi="Times New Roman CE" w:cs="Times New Roman"/>
+              </w:rPr>
+              <w:t>id</w:t>
+            </w:r>
+            <w:proofErr w:type="spellEnd"/>
+            <w:r>
+              <w:rPr>
+                <w:rFonts w:ascii="Times New Roman CE" w:hAnsi="Times New Roman CE" w:cs="Times New Roman"/>
+              </w:rPr>
+              <w:t>}</w:t>
             </w:r>
           </w:p>
         </w:tc>
@@ -6850,8 +8863,30 @@
               <w:rPr>
                 <w:rFonts w:ascii="Times New Roman CE" w:hAnsi="Times New Roman CE" w:cs="Times New Roman"/>
               </w:rPr>
-              <w:t>/api/Instrument</w:t>
-            </w:r>
+              <w:t>/</w:t>
+            </w:r>
+            <w:proofErr w:type="spellStart"/>
+            <w:r>
+              <w:rPr>
+                <w:rFonts w:ascii="Times New Roman CE" w:hAnsi="Times New Roman CE" w:cs="Times New Roman"/>
+              </w:rPr>
+              <w:t>api</w:t>
+            </w:r>
+            <w:proofErr w:type="spellEnd"/>
+            <w:r>
+              <w:rPr>
+                <w:rFonts w:ascii="Times New Roman CE" w:hAnsi="Times New Roman CE" w:cs="Times New Roman"/>
+              </w:rPr>
+              <w:t>/</w:t>
+            </w:r>
+            <w:proofErr w:type="spellStart"/>
+            <w:r>
+              <w:rPr>
+                <w:rFonts w:ascii="Times New Roman CE" w:hAnsi="Times New Roman CE" w:cs="Times New Roman"/>
+              </w:rPr>
+              <w:t>Instrument</w:t>
+            </w:r>
+            <w:proofErr w:type="spellEnd"/>
           </w:p>
         </w:tc>
         <w:tc>
@@ -6902,7 +8937,21 @@
               <w:rPr>
                 <w:rFonts w:ascii="Times New Roman CE" w:hAnsi="Times New Roman CE" w:cs="Times New Roman"/>
               </w:rPr>
-              <w:t>{id}</w:t>
+              <w:t>{</w:t>
+            </w:r>
+            <w:proofErr w:type="spellStart"/>
+            <w:r>
+              <w:rPr>
+                <w:rFonts w:ascii="Times New Roman CE" w:hAnsi="Times New Roman CE" w:cs="Times New Roman"/>
+              </w:rPr>
+              <w:t>id</w:t>
+            </w:r>
+            <w:proofErr w:type="spellEnd"/>
+            <w:r>
+              <w:rPr>
+                <w:rFonts w:ascii="Times New Roman CE" w:hAnsi="Times New Roman CE" w:cs="Times New Roman"/>
+              </w:rPr>
+              <w:t>}</w:t>
             </w:r>
           </w:p>
         </w:tc>
@@ -6978,18 +9027,58 @@
         <w:jc w:val="both"/>
       </w:pPr>
       <w:r>
-        <w:t xml:space="preserve">A Data Transfer Object-et vagyis az adatátviteli objektumokat esetünkben arra használjuk, hogy bizonyos kényes adatokat kiszűrjünk a kliens által indított kérésekből. </w:t>
-      </w:r>
-      <w:r>
-        <w:t xml:space="preserve">Ezt úgy érhetjük el, hogy egy adott objektumról olyan „másolatot” készítünk, amiben a kritikus adatok nincsenek jelen, ezzel a konverzióval biztosítjuk az adatok biztonságát. Példának okáért a User objektumban szerepel a </w:t>
-      </w:r>
-      <w:proofErr w:type="gramStart"/>
+        <w:t xml:space="preserve">A Data </w:t>
+      </w:r>
+      <w:proofErr w:type="spellStart"/>
+      <w:r>
+        <w:t>Transfer</w:t>
+      </w:r>
+      <w:proofErr w:type="spellEnd"/>
+      <w:r>
+        <w:t xml:space="preserve"> </w:t>
+      </w:r>
+      <w:proofErr w:type="spellStart"/>
+      <w:r>
+        <w:t>Object</w:t>
+      </w:r>
+      <w:proofErr w:type="spellEnd"/>
+      <w:r>
+        <w:t xml:space="preserve">-et vagyis az adatátviteli objektumokat esetünkben arra használjuk, hogy bizonyos kényes adatokat kiszűrjünk a kliens által indított kérésekből. </w:t>
+      </w:r>
+      <w:r>
+        <w:t xml:space="preserve">Ezt úgy érhetjük el, hogy egy adott objektumról olyan „másolatot” készítünk, amiben a kritikus adatok nincsenek jelen, ezzel a konverzióval biztosítjuk az adatok biztonságát. Példának okáért a </w:t>
+      </w:r>
+      <w:proofErr w:type="spellStart"/>
+      <w:r>
+        <w:t>User</w:t>
+      </w:r>
+      <w:proofErr w:type="spellEnd"/>
+      <w:r>
+        <w:t xml:space="preserve"> objektumban szerepel a </w:t>
+      </w:r>
+      <w:proofErr w:type="spellStart"/>
       <w:r>
         <w:t>token</w:t>
       </w:r>
-      <w:proofErr w:type="gramEnd"/>
-      <w:r>
-        <w:t xml:space="preserve"> ami azonosításra szolgál vagy akár említhetnénk a jelszót is ezeket egy általános kérésnél nem szeretnénk elküldeni így a User entitásból egy UserDTO-t képzünk, amiben már nem szerepelnek ezek az adatok. </w:t>
+      <w:proofErr w:type="spellEnd"/>
+      <w:r>
+        <w:t xml:space="preserve"> ami azonosításra szolgál vagy akár említhetnénk a jelszót is ezeket egy általános kérésnél nem szeretnénk elküldeni így a </w:t>
+      </w:r>
+      <w:proofErr w:type="spellStart"/>
+      <w:r>
+        <w:t>User</w:t>
+      </w:r>
+      <w:proofErr w:type="spellEnd"/>
+      <w:r>
+        <w:t xml:space="preserve"> entitásból egy </w:t>
+      </w:r>
+      <w:proofErr w:type="spellStart"/>
+      <w:r>
+        <w:t>UserDTO</w:t>
+      </w:r>
+      <w:proofErr w:type="spellEnd"/>
+      <w:r>
+        <w:t xml:space="preserve">-t képzünk, amiben már nem szerepelnek ezek az adatok. </w:t>
       </w:r>
     </w:p>
     <w:p>
@@ -7027,8 +9116,13 @@
           <w:numId w:val="47"/>
         </w:numPr>
       </w:pPr>
-      <w:r>
-        <w:t>CloudinaryDotNet: Felhőalapú kép- és videókezelés</w:t>
+      <w:proofErr w:type="spellStart"/>
+      <w:r>
+        <w:t>CloudinaryDotNet</w:t>
+      </w:r>
+      <w:proofErr w:type="spellEnd"/>
+      <w:r>
+        <w:t>: Felhőalapú kép- és videókezelés</w:t>
       </w:r>
     </w:p>
     <w:p>
@@ -7039,13 +9133,8 @@
           <w:numId w:val="47"/>
         </w:numPr>
       </w:pPr>
-      <w:proofErr w:type="gramStart"/>
-      <w:r>
-        <w:t>Konscious.Security.Cryptography.Argon</w:t>
-      </w:r>
-      <w:proofErr w:type="gramEnd"/>
-      <w:r>
-        <w:t>2: Biztonságos jelszó kódolás</w:t>
+      <w:r>
+        <w:t>Konscious.Security.Cryptography.Argon2: Biztonságos jelszó kódolás</w:t>
       </w:r>
     </w:p>
     <w:p>
@@ -7056,17 +9145,38 @@
           <w:numId w:val="47"/>
         </w:numPr>
       </w:pPr>
-      <w:r>
-        <w:t>MySql.EntityFrameworkCore: MySQL adatbázis-kapcsolat EF</w:t>
+      <w:proofErr w:type="spellStart"/>
+      <w:r>
+        <w:t>MySql.EntityFrameworkCore</w:t>
+      </w:r>
+      <w:proofErr w:type="spellEnd"/>
+      <w:r>
+        <w:t xml:space="preserve">: </w:t>
+      </w:r>
+      <w:proofErr w:type="spellStart"/>
+      <w:r>
+        <w:t>MySQL</w:t>
+      </w:r>
+      <w:proofErr w:type="spellEnd"/>
+      <w:r>
+        <w:t xml:space="preserve"> adatbázis-kapcsolat EF</w:t>
       </w:r>
       <w:r>
         <w:rPr>
           <w:rStyle w:val="Lbjegyzet-hivatkozs"/>
         </w:rPr>
-        <w:footnoteReference w:id="2"/>
-      </w:r>
-      <w:r>
-        <w:t>. Core-hoz</w:t>
+        <w:footnoteReference w:id="4"/>
+      </w:r>
+      <w:r>
+        <w:t xml:space="preserve">. </w:t>
+      </w:r>
+      <w:proofErr w:type="spellStart"/>
+      <w:r>
+        <w:t>Core</w:t>
+      </w:r>
+      <w:proofErr w:type="spellEnd"/>
+      <w:r>
+        <w:t>-hoz</w:t>
       </w:r>
     </w:p>
     <w:p>
@@ -7106,19 +9216,43 @@
         <w:t xml:space="preserve"> a</w:t>
       </w:r>
       <w:r>
-        <w:t xml:space="preserve"> React Vite keretrendszerben építettük fel, ami magába foglalja a HTML5, CSS3 és JavaScript aktív használatát</w:t>
+        <w:t xml:space="preserve"> </w:t>
+      </w:r>
+      <w:proofErr w:type="spellStart"/>
+      <w:r>
+        <w:t>React</w:t>
+      </w:r>
+      <w:proofErr w:type="spellEnd"/>
+      <w:r>
+        <w:t xml:space="preserve"> </w:t>
+      </w:r>
+      <w:proofErr w:type="spellStart"/>
+      <w:r>
+        <w:t>Vite</w:t>
+      </w:r>
+      <w:proofErr w:type="spellEnd"/>
+      <w:r>
+        <w:t xml:space="preserve"> keretrendszerben építettük fel, ami magába foglalja a HTML5, CSS3 és JavaScript aktív használatát</w:t>
       </w:r>
       <w:r>
         <w:t>.</w:t>
       </w:r>
       <w:r>
-        <w:t xml:space="preserve"> React-el dolgozva a mi esetünkben meg kellett ismerkedni a </w:t>
-      </w:r>
-      <w:proofErr w:type="gramStart"/>
-      <w:r>
-        <w:t>„ .jsx</w:t>
-      </w:r>
-      <w:proofErr w:type="gramEnd"/>
+        <w:t xml:space="preserve"> </w:t>
+      </w:r>
+      <w:proofErr w:type="spellStart"/>
+      <w:r>
+        <w:t>React</w:t>
+      </w:r>
+      <w:proofErr w:type="spellEnd"/>
+      <w:r>
+        <w:t>-el dolgozva a mi esetünkben meg kellett ismerkedni a „ .</w:t>
+      </w:r>
+      <w:proofErr w:type="spellStart"/>
+      <w:r>
+        <w:t>jsx</w:t>
+      </w:r>
+      <w:proofErr w:type="spellEnd"/>
       <w:r>
         <w:t>” kiterjesztésű komponensekkel, amiknek segítségével hoztuk létre, amit a felhasználó lát és használ. Az oldal kódolása JavaScript, míg az általános felépítése HTML és stílusolása CSS.</w:t>
       </w:r>
@@ -7147,8 +9281,13 @@
       <w:r>
         <w:t xml:space="preserve">A komponensek mind magukba foglalják az előírt legalább egy alapértelmezett exportálni való metódust. Több esetben is szükségünk volt arra, hogy akár több metódust is létre hozzunk egy komponensen belül. Az adatok elérése az úgynevezett </w:t>
       </w:r>
-      <w:r>
-        <w:t xml:space="preserve">fetch hívással megy végbe, ami egy kérést intéz az API felé, ezen kérések válasza időbe telik így ezek számát megpróbáltuk a lehető legkevesebbre redukálni azzal, hogy a nagy szülő komponensben végezzük a lehető legtöbb kérést amikor az oldal betölt. Innen adjuk át azokat az adatokat, amiket a többi alkotóelem megkövetel. Ennek ellenére van jó pár olyan </w:t>
+      <w:proofErr w:type="spellStart"/>
+      <w:r>
+        <w:t>fetch</w:t>
+      </w:r>
+      <w:proofErr w:type="spellEnd"/>
+      <w:r>
+        <w:t xml:space="preserve"> hívással megy végbe, ami egy kérést intéz az API felé, ezen kérések válasza időbe telik így ezek számát megpróbáltuk a lehető legkevesebbre redukálni azzal, hogy a nagy szülő komponensben végezzük a lehető legtöbb kérést amikor az oldal betölt. Innen adjuk át azokat az adatokat, amiket a többi alkotóelem megkövetel. Ennek ellenére van jó pár olyan </w:t>
       </w:r>
       <w:r>
         <w:t>komponens,</w:t>
@@ -7180,10 +9319,10 @@
             <v:path o:extrusionok="f" gradientshapeok="t" o:connecttype="rect"/>
             <o:lock v:ext="edit" aspectratio="t"/>
           </v:shapetype>
-          <v:shape id="_x0000_i1025" type="#_x0000_t75" style="width:76.85pt;height:49.95pt" o:ole="">
+          <v:shape id="_x0000_i1025" type="#_x0000_t75" style="width:77pt;height:50.1pt" o:ole="">
             <v:imagedata r:id="rId16" o:title=""/>
           </v:shape>
-          <o:OLEObject Type="Embed" ProgID="Package" ShapeID="_x0000_i1025" DrawAspect="Icon" ObjectID="_1837330260" r:id="rId17"/>
+          <o:OLEObject Type="Embed" ProgID="Package" ShapeID="_x0000_i1025" DrawAspect="Icon" ObjectID="_1837365448" r:id="rId17"/>
         </w:object>
       </w:r>
       <w:r>
@@ -7213,7 +9352,15 @@
         <w:jc w:val="both"/>
       </w:pPr>
       <w:r>
-        <w:t xml:space="preserve">A reszponzívitás minden weboldal egy létfontosságú eleme, ami azért felelős, hogy a szóban forgó honlap minden eszközön átfogóan jól nézzen ki, megfelelő módon működjön és könnyen lehessen navigálni. Ezt mi az alábbi két módszerrel próbáljuk </w:t>
+        <w:t xml:space="preserve">A reszponzívitás minden weboldal egy létfontosságú eleme, ami azért felelős, hogy a szóban forgó honlap minden eszközön átfogóan jól nézzen ki, megfelelő módon </w:t>
+      </w:r>
+      <w:proofErr w:type="spellStart"/>
+      <w:r>
+        <w:t>működjön</w:t>
+      </w:r>
+      <w:proofErr w:type="spellEnd"/>
+      <w:r>
+        <w:t xml:space="preserve"> és könnyen lehessen navigálni. Ezt mi az alábbi két módszerrel próbáljuk </w:t>
       </w:r>
       <w:r>
         <w:lastRenderedPageBreak/>
@@ -7229,8 +9376,13 @@
         </w:numPr>
         <w:jc w:val="both"/>
       </w:pPr>
-      <w:r>
-        <w:t>Em: Ez a szülő elem betűméretének nagyságához képest viszonyít</w:t>
+      <w:proofErr w:type="spellStart"/>
+      <w:r>
+        <w:t>Em</w:t>
+      </w:r>
+      <w:proofErr w:type="spellEnd"/>
+      <w:r>
+        <w:t>: Ez a szülő elem betűméretének nagyságához képest viszonyít</w:t>
       </w:r>
     </w:p>
     <w:p>
@@ -7242,8 +9394,13 @@
         </w:numPr>
         <w:jc w:val="both"/>
       </w:pPr>
-      <w:r>
-        <w:t>Rem: Ez a gyökér elem betűméretének nagyságához képest viszonyít</w:t>
+      <w:proofErr w:type="spellStart"/>
+      <w:r>
+        <w:t>Rem</w:t>
+      </w:r>
+      <w:proofErr w:type="spellEnd"/>
+      <w:r>
+        <w:t>: Ez a gyökér elem betűméretének nagyságához képest viszonyít</w:t>
       </w:r>
     </w:p>
     <w:p>
@@ -7255,26 +9412,41 @@
         </w:numPr>
         <w:jc w:val="both"/>
       </w:pPr>
-      <w:r>
-        <w:t xml:space="preserve">Viewport mértékegységek: Ezek a </w:t>
-      </w:r>
-      <w:r>
-        <w:t xml:space="preserve">vw </w:t>
+      <w:proofErr w:type="spellStart"/>
+      <w:r>
+        <w:t>Viewport</w:t>
+      </w:r>
+      <w:proofErr w:type="spellEnd"/>
+      <w:r>
+        <w:t xml:space="preserve"> mértékegységek: Ezek a </w:t>
+      </w:r>
+      <w:proofErr w:type="spellStart"/>
+      <w:r>
+        <w:t>vw</w:t>
+      </w:r>
+      <w:proofErr w:type="spellEnd"/>
+      <w:r>
+        <w:t xml:space="preserve"> </w:t>
       </w:r>
       <w:r>
         <w:rPr>
           <w:rStyle w:val="Lbjegyzet-hivatkozs"/>
         </w:rPr>
-        <w:footnoteReference w:id="3"/>
-      </w:r>
-      <w:r>
-        <w:t>és vh</w:t>
-      </w:r>
+        <w:footnoteReference w:id="5"/>
+      </w:r>
+      <w:r>
+        <w:t xml:space="preserve">és </w:t>
+      </w:r>
+      <w:proofErr w:type="spellStart"/>
+      <w:r>
+        <w:t>vh</w:t>
+      </w:r>
+      <w:proofErr w:type="spellEnd"/>
       <w:r>
         <w:rPr>
           <w:rStyle w:val="Lbjegyzet-hivatkozs"/>
         </w:rPr>
-        <w:footnoteReference w:id="4"/>
+        <w:footnoteReference w:id="6"/>
       </w:r>
       <w:r>
         <w:t xml:space="preserve"> a megtekintési terület méretéhez viszonyítják a nagyságot,</w:t>
@@ -7285,7 +9457,23 @@
         <w:jc w:val="both"/>
       </w:pPr>
       <w:r>
-        <w:t xml:space="preserve">míg a másik módszer a media query </w:t>
+        <w:t xml:space="preserve">míg a másik módszer a </w:t>
+      </w:r>
+      <w:proofErr w:type="spellStart"/>
+      <w:r>
+        <w:t>media</w:t>
+      </w:r>
+      <w:proofErr w:type="spellEnd"/>
+      <w:r>
+        <w:t xml:space="preserve"> </w:t>
+      </w:r>
+      <w:proofErr w:type="spellStart"/>
+      <w:r>
+        <w:t>query</w:t>
+      </w:r>
+      <w:proofErr w:type="spellEnd"/>
+      <w:r>
+        <w:t xml:space="preserve"> </w:t>
       </w:r>
       <w:r>
         <w:t>használata,</w:t>
@@ -7309,10 +9497,10 @@
       </w:pPr>
       <w:r>
         <w:object w:dxaOrig="1539" w:dyaOrig="997" w14:anchorId="045E12CC">
-          <v:shape id="_x0000_i1026" type="#_x0000_t75" style="width:76.85pt;height:49.95pt" o:ole="">
+          <v:shape id="_x0000_i1026" type="#_x0000_t75" style="width:77pt;height:50.1pt" o:ole="">
             <v:imagedata r:id="rId18" o:title=""/>
           </v:shape>
-          <o:OLEObject Type="Embed" ProgID="Package" ShapeID="_x0000_i1026" DrawAspect="Icon" ObjectID="_1837330261" r:id="rId19"/>
+          <o:OLEObject Type="Embed" ProgID="Package" ShapeID="_x0000_i1026" DrawAspect="Icon" ObjectID="_1837365449" r:id="rId19"/>
         </w:object>
       </w:r>
       <w:r>
@@ -7349,7 +9537,23 @@
         <w:jc w:val="both"/>
       </w:pPr>
       <w:r>
-        <w:t xml:space="preserve">A Chakra-UI és styled-componets </w:t>
+        <w:t xml:space="preserve">A </w:t>
+      </w:r>
+      <w:proofErr w:type="spellStart"/>
+      <w:r>
+        <w:t>Chakra</w:t>
+      </w:r>
+      <w:proofErr w:type="spellEnd"/>
+      <w:r>
+        <w:t xml:space="preserve">-UI és </w:t>
+      </w:r>
+      <w:proofErr w:type="spellStart"/>
+      <w:r>
+        <w:t>styled-componets</w:t>
+      </w:r>
+      <w:proofErr w:type="spellEnd"/>
+      <w:r>
+        <w:t xml:space="preserve"> </w:t>
       </w:r>
       <w:r>
         <w:t>olyan csomagok, amelyek ingyenes része,</w:t>
@@ -7372,7 +9576,15 @@
         <w:jc w:val="both"/>
       </w:pPr>
       <w:r>
-        <w:t xml:space="preserve">A Lottie-react egy olyan csomag, ami főként animációkat képes működtetni, ennek segítségével voltunk képesek létrehozni a töltési animációnkat, ami kisebb módosításokat követően be is épült a honlapunkba és egy stílusos sarokköve lett a projektnek. </w:t>
+        <w:t xml:space="preserve">A </w:t>
+      </w:r>
+      <w:proofErr w:type="spellStart"/>
+      <w:r>
+        <w:t>Lottie-react</w:t>
+      </w:r>
+      <w:proofErr w:type="spellEnd"/>
+      <w:r>
+        <w:t xml:space="preserve"> egy olyan csomag, ami főként animációkat képes működtetni, ennek segítségével voltunk képesek létrehozni a töltési animációnkat, ami kisebb módosításokat követően be is épült a honlapunkba és egy stílusos sarokköve lett a projektnek. </w:t>
       </w:r>
     </w:p>
     <w:p>
@@ -7380,7 +9592,15 @@
         <w:jc w:val="both"/>
       </w:pPr>
       <w:r>
-        <w:t xml:space="preserve">A Leaflet egy olyan nyílt forráskódú JavaScript </w:t>
+        <w:t xml:space="preserve">A </w:t>
+      </w:r>
+      <w:proofErr w:type="spellStart"/>
+      <w:r>
+        <w:t>Leaflet</w:t>
+      </w:r>
+      <w:proofErr w:type="spellEnd"/>
+      <w:r>
+        <w:t xml:space="preserve"> egy olyan nyílt forráskódú JavaScript </w:t>
       </w:r>
       <w:r>
         <w:t>könyvtár,</w:t>
@@ -7404,7 +9624,15 @@
       </w:pPr>
       <w:r>
         <w:lastRenderedPageBreak/>
-        <w:t>Az EmailJS egy olyan csomag, ami lehetővé teszi a legtöbb weboldal egyik elengedhetetlen kommunikációs formáját az email küldést, ami több célból is szükséges lehet például: az oldal rendellenes működését így lehet jelezni vagy akár, ha csak egy egyszerű kérdéssel fordulnának a vevőszolgálathoz azt is megtehetik.</w:t>
+        <w:t xml:space="preserve">Az </w:t>
+      </w:r>
+      <w:proofErr w:type="spellStart"/>
+      <w:r>
+        <w:t>EmailJS</w:t>
+      </w:r>
+      <w:proofErr w:type="spellEnd"/>
+      <w:r>
+        <w:t xml:space="preserve"> egy olyan csomag, ami lehetővé teszi a legtöbb weboldal egyik elengedhetetlen kommunikációs formáját az email küldést, ami több célból is szükséges lehet például: az oldal rendellenes működését így lehet jelezni vagy akár, ha csak egy egyszerű kérdéssel fordulnának a vevőszolgálathoz azt is megtehetik.</w:t>
       </w:r>
     </w:p>
     <w:p>
@@ -7412,13 +9640,26 @@
         <w:jc w:val="both"/>
       </w:pPr>
       <w:r>
-        <w:t>Az Axios egy olyan Promise</w:t>
-      </w:r>
+        <w:t xml:space="preserve">Az </w:t>
+      </w:r>
+      <w:proofErr w:type="spellStart"/>
+      <w:r>
+        <w:t>Axios</w:t>
+      </w:r>
+      <w:proofErr w:type="spellEnd"/>
+      <w:r>
+        <w:t xml:space="preserve"> egy olyan </w:t>
+      </w:r>
+      <w:proofErr w:type="spellStart"/>
+      <w:r>
+        <w:t>Promise</w:t>
+      </w:r>
+      <w:proofErr w:type="spellEnd"/>
       <w:r>
         <w:rPr>
           <w:rStyle w:val="Lbjegyzet-hivatkozs"/>
         </w:rPr>
-        <w:footnoteReference w:id="5"/>
+        <w:footnoteReference w:id="7"/>
       </w:r>
       <w:r>
         <w:t xml:space="preserve"> alapú http kliens, vagyis szoftver, ami HTTP-kérést küld egy szervernek, majd fogadja és feldolgozza a válaszokat. Ez a csomag esetünkben egy keresőben </w:t>
@@ -7433,8 +9674,13 @@
         <w:t>jelenti,</w:t>
       </w:r>
       <w:r>
-        <w:t xml:space="preserve"> hogy XMLHttpRequest</w:t>
-      </w:r>
+        <w:t xml:space="preserve"> hogy </w:t>
+      </w:r>
+      <w:proofErr w:type="spellStart"/>
+      <w:r>
+        <w:t>XMLHttpRequest</w:t>
+      </w:r>
+      <w:proofErr w:type="spellEnd"/>
       <w:r>
         <w:t>-et használva kommunikál az API-val, hogy adatokat szolgáltasson vagy éppen azokat felvegye, mint például egy új felhasználó regisztrálásakor.</w:t>
       </w:r>
@@ -7444,15 +9690,39 @@
         <w:jc w:val="both"/>
       </w:pPr>
       <w:r>
-        <w:t xml:space="preserve">Emellett használunk olyan csomagokat is, amelyek alapvetően a React keretrendszer beépített elemi. Az egyik fontos ilyen csomag </w:t>
-      </w:r>
-      <w:proofErr w:type="gramStart"/>
-      <w:r>
-        <w:t>React-router-dom</w:t>
-      </w:r>
-      <w:proofErr w:type="gramEnd"/>
-      <w:r>
-        <w:t xml:space="preserve"> ami abban segít, hogy bizonyos elérési utakat definiáljon, irányítson és módosítson ezzel elérve a különböző nézeteket a weboldalunkon. A React a hagyományos HTML oldalakkal szemben egy virtuális DOM-ot használ így alapesetben csak egy nézet lehetséges ezt orvosolja ez a csomag az elérési utakkal.</w:t>
+        <w:t xml:space="preserve">Emellett használunk olyan csomagokat is, amelyek alapvetően a </w:t>
+      </w:r>
+      <w:proofErr w:type="spellStart"/>
+      <w:r>
+        <w:t>React</w:t>
+      </w:r>
+      <w:proofErr w:type="spellEnd"/>
+      <w:r>
+        <w:t xml:space="preserve"> keretrendszer beépített elemi. Az egyik fontos ilyen csomag </w:t>
+      </w:r>
+      <w:proofErr w:type="spellStart"/>
+      <w:r>
+        <w:t>React</w:t>
+      </w:r>
+      <w:proofErr w:type="spellEnd"/>
+      <w:r>
+        <w:t>-router-</w:t>
+      </w:r>
+      <w:proofErr w:type="spellStart"/>
+      <w:r>
+        <w:t>dom</w:t>
+      </w:r>
+      <w:proofErr w:type="spellEnd"/>
+      <w:r>
+        <w:t xml:space="preserve"> ami abban segít, hogy bizonyos elérési utakat definiáljon, irányítson és módosítson ezzel elérve a különböző nézeteket a weboldalunkon. A </w:t>
+      </w:r>
+      <w:proofErr w:type="spellStart"/>
+      <w:r>
+        <w:t>React</w:t>
+      </w:r>
+      <w:proofErr w:type="spellEnd"/>
+      <w:r>
+        <w:t xml:space="preserve"> a hagyományos HTML oldalakkal szemben egy virtuális DOM-ot használ így alapesetben csak egy nézet lehetséges ezt orvosolja ez a csomag az elérési utakkal.</w:t>
       </w:r>
     </w:p>
     <w:p>
@@ -7524,7 +9794,21 @@
         <w:rPr>
           <w:rFonts w:ascii="Times New Roman CE" w:hAnsi="Times New Roman CE" w:cs="Times New Roman"/>
         </w:rPr>
-        <w:t>A projekt főbb mérföldköveit és határidejüket egy Gantt-diagram segítségével ábrázoltuk.</w:t>
+        <w:t xml:space="preserve">A projekt főbb mérföldköveit és határidejüket egy </w:t>
+      </w:r>
+      <w:proofErr w:type="spellStart"/>
+      <w:r>
+        <w:rPr>
+          <w:rFonts w:ascii="Times New Roman CE" w:hAnsi="Times New Roman CE" w:cs="Times New Roman"/>
+        </w:rPr>
+        <w:t>Gantt</w:t>
+      </w:r>
+      <w:proofErr w:type="spellEnd"/>
+      <w:r>
+        <w:rPr>
+          <w:rFonts w:ascii="Times New Roman CE" w:hAnsi="Times New Roman CE" w:cs="Times New Roman"/>
+        </w:rPr>
+        <w:t>-diagram segítségével ábrázoltuk.</w:t>
       </w:r>
     </w:p>
     <w:p>
@@ -7612,11 +9896,19 @@
           <w:rFonts w:ascii="Times New Roman CE" w:hAnsi="Times New Roman CE" w:cs="Times New Roman"/>
         </w:rPr>
       </w:pPr>
-      <w:r>
-        <w:rPr>
-          <w:rFonts w:ascii="Times New Roman CE" w:hAnsi="Times New Roman CE" w:cs="Times New Roman"/>
-        </w:rPr>
-        <w:t xml:space="preserve">Gantt-diagram a projekt idővonaláról </w:t>
+      <w:proofErr w:type="spellStart"/>
+      <w:r>
+        <w:rPr>
+          <w:rFonts w:ascii="Times New Roman CE" w:hAnsi="Times New Roman CE" w:cs="Times New Roman"/>
+        </w:rPr>
+        <w:t>Gantt</w:t>
+      </w:r>
+      <w:proofErr w:type="spellEnd"/>
+      <w:r>
+        <w:rPr>
+          <w:rFonts w:ascii="Times New Roman CE" w:hAnsi="Times New Roman CE" w:cs="Times New Roman"/>
+        </w:rPr>
+        <w:t xml:space="preserve">-diagram a projekt idővonaláról </w:t>
       </w:r>
     </w:p>
     <w:p>
@@ -7659,7 +9951,21 @@
         <w:rPr>
           <w:rFonts w:ascii="Times New Roman CE" w:hAnsi="Times New Roman CE" w:cs="Times New Roman"/>
         </w:rPr>
-        <w:t xml:space="preserve"> Frontend (React), UI tervezés</w:t>
+        <w:t xml:space="preserve"> Frontend (</w:t>
+      </w:r>
+      <w:proofErr w:type="spellStart"/>
+      <w:r>
+        <w:rPr>
+          <w:rFonts w:ascii="Times New Roman CE" w:hAnsi="Times New Roman CE" w:cs="Times New Roman"/>
+        </w:rPr>
+        <w:t>React</w:t>
+      </w:r>
+      <w:proofErr w:type="spellEnd"/>
+      <w:r>
+        <w:rPr>
+          <w:rFonts w:ascii="Times New Roman CE" w:hAnsi="Times New Roman CE" w:cs="Times New Roman"/>
+        </w:rPr>
+        <w:t>), UI tervezés</w:t>
       </w:r>
     </w:p>
     <w:p>
@@ -7742,7 +10048,63 @@
         <w:rPr>
           <w:rFonts w:ascii="Times New Roman CE" w:hAnsi="Times New Roman CE" w:cs="Times New Roman"/>
         </w:rPr>
-        <w:t>A kódot GitHubon kezeltük, feature branch-ekkel és pull request-ekkel.</w:t>
+        <w:t xml:space="preserve">A kódot GitHubon kezeltük, </w:t>
+      </w:r>
+      <w:proofErr w:type="spellStart"/>
+      <w:r>
+        <w:rPr>
+          <w:rFonts w:ascii="Times New Roman CE" w:hAnsi="Times New Roman CE" w:cs="Times New Roman"/>
+        </w:rPr>
+        <w:t>feature</w:t>
+      </w:r>
+      <w:proofErr w:type="spellEnd"/>
+      <w:r>
+        <w:rPr>
+          <w:rFonts w:ascii="Times New Roman CE" w:hAnsi="Times New Roman CE" w:cs="Times New Roman"/>
+        </w:rPr>
+        <w:t xml:space="preserve"> </w:t>
+      </w:r>
+      <w:proofErr w:type="spellStart"/>
+      <w:r>
+        <w:rPr>
+          <w:rFonts w:ascii="Times New Roman CE" w:hAnsi="Times New Roman CE" w:cs="Times New Roman"/>
+        </w:rPr>
+        <w:t>branch-ekkel</w:t>
+      </w:r>
+      <w:proofErr w:type="spellEnd"/>
+      <w:r>
+        <w:rPr>
+          <w:rFonts w:ascii="Times New Roman CE" w:hAnsi="Times New Roman CE" w:cs="Times New Roman"/>
+        </w:rPr>
+        <w:t xml:space="preserve"> és </w:t>
+      </w:r>
+      <w:proofErr w:type="spellStart"/>
+      <w:r>
+        <w:rPr>
+          <w:rFonts w:ascii="Times New Roman CE" w:hAnsi="Times New Roman CE" w:cs="Times New Roman"/>
+        </w:rPr>
+        <w:t>pull</w:t>
+      </w:r>
+      <w:proofErr w:type="spellEnd"/>
+      <w:r>
+        <w:rPr>
+          <w:rFonts w:ascii="Times New Roman CE" w:hAnsi="Times New Roman CE" w:cs="Times New Roman"/>
+        </w:rPr>
+        <w:t xml:space="preserve"> </w:t>
+      </w:r>
+      <w:proofErr w:type="spellStart"/>
+      <w:r>
+        <w:rPr>
+          <w:rFonts w:ascii="Times New Roman CE" w:hAnsi="Times New Roman CE" w:cs="Times New Roman"/>
+        </w:rPr>
+        <w:t>request-ekkel</w:t>
+      </w:r>
+      <w:proofErr w:type="spellEnd"/>
+      <w:r>
+        <w:rPr>
+          <w:rFonts w:ascii="Times New Roman CE" w:hAnsi="Times New Roman CE" w:cs="Times New Roman"/>
+        </w:rPr>
+        <w:t>.</w:t>
       </w:r>
     </w:p>
     <w:p>
@@ -7757,11 +10119,19 @@
           <w:rFonts w:ascii="Times New Roman CE" w:hAnsi="Times New Roman CE" w:cs="Times New Roman"/>
         </w:rPr>
       </w:pPr>
-      <w:r>
-        <w:rPr>
-          <w:rFonts w:ascii="Times New Roman CE" w:hAnsi="Times New Roman CE" w:cs="Times New Roman"/>
-        </w:rPr>
-        <w:t xml:space="preserve">Repository: </w:t>
+      <w:proofErr w:type="spellStart"/>
+      <w:r>
+        <w:rPr>
+          <w:rFonts w:ascii="Times New Roman CE" w:hAnsi="Times New Roman CE" w:cs="Times New Roman"/>
+        </w:rPr>
+        <w:t>Repository</w:t>
+      </w:r>
+      <w:proofErr w:type="spellEnd"/>
+      <w:r>
+        <w:rPr>
+          <w:rFonts w:ascii="Times New Roman CE" w:hAnsi="Times New Roman CE" w:cs="Times New Roman"/>
+        </w:rPr>
+        <w:t xml:space="preserve">: </w:t>
       </w:r>
       <w:hyperlink r:id="rId20" w:tgtFrame="_blank" w:history="1">
         <w:r>
@@ -7769,8 +10139,17 @@
             <w:rStyle w:val="Hiperhivatkozs"/>
             <w:rFonts w:ascii="Times New Roman CE" w:hAnsi="Times New Roman CE" w:cs="Times New Roman"/>
           </w:rPr>
-          <w:t>github.com/projektnev</w:t>
+          <w:t>github.com/</w:t>
         </w:r>
+        <w:proofErr w:type="spellStart"/>
+        <w:r>
+          <w:rPr>
+            <w:rStyle w:val="Hiperhivatkozs"/>
+            <w:rFonts w:ascii="Times New Roman CE" w:hAnsi="Times New Roman CE" w:cs="Times New Roman"/>
+          </w:rPr>
+          <w:t>projektnev</w:t>
+        </w:r>
+        <w:proofErr w:type="spellEnd"/>
       </w:hyperlink>
     </w:p>
     <w:p>
@@ -7785,12 +10164,28 @@
           <w:rFonts w:ascii="Times New Roman CE" w:hAnsi="Times New Roman CE" w:cs="Times New Roman"/>
         </w:rPr>
       </w:pPr>
-      <w:r>
-        <w:rPr>
-          <w:rFonts w:ascii="Times New Roman CE" w:hAnsi="Times New Roman CE" w:cs="Times New Roman"/>
-        </w:rPr>
-        <w:t>Branch stratégia: GitFlow</w:t>
-      </w:r>
+      <w:proofErr w:type="spellStart"/>
+      <w:r>
+        <w:rPr>
+          <w:rFonts w:ascii="Times New Roman CE" w:hAnsi="Times New Roman CE" w:cs="Times New Roman"/>
+        </w:rPr>
+        <w:t>Branch</w:t>
+      </w:r>
+      <w:proofErr w:type="spellEnd"/>
+      <w:r>
+        <w:rPr>
+          <w:rFonts w:ascii="Times New Roman CE" w:hAnsi="Times New Roman CE" w:cs="Times New Roman"/>
+        </w:rPr>
+        <w:t xml:space="preserve"> stratégia: </w:t>
+      </w:r>
+      <w:proofErr w:type="spellStart"/>
+      <w:r>
+        <w:rPr>
+          <w:rFonts w:ascii="Times New Roman CE" w:hAnsi="Times New Roman CE" w:cs="Times New Roman"/>
+        </w:rPr>
+        <w:t>GitFlow</w:t>
+      </w:r>
+      <w:proofErr w:type="spellEnd"/>
     </w:p>
     <w:p>
       <w:pPr>
@@ -8000,8 +10395,30 @@
               <w:rPr>
                 <w:rFonts w:ascii="Times New Roman CE" w:hAnsi="Times New Roman CE" w:cs="Times New Roman"/>
               </w:rPr>
-              <w:t>Napi mentés MySQL dump-pal</w:t>
-            </w:r>
+              <w:t xml:space="preserve">Napi mentés </w:t>
+            </w:r>
+            <w:proofErr w:type="spellStart"/>
+            <w:r>
+              <w:rPr>
+                <w:rFonts w:ascii="Times New Roman CE" w:hAnsi="Times New Roman CE" w:cs="Times New Roman"/>
+              </w:rPr>
+              <w:t>MySQL</w:t>
+            </w:r>
+            <w:proofErr w:type="spellEnd"/>
+            <w:r>
+              <w:rPr>
+                <w:rFonts w:ascii="Times New Roman CE" w:hAnsi="Times New Roman CE" w:cs="Times New Roman"/>
+              </w:rPr>
+              <w:t xml:space="preserve"> </w:t>
+            </w:r>
+            <w:proofErr w:type="spellStart"/>
+            <w:r>
+              <w:rPr>
+                <w:rFonts w:ascii="Times New Roman CE" w:hAnsi="Times New Roman CE" w:cs="Times New Roman"/>
+              </w:rPr>
+              <w:t>dump-pal</w:t>
+            </w:r>
+            <w:proofErr w:type="spellEnd"/>
           </w:p>
         </w:tc>
       </w:tr>
@@ -8074,7 +10491,21 @@
               <w:rPr>
                 <w:rFonts w:ascii="Times New Roman CE" w:hAnsi="Times New Roman CE" w:cs="Times New Roman"/>
               </w:rPr>
-              <w:t>Gyorsítótár bevezetése (Redis)</w:t>
+              <w:t>Gyorsítótár bevezetése (</w:t>
+            </w:r>
+            <w:proofErr w:type="spellStart"/>
+            <w:r>
+              <w:rPr>
+                <w:rFonts w:ascii="Times New Roman CE" w:hAnsi="Times New Roman CE" w:cs="Times New Roman"/>
+              </w:rPr>
+              <w:t>Redis</w:t>
+            </w:r>
+            <w:proofErr w:type="spellEnd"/>
+            <w:r>
+              <w:rPr>
+                <w:rFonts w:ascii="Times New Roman CE" w:hAnsi="Times New Roman CE" w:cs="Times New Roman"/>
+              </w:rPr>
+              <w:t>)</w:t>
             </w:r>
           </w:p>
         </w:tc>
@@ -8767,8 +11198,13 @@
         <w:footnoteRef/>
       </w:r>
       <w:r>
-        <w:t xml:space="preserve"> JWT: JSON Web Token</w:t>
-      </w:r>
+        <w:t xml:space="preserve"> JWT: JSON Web </w:t>
+      </w:r>
+      <w:proofErr w:type="spellStart"/>
+      <w:r>
+        <w:t>Token</w:t>
+      </w:r>
+      <w:proofErr w:type="spellEnd"/>
     </w:p>
   </w:footnote>
   <w:footnote w:id="2">
@@ -8783,7 +11219,23 @@
         <w:footnoteRef/>
       </w:r>
       <w:r>
-        <w:t xml:space="preserve"> Entity Framework</w:t>
+        <w:t xml:space="preserve"> PK: </w:t>
+      </w:r>
+      <w:proofErr w:type="spellStart"/>
+      <w:r>
+        <w:t>primary</w:t>
+      </w:r>
+      <w:proofErr w:type="spellEnd"/>
+      <w:r>
+        <w:t xml:space="preserve"> </w:t>
+      </w:r>
+      <w:proofErr w:type="spellStart"/>
+      <w:r>
+        <w:t>key</w:t>
+      </w:r>
+      <w:proofErr w:type="spellEnd"/>
+      <w:r>
+        <w:t xml:space="preserve"> – elsődleges kulcs</w:t>
       </w:r>
     </w:p>
   </w:footnote>
@@ -8799,7 +11251,23 @@
         <w:footnoteRef/>
       </w:r>
       <w:r>
-        <w:t xml:space="preserve"> View Width: nézet szélessége</w:t>
+        <w:t xml:space="preserve"> FK: </w:t>
+      </w:r>
+      <w:proofErr w:type="spellStart"/>
+      <w:r>
+        <w:t>foreign</w:t>
+      </w:r>
+      <w:proofErr w:type="spellEnd"/>
+      <w:r>
+        <w:t xml:space="preserve"> </w:t>
+      </w:r>
+      <w:proofErr w:type="spellStart"/>
+      <w:r>
+        <w:t>key</w:t>
+      </w:r>
+      <w:proofErr w:type="spellEnd"/>
+      <w:r>
+        <w:t xml:space="preserve"> – idegen kulcs</w:t>
       </w:r>
     </w:p>
   </w:footnote>
@@ -8815,7 +11283,15 @@
         <w:footnoteRef/>
       </w:r>
       <w:r>
-        <w:t xml:space="preserve"> View Height: nézet magassága</w:t>
+        <w:t xml:space="preserve"> </w:t>
+      </w:r>
+      <w:proofErr w:type="spellStart"/>
+      <w:r>
+        <w:t>Entity</w:t>
+      </w:r>
+      <w:proofErr w:type="spellEnd"/>
+      <w:r>
+        <w:t xml:space="preserve"> Framework</w:t>
       </w:r>
     </w:p>
   </w:footnote>
@@ -8831,7 +11307,79 @@
         <w:footnoteRef/>
       </w:r>
       <w:r>
-        <w:t xml:space="preserve"> Promise: olyan </w:t>
+        <w:t xml:space="preserve"> </w:t>
+      </w:r>
+      <w:proofErr w:type="spellStart"/>
+      <w:r>
+        <w:t>View</w:t>
+      </w:r>
+      <w:proofErr w:type="spellEnd"/>
+      <w:r>
+        <w:t xml:space="preserve"> </w:t>
+      </w:r>
+      <w:proofErr w:type="spellStart"/>
+      <w:r>
+        <w:t>Width</w:t>
+      </w:r>
+      <w:proofErr w:type="spellEnd"/>
+      <w:r>
+        <w:t>: nézet szélessége</w:t>
+      </w:r>
+    </w:p>
+  </w:footnote>
+  <w:footnote w:id="6">
+    <w:p>
+      <w:pPr>
+        <w:pStyle w:val="Lbjegyzetszveg"/>
+      </w:pPr>
+      <w:r>
+        <w:rPr>
+          <w:rStyle w:val="Lbjegyzet-hivatkozs"/>
+        </w:rPr>
+        <w:footnoteRef/>
+      </w:r>
+      <w:r>
+        <w:t xml:space="preserve"> </w:t>
+      </w:r>
+      <w:proofErr w:type="spellStart"/>
+      <w:r>
+        <w:t>View</w:t>
+      </w:r>
+      <w:proofErr w:type="spellEnd"/>
+      <w:r>
+        <w:t xml:space="preserve"> </w:t>
+      </w:r>
+      <w:proofErr w:type="spellStart"/>
+      <w:r>
+        <w:t>Height</w:t>
+      </w:r>
+      <w:proofErr w:type="spellEnd"/>
+      <w:r>
+        <w:t>: nézet magassága</w:t>
+      </w:r>
+    </w:p>
+  </w:footnote>
+  <w:footnote w:id="7">
+    <w:p>
+      <w:pPr>
+        <w:pStyle w:val="Lbjegyzetszveg"/>
+      </w:pPr>
+      <w:r>
+        <w:rPr>
+          <w:rStyle w:val="Lbjegyzet-hivatkozs"/>
+        </w:rPr>
+        <w:footnoteRef/>
+      </w:r>
+      <w:r>
+        <w:t xml:space="preserve"> </w:t>
+      </w:r>
+      <w:proofErr w:type="spellStart"/>
+      <w:r>
+        <w:t>Promise</w:t>
+      </w:r>
+      <w:proofErr w:type="spellEnd"/>
+      <w:r>
+        <w:t xml:space="preserve">: olyan </w:t>
       </w:r>
       <w:r>
         <w:t>objektum,</w:t>
@@ -9505,6 +12053,119 @@
     </w:lvl>
   </w:abstractNum>
   <w:abstractNum w:abstractNumId="5" w15:restartNumberingAfterBreak="0">
+    <w:nsid w:val="0A424A72"/>
+    <w:multiLevelType w:val="hybridMultilevel"/>
+    <w:tmpl w:val="61F2DE48"/>
+    <w:lvl w:ilvl="0" w:tplc="040E0001">
+      <w:start w:val="1"/>
+      <w:numFmt w:val="bullet"/>
+      <w:lvlText w:val=""/>
+      <w:lvlJc w:val="left"/>
+      <w:pPr>
+        <w:ind w:left="1060" w:hanging="360"/>
+      </w:pPr>
+      <w:rPr>
+        <w:rFonts w:ascii="Symbol" w:hAnsi="Symbol" w:hint="default"/>
+      </w:rPr>
+    </w:lvl>
+    <w:lvl w:ilvl="1" w:tplc="040E0003">
+      <w:start w:val="1"/>
+      <w:numFmt w:val="bullet"/>
+      <w:lvlText w:val="o"/>
+      <w:lvlJc w:val="left"/>
+      <w:pPr>
+        <w:ind w:left="1780" w:hanging="360"/>
+      </w:pPr>
+      <w:rPr>
+        <w:rFonts w:ascii="Courier New" w:hAnsi="Courier New" w:cs="Courier New" w:hint="default"/>
+      </w:rPr>
+    </w:lvl>
+    <w:lvl w:ilvl="2" w:tplc="040E0005" w:tentative="1">
+      <w:start w:val="1"/>
+      <w:numFmt w:val="bullet"/>
+      <w:lvlText w:val=""/>
+      <w:lvlJc w:val="left"/>
+      <w:pPr>
+        <w:ind w:left="2500" w:hanging="360"/>
+      </w:pPr>
+      <w:rPr>
+        <w:rFonts w:ascii="Wingdings" w:hAnsi="Wingdings" w:hint="default"/>
+      </w:rPr>
+    </w:lvl>
+    <w:lvl w:ilvl="3" w:tplc="040E0001" w:tentative="1">
+      <w:start w:val="1"/>
+      <w:numFmt w:val="bullet"/>
+      <w:lvlText w:val=""/>
+      <w:lvlJc w:val="left"/>
+      <w:pPr>
+        <w:ind w:left="3220" w:hanging="360"/>
+      </w:pPr>
+      <w:rPr>
+        <w:rFonts w:ascii="Symbol" w:hAnsi="Symbol" w:hint="default"/>
+      </w:rPr>
+    </w:lvl>
+    <w:lvl w:ilvl="4" w:tplc="040E0003" w:tentative="1">
+      <w:start w:val="1"/>
+      <w:numFmt w:val="bullet"/>
+      <w:lvlText w:val="o"/>
+      <w:lvlJc w:val="left"/>
+      <w:pPr>
+        <w:ind w:left="3940" w:hanging="360"/>
+      </w:pPr>
+      <w:rPr>
+        <w:rFonts w:ascii="Courier New" w:hAnsi="Courier New" w:cs="Courier New" w:hint="default"/>
+      </w:rPr>
+    </w:lvl>
+    <w:lvl w:ilvl="5" w:tplc="040E0005" w:tentative="1">
+      <w:start w:val="1"/>
+      <w:numFmt w:val="bullet"/>
+      <w:lvlText w:val=""/>
+      <w:lvlJc w:val="left"/>
+      <w:pPr>
+        <w:ind w:left="4660" w:hanging="360"/>
+      </w:pPr>
+      <w:rPr>
+        <w:rFonts w:ascii="Wingdings" w:hAnsi="Wingdings" w:hint="default"/>
+      </w:rPr>
+    </w:lvl>
+    <w:lvl w:ilvl="6" w:tplc="040E0001" w:tentative="1">
+      <w:start w:val="1"/>
+      <w:numFmt w:val="bullet"/>
+      <w:lvlText w:val=""/>
+      <w:lvlJc w:val="left"/>
+      <w:pPr>
+        <w:ind w:left="5380" w:hanging="360"/>
+      </w:pPr>
+      <w:rPr>
+        <w:rFonts w:ascii="Symbol" w:hAnsi="Symbol" w:hint="default"/>
+      </w:rPr>
+    </w:lvl>
+    <w:lvl w:ilvl="7" w:tplc="040E0003" w:tentative="1">
+      <w:start w:val="1"/>
+      <w:numFmt w:val="bullet"/>
+      <w:lvlText w:val="o"/>
+      <w:lvlJc w:val="left"/>
+      <w:pPr>
+        <w:ind w:left="6100" w:hanging="360"/>
+      </w:pPr>
+      <w:rPr>
+        <w:rFonts w:ascii="Courier New" w:hAnsi="Courier New" w:cs="Courier New" w:hint="default"/>
+      </w:rPr>
+    </w:lvl>
+    <w:lvl w:ilvl="8" w:tplc="040E0005" w:tentative="1">
+      <w:start w:val="1"/>
+      <w:numFmt w:val="bullet"/>
+      <w:lvlText w:val=""/>
+      <w:lvlJc w:val="left"/>
+      <w:pPr>
+        <w:ind w:left="6820" w:hanging="360"/>
+      </w:pPr>
+      <w:rPr>
+        <w:rFonts w:ascii="Wingdings" w:hAnsi="Wingdings" w:hint="default"/>
+      </w:rPr>
+    </w:lvl>
+  </w:abstractNum>
+  <w:abstractNum w:abstractNumId="6" w15:restartNumberingAfterBreak="0">
     <w:nsid w:val="0C4F5D73"/>
     <w:multiLevelType w:val="multilevel"/>
     <w:tmpl w:val="7E029A24"/>
@@ -9653,7 +12314,7 @@
       </w:rPr>
     </w:lvl>
   </w:abstractNum>
-  <w:abstractNum w:abstractNumId="6" w15:restartNumberingAfterBreak="0">
+  <w:abstractNum w:abstractNumId="7" w15:restartNumberingAfterBreak="0">
     <w:nsid w:val="0D855DCD"/>
     <w:multiLevelType w:val="hybridMultilevel"/>
     <w:tmpl w:val="A8C04B92"/>
@@ -9766,7 +12427,7 @@
       </w:rPr>
     </w:lvl>
   </w:abstractNum>
-  <w:abstractNum w:abstractNumId="7" w15:restartNumberingAfterBreak="0">
+  <w:abstractNum w:abstractNumId="8" w15:restartNumberingAfterBreak="0">
     <w:nsid w:val="100A0E32"/>
     <w:multiLevelType w:val="hybridMultilevel"/>
     <w:tmpl w:val="A740AE26"/>
@@ -9879,7 +12540,7 @@
       </w:rPr>
     </w:lvl>
   </w:abstractNum>
-  <w:abstractNum w:abstractNumId="8" w15:restartNumberingAfterBreak="0">
+  <w:abstractNum w:abstractNumId="9" w15:restartNumberingAfterBreak="0">
     <w:nsid w:val="15687717"/>
     <w:multiLevelType w:val="hybridMultilevel"/>
     <w:tmpl w:val="009CD47E"/>
@@ -9992,7 +12653,7 @@
       </w:rPr>
     </w:lvl>
   </w:abstractNum>
-  <w:abstractNum w:abstractNumId="9" w15:restartNumberingAfterBreak="0">
+  <w:abstractNum w:abstractNumId="10" w15:restartNumberingAfterBreak="0">
     <w:nsid w:val="16B83AEA"/>
     <w:multiLevelType w:val="hybridMultilevel"/>
     <w:tmpl w:val="C8ACF62E"/>
@@ -10105,7 +12766,7 @@
       </w:rPr>
     </w:lvl>
   </w:abstractNum>
-  <w:abstractNum w:abstractNumId="10" w15:restartNumberingAfterBreak="0">
+  <w:abstractNum w:abstractNumId="11" w15:restartNumberingAfterBreak="0">
     <w:nsid w:val="18467DDC"/>
     <w:multiLevelType w:val="hybridMultilevel"/>
     <w:tmpl w:val="85C418EE"/>
@@ -10218,7 +12879,120 @@
       </w:rPr>
     </w:lvl>
   </w:abstractNum>
-  <w:abstractNum w:abstractNumId="11" w15:restartNumberingAfterBreak="0">
+  <w:abstractNum w:abstractNumId="12" w15:restartNumberingAfterBreak="0">
+    <w:nsid w:val="1A9B71E3"/>
+    <w:multiLevelType w:val="hybridMultilevel"/>
+    <w:tmpl w:val="A76A0B9C"/>
+    <w:lvl w:ilvl="0" w:tplc="040E0001">
+      <w:start w:val="1"/>
+      <w:numFmt w:val="bullet"/>
+      <w:lvlText w:val=""/>
+      <w:lvlJc w:val="left"/>
+      <w:pPr>
+        <w:ind w:left="1060" w:hanging="360"/>
+      </w:pPr>
+      <w:rPr>
+        <w:rFonts w:ascii="Symbol" w:hAnsi="Symbol" w:hint="default"/>
+      </w:rPr>
+    </w:lvl>
+    <w:lvl w:ilvl="1" w:tplc="040E0003">
+      <w:start w:val="1"/>
+      <w:numFmt w:val="bullet"/>
+      <w:lvlText w:val="o"/>
+      <w:lvlJc w:val="left"/>
+      <w:pPr>
+        <w:ind w:left="1780" w:hanging="360"/>
+      </w:pPr>
+      <w:rPr>
+        <w:rFonts w:ascii="Courier New" w:hAnsi="Courier New" w:cs="Courier New" w:hint="default"/>
+      </w:rPr>
+    </w:lvl>
+    <w:lvl w:ilvl="2" w:tplc="040E0005" w:tentative="1">
+      <w:start w:val="1"/>
+      <w:numFmt w:val="bullet"/>
+      <w:lvlText w:val=""/>
+      <w:lvlJc w:val="left"/>
+      <w:pPr>
+        <w:ind w:left="2500" w:hanging="360"/>
+      </w:pPr>
+      <w:rPr>
+        <w:rFonts w:ascii="Wingdings" w:hAnsi="Wingdings" w:hint="default"/>
+      </w:rPr>
+    </w:lvl>
+    <w:lvl w:ilvl="3" w:tplc="040E0001" w:tentative="1">
+      <w:start w:val="1"/>
+      <w:numFmt w:val="bullet"/>
+      <w:lvlText w:val=""/>
+      <w:lvlJc w:val="left"/>
+      <w:pPr>
+        <w:ind w:left="3220" w:hanging="360"/>
+      </w:pPr>
+      <w:rPr>
+        <w:rFonts w:ascii="Symbol" w:hAnsi="Symbol" w:hint="default"/>
+      </w:rPr>
+    </w:lvl>
+    <w:lvl w:ilvl="4" w:tplc="040E0003" w:tentative="1">
+      <w:start w:val="1"/>
+      <w:numFmt w:val="bullet"/>
+      <w:lvlText w:val="o"/>
+      <w:lvlJc w:val="left"/>
+      <w:pPr>
+        <w:ind w:left="3940" w:hanging="360"/>
+      </w:pPr>
+      <w:rPr>
+        <w:rFonts w:ascii="Courier New" w:hAnsi="Courier New" w:cs="Courier New" w:hint="default"/>
+      </w:rPr>
+    </w:lvl>
+    <w:lvl w:ilvl="5" w:tplc="040E0005" w:tentative="1">
+      <w:start w:val="1"/>
+      <w:numFmt w:val="bullet"/>
+      <w:lvlText w:val=""/>
+      <w:lvlJc w:val="left"/>
+      <w:pPr>
+        <w:ind w:left="4660" w:hanging="360"/>
+      </w:pPr>
+      <w:rPr>
+        <w:rFonts w:ascii="Wingdings" w:hAnsi="Wingdings" w:hint="default"/>
+      </w:rPr>
+    </w:lvl>
+    <w:lvl w:ilvl="6" w:tplc="040E0001" w:tentative="1">
+      <w:start w:val="1"/>
+      <w:numFmt w:val="bullet"/>
+      <w:lvlText w:val=""/>
+      <w:lvlJc w:val="left"/>
+      <w:pPr>
+        <w:ind w:left="5380" w:hanging="360"/>
+      </w:pPr>
+      <w:rPr>
+        <w:rFonts w:ascii="Symbol" w:hAnsi="Symbol" w:hint="default"/>
+      </w:rPr>
+    </w:lvl>
+    <w:lvl w:ilvl="7" w:tplc="040E0003" w:tentative="1">
+      <w:start w:val="1"/>
+      <w:numFmt w:val="bullet"/>
+      <w:lvlText w:val="o"/>
+      <w:lvlJc w:val="left"/>
+      <w:pPr>
+        <w:ind w:left="6100" w:hanging="360"/>
+      </w:pPr>
+      <w:rPr>
+        <w:rFonts w:ascii="Courier New" w:hAnsi="Courier New" w:cs="Courier New" w:hint="default"/>
+      </w:rPr>
+    </w:lvl>
+    <w:lvl w:ilvl="8" w:tplc="040E0005" w:tentative="1">
+      <w:start w:val="1"/>
+      <w:numFmt w:val="bullet"/>
+      <w:lvlText w:val=""/>
+      <w:lvlJc w:val="left"/>
+      <w:pPr>
+        <w:ind w:left="6820" w:hanging="360"/>
+      </w:pPr>
+      <w:rPr>
+        <w:rFonts w:ascii="Wingdings" w:hAnsi="Wingdings" w:hint="default"/>
+      </w:rPr>
+    </w:lvl>
+  </w:abstractNum>
+  <w:abstractNum w:abstractNumId="13" w15:restartNumberingAfterBreak="0">
     <w:nsid w:val="1B320454"/>
     <w:multiLevelType w:val="hybridMultilevel"/>
     <w:tmpl w:val="8F08C358"/>
@@ -10331,7 +13105,7 @@
       </w:rPr>
     </w:lvl>
   </w:abstractNum>
-  <w:abstractNum w:abstractNumId="12" w15:restartNumberingAfterBreak="0">
+  <w:abstractNum w:abstractNumId="14" w15:restartNumberingAfterBreak="0">
     <w:nsid w:val="1E29519C"/>
     <w:multiLevelType w:val="hybridMultilevel"/>
     <w:tmpl w:val="3D6A689C"/>
@@ -10444,7 +13218,7 @@
       </w:rPr>
     </w:lvl>
   </w:abstractNum>
-  <w:abstractNum w:abstractNumId="13" w15:restartNumberingAfterBreak="0">
+  <w:abstractNum w:abstractNumId="15" w15:restartNumberingAfterBreak="0">
     <w:nsid w:val="1F8E3315"/>
     <w:multiLevelType w:val="multilevel"/>
     <w:tmpl w:val="CD30648C"/>
@@ -10558,7 +13332,7 @@
       </w:rPr>
     </w:lvl>
   </w:abstractNum>
-  <w:abstractNum w:abstractNumId="14" w15:restartNumberingAfterBreak="0">
+  <w:abstractNum w:abstractNumId="16" w15:restartNumberingAfterBreak="0">
     <w:nsid w:val="20C857FB"/>
     <w:multiLevelType w:val="hybridMultilevel"/>
     <w:tmpl w:val="DF5C74DE"/>
@@ -10671,7 +13445,7 @@
       </w:rPr>
     </w:lvl>
   </w:abstractNum>
-  <w:abstractNum w:abstractNumId="15" w15:restartNumberingAfterBreak="0">
+  <w:abstractNum w:abstractNumId="17" w15:restartNumberingAfterBreak="0">
     <w:nsid w:val="23FD5807"/>
     <w:multiLevelType w:val="hybridMultilevel"/>
     <w:tmpl w:val="BCD4A7C8"/>
@@ -10784,7 +13558,7 @@
       </w:rPr>
     </w:lvl>
   </w:abstractNum>
-  <w:abstractNum w:abstractNumId="16" w15:restartNumberingAfterBreak="0">
+  <w:abstractNum w:abstractNumId="18" w15:restartNumberingAfterBreak="0">
     <w:nsid w:val="261C3E44"/>
     <w:multiLevelType w:val="hybridMultilevel"/>
     <w:tmpl w:val="0BE81508"/>
@@ -10897,7 +13671,7 @@
       </w:rPr>
     </w:lvl>
   </w:abstractNum>
-  <w:abstractNum w:abstractNumId="17" w15:restartNumberingAfterBreak="0">
+  <w:abstractNum w:abstractNumId="19" w15:restartNumberingAfterBreak="0">
     <w:nsid w:val="27C1507C"/>
     <w:multiLevelType w:val="multilevel"/>
     <w:tmpl w:val="B11E422E"/>
@@ -11046,7 +13820,7 @@
       </w:rPr>
     </w:lvl>
   </w:abstractNum>
-  <w:abstractNum w:abstractNumId="18" w15:restartNumberingAfterBreak="0">
+  <w:abstractNum w:abstractNumId="20" w15:restartNumberingAfterBreak="0">
     <w:nsid w:val="2A3B5F53"/>
     <w:multiLevelType w:val="hybridMultilevel"/>
     <w:tmpl w:val="89FAE778"/>
@@ -11159,7 +13933,120 @@
       </w:rPr>
     </w:lvl>
   </w:abstractNum>
-  <w:abstractNum w:abstractNumId="19" w15:restartNumberingAfterBreak="0">
+  <w:abstractNum w:abstractNumId="21" w15:restartNumberingAfterBreak="0">
+    <w:nsid w:val="2B7445E2"/>
+    <w:multiLevelType w:val="hybridMultilevel"/>
+    <w:tmpl w:val="7F44BC54"/>
+    <w:lvl w:ilvl="0" w:tplc="040E0001">
+      <w:start w:val="1"/>
+      <w:numFmt w:val="bullet"/>
+      <w:lvlText w:val=""/>
+      <w:lvlJc w:val="left"/>
+      <w:pPr>
+        <w:ind w:left="1780" w:hanging="360"/>
+      </w:pPr>
+      <w:rPr>
+        <w:rFonts w:ascii="Symbol" w:hAnsi="Symbol" w:hint="default"/>
+      </w:rPr>
+    </w:lvl>
+    <w:lvl w:ilvl="1" w:tplc="040E0003">
+      <w:start w:val="1"/>
+      <w:numFmt w:val="bullet"/>
+      <w:lvlText w:val="o"/>
+      <w:lvlJc w:val="left"/>
+      <w:pPr>
+        <w:ind w:left="2500" w:hanging="360"/>
+      </w:pPr>
+      <w:rPr>
+        <w:rFonts w:ascii="Courier New" w:hAnsi="Courier New" w:cs="Courier New" w:hint="default"/>
+      </w:rPr>
+    </w:lvl>
+    <w:lvl w:ilvl="2" w:tplc="040E0005" w:tentative="1">
+      <w:start w:val="1"/>
+      <w:numFmt w:val="bullet"/>
+      <w:lvlText w:val=""/>
+      <w:lvlJc w:val="left"/>
+      <w:pPr>
+        <w:ind w:left="3220" w:hanging="360"/>
+      </w:pPr>
+      <w:rPr>
+        <w:rFonts w:ascii="Wingdings" w:hAnsi="Wingdings" w:hint="default"/>
+      </w:rPr>
+    </w:lvl>
+    <w:lvl w:ilvl="3" w:tplc="040E0001" w:tentative="1">
+      <w:start w:val="1"/>
+      <w:numFmt w:val="bullet"/>
+      <w:lvlText w:val=""/>
+      <w:lvlJc w:val="left"/>
+      <w:pPr>
+        <w:ind w:left="3940" w:hanging="360"/>
+      </w:pPr>
+      <w:rPr>
+        <w:rFonts w:ascii="Symbol" w:hAnsi="Symbol" w:hint="default"/>
+      </w:rPr>
+    </w:lvl>
+    <w:lvl w:ilvl="4" w:tplc="040E0003" w:tentative="1">
+      <w:start w:val="1"/>
+      <w:numFmt w:val="bullet"/>
+      <w:lvlText w:val="o"/>
+      <w:lvlJc w:val="left"/>
+      <w:pPr>
+        <w:ind w:left="4660" w:hanging="360"/>
+      </w:pPr>
+      <w:rPr>
+        <w:rFonts w:ascii="Courier New" w:hAnsi="Courier New" w:cs="Courier New" w:hint="default"/>
+      </w:rPr>
+    </w:lvl>
+    <w:lvl w:ilvl="5" w:tplc="040E0005" w:tentative="1">
+      <w:start w:val="1"/>
+      <w:numFmt w:val="bullet"/>
+      <w:lvlText w:val=""/>
+      <w:lvlJc w:val="left"/>
+      <w:pPr>
+        <w:ind w:left="5380" w:hanging="360"/>
+      </w:pPr>
+      <w:rPr>
+        <w:rFonts w:ascii="Wingdings" w:hAnsi="Wingdings" w:hint="default"/>
+      </w:rPr>
+    </w:lvl>
+    <w:lvl w:ilvl="6" w:tplc="040E0001" w:tentative="1">
+      <w:start w:val="1"/>
+      <w:numFmt w:val="bullet"/>
+      <w:lvlText w:val=""/>
+      <w:lvlJc w:val="left"/>
+      <w:pPr>
+        <w:ind w:left="6100" w:hanging="360"/>
+      </w:pPr>
+      <w:rPr>
+        <w:rFonts w:ascii="Symbol" w:hAnsi="Symbol" w:hint="default"/>
+      </w:rPr>
+    </w:lvl>
+    <w:lvl w:ilvl="7" w:tplc="040E0003" w:tentative="1">
+      <w:start w:val="1"/>
+      <w:numFmt w:val="bullet"/>
+      <w:lvlText w:val="o"/>
+      <w:lvlJc w:val="left"/>
+      <w:pPr>
+        <w:ind w:left="6820" w:hanging="360"/>
+      </w:pPr>
+      <w:rPr>
+        <w:rFonts w:ascii="Courier New" w:hAnsi="Courier New" w:cs="Courier New" w:hint="default"/>
+      </w:rPr>
+    </w:lvl>
+    <w:lvl w:ilvl="8" w:tplc="040E0005" w:tentative="1">
+      <w:start w:val="1"/>
+      <w:numFmt w:val="bullet"/>
+      <w:lvlText w:val=""/>
+      <w:lvlJc w:val="left"/>
+      <w:pPr>
+        <w:ind w:left="7540" w:hanging="360"/>
+      </w:pPr>
+      <w:rPr>
+        <w:rFonts w:ascii="Wingdings" w:hAnsi="Wingdings" w:hint="default"/>
+      </w:rPr>
+    </w:lvl>
+  </w:abstractNum>
+  <w:abstractNum w:abstractNumId="22" w15:restartNumberingAfterBreak="0">
     <w:nsid w:val="2C305D0A"/>
     <w:multiLevelType w:val="hybridMultilevel"/>
     <w:tmpl w:val="050887D0"/>
@@ -11272,7 +14159,120 @@
       </w:rPr>
     </w:lvl>
   </w:abstractNum>
-  <w:abstractNum w:abstractNumId="20" w15:restartNumberingAfterBreak="0">
+  <w:abstractNum w:abstractNumId="23" w15:restartNumberingAfterBreak="0">
+    <w:nsid w:val="2D2407A5"/>
+    <w:multiLevelType w:val="hybridMultilevel"/>
+    <w:tmpl w:val="F49C898A"/>
+    <w:lvl w:ilvl="0" w:tplc="040E0001">
+      <w:start w:val="1"/>
+      <w:numFmt w:val="bullet"/>
+      <w:lvlText w:val=""/>
+      <w:lvlJc w:val="left"/>
+      <w:pPr>
+        <w:ind w:left="1060" w:hanging="360"/>
+      </w:pPr>
+      <w:rPr>
+        <w:rFonts w:ascii="Symbol" w:hAnsi="Symbol" w:hint="default"/>
+      </w:rPr>
+    </w:lvl>
+    <w:lvl w:ilvl="1" w:tplc="040E0003" w:tentative="1">
+      <w:start w:val="1"/>
+      <w:numFmt w:val="bullet"/>
+      <w:lvlText w:val="o"/>
+      <w:lvlJc w:val="left"/>
+      <w:pPr>
+        <w:ind w:left="1780" w:hanging="360"/>
+      </w:pPr>
+      <w:rPr>
+        <w:rFonts w:ascii="Courier New" w:hAnsi="Courier New" w:cs="Courier New" w:hint="default"/>
+      </w:rPr>
+    </w:lvl>
+    <w:lvl w:ilvl="2" w:tplc="040E0005" w:tentative="1">
+      <w:start w:val="1"/>
+      <w:numFmt w:val="bullet"/>
+      <w:lvlText w:val=""/>
+      <w:lvlJc w:val="left"/>
+      <w:pPr>
+        <w:ind w:left="2500" w:hanging="360"/>
+      </w:pPr>
+      <w:rPr>
+        <w:rFonts w:ascii="Wingdings" w:hAnsi="Wingdings" w:hint="default"/>
+      </w:rPr>
+    </w:lvl>
+    <w:lvl w:ilvl="3" w:tplc="040E0001" w:tentative="1">
+      <w:start w:val="1"/>
+      <w:numFmt w:val="bullet"/>
+      <w:lvlText w:val=""/>
+      <w:lvlJc w:val="left"/>
+      <w:pPr>
+        <w:ind w:left="3220" w:hanging="360"/>
+      </w:pPr>
+      <w:rPr>
+        <w:rFonts w:ascii="Symbol" w:hAnsi="Symbol" w:hint="default"/>
+      </w:rPr>
+    </w:lvl>
+    <w:lvl w:ilvl="4" w:tplc="040E0003" w:tentative="1">
+      <w:start w:val="1"/>
+      <w:numFmt w:val="bullet"/>
+      <w:lvlText w:val="o"/>
+      <w:lvlJc w:val="left"/>
+      <w:pPr>
+        <w:ind w:left="3940" w:hanging="360"/>
+      </w:pPr>
+      <w:rPr>
+        <w:rFonts w:ascii="Courier New" w:hAnsi="Courier New" w:cs="Courier New" w:hint="default"/>
+      </w:rPr>
+    </w:lvl>
+    <w:lvl w:ilvl="5" w:tplc="040E0005" w:tentative="1">
+      <w:start w:val="1"/>
+      <w:numFmt w:val="bullet"/>
+      <w:lvlText w:val=""/>
+      <w:lvlJc w:val="left"/>
+      <w:pPr>
+        <w:ind w:left="4660" w:hanging="360"/>
+      </w:pPr>
+      <w:rPr>
+        <w:rFonts w:ascii="Wingdings" w:hAnsi="Wingdings" w:hint="default"/>
+      </w:rPr>
+    </w:lvl>
+    <w:lvl w:ilvl="6" w:tplc="040E0001" w:tentative="1">
+      <w:start w:val="1"/>
+      <w:numFmt w:val="bullet"/>
+      <w:lvlText w:val=""/>
+      <w:lvlJc w:val="left"/>
+      <w:pPr>
+        <w:ind w:left="5380" w:hanging="360"/>
+      </w:pPr>
+      <w:rPr>
+        <w:rFonts w:ascii="Symbol" w:hAnsi="Symbol" w:hint="default"/>
+      </w:rPr>
+    </w:lvl>
+    <w:lvl w:ilvl="7" w:tplc="040E0003" w:tentative="1">
+      <w:start w:val="1"/>
+      <w:numFmt w:val="bullet"/>
+      <w:lvlText w:val="o"/>
+      <w:lvlJc w:val="left"/>
+      <w:pPr>
+        <w:ind w:left="6100" w:hanging="360"/>
+      </w:pPr>
+      <w:rPr>
+        <w:rFonts w:ascii="Courier New" w:hAnsi="Courier New" w:cs="Courier New" w:hint="default"/>
+      </w:rPr>
+    </w:lvl>
+    <w:lvl w:ilvl="8" w:tplc="040E0005" w:tentative="1">
+      <w:start w:val="1"/>
+      <w:numFmt w:val="bullet"/>
+      <w:lvlText w:val=""/>
+      <w:lvlJc w:val="left"/>
+      <w:pPr>
+        <w:ind w:left="6820" w:hanging="360"/>
+      </w:pPr>
+      <w:rPr>
+        <w:rFonts w:ascii="Wingdings" w:hAnsi="Wingdings" w:hint="default"/>
+      </w:rPr>
+    </w:lvl>
+  </w:abstractNum>
+  <w:abstractNum w:abstractNumId="24" w15:restartNumberingAfterBreak="0">
     <w:nsid w:val="2EB874B7"/>
     <w:multiLevelType w:val="multilevel"/>
     <w:tmpl w:val="E9367DE6"/>
@@ -11421,7 +14421,7 @@
       </w:rPr>
     </w:lvl>
   </w:abstractNum>
-  <w:abstractNum w:abstractNumId="21" w15:restartNumberingAfterBreak="0">
+  <w:abstractNum w:abstractNumId="25" w15:restartNumberingAfterBreak="0">
     <w:nsid w:val="30AA261C"/>
     <w:multiLevelType w:val="hybridMultilevel"/>
     <w:tmpl w:val="814EF8A6"/>
@@ -11507,7 +14507,7 @@
       </w:pPr>
     </w:lvl>
   </w:abstractNum>
-  <w:abstractNum w:abstractNumId="22" w15:restartNumberingAfterBreak="0">
+  <w:abstractNum w:abstractNumId="26" w15:restartNumberingAfterBreak="0">
     <w:nsid w:val="35511D4C"/>
     <w:multiLevelType w:val="multilevel"/>
     <w:tmpl w:val="040E001F"/>
@@ -11593,7 +14593,120 @@
       </w:pPr>
     </w:lvl>
   </w:abstractNum>
-  <w:abstractNum w:abstractNumId="23" w15:restartNumberingAfterBreak="0">
+  <w:abstractNum w:abstractNumId="27" w15:restartNumberingAfterBreak="0">
+    <w:nsid w:val="3A3139AD"/>
+    <w:multiLevelType w:val="hybridMultilevel"/>
+    <w:tmpl w:val="9BD0FDC2"/>
+    <w:lvl w:ilvl="0" w:tplc="040E0001">
+      <w:start w:val="1"/>
+      <w:numFmt w:val="bullet"/>
+      <w:lvlText w:val=""/>
+      <w:lvlJc w:val="left"/>
+      <w:pPr>
+        <w:ind w:left="1060" w:hanging="360"/>
+      </w:pPr>
+      <w:rPr>
+        <w:rFonts w:ascii="Symbol" w:hAnsi="Symbol" w:hint="default"/>
+      </w:rPr>
+    </w:lvl>
+    <w:lvl w:ilvl="1" w:tplc="040E0003">
+      <w:start w:val="1"/>
+      <w:numFmt w:val="bullet"/>
+      <w:lvlText w:val="o"/>
+      <w:lvlJc w:val="left"/>
+      <w:pPr>
+        <w:ind w:left="1780" w:hanging="360"/>
+      </w:pPr>
+      <w:rPr>
+        <w:rFonts w:ascii="Courier New" w:hAnsi="Courier New" w:cs="Courier New" w:hint="default"/>
+      </w:rPr>
+    </w:lvl>
+    <w:lvl w:ilvl="2" w:tplc="040E0005">
+      <w:start w:val="1"/>
+      <w:numFmt w:val="bullet"/>
+      <w:lvlText w:val=""/>
+      <w:lvlJc w:val="left"/>
+      <w:pPr>
+        <w:ind w:left="2500" w:hanging="360"/>
+      </w:pPr>
+      <w:rPr>
+        <w:rFonts w:ascii="Wingdings" w:hAnsi="Wingdings" w:hint="default"/>
+      </w:rPr>
+    </w:lvl>
+    <w:lvl w:ilvl="3" w:tplc="040E0001">
+      <w:start w:val="1"/>
+      <w:numFmt w:val="bullet"/>
+      <w:lvlText w:val=""/>
+      <w:lvlJc w:val="left"/>
+      <w:pPr>
+        <w:ind w:left="3220" w:hanging="360"/>
+      </w:pPr>
+      <w:rPr>
+        <w:rFonts w:ascii="Symbol" w:hAnsi="Symbol" w:hint="default"/>
+      </w:rPr>
+    </w:lvl>
+    <w:lvl w:ilvl="4" w:tplc="040E0003">
+      <w:start w:val="1"/>
+      <w:numFmt w:val="bullet"/>
+      <w:lvlText w:val="o"/>
+      <w:lvlJc w:val="left"/>
+      <w:pPr>
+        <w:ind w:left="3940" w:hanging="360"/>
+      </w:pPr>
+      <w:rPr>
+        <w:rFonts w:ascii="Courier New" w:hAnsi="Courier New" w:cs="Courier New" w:hint="default"/>
+      </w:rPr>
+    </w:lvl>
+    <w:lvl w:ilvl="5" w:tplc="040E0005">
+      <w:start w:val="1"/>
+      <w:numFmt w:val="bullet"/>
+      <w:lvlText w:val=""/>
+      <w:lvlJc w:val="left"/>
+      <w:pPr>
+        <w:ind w:left="4660" w:hanging="360"/>
+      </w:pPr>
+      <w:rPr>
+        <w:rFonts w:ascii="Wingdings" w:hAnsi="Wingdings" w:hint="default"/>
+      </w:rPr>
+    </w:lvl>
+    <w:lvl w:ilvl="6" w:tplc="040E0001">
+      <w:start w:val="1"/>
+      <w:numFmt w:val="bullet"/>
+      <w:lvlText w:val=""/>
+      <w:lvlJc w:val="left"/>
+      <w:pPr>
+        <w:ind w:left="5380" w:hanging="360"/>
+      </w:pPr>
+      <w:rPr>
+        <w:rFonts w:ascii="Symbol" w:hAnsi="Symbol" w:hint="default"/>
+      </w:rPr>
+    </w:lvl>
+    <w:lvl w:ilvl="7" w:tplc="040E0003">
+      <w:start w:val="1"/>
+      <w:numFmt w:val="bullet"/>
+      <w:lvlText w:val="o"/>
+      <w:lvlJc w:val="left"/>
+      <w:pPr>
+        <w:ind w:left="6100" w:hanging="360"/>
+      </w:pPr>
+      <w:rPr>
+        <w:rFonts w:ascii="Courier New" w:hAnsi="Courier New" w:cs="Courier New" w:hint="default"/>
+      </w:rPr>
+    </w:lvl>
+    <w:lvl w:ilvl="8" w:tplc="040E0005">
+      <w:start w:val="1"/>
+      <w:numFmt w:val="bullet"/>
+      <w:lvlText w:val=""/>
+      <w:lvlJc w:val="left"/>
+      <w:pPr>
+        <w:ind w:left="6820" w:hanging="360"/>
+      </w:pPr>
+      <w:rPr>
+        <w:rFonts w:ascii="Wingdings" w:hAnsi="Wingdings" w:hint="default"/>
+      </w:rPr>
+    </w:lvl>
+  </w:abstractNum>
+  <w:abstractNum w:abstractNumId="28" w15:restartNumberingAfterBreak="0">
     <w:nsid w:val="3A494250"/>
     <w:multiLevelType w:val="multilevel"/>
     <w:tmpl w:val="AC9C5B84"/>
@@ -11742,7 +14855,7 @@
       </w:rPr>
     </w:lvl>
   </w:abstractNum>
-  <w:abstractNum w:abstractNumId="24" w15:restartNumberingAfterBreak="0">
+  <w:abstractNum w:abstractNumId="29" w15:restartNumberingAfterBreak="0">
     <w:nsid w:val="3C990162"/>
     <w:multiLevelType w:val="hybridMultilevel"/>
     <w:tmpl w:val="71AEA9B6"/>
@@ -11828,7 +14941,7 @@
       </w:pPr>
     </w:lvl>
   </w:abstractNum>
-  <w:abstractNum w:abstractNumId="25" w15:restartNumberingAfterBreak="0">
+  <w:abstractNum w:abstractNumId="30" w15:restartNumberingAfterBreak="0">
     <w:nsid w:val="3E132F09"/>
     <w:multiLevelType w:val="multilevel"/>
     <w:tmpl w:val="AC9C5B84"/>
@@ -11977,7 +15090,7 @@
       </w:rPr>
     </w:lvl>
   </w:abstractNum>
-  <w:abstractNum w:abstractNumId="26" w15:restartNumberingAfterBreak="0">
+  <w:abstractNum w:abstractNumId="31" w15:restartNumberingAfterBreak="0">
     <w:nsid w:val="43393022"/>
     <w:multiLevelType w:val="multilevel"/>
     <w:tmpl w:val="ACFE3742"/>
@@ -12126,7 +15239,7 @@
       </w:rPr>
     </w:lvl>
   </w:abstractNum>
-  <w:abstractNum w:abstractNumId="27" w15:restartNumberingAfterBreak="0">
+  <w:abstractNum w:abstractNumId="32" w15:restartNumberingAfterBreak="0">
     <w:nsid w:val="44634563"/>
     <w:multiLevelType w:val="hybridMultilevel"/>
     <w:tmpl w:val="3E780C16"/>
@@ -12239,7 +15352,7 @@
       </w:rPr>
     </w:lvl>
   </w:abstractNum>
-  <w:abstractNum w:abstractNumId="28" w15:restartNumberingAfterBreak="0">
+  <w:abstractNum w:abstractNumId="33" w15:restartNumberingAfterBreak="0">
     <w:nsid w:val="45C30297"/>
     <w:multiLevelType w:val="hybridMultilevel"/>
     <w:tmpl w:val="01D23B5E"/>
@@ -12352,7 +15465,7 @@
       </w:rPr>
     </w:lvl>
   </w:abstractNum>
-  <w:abstractNum w:abstractNumId="29" w15:restartNumberingAfterBreak="0">
+  <w:abstractNum w:abstractNumId="34" w15:restartNumberingAfterBreak="0">
     <w:nsid w:val="46DD4EDE"/>
     <w:multiLevelType w:val="multilevel"/>
     <w:tmpl w:val="AC9C5B84"/>
@@ -12501,7 +15614,7 @@
       </w:rPr>
     </w:lvl>
   </w:abstractNum>
-  <w:abstractNum w:abstractNumId="30" w15:restartNumberingAfterBreak="0">
+  <w:abstractNum w:abstractNumId="35" w15:restartNumberingAfterBreak="0">
     <w:nsid w:val="470306DE"/>
     <w:multiLevelType w:val="multilevel"/>
     <w:tmpl w:val="27CADCCA"/>
@@ -12650,7 +15763,7 @@
       </w:rPr>
     </w:lvl>
   </w:abstractNum>
-  <w:abstractNum w:abstractNumId="31" w15:restartNumberingAfterBreak="0">
+  <w:abstractNum w:abstractNumId="36" w15:restartNumberingAfterBreak="0">
     <w:nsid w:val="4A5F68B5"/>
     <w:multiLevelType w:val="hybridMultilevel"/>
     <w:tmpl w:val="5FA25084"/>
@@ -12763,7 +15876,120 @@
       </w:rPr>
     </w:lvl>
   </w:abstractNum>
-  <w:abstractNum w:abstractNumId="32" w15:restartNumberingAfterBreak="0">
+  <w:abstractNum w:abstractNumId="37" w15:restartNumberingAfterBreak="0">
+    <w:nsid w:val="502727B6"/>
+    <w:multiLevelType w:val="hybridMultilevel"/>
+    <w:tmpl w:val="5B1A4FF4"/>
+    <w:lvl w:ilvl="0" w:tplc="040E0001">
+      <w:start w:val="1"/>
+      <w:numFmt w:val="bullet"/>
+      <w:lvlText w:val=""/>
+      <w:lvlJc w:val="left"/>
+      <w:pPr>
+        <w:ind w:left="1060" w:hanging="360"/>
+      </w:pPr>
+      <w:rPr>
+        <w:rFonts w:ascii="Symbol" w:hAnsi="Symbol" w:hint="default"/>
+      </w:rPr>
+    </w:lvl>
+    <w:lvl w:ilvl="1" w:tplc="040E0003" w:tentative="1">
+      <w:start w:val="1"/>
+      <w:numFmt w:val="bullet"/>
+      <w:lvlText w:val="o"/>
+      <w:lvlJc w:val="left"/>
+      <w:pPr>
+        <w:ind w:left="1780" w:hanging="360"/>
+      </w:pPr>
+      <w:rPr>
+        <w:rFonts w:ascii="Courier New" w:hAnsi="Courier New" w:cs="Courier New" w:hint="default"/>
+      </w:rPr>
+    </w:lvl>
+    <w:lvl w:ilvl="2" w:tplc="040E0005" w:tentative="1">
+      <w:start w:val="1"/>
+      <w:numFmt w:val="bullet"/>
+      <w:lvlText w:val=""/>
+      <w:lvlJc w:val="left"/>
+      <w:pPr>
+        <w:ind w:left="2500" w:hanging="360"/>
+      </w:pPr>
+      <w:rPr>
+        <w:rFonts w:ascii="Wingdings" w:hAnsi="Wingdings" w:hint="default"/>
+      </w:rPr>
+    </w:lvl>
+    <w:lvl w:ilvl="3" w:tplc="040E0001" w:tentative="1">
+      <w:start w:val="1"/>
+      <w:numFmt w:val="bullet"/>
+      <w:lvlText w:val=""/>
+      <w:lvlJc w:val="left"/>
+      <w:pPr>
+        <w:ind w:left="3220" w:hanging="360"/>
+      </w:pPr>
+      <w:rPr>
+        <w:rFonts w:ascii="Symbol" w:hAnsi="Symbol" w:hint="default"/>
+      </w:rPr>
+    </w:lvl>
+    <w:lvl w:ilvl="4" w:tplc="040E0003" w:tentative="1">
+      <w:start w:val="1"/>
+      <w:numFmt w:val="bullet"/>
+      <w:lvlText w:val="o"/>
+      <w:lvlJc w:val="left"/>
+      <w:pPr>
+        <w:ind w:left="3940" w:hanging="360"/>
+      </w:pPr>
+      <w:rPr>
+        <w:rFonts w:ascii="Courier New" w:hAnsi="Courier New" w:cs="Courier New" w:hint="default"/>
+      </w:rPr>
+    </w:lvl>
+    <w:lvl w:ilvl="5" w:tplc="040E0005" w:tentative="1">
+      <w:start w:val="1"/>
+      <w:numFmt w:val="bullet"/>
+      <w:lvlText w:val=""/>
+      <w:lvlJc w:val="left"/>
+      <w:pPr>
+        <w:ind w:left="4660" w:hanging="360"/>
+      </w:pPr>
+      <w:rPr>
+        <w:rFonts w:ascii="Wingdings" w:hAnsi="Wingdings" w:hint="default"/>
+      </w:rPr>
+    </w:lvl>
+    <w:lvl w:ilvl="6" w:tplc="040E0001" w:tentative="1">
+      <w:start w:val="1"/>
+      <w:numFmt w:val="bullet"/>
+      <w:lvlText w:val=""/>
+      <w:lvlJc w:val="left"/>
+      <w:pPr>
+        <w:ind w:left="5380" w:hanging="360"/>
+      </w:pPr>
+      <w:rPr>
+        <w:rFonts w:ascii="Symbol" w:hAnsi="Symbol" w:hint="default"/>
+      </w:rPr>
+    </w:lvl>
+    <w:lvl w:ilvl="7" w:tplc="040E0003" w:tentative="1">
+      <w:start w:val="1"/>
+      <w:numFmt w:val="bullet"/>
+      <w:lvlText w:val="o"/>
+      <w:lvlJc w:val="left"/>
+      <w:pPr>
+        <w:ind w:left="6100" w:hanging="360"/>
+      </w:pPr>
+      <w:rPr>
+        <w:rFonts w:ascii="Courier New" w:hAnsi="Courier New" w:cs="Courier New" w:hint="default"/>
+      </w:rPr>
+    </w:lvl>
+    <w:lvl w:ilvl="8" w:tplc="040E0005" w:tentative="1">
+      <w:start w:val="1"/>
+      <w:numFmt w:val="bullet"/>
+      <w:lvlText w:val=""/>
+      <w:lvlJc w:val="left"/>
+      <w:pPr>
+        <w:ind w:left="6820" w:hanging="360"/>
+      </w:pPr>
+      <w:rPr>
+        <w:rFonts w:ascii="Wingdings" w:hAnsi="Wingdings" w:hint="default"/>
+      </w:rPr>
+    </w:lvl>
+  </w:abstractNum>
+  <w:abstractNum w:abstractNumId="38" w15:restartNumberingAfterBreak="0">
     <w:nsid w:val="51963ED9"/>
     <w:multiLevelType w:val="hybridMultilevel"/>
     <w:tmpl w:val="B68CCF12"/>
@@ -12876,7 +16102,7 @@
       </w:rPr>
     </w:lvl>
   </w:abstractNum>
-  <w:abstractNum w:abstractNumId="33" w15:restartNumberingAfterBreak="0">
+  <w:abstractNum w:abstractNumId="39" w15:restartNumberingAfterBreak="0">
     <w:nsid w:val="532A36A3"/>
     <w:multiLevelType w:val="hybridMultilevel"/>
     <w:tmpl w:val="82A475FE"/>
@@ -12962,7 +16188,7 @@
       </w:pPr>
     </w:lvl>
   </w:abstractNum>
-  <w:abstractNum w:abstractNumId="34" w15:restartNumberingAfterBreak="0">
+  <w:abstractNum w:abstractNumId="40" w15:restartNumberingAfterBreak="0">
     <w:nsid w:val="57F22669"/>
     <w:multiLevelType w:val="multilevel"/>
     <w:tmpl w:val="FA38D242"/>
@@ -13057,7 +16283,7 @@
       </w:pPr>
     </w:lvl>
   </w:abstractNum>
-  <w:abstractNum w:abstractNumId="35" w15:restartNumberingAfterBreak="0">
+  <w:abstractNum w:abstractNumId="41" w15:restartNumberingAfterBreak="0">
     <w:nsid w:val="58C2601B"/>
     <w:multiLevelType w:val="multilevel"/>
     <w:tmpl w:val="57D2699E"/>
@@ -13206,7 +16432,120 @@
       </w:rPr>
     </w:lvl>
   </w:abstractNum>
-  <w:abstractNum w:abstractNumId="36" w15:restartNumberingAfterBreak="0">
+  <w:abstractNum w:abstractNumId="42" w15:restartNumberingAfterBreak="0">
+    <w:nsid w:val="5C2421E8"/>
+    <w:multiLevelType w:val="hybridMultilevel"/>
+    <w:tmpl w:val="3D7626EA"/>
+    <w:lvl w:ilvl="0" w:tplc="040E0001">
+      <w:start w:val="1"/>
+      <w:numFmt w:val="bullet"/>
+      <w:lvlText w:val=""/>
+      <w:lvlJc w:val="left"/>
+      <w:pPr>
+        <w:ind w:left="1060" w:hanging="360"/>
+      </w:pPr>
+      <w:rPr>
+        <w:rFonts w:ascii="Symbol" w:hAnsi="Symbol" w:hint="default"/>
+      </w:rPr>
+    </w:lvl>
+    <w:lvl w:ilvl="1" w:tplc="040E0003" w:tentative="1">
+      <w:start w:val="1"/>
+      <w:numFmt w:val="bullet"/>
+      <w:lvlText w:val="o"/>
+      <w:lvlJc w:val="left"/>
+      <w:pPr>
+        <w:ind w:left="1780" w:hanging="360"/>
+      </w:pPr>
+      <w:rPr>
+        <w:rFonts w:ascii="Courier New" w:hAnsi="Courier New" w:cs="Courier New" w:hint="default"/>
+      </w:rPr>
+    </w:lvl>
+    <w:lvl w:ilvl="2" w:tplc="040E0005" w:tentative="1">
+      <w:start w:val="1"/>
+      <w:numFmt w:val="bullet"/>
+      <w:lvlText w:val=""/>
+      <w:lvlJc w:val="left"/>
+      <w:pPr>
+        <w:ind w:left="2500" w:hanging="360"/>
+      </w:pPr>
+      <w:rPr>
+        <w:rFonts w:ascii="Wingdings" w:hAnsi="Wingdings" w:hint="default"/>
+      </w:rPr>
+    </w:lvl>
+    <w:lvl w:ilvl="3" w:tplc="040E0001" w:tentative="1">
+      <w:start w:val="1"/>
+      <w:numFmt w:val="bullet"/>
+      <w:lvlText w:val=""/>
+      <w:lvlJc w:val="left"/>
+      <w:pPr>
+        <w:ind w:left="3220" w:hanging="360"/>
+      </w:pPr>
+      <w:rPr>
+        <w:rFonts w:ascii="Symbol" w:hAnsi="Symbol" w:hint="default"/>
+      </w:rPr>
+    </w:lvl>
+    <w:lvl w:ilvl="4" w:tplc="040E0003" w:tentative="1">
+      <w:start w:val="1"/>
+      <w:numFmt w:val="bullet"/>
+      <w:lvlText w:val="o"/>
+      <w:lvlJc w:val="left"/>
+      <w:pPr>
+        <w:ind w:left="3940" w:hanging="360"/>
+      </w:pPr>
+      <w:rPr>
+        <w:rFonts w:ascii="Courier New" w:hAnsi="Courier New" w:cs="Courier New" w:hint="default"/>
+      </w:rPr>
+    </w:lvl>
+    <w:lvl w:ilvl="5" w:tplc="040E0005" w:tentative="1">
+      <w:start w:val="1"/>
+      <w:numFmt w:val="bullet"/>
+      <w:lvlText w:val=""/>
+      <w:lvlJc w:val="left"/>
+      <w:pPr>
+        <w:ind w:left="4660" w:hanging="360"/>
+      </w:pPr>
+      <w:rPr>
+        <w:rFonts w:ascii="Wingdings" w:hAnsi="Wingdings" w:hint="default"/>
+      </w:rPr>
+    </w:lvl>
+    <w:lvl w:ilvl="6" w:tplc="040E0001" w:tentative="1">
+      <w:start w:val="1"/>
+      <w:numFmt w:val="bullet"/>
+      <w:lvlText w:val=""/>
+      <w:lvlJc w:val="left"/>
+      <w:pPr>
+        <w:ind w:left="5380" w:hanging="360"/>
+      </w:pPr>
+      <w:rPr>
+        <w:rFonts w:ascii="Symbol" w:hAnsi="Symbol" w:hint="default"/>
+      </w:rPr>
+    </w:lvl>
+    <w:lvl w:ilvl="7" w:tplc="040E0003" w:tentative="1">
+      <w:start w:val="1"/>
+      <w:numFmt w:val="bullet"/>
+      <w:lvlText w:val="o"/>
+      <w:lvlJc w:val="left"/>
+      <w:pPr>
+        <w:ind w:left="6100" w:hanging="360"/>
+      </w:pPr>
+      <w:rPr>
+        <w:rFonts w:ascii="Courier New" w:hAnsi="Courier New" w:cs="Courier New" w:hint="default"/>
+      </w:rPr>
+    </w:lvl>
+    <w:lvl w:ilvl="8" w:tplc="040E0005" w:tentative="1">
+      <w:start w:val="1"/>
+      <w:numFmt w:val="bullet"/>
+      <w:lvlText w:val=""/>
+      <w:lvlJc w:val="left"/>
+      <w:pPr>
+        <w:ind w:left="6820" w:hanging="360"/>
+      </w:pPr>
+      <w:rPr>
+        <w:rFonts w:ascii="Wingdings" w:hAnsi="Wingdings" w:hint="default"/>
+      </w:rPr>
+    </w:lvl>
+  </w:abstractNum>
+  <w:abstractNum w:abstractNumId="43" w15:restartNumberingAfterBreak="0">
     <w:nsid w:val="5ECF757E"/>
     <w:multiLevelType w:val="hybridMultilevel"/>
     <w:tmpl w:val="7B946CD2"/>
@@ -13319,7 +16658,7 @@
       </w:rPr>
     </w:lvl>
   </w:abstractNum>
-  <w:abstractNum w:abstractNumId="37" w15:restartNumberingAfterBreak="0">
+  <w:abstractNum w:abstractNumId="44" w15:restartNumberingAfterBreak="0">
     <w:nsid w:val="5EF82D8B"/>
     <w:multiLevelType w:val="hybridMultilevel"/>
     <w:tmpl w:val="D80CDE0E"/>
@@ -13432,7 +16771,7 @@
       </w:rPr>
     </w:lvl>
   </w:abstractNum>
-  <w:abstractNum w:abstractNumId="38" w15:restartNumberingAfterBreak="0">
+  <w:abstractNum w:abstractNumId="45" w15:restartNumberingAfterBreak="0">
     <w:nsid w:val="5F2E42AC"/>
     <w:multiLevelType w:val="multilevel"/>
     <w:tmpl w:val="2CA65CB0"/>
@@ -13545,7 +16884,7 @@
       </w:rPr>
     </w:lvl>
   </w:abstractNum>
-  <w:abstractNum w:abstractNumId="39" w15:restartNumberingAfterBreak="0">
+  <w:abstractNum w:abstractNumId="46" w15:restartNumberingAfterBreak="0">
     <w:nsid w:val="61387FBF"/>
     <w:multiLevelType w:val="multilevel"/>
     <w:tmpl w:val="2CC28CAA"/>
@@ -13694,7 +17033,7 @@
       </w:rPr>
     </w:lvl>
   </w:abstractNum>
-  <w:abstractNum w:abstractNumId="40" w15:restartNumberingAfterBreak="0">
+  <w:abstractNum w:abstractNumId="47" w15:restartNumberingAfterBreak="0">
     <w:nsid w:val="628015E3"/>
     <w:multiLevelType w:val="multilevel"/>
     <w:tmpl w:val="9072C8CE"/>
@@ -13843,7 +17182,7 @@
       </w:rPr>
     </w:lvl>
   </w:abstractNum>
-  <w:abstractNum w:abstractNumId="41" w15:restartNumberingAfterBreak="0">
+  <w:abstractNum w:abstractNumId="48" w15:restartNumberingAfterBreak="0">
     <w:nsid w:val="65ED76F4"/>
     <w:multiLevelType w:val="hybridMultilevel"/>
     <w:tmpl w:val="A358DD44"/>
@@ -13956,7 +17295,7 @@
       </w:rPr>
     </w:lvl>
   </w:abstractNum>
-  <w:abstractNum w:abstractNumId="42" w15:restartNumberingAfterBreak="0">
+  <w:abstractNum w:abstractNumId="49" w15:restartNumberingAfterBreak="0">
     <w:nsid w:val="68D04F4F"/>
     <w:multiLevelType w:val="multilevel"/>
     <w:tmpl w:val="9E269C78"/>
@@ -14105,7 +17444,120 @@
       </w:rPr>
     </w:lvl>
   </w:abstractNum>
-  <w:abstractNum w:abstractNumId="43" w15:restartNumberingAfterBreak="0">
+  <w:abstractNum w:abstractNumId="50" w15:restartNumberingAfterBreak="0">
+    <w:nsid w:val="6E587311"/>
+    <w:multiLevelType w:val="hybridMultilevel"/>
+    <w:tmpl w:val="6CF20F16"/>
+    <w:lvl w:ilvl="0" w:tplc="040E0001">
+      <w:start w:val="1"/>
+      <w:numFmt w:val="bullet"/>
+      <w:lvlText w:val=""/>
+      <w:lvlJc w:val="left"/>
+      <w:pPr>
+        <w:ind w:left="1060" w:hanging="360"/>
+      </w:pPr>
+      <w:rPr>
+        <w:rFonts w:ascii="Symbol" w:hAnsi="Symbol" w:hint="default"/>
+      </w:rPr>
+    </w:lvl>
+    <w:lvl w:ilvl="1" w:tplc="040E0003">
+      <w:start w:val="1"/>
+      <w:numFmt w:val="bullet"/>
+      <w:lvlText w:val="o"/>
+      <w:lvlJc w:val="left"/>
+      <w:pPr>
+        <w:ind w:left="1780" w:hanging="360"/>
+      </w:pPr>
+      <w:rPr>
+        <w:rFonts w:ascii="Courier New" w:hAnsi="Courier New" w:cs="Courier New" w:hint="default"/>
+      </w:rPr>
+    </w:lvl>
+    <w:lvl w:ilvl="2" w:tplc="040E0005">
+      <w:start w:val="1"/>
+      <w:numFmt w:val="bullet"/>
+      <w:lvlText w:val=""/>
+      <w:lvlJc w:val="left"/>
+      <w:pPr>
+        <w:ind w:left="2500" w:hanging="360"/>
+      </w:pPr>
+      <w:rPr>
+        <w:rFonts w:ascii="Wingdings" w:hAnsi="Wingdings" w:hint="default"/>
+      </w:rPr>
+    </w:lvl>
+    <w:lvl w:ilvl="3" w:tplc="040E0001">
+      <w:start w:val="1"/>
+      <w:numFmt w:val="bullet"/>
+      <w:lvlText w:val=""/>
+      <w:lvlJc w:val="left"/>
+      <w:pPr>
+        <w:ind w:left="3220" w:hanging="360"/>
+      </w:pPr>
+      <w:rPr>
+        <w:rFonts w:ascii="Symbol" w:hAnsi="Symbol" w:hint="default"/>
+      </w:rPr>
+    </w:lvl>
+    <w:lvl w:ilvl="4" w:tplc="040E0003" w:tentative="1">
+      <w:start w:val="1"/>
+      <w:numFmt w:val="bullet"/>
+      <w:lvlText w:val="o"/>
+      <w:lvlJc w:val="left"/>
+      <w:pPr>
+        <w:ind w:left="3940" w:hanging="360"/>
+      </w:pPr>
+      <w:rPr>
+        <w:rFonts w:ascii="Courier New" w:hAnsi="Courier New" w:cs="Courier New" w:hint="default"/>
+      </w:rPr>
+    </w:lvl>
+    <w:lvl w:ilvl="5" w:tplc="040E0005" w:tentative="1">
+      <w:start w:val="1"/>
+      <w:numFmt w:val="bullet"/>
+      <w:lvlText w:val=""/>
+      <w:lvlJc w:val="left"/>
+      <w:pPr>
+        <w:ind w:left="4660" w:hanging="360"/>
+      </w:pPr>
+      <w:rPr>
+        <w:rFonts w:ascii="Wingdings" w:hAnsi="Wingdings" w:hint="default"/>
+      </w:rPr>
+    </w:lvl>
+    <w:lvl w:ilvl="6" w:tplc="040E0001" w:tentative="1">
+      <w:start w:val="1"/>
+      <w:numFmt w:val="bullet"/>
+      <w:lvlText w:val=""/>
+      <w:lvlJc w:val="left"/>
+      <w:pPr>
+        <w:ind w:left="5380" w:hanging="360"/>
+      </w:pPr>
+      <w:rPr>
+        <w:rFonts w:ascii="Symbol" w:hAnsi="Symbol" w:hint="default"/>
+      </w:rPr>
+    </w:lvl>
+    <w:lvl w:ilvl="7" w:tplc="040E0003" w:tentative="1">
+      <w:start w:val="1"/>
+      <w:numFmt w:val="bullet"/>
+      <w:lvlText w:val="o"/>
+      <w:lvlJc w:val="left"/>
+      <w:pPr>
+        <w:ind w:left="6100" w:hanging="360"/>
+      </w:pPr>
+      <w:rPr>
+        <w:rFonts w:ascii="Courier New" w:hAnsi="Courier New" w:cs="Courier New" w:hint="default"/>
+      </w:rPr>
+    </w:lvl>
+    <w:lvl w:ilvl="8" w:tplc="040E0005" w:tentative="1">
+      <w:start w:val="1"/>
+      <w:numFmt w:val="bullet"/>
+      <w:lvlText w:val=""/>
+      <w:lvlJc w:val="left"/>
+      <w:pPr>
+        <w:ind w:left="6820" w:hanging="360"/>
+      </w:pPr>
+      <w:rPr>
+        <w:rFonts w:ascii="Wingdings" w:hAnsi="Wingdings" w:hint="default"/>
+      </w:rPr>
+    </w:lvl>
+  </w:abstractNum>
+  <w:abstractNum w:abstractNumId="51" w15:restartNumberingAfterBreak="0">
     <w:nsid w:val="6EB90897"/>
     <w:multiLevelType w:val="multilevel"/>
     <w:tmpl w:val="5428F26E"/>
@@ -14254,7 +17706,7 @@
       </w:rPr>
     </w:lvl>
   </w:abstractNum>
-  <w:abstractNum w:abstractNumId="44" w15:restartNumberingAfterBreak="0">
+  <w:abstractNum w:abstractNumId="52" w15:restartNumberingAfterBreak="0">
     <w:nsid w:val="6EF61993"/>
     <w:multiLevelType w:val="multilevel"/>
     <w:tmpl w:val="BE0AF814"/>
@@ -14403,7 +17855,7 @@
       </w:rPr>
     </w:lvl>
   </w:abstractNum>
-  <w:abstractNum w:abstractNumId="45" w15:restartNumberingAfterBreak="0">
+  <w:abstractNum w:abstractNumId="53" w15:restartNumberingAfterBreak="0">
     <w:nsid w:val="732C20E7"/>
     <w:multiLevelType w:val="multilevel"/>
     <w:tmpl w:val="AC9C5B84"/>
@@ -14552,7 +18004,7 @@
       </w:rPr>
     </w:lvl>
   </w:abstractNum>
-  <w:abstractNum w:abstractNumId="46" w15:restartNumberingAfterBreak="0">
+  <w:abstractNum w:abstractNumId="54" w15:restartNumberingAfterBreak="0">
     <w:nsid w:val="74622D03"/>
     <w:multiLevelType w:val="hybridMultilevel"/>
     <w:tmpl w:val="1B1EBB48"/>
@@ -14665,7 +18117,7 @@
       </w:rPr>
     </w:lvl>
   </w:abstractNum>
-  <w:abstractNum w:abstractNumId="47" w15:restartNumberingAfterBreak="0">
+  <w:abstractNum w:abstractNumId="55" w15:restartNumberingAfterBreak="0">
     <w:nsid w:val="75B20BA9"/>
     <w:multiLevelType w:val="hybridMultilevel"/>
     <w:tmpl w:val="F31C15B6"/>
@@ -14778,7 +18230,7 @@
       </w:rPr>
     </w:lvl>
   </w:abstractNum>
-  <w:abstractNum w:abstractNumId="48" w15:restartNumberingAfterBreak="0">
+  <w:abstractNum w:abstractNumId="56" w15:restartNumberingAfterBreak="0">
     <w:nsid w:val="77042127"/>
     <w:multiLevelType w:val="hybridMultilevel"/>
     <w:tmpl w:val="3752D1CC"/>
@@ -14891,7 +18343,7 @@
       </w:rPr>
     </w:lvl>
   </w:abstractNum>
-  <w:abstractNum w:abstractNumId="49" w15:restartNumberingAfterBreak="0">
+  <w:abstractNum w:abstractNumId="57" w15:restartNumberingAfterBreak="0">
     <w:nsid w:val="7CE9583D"/>
     <w:multiLevelType w:val="multilevel"/>
     <w:tmpl w:val="BC686CFC"/>
@@ -15040,164 +18492,304 @@
       </w:rPr>
     </w:lvl>
   </w:abstractNum>
+  <w:abstractNum w:abstractNumId="58" w15:restartNumberingAfterBreak="0">
+    <w:nsid w:val="7D876FB6"/>
+    <w:multiLevelType w:val="hybridMultilevel"/>
+    <w:tmpl w:val="D110CD82"/>
+    <w:lvl w:ilvl="0" w:tplc="040E0001">
+      <w:start w:val="1"/>
+      <w:numFmt w:val="bullet"/>
+      <w:lvlText w:val=""/>
+      <w:lvlJc w:val="left"/>
+      <w:pPr>
+        <w:ind w:left="1060" w:hanging="360"/>
+      </w:pPr>
+      <w:rPr>
+        <w:rFonts w:ascii="Symbol" w:hAnsi="Symbol" w:hint="default"/>
+      </w:rPr>
+    </w:lvl>
+    <w:lvl w:ilvl="1" w:tplc="040E0003" w:tentative="1">
+      <w:start w:val="1"/>
+      <w:numFmt w:val="bullet"/>
+      <w:lvlText w:val="o"/>
+      <w:lvlJc w:val="left"/>
+      <w:pPr>
+        <w:ind w:left="1780" w:hanging="360"/>
+      </w:pPr>
+      <w:rPr>
+        <w:rFonts w:ascii="Courier New" w:hAnsi="Courier New" w:cs="Courier New" w:hint="default"/>
+      </w:rPr>
+    </w:lvl>
+    <w:lvl w:ilvl="2" w:tplc="040E0005" w:tentative="1">
+      <w:start w:val="1"/>
+      <w:numFmt w:val="bullet"/>
+      <w:lvlText w:val=""/>
+      <w:lvlJc w:val="left"/>
+      <w:pPr>
+        <w:ind w:left="2500" w:hanging="360"/>
+      </w:pPr>
+      <w:rPr>
+        <w:rFonts w:ascii="Wingdings" w:hAnsi="Wingdings" w:hint="default"/>
+      </w:rPr>
+    </w:lvl>
+    <w:lvl w:ilvl="3" w:tplc="040E0001" w:tentative="1">
+      <w:start w:val="1"/>
+      <w:numFmt w:val="bullet"/>
+      <w:lvlText w:val=""/>
+      <w:lvlJc w:val="left"/>
+      <w:pPr>
+        <w:ind w:left="3220" w:hanging="360"/>
+      </w:pPr>
+      <w:rPr>
+        <w:rFonts w:ascii="Symbol" w:hAnsi="Symbol" w:hint="default"/>
+      </w:rPr>
+    </w:lvl>
+    <w:lvl w:ilvl="4" w:tplc="040E0003" w:tentative="1">
+      <w:start w:val="1"/>
+      <w:numFmt w:val="bullet"/>
+      <w:lvlText w:val="o"/>
+      <w:lvlJc w:val="left"/>
+      <w:pPr>
+        <w:ind w:left="3940" w:hanging="360"/>
+      </w:pPr>
+      <w:rPr>
+        <w:rFonts w:ascii="Courier New" w:hAnsi="Courier New" w:cs="Courier New" w:hint="default"/>
+      </w:rPr>
+    </w:lvl>
+    <w:lvl w:ilvl="5" w:tplc="040E0005" w:tentative="1">
+      <w:start w:val="1"/>
+      <w:numFmt w:val="bullet"/>
+      <w:lvlText w:val=""/>
+      <w:lvlJc w:val="left"/>
+      <w:pPr>
+        <w:ind w:left="4660" w:hanging="360"/>
+      </w:pPr>
+      <w:rPr>
+        <w:rFonts w:ascii="Wingdings" w:hAnsi="Wingdings" w:hint="default"/>
+      </w:rPr>
+    </w:lvl>
+    <w:lvl w:ilvl="6" w:tplc="040E0001" w:tentative="1">
+      <w:start w:val="1"/>
+      <w:numFmt w:val="bullet"/>
+      <w:lvlText w:val=""/>
+      <w:lvlJc w:val="left"/>
+      <w:pPr>
+        <w:ind w:left="5380" w:hanging="360"/>
+      </w:pPr>
+      <w:rPr>
+        <w:rFonts w:ascii="Symbol" w:hAnsi="Symbol" w:hint="default"/>
+      </w:rPr>
+    </w:lvl>
+    <w:lvl w:ilvl="7" w:tplc="040E0003" w:tentative="1">
+      <w:start w:val="1"/>
+      <w:numFmt w:val="bullet"/>
+      <w:lvlText w:val="o"/>
+      <w:lvlJc w:val="left"/>
+      <w:pPr>
+        <w:ind w:left="6100" w:hanging="360"/>
+      </w:pPr>
+      <w:rPr>
+        <w:rFonts w:ascii="Courier New" w:hAnsi="Courier New" w:cs="Courier New" w:hint="default"/>
+      </w:rPr>
+    </w:lvl>
+    <w:lvl w:ilvl="8" w:tplc="040E0005" w:tentative="1">
+      <w:start w:val="1"/>
+      <w:numFmt w:val="bullet"/>
+      <w:lvlText w:val=""/>
+      <w:lvlJc w:val="left"/>
+      <w:pPr>
+        <w:ind w:left="6820" w:hanging="360"/>
+      </w:pPr>
+      <w:rPr>
+        <w:rFonts w:ascii="Wingdings" w:hAnsi="Wingdings" w:hint="default"/>
+      </w:rPr>
+    </w:lvl>
+  </w:abstractNum>
   <w:num w:numId="1" w16cid:durableId="168109046">
-    <w:abstractNumId w:val="13"/>
+    <w:abstractNumId w:val="15"/>
   </w:num>
   <w:num w:numId="2" w16cid:durableId="1664235338">
-    <w:abstractNumId w:val="38"/>
+    <w:abstractNumId w:val="45"/>
   </w:num>
   <w:num w:numId="3" w16cid:durableId="405298900">
-    <w:abstractNumId w:val="13"/>
+    <w:abstractNumId w:val="15"/>
   </w:num>
   <w:num w:numId="4" w16cid:durableId="711155975">
-    <w:abstractNumId w:val="34"/>
+    <w:abstractNumId w:val="40"/>
   </w:num>
   <w:num w:numId="5" w16cid:durableId="1204177741">
-    <w:abstractNumId w:val="11"/>
+    <w:abstractNumId w:val="13"/>
   </w:num>
   <w:num w:numId="6" w16cid:durableId="910426451">
     <w:abstractNumId w:val="4"/>
   </w:num>
   <w:num w:numId="7" w16cid:durableId="1413114461">
-    <w:abstractNumId w:val="37"/>
+    <w:abstractNumId w:val="44"/>
   </w:num>
   <w:num w:numId="8" w16cid:durableId="721903014">
+    <w:abstractNumId w:val="9"/>
+  </w:num>
+  <w:num w:numId="9" w16cid:durableId="1922134792">
     <w:abstractNumId w:val="8"/>
   </w:num>
-  <w:num w:numId="9" w16cid:durableId="1922134792">
+  <w:num w:numId="10" w16cid:durableId="184249607">
+    <w:abstractNumId w:val="39"/>
+  </w:num>
+  <w:num w:numId="11" w16cid:durableId="1148591543">
+    <w:abstractNumId w:val="11"/>
+  </w:num>
+  <w:num w:numId="12" w16cid:durableId="48455937">
+    <w:abstractNumId w:val="40"/>
+  </w:num>
+  <w:num w:numId="13" w16cid:durableId="366377493">
+    <w:abstractNumId w:val="25"/>
+  </w:num>
+  <w:num w:numId="14" w16cid:durableId="1109857984">
+    <w:abstractNumId w:val="31"/>
+  </w:num>
+  <w:num w:numId="15" w16cid:durableId="1960717878">
+    <w:abstractNumId w:val="19"/>
+  </w:num>
+  <w:num w:numId="16" w16cid:durableId="390469333">
+    <w:abstractNumId w:val="46"/>
+  </w:num>
+  <w:num w:numId="17" w16cid:durableId="99305784">
+    <w:abstractNumId w:val="47"/>
+  </w:num>
+  <w:num w:numId="18" w16cid:durableId="1106459903">
+    <w:abstractNumId w:val="33"/>
+  </w:num>
+  <w:num w:numId="19" w16cid:durableId="477455439">
     <w:abstractNumId w:val="7"/>
   </w:num>
-  <w:num w:numId="10" w16cid:durableId="184249607">
-    <w:abstractNumId w:val="33"/>
+  <w:num w:numId="20" w16cid:durableId="1246768279">
+    <w:abstractNumId w:val="43"/>
   </w:num>
-  <w:num w:numId="11" w16cid:durableId="1148591543">
-    <w:abstractNumId w:val="10"/>
+  <w:num w:numId="21" w16cid:durableId="304701302">
+    <w:abstractNumId w:val="20"/>
   </w:num>
-  <w:num w:numId="12" w16cid:durableId="48455937">
-    <w:abstractNumId w:val="34"/>
+  <w:num w:numId="22" w16cid:durableId="1505172308">
+    <w:abstractNumId w:val="49"/>
   </w:num>
-  <w:num w:numId="13" w16cid:durableId="366377493">
-    <w:abstractNumId w:val="21"/>
+  <w:num w:numId="23" w16cid:durableId="2101412132">
+    <w:abstractNumId w:val="41"/>
   </w:num>
-  <w:num w:numId="14" w16cid:durableId="1109857984">
-    <w:abstractNumId w:val="26"/>
+  <w:num w:numId="24" w16cid:durableId="1908802944">
+    <w:abstractNumId w:val="52"/>
   </w:num>
-  <w:num w:numId="15" w16cid:durableId="1960717878">
-    <w:abstractNumId w:val="17"/>
-  </w:num>
-  <w:num w:numId="16" w16cid:durableId="390469333">
-    <w:abstractNumId w:val="39"/>
-  </w:num>
-  <w:num w:numId="17" w16cid:durableId="99305784">
-    <w:abstractNumId w:val="40"/>
-  </w:num>
-  <w:num w:numId="18" w16cid:durableId="1106459903">
-    <w:abstractNumId w:val="28"/>
-  </w:num>
-  <w:num w:numId="19" w16cid:durableId="477455439">
+  <w:num w:numId="25" w16cid:durableId="1272668634">
     <w:abstractNumId w:val="6"/>
   </w:num>
-  <w:num w:numId="20" w16cid:durableId="1246768279">
-    <w:abstractNumId w:val="36"/>
-  </w:num>
-  <w:num w:numId="21" w16cid:durableId="304701302">
-    <w:abstractNumId w:val="18"/>
-  </w:num>
-  <w:num w:numId="22" w16cid:durableId="1505172308">
-    <w:abstractNumId w:val="42"/>
-  </w:num>
-  <w:num w:numId="23" w16cid:durableId="2101412132">
-    <w:abstractNumId w:val="35"/>
-  </w:num>
-  <w:num w:numId="24" w16cid:durableId="1908802944">
-    <w:abstractNumId w:val="44"/>
-  </w:num>
-  <w:num w:numId="25" w16cid:durableId="1272668634">
-    <w:abstractNumId w:val="5"/>
-  </w:num>
   <w:num w:numId="26" w16cid:durableId="1397781015">
-    <w:abstractNumId w:val="14"/>
+    <w:abstractNumId w:val="16"/>
   </w:num>
   <w:num w:numId="27" w16cid:durableId="1469862672">
-    <w:abstractNumId w:val="27"/>
+    <w:abstractNumId w:val="32"/>
   </w:num>
   <w:num w:numId="28" w16cid:durableId="1333604115">
     <w:abstractNumId w:val="1"/>
   </w:num>
   <w:num w:numId="29" w16cid:durableId="1625883443">
-    <w:abstractNumId w:val="41"/>
+    <w:abstractNumId w:val="48"/>
   </w:num>
   <w:num w:numId="30" w16cid:durableId="1921674840">
-    <w:abstractNumId w:val="20"/>
+    <w:abstractNumId w:val="24"/>
   </w:num>
   <w:num w:numId="31" w16cid:durableId="2097750459">
-    <w:abstractNumId w:val="49"/>
+    <w:abstractNumId w:val="57"/>
   </w:num>
   <w:num w:numId="32" w16cid:durableId="829784011">
-    <w:abstractNumId w:val="48"/>
+    <w:abstractNumId w:val="56"/>
   </w:num>
   <w:num w:numId="33" w16cid:durableId="212276381">
-    <w:abstractNumId w:val="12"/>
+    <w:abstractNumId w:val="14"/>
   </w:num>
   <w:num w:numId="34" w16cid:durableId="1665695218">
     <w:abstractNumId w:val="3"/>
   </w:num>
   <w:num w:numId="35" w16cid:durableId="17894001">
-    <w:abstractNumId w:val="24"/>
+    <w:abstractNumId w:val="29"/>
   </w:num>
   <w:num w:numId="36" w16cid:durableId="1638604245">
-    <w:abstractNumId w:val="29"/>
+    <w:abstractNumId w:val="34"/>
   </w:num>
   <w:num w:numId="37" w16cid:durableId="565380267">
-    <w:abstractNumId w:val="43"/>
+    <w:abstractNumId w:val="51"/>
   </w:num>
   <w:num w:numId="38" w16cid:durableId="1791312893">
-    <w:abstractNumId w:val="25"/>
+    <w:abstractNumId w:val="30"/>
   </w:num>
   <w:num w:numId="39" w16cid:durableId="1191721059">
-    <w:abstractNumId w:val="45"/>
+    <w:abstractNumId w:val="53"/>
   </w:num>
   <w:num w:numId="40" w16cid:durableId="1420712319">
-    <w:abstractNumId w:val="23"/>
+    <w:abstractNumId w:val="28"/>
   </w:num>
   <w:num w:numId="41" w16cid:durableId="494689529">
     <w:abstractNumId w:val="2"/>
   </w:num>
   <w:num w:numId="42" w16cid:durableId="234320756">
-    <w:abstractNumId w:val="9"/>
+    <w:abstractNumId w:val="10"/>
   </w:num>
   <w:num w:numId="43" w16cid:durableId="1204438098">
-    <w:abstractNumId w:val="30"/>
+    <w:abstractNumId w:val="35"/>
   </w:num>
   <w:num w:numId="44" w16cid:durableId="455178937">
-    <w:abstractNumId w:val="22"/>
+    <w:abstractNumId w:val="26"/>
   </w:num>
   <w:num w:numId="45" w16cid:durableId="1059010388">
-    <w:abstractNumId w:val="32"/>
+    <w:abstractNumId w:val="38"/>
   </w:num>
   <w:num w:numId="46" w16cid:durableId="983049427">
-    <w:abstractNumId w:val="46"/>
+    <w:abstractNumId w:val="54"/>
   </w:num>
   <w:num w:numId="47" w16cid:durableId="693075566">
-    <w:abstractNumId w:val="16"/>
+    <w:abstractNumId w:val="18"/>
   </w:num>
   <w:num w:numId="48" w16cid:durableId="1008411122">
-    <w:abstractNumId w:val="34"/>
+    <w:abstractNumId w:val="40"/>
   </w:num>
   <w:num w:numId="49" w16cid:durableId="1747796195">
     <w:abstractNumId w:val="0"/>
   </w:num>
   <w:num w:numId="50" w16cid:durableId="81412961">
-    <w:abstractNumId w:val="19"/>
+    <w:abstractNumId w:val="22"/>
   </w:num>
   <w:num w:numId="51" w16cid:durableId="293869534">
-    <w:abstractNumId w:val="31"/>
+    <w:abstractNumId w:val="36"/>
   </w:num>
   <w:num w:numId="52" w16cid:durableId="1212645165">
-    <w:abstractNumId w:val="15"/>
+    <w:abstractNumId w:val="17"/>
   </w:num>
   <w:num w:numId="53" w16cid:durableId="128790446">
-    <w:abstractNumId w:val="47"/>
+    <w:abstractNumId w:val="55"/>
+  </w:num>
+  <w:num w:numId="54" w16cid:durableId="1579291453">
+    <w:abstractNumId w:val="27"/>
+  </w:num>
+  <w:num w:numId="55" w16cid:durableId="2107771462">
+    <w:abstractNumId w:val="42"/>
+  </w:num>
+  <w:num w:numId="56" w16cid:durableId="631786462">
+    <w:abstractNumId w:val="37"/>
+  </w:num>
+  <w:num w:numId="57" w16cid:durableId="1520967108">
+    <w:abstractNumId w:val="21"/>
+  </w:num>
+  <w:num w:numId="58" w16cid:durableId="1373113147">
+    <w:abstractNumId w:val="12"/>
+  </w:num>
+  <w:num w:numId="59" w16cid:durableId="1312827578">
+    <w:abstractNumId w:val="23"/>
+  </w:num>
+  <w:num w:numId="60" w16cid:durableId="1773545774">
+    <w:abstractNumId w:val="5"/>
+  </w:num>
+  <w:num w:numId="61" w16cid:durableId="1937247579">
+    <w:abstractNumId w:val="58"/>
+  </w:num>
+  <w:num w:numId="62" w16cid:durableId="44958572">
+    <w:abstractNumId w:val="50"/>
   </w:num>
 </w:numbering>
 </file>
@@ -16465,6 +20057,60 @@
       <w14:ligatures w14:val="standardContextual"/>
     </w:rPr>
   </w:style>
+  <w:style w:type="table" w:styleId="Tblzatrcsos1vilgos">
+    <w:name w:val="Grid Table 1 Light"/>
+    <w:basedOn w:val="Normltblzat"/>
+    <w:uiPriority w:val="46"/>
+    <w:rsid w:val="00EF100F"/>
+    <w:tblPr>
+      <w:tblStyleRowBandSize w:val="1"/>
+      <w:tblStyleColBandSize w:val="1"/>
+      <w:tblBorders>
+        <w:top w:val="single" w:sz="4" w:space="0" w:color="999999" w:themeColor="text1" w:themeTint="66"/>
+        <w:left w:val="single" w:sz="4" w:space="0" w:color="999999" w:themeColor="text1" w:themeTint="66"/>
+        <w:bottom w:val="single" w:sz="4" w:space="0" w:color="999999" w:themeColor="text1" w:themeTint="66"/>
+        <w:right w:val="single" w:sz="4" w:space="0" w:color="999999" w:themeColor="text1" w:themeTint="66"/>
+        <w:insideH w:val="single" w:sz="4" w:space="0" w:color="999999" w:themeColor="text1" w:themeTint="66"/>
+        <w:insideV w:val="single" w:sz="4" w:space="0" w:color="999999" w:themeColor="text1" w:themeTint="66"/>
+      </w:tblBorders>
+    </w:tblPr>
+    <w:tblStylePr w:type="firstRow">
+      <w:rPr>
+        <w:b/>
+        <w:bCs/>
+      </w:rPr>
+      <w:tblPr/>
+      <w:tcPr>
+        <w:tcBorders>
+          <w:bottom w:val="single" w:sz="12" w:space="0" w:color="666666" w:themeColor="text1" w:themeTint="99"/>
+        </w:tcBorders>
+      </w:tcPr>
+    </w:tblStylePr>
+    <w:tblStylePr w:type="lastRow">
+      <w:rPr>
+        <w:b/>
+        <w:bCs/>
+      </w:rPr>
+      <w:tblPr/>
+      <w:tcPr>
+        <w:tcBorders>
+          <w:top w:val="double" w:sz="2" w:space="0" w:color="666666" w:themeColor="text1" w:themeTint="99"/>
+        </w:tcBorders>
+      </w:tcPr>
+    </w:tblStylePr>
+    <w:tblStylePr w:type="firstCol">
+      <w:rPr>
+        <w:b/>
+        <w:bCs/>
+      </w:rPr>
+    </w:tblStylePr>
+    <w:tblStylePr w:type="lastCol">
+      <w:rPr>
+        <w:b/>
+        <w:bCs/>
+      </w:rPr>
+    </w:tblStylePr>
+  </w:style>
 </w:styles>
 </file>
 
@@ -16754,15 +20400,6 @@
 </file>
 
 <file path=customXml/item1.xml><?xml version="1.0" encoding="utf-8"?>
-<?mso-contentType ?>
-<FormTemplates xmlns="http://schemas.microsoft.com/sharepoint/v3/contenttype/forms">
-  <Display>DocumentLibraryForm</Display>
-  <Edit>DocumentLibraryForm</Edit>
-  <New>DocumentLibraryForm</New>
-</FormTemplates>
-</file>
-
-<file path=customXml/item2.xml><?xml version="1.0" encoding="utf-8"?>
 <ct:contentTypeSchema xmlns:ct="http://schemas.microsoft.com/office/2006/metadata/contentType" xmlns:ma="http://schemas.microsoft.com/office/2006/metadata/properties/metaAttributes" ct:_="" ma:_="" ma:contentTypeName="Dokumentum" ma:contentTypeID="0x010100D3B91EDF72E14E4CB455A7CDA503C0EE" ma:contentTypeVersion="13" ma:contentTypeDescription="Új dokumentum létrehozása." ma:contentTypeScope="" ma:versionID="b4280526ac685c11215013c77eeea0ab">
   <xsd:schema xmlns:xsd="http://www.w3.org/2001/XMLSchema" xmlns:xs="http://www.w3.org/2001/XMLSchema" xmlns:p="http://schemas.microsoft.com/office/2006/metadata/properties" xmlns:ns2="37c60eec-9cb3-400a-9334-3ebf97be2876" xmlns:ns3="7664362d-1707-476c-9a7a-9cf02496d35a" targetNamespace="http://schemas.microsoft.com/office/2006/metadata/properties" ma:root="true" ma:fieldsID="19d471ee8269f5e0eca01839194d6bbb" ns2:_="" ns3:_="">
     <xsd:import namespace="37c60eec-9cb3-400a-9334-3ebf97be2876"/>
@@ -16969,11 +20606,16 @@
 </ct:contentTypeSchema>
 </file>
 
-<file path=customXml/item3.xml><?xml version="1.0" encoding="utf-8"?>
-<b:Sources xmlns:b="http://schemas.openxmlformats.org/officeDocument/2006/bibliography" xmlns="http://schemas.openxmlformats.org/officeDocument/2006/bibliography" SelectedStyle="\APA.XSL" StyleName="APA"/>
+<file path=customXml/item2.xml><?xml version="1.0" encoding="utf-8"?>
+<?mso-contentType ?>
+<FormTemplates xmlns="http://schemas.microsoft.com/sharepoint/v3/contenttype/forms">
+  <Display>DocumentLibraryForm</Display>
+  <Edit>DocumentLibraryForm</Edit>
+  <New>DocumentLibraryForm</New>
+</FormTemplates>
 </file>
 
-<file path=customXml/item4.xml><?xml version="1.0" encoding="utf-8"?>
+<file path=customXml/item3.xml><?xml version="1.0" encoding="utf-8"?>
 <p:properties xmlns:p="http://schemas.microsoft.com/office/2006/metadata/properties" xmlns:xsi="http://www.w3.org/2001/XMLSchema-instance" xmlns:pc="http://schemas.microsoft.com/office/infopath/2007/PartnerControls">
   <documentManagement>
     <lcf76f155ced4ddcb4097134ff3c332f xmlns="37c60eec-9cb3-400a-9334-3ebf97be2876">
@@ -16984,15 +20626,11 @@
 </p:properties>
 </file>
 
-<file path=customXml/itemProps1.xml><?xml version="1.0" encoding="utf-8"?>
-<ds:datastoreItem xmlns:ds="http://schemas.openxmlformats.org/officeDocument/2006/customXml" ds:itemID="{49E9CE2F-4863-430F-A73B-CD3063AB172E}">
-  <ds:schemaRefs>
-    <ds:schemaRef ds:uri="http://schemas.microsoft.com/sharepoint/v3/contenttype/forms"/>
-  </ds:schemaRefs>
-</ds:datastoreItem>
+<file path=customXml/item4.xml><?xml version="1.0" encoding="utf-8"?>
+<b:Sources xmlns:b="http://schemas.openxmlformats.org/officeDocument/2006/bibliography" xmlns="http://schemas.openxmlformats.org/officeDocument/2006/bibliography" SelectedStyle="\APA.XSL" StyleName="APA"/>
 </file>
 
-<file path=customXml/itemProps2.xml><?xml version="1.0" encoding="utf-8"?>
+<file path=customXml/itemProps1.xml><?xml version="1.0" encoding="utf-8"?>
 <ds:datastoreItem xmlns:ds="http://schemas.openxmlformats.org/officeDocument/2006/customXml" ds:itemID="{0F6A0A84-3C61-4C91-A7A8-65F7DADC2505}">
   <ds:schemaRefs>
     <ds:schemaRef ds:uri="http://schemas.microsoft.com/office/2006/metadata/contentType"/>
@@ -17011,15 +20649,15 @@
 </ds:datastoreItem>
 </file>
 
-<file path=customXml/itemProps3.xml><?xml version="1.0" encoding="utf-8"?>
-<ds:datastoreItem xmlns:ds="http://schemas.openxmlformats.org/officeDocument/2006/customXml" ds:itemID="{5B5DE3F8-EE46-4086-9AE9-D8D7D2F3DF66}">
+<file path=customXml/itemProps2.xml><?xml version="1.0" encoding="utf-8"?>
+<ds:datastoreItem xmlns:ds="http://schemas.openxmlformats.org/officeDocument/2006/customXml" ds:itemID="{49E9CE2F-4863-430F-A73B-CD3063AB172E}">
   <ds:schemaRefs>
-    <ds:schemaRef ds:uri="http://schemas.openxmlformats.org/officeDocument/2006/bibliography"/>
+    <ds:schemaRef ds:uri="http://schemas.microsoft.com/sharepoint/v3/contenttype/forms"/>
   </ds:schemaRefs>
 </ds:datastoreItem>
 </file>
 
-<file path=customXml/itemProps4.xml><?xml version="1.0" encoding="utf-8"?>
+<file path=customXml/itemProps3.xml><?xml version="1.0" encoding="utf-8"?>
 <ds:datastoreItem xmlns:ds="http://schemas.openxmlformats.org/officeDocument/2006/customXml" ds:itemID="{4683CF39-CBC1-469A-88EA-F31417A0D119}">
   <ds:schemaRefs>
     <ds:schemaRef ds:uri="http://schemas.microsoft.com/office/2006/metadata/properties"/>
@@ -17028,4 +20666,12 @@
     <ds:schemaRef ds:uri="7664362d-1707-476c-9a7a-9cf02496d35a"/>
   </ds:schemaRefs>
 </ds:datastoreItem>
+</file>
+
+<file path=customXml/itemProps4.xml><?xml version="1.0" encoding="utf-8"?>
+<ds:datastoreItem xmlns:ds="http://schemas.openxmlformats.org/officeDocument/2006/customXml" ds:itemID="{5B5DE3F8-EE46-4086-9AE9-D8D7D2F3DF66}">
+  <ds:schemaRefs>
+    <ds:schemaRef ds:uri="http://schemas.openxmlformats.org/officeDocument/2006/bibliography"/>
+  </ds:schemaRefs>
+</ds:datastoreItem>
 </file>
--- a/Dokumentacio/Vizsgaremek_elvaras_minta.docx
+++ b/Dokumentacio/Vizsgaremek_elvaras_minta.docx
@@ -1,6 +1,6 @@
 
 <file path=word/document.xml><?xml version="1.0" encoding="utf-8"?>
-<w:document xmlns:wpc="http://schemas.microsoft.com/office/word/2010/wordprocessingCanvas" xmlns:cx="http://schemas.microsoft.com/office/drawing/2014/chartex" xmlns:cx1="http://schemas.microsoft.com/office/drawing/2015/9/8/chartex" xmlns:cx2="http://schemas.microsoft.com/office/drawing/2015/10/21/chartex" xmlns:cx3="http://schemas.microsoft.com/office/drawing/2016/5/9/chartex" xmlns:cx4="http://schemas.microsoft.com/office/drawing/2016/5/10/chartex" xmlns:cx5="http://schemas.microsoft.com/office/drawing/2016/5/11/chartex" xmlns:cx6="http://schemas.microsoft.com/office/drawing/2016/5/12/chartex" xmlns:cx7="http://schemas.microsoft.com/office/drawing/2016/5/13/chartex" xmlns:cx8="http://schemas.microsoft.com/office/drawing/2016/5/14/chartex" xmlns:mc="http://schemas.openxmlformats.org/markup-compatibility/2006" xmlns:aink="http://schemas.microsoft.com/office/drawing/2016/ink" xmlns:am3d="http://schemas.microsoft.com/office/drawing/2017/model3d" xmlns:o="urn:schemas-microsoft-com:office:office" xmlns:oel="http://schemas.microsoft.com/office/2019/extlst" xmlns:r="http://schemas.openxmlformats.org/officeDocument/2006/relationships" xmlns:m="http://schemas.openxmlformats.org/officeDocument/2006/math" xmlns:v="urn:schemas-microsoft-com:vml" xmlns:wp14="http://schemas.microsoft.com/office/word/2010/wordprocessingDrawing" xmlns:wp="http://schemas.openxmlformats.org/drawingml/2006/wordprocessingDrawing" xmlns:w10="urn:schemas-microsoft-com:office:word" xmlns:w="http://schemas.openxmlformats.org/wordprocessingml/2006/main" xmlns:w14="http://schemas.microsoft.com/office/word/2010/wordml" xmlns:w15="http://schemas.microsoft.com/office/word/2012/wordml" xmlns:w16cex="http://schemas.microsoft.com/office/word/2018/wordml/cex" xmlns:w16cid="http://schemas.microsoft.com/office/word/2016/wordml/cid" xmlns:w16="http://schemas.microsoft.com/office/word/2018/wordml" xmlns:w16du="http://schemas.microsoft.com/office/word/2023/wordml/word16du" xmlns:w16sdtdh="http://schemas.microsoft.com/office/word/2020/wordml/sdtdatahash" xmlns:w16sdtfl="http://schemas.microsoft.com/office/word/2024/wordml/sdtformatlock" xmlns:w16se="http://schemas.microsoft.com/office/word/2015/wordml/symex" xmlns:wpg="http://schemas.microsoft.com/office/word/2010/wordprocessingGroup" xmlns:wpi="http://schemas.microsoft.com/office/word/2010/wordprocessingInk" xmlns:wne="http://schemas.microsoft.com/office/word/2006/wordml" xmlns:wps="http://schemas.microsoft.com/office/word/2010/wordprocessingShape" mc:Ignorable="w14 w15 w16se w16cid w16 w16cex w16sdtdh w16sdtfl w16du wp14">
+<w:document xmlns:wpc="http://schemas.microsoft.com/office/word/2010/wordprocessingCanvas" xmlns:cx="http://schemas.microsoft.com/office/drawing/2014/chartex" xmlns:cx1="http://schemas.microsoft.com/office/drawing/2015/9/8/chartex" xmlns:cx2="http://schemas.microsoft.com/office/drawing/2015/10/21/chartex" xmlns:cx3="http://schemas.microsoft.com/office/drawing/2016/5/9/chartex" xmlns:cx4="http://schemas.microsoft.com/office/drawing/2016/5/10/chartex" xmlns:cx5="http://schemas.microsoft.com/office/drawing/2016/5/11/chartex" xmlns:cx6="http://schemas.microsoft.com/office/drawing/2016/5/12/chartex" xmlns:cx7="http://schemas.microsoft.com/office/drawing/2016/5/13/chartex" xmlns:cx8="http://schemas.microsoft.com/office/drawing/2016/5/14/chartex" xmlns:mc="http://schemas.openxmlformats.org/markup-compatibility/2006" xmlns:aink="http://schemas.microsoft.com/office/drawing/2016/ink" xmlns:am3d="http://schemas.microsoft.com/office/drawing/2017/model3d" xmlns:o="urn:schemas-microsoft-com:office:office" xmlns:r="http://schemas.openxmlformats.org/officeDocument/2006/relationships" xmlns:m="http://schemas.openxmlformats.org/officeDocument/2006/math" xmlns:v="urn:schemas-microsoft-com:vml" xmlns:wp14="http://schemas.microsoft.com/office/word/2010/wordprocessingDrawing" xmlns:wp="http://schemas.openxmlformats.org/drawingml/2006/wordprocessingDrawing" xmlns:w10="urn:schemas-microsoft-com:office:word" xmlns:w="http://schemas.openxmlformats.org/wordprocessingml/2006/main" xmlns:w14="http://schemas.microsoft.com/office/word/2010/wordml" xmlns:w15="http://schemas.microsoft.com/office/word/2012/wordml" xmlns:w16cid="http://schemas.microsoft.com/office/word/2016/wordml/cid" xmlns:w16se="http://schemas.microsoft.com/office/word/2015/wordml/symex" xmlns:wpg="http://schemas.microsoft.com/office/word/2010/wordprocessingGroup" xmlns:wpi="http://schemas.microsoft.com/office/word/2010/wordprocessingInk" xmlns:wne="http://schemas.microsoft.com/office/word/2006/wordml" xmlns:wps="http://schemas.microsoft.com/office/word/2010/wordprocessingShape" mc:Ignorable="w14 w15 w16se w16cid wp14">
   <w:body>
     <w:p>
       <w:pPr>
@@ -225,12 +225,21 @@
           <w:szCs w:val="24"/>
         </w:rPr>
       </w:pPr>
+      <w:proofErr w:type="spellStart"/>
       <w:r>
         <w:rPr>
           <w:rFonts w:ascii="Times New Roman CE" w:hAnsi="Times New Roman CE" w:cs="Times New Roman"/>
           <w:szCs w:val="24"/>
         </w:rPr>
-        <w:t>Czibók Bence</w:t>
+        <w:t>Czibók</w:t>
+      </w:r>
+      <w:proofErr w:type="spellEnd"/>
+      <w:r>
+        <w:rPr>
+          <w:rFonts w:ascii="Times New Roman CE" w:hAnsi="Times New Roman CE" w:cs="Times New Roman"/>
+          <w:szCs w:val="24"/>
+        </w:rPr>
+        <w:t xml:space="preserve"> Bence</w:t>
       </w:r>
     </w:p>
     <w:p>
@@ -323,6 +332,7 @@
           <w:docPartUnique/>
         </w:docPartObj>
       </w:sdtPr>
+      <w:sdtEndPr/>
       <w:sdtContent>
         <w:p>
           <w:pPr>
@@ -5142,15 +5152,40 @@
         <w:jc w:val="both"/>
       </w:pPr>
       <w:r>
-        <w:t>XAMP, phpMyAdmin, MySQL</w:t>
-      </w:r>
+        <w:t xml:space="preserve">XAMP, </w:t>
+      </w:r>
+      <w:proofErr w:type="spellStart"/>
+      <w:r>
+        <w:t>phpMyAdmin</w:t>
+      </w:r>
+      <w:proofErr w:type="spellEnd"/>
+      <w:r>
+        <w:t xml:space="preserve">, </w:t>
+      </w:r>
+      <w:proofErr w:type="spellStart"/>
+      <w:r>
+        <w:t>MySQL</w:t>
+      </w:r>
+      <w:proofErr w:type="spellEnd"/>
       <w:r>
         <w:t>,</w:t>
       </w:r>
       <w:r>
         <w:tab/>
-        <w:t>DBeaver, Aiven</w:t>
-      </w:r>
+      </w:r>
+      <w:proofErr w:type="spellStart"/>
+      <w:r>
+        <w:t>DBeaver</w:t>
+      </w:r>
+      <w:proofErr w:type="spellEnd"/>
+      <w:r>
+        <w:t xml:space="preserve">, </w:t>
+      </w:r>
+      <w:proofErr w:type="spellStart"/>
+      <w:r>
+        <w:t>Aiven</w:t>
+      </w:r>
+      <w:proofErr w:type="spellEnd"/>
     </w:p>
     <w:p>
       <w:pPr>
@@ -5183,18 +5218,33 @@
       <w:r>
         <w:t xml:space="preserve"> </w:t>
       </w:r>
-      <w:r>
-        <w:t>Entity Framework</w:t>
-      </w:r>
-      <w:r>
-        <w:t xml:space="preserve"> Core</w:t>
-      </w:r>
+      <w:proofErr w:type="spellStart"/>
+      <w:r>
+        <w:t>Entity</w:t>
+      </w:r>
+      <w:proofErr w:type="spellEnd"/>
+      <w:r>
+        <w:t xml:space="preserve"> Framework</w:t>
+      </w:r>
+      <w:r>
+        <w:t xml:space="preserve"> </w:t>
+      </w:r>
+      <w:proofErr w:type="spellStart"/>
+      <w:r>
+        <w:t>Core</w:t>
+      </w:r>
+      <w:proofErr w:type="spellEnd"/>
       <w:r>
         <w:t>,</w:t>
       </w:r>
       <w:r>
-        <w:t xml:space="preserve"> DigitalOcean</w:t>
-      </w:r>
+        <w:t xml:space="preserve"> </w:t>
+      </w:r>
+      <w:proofErr w:type="spellStart"/>
+      <w:r>
+        <w:t>DigitalOcean</w:t>
+      </w:r>
+      <w:proofErr w:type="spellEnd"/>
     </w:p>
     <w:p>
       <w:pPr>
@@ -5225,8 +5275,13 @@
         <w:t>3, JavaScript</w:t>
       </w:r>
       <w:r>
-        <w:t>, React</w:t>
-      </w:r>
+        <w:t xml:space="preserve">, </w:t>
+      </w:r>
+      <w:proofErr w:type="spellStart"/>
+      <w:r>
+        <w:t>React</w:t>
+      </w:r>
+      <w:proofErr w:type="spellEnd"/>
     </w:p>
     <w:p>
       <w:pPr>
@@ -5285,15 +5340,19 @@
             <w:r>
               <w:t xml:space="preserve">, </w:t>
             </w:r>
+            <w:proofErr w:type="spellStart"/>
             <w:r>
               <w:t>phpMyAdmin</w:t>
             </w:r>
+            <w:proofErr w:type="spellEnd"/>
             <w:r>
               <w:t xml:space="preserve">, </w:t>
             </w:r>
+            <w:proofErr w:type="spellStart"/>
             <w:r>
               <w:t>DBeaver</w:t>
             </w:r>
+            <w:proofErr w:type="spellEnd"/>
             <w:r>
               <w:t xml:space="preserve">, </w:t>
             </w:r>
@@ -5329,8 +5388,29 @@
               <w:jc w:val="both"/>
             </w:pPr>
             <w:r>
-              <w:t>Visual Studio, DigitalOcean, Rider</w:t>
-            </w:r>
+              <w:t xml:space="preserve">Visual </w:t>
+            </w:r>
+            <w:proofErr w:type="spellStart"/>
+            <w:r>
+              <w:t>Studio</w:t>
+            </w:r>
+            <w:proofErr w:type="spellEnd"/>
+            <w:r>
+              <w:t xml:space="preserve">, </w:t>
+            </w:r>
+            <w:proofErr w:type="spellStart"/>
+            <w:r>
+              <w:t>DigitalOcean</w:t>
+            </w:r>
+            <w:proofErr w:type="spellEnd"/>
+            <w:r>
+              <w:t xml:space="preserve">, </w:t>
+            </w:r>
+            <w:proofErr w:type="spellStart"/>
+            <w:r>
+              <w:t>Rider</w:t>
+            </w:r>
+            <w:proofErr w:type="spellEnd"/>
           </w:p>
         </w:tc>
         <w:tc>
@@ -5364,8 +5444,29 @@
               <w:jc w:val="both"/>
             </w:pPr>
             <w:r>
-              <w:t>Visual Studio Code, Rider</w:t>
-            </w:r>
+              <w:t xml:space="preserve">Visual </w:t>
+            </w:r>
+            <w:proofErr w:type="spellStart"/>
+            <w:r>
+              <w:t>Studio</w:t>
+            </w:r>
+            <w:proofErr w:type="spellEnd"/>
+            <w:r>
+              <w:t xml:space="preserve"> </w:t>
+            </w:r>
+            <w:proofErr w:type="spellStart"/>
+            <w:r>
+              <w:t>Code</w:t>
+            </w:r>
+            <w:proofErr w:type="spellEnd"/>
+            <w:r>
+              <w:t xml:space="preserve">, </w:t>
+            </w:r>
+            <w:proofErr w:type="spellStart"/>
+            <w:r>
+              <w:t>Rider</w:t>
+            </w:r>
+            <w:proofErr w:type="spellEnd"/>
           </w:p>
         </w:tc>
         <w:tc>
@@ -5393,9 +5494,27 @@
               <w:ind w:firstLine="0"/>
               <w:jc w:val="both"/>
             </w:pPr>
-            <w:r>
-              <w:t>Github, Github Desktop</w:t>
-            </w:r>
+            <w:proofErr w:type="spellStart"/>
+            <w:r>
+              <w:t>Github</w:t>
+            </w:r>
+            <w:proofErr w:type="spellEnd"/>
+            <w:r>
+              <w:t xml:space="preserve">, </w:t>
+            </w:r>
+            <w:proofErr w:type="spellStart"/>
+            <w:r>
+              <w:t>Github</w:t>
+            </w:r>
+            <w:proofErr w:type="spellEnd"/>
+            <w:r>
+              <w:t xml:space="preserve"> </w:t>
+            </w:r>
+            <w:proofErr w:type="spellStart"/>
+            <w:r>
+              <w:t>Desktop</w:t>
+            </w:r>
+            <w:proofErr w:type="spellEnd"/>
           </w:p>
         </w:tc>
         <w:tc>
@@ -5420,16 +5539,29 @@
         <w:pStyle w:val="Kpalrs"/>
         <w:jc w:val="center"/>
       </w:pPr>
-      <w:fldSimple w:instr=" SEQ táblázat \* ARABIC ">
-        <w:bookmarkStart w:id="6" w:name="_Toc226634442"/>
-        <w:bookmarkStart w:id="7" w:name="_Toc226634504"/>
-        <w:r>
-          <w:rPr>
-            <w:noProof/>
-          </w:rPr>
-          <w:t>1</w:t>
-        </w:r>
-      </w:fldSimple>
+      <w:r>
+        <w:fldChar w:fldCharType="begin"/>
+      </w:r>
+      <w:r>
+        <w:instrText xml:space="preserve"> SEQ táblázat \* ARABIC </w:instrText>
+      </w:r>
+      <w:r>
+        <w:fldChar w:fldCharType="separate"/>
+      </w:r>
+      <w:bookmarkStart w:id="6" w:name="_Toc226634442"/>
+      <w:bookmarkStart w:id="7" w:name="_Toc226634504"/>
+      <w:r>
+        <w:rPr>
+          <w:noProof/>
+        </w:rPr>
+        <w:t>1</w:t>
+      </w:r>
+      <w:r>
+        <w:rPr>
+          <w:noProof/>
+        </w:rPr>
+        <w:fldChar w:fldCharType="end"/>
+      </w:r>
       <w:bookmarkStart w:id="8" w:name="_Toc226471988"/>
       <w:r>
         <w:t>. táblázat</w:t>
@@ -5460,7 +5592,15 @@
         <w:jc w:val="both"/>
       </w:pPr>
       <w:r>
-        <w:t>Az oldal használatához szélessávú internetkapcsolat és modern böngésző javasolt, ezek mellet biztosítható a rendeltetésszerű működés. A felhasználó köteles a hozzáférési adatait biztonságosan kezelni, az adatok feltöltésénél a munkamenethez szorosan kapcsolódó, releváns adatok tölthetőek fel.</w:t>
+        <w:t xml:space="preserve">Az oldal használatához szélessávú internetkapcsolat és modern böngésző javasolt, ezek mellet biztosítható a rendeltetésszerű működés. A felhasználó köteles a hozzáférési adatait biztonságosan kezelni, az adatok feltöltésénél a munkamenethez szorosan kapcsolódó, releváns adatok </w:t>
+      </w:r>
+      <w:proofErr w:type="spellStart"/>
+      <w:r>
+        <w:t>tölthetőek</w:t>
+      </w:r>
+      <w:proofErr w:type="spellEnd"/>
+      <w:r>
+        <w:t xml:space="preserve"> fel.</w:t>
       </w:r>
     </w:p>
     <w:p>
@@ -5515,7 +5655,35 @@
         <w:rPr>
           <w:rFonts w:ascii="Times New Roman CE" w:hAnsi="Times New Roman CE" w:cs="Times New Roman"/>
         </w:rPr>
-        <w:t>A projektünkben kettő alapvető szerepkört határoztunk meg, ezek a User és Admin hatáskörök. Akik vendégként tehát felhasználó, regisztráció nélkül kívánnak ellátogatni a weboldalra azoknak a böngészés lehetősége áll fent, tehát ők nem képesek vásárolni vagy hangszereket feltölteni biztonsági okokból.</w:t>
+        <w:t xml:space="preserve">A projektünkben kettő alapvető szerepkört határoztunk meg, ezek a </w:t>
+      </w:r>
+      <w:proofErr w:type="spellStart"/>
+      <w:r>
+        <w:rPr>
+          <w:rFonts w:ascii="Times New Roman CE" w:hAnsi="Times New Roman CE" w:cs="Times New Roman"/>
+        </w:rPr>
+        <w:t>User</w:t>
+      </w:r>
+      <w:proofErr w:type="spellEnd"/>
+      <w:r>
+        <w:rPr>
+          <w:rFonts w:ascii="Times New Roman CE" w:hAnsi="Times New Roman CE" w:cs="Times New Roman"/>
+        </w:rPr>
+        <w:t xml:space="preserve"> és </w:t>
+      </w:r>
+      <w:proofErr w:type="spellStart"/>
+      <w:r>
+        <w:rPr>
+          <w:rFonts w:ascii="Times New Roman CE" w:hAnsi="Times New Roman CE" w:cs="Times New Roman"/>
+        </w:rPr>
+        <w:t>Admin</w:t>
+      </w:r>
+      <w:proofErr w:type="spellEnd"/>
+      <w:r>
+        <w:rPr>
+          <w:rFonts w:ascii="Times New Roman CE" w:hAnsi="Times New Roman CE" w:cs="Times New Roman"/>
+        </w:rPr>
+        <w:t xml:space="preserve"> hatáskörök. Akik vendégként tehát felhasználó, regisztráció nélkül kívánnak ellátogatni a weboldalra azoknak a böngészés lehetősége áll fent, tehát ők nem képesek vásárolni vagy hangszereket feltölteni biztonsági okokból.</w:t>
       </w:r>
     </w:p>
     <w:p>
@@ -5570,7 +5738,23 @@
         <w:jc w:val="both"/>
       </w:pPr>
       <w:r>
-        <w:t>Olyan modern böngésző, amely támogatja a http-only cookie-k kezelését és a JavaScript alapó aszinkron hívásokat</w:t>
+        <w:t>Olyan modern böngésző, amely támogatja a http-</w:t>
+      </w:r>
+      <w:proofErr w:type="spellStart"/>
+      <w:r>
+        <w:t>only</w:t>
+      </w:r>
+      <w:proofErr w:type="spellEnd"/>
+      <w:r>
+        <w:t xml:space="preserve"> </w:t>
+      </w:r>
+      <w:proofErr w:type="spellStart"/>
+      <w:r>
+        <w:t>cookie</w:t>
+      </w:r>
+      <w:proofErr w:type="spellEnd"/>
+      <w:r>
+        <w:t>-k kezelését és a JavaScript alapó aszinkron hívásokat</w:t>
       </w:r>
     </w:p>
     <w:p>
@@ -5583,7 +5767,15 @@
         <w:jc w:val="both"/>
       </w:pPr>
       <w:r>
-        <w:t>A böngészőben a cookie-k engedélyezése elengedhetetlen, mivel a programban JWT</w:t>
+        <w:t xml:space="preserve">A böngészőben a </w:t>
+      </w:r>
+      <w:proofErr w:type="spellStart"/>
+      <w:r>
+        <w:t>cookie</w:t>
+      </w:r>
+      <w:proofErr w:type="spellEnd"/>
+      <w:r>
+        <w:t>-k engedélyezése elengedhetetlen, mivel a programban JWT</w:t>
       </w:r>
       <w:r>
         <w:rPr>
@@ -5618,7 +5810,23 @@
         <w:jc w:val="both"/>
       </w:pPr>
       <w:r>
-        <w:t>A szerveroldalon definiált titkos kulcs megléte a JWT-k aláírásához és validálásához, esetünkben ez a DigitalOcean kiszolgálónál környezeti változóként definiált kulcs</w:t>
+        <w:t xml:space="preserve">A szerveroldalon definiált titkos kulcs megléte a JWT-k aláírásához és </w:t>
+      </w:r>
+      <w:proofErr w:type="spellStart"/>
+      <w:r>
+        <w:t>validálásához</w:t>
+      </w:r>
+      <w:proofErr w:type="spellEnd"/>
+      <w:r>
+        <w:t xml:space="preserve">, esetünkben ez a </w:t>
+      </w:r>
+      <w:proofErr w:type="spellStart"/>
+      <w:r>
+        <w:t>DigitalOcean</w:t>
+      </w:r>
+      <w:proofErr w:type="spellEnd"/>
+      <w:r>
+        <w:t xml:space="preserve"> kiszolgálónál környezeti változóként definiált kulcs</w:t>
       </w:r>
     </w:p>
     <w:p>
@@ -5652,7 +5860,15 @@
         </w:numPr>
       </w:pPr>
       <w:r>
-        <w:t>Érvényes Cloudinary fiók és API hozzáférés</w:t>
+        <w:t xml:space="preserve">Érvényes </w:t>
+      </w:r>
+      <w:proofErr w:type="spellStart"/>
+      <w:r>
+        <w:t>Cloudinary</w:t>
+      </w:r>
+      <w:proofErr w:type="spellEnd"/>
+      <w:r>
+        <w:t xml:space="preserve"> fiók és API hozzáférés</w:t>
       </w:r>
     </w:p>
     <w:p>
@@ -5664,7 +5880,15 @@
         </w:numPr>
       </w:pPr>
       <w:r>
-        <w:t xml:space="preserve">A képek tárolása a Cloudinary felhőplatformon történik, a feltöltés keretein belül egy általunk meghatározott </w:t>
+        <w:t xml:space="preserve">A képek tárolása a </w:t>
+      </w:r>
+      <w:proofErr w:type="spellStart"/>
+      <w:r>
+        <w:t>Cloudinary</w:t>
+      </w:r>
+      <w:proofErr w:type="spellEnd"/>
+      <w:r>
+        <w:t xml:space="preserve"> felhőplatformon történik, a feltöltés keretein belül egy általunk meghatározott </w:t>
       </w:r>
       <w:r>
         <w:t xml:space="preserve">azonosítót </w:t>
@@ -5714,7 +5938,15 @@
         <w:jc w:val="both"/>
       </w:pPr>
       <w:r>
-        <w:t>Aktív EmailJS fiók és beállított e-mail sablonok</w:t>
+        <w:t xml:space="preserve">Aktív </w:t>
+      </w:r>
+      <w:proofErr w:type="spellStart"/>
+      <w:r>
+        <w:t>EmailJS</w:t>
+      </w:r>
+      <w:proofErr w:type="spellEnd"/>
+      <w:r>
+        <w:t xml:space="preserve"> fiók és beállított e-mail sablonok</w:t>
       </w:r>
     </w:p>
     <w:p>
@@ -5727,7 +5959,15 @@
         <w:jc w:val="both"/>
       </w:pPr>
       <w:r>
-        <w:t>A kliensoldali kódban konfigurált Service és Template azonosítók</w:t>
+        <w:t xml:space="preserve">A kliensoldali kódban konfigurált Service és </w:t>
+      </w:r>
+      <w:proofErr w:type="spellStart"/>
+      <w:r>
+        <w:t>Template</w:t>
+      </w:r>
+      <w:proofErr w:type="spellEnd"/>
+      <w:r>
+        <w:t xml:space="preserve"> azonosítók</w:t>
       </w:r>
     </w:p>
     <w:p>
@@ -5740,7 +5980,15 @@
         <w:jc w:val="both"/>
       </w:pPr>
       <w:r>
-        <w:t>Az EmailJS közvetlen API hívásokat indít a kliens gépéről, így a hálózatnak engedélyeznie kell a külső tartományok felé irányuló kéréseket</w:t>
+        <w:t xml:space="preserve">Az </w:t>
+      </w:r>
+      <w:proofErr w:type="spellStart"/>
+      <w:r>
+        <w:t>EmailJS</w:t>
+      </w:r>
+      <w:proofErr w:type="spellEnd"/>
+      <w:r>
+        <w:t xml:space="preserve"> közvetlen API hívásokat indít a kliens gépéről, így a hálózatnak engedélyeznie kell a külső tartományok felé irányuló kéréseket</w:t>
       </w:r>
     </w:p>
     <w:p>
@@ -5756,7 +6004,21 @@
         <w:rPr>
           <w:rFonts w:ascii="Times New Roman CE" w:hAnsi="Times New Roman CE" w:cs="Times New Roman"/>
         </w:rPr>
-        <w:t>Felhasználói felület vázlatai (wireframe)</w:t>
+        <w:t>Felhasználói felület vázlatai (</w:t>
+      </w:r>
+      <w:proofErr w:type="spellStart"/>
+      <w:r>
+        <w:rPr>
+          <w:rFonts w:ascii="Times New Roman CE" w:hAnsi="Times New Roman CE" w:cs="Times New Roman"/>
+        </w:rPr>
+        <w:t>wireframe</w:t>
+      </w:r>
+      <w:proofErr w:type="spellEnd"/>
+      <w:r>
+        <w:rPr>
+          <w:rFonts w:ascii="Times New Roman CE" w:hAnsi="Times New Roman CE" w:cs="Times New Roman"/>
+        </w:rPr>
+        <w:t>)</w:t>
       </w:r>
       <w:bookmarkEnd w:id="16"/>
     </w:p>
@@ -5843,8 +6105,13 @@
         </w:numPr>
         <w:jc w:val="both"/>
       </w:pPr>
-      <w:r>
-        <w:t>User tábla</w:t>
+      <w:proofErr w:type="spellStart"/>
+      <w:r>
+        <w:t>User</w:t>
+      </w:r>
+      <w:proofErr w:type="spellEnd"/>
+      <w:r>
+        <w:t xml:space="preserve"> tábla</w:t>
       </w:r>
     </w:p>
     <w:p>
@@ -5856,9 +6123,83 @@
         </w:numPr>
         <w:jc w:val="both"/>
       </w:pPr>
-      <w:r>
-        <w:t>UId, UName, Email, PNumber, Password, Review, PostalCode, City, StreetHNum, Role, Token, ImageId</w:t>
-      </w:r>
+      <w:proofErr w:type="spellStart"/>
+      <w:r>
+        <w:t>UId</w:t>
+      </w:r>
+      <w:proofErr w:type="spellEnd"/>
+      <w:r>
+        <w:t xml:space="preserve">, </w:t>
+      </w:r>
+      <w:proofErr w:type="spellStart"/>
+      <w:r>
+        <w:t>UName</w:t>
+      </w:r>
+      <w:proofErr w:type="spellEnd"/>
+      <w:r>
+        <w:t xml:space="preserve">, Email, </w:t>
+      </w:r>
+      <w:proofErr w:type="spellStart"/>
+      <w:r>
+        <w:t>PNumber</w:t>
+      </w:r>
+      <w:proofErr w:type="spellEnd"/>
+      <w:r>
+        <w:t xml:space="preserve">, </w:t>
+      </w:r>
+      <w:proofErr w:type="spellStart"/>
+      <w:r>
+        <w:t>Password</w:t>
+      </w:r>
+      <w:proofErr w:type="spellEnd"/>
+      <w:r>
+        <w:t xml:space="preserve">, </w:t>
+      </w:r>
+      <w:proofErr w:type="spellStart"/>
+      <w:r>
+        <w:t>Review</w:t>
+      </w:r>
+      <w:proofErr w:type="spellEnd"/>
+      <w:r>
+        <w:t xml:space="preserve">, </w:t>
+      </w:r>
+      <w:proofErr w:type="spellStart"/>
+      <w:r>
+        <w:t>PostalCode</w:t>
+      </w:r>
+      <w:proofErr w:type="spellEnd"/>
+      <w:r>
+        <w:t xml:space="preserve">, City, </w:t>
+      </w:r>
+      <w:proofErr w:type="spellStart"/>
+      <w:r>
+        <w:t>StreetHNum</w:t>
+      </w:r>
+      <w:proofErr w:type="spellEnd"/>
+      <w:r>
+        <w:t xml:space="preserve">, </w:t>
+      </w:r>
+      <w:proofErr w:type="spellStart"/>
+      <w:r>
+        <w:t>Role</w:t>
+      </w:r>
+      <w:proofErr w:type="spellEnd"/>
+      <w:r>
+        <w:t xml:space="preserve">, </w:t>
+      </w:r>
+      <w:proofErr w:type="spellStart"/>
+      <w:r>
+        <w:t>Token</w:t>
+      </w:r>
+      <w:proofErr w:type="spellEnd"/>
+      <w:r>
+        <w:t xml:space="preserve">, </w:t>
+      </w:r>
+      <w:proofErr w:type="spellStart"/>
+      <w:r>
+        <w:t>ImageId</w:t>
+      </w:r>
+      <w:proofErr w:type="spellEnd"/>
     </w:p>
     <w:p>
       <w:pPr>
@@ -5869,8 +6210,13 @@
         </w:numPr>
         <w:jc w:val="both"/>
       </w:pPr>
-      <w:r>
-        <w:t>Instrument tábla</w:t>
+      <w:proofErr w:type="spellStart"/>
+      <w:r>
+        <w:t>Instrument</w:t>
+      </w:r>
+      <w:proofErr w:type="spellEnd"/>
+      <w:r>
+        <w:t xml:space="preserve"> tábla</w:t>
       </w:r>
     </w:p>
     <w:p>
@@ -5882,9 +6228,75 @@
         </w:numPr>
         <w:jc w:val="both"/>
       </w:pPr>
-      <w:r>
-        <w:t>IId, IName, Cost, Description, Sold, IsPremium, Condition, ImageCount, ScName, UId</w:t>
-      </w:r>
+      <w:proofErr w:type="spellStart"/>
+      <w:r>
+        <w:t>IId</w:t>
+      </w:r>
+      <w:proofErr w:type="spellEnd"/>
+      <w:r>
+        <w:t xml:space="preserve">, </w:t>
+      </w:r>
+      <w:proofErr w:type="spellStart"/>
+      <w:r>
+        <w:t>IName</w:t>
+      </w:r>
+      <w:proofErr w:type="spellEnd"/>
+      <w:r>
+        <w:t xml:space="preserve">, Cost, </w:t>
+      </w:r>
+      <w:proofErr w:type="spellStart"/>
+      <w:r>
+        <w:t>Description</w:t>
+      </w:r>
+      <w:proofErr w:type="spellEnd"/>
+      <w:r>
+        <w:t xml:space="preserve">, </w:t>
+      </w:r>
+      <w:proofErr w:type="spellStart"/>
+      <w:r>
+        <w:t>Sold</w:t>
+      </w:r>
+      <w:proofErr w:type="spellEnd"/>
+      <w:r>
+        <w:t xml:space="preserve">, </w:t>
+      </w:r>
+      <w:proofErr w:type="spellStart"/>
+      <w:r>
+        <w:t>IsPremium</w:t>
+      </w:r>
+      <w:proofErr w:type="spellEnd"/>
+      <w:r>
+        <w:t xml:space="preserve">, </w:t>
+      </w:r>
+      <w:proofErr w:type="spellStart"/>
+      <w:r>
+        <w:t>Condition</w:t>
+      </w:r>
+      <w:proofErr w:type="spellEnd"/>
+      <w:r>
+        <w:t xml:space="preserve">, </w:t>
+      </w:r>
+      <w:proofErr w:type="spellStart"/>
+      <w:r>
+        <w:t>ImageCount</w:t>
+      </w:r>
+      <w:proofErr w:type="spellEnd"/>
+      <w:r>
+        <w:t xml:space="preserve">, </w:t>
+      </w:r>
+      <w:proofErr w:type="spellStart"/>
+      <w:r>
+        <w:t>ScName</w:t>
+      </w:r>
+      <w:proofErr w:type="spellEnd"/>
+      <w:r>
+        <w:t xml:space="preserve">, </w:t>
+      </w:r>
+      <w:proofErr w:type="spellStart"/>
+      <w:r>
+        <w:t>UId</w:t>
+      </w:r>
+      <w:proofErr w:type="spellEnd"/>
     </w:p>
     <w:p>
       <w:pPr>
@@ -5895,8 +6307,13 @@
         </w:numPr>
         <w:jc w:val="both"/>
       </w:pPr>
-      <w:r>
-        <w:t>ForYou tábla</w:t>
+      <w:proofErr w:type="spellStart"/>
+      <w:r>
+        <w:t>ForYou</w:t>
+      </w:r>
+      <w:proofErr w:type="spellEnd"/>
+      <w:r>
+        <w:t xml:space="preserve"> tábla</w:t>
       </w:r>
     </w:p>
     <w:p>
@@ -5909,8 +6326,21 @@
         <w:jc w:val="both"/>
       </w:pPr>
       <w:r>
-        <w:t>Fid, UId, CName</w:t>
-      </w:r>
+        <w:t xml:space="preserve">Fid, </w:t>
+      </w:r>
+      <w:proofErr w:type="spellStart"/>
+      <w:r>
+        <w:t>UId</w:t>
+      </w:r>
+      <w:proofErr w:type="spellEnd"/>
+      <w:r>
+        <w:t xml:space="preserve">, </w:t>
+      </w:r>
+      <w:proofErr w:type="spellStart"/>
+      <w:r>
+        <w:t>CName</w:t>
+      </w:r>
+      <w:proofErr w:type="spellEnd"/>
     </w:p>
     <w:p>
       <w:pPr>
@@ -5921,8 +6351,13 @@
         </w:numPr>
         <w:jc w:val="both"/>
       </w:pPr>
-      <w:r>
-        <w:t>Category tábla</w:t>
+      <w:proofErr w:type="spellStart"/>
+      <w:r>
+        <w:t>Category</w:t>
+      </w:r>
+      <w:proofErr w:type="spellEnd"/>
+      <w:r>
+        <w:t xml:space="preserve"> tábla</w:t>
       </w:r>
     </w:p>
     <w:p>
@@ -5934,9 +6369,11 @@
         </w:numPr>
         <w:jc w:val="both"/>
       </w:pPr>
+      <w:proofErr w:type="spellStart"/>
       <w:r>
         <w:t>CName</w:t>
       </w:r>
+      <w:proofErr w:type="spellEnd"/>
     </w:p>
     <w:p>
       <w:pPr>
@@ -5947,8 +6384,13 @@
         </w:numPr>
         <w:jc w:val="both"/>
       </w:pPr>
-      <w:r>
-        <w:t>SubCategory tábla</w:t>
+      <w:proofErr w:type="spellStart"/>
+      <w:r>
+        <w:t>SubCategory</w:t>
+      </w:r>
+      <w:proofErr w:type="spellEnd"/>
+      <w:r>
+        <w:t xml:space="preserve"> tábla</w:t>
       </w:r>
     </w:p>
     <w:p>
@@ -5960,9 +6402,19 @@
         </w:numPr>
         <w:jc w:val="both"/>
       </w:pPr>
-      <w:r>
-        <w:t>ScName, CName</w:t>
-      </w:r>
+      <w:proofErr w:type="spellStart"/>
+      <w:r>
+        <w:t>ScName</w:t>
+      </w:r>
+      <w:proofErr w:type="spellEnd"/>
+      <w:r>
+        <w:t xml:space="preserve">, </w:t>
+      </w:r>
+      <w:proofErr w:type="spellStart"/>
+      <w:r>
+        <w:t>CName</w:t>
+      </w:r>
+      <w:proofErr w:type="spellEnd"/>
     </w:p>
     <w:p>
       <w:pPr>
@@ -5973,8 +6425,13 @@
         </w:numPr>
         <w:jc w:val="both"/>
       </w:pPr>
-      <w:r>
-        <w:t>OrderInfo tábla</w:t>
+      <w:proofErr w:type="spellStart"/>
+      <w:r>
+        <w:t>OrderInfo</w:t>
+      </w:r>
+      <w:proofErr w:type="spellEnd"/>
+      <w:r>
+        <w:t xml:space="preserve"> tábla</w:t>
       </w:r>
     </w:p>
     <w:p>
@@ -5986,9 +6443,51 @@
         </w:numPr>
         <w:jc w:val="both"/>
       </w:pPr>
-      <w:r>
-        <w:t>OId, DateOfPurchase, DateOfShipArrive, DateOfShipStart, Status, IId, CId</w:t>
-      </w:r>
+      <w:proofErr w:type="spellStart"/>
+      <w:r>
+        <w:t>OId</w:t>
+      </w:r>
+      <w:proofErr w:type="spellEnd"/>
+      <w:r>
+        <w:t xml:space="preserve">, </w:t>
+      </w:r>
+      <w:proofErr w:type="spellStart"/>
+      <w:r>
+        <w:t>DateOfPurchase</w:t>
+      </w:r>
+      <w:proofErr w:type="spellEnd"/>
+      <w:r>
+        <w:t xml:space="preserve">, </w:t>
+      </w:r>
+      <w:proofErr w:type="spellStart"/>
+      <w:r>
+        <w:t>DateOfShipArrive</w:t>
+      </w:r>
+      <w:proofErr w:type="spellEnd"/>
+      <w:r>
+        <w:t xml:space="preserve">, </w:t>
+      </w:r>
+      <w:proofErr w:type="spellStart"/>
+      <w:r>
+        <w:t>DateOfShipStart</w:t>
+      </w:r>
+      <w:proofErr w:type="spellEnd"/>
+      <w:r>
+        <w:t xml:space="preserve">, Status, </w:t>
+      </w:r>
+      <w:proofErr w:type="spellStart"/>
+      <w:r>
+        <w:t>IId</w:t>
+      </w:r>
+      <w:proofErr w:type="spellEnd"/>
+      <w:r>
+        <w:t xml:space="preserve">, </w:t>
+      </w:r>
+      <w:proofErr w:type="spellStart"/>
+      <w:r>
+        <w:t>CId</w:t>
+      </w:r>
+      <w:proofErr w:type="spellEnd"/>
     </w:p>
     <w:p>
       <w:pPr>
@@ -6008,8 +6507,21 @@
         </w:numPr>
         <w:jc w:val="both"/>
       </w:pPr>
-      <w:r>
-        <w:t xml:space="preserve">Instrument &amp; User: A kapcsolat a hangszer </w:t>
+      <w:proofErr w:type="spellStart"/>
+      <w:r>
+        <w:t>Instrument</w:t>
+      </w:r>
+      <w:proofErr w:type="spellEnd"/>
+      <w:r>
+        <w:t xml:space="preserve"> &amp; </w:t>
+      </w:r>
+      <w:proofErr w:type="spellStart"/>
+      <w:r>
+        <w:t>User</w:t>
+      </w:r>
+      <w:proofErr w:type="spellEnd"/>
+      <w:r>
+        <w:t xml:space="preserve">: A kapcsolat a hangszer </w:t>
       </w:r>
       <w:r>
         <w:t>kihez tartozásának igazolása miatt indokolt</w:t>
@@ -6024,8 +6536,21 @@
         </w:numPr>
         <w:jc w:val="both"/>
       </w:pPr>
-      <w:r>
-        <w:t>Instrument &amp; SubCategory: Minden hangszerhez a feltöltés során egy előre megadott széleskörű listából kell típust választani, ez elősegíti a hangszer pontos adatainak felvételét és a szűrést</w:t>
+      <w:proofErr w:type="spellStart"/>
+      <w:r>
+        <w:t>Instrument</w:t>
+      </w:r>
+      <w:proofErr w:type="spellEnd"/>
+      <w:r>
+        <w:t xml:space="preserve"> &amp; </w:t>
+      </w:r>
+      <w:proofErr w:type="spellStart"/>
+      <w:r>
+        <w:t>SubCategory</w:t>
+      </w:r>
+      <w:proofErr w:type="spellEnd"/>
+      <w:r>
+        <w:t>: Minden hangszerhez a feltöltés során egy előre megadott széleskörű listából kell típust választani, ez elősegíti a hangszer pontos adatainak felvételét és a szűrést</w:t>
       </w:r>
     </w:p>
     <w:p>
@@ -6037,8 +6562,45 @@
         </w:numPr>
         <w:jc w:val="both"/>
       </w:pPr>
-      <w:r>
-        <w:t xml:space="preserve">ForYou &amp; User / ForYou &amp; Category: Amennyiben a kliens rendelkezik egy bejegyzett felhasználóval és be is jelentkezett lehetősége nyílik az érdekeltségi körét számontartani a weboldalon </w:t>
+      <w:proofErr w:type="spellStart"/>
+      <w:r>
+        <w:t>ForYou</w:t>
+      </w:r>
+      <w:proofErr w:type="spellEnd"/>
+      <w:r>
+        <w:t xml:space="preserve"> &amp; </w:t>
+      </w:r>
+      <w:proofErr w:type="spellStart"/>
+      <w:r>
+        <w:t>User</w:t>
+      </w:r>
+      <w:proofErr w:type="spellEnd"/>
+      <w:r>
+        <w:t xml:space="preserve"> / </w:t>
+      </w:r>
+      <w:proofErr w:type="spellStart"/>
+      <w:r>
+        <w:t>ForYou</w:t>
+      </w:r>
+      <w:proofErr w:type="spellEnd"/>
+      <w:r>
+        <w:t xml:space="preserve"> &amp; </w:t>
+      </w:r>
+      <w:proofErr w:type="spellStart"/>
+      <w:r>
+        <w:t>Category</w:t>
+      </w:r>
+      <w:proofErr w:type="spellEnd"/>
+      <w:r>
+        <w:t xml:space="preserve">: Amennyiben a kliens rendelkezik egy bejegyzett felhasználóval és be is jelentkezett lehetősége nyílik az érdekeltségi körét </w:t>
+      </w:r>
+      <w:proofErr w:type="spellStart"/>
+      <w:r>
+        <w:t>számontartani</w:t>
+      </w:r>
+      <w:proofErr w:type="spellEnd"/>
+      <w:r>
+        <w:t xml:space="preserve"> a weboldalon </w:t>
       </w:r>
     </w:p>
     <w:p>
@@ -6050,8 +6612,21 @@
         </w:numPr>
         <w:jc w:val="both"/>
       </w:pPr>
-      <w:r>
-        <w:t>SubCategory &amp; Category: Ezzel a struktúrával próbáltuk meg a részletekre kitérő adattárolást megoldani a hangszerekhez</w:t>
+      <w:proofErr w:type="spellStart"/>
+      <w:r>
+        <w:t>SubCategory</w:t>
+      </w:r>
+      <w:proofErr w:type="spellEnd"/>
+      <w:r>
+        <w:t xml:space="preserve"> &amp; </w:t>
+      </w:r>
+      <w:proofErr w:type="spellStart"/>
+      <w:r>
+        <w:t>Category</w:t>
+      </w:r>
+      <w:proofErr w:type="spellEnd"/>
+      <w:r>
+        <w:t>: Ezzel a struktúrával próbáltuk meg a részletekre kitérő adattárolást megoldani a hangszerekhez</w:t>
       </w:r>
     </w:p>
     <w:p>
@@ -6063,8 +6638,29 @@
         </w:numPr>
         <w:jc w:val="both"/>
       </w:pPr>
-      <w:r>
-        <w:t>OrderInfo &amp; User: Itt a Cid mezővel hivatkozunk a User táblára, hogy rögzíthessük</w:t>
+      <w:proofErr w:type="spellStart"/>
+      <w:r>
+        <w:t>OrderInfo</w:t>
+      </w:r>
+      <w:proofErr w:type="spellEnd"/>
+      <w:r>
+        <w:t xml:space="preserve"> &amp; </w:t>
+      </w:r>
+      <w:proofErr w:type="spellStart"/>
+      <w:r>
+        <w:t>User</w:t>
+      </w:r>
+      <w:proofErr w:type="spellEnd"/>
+      <w:r>
+        <w:t xml:space="preserve">: Itt a Cid mezővel hivatkozunk a </w:t>
+      </w:r>
+      <w:proofErr w:type="spellStart"/>
+      <w:r>
+        <w:t>User</w:t>
+      </w:r>
+      <w:proofErr w:type="spellEnd"/>
+      <w:r>
+        <w:t xml:space="preserve"> táblára, hogy rögzíthessük</w:t>
       </w:r>
       <w:r>
         <w:t xml:space="preserve"> a vásárlót és az adatait a rendeléshez </w:t>
@@ -6079,8 +6675,29 @@
         </w:numPr>
         <w:jc w:val="both"/>
       </w:pPr>
-      <w:r>
-        <w:t>OrderInfo &amp; Instrument: Ezzel a kapcsolattal azonosítjuk be a vásárolni kívánt hangszert és az Instrument táblában található idegen kulcson keresztül pedig megtudhatjuk ki az eladó</w:t>
+      <w:proofErr w:type="spellStart"/>
+      <w:r>
+        <w:t>OrderInfo</w:t>
+      </w:r>
+      <w:proofErr w:type="spellEnd"/>
+      <w:r>
+        <w:t xml:space="preserve"> &amp; </w:t>
+      </w:r>
+      <w:proofErr w:type="spellStart"/>
+      <w:r>
+        <w:t>Instrument</w:t>
+      </w:r>
+      <w:proofErr w:type="spellEnd"/>
+      <w:r>
+        <w:t xml:space="preserve">: Ezzel a kapcsolattal azonosítjuk be a vásárolni kívánt hangszert és az </w:t>
+      </w:r>
+      <w:proofErr w:type="spellStart"/>
+      <w:r>
+        <w:t>Instrument</w:t>
+      </w:r>
+      <w:proofErr w:type="spellEnd"/>
+      <w:r>
+        <w:t xml:space="preserve"> táblában található idegen kulcson keresztül pedig megtudhatjuk ki az eladó</w:t>
       </w:r>
     </w:p>
     <w:p>
@@ -6114,9 +6731,11 @@
         <w:ind w:left="1060" w:firstLine="0"/>
         <w:jc w:val="both"/>
       </w:pPr>
+      <w:proofErr w:type="spellStart"/>
       <w:r>
         <w:t>User</w:t>
       </w:r>
+      <w:proofErr w:type="spellEnd"/>
     </w:p>
     <w:p>
       <w:pPr>
@@ -6137,8 +6756,21 @@
         <w:footnoteReference w:id="2"/>
       </w:r>
       <w:r>
-        <w:t>: UId, INT, Auto-Increment</w:t>
-      </w:r>
+        <w:t xml:space="preserve">: </w:t>
+      </w:r>
+      <w:proofErr w:type="spellStart"/>
+      <w:r>
+        <w:t>UId</w:t>
+      </w:r>
+      <w:proofErr w:type="spellEnd"/>
+      <w:r>
+        <w:t xml:space="preserve">, INT, </w:t>
+      </w:r>
+      <w:proofErr w:type="spellStart"/>
+      <w:r>
+        <w:t>Auto-Increment</w:t>
+      </w:r>
+      <w:proofErr w:type="spellEnd"/>
     </w:p>
     <w:p>
       <w:pPr>
@@ -6185,11 +6817,64 @@
         <w:jc w:val="both"/>
       </w:pPr>
       <w:r>
-        <w:t xml:space="preserve">VARCHAR: UName, Email, Password, Token, ImageId, </w:t>
-      </w:r>
-      <w:r>
-        <w:t>City, StreetHNum, Role, Token</w:t>
-      </w:r>
+        <w:t xml:space="preserve">VARCHAR: </w:t>
+      </w:r>
+      <w:proofErr w:type="spellStart"/>
+      <w:r>
+        <w:t>UName</w:t>
+      </w:r>
+      <w:proofErr w:type="spellEnd"/>
+      <w:r>
+        <w:t xml:space="preserve">, Email, </w:t>
+      </w:r>
+      <w:proofErr w:type="spellStart"/>
+      <w:r>
+        <w:t>Password</w:t>
+      </w:r>
+      <w:proofErr w:type="spellEnd"/>
+      <w:r>
+        <w:t xml:space="preserve">, </w:t>
+      </w:r>
+      <w:proofErr w:type="spellStart"/>
+      <w:r>
+        <w:t>Token</w:t>
+      </w:r>
+      <w:proofErr w:type="spellEnd"/>
+      <w:r>
+        <w:t xml:space="preserve">, </w:t>
+      </w:r>
+      <w:proofErr w:type="spellStart"/>
+      <w:r>
+        <w:t>ImageId</w:t>
+      </w:r>
+      <w:proofErr w:type="spellEnd"/>
+      <w:r>
+        <w:t xml:space="preserve">, </w:t>
+      </w:r>
+      <w:r>
+        <w:t xml:space="preserve">City, </w:t>
+      </w:r>
+      <w:proofErr w:type="spellStart"/>
+      <w:r>
+        <w:t>StreetHNum</w:t>
+      </w:r>
+      <w:proofErr w:type="spellEnd"/>
+      <w:r>
+        <w:t xml:space="preserve">, </w:t>
+      </w:r>
+      <w:proofErr w:type="spellStart"/>
+      <w:r>
+        <w:t>Role</w:t>
+      </w:r>
+      <w:proofErr w:type="spellEnd"/>
+      <w:r>
+        <w:t xml:space="preserve">, </w:t>
+      </w:r>
+      <w:proofErr w:type="spellStart"/>
+      <w:r>
+        <w:t>Token</w:t>
+      </w:r>
+      <w:proofErr w:type="spellEnd"/>
     </w:p>
     <w:p>
       <w:pPr>
@@ -6201,8 +6886,13 @@
         <w:jc w:val="both"/>
       </w:pPr>
       <w:r>
-        <w:t>INT: PostalCode</w:t>
-      </w:r>
+        <w:t xml:space="preserve">INT: </w:t>
+      </w:r>
+      <w:proofErr w:type="spellStart"/>
+      <w:r>
+        <w:t>PostalCode</w:t>
+      </w:r>
+      <w:proofErr w:type="spellEnd"/>
     </w:p>
     <w:p>
       <w:pPr>
@@ -6214,8 +6904,13 @@
         <w:jc w:val="both"/>
       </w:pPr>
       <w:r>
-        <w:t>FLOAT: Review</w:t>
-      </w:r>
+        <w:t xml:space="preserve">FLOAT: </w:t>
+      </w:r>
+      <w:proofErr w:type="spellStart"/>
+      <w:r>
+        <w:t>Review</w:t>
+      </w:r>
+      <w:proofErr w:type="spellEnd"/>
     </w:p>
     <w:p>
       <w:pPr>
@@ -6227,21 +6922,28 @@
         <w:jc w:val="both"/>
       </w:pPr>
       <w:r>
-        <w:t>BIGINT: PNumber</w:t>
-      </w:r>
-    </w:p>
-    <w:p>
-      <w:pPr>
-        <w:jc w:val="both"/>
-      </w:pPr>
-    </w:p>
-    <w:p>
-      <w:pPr>
-        <w:jc w:val="both"/>
-      </w:pPr>
+        <w:t xml:space="preserve">BIGINT: </w:t>
+      </w:r>
+      <w:proofErr w:type="spellStart"/>
+      <w:r>
+        <w:t>PNumber</w:t>
+      </w:r>
+      <w:proofErr w:type="spellEnd"/>
+    </w:p>
+    <w:p>
+      <w:pPr>
+        <w:jc w:val="both"/>
+      </w:pPr>
+    </w:p>
+    <w:p>
+      <w:pPr>
+        <w:jc w:val="both"/>
+      </w:pPr>
+      <w:proofErr w:type="spellStart"/>
       <w:r>
         <w:t>Instrument</w:t>
       </w:r>
+      <w:proofErr w:type="spellEnd"/>
     </w:p>
     <w:p>
       <w:pPr>
@@ -6254,8 +6956,21 @@
       </w:pPr>
       <w:r>
         <w:lastRenderedPageBreak/>
-        <w:t>PK: IId, INT, Auto-Increment</w:t>
-      </w:r>
+        <w:t xml:space="preserve">PK: </w:t>
+      </w:r>
+      <w:proofErr w:type="spellStart"/>
+      <w:r>
+        <w:t>IId</w:t>
+      </w:r>
+      <w:proofErr w:type="spellEnd"/>
+      <w:r>
+        <w:t xml:space="preserve">, INT, </w:t>
+      </w:r>
+      <w:proofErr w:type="spellStart"/>
+      <w:r>
+        <w:t>Auto-Increment</w:t>
+      </w:r>
+      <w:proofErr w:type="spellEnd"/>
     </w:p>
     <w:p>
       <w:pPr>
@@ -6267,7 +6982,39 @@
         <w:jc w:val="both"/>
       </w:pPr>
       <w:r>
-        <w:t>FK: UId – User tábla INT, ScName – SubCategory VARCHAR</w:t>
+        <w:t xml:space="preserve">FK: </w:t>
+      </w:r>
+      <w:proofErr w:type="spellStart"/>
+      <w:r>
+        <w:t>UId</w:t>
+      </w:r>
+      <w:proofErr w:type="spellEnd"/>
+      <w:r>
+        <w:t xml:space="preserve"> – </w:t>
+      </w:r>
+      <w:proofErr w:type="spellStart"/>
+      <w:r>
+        <w:t>User</w:t>
+      </w:r>
+      <w:proofErr w:type="spellEnd"/>
+      <w:r>
+        <w:t xml:space="preserve"> tábla INT, </w:t>
+      </w:r>
+      <w:proofErr w:type="spellStart"/>
+      <w:r>
+        <w:t>ScName</w:t>
+      </w:r>
+      <w:proofErr w:type="spellEnd"/>
+      <w:r>
+        <w:t xml:space="preserve"> – </w:t>
+      </w:r>
+      <w:proofErr w:type="spellStart"/>
+      <w:r>
+        <w:t>SubCategory</w:t>
+      </w:r>
+      <w:proofErr w:type="spellEnd"/>
+      <w:r>
+        <w:t xml:space="preserve"> VARCHAR</w:t>
       </w:r>
     </w:p>
     <w:p>
@@ -6293,8 +7040,29 @@
         <w:jc w:val="both"/>
       </w:pPr>
       <w:r>
-        <w:t>VARCHAR: IName, Description, Condition</w:t>
-      </w:r>
+        <w:t xml:space="preserve">VARCHAR: </w:t>
+      </w:r>
+      <w:proofErr w:type="spellStart"/>
+      <w:r>
+        <w:t>IName</w:t>
+      </w:r>
+      <w:proofErr w:type="spellEnd"/>
+      <w:r>
+        <w:t xml:space="preserve">, </w:t>
+      </w:r>
+      <w:proofErr w:type="spellStart"/>
+      <w:r>
+        <w:t>Description</w:t>
+      </w:r>
+      <w:proofErr w:type="spellEnd"/>
+      <w:r>
+        <w:t xml:space="preserve">, </w:t>
+      </w:r>
+      <w:proofErr w:type="spellStart"/>
+      <w:r>
+        <w:t>Condition</w:t>
+      </w:r>
+      <w:proofErr w:type="spellEnd"/>
     </w:p>
     <w:p>
       <w:pPr>
@@ -6306,8 +7074,13 @@
         <w:jc w:val="both"/>
       </w:pPr>
       <w:r>
-        <w:t>INT: Cost, ImageCount</w:t>
-      </w:r>
+        <w:t xml:space="preserve">INT: Cost, </w:t>
+      </w:r>
+      <w:proofErr w:type="spellStart"/>
+      <w:r>
+        <w:t>ImageCount</w:t>
+      </w:r>
+      <w:proofErr w:type="spellEnd"/>
     </w:p>
     <w:p>
       <w:pPr>
@@ -6319,16 +7092,39 @@
         <w:jc w:val="both"/>
       </w:pPr>
       <w:r>
-        <w:t>TINYINT: Sold, IsPremium</w:t>
-      </w:r>
-    </w:p>
-    <w:p>
-      <w:pPr>
-        <w:jc w:val="both"/>
-      </w:pPr>
-      <w:r>
-        <w:t>Category és SubCategory</w:t>
-      </w:r>
+        <w:t xml:space="preserve">TINYINT: </w:t>
+      </w:r>
+      <w:proofErr w:type="spellStart"/>
+      <w:r>
+        <w:t>Sold</w:t>
+      </w:r>
+      <w:proofErr w:type="spellEnd"/>
+      <w:r>
+        <w:t xml:space="preserve">, </w:t>
+      </w:r>
+      <w:proofErr w:type="spellStart"/>
+      <w:r>
+        <w:t>IsPremium</w:t>
+      </w:r>
+      <w:proofErr w:type="spellEnd"/>
+    </w:p>
+    <w:p>
+      <w:pPr>
+        <w:jc w:val="both"/>
+      </w:pPr>
+      <w:proofErr w:type="spellStart"/>
+      <w:r>
+        <w:t>Category</w:t>
+      </w:r>
+      <w:proofErr w:type="spellEnd"/>
+      <w:r>
+        <w:t xml:space="preserve"> és </w:t>
+      </w:r>
+      <w:proofErr w:type="spellStart"/>
+      <w:r>
+        <w:t>SubCategory</w:t>
+      </w:r>
+      <w:proofErr w:type="spellEnd"/>
     </w:p>
     <w:p>
       <w:pPr>
@@ -6339,8 +7135,21 @@
         </w:numPr>
         <w:jc w:val="both"/>
       </w:pPr>
-      <w:r>
-        <w:t>Category PK: CName, VARCHAR</w:t>
+      <w:proofErr w:type="spellStart"/>
+      <w:r>
+        <w:t>Category</w:t>
+      </w:r>
+      <w:proofErr w:type="spellEnd"/>
+      <w:r>
+        <w:t xml:space="preserve"> PK: </w:t>
+      </w:r>
+      <w:proofErr w:type="spellStart"/>
+      <w:r>
+        <w:t>CName</w:t>
+      </w:r>
+      <w:proofErr w:type="spellEnd"/>
+      <w:r>
+        <w:t>, VARCHAR</w:t>
       </w:r>
     </w:p>
     <w:p>
@@ -6352,8 +7161,21 @@
         </w:numPr>
         <w:jc w:val="both"/>
       </w:pPr>
-      <w:r>
-        <w:t>SubCategory PK: ScName, VARCHAR</w:t>
+      <w:proofErr w:type="spellStart"/>
+      <w:r>
+        <w:t>SubCategory</w:t>
+      </w:r>
+      <w:proofErr w:type="spellEnd"/>
+      <w:r>
+        <w:t xml:space="preserve"> PK: </w:t>
+      </w:r>
+      <w:proofErr w:type="spellStart"/>
+      <w:r>
+        <w:t>ScName</w:t>
+      </w:r>
+      <w:proofErr w:type="spellEnd"/>
+      <w:r>
+        <w:t>, VARCHAR</w:t>
       </w:r>
     </w:p>
     <w:p>
@@ -6365,8 +7187,29 @@
         </w:numPr>
         <w:jc w:val="both"/>
       </w:pPr>
-      <w:r>
-        <w:t>SubCategory FK: CName - Category VARCHAR</w:t>
+      <w:proofErr w:type="spellStart"/>
+      <w:r>
+        <w:t>SubCategory</w:t>
+      </w:r>
+      <w:proofErr w:type="spellEnd"/>
+      <w:r>
+        <w:t xml:space="preserve"> FK: </w:t>
+      </w:r>
+      <w:proofErr w:type="spellStart"/>
+      <w:r>
+        <w:t>CName</w:t>
+      </w:r>
+      <w:proofErr w:type="spellEnd"/>
+      <w:r>
+        <w:t xml:space="preserve"> - </w:t>
+      </w:r>
+      <w:proofErr w:type="spellStart"/>
+      <w:r>
+        <w:t>Category</w:t>
+      </w:r>
+      <w:proofErr w:type="spellEnd"/>
+      <w:r>
+        <w:t xml:space="preserve"> VARCHAR</w:t>
       </w:r>
     </w:p>
     <w:p>
@@ -6386,9 +7229,11 @@
       <w:pPr>
         <w:jc w:val="both"/>
       </w:pPr>
+      <w:proofErr w:type="spellStart"/>
       <w:r>
         <w:t>OrderInfo</w:t>
       </w:r>
+      <w:proofErr w:type="spellEnd"/>
     </w:p>
     <w:p>
       <w:pPr>
@@ -6400,8 +7245,21 @@
         <w:jc w:val="both"/>
       </w:pPr>
       <w:r>
-        <w:t>PK: OId, INT, Auto-Increment</w:t>
-      </w:r>
+        <w:t xml:space="preserve">PK: </w:t>
+      </w:r>
+      <w:proofErr w:type="spellStart"/>
+      <w:r>
+        <w:t>OId</w:t>
+      </w:r>
+      <w:proofErr w:type="spellEnd"/>
+      <w:r>
+        <w:t xml:space="preserve">, INT, </w:t>
+      </w:r>
+      <w:proofErr w:type="spellStart"/>
+      <w:r>
+        <w:t>Auto-Increment</w:t>
+      </w:r>
+      <w:proofErr w:type="spellEnd"/>
     </w:p>
     <w:p>
       <w:pPr>
@@ -6413,7 +7271,31 @@
         <w:jc w:val="both"/>
       </w:pPr>
       <w:r>
-        <w:t>FK: IId – Instrument tábla INT, Cid – User tábla INT</w:t>
+        <w:t xml:space="preserve">FK: </w:t>
+      </w:r>
+      <w:proofErr w:type="spellStart"/>
+      <w:r>
+        <w:t>IId</w:t>
+      </w:r>
+      <w:proofErr w:type="spellEnd"/>
+      <w:r>
+        <w:t xml:space="preserve"> – </w:t>
+      </w:r>
+      <w:proofErr w:type="spellStart"/>
+      <w:r>
+        <w:t>Instrument</w:t>
+      </w:r>
+      <w:proofErr w:type="spellEnd"/>
+      <w:r>
+        <w:t xml:space="preserve"> tábla INT, Cid – </w:t>
+      </w:r>
+      <w:proofErr w:type="spellStart"/>
+      <w:r>
+        <w:t>User</w:t>
+      </w:r>
+      <w:proofErr w:type="spellEnd"/>
+      <w:r>
+        <w:t xml:space="preserve"> tábla INT</w:t>
       </w:r>
     </w:p>
     <w:p>
@@ -6439,8 +7321,29 @@
         <w:jc w:val="both"/>
       </w:pPr>
       <w:r>
-        <w:t>DATETIME: DateOfPurchase, DateOfShipArrive, DateOfShipStart</w:t>
-      </w:r>
+        <w:t xml:space="preserve">DATETIME: </w:t>
+      </w:r>
+      <w:proofErr w:type="spellStart"/>
+      <w:r>
+        <w:t>DateOfPurchase</w:t>
+      </w:r>
+      <w:proofErr w:type="spellEnd"/>
+      <w:r>
+        <w:t xml:space="preserve">, </w:t>
+      </w:r>
+      <w:proofErr w:type="spellStart"/>
+      <w:r>
+        <w:t>DateOfShipArrive</w:t>
+      </w:r>
+      <w:proofErr w:type="spellEnd"/>
+      <w:r>
+        <w:t xml:space="preserve">, </w:t>
+      </w:r>
+      <w:proofErr w:type="spellStart"/>
+      <w:r>
+        <w:t>DateOfShipStart</w:t>
+      </w:r>
+      <w:proofErr w:type="spellEnd"/>
     </w:p>
     <w:p>
       <w:pPr>
@@ -6468,16 +7371,26 @@
         <w:jc w:val="both"/>
       </w:pPr>
       <w:r>
-        <w:t>Az adatbázisban N:M vagyis több-több kapcsolatból csupán egy van, ez a ForYou kapcsolótábla.</w:t>
-      </w:r>
-    </w:p>
-    <w:p>
-      <w:pPr>
-        <w:jc w:val="both"/>
-      </w:pPr>
+        <w:t xml:space="preserve">Az adatbázisban N:M vagyis több-több kapcsolatból csupán egy van, ez a </w:t>
+      </w:r>
+      <w:proofErr w:type="spellStart"/>
       <w:r>
         <w:t>ForYou</w:t>
       </w:r>
+      <w:proofErr w:type="spellEnd"/>
+      <w:r>
+        <w:t xml:space="preserve"> kapcsolótábla.</w:t>
+      </w:r>
+    </w:p>
+    <w:p>
+      <w:pPr>
+        <w:jc w:val="both"/>
+      </w:pPr>
+      <w:proofErr w:type="spellStart"/>
+      <w:r>
+        <w:t>ForYou</w:t>
+      </w:r>
+      <w:proofErr w:type="spellEnd"/>
     </w:p>
     <w:p>
       <w:pPr>
@@ -6502,8 +7415,13 @@
         <w:jc w:val="both"/>
       </w:pPr>
       <w:r>
-        <w:t>PK: Fid, INT, Auto-Increment</w:t>
-      </w:r>
+        <w:t xml:space="preserve">PK: Fid, INT, </w:t>
+      </w:r>
+      <w:proofErr w:type="spellStart"/>
+      <w:r>
+        <w:t>Auto-Increment</w:t>
+      </w:r>
+      <w:proofErr w:type="spellEnd"/>
     </w:p>
     <w:p>
       <w:pPr>
@@ -6515,7 +7433,23 @@
         <w:jc w:val="both"/>
       </w:pPr>
       <w:r>
-        <w:t>FK 1: UId – User INT</w:t>
+        <w:t xml:space="preserve">FK 1: </w:t>
+      </w:r>
+      <w:proofErr w:type="spellStart"/>
+      <w:r>
+        <w:t>UId</w:t>
+      </w:r>
+      <w:proofErr w:type="spellEnd"/>
+      <w:r>
+        <w:t xml:space="preserve"> – </w:t>
+      </w:r>
+      <w:proofErr w:type="spellStart"/>
+      <w:r>
+        <w:t>User</w:t>
+      </w:r>
+      <w:proofErr w:type="spellEnd"/>
+      <w:r>
+        <w:t xml:space="preserve"> INT</w:t>
       </w:r>
     </w:p>
     <w:p>
@@ -6528,7 +7462,23 @@
         <w:jc w:val="both"/>
       </w:pPr>
       <w:r>
-        <w:t>FK 2: CName – Category VARCHAR</w:t>
+        <w:t xml:space="preserve">FK 2: </w:t>
+      </w:r>
+      <w:proofErr w:type="spellStart"/>
+      <w:r>
+        <w:t>CName</w:t>
+      </w:r>
+      <w:proofErr w:type="spellEnd"/>
+      <w:r>
+        <w:t xml:space="preserve"> – </w:t>
+      </w:r>
+      <w:proofErr w:type="spellStart"/>
+      <w:r>
+        <w:t>Category</w:t>
+      </w:r>
+      <w:proofErr w:type="spellEnd"/>
+      <w:r>
+        <w:t xml:space="preserve"> VARCHAR</w:t>
       </w:r>
     </w:p>
     <w:p>
@@ -6568,8 +7518,13 @@
         </w:numPr>
         <w:jc w:val="both"/>
       </w:pPr>
-      <w:r>
-        <w:t>Not null, vagyis kötelező mezők</w:t>
+      <w:proofErr w:type="spellStart"/>
+      <w:r>
+        <w:t>Not</w:t>
+      </w:r>
+      <w:proofErr w:type="spellEnd"/>
+      <w:r>
+        <w:t xml:space="preserve"> null, vagyis kötelező mezők</w:t>
       </w:r>
     </w:p>
     <w:p>
@@ -6619,9 +7574,35 @@
         </w:numPr>
         <w:jc w:val="both"/>
       </w:pPr>
-      <w:r>
-        <w:t>User.Email, User.Password, User.PNumber, User.UName</w:t>
-      </w:r>
+      <w:proofErr w:type="spellStart"/>
+      <w:r>
+        <w:t>User.Email</w:t>
+      </w:r>
+      <w:proofErr w:type="spellEnd"/>
+      <w:r>
+        <w:t xml:space="preserve">, </w:t>
+      </w:r>
+      <w:proofErr w:type="spellStart"/>
+      <w:r>
+        <w:t>User.Password</w:t>
+      </w:r>
+      <w:proofErr w:type="spellEnd"/>
+      <w:r>
+        <w:t xml:space="preserve">, </w:t>
+      </w:r>
+      <w:proofErr w:type="spellStart"/>
+      <w:r>
+        <w:t>User.PNumber</w:t>
+      </w:r>
+      <w:proofErr w:type="spellEnd"/>
+      <w:r>
+        <w:t xml:space="preserve">, </w:t>
+      </w:r>
+      <w:proofErr w:type="spellStart"/>
+      <w:r>
+        <w:t>User.UName</w:t>
+      </w:r>
+      <w:proofErr w:type="spellEnd"/>
     </w:p>
     <w:p>
       <w:pPr>
@@ -6632,9 +7613,27 @@
         </w:numPr>
         <w:jc w:val="both"/>
       </w:pPr>
-      <w:r>
-        <w:t>Instrument.IName, Instrument.Cost, Instrument.Description</w:t>
-      </w:r>
+      <w:proofErr w:type="spellStart"/>
+      <w:r>
+        <w:t>Instrument.IName</w:t>
+      </w:r>
+      <w:proofErr w:type="spellEnd"/>
+      <w:r>
+        <w:t xml:space="preserve">, </w:t>
+      </w:r>
+      <w:proofErr w:type="spellStart"/>
+      <w:r>
+        <w:t>Instrument.Cost</w:t>
+      </w:r>
+      <w:proofErr w:type="spellEnd"/>
+      <w:r>
+        <w:t xml:space="preserve">, </w:t>
+      </w:r>
+      <w:proofErr w:type="spellStart"/>
+      <w:r>
+        <w:t>Instrument.Description</w:t>
+      </w:r>
+      <w:proofErr w:type="spellEnd"/>
     </w:p>
     <w:p>
       <w:pPr>
@@ -6645,9 +7644,19 @@
         </w:numPr>
         <w:jc w:val="both"/>
       </w:pPr>
-      <w:r>
-        <w:t>OrderInfo.IId, OrderInfo.DateOfPurchase</w:t>
-      </w:r>
+      <w:proofErr w:type="spellStart"/>
+      <w:r>
+        <w:t>OrderInfo.IId</w:t>
+      </w:r>
+      <w:proofErr w:type="spellEnd"/>
+      <w:r>
+        <w:t xml:space="preserve">, </w:t>
+      </w:r>
+      <w:proofErr w:type="spellStart"/>
+      <w:r>
+        <w:t>OrderInfo.DateOfPurchase</w:t>
+      </w:r>
+      <w:proofErr w:type="spellEnd"/>
     </w:p>
     <w:p>
       <w:pPr>
@@ -6658,8 +7667,13 @@
         </w:numPr>
         <w:jc w:val="both"/>
       </w:pPr>
-      <w:r>
-        <w:t>Unique, vagyis az egyedi értékek</w:t>
+      <w:proofErr w:type="spellStart"/>
+      <w:r>
+        <w:t>Unique</w:t>
+      </w:r>
+      <w:proofErr w:type="spellEnd"/>
+      <w:r>
+        <w:t>, vagyis az egyedi értékek</w:t>
       </w:r>
     </w:p>
     <w:p>
@@ -6672,7 +7686,23 @@
         <w:jc w:val="both"/>
       </w:pPr>
       <w:r>
-        <w:t>A regisztráció során fontos, hogy ne lehessen ugyan azzal az email címmel többször regisztrálni, ezt úgy érhetjük el adatbázisban, hogy használjuk a(z) unique key vagyis egyedi kulcs, index jelölőt, aminek beállításával elérhetjük, hogy az adat nem ismételhető tehát egyedi rekordokat lehet felvenni</w:t>
+        <w:t xml:space="preserve">A regisztráció során fontos, hogy ne lehessen ugyan azzal az email címmel többször regisztrálni, ezt úgy érhetjük el adatbázisban, hogy használjuk a(z) </w:t>
+      </w:r>
+      <w:proofErr w:type="spellStart"/>
+      <w:r>
+        <w:t>unique</w:t>
+      </w:r>
+      <w:proofErr w:type="spellEnd"/>
+      <w:r>
+        <w:t xml:space="preserve"> </w:t>
+      </w:r>
+      <w:proofErr w:type="spellStart"/>
+      <w:r>
+        <w:t>key</w:t>
+      </w:r>
+      <w:proofErr w:type="spellEnd"/>
+      <w:r>
+        <w:t xml:space="preserve"> vagyis egyedi kulcs, index jelölőt, aminek beállításával elérhetjük, hogy az adat nem ismételhető tehát egyedi rekordokat lehet felvenni</w:t>
       </w:r>
     </w:p>
     <w:p>
@@ -6836,13 +7866,83 @@
         <w:rPr>
           <w:rFonts w:ascii="Times New Roman CE" w:hAnsi="Times New Roman CE" w:cs="Times New Roman"/>
         </w:rPr>
-        <w:t>A backend felépítése egy MySQL szerkezetű adatbázisból és egy REST elveket követő controller alapú API-ból áll.</w:t>
-      </w:r>
-      <w:r>
-        <w:rPr>
-          <w:rFonts w:ascii="Times New Roman CE" w:hAnsi="Times New Roman CE" w:cs="Times New Roman"/>
-        </w:rPr>
-        <w:t xml:space="preserve"> A tanult ismereteinknek köszönhetően adta magát a MySQL és REST API technológiák használata, a REST kifejezés az API-nál arra utal, hogy a szerver nem tárolja a kliensek előző kéréseit, hanem minden egyes kérést önálló egységként kezel.</w:t>
+        <w:t xml:space="preserve">A backend felépítése egy </w:t>
+      </w:r>
+      <w:proofErr w:type="spellStart"/>
+      <w:r>
+        <w:rPr>
+          <w:rFonts w:ascii="Times New Roman CE" w:hAnsi="Times New Roman CE" w:cs="Times New Roman"/>
+        </w:rPr>
+        <w:t>MySQL</w:t>
+      </w:r>
+      <w:proofErr w:type="spellEnd"/>
+      <w:r>
+        <w:rPr>
+          <w:rFonts w:ascii="Times New Roman CE" w:hAnsi="Times New Roman CE" w:cs="Times New Roman"/>
+        </w:rPr>
+        <w:t xml:space="preserve"> szerkezetű adatbázisból és egy REST elveket követő </w:t>
+      </w:r>
+      <w:proofErr w:type="spellStart"/>
+      <w:r>
+        <w:rPr>
+          <w:rFonts w:ascii="Times New Roman CE" w:hAnsi="Times New Roman CE" w:cs="Times New Roman"/>
+        </w:rPr>
+        <w:t>controller</w:t>
+      </w:r>
+      <w:proofErr w:type="spellEnd"/>
+      <w:r>
+        <w:rPr>
+          <w:rFonts w:ascii="Times New Roman CE" w:hAnsi="Times New Roman CE" w:cs="Times New Roman"/>
+        </w:rPr>
+        <w:t xml:space="preserve"> alapú API-</w:t>
+      </w:r>
+      <w:proofErr w:type="spellStart"/>
+      <w:r>
+        <w:rPr>
+          <w:rFonts w:ascii="Times New Roman CE" w:hAnsi="Times New Roman CE" w:cs="Times New Roman"/>
+        </w:rPr>
+        <w:t>ból</w:t>
+      </w:r>
+      <w:proofErr w:type="spellEnd"/>
+      <w:r>
+        <w:rPr>
+          <w:rFonts w:ascii="Times New Roman CE" w:hAnsi="Times New Roman CE" w:cs="Times New Roman"/>
+        </w:rPr>
+        <w:t xml:space="preserve"> áll.</w:t>
+      </w:r>
+      <w:r>
+        <w:rPr>
+          <w:rFonts w:ascii="Times New Roman CE" w:hAnsi="Times New Roman CE" w:cs="Times New Roman"/>
+        </w:rPr>
+        <w:t xml:space="preserve"> A tanult ismereteinknek köszönhetően adta magát a </w:t>
+      </w:r>
+      <w:proofErr w:type="spellStart"/>
+      <w:r>
+        <w:rPr>
+          <w:rFonts w:ascii="Times New Roman CE" w:hAnsi="Times New Roman CE" w:cs="Times New Roman"/>
+        </w:rPr>
+        <w:t>MySQL</w:t>
+      </w:r>
+      <w:proofErr w:type="spellEnd"/>
+      <w:r>
+        <w:rPr>
+          <w:rFonts w:ascii="Times New Roman CE" w:hAnsi="Times New Roman CE" w:cs="Times New Roman"/>
+        </w:rPr>
+        <w:t xml:space="preserve"> és REST API technológiák használata, a REST kifejezés az API-</w:t>
+      </w:r>
+      <w:proofErr w:type="spellStart"/>
+      <w:r>
+        <w:rPr>
+          <w:rFonts w:ascii="Times New Roman CE" w:hAnsi="Times New Roman CE" w:cs="Times New Roman"/>
+        </w:rPr>
+        <w:t>nál</w:t>
+      </w:r>
+      <w:proofErr w:type="spellEnd"/>
+      <w:r>
+        <w:rPr>
+          <w:rFonts w:ascii="Times New Roman CE" w:hAnsi="Times New Roman CE" w:cs="Times New Roman"/>
+        </w:rPr>
+        <w:t xml:space="preserve"> arra utal, hogy a szerver nem tárolja a kliensek előző kéréseit, hanem minden egyes kérést önálló egységként kezel.</w:t>
       </w:r>
     </w:p>
     <w:p>
@@ -6905,8 +8005,30 @@
         <w:rPr>
           <w:rFonts w:ascii="Times New Roman CE" w:hAnsi="Times New Roman CE" w:cs="Times New Roman"/>
         </w:rPr>
-        <w:t>és Entity Framework Core</w:t>
-      </w:r>
+        <w:t xml:space="preserve">és </w:t>
+      </w:r>
+      <w:proofErr w:type="spellStart"/>
+      <w:r>
+        <w:rPr>
+          <w:rFonts w:ascii="Times New Roman CE" w:hAnsi="Times New Roman CE" w:cs="Times New Roman"/>
+        </w:rPr>
+        <w:t>Entity</w:t>
+      </w:r>
+      <w:proofErr w:type="spellEnd"/>
+      <w:r>
+        <w:rPr>
+          <w:rFonts w:ascii="Times New Roman CE" w:hAnsi="Times New Roman CE" w:cs="Times New Roman"/>
+        </w:rPr>
+        <w:t xml:space="preserve"> Framework </w:t>
+      </w:r>
+      <w:proofErr w:type="spellStart"/>
+      <w:r>
+        <w:rPr>
+          <w:rFonts w:ascii="Times New Roman CE" w:hAnsi="Times New Roman CE" w:cs="Times New Roman"/>
+        </w:rPr>
+        <w:t>Core</w:t>
+      </w:r>
+      <w:proofErr w:type="spellEnd"/>
     </w:p>
     <w:p>
       <w:pPr>
@@ -6926,11 +8048,19 @@
         </w:rPr>
         <w:t xml:space="preserve">Adatbázis: </w:t>
       </w:r>
-      <w:r>
-        <w:rPr>
-          <w:rFonts w:ascii="Times New Roman CE" w:hAnsi="Times New Roman CE" w:cs="Times New Roman"/>
-        </w:rPr>
-        <w:t xml:space="preserve">MySQL, JSON </w:t>
+      <w:proofErr w:type="spellStart"/>
+      <w:r>
+        <w:rPr>
+          <w:rFonts w:ascii="Times New Roman CE" w:hAnsi="Times New Roman CE" w:cs="Times New Roman"/>
+        </w:rPr>
+        <w:t>MySQL</w:t>
+      </w:r>
+      <w:proofErr w:type="spellEnd"/>
+      <w:r>
+        <w:rPr>
+          <w:rFonts w:ascii="Times New Roman CE" w:hAnsi="Times New Roman CE" w:cs="Times New Roman"/>
+        </w:rPr>
+        <w:t xml:space="preserve">, JSON </w:t>
       </w:r>
       <w:r>
         <w:rPr>
@@ -6973,8 +8103,16 @@
         <w:rPr>
           <w:rFonts w:ascii="Times New Roman CE" w:hAnsi="Times New Roman CE" w:cs="Times New Roman"/>
         </w:rPr>
-        <w:t>JWT token</w:t>
-      </w:r>
+        <w:t xml:space="preserve">JWT </w:t>
+      </w:r>
+      <w:proofErr w:type="spellStart"/>
+      <w:r>
+        <w:rPr>
+          <w:rFonts w:ascii="Times New Roman CE" w:hAnsi="Times New Roman CE" w:cs="Times New Roman"/>
+        </w:rPr>
+        <w:t>token</w:t>
+      </w:r>
+      <w:proofErr w:type="spellEnd"/>
     </w:p>
     <w:p>
       <w:pPr>
@@ -7129,13 +8267,23 @@
                 <w:szCs w:val="18"/>
               </w:rPr>
             </w:pPr>
+            <w:proofErr w:type="spellStart"/>
             <w:r>
               <w:rPr>
                 <w:rFonts w:ascii="Times New Roman CE" w:hAnsi="Times New Roman CE" w:cs="Times New Roman"/>
                 <w:sz w:val="20"/>
                 <w:szCs w:val="18"/>
               </w:rPr>
-              <w:t>Request példa</w:t>
+              <w:t>Request</w:t>
+            </w:r>
+            <w:proofErr w:type="spellEnd"/>
+            <w:r>
+              <w:rPr>
+                <w:rFonts w:ascii="Times New Roman CE" w:hAnsi="Times New Roman CE" w:cs="Times New Roman"/>
+                <w:sz w:val="20"/>
+                <w:szCs w:val="18"/>
+              </w:rPr>
+              <w:t xml:space="preserve"> példa</w:t>
             </w:r>
           </w:p>
         </w:tc>
@@ -7191,7 +8339,21 @@
               <w:rPr>
                 <w:rFonts w:ascii="Times New Roman CE" w:hAnsi="Times New Roman CE" w:cs="Times New Roman"/>
               </w:rPr>
-              <w:t>/api/login</w:t>
+              <w:t>/</w:t>
+            </w:r>
+            <w:proofErr w:type="spellStart"/>
+            <w:r>
+              <w:rPr>
+                <w:rFonts w:ascii="Times New Roman CE" w:hAnsi="Times New Roman CE" w:cs="Times New Roman"/>
+              </w:rPr>
+              <w:t>api</w:t>
+            </w:r>
+            <w:proofErr w:type="spellEnd"/>
+            <w:r>
+              <w:rPr>
+                <w:rFonts w:ascii="Times New Roman CE" w:hAnsi="Times New Roman CE" w:cs="Times New Roman"/>
+              </w:rPr>
+              <w:t>/login</w:t>
             </w:r>
           </w:p>
         </w:tc>
@@ -7325,7 +8487,21 @@
               <w:rPr>
                 <w:rFonts w:ascii="Times New Roman CE" w:hAnsi="Times New Roman CE" w:cs="Times New Roman"/>
               </w:rPr>
-              <w:t>/api/</w:t>
+              <w:t>/</w:t>
+            </w:r>
+            <w:proofErr w:type="spellStart"/>
+            <w:r>
+              <w:rPr>
+                <w:rFonts w:ascii="Times New Roman CE" w:hAnsi="Times New Roman CE" w:cs="Times New Roman"/>
+              </w:rPr>
+              <w:t>api</w:t>
+            </w:r>
+            <w:proofErr w:type="spellEnd"/>
+            <w:r>
+              <w:rPr>
+                <w:rFonts w:ascii="Times New Roman CE" w:hAnsi="Times New Roman CE" w:cs="Times New Roman"/>
+              </w:rPr>
+              <w:t>/</w:t>
             </w:r>
             <w:r>
               <w:rPr>
@@ -7439,7 +8615,21 @@
               <w:rPr>
                 <w:rFonts w:ascii="Times New Roman CE" w:hAnsi="Times New Roman CE" w:cs="Times New Roman"/>
               </w:rPr>
-              <w:t>/api/login</w:t>
+              <w:t>/</w:t>
+            </w:r>
+            <w:proofErr w:type="spellStart"/>
+            <w:r>
+              <w:rPr>
+                <w:rFonts w:ascii="Times New Roman CE" w:hAnsi="Times New Roman CE" w:cs="Times New Roman"/>
+              </w:rPr>
+              <w:t>api</w:t>
+            </w:r>
+            <w:proofErr w:type="spellEnd"/>
+            <w:r>
+              <w:rPr>
+                <w:rFonts w:ascii="Times New Roman CE" w:hAnsi="Times New Roman CE" w:cs="Times New Roman"/>
+              </w:rPr>
+              <w:t>/login</w:t>
             </w:r>
           </w:p>
         </w:tc>
@@ -7545,8 +8735,30 @@
               <w:rPr>
                 <w:rFonts w:ascii="Times New Roman CE" w:hAnsi="Times New Roman CE" w:cs="Times New Roman"/>
               </w:rPr>
-              <w:t>/api/User</w:t>
-            </w:r>
+              <w:t>/</w:t>
+            </w:r>
+            <w:proofErr w:type="spellStart"/>
+            <w:r>
+              <w:rPr>
+                <w:rFonts w:ascii="Times New Roman CE" w:hAnsi="Times New Roman CE" w:cs="Times New Roman"/>
+              </w:rPr>
+              <w:t>api</w:t>
+            </w:r>
+            <w:proofErr w:type="spellEnd"/>
+            <w:r>
+              <w:rPr>
+                <w:rFonts w:ascii="Times New Roman CE" w:hAnsi="Times New Roman CE" w:cs="Times New Roman"/>
+              </w:rPr>
+              <w:t>/</w:t>
+            </w:r>
+            <w:proofErr w:type="spellStart"/>
+            <w:r>
+              <w:rPr>
+                <w:rFonts w:ascii="Times New Roman CE" w:hAnsi="Times New Roman CE" w:cs="Times New Roman"/>
+              </w:rPr>
+              <w:t>User</w:t>
+            </w:r>
+            <w:proofErr w:type="spellEnd"/>
           </w:p>
         </w:tc>
         <w:tc>
@@ -7597,7 +8809,21 @@
               <w:rPr>
                 <w:rFonts w:ascii="Times New Roman CE" w:hAnsi="Times New Roman CE" w:cs="Times New Roman"/>
               </w:rPr>
-              <w:t>{User objektum}</w:t>
+              <w:t>{</w:t>
+            </w:r>
+            <w:proofErr w:type="spellStart"/>
+            <w:r>
+              <w:rPr>
+                <w:rFonts w:ascii="Times New Roman CE" w:hAnsi="Times New Roman CE" w:cs="Times New Roman"/>
+              </w:rPr>
+              <w:t>User</w:t>
+            </w:r>
+            <w:proofErr w:type="spellEnd"/>
+            <w:r>
+              <w:rPr>
+                <w:rFonts w:ascii="Times New Roman CE" w:hAnsi="Times New Roman CE" w:cs="Times New Roman"/>
+              </w:rPr>
+              <w:t xml:space="preserve"> objektum}</w:t>
             </w:r>
           </w:p>
         </w:tc>
@@ -7651,7 +8877,21 @@
               <w:rPr>
                 <w:rFonts w:ascii="Times New Roman CE" w:hAnsi="Times New Roman CE" w:cs="Times New Roman"/>
               </w:rPr>
-              <w:t>/api/*</w:t>
+              <w:t>/</w:t>
+            </w:r>
+            <w:proofErr w:type="spellStart"/>
+            <w:r>
+              <w:rPr>
+                <w:rFonts w:ascii="Times New Roman CE" w:hAnsi="Times New Roman CE" w:cs="Times New Roman"/>
+              </w:rPr>
+              <w:t>api</w:t>
+            </w:r>
+            <w:proofErr w:type="spellEnd"/>
+            <w:r>
+              <w:rPr>
+                <w:rFonts w:ascii="Times New Roman CE" w:hAnsi="Times New Roman CE" w:cs="Times New Roman"/>
+              </w:rPr>
+              <w:t>/*</w:t>
             </w:r>
           </w:p>
         </w:tc>
@@ -7727,7 +8967,21 @@
               <w:rPr>
                 <w:rFonts w:ascii="Times New Roman CE" w:hAnsi="Times New Roman CE" w:cs="Times New Roman"/>
               </w:rPr>
-              <w:t>GET: {id}</w:t>
+              <w:t>GET: {</w:t>
+            </w:r>
+            <w:proofErr w:type="spellStart"/>
+            <w:r>
+              <w:rPr>
+                <w:rFonts w:ascii="Times New Roman CE" w:hAnsi="Times New Roman CE" w:cs="Times New Roman"/>
+              </w:rPr>
+              <w:t>id</w:t>
+            </w:r>
+            <w:proofErr w:type="spellEnd"/>
+            <w:r>
+              <w:rPr>
+                <w:rFonts w:ascii="Times New Roman CE" w:hAnsi="Times New Roman CE" w:cs="Times New Roman"/>
+              </w:rPr>
+              <w:t>}</w:t>
             </w:r>
           </w:p>
         </w:tc>
@@ -7781,8 +9035,30 @@
               <w:rPr>
                 <w:rFonts w:ascii="Times New Roman CE" w:hAnsi="Times New Roman CE" w:cs="Times New Roman"/>
               </w:rPr>
-              <w:t>/api/Instrument</w:t>
-            </w:r>
+              <w:t>/</w:t>
+            </w:r>
+            <w:proofErr w:type="spellStart"/>
+            <w:r>
+              <w:rPr>
+                <w:rFonts w:ascii="Times New Roman CE" w:hAnsi="Times New Roman CE" w:cs="Times New Roman"/>
+              </w:rPr>
+              <w:t>api</w:t>
+            </w:r>
+            <w:proofErr w:type="spellEnd"/>
+            <w:r>
+              <w:rPr>
+                <w:rFonts w:ascii="Times New Roman CE" w:hAnsi="Times New Roman CE" w:cs="Times New Roman"/>
+              </w:rPr>
+              <w:t>/</w:t>
+            </w:r>
+            <w:proofErr w:type="spellStart"/>
+            <w:r>
+              <w:rPr>
+                <w:rFonts w:ascii="Times New Roman CE" w:hAnsi="Times New Roman CE" w:cs="Times New Roman"/>
+              </w:rPr>
+              <w:t>Instrument</w:t>
+            </w:r>
+            <w:proofErr w:type="spellEnd"/>
           </w:p>
         </w:tc>
         <w:tc>
@@ -7833,7 +9109,21 @@
               <w:rPr>
                 <w:rFonts w:ascii="Times New Roman CE" w:hAnsi="Times New Roman CE" w:cs="Times New Roman"/>
               </w:rPr>
-              <w:t>{id}</w:t>
+              <w:t>{</w:t>
+            </w:r>
+            <w:proofErr w:type="spellStart"/>
+            <w:r>
+              <w:rPr>
+                <w:rFonts w:ascii="Times New Roman CE" w:hAnsi="Times New Roman CE" w:cs="Times New Roman"/>
+              </w:rPr>
+              <w:t>id</w:t>
+            </w:r>
+            <w:proofErr w:type="spellEnd"/>
+            <w:r>
+              <w:rPr>
+                <w:rFonts w:ascii="Times New Roman CE" w:hAnsi="Times New Roman CE" w:cs="Times New Roman"/>
+              </w:rPr>
+              <w:t>}</w:t>
             </w:r>
           </w:p>
         </w:tc>
@@ -7909,18 +9199,58 @@
         <w:jc w:val="both"/>
       </w:pPr>
       <w:r>
-        <w:t xml:space="preserve">A Data Transfer Object-et vagyis az adatátviteli objektumokat esetünkben arra használjuk, hogy bizonyos kényes adatokat kiszűrjünk a kliens által indított kérésekből. </w:t>
-      </w:r>
-      <w:r>
-        <w:t xml:space="preserve">Ezt úgy érhetjük el, hogy egy adott objektumról olyan „másolatot” készítünk, amiben a kritikus adatok nincsenek jelen, ezzel a konverzióval biztosítjuk az adatok biztonságát. Példának okáért a User objektumban szerepel a </w:t>
-      </w:r>
-      <w:proofErr w:type="gramStart"/>
+        <w:t xml:space="preserve">A Data </w:t>
+      </w:r>
+      <w:proofErr w:type="spellStart"/>
+      <w:r>
+        <w:t>Transfer</w:t>
+      </w:r>
+      <w:proofErr w:type="spellEnd"/>
+      <w:r>
+        <w:t xml:space="preserve"> </w:t>
+      </w:r>
+      <w:proofErr w:type="spellStart"/>
+      <w:r>
+        <w:t>Object-et</w:t>
+      </w:r>
+      <w:proofErr w:type="spellEnd"/>
+      <w:r>
+        <w:t xml:space="preserve"> vagyis az adatátviteli objektumokat esetünkben arra használjuk, hogy bizonyos kényes adatokat kiszűrjünk a kliens által indított kérésekből. </w:t>
+      </w:r>
+      <w:r>
+        <w:t xml:space="preserve">Ezt úgy érhetjük el, hogy egy adott objektumról olyan „másolatot” készítünk, amiben a kritikus adatok nincsenek jelen, ezzel a konverzióval biztosítjuk az adatok biztonságát. Példának okáért a </w:t>
+      </w:r>
+      <w:proofErr w:type="spellStart"/>
+      <w:r>
+        <w:t>User</w:t>
+      </w:r>
+      <w:proofErr w:type="spellEnd"/>
+      <w:r>
+        <w:t xml:space="preserve"> objektumban szerepel a </w:t>
+      </w:r>
+      <w:proofErr w:type="spellStart"/>
       <w:r>
         <w:t>token</w:t>
       </w:r>
-      <w:proofErr w:type="gramEnd"/>
-      <w:r>
-        <w:t xml:space="preserve"> ami azonosításra szolgál vagy akár említhetnénk a jelszót is ezeket egy általános kérésnél nem szeretnénk elküldeni így a User entitásból egy UserDTO-t képzünk, amiben már nem szerepelnek ezek az adatok. </w:t>
+      <w:proofErr w:type="spellEnd"/>
+      <w:r>
+        <w:t xml:space="preserve"> ami azonosításra szolgál vagy akár említhetnénk a jelszót is ezeket egy általános kérésnél nem szeretnénk elküldeni így a </w:t>
+      </w:r>
+      <w:proofErr w:type="spellStart"/>
+      <w:r>
+        <w:t>User</w:t>
+      </w:r>
+      <w:proofErr w:type="spellEnd"/>
+      <w:r>
+        <w:t xml:space="preserve"> entitásból egy </w:t>
+      </w:r>
+      <w:proofErr w:type="spellStart"/>
+      <w:r>
+        <w:t>UserDTO</w:t>
+      </w:r>
+      <w:proofErr w:type="spellEnd"/>
+      <w:r>
+        <w:t xml:space="preserve">-t képzünk, amiben már nem szerepelnek ezek az adatok. </w:t>
       </w:r>
     </w:p>
     <w:p>
@@ -7958,8 +9288,13 @@
           <w:numId w:val="8"/>
         </w:numPr>
       </w:pPr>
-      <w:r>
-        <w:t>CloudinaryDotNet: Felhőalapú kép- és videókezelés</w:t>
+      <w:proofErr w:type="spellStart"/>
+      <w:r>
+        <w:t>CloudinaryDotNet</w:t>
+      </w:r>
+      <w:proofErr w:type="spellEnd"/>
+      <w:r>
+        <w:t>: Felhőalapú kép- és videókezelés</w:t>
       </w:r>
     </w:p>
     <w:p>
@@ -7987,8 +9322,21 @@
           <w:numId w:val="8"/>
         </w:numPr>
       </w:pPr>
-      <w:r>
-        <w:t>MySql.EntityFrameworkCore: MySQL adatbázis-kapcsolat EF</w:t>
+      <w:proofErr w:type="spellStart"/>
+      <w:r>
+        <w:t>MySql.EntityFrameworkCore</w:t>
+      </w:r>
+      <w:proofErr w:type="spellEnd"/>
+      <w:r>
+        <w:t xml:space="preserve">: </w:t>
+      </w:r>
+      <w:proofErr w:type="spellStart"/>
+      <w:r>
+        <w:t>MySQL</w:t>
+      </w:r>
+      <w:proofErr w:type="spellEnd"/>
+      <w:r>
+        <w:t xml:space="preserve"> adatbázis-kapcsolat EF</w:t>
       </w:r>
       <w:r>
         <w:rPr>
@@ -7997,7 +9345,15 @@
         <w:footnoteReference w:id="4"/>
       </w:r>
       <w:r>
-        <w:t>. Core-hoz</w:t>
+        <w:t xml:space="preserve">. </w:t>
+      </w:r>
+      <w:proofErr w:type="spellStart"/>
+      <w:r>
+        <w:t>Core</w:t>
+      </w:r>
+      <w:proofErr w:type="spellEnd"/>
+      <w:r>
+        <w:t>-hoz</w:t>
       </w:r>
     </w:p>
     <w:p>
@@ -8037,21 +9393,58 @@
         <w:t xml:space="preserve"> a</w:t>
       </w:r>
       <w:r>
-        <w:t xml:space="preserve"> React Vite keretrendszerben építettük fel, ami magába foglalja a HTML5, CSS3 és JavaScript aktív használatát</w:t>
+        <w:t xml:space="preserve"> </w:t>
+      </w:r>
+      <w:proofErr w:type="spellStart"/>
+      <w:r>
+        <w:t>React</w:t>
+      </w:r>
+      <w:proofErr w:type="spellEnd"/>
+      <w:r>
+        <w:t xml:space="preserve"> </w:t>
+      </w:r>
+      <w:proofErr w:type="spellStart"/>
+      <w:r>
+        <w:t>Vite</w:t>
+      </w:r>
+      <w:proofErr w:type="spellEnd"/>
+      <w:r>
+        <w:t xml:space="preserve"> keretrendszerben építettük fel, ami magába foglalja a HTML5, CSS3 és JavaScript aktív használatát</w:t>
       </w:r>
       <w:r>
         <w:t>.</w:t>
       </w:r>
       <w:r>
-        <w:t xml:space="preserve"> React-el dolgozva a mi esetünkben meg kellett ismerkedni a </w:t>
+        <w:t xml:space="preserve"> </w:t>
+      </w:r>
+      <w:proofErr w:type="spellStart"/>
+      <w:r>
+        <w:t>React</w:t>
+      </w:r>
+      <w:proofErr w:type="spellEnd"/>
+      <w:r>
+        <w:t xml:space="preserve">-el dolgozva a mi esetünkben meg kellett ismerkedni a </w:t>
       </w:r>
       <w:proofErr w:type="gramStart"/>
       <w:r>
-        <w:t>„ .jsx</w:t>
-      </w:r>
+        <w:t>„ .</w:t>
+      </w:r>
+      <w:proofErr w:type="spellStart"/>
+      <w:r>
+        <w:t>jsx</w:t>
+      </w:r>
+      <w:proofErr w:type="spellEnd"/>
       <w:proofErr w:type="gramEnd"/>
       <w:r>
-        <w:t>” kiterjesztésű komponensekkel, amiknek segítségével hoztuk létre, amit a felhasználó lát és használ. Az oldal kódolása JavaScript, míg az általános felépítése HTML és stílusolása CSS.</w:t>
+        <w:t xml:space="preserve">” kiterjesztésű komponensekkel, amiknek segítségével hoztuk létre, amit a felhasználó lát és használ. Az oldal kódolása JavaScript, míg az általános felépítése HTML és </w:t>
+      </w:r>
+      <w:proofErr w:type="spellStart"/>
+      <w:r>
+        <w:t>stílusolása</w:t>
+      </w:r>
+      <w:proofErr w:type="spellEnd"/>
+      <w:r>
+        <w:t xml:space="preserve"> CSS.</w:t>
       </w:r>
     </w:p>
     <w:p>
@@ -8078,8 +9471,13 @@
       <w:r>
         <w:t xml:space="preserve">A komponensek mind magukba foglalják az előírt legalább egy alapértelmezett exportálni való metódust. Több esetben is szükségünk volt arra, hogy akár több metódust is létre hozzunk egy komponensen belül. Az adatok elérése az úgynevezett </w:t>
       </w:r>
-      <w:r>
-        <w:t xml:space="preserve">fetch hívással megy végbe, ami egy kérést intéz az API felé, ezen kérések válasza időbe telik így ezek számát megpróbáltuk a lehető legkevesebbre redukálni azzal, hogy a nagy szülő komponensben végezzük a lehető legtöbb kérést amikor az oldal betölt. Innen adjuk át azokat az adatokat, amiket a többi alkotóelem megkövetel. Ennek ellenére van jó pár olyan </w:t>
+      <w:proofErr w:type="spellStart"/>
+      <w:r>
+        <w:t>fetch</w:t>
+      </w:r>
+      <w:proofErr w:type="spellEnd"/>
+      <w:r>
+        <w:t xml:space="preserve"> hívással megy végbe, ami egy kérést intéz az API felé, ezen kérések válasza időbe telik így ezek számát megpróbáltuk a lehető legkevesebbre redukálni azzal, hogy a nagy szülő komponensben végezzük a lehető legtöbb kérést amikor az oldal betölt. Innen adjuk át azokat az adatokat, amiket a többi alkotóelem megkövetel. Ennek ellenére van jó pár olyan </w:t>
       </w:r>
       <w:r>
         <w:t>komponens,</w:t>
@@ -8114,7 +9512,7 @@
           <v:shape id="_x0000_i1025" type="#_x0000_t75" style="width:77pt;height:50.1pt" o:ole="">
             <v:imagedata r:id="rId17" o:title=""/>
           </v:shape>
-          <o:OLEObject Type="Embed" ProgID="Package" ShapeID="_x0000_i1025" DrawAspect="Icon" ObjectID="_1837424124" r:id="rId18"/>
+          <o:OLEObject Type="Embed" ProgID="Package" ShapeID="_x0000_i1025" DrawAspect="Icon" ObjectID="_1837584630" r:id="rId18"/>
         </w:object>
       </w:r>
       <w:r>
@@ -8123,20 +9521,48 @@
     </w:p>
     <w:p>
       <w:pPr>
+        <w:pStyle w:val="Cmsor4"/>
+      </w:pPr>
+      <w:r>
+        <w:t xml:space="preserve">Használt </w:t>
+      </w:r>
+      <w:proofErr w:type="spellStart"/>
+      <w:r>
+        <w:t>React</w:t>
+      </w:r>
+      <w:proofErr w:type="spellEnd"/>
+      <w:r>
+        <w:t xml:space="preserve"> </w:t>
+      </w:r>
+      <w:proofErr w:type="spellStart"/>
+      <w:r>
+        <w:t>hookok</w:t>
+      </w:r>
+      <w:proofErr w:type="spellEnd"/>
+    </w:p>
+    <w:p>
+      <w:pPr>
+        <w:jc w:val="both"/>
+      </w:pPr>
+      <w:bookmarkStart w:id="30" w:name="_GoBack"/>
+      <w:bookmarkEnd w:id="30"/>
+    </w:p>
+    <w:p>
+      <w:pPr>
         <w:pStyle w:val="Cmsor3"/>
         <w:jc w:val="both"/>
         <w:rPr>
           <w:rFonts w:ascii="Times New Roman CE" w:hAnsi="Times New Roman CE" w:cs="Times New Roman"/>
         </w:rPr>
       </w:pPr>
-      <w:bookmarkStart w:id="30" w:name="_Toc226717426"/>
+      <w:bookmarkStart w:id="31" w:name="_Toc226717426"/>
       <w:r>
         <w:rPr>
           <w:rFonts w:ascii="Times New Roman CE" w:hAnsi="Times New Roman CE" w:cs="Times New Roman"/>
         </w:rPr>
         <w:t>Reszponzív kliens</w:t>
       </w:r>
-      <w:bookmarkEnd w:id="30"/>
+      <w:bookmarkEnd w:id="31"/>
     </w:p>
     <w:p>
       <w:pPr>
@@ -8144,11 +9570,24 @@
         <w:jc w:val="both"/>
       </w:pPr>
       <w:r>
-        <w:t xml:space="preserve">A reszponzívitás minden weboldal egy létfontosságú eleme, ami azért felelős, hogy a szóban forgó honlap minden eszközön átfogóan jól nézzen ki, megfelelő módon működjön és könnyen lehessen navigálni. Ezt mi az alábbi két módszerrel próbáljuk </w:t>
-      </w:r>
+        <w:t xml:space="preserve">A </w:t>
+      </w:r>
+      <w:proofErr w:type="spellStart"/>
+      <w:r>
+        <w:t>reszponzívitás</w:t>
+      </w:r>
+      <w:proofErr w:type="spellEnd"/>
+      <w:r>
+        <w:t xml:space="preserve"> minden weboldal egy létfontosságú eleme, ami azért felelős, hogy a szóban forgó honlap minden eszközön átfogóan jól nézzen ki, megfelelő módon </w:t>
+      </w:r>
+      <w:proofErr w:type="spellStart"/>
       <w:r>
         <w:lastRenderedPageBreak/>
-        <w:t xml:space="preserve">elérni; a stílus beállításánál törekszünk az alapértelmezetten reszponzív mértékegységek használatára, mint például: </w:t>
+        <w:t>működjön</w:t>
+      </w:r>
+      <w:proofErr w:type="spellEnd"/>
+      <w:r>
+        <w:t xml:space="preserve"> és könnyen lehessen navigálni. Ezt mi az alábbi két módszerrel próbáljuk elérni; a stílus beállításánál törekszünk az alapértelmezetten reszponzív mértékegységek használatára, mint például: </w:t>
       </w:r>
     </w:p>
     <w:p>
@@ -8160,8 +9599,13 @@
         </w:numPr>
         <w:jc w:val="both"/>
       </w:pPr>
-      <w:r>
-        <w:t>Em: Ez a szülő elem betűméretének nagyságához képest viszonyít</w:t>
+      <w:proofErr w:type="spellStart"/>
+      <w:r>
+        <w:t>Em</w:t>
+      </w:r>
+      <w:proofErr w:type="spellEnd"/>
+      <w:r>
+        <w:t>: Ez a szülő elem betűméretének nagyságához képest viszonyít</w:t>
       </w:r>
     </w:p>
     <w:p>
@@ -8173,8 +9617,13 @@
         </w:numPr>
         <w:jc w:val="both"/>
       </w:pPr>
-      <w:r>
-        <w:t>Rem: Ez a gyökér elem betűméretének nagyságához képest viszonyít</w:t>
+      <w:proofErr w:type="spellStart"/>
+      <w:r>
+        <w:t>Rem</w:t>
+      </w:r>
+      <w:proofErr w:type="spellEnd"/>
+      <w:r>
+        <w:t>: Ez a gyökér elem betűméretének nagyságához képest viszonyít</w:t>
       </w:r>
     </w:p>
     <w:p>
@@ -8186,11 +9635,21 @@
         </w:numPr>
         <w:jc w:val="both"/>
       </w:pPr>
-      <w:r>
-        <w:t xml:space="preserve">Viewport mértékegységek: Ezek a </w:t>
-      </w:r>
-      <w:r>
-        <w:t xml:space="preserve">vw </w:t>
+      <w:proofErr w:type="spellStart"/>
+      <w:r>
+        <w:t>Viewport</w:t>
+      </w:r>
+      <w:proofErr w:type="spellEnd"/>
+      <w:r>
+        <w:t xml:space="preserve"> mértékegységek: Ezek a </w:t>
+      </w:r>
+      <w:proofErr w:type="spellStart"/>
+      <w:r>
+        <w:t>vw</w:t>
+      </w:r>
+      <w:proofErr w:type="spellEnd"/>
+      <w:r>
+        <w:t xml:space="preserve"> </w:t>
       </w:r>
       <w:r>
         <w:rPr>
@@ -8199,8 +9658,13 @@
         <w:footnoteReference w:id="5"/>
       </w:r>
       <w:r>
-        <w:t>és vh</w:t>
-      </w:r>
+        <w:t xml:space="preserve">és </w:t>
+      </w:r>
+      <w:proofErr w:type="spellStart"/>
+      <w:r>
+        <w:t>vh</w:t>
+      </w:r>
+      <w:proofErr w:type="spellEnd"/>
       <w:r>
         <w:rPr>
           <w:rStyle w:val="Lbjegyzet-hivatkozs"/>
@@ -8216,7 +9680,23 @@
         <w:jc w:val="both"/>
       </w:pPr>
       <w:r>
-        <w:t xml:space="preserve">míg a másik módszer a media query </w:t>
+        <w:t xml:space="preserve">míg a másik módszer a </w:t>
+      </w:r>
+      <w:proofErr w:type="spellStart"/>
+      <w:r>
+        <w:t>media</w:t>
+      </w:r>
+      <w:proofErr w:type="spellEnd"/>
+      <w:r>
+        <w:t xml:space="preserve"> </w:t>
+      </w:r>
+      <w:proofErr w:type="spellStart"/>
+      <w:r>
+        <w:t>query</w:t>
+      </w:r>
+      <w:proofErr w:type="spellEnd"/>
+      <w:r>
+        <w:t xml:space="preserve"> </w:t>
       </w:r>
       <w:r>
         <w:t>használata,</w:t>
@@ -8243,7 +9723,7 @@
           <v:shape id="_x0000_i1026" type="#_x0000_t75" style="width:77pt;height:50.1pt" o:ole="">
             <v:imagedata r:id="rId19" o:title=""/>
           </v:shape>
-          <o:OLEObject Type="Embed" ProgID="Package" ShapeID="_x0000_i1026" DrawAspect="Icon" ObjectID="_1837424125" r:id="rId20"/>
+          <o:OLEObject Type="Embed" ProgID="Package" ShapeID="_x0000_i1026" DrawAspect="Icon" ObjectID="_1837584631" r:id="rId20"/>
         </w:object>
       </w:r>
       <w:r>
@@ -8258,14 +9738,14 @@
           <w:rFonts w:ascii="Times New Roman CE" w:hAnsi="Times New Roman CE" w:cs="Times New Roman"/>
         </w:rPr>
       </w:pPr>
-      <w:bookmarkStart w:id="31" w:name="_Toc226717427"/>
+      <w:bookmarkStart w:id="32" w:name="_Toc226717427"/>
       <w:r>
         <w:rPr>
           <w:rFonts w:ascii="Times New Roman CE" w:hAnsi="Times New Roman CE" w:cs="Times New Roman"/>
         </w:rPr>
         <w:t>Alkalmazott fejlesztői eszközök</w:t>
       </w:r>
-      <w:bookmarkEnd w:id="31"/>
+      <w:bookmarkEnd w:id="32"/>
     </w:p>
     <w:p>
       <w:pPr>
@@ -8280,7 +9760,23 @@
         <w:jc w:val="both"/>
       </w:pPr>
       <w:r>
-        <w:t xml:space="preserve">A Chakra-UI és styled-componets </w:t>
+        <w:t xml:space="preserve">A </w:t>
+      </w:r>
+      <w:proofErr w:type="spellStart"/>
+      <w:r>
+        <w:t>Chakra</w:t>
+      </w:r>
+      <w:proofErr w:type="spellEnd"/>
+      <w:r>
+        <w:t xml:space="preserve">-UI és </w:t>
+      </w:r>
+      <w:proofErr w:type="spellStart"/>
+      <w:r>
+        <w:t>styled-componets</w:t>
+      </w:r>
+      <w:proofErr w:type="spellEnd"/>
+      <w:r>
+        <w:t xml:space="preserve"> </w:t>
       </w:r>
       <w:r>
         <w:t>olyan csomagok, amelyek ingyenes része,</w:t>
@@ -8303,15 +9799,31 @@
         <w:jc w:val="both"/>
       </w:pPr>
       <w:r>
-        <w:t xml:space="preserve">A Lottie-react egy olyan csomag, ami főként animációkat képes működtetni, ennek segítségével voltunk képesek létrehozni a töltési animációnkat, ami kisebb módosításokat követően be is épült a honlapunkba és egy stílusos sarokköve lett a projektnek. </w:t>
-      </w:r>
-    </w:p>
-    <w:p>
-      <w:pPr>
-        <w:jc w:val="both"/>
-      </w:pPr>
-      <w:r>
-        <w:t xml:space="preserve">A Leaflet egy olyan nyílt forráskódú JavaScript </w:t>
+        <w:t xml:space="preserve">A </w:t>
+      </w:r>
+      <w:proofErr w:type="spellStart"/>
+      <w:r>
+        <w:t>Lottie-react</w:t>
+      </w:r>
+      <w:proofErr w:type="spellEnd"/>
+      <w:r>
+        <w:t xml:space="preserve"> egy olyan csomag, ami főként animációkat képes működtetni, ennek segítségével voltunk képesek létrehozni a töltési animációnkat, ami kisebb módosításokat követően be is épült a honlapunkba és egy stílusos sarokköve lett a projektnek. </w:t>
+      </w:r>
+    </w:p>
+    <w:p>
+      <w:pPr>
+        <w:jc w:val="both"/>
+      </w:pPr>
+      <w:r>
+        <w:t xml:space="preserve">A </w:t>
+      </w:r>
+      <w:proofErr w:type="spellStart"/>
+      <w:r>
+        <w:t>Leaflet</w:t>
+      </w:r>
+      <w:proofErr w:type="spellEnd"/>
+      <w:r>
+        <w:t xml:space="preserve"> egy olyan nyílt forráskódú JavaScript </w:t>
       </w:r>
       <w:r>
         <w:t>könyvtár,</w:t>
@@ -8335,16 +9847,37 @@
       </w:pPr>
       <w:r>
         <w:lastRenderedPageBreak/>
-        <w:t>Az EmailJS egy olyan csomag, ami lehetővé teszi a legtöbb weboldal egyik elengedhetetlen kommunikációs formáját az email küldést, ami több célból is szükséges lehet például: az oldal rendellenes működését így lehet jelezni vagy akár, ha csak egy egyszerű kérdéssel fordulnának a vevőszolgálathoz azt is megtehetik.</w:t>
-      </w:r>
-    </w:p>
-    <w:p>
-      <w:pPr>
-        <w:jc w:val="both"/>
-      </w:pPr>
-      <w:r>
-        <w:t>Az Axios egy olyan Promise</w:t>
-      </w:r>
+        <w:t xml:space="preserve">Az </w:t>
+      </w:r>
+      <w:proofErr w:type="spellStart"/>
+      <w:r>
+        <w:t>EmailJS</w:t>
+      </w:r>
+      <w:proofErr w:type="spellEnd"/>
+      <w:r>
+        <w:t xml:space="preserve"> egy olyan csomag, ami lehetővé teszi a legtöbb weboldal egyik elengedhetetlen kommunikációs formáját az email küldést, ami több célból is szükséges lehet például: az oldal rendellenes működését így lehet jelezni vagy akár, ha csak egy egyszerű kérdéssel fordulnának a vevőszolgálathoz azt is megtehetik.</w:t>
+      </w:r>
+    </w:p>
+    <w:p>
+      <w:pPr>
+        <w:jc w:val="both"/>
+      </w:pPr>
+      <w:r>
+        <w:t xml:space="preserve">Az </w:t>
+      </w:r>
+      <w:proofErr w:type="spellStart"/>
+      <w:r>
+        <w:t>Axios</w:t>
+      </w:r>
+      <w:proofErr w:type="spellEnd"/>
+      <w:r>
+        <w:t xml:space="preserve"> egy olyan </w:t>
+      </w:r>
+      <w:proofErr w:type="spellStart"/>
+      <w:r>
+        <w:t>Promise</w:t>
+      </w:r>
+      <w:proofErr w:type="spellEnd"/>
       <w:r>
         <w:rPr>
           <w:rStyle w:val="Lbjegyzet-hivatkozs"/>
@@ -8364,26 +9897,74 @@
         <w:t>jelenti,</w:t>
       </w:r>
       <w:r>
-        <w:t xml:space="preserve"> hogy XMLHttpRequest</w:t>
-      </w:r>
-      <w:r>
-        <w:t>-et használva kommunikál az API-val, hogy adatokat szolgáltasson vagy éppen azokat felvegye, mint például egy új felhasználó regisztrálásakor.</w:t>
-      </w:r>
-    </w:p>
-    <w:p>
-      <w:pPr>
-        <w:jc w:val="both"/>
-      </w:pPr>
-      <w:r>
-        <w:t xml:space="preserve">Emellett használunk olyan csomagokat is, amelyek alapvetően a React keretrendszer beépített elemi. Az egyik fontos ilyen csomag </w:t>
-      </w:r>
-      <w:proofErr w:type="gramStart"/>
-      <w:r>
-        <w:t>React-router-dom</w:t>
-      </w:r>
-      <w:proofErr w:type="gramEnd"/>
-      <w:r>
-        <w:t xml:space="preserve"> ami abban segít, hogy bizonyos elérési utakat definiáljon, irányítson és módosítson ezzel elérve a különböző nézeteket a weboldalunkon. A React a hagyományos HTML oldalakkal szemben egy virtuális DOM-ot használ így alapesetben csak egy nézet lehetséges ezt orvosolja ez a csomag az elérési utakkal.</w:t>
+        <w:t xml:space="preserve"> hogy </w:t>
+      </w:r>
+      <w:proofErr w:type="spellStart"/>
+      <w:r>
+        <w:t>XMLHttpRequest</w:t>
+      </w:r>
+      <w:r>
+        <w:t>-et</w:t>
+      </w:r>
+      <w:proofErr w:type="spellEnd"/>
+      <w:r>
+        <w:t xml:space="preserve"> használva kommunikál az API-</w:t>
+      </w:r>
+      <w:proofErr w:type="spellStart"/>
+      <w:r>
+        <w:t>val</w:t>
+      </w:r>
+      <w:proofErr w:type="spellEnd"/>
+      <w:r>
+        <w:t>, hogy adatokat szolgáltasson vagy éppen azokat felvegye, mint például egy új felhasználó regisztrálásakor.</w:t>
+      </w:r>
+    </w:p>
+    <w:p>
+      <w:pPr>
+        <w:jc w:val="both"/>
+      </w:pPr>
+      <w:r>
+        <w:t xml:space="preserve">Emellett használunk olyan csomagokat is, amelyek alapvetően a </w:t>
+      </w:r>
+      <w:proofErr w:type="spellStart"/>
+      <w:r>
+        <w:t>React</w:t>
+      </w:r>
+      <w:proofErr w:type="spellEnd"/>
+      <w:r>
+        <w:t xml:space="preserve"> keretrendszer beépített elemi. Az egyik fontos ilyen csomag </w:t>
+      </w:r>
+      <w:proofErr w:type="spellStart"/>
+      <w:r>
+        <w:t>React</w:t>
+      </w:r>
+      <w:proofErr w:type="spellEnd"/>
+      <w:r>
+        <w:t>-router-</w:t>
+      </w:r>
+      <w:proofErr w:type="spellStart"/>
+      <w:r>
+        <w:t>dom</w:t>
+      </w:r>
+      <w:proofErr w:type="spellEnd"/>
+      <w:r>
+        <w:t xml:space="preserve"> ami abban segít, hogy bizonyos elérési utakat definiáljon, irányítson és módosítson ezzel elérve a különböző </w:t>
+      </w:r>
+      <w:proofErr w:type="spellStart"/>
+      <w:r>
+        <w:t>nézeteket</w:t>
+      </w:r>
+      <w:proofErr w:type="spellEnd"/>
+      <w:r>
+        <w:t xml:space="preserve"> a weboldalunkon. A </w:t>
+      </w:r>
+      <w:proofErr w:type="spellStart"/>
+      <w:r>
+        <w:t>React</w:t>
+      </w:r>
+      <w:proofErr w:type="spellEnd"/>
+      <w:r>
+        <w:t xml:space="preserve"> a hagyományos HTML oldalakkal szemben egy virtuális DOM-ot használ így alapesetben csak egy nézet lehetséges ezt orvosolja ez a csomag az elérési utakkal.</w:t>
       </w:r>
     </w:p>
     <w:p>
@@ -8394,7 +9975,7 @@
           <w:rFonts w:ascii="Times New Roman CE" w:hAnsi="Times New Roman CE" w:cs="Times New Roman"/>
         </w:rPr>
       </w:pPr>
-      <w:bookmarkStart w:id="32" w:name="_Toc226717428"/>
+      <w:bookmarkStart w:id="33" w:name="_Toc226717428"/>
       <w:r>
         <w:rPr>
           <w:rFonts w:ascii="Times New Roman CE" w:hAnsi="Times New Roman CE" w:cs="Times New Roman"/>
@@ -8402,7 +9983,7 @@
         <w:lastRenderedPageBreak/>
         <w:t>Projektmenedzsment</w:t>
       </w:r>
-      <w:bookmarkEnd w:id="32"/>
+      <w:bookmarkEnd w:id="33"/>
       <w:r>
         <w:rPr>
           <w:rFonts w:ascii="Times New Roman CE" w:hAnsi="Times New Roman CE" w:cs="Times New Roman"/>
@@ -8418,14 +9999,14 @@
           <w:rFonts w:ascii="Times New Roman CE" w:hAnsi="Times New Roman CE" w:cs="Times New Roman"/>
         </w:rPr>
       </w:pPr>
-      <w:bookmarkStart w:id="33" w:name="_Toc226717429"/>
+      <w:bookmarkStart w:id="34" w:name="_Toc226717429"/>
       <w:r>
         <w:rPr>
           <w:rFonts w:ascii="Times New Roman CE" w:hAnsi="Times New Roman CE" w:cs="Times New Roman"/>
         </w:rPr>
         <w:t>Projekttervezés</w:t>
       </w:r>
-      <w:bookmarkEnd w:id="33"/>
+      <w:bookmarkEnd w:id="34"/>
     </w:p>
     <w:p>
       <w:pPr>
@@ -8435,33 +10016,27 @@
           <w:rFonts w:ascii="Times New Roman CE" w:hAnsi="Times New Roman CE" w:cs="Times New Roman"/>
         </w:rPr>
       </w:pPr>
-      <w:bookmarkStart w:id="34" w:name="_Toc226717430"/>
+      <w:bookmarkStart w:id="35" w:name="_Toc226717430"/>
       <w:r>
         <w:rPr>
           <w:rFonts w:ascii="Times New Roman CE" w:hAnsi="Times New Roman CE" w:cs="Times New Roman"/>
         </w:rPr>
         <w:t>Célkitűzések és határidők</w:t>
       </w:r>
-      <w:bookmarkEnd w:id="34"/>
-    </w:p>
-    <w:p>
-      <w:pPr>
-        <w:jc w:val="both"/>
-        <w:rPr>
-          <w:rFonts w:ascii="Times New Roman CE" w:hAnsi="Times New Roman CE" w:cs="Times New Roman"/>
-        </w:rPr>
-      </w:pPr>
-      <w:r>
-        <w:rPr>
-          <w:rFonts w:ascii="Times New Roman CE" w:hAnsi="Times New Roman CE" w:cs="Times New Roman"/>
-        </w:rPr>
-        <w:t xml:space="preserve">Az alapvetően kitűzött mérföldköveket </w:t>
-      </w:r>
-      <w:r>
-        <w:rPr>
-          <w:rFonts w:ascii="Times New Roman CE" w:hAnsi="Times New Roman CE" w:cs="Times New Roman"/>
-        </w:rPr>
-        <w:t>úgy építettük fel, hogy alulról felfelé haladtunk. A projekt egyes elemi természetesen építenek egymásra így először a talapzatként szolgáló adatbázist terveztük majd készítettük el, ezt követte az API majd végül a frontend. A kitűzött célokat nem feltétlenül pontosan megszabott határidőkben adtuk meg, inkább olyan időintervallumokban miszerint a feladat tényleges kezdetétől például az elkövetkezendő egy hétben el kell készülni az elvárt célokkal.</w:t>
+      <w:bookmarkEnd w:id="35"/>
+    </w:p>
+    <w:p>
+      <w:pPr>
+        <w:jc w:val="both"/>
+        <w:rPr>
+          <w:rFonts w:ascii="Times New Roman CE" w:hAnsi="Times New Roman CE" w:cs="Times New Roman"/>
+        </w:rPr>
+      </w:pPr>
+      <w:r>
+        <w:rPr>
+          <w:rFonts w:ascii="Times New Roman CE" w:hAnsi="Times New Roman CE" w:cs="Times New Roman"/>
+        </w:rPr>
+        <w:t>Az alapvetően kitűzött mérföldköveket úgy építettük fel, hogy alulról felfelé haladtunk. A projekt egyes elemi természetesen építenek egymásra így először a talapzatként szolgáló adatbázist terveztük majd készítettük el, ezt követte az API majd végül a frontend. A kitűzött célokat nem feltétlenül pontosan megszabott határidőkben adtuk meg, inkább olyan időintervallumokban miszerint a feladat tényleges kezdetétől például az elkövetkezendő egy hétben el kell készülni az elvárt célokkal.</w:t>
       </w:r>
     </w:p>
     <w:p>
@@ -8817,11 +10392,19 @@
           <w:rFonts w:ascii="Times New Roman CE" w:hAnsi="Times New Roman CE" w:cs="Times New Roman"/>
         </w:rPr>
       </w:pPr>
-      <w:r>
-        <w:rPr>
-          <w:rFonts w:ascii="Times New Roman CE" w:hAnsi="Times New Roman CE" w:cs="Times New Roman"/>
-        </w:rPr>
-        <w:t xml:space="preserve">Gantt-diagram a projekt idővonaláról </w:t>
+      <w:proofErr w:type="spellStart"/>
+      <w:r>
+        <w:rPr>
+          <w:rFonts w:ascii="Times New Roman CE" w:hAnsi="Times New Roman CE" w:cs="Times New Roman"/>
+        </w:rPr>
+        <w:t>Gantt</w:t>
+      </w:r>
+      <w:proofErr w:type="spellEnd"/>
+      <w:r>
+        <w:rPr>
+          <w:rFonts w:ascii="Times New Roman CE" w:hAnsi="Times New Roman CE" w:cs="Times New Roman"/>
+        </w:rPr>
+        <w:t xml:space="preserve">-diagram a projekt idővonaláról </w:t>
       </w:r>
     </w:p>
     <w:p>
@@ -8832,14 +10415,14 @@
           <w:rFonts w:ascii="Times New Roman CE" w:hAnsi="Times New Roman CE" w:cs="Times New Roman"/>
         </w:rPr>
       </w:pPr>
-      <w:bookmarkStart w:id="35" w:name="_Toc226717431"/>
+      <w:bookmarkStart w:id="36" w:name="_Toc226717431"/>
       <w:r>
         <w:rPr>
           <w:rFonts w:ascii="Times New Roman CE" w:hAnsi="Times New Roman CE" w:cs="Times New Roman"/>
         </w:rPr>
         <w:t>Feladatmegosztás</w:t>
       </w:r>
-      <w:bookmarkEnd w:id="35"/>
+      <w:bookmarkEnd w:id="36"/>
     </w:p>
     <w:p>
       <w:pPr>
@@ -8860,13 +10443,23 @@
           <w:rFonts w:ascii="Times New Roman CE" w:hAnsi="Times New Roman CE" w:cs="Times New Roman"/>
         </w:rPr>
       </w:pPr>
+      <w:proofErr w:type="spellStart"/>
       <w:r>
         <w:rPr>
           <w:rFonts w:ascii="Times New Roman CE" w:hAnsi="Times New Roman CE" w:cs="Times New Roman"/>
           <w:i/>
           <w:iCs/>
         </w:rPr>
-        <w:t>Czibók Bence</w:t>
+        <w:t>Czibók</w:t>
+      </w:r>
+      <w:proofErr w:type="spellEnd"/>
+      <w:r>
+        <w:rPr>
+          <w:rFonts w:ascii="Times New Roman CE" w:hAnsi="Times New Roman CE" w:cs="Times New Roman"/>
+          <w:i/>
+          <w:iCs/>
+        </w:rPr>
+        <w:t xml:space="preserve"> Bence</w:t>
       </w:r>
       <w:r>
         <w:rPr>
@@ -8950,13 +10543,7 @@
         <w:rPr>
           <w:rFonts w:ascii="Times New Roman CE" w:hAnsi="Times New Roman CE" w:cs="Times New Roman"/>
         </w:rPr>
-        <w:t xml:space="preserve"> dokumentáció, </w:t>
-      </w:r>
-      <w:r>
-        <w:rPr>
-          <w:rFonts w:ascii="Times New Roman CE" w:hAnsi="Times New Roman CE" w:cs="Times New Roman"/>
-        </w:rPr>
-        <w:t>UI tervezés</w:t>
+        <w:t xml:space="preserve"> dokumentáció, UI tervezés</w:t>
       </w:r>
     </w:p>
     <w:p>
@@ -9008,13 +10595,7 @@
         <w:rPr>
           <w:rFonts w:ascii="Times New Roman CE" w:hAnsi="Times New Roman CE" w:cs="Times New Roman"/>
         </w:rPr>
-        <w:t xml:space="preserve"> dokumentáció, </w:t>
-      </w:r>
-      <w:r>
-        <w:rPr>
-          <w:rFonts w:ascii="Times New Roman CE" w:hAnsi="Times New Roman CE" w:cs="Times New Roman"/>
-        </w:rPr>
-        <w:t>UI tervezés</w:t>
+        <w:t xml:space="preserve"> dokumentáció, UI tervezés</w:t>
       </w:r>
     </w:p>
     <w:p>
@@ -9051,27 +10632,55 @@
           <w:rFonts w:ascii="Times New Roman CE" w:hAnsi="Times New Roman CE" w:cs="Times New Roman"/>
         </w:rPr>
       </w:pPr>
-      <w:bookmarkStart w:id="36" w:name="_Toc226717432"/>
+      <w:bookmarkStart w:id="37" w:name="_Toc226717432"/>
       <w:r>
         <w:rPr>
           <w:rFonts w:ascii="Times New Roman CE" w:hAnsi="Times New Roman CE" w:cs="Times New Roman"/>
         </w:rPr>
         <w:t>Verziókövetés</w:t>
       </w:r>
-      <w:bookmarkEnd w:id="36"/>
-    </w:p>
-    <w:p>
-      <w:pPr>
-        <w:jc w:val="both"/>
-        <w:rPr>
-          <w:rFonts w:ascii="Times New Roman CE" w:hAnsi="Times New Roman CE" w:cs="Times New Roman"/>
-        </w:rPr>
-      </w:pPr>
-      <w:r>
-        <w:rPr>
-          <w:rFonts w:ascii="Times New Roman CE" w:hAnsi="Times New Roman CE" w:cs="Times New Roman"/>
-        </w:rPr>
-        <w:t xml:space="preserve">A projektet teljes valójában a GitHub segítségével követtük nyomon beleértve a GitHub Desktop használatát. Ezzel a verziókövetővel tartottuk számon a munkaterv haladását. A struktúra a Monorepo elveit követi, </w:t>
+      <w:bookmarkEnd w:id="37"/>
+    </w:p>
+    <w:p>
+      <w:pPr>
+        <w:jc w:val="both"/>
+        <w:rPr>
+          <w:rFonts w:ascii="Times New Roman CE" w:hAnsi="Times New Roman CE" w:cs="Times New Roman"/>
+        </w:rPr>
+      </w:pPr>
+      <w:r>
+        <w:rPr>
+          <w:rFonts w:ascii="Times New Roman CE" w:hAnsi="Times New Roman CE" w:cs="Times New Roman"/>
+        </w:rPr>
+        <w:t xml:space="preserve">A projektet teljes valójában a GitHub segítségével követtük nyomon beleértve a GitHub </w:t>
+      </w:r>
+      <w:proofErr w:type="spellStart"/>
+      <w:r>
+        <w:rPr>
+          <w:rFonts w:ascii="Times New Roman CE" w:hAnsi="Times New Roman CE" w:cs="Times New Roman"/>
+        </w:rPr>
+        <w:t>Desktop</w:t>
+      </w:r>
+      <w:proofErr w:type="spellEnd"/>
+      <w:r>
+        <w:rPr>
+          <w:rFonts w:ascii="Times New Roman CE" w:hAnsi="Times New Roman CE" w:cs="Times New Roman"/>
+        </w:rPr>
+        <w:t xml:space="preserve"> használatát. Ezzel a verziókövetővel tartottuk számon a munkaterv haladását. A struktúra a </w:t>
+      </w:r>
+      <w:proofErr w:type="spellStart"/>
+      <w:r>
+        <w:rPr>
+          <w:rFonts w:ascii="Times New Roman CE" w:hAnsi="Times New Roman CE" w:cs="Times New Roman"/>
+        </w:rPr>
+        <w:t>Monorepo</w:t>
+      </w:r>
+      <w:proofErr w:type="spellEnd"/>
+      <w:r>
+        <w:rPr>
+          <w:rFonts w:ascii="Times New Roman CE" w:hAnsi="Times New Roman CE" w:cs="Times New Roman"/>
+        </w:rPr>
+        <w:t xml:space="preserve"> elveit követi, </w:t>
       </w:r>
       <w:r>
         <w:rPr>
@@ -9089,14 +10698,112 @@
         <w:rPr>
           <w:rFonts w:ascii="Times New Roman CE" w:hAnsi="Times New Roman CE" w:cs="Times New Roman"/>
         </w:rPr>
-        <w:t xml:space="preserve">azonos repository-n találhatóak. Az branching stratégia, vagyis az elágazások kezelését a GtiFlow alapján használtuk, ez azt jelenti, hogy a fő ág (main branch) tartalmazza a működő kódot. Több olyan mellékágat hoztunk létre, amelyek csupán ideiglenesek bizonyos programrészek </w:t>
+        <w:t xml:space="preserve">azonos </w:t>
+      </w:r>
+      <w:proofErr w:type="spellStart"/>
+      <w:r>
+        <w:rPr>
+          <w:rFonts w:ascii="Times New Roman CE" w:hAnsi="Times New Roman CE" w:cs="Times New Roman"/>
+        </w:rPr>
+        <w:t>repository</w:t>
+      </w:r>
+      <w:proofErr w:type="spellEnd"/>
+      <w:r>
+        <w:rPr>
+          <w:rFonts w:ascii="Times New Roman CE" w:hAnsi="Times New Roman CE" w:cs="Times New Roman"/>
+        </w:rPr>
+        <w:t xml:space="preserve">-n találhatóak. Az </w:t>
+      </w:r>
+      <w:proofErr w:type="spellStart"/>
+      <w:r>
+        <w:rPr>
+          <w:rFonts w:ascii="Times New Roman CE" w:hAnsi="Times New Roman CE" w:cs="Times New Roman"/>
+        </w:rPr>
+        <w:t>branching</w:t>
+      </w:r>
+      <w:proofErr w:type="spellEnd"/>
+      <w:r>
+        <w:rPr>
+          <w:rFonts w:ascii="Times New Roman CE" w:hAnsi="Times New Roman CE" w:cs="Times New Roman"/>
+        </w:rPr>
+        <w:t xml:space="preserve"> stratégia, vagyis az elágazások kezelését a </w:t>
+      </w:r>
+      <w:proofErr w:type="spellStart"/>
+      <w:r>
+        <w:rPr>
+          <w:rFonts w:ascii="Times New Roman CE" w:hAnsi="Times New Roman CE" w:cs="Times New Roman"/>
+        </w:rPr>
+        <w:t>GtiFlow</w:t>
+      </w:r>
+      <w:proofErr w:type="spellEnd"/>
+      <w:r>
+        <w:rPr>
+          <w:rFonts w:ascii="Times New Roman CE" w:hAnsi="Times New Roman CE" w:cs="Times New Roman"/>
+        </w:rPr>
+        <w:t xml:space="preserve"> alapján használtuk, ez azt jelenti, hogy a fő ág (main </w:t>
+      </w:r>
+      <w:proofErr w:type="spellStart"/>
+      <w:r>
+        <w:rPr>
+          <w:rFonts w:ascii="Times New Roman CE" w:hAnsi="Times New Roman CE" w:cs="Times New Roman"/>
+        </w:rPr>
+        <w:t>branch</w:t>
+      </w:r>
+      <w:proofErr w:type="spellEnd"/>
+      <w:r>
+        <w:rPr>
+          <w:rFonts w:ascii="Times New Roman CE" w:hAnsi="Times New Roman CE" w:cs="Times New Roman"/>
+        </w:rPr>
+        <w:t xml:space="preserve">) tartalmazza a működő kódot. Több olyan mellékágat hoztunk létre, amelyek csupán ideiglenesek bizonyos programrészek </w:t>
       </w:r>
       <w:r>
         <w:rPr>
           <w:rFonts w:ascii="Times New Roman CE" w:hAnsi="Times New Roman CE" w:cs="Times New Roman"/>
         </w:rPr>
         <w:lastRenderedPageBreak/>
-        <w:t>megírására vagy egy idejű munkamenet megvalósítására. Az új fejlesztéseket pull reuqestek nélkül közvetlen a main-re pusholjuk, töltjük fel.</w:t>
+        <w:t xml:space="preserve">megírására vagy egy idejű munkamenet megvalósítására. Az új fejlesztéseket </w:t>
+      </w:r>
+      <w:proofErr w:type="spellStart"/>
+      <w:r>
+        <w:rPr>
+          <w:rFonts w:ascii="Times New Roman CE" w:hAnsi="Times New Roman CE" w:cs="Times New Roman"/>
+        </w:rPr>
+        <w:t>pull</w:t>
+      </w:r>
+      <w:proofErr w:type="spellEnd"/>
+      <w:r>
+        <w:rPr>
+          <w:rFonts w:ascii="Times New Roman CE" w:hAnsi="Times New Roman CE" w:cs="Times New Roman"/>
+        </w:rPr>
+        <w:t xml:space="preserve"> </w:t>
+      </w:r>
+      <w:proofErr w:type="spellStart"/>
+      <w:r>
+        <w:rPr>
+          <w:rFonts w:ascii="Times New Roman CE" w:hAnsi="Times New Roman CE" w:cs="Times New Roman"/>
+        </w:rPr>
+        <w:t>reuqestek</w:t>
+      </w:r>
+      <w:proofErr w:type="spellEnd"/>
+      <w:r>
+        <w:rPr>
+          <w:rFonts w:ascii="Times New Roman CE" w:hAnsi="Times New Roman CE" w:cs="Times New Roman"/>
+        </w:rPr>
+        <w:t xml:space="preserve"> nélkül közvetlen a main-re </w:t>
+      </w:r>
+      <w:proofErr w:type="spellStart"/>
+      <w:r>
+        <w:rPr>
+          <w:rFonts w:ascii="Times New Roman CE" w:hAnsi="Times New Roman CE" w:cs="Times New Roman"/>
+        </w:rPr>
+        <w:t>pusholjuk</w:t>
+      </w:r>
+      <w:proofErr w:type="spellEnd"/>
+      <w:r>
+        <w:rPr>
+          <w:rFonts w:ascii="Times New Roman CE" w:hAnsi="Times New Roman CE" w:cs="Times New Roman"/>
+        </w:rPr>
+        <w:t>, töltjük fel.</w:t>
       </w:r>
     </w:p>
     <w:p>
@@ -9111,11 +10818,19 @@
           <w:rFonts w:ascii="Times New Roman CE" w:hAnsi="Times New Roman CE" w:cs="Times New Roman"/>
         </w:rPr>
       </w:pPr>
-      <w:r>
-        <w:rPr>
-          <w:rFonts w:ascii="Times New Roman CE" w:hAnsi="Times New Roman CE" w:cs="Times New Roman"/>
-        </w:rPr>
-        <w:t xml:space="preserve">Repository: </w:t>
+      <w:proofErr w:type="spellStart"/>
+      <w:r>
+        <w:rPr>
+          <w:rFonts w:ascii="Times New Roman CE" w:hAnsi="Times New Roman CE" w:cs="Times New Roman"/>
+        </w:rPr>
+        <w:t>Repository</w:t>
+      </w:r>
+      <w:proofErr w:type="spellEnd"/>
+      <w:r>
+        <w:rPr>
+          <w:rFonts w:ascii="Times New Roman CE" w:hAnsi="Times New Roman CE" w:cs="Times New Roman"/>
+        </w:rPr>
+        <w:t xml:space="preserve">: </w:t>
       </w:r>
       <w:hyperlink r:id="rId21" w:history="1">
         <w:r>
@@ -9123,21 +10838,7 @@
             <w:rStyle w:val="Hiperhivatkozs"/>
             <w:rFonts w:ascii="Times New Roman CE" w:hAnsi="Times New Roman CE" w:cs="Times New Roman"/>
           </w:rPr>
-          <w:t>https://github.com/</w:t>
-        </w:r>
-        <w:r>
-          <w:rPr>
-            <w:rStyle w:val="Hiperhivatkozs"/>
-            <w:rFonts w:ascii="Times New Roman CE" w:hAnsi="Times New Roman CE" w:cs="Times New Roman"/>
-          </w:rPr>
-          <w:t>s</w:t>
-        </w:r>
-        <w:r>
-          <w:rPr>
-            <w:rStyle w:val="Hiperhivatkozs"/>
-            <w:rFonts w:ascii="Times New Roman CE" w:hAnsi="Times New Roman CE" w:cs="Times New Roman"/>
-          </w:rPr>
-          <w:t>zoft2006A2Cs4/Vizsgaremek</w:t>
+          <w:t>https://github.com/szoft2006A2Cs4/Vizsgaremek</w:t>
         </w:r>
       </w:hyperlink>
     </w:p>
@@ -9149,7 +10850,7 @@
           <w:rFonts w:ascii="Times New Roman CE" w:hAnsi="Times New Roman CE" w:cs="Times New Roman"/>
         </w:rPr>
       </w:pPr>
-      <w:bookmarkStart w:id="37" w:name="_Toc226717433"/>
+      <w:bookmarkStart w:id="38" w:name="_Toc226717433"/>
       <w:r>
         <w:rPr>
           <w:rFonts w:ascii="Times New Roman CE" w:hAnsi="Times New Roman CE" w:cs="Times New Roman"/>
@@ -9157,7 +10858,7 @@
         <w:lastRenderedPageBreak/>
         <w:t>Kockázatelemzés</w:t>
       </w:r>
-      <w:bookmarkEnd w:id="37"/>
+      <w:bookmarkEnd w:id="38"/>
     </w:p>
     <w:p>
       <w:pPr>
@@ -9167,7 +10868,7 @@
           <w:rFonts w:ascii="Times New Roman CE" w:hAnsi="Times New Roman CE" w:cs="Times New Roman"/>
         </w:rPr>
       </w:pPr>
-      <w:bookmarkStart w:id="38" w:name="_Toc226717434"/>
+      <w:bookmarkStart w:id="39" w:name="_Toc226717434"/>
       <w:r>
         <w:rPr>
           <w:rFonts w:ascii="Times New Roman CE" w:hAnsi="Times New Roman CE" w:cs="Times New Roman"/>
@@ -9180,7 +10881,7 @@
         </w:rPr>
         <w:t>kezelésük</w:t>
       </w:r>
-      <w:bookmarkEnd w:id="38"/>
+      <w:bookmarkEnd w:id="39"/>
     </w:p>
     <w:tbl>
       <w:tblPr>
@@ -9349,8 +11050,30 @@
               <w:rPr>
                 <w:rFonts w:ascii="Times New Roman CE" w:hAnsi="Times New Roman CE" w:cs="Times New Roman"/>
               </w:rPr>
-              <w:t>Napi mentés MySQL dump-pal</w:t>
-            </w:r>
+              <w:t xml:space="preserve">Napi mentés </w:t>
+            </w:r>
+            <w:proofErr w:type="spellStart"/>
+            <w:r>
+              <w:rPr>
+                <w:rFonts w:ascii="Times New Roman CE" w:hAnsi="Times New Roman CE" w:cs="Times New Roman"/>
+              </w:rPr>
+              <w:t>MySQL</w:t>
+            </w:r>
+            <w:proofErr w:type="spellEnd"/>
+            <w:r>
+              <w:rPr>
+                <w:rFonts w:ascii="Times New Roman CE" w:hAnsi="Times New Roman CE" w:cs="Times New Roman"/>
+              </w:rPr>
+              <w:t xml:space="preserve"> </w:t>
+            </w:r>
+            <w:proofErr w:type="spellStart"/>
+            <w:r>
+              <w:rPr>
+                <w:rFonts w:ascii="Times New Roman CE" w:hAnsi="Times New Roman CE" w:cs="Times New Roman"/>
+              </w:rPr>
+              <w:t>dump-pal</w:t>
+            </w:r>
+            <w:proofErr w:type="spellEnd"/>
           </w:p>
         </w:tc>
       </w:tr>
@@ -9423,7 +11146,21 @@
               <w:rPr>
                 <w:rFonts w:ascii="Times New Roman CE" w:hAnsi="Times New Roman CE" w:cs="Times New Roman"/>
               </w:rPr>
-              <w:t>Gyorsítótár bevezetése (Redis)</w:t>
+              <w:t>Gyorsítótár bevezetése (</w:t>
+            </w:r>
+            <w:proofErr w:type="spellStart"/>
+            <w:r>
+              <w:rPr>
+                <w:rFonts w:ascii="Times New Roman CE" w:hAnsi="Times New Roman CE" w:cs="Times New Roman"/>
+              </w:rPr>
+              <w:t>Redis</w:t>
+            </w:r>
+            <w:proofErr w:type="spellEnd"/>
+            <w:r>
+              <w:rPr>
+                <w:rFonts w:ascii="Times New Roman CE" w:hAnsi="Times New Roman CE" w:cs="Times New Roman"/>
+              </w:rPr>
+              <w:t>)</w:t>
             </w:r>
           </w:p>
         </w:tc>
@@ -9446,7 +11183,7 @@
           <w:rFonts w:ascii="Times New Roman CE" w:hAnsi="Times New Roman CE" w:cs="Times New Roman"/>
         </w:rPr>
       </w:pPr>
-      <w:bookmarkStart w:id="39" w:name="_Toc226717435"/>
+      <w:bookmarkStart w:id="40" w:name="_Toc226717435"/>
       <w:r>
         <w:rPr>
           <w:rFonts w:ascii="Times New Roman CE" w:hAnsi="Times New Roman CE" w:cs="Times New Roman"/>
@@ -9454,7 +11191,7 @@
         <w:lastRenderedPageBreak/>
         <w:t>Tesztelési dokumentáció</w:t>
       </w:r>
-      <w:bookmarkEnd w:id="39"/>
+      <w:bookmarkEnd w:id="40"/>
     </w:p>
     <w:p>
       <w:pPr>
@@ -9464,14 +11201,14 @@
           <w:rFonts w:ascii="Times New Roman CE" w:hAnsi="Times New Roman CE" w:cs="Times New Roman"/>
         </w:rPr>
       </w:pPr>
-      <w:bookmarkStart w:id="40" w:name="_Toc226717436"/>
+      <w:bookmarkStart w:id="41" w:name="_Toc226717436"/>
       <w:r>
         <w:rPr>
           <w:rFonts w:ascii="Times New Roman CE" w:hAnsi="Times New Roman CE" w:cs="Times New Roman"/>
         </w:rPr>
         <w:t>Tesztesetek</w:t>
       </w:r>
-      <w:bookmarkEnd w:id="40"/>
+      <w:bookmarkEnd w:id="41"/>
     </w:p>
     <w:p>
       <w:pPr>
@@ -9481,14 +11218,14 @@
           <w:rFonts w:ascii="Times New Roman CE" w:hAnsi="Times New Roman CE" w:cs="Times New Roman"/>
         </w:rPr>
       </w:pPr>
-      <w:bookmarkStart w:id="41" w:name="_Toc226717437"/>
+      <w:bookmarkStart w:id="42" w:name="_Toc226717437"/>
       <w:r>
         <w:rPr>
           <w:rFonts w:ascii="Times New Roman CE" w:hAnsi="Times New Roman CE" w:cs="Times New Roman"/>
         </w:rPr>
         <w:t>Normás használat – bejelentkezés</w:t>
       </w:r>
-      <w:bookmarkEnd w:id="41"/>
+      <w:bookmarkEnd w:id="42"/>
     </w:p>
     <w:p>
       <w:pPr>
@@ -9498,14 +11235,14 @@
           <w:rFonts w:ascii="Times New Roman CE" w:hAnsi="Times New Roman CE" w:cs="Times New Roman"/>
         </w:rPr>
       </w:pPr>
-      <w:bookmarkStart w:id="42" w:name="_Toc226717438"/>
+      <w:bookmarkStart w:id="43" w:name="_Toc226717438"/>
       <w:r>
         <w:rPr>
           <w:rFonts w:ascii="Times New Roman CE" w:hAnsi="Times New Roman CE" w:cs="Times New Roman"/>
         </w:rPr>
         <w:t>Extrém eset – üres mezők</w:t>
       </w:r>
-      <w:bookmarkEnd w:id="42"/>
+      <w:bookmarkEnd w:id="43"/>
     </w:p>
     <w:p>
       <w:pPr>
@@ -9515,14 +11252,14 @@
           <w:rFonts w:ascii="Times New Roman CE" w:hAnsi="Times New Roman CE" w:cs="Times New Roman"/>
         </w:rPr>
       </w:pPr>
-      <w:bookmarkStart w:id="43" w:name="_Toc226717439"/>
+      <w:bookmarkStart w:id="44" w:name="_Toc226717439"/>
       <w:r>
         <w:rPr>
           <w:rFonts w:ascii="Times New Roman CE" w:hAnsi="Times New Roman CE" w:cs="Times New Roman"/>
         </w:rPr>
         <w:t>Helytelen adat – hibás jelszó</w:t>
       </w:r>
-      <w:bookmarkEnd w:id="43"/>
+      <w:bookmarkEnd w:id="44"/>
     </w:p>
     <w:p>
       <w:pPr>
@@ -9532,14 +11269,14 @@
           <w:rFonts w:ascii="Times New Roman CE" w:hAnsi="Times New Roman CE" w:cs="Times New Roman"/>
         </w:rPr>
       </w:pPr>
-      <w:bookmarkStart w:id="44" w:name="_Toc226717440"/>
+      <w:bookmarkStart w:id="45" w:name="_Toc226717440"/>
       <w:r>
         <w:rPr>
           <w:rFonts w:ascii="Times New Roman CE" w:hAnsi="Times New Roman CE" w:cs="Times New Roman"/>
         </w:rPr>
         <w:t>Bolondbiztos teszt – hosszú bemenet</w:t>
       </w:r>
-      <w:bookmarkEnd w:id="44"/>
+      <w:bookmarkEnd w:id="45"/>
     </w:p>
     <w:p>
       <w:pPr>
@@ -9549,14 +11286,14 @@
           <w:rFonts w:ascii="Times New Roman CE" w:hAnsi="Times New Roman CE" w:cs="Times New Roman"/>
         </w:rPr>
       </w:pPr>
-      <w:bookmarkStart w:id="45" w:name="_Toc226717441"/>
+      <w:bookmarkStart w:id="46" w:name="_Toc226717441"/>
       <w:r>
         <w:rPr>
           <w:rFonts w:ascii="Times New Roman CE" w:hAnsi="Times New Roman CE" w:cs="Times New Roman"/>
         </w:rPr>
         <w:t>Talált hibák</w:t>
       </w:r>
-      <w:bookmarkEnd w:id="45"/>
+      <w:bookmarkEnd w:id="46"/>
     </w:p>
     <w:p>
       <w:pPr>
@@ -9566,14 +11303,14 @@
           <w:rFonts w:ascii="Times New Roman CE" w:hAnsi="Times New Roman CE" w:cs="Times New Roman"/>
         </w:rPr>
       </w:pPr>
-      <w:bookmarkStart w:id="46" w:name="_Toc226717442"/>
+      <w:bookmarkStart w:id="47" w:name="_Toc226717442"/>
       <w:r>
         <w:rPr>
           <w:rFonts w:ascii="Times New Roman CE" w:hAnsi="Times New Roman CE" w:cs="Times New Roman"/>
         </w:rPr>
         <w:t>Automatizált tesztelés</w:t>
       </w:r>
-      <w:bookmarkEnd w:id="46"/>
+      <w:bookmarkEnd w:id="47"/>
     </w:p>
     <w:p>
       <w:pPr>
@@ -9583,14 +11320,14 @@
           <w:rFonts w:ascii="Times New Roman CE" w:hAnsi="Times New Roman CE" w:cs="Times New Roman"/>
         </w:rPr>
       </w:pPr>
-      <w:bookmarkStart w:id="47" w:name="_Toc226717443"/>
+      <w:bookmarkStart w:id="48" w:name="_Toc226717443"/>
       <w:r>
         <w:rPr>
           <w:rFonts w:ascii="Times New Roman CE" w:hAnsi="Times New Roman CE" w:cs="Times New Roman"/>
         </w:rPr>
         <w:t>Egységtesztek</w:t>
       </w:r>
-      <w:bookmarkEnd w:id="47"/>
+      <w:bookmarkEnd w:id="48"/>
     </w:p>
     <w:p>
       <w:pPr>
@@ -9600,14 +11337,14 @@
           <w:rFonts w:ascii="Times New Roman CE" w:hAnsi="Times New Roman CE" w:cs="Times New Roman"/>
         </w:rPr>
       </w:pPr>
-      <w:bookmarkStart w:id="48" w:name="_Toc226717444"/>
+      <w:bookmarkStart w:id="49" w:name="_Toc226717444"/>
       <w:r>
         <w:rPr>
           <w:rFonts w:ascii="Times New Roman CE" w:hAnsi="Times New Roman CE" w:cs="Times New Roman"/>
         </w:rPr>
         <w:t>Tesztelési környezet</w:t>
       </w:r>
-      <w:bookmarkEnd w:id="48"/>
+      <w:bookmarkEnd w:id="49"/>
     </w:p>
     <w:p>
       <w:pPr>
@@ -9617,7 +11354,7 @@
           <w:rFonts w:ascii="Times New Roman CE" w:hAnsi="Times New Roman CE" w:cs="Times New Roman"/>
         </w:rPr>
       </w:pPr>
-      <w:bookmarkStart w:id="49" w:name="_Toc226717445"/>
+      <w:bookmarkStart w:id="50" w:name="_Toc226717445"/>
       <w:r>
         <w:rPr>
           <w:rFonts w:ascii="Times New Roman CE" w:hAnsi="Times New Roman CE" w:cs="Times New Roman"/>
@@ -9625,7 +11362,7 @@
         <w:lastRenderedPageBreak/>
         <w:t>Felhasználói dokumentáció</w:t>
       </w:r>
-      <w:bookmarkEnd w:id="49"/>
+      <w:bookmarkEnd w:id="50"/>
     </w:p>
     <w:p>
       <w:pPr>
@@ -9635,14 +11372,14 @@
           <w:rFonts w:ascii="Times New Roman CE" w:hAnsi="Times New Roman CE" w:cs="Times New Roman"/>
         </w:rPr>
       </w:pPr>
-      <w:bookmarkStart w:id="50" w:name="_Toc226717446"/>
+      <w:bookmarkStart w:id="51" w:name="_Toc226717446"/>
       <w:r>
         <w:rPr>
           <w:rFonts w:ascii="Times New Roman CE" w:hAnsi="Times New Roman CE" w:cs="Times New Roman"/>
         </w:rPr>
         <w:t>A program általános specifikációja</w:t>
       </w:r>
-      <w:bookmarkEnd w:id="50"/>
+      <w:bookmarkEnd w:id="51"/>
     </w:p>
     <w:p>
       <w:pPr>
@@ -9652,14 +11389,14 @@
           <w:rFonts w:ascii="Times New Roman CE" w:hAnsi="Times New Roman CE" w:cs="Times New Roman"/>
         </w:rPr>
       </w:pPr>
-      <w:bookmarkStart w:id="51" w:name="_Toc226717447"/>
+      <w:bookmarkStart w:id="52" w:name="_Toc226717447"/>
       <w:r>
         <w:rPr>
           <w:rFonts w:ascii="Times New Roman CE" w:hAnsi="Times New Roman CE" w:cs="Times New Roman"/>
         </w:rPr>
         <w:t>Rendszerkövetelmények</w:t>
       </w:r>
-      <w:bookmarkEnd w:id="51"/>
+      <w:bookmarkEnd w:id="52"/>
     </w:p>
     <w:p>
       <w:pPr>
@@ -9669,14 +11406,14 @@
           <w:rFonts w:ascii="Times New Roman CE" w:hAnsi="Times New Roman CE" w:cs="Times New Roman"/>
         </w:rPr>
       </w:pPr>
-      <w:bookmarkStart w:id="52" w:name="_Toc226717448"/>
+      <w:bookmarkStart w:id="53" w:name="_Toc226717448"/>
       <w:r>
         <w:rPr>
           <w:rFonts w:ascii="Times New Roman CE" w:hAnsi="Times New Roman CE" w:cs="Times New Roman"/>
         </w:rPr>
         <w:t>Hardver követelmények</w:t>
       </w:r>
-      <w:bookmarkEnd w:id="52"/>
+      <w:bookmarkEnd w:id="53"/>
     </w:p>
     <w:p>
       <w:pPr>
@@ -9686,14 +11423,14 @@
           <w:rFonts w:ascii="Times New Roman CE" w:hAnsi="Times New Roman CE" w:cs="Times New Roman"/>
         </w:rPr>
       </w:pPr>
-      <w:bookmarkStart w:id="53" w:name="_Toc226717449"/>
+      <w:bookmarkStart w:id="54" w:name="_Toc226717449"/>
       <w:r>
         <w:rPr>
           <w:rFonts w:ascii="Times New Roman CE" w:hAnsi="Times New Roman CE" w:cs="Times New Roman"/>
         </w:rPr>
         <w:t>Szoftver követelmények</w:t>
       </w:r>
-      <w:bookmarkEnd w:id="53"/>
+      <w:bookmarkEnd w:id="54"/>
     </w:p>
     <w:p>
       <w:pPr>
@@ -9703,14 +11440,14 @@
           <w:rFonts w:ascii="Times New Roman CE" w:hAnsi="Times New Roman CE" w:cs="Times New Roman"/>
         </w:rPr>
       </w:pPr>
-      <w:bookmarkStart w:id="54" w:name="_Toc226717450"/>
+      <w:bookmarkStart w:id="55" w:name="_Toc226717450"/>
       <w:r>
         <w:rPr>
           <w:rFonts w:ascii="Times New Roman CE" w:hAnsi="Times New Roman CE" w:cs="Times New Roman"/>
         </w:rPr>
         <w:t>A program használatának részletes leírása</w:t>
       </w:r>
-      <w:bookmarkEnd w:id="54"/>
+      <w:bookmarkEnd w:id="55"/>
     </w:p>
     <w:p>
       <w:pPr>
@@ -9720,7 +11457,7 @@
           <w:rFonts w:ascii="Times New Roman CE" w:hAnsi="Times New Roman CE" w:cs="Times New Roman"/>
         </w:rPr>
       </w:pPr>
-      <w:bookmarkStart w:id="55" w:name="_Toc226717451"/>
+      <w:bookmarkStart w:id="56" w:name="_Toc226717451"/>
       <w:r>
         <w:rPr>
           <w:rFonts w:ascii="Times New Roman CE" w:hAnsi="Times New Roman CE" w:cs="Times New Roman"/>
@@ -9728,7 +11465,7 @@
         <w:lastRenderedPageBreak/>
         <w:t>Önértékelés</w:t>
       </w:r>
-      <w:bookmarkEnd w:id="55"/>
+      <w:bookmarkEnd w:id="56"/>
     </w:p>
     <w:p>
       <w:pPr>
@@ -9738,7 +11475,7 @@
           <w:rFonts w:ascii="Times New Roman CE" w:hAnsi="Times New Roman CE" w:cs="Times New Roman"/>
         </w:rPr>
       </w:pPr>
-      <w:bookmarkStart w:id="56" w:name="_Toc226717452"/>
+      <w:bookmarkStart w:id="57" w:name="_Toc226717452"/>
       <w:r>
         <w:rPr>
           <w:rFonts w:ascii="Times New Roman CE" w:hAnsi="Times New Roman CE" w:cs="Times New Roman"/>
@@ -9746,7 +11483,7 @@
         <w:lastRenderedPageBreak/>
         <w:t>Továbbfejlesztési lehetőségek</w:t>
       </w:r>
-      <w:bookmarkEnd w:id="56"/>
+      <w:bookmarkEnd w:id="57"/>
     </w:p>
     <w:p>
       <w:pPr>
@@ -9756,7 +11493,7 @@
           <w:rFonts w:ascii="Times New Roman CE" w:hAnsi="Times New Roman CE" w:cs="Times New Roman"/>
         </w:rPr>
       </w:pPr>
-      <w:bookmarkStart w:id="57" w:name="_Toc226717453"/>
+      <w:bookmarkStart w:id="58" w:name="_Toc226717453"/>
       <w:r>
         <w:rPr>
           <w:rFonts w:ascii="Times New Roman CE" w:hAnsi="Times New Roman CE" w:cs="Times New Roman"/>
@@ -9764,7 +11501,7 @@
         <w:lastRenderedPageBreak/>
         <w:t>Ábrajegyzék</w:t>
       </w:r>
-      <w:bookmarkEnd w:id="57"/>
+      <w:bookmarkEnd w:id="58"/>
     </w:p>
     <w:p>
       <w:pPr>
@@ -9958,7 +11695,7 @@
 </file>
 
 <file path=word/endnotes.xml><?xml version="1.0" encoding="utf-8"?>
-<w:endnotes xmlns:wpc="http://schemas.microsoft.com/office/word/2010/wordprocessingCanvas" xmlns:cx="http://schemas.microsoft.com/office/drawing/2014/chartex" xmlns:cx1="http://schemas.microsoft.com/office/drawing/2015/9/8/chartex" xmlns:cx2="http://schemas.microsoft.com/office/drawing/2015/10/21/chartex" xmlns:cx3="http://schemas.microsoft.com/office/drawing/2016/5/9/chartex" xmlns:cx4="http://schemas.microsoft.com/office/drawing/2016/5/10/chartex" xmlns:cx5="http://schemas.microsoft.com/office/drawing/2016/5/11/chartex" xmlns:cx6="http://schemas.microsoft.com/office/drawing/2016/5/12/chartex" xmlns:cx7="http://schemas.microsoft.com/office/drawing/2016/5/13/chartex" xmlns:cx8="http://schemas.microsoft.com/office/drawing/2016/5/14/chartex" xmlns:mc="http://schemas.openxmlformats.org/markup-compatibility/2006" xmlns:aink="http://schemas.microsoft.com/office/drawing/2016/ink" xmlns:am3d="http://schemas.microsoft.com/office/drawing/2017/model3d" xmlns:o="urn:schemas-microsoft-com:office:office" xmlns:oel="http://schemas.microsoft.com/office/2019/extlst" xmlns:r="http://schemas.openxmlformats.org/officeDocument/2006/relationships" xmlns:m="http://schemas.openxmlformats.org/officeDocument/2006/math" xmlns:v="urn:schemas-microsoft-com:vml" xmlns:wp14="http://schemas.microsoft.com/office/word/2010/wordprocessingDrawing" xmlns:wp="http://schemas.openxmlformats.org/drawingml/2006/wordprocessingDrawing" xmlns:w10="urn:schemas-microsoft-com:office:word" xmlns:w="http://schemas.openxmlformats.org/wordprocessingml/2006/main" xmlns:w14="http://schemas.microsoft.com/office/word/2010/wordml" xmlns:w15="http://schemas.microsoft.com/office/word/2012/wordml" xmlns:w16cex="http://schemas.microsoft.com/office/word/2018/wordml/cex" xmlns:w16cid="http://schemas.microsoft.com/office/word/2016/wordml/cid" xmlns:w16="http://schemas.microsoft.com/office/word/2018/wordml" xmlns:w16du="http://schemas.microsoft.com/office/word/2023/wordml/word16du" xmlns:w16sdtdh="http://schemas.microsoft.com/office/word/2020/wordml/sdtdatahash" xmlns:w16sdtfl="http://schemas.microsoft.com/office/word/2024/wordml/sdtformatlock" xmlns:w16se="http://schemas.microsoft.com/office/word/2015/wordml/symex" xmlns:wpg="http://schemas.microsoft.com/office/word/2010/wordprocessingGroup" xmlns:wpi="http://schemas.microsoft.com/office/word/2010/wordprocessingInk" xmlns:wne="http://schemas.microsoft.com/office/word/2006/wordml" xmlns:wps="http://schemas.microsoft.com/office/word/2010/wordprocessingShape" mc:Ignorable="w14 w15 w16se w16cid w16 w16cex w16sdtdh w16sdtfl w16du wp14">
+<w:endnotes xmlns:wpc="http://schemas.microsoft.com/office/word/2010/wordprocessingCanvas" xmlns:cx="http://schemas.microsoft.com/office/drawing/2014/chartex" xmlns:cx1="http://schemas.microsoft.com/office/drawing/2015/9/8/chartex" xmlns:cx2="http://schemas.microsoft.com/office/drawing/2015/10/21/chartex" xmlns:cx3="http://schemas.microsoft.com/office/drawing/2016/5/9/chartex" xmlns:cx4="http://schemas.microsoft.com/office/drawing/2016/5/10/chartex" xmlns:cx5="http://schemas.microsoft.com/office/drawing/2016/5/11/chartex" xmlns:cx6="http://schemas.microsoft.com/office/drawing/2016/5/12/chartex" xmlns:cx7="http://schemas.microsoft.com/office/drawing/2016/5/13/chartex" xmlns:cx8="http://schemas.microsoft.com/office/drawing/2016/5/14/chartex" xmlns:mc="http://schemas.openxmlformats.org/markup-compatibility/2006" xmlns:aink="http://schemas.microsoft.com/office/drawing/2016/ink" xmlns:am3d="http://schemas.microsoft.com/office/drawing/2017/model3d" xmlns:o="urn:schemas-microsoft-com:office:office" xmlns:r="http://schemas.openxmlformats.org/officeDocument/2006/relationships" xmlns:m="http://schemas.openxmlformats.org/officeDocument/2006/math" xmlns:v="urn:schemas-microsoft-com:vml" xmlns:wp14="http://schemas.microsoft.com/office/word/2010/wordprocessingDrawing" xmlns:wp="http://schemas.openxmlformats.org/drawingml/2006/wordprocessingDrawing" xmlns:w10="urn:schemas-microsoft-com:office:word" xmlns:w="http://schemas.openxmlformats.org/wordprocessingml/2006/main" xmlns:w14="http://schemas.microsoft.com/office/word/2010/wordml" xmlns:w15="http://schemas.microsoft.com/office/word/2012/wordml" xmlns:w16cid="http://schemas.microsoft.com/office/word/2016/wordml/cid" xmlns:w16se="http://schemas.microsoft.com/office/word/2015/wordml/symex" xmlns:wpg="http://schemas.microsoft.com/office/word/2010/wordprocessingGroup" xmlns:wpi="http://schemas.microsoft.com/office/word/2010/wordprocessingInk" xmlns:wne="http://schemas.microsoft.com/office/word/2006/wordml" xmlns:wps="http://schemas.microsoft.com/office/word/2010/wordprocessingShape" mc:Ignorable="w14 w15 w16se w16cid wp14">
   <w:endnote w:type="separator" w:id="-1">
     <w:p>
       <w:pPr>
@@ -9983,7 +11720,7 @@
 </file>
 
 <file path=word/footer1.xml><?xml version="1.0" encoding="utf-8"?>
-<w:ftr xmlns:wpc="http://schemas.microsoft.com/office/word/2010/wordprocessingCanvas" xmlns:cx="http://schemas.microsoft.com/office/drawing/2014/chartex" xmlns:cx1="http://schemas.microsoft.com/office/drawing/2015/9/8/chartex" xmlns:cx2="http://schemas.microsoft.com/office/drawing/2015/10/21/chartex" xmlns:cx3="http://schemas.microsoft.com/office/drawing/2016/5/9/chartex" xmlns:cx4="http://schemas.microsoft.com/office/drawing/2016/5/10/chartex" xmlns:cx5="http://schemas.microsoft.com/office/drawing/2016/5/11/chartex" xmlns:cx6="http://schemas.microsoft.com/office/drawing/2016/5/12/chartex" xmlns:cx7="http://schemas.microsoft.com/office/drawing/2016/5/13/chartex" xmlns:cx8="http://schemas.microsoft.com/office/drawing/2016/5/14/chartex" xmlns:mc="http://schemas.openxmlformats.org/markup-compatibility/2006" xmlns:aink="http://schemas.microsoft.com/office/drawing/2016/ink" xmlns:am3d="http://schemas.microsoft.com/office/drawing/2017/model3d" xmlns:o="urn:schemas-microsoft-com:office:office" xmlns:oel="http://schemas.microsoft.com/office/2019/extlst" xmlns:r="http://schemas.openxmlformats.org/officeDocument/2006/relationships" xmlns:m="http://schemas.openxmlformats.org/officeDocument/2006/math" xmlns:v="urn:schemas-microsoft-com:vml" xmlns:wp14="http://schemas.microsoft.com/office/word/2010/wordprocessingDrawing" xmlns:wp="http://schemas.openxmlformats.org/drawingml/2006/wordprocessingDrawing" xmlns:w10="urn:schemas-microsoft-com:office:word" xmlns:w="http://schemas.openxmlformats.org/wordprocessingml/2006/main" xmlns:w14="http://schemas.microsoft.com/office/word/2010/wordml" xmlns:w15="http://schemas.microsoft.com/office/word/2012/wordml" xmlns:w16cex="http://schemas.microsoft.com/office/word/2018/wordml/cex" xmlns:w16cid="http://schemas.microsoft.com/office/word/2016/wordml/cid" xmlns:w16="http://schemas.microsoft.com/office/word/2018/wordml" xmlns:w16du="http://schemas.microsoft.com/office/word/2023/wordml/word16du" xmlns:w16sdtdh="http://schemas.microsoft.com/office/word/2020/wordml/sdtdatahash" xmlns:w16sdtfl="http://schemas.microsoft.com/office/word/2024/wordml/sdtformatlock" xmlns:w16se="http://schemas.microsoft.com/office/word/2015/wordml/symex" xmlns:wpg="http://schemas.microsoft.com/office/word/2010/wordprocessingGroup" xmlns:wpi="http://schemas.microsoft.com/office/word/2010/wordprocessingInk" xmlns:wne="http://schemas.microsoft.com/office/word/2006/wordml" xmlns:wps="http://schemas.microsoft.com/office/word/2010/wordprocessingShape" mc:Ignorable="w14 w15 w16se w16cid w16 w16cex w16sdtdh w16sdtfl w16du wp14">
+<w:ftr xmlns:wpc="http://schemas.microsoft.com/office/word/2010/wordprocessingCanvas" xmlns:cx="http://schemas.microsoft.com/office/drawing/2014/chartex" xmlns:cx1="http://schemas.microsoft.com/office/drawing/2015/9/8/chartex" xmlns:cx2="http://schemas.microsoft.com/office/drawing/2015/10/21/chartex" xmlns:cx3="http://schemas.microsoft.com/office/drawing/2016/5/9/chartex" xmlns:cx4="http://schemas.microsoft.com/office/drawing/2016/5/10/chartex" xmlns:cx5="http://schemas.microsoft.com/office/drawing/2016/5/11/chartex" xmlns:cx6="http://schemas.microsoft.com/office/drawing/2016/5/12/chartex" xmlns:cx7="http://schemas.microsoft.com/office/drawing/2016/5/13/chartex" xmlns:cx8="http://schemas.microsoft.com/office/drawing/2016/5/14/chartex" xmlns:mc="http://schemas.openxmlformats.org/markup-compatibility/2006" xmlns:aink="http://schemas.microsoft.com/office/drawing/2016/ink" xmlns:am3d="http://schemas.microsoft.com/office/drawing/2017/model3d" xmlns:o="urn:schemas-microsoft-com:office:office" xmlns:r="http://schemas.openxmlformats.org/officeDocument/2006/relationships" xmlns:m="http://schemas.openxmlformats.org/officeDocument/2006/math" xmlns:v="urn:schemas-microsoft-com:vml" xmlns:wp14="http://schemas.microsoft.com/office/word/2010/wordprocessingDrawing" xmlns:wp="http://schemas.openxmlformats.org/drawingml/2006/wordprocessingDrawing" xmlns:w10="urn:schemas-microsoft-com:office:word" xmlns:w="http://schemas.openxmlformats.org/wordprocessingml/2006/main" xmlns:w14="http://schemas.microsoft.com/office/word/2010/wordml" xmlns:w15="http://schemas.microsoft.com/office/word/2012/wordml" xmlns:w16cid="http://schemas.microsoft.com/office/word/2016/wordml/cid" xmlns:w16se="http://schemas.microsoft.com/office/word/2015/wordml/symex" xmlns:wpg="http://schemas.microsoft.com/office/word/2010/wordprocessingGroup" xmlns:wpi="http://schemas.microsoft.com/office/word/2010/wordprocessingInk" xmlns:wne="http://schemas.microsoft.com/office/word/2006/wordml" xmlns:wps="http://schemas.microsoft.com/office/word/2010/wordprocessingShape" mc:Ignorable="w14 w15 w16se w16cid wp14">
   <w:p>
     <w:pPr>
       <w:pStyle w:val="llb"/>
@@ -9993,7 +11730,7 @@
 </file>
 
 <file path=word/footer2.xml><?xml version="1.0" encoding="utf-8"?>
-<w:ftr xmlns:wpc="http://schemas.microsoft.com/office/word/2010/wordprocessingCanvas" xmlns:cx="http://schemas.microsoft.com/office/drawing/2014/chartex" xmlns:cx1="http://schemas.microsoft.com/office/drawing/2015/9/8/chartex" xmlns:cx2="http://schemas.microsoft.com/office/drawing/2015/10/21/chartex" xmlns:cx3="http://schemas.microsoft.com/office/drawing/2016/5/9/chartex" xmlns:cx4="http://schemas.microsoft.com/office/drawing/2016/5/10/chartex" xmlns:cx5="http://schemas.microsoft.com/office/drawing/2016/5/11/chartex" xmlns:cx6="http://schemas.microsoft.com/office/drawing/2016/5/12/chartex" xmlns:cx7="http://schemas.microsoft.com/office/drawing/2016/5/13/chartex" xmlns:cx8="http://schemas.microsoft.com/office/drawing/2016/5/14/chartex" xmlns:mc="http://schemas.openxmlformats.org/markup-compatibility/2006" xmlns:aink="http://schemas.microsoft.com/office/drawing/2016/ink" xmlns:am3d="http://schemas.microsoft.com/office/drawing/2017/model3d" xmlns:o="urn:schemas-microsoft-com:office:office" xmlns:oel="http://schemas.microsoft.com/office/2019/extlst" xmlns:r="http://schemas.openxmlformats.org/officeDocument/2006/relationships" xmlns:m="http://schemas.openxmlformats.org/officeDocument/2006/math" xmlns:v="urn:schemas-microsoft-com:vml" xmlns:wp14="http://schemas.microsoft.com/office/word/2010/wordprocessingDrawing" xmlns:wp="http://schemas.openxmlformats.org/drawingml/2006/wordprocessingDrawing" xmlns:w10="urn:schemas-microsoft-com:office:word" xmlns:w="http://schemas.openxmlformats.org/wordprocessingml/2006/main" xmlns:w14="http://schemas.microsoft.com/office/word/2010/wordml" xmlns:w15="http://schemas.microsoft.com/office/word/2012/wordml" xmlns:w16cex="http://schemas.microsoft.com/office/word/2018/wordml/cex" xmlns:w16cid="http://schemas.microsoft.com/office/word/2016/wordml/cid" xmlns:w16="http://schemas.microsoft.com/office/word/2018/wordml" xmlns:w16du="http://schemas.microsoft.com/office/word/2023/wordml/word16du" xmlns:w16sdtdh="http://schemas.microsoft.com/office/word/2020/wordml/sdtdatahash" xmlns:w16sdtfl="http://schemas.microsoft.com/office/word/2024/wordml/sdtformatlock" xmlns:w16se="http://schemas.microsoft.com/office/word/2015/wordml/symex" xmlns:wpg="http://schemas.microsoft.com/office/word/2010/wordprocessingGroup" xmlns:wpi="http://schemas.microsoft.com/office/word/2010/wordprocessingInk" xmlns:wne="http://schemas.microsoft.com/office/word/2006/wordml" xmlns:wps="http://schemas.microsoft.com/office/word/2010/wordprocessingShape" mc:Ignorable="w14 w15 w16se w16cid w16 w16cex w16sdtdh w16sdtfl w16du wp14">
+<w:ftr xmlns:wpc="http://schemas.microsoft.com/office/word/2010/wordprocessingCanvas" xmlns:cx="http://schemas.microsoft.com/office/drawing/2014/chartex" xmlns:cx1="http://schemas.microsoft.com/office/drawing/2015/9/8/chartex" xmlns:cx2="http://schemas.microsoft.com/office/drawing/2015/10/21/chartex" xmlns:cx3="http://schemas.microsoft.com/office/drawing/2016/5/9/chartex" xmlns:cx4="http://schemas.microsoft.com/office/drawing/2016/5/10/chartex" xmlns:cx5="http://schemas.microsoft.com/office/drawing/2016/5/11/chartex" xmlns:cx6="http://schemas.microsoft.com/office/drawing/2016/5/12/chartex" xmlns:cx7="http://schemas.microsoft.com/office/drawing/2016/5/13/chartex" xmlns:cx8="http://schemas.microsoft.com/office/drawing/2016/5/14/chartex" xmlns:mc="http://schemas.openxmlformats.org/markup-compatibility/2006" xmlns:aink="http://schemas.microsoft.com/office/drawing/2016/ink" xmlns:am3d="http://schemas.microsoft.com/office/drawing/2017/model3d" xmlns:o="urn:schemas-microsoft-com:office:office" xmlns:r="http://schemas.openxmlformats.org/officeDocument/2006/relationships" xmlns:m="http://schemas.openxmlformats.org/officeDocument/2006/math" xmlns:v="urn:schemas-microsoft-com:vml" xmlns:wp14="http://schemas.microsoft.com/office/word/2010/wordprocessingDrawing" xmlns:wp="http://schemas.openxmlformats.org/drawingml/2006/wordprocessingDrawing" xmlns:w10="urn:schemas-microsoft-com:office:word" xmlns:w="http://schemas.openxmlformats.org/wordprocessingml/2006/main" xmlns:w14="http://schemas.microsoft.com/office/word/2010/wordml" xmlns:w15="http://schemas.microsoft.com/office/word/2012/wordml" xmlns:w16cid="http://schemas.microsoft.com/office/word/2016/wordml/cid" xmlns:w16se="http://schemas.microsoft.com/office/word/2015/wordml/symex" xmlns:wpg="http://schemas.microsoft.com/office/word/2010/wordprocessingGroup" xmlns:wpi="http://schemas.microsoft.com/office/word/2010/wordprocessingInk" xmlns:wne="http://schemas.microsoft.com/office/word/2006/wordml" xmlns:wps="http://schemas.microsoft.com/office/word/2010/wordprocessingShape" mc:Ignorable="w14 w15 w16se w16cid wp14">
   <w:sdt>
     <w:sdtPr>
       <w:id w:val="-1015155080"/>
@@ -10002,6 +11739,7 @@
         <w:docPartUnique/>
       </w:docPartObj>
     </w:sdtPr>
+    <w:sdtEndPr/>
     <w:sdtContent>
       <w:p>
         <w:pPr>
@@ -10038,7 +11776,7 @@
 </file>
 
 <file path=word/footer3.xml><?xml version="1.0" encoding="utf-8"?>
-<w:ftr xmlns:wpc="http://schemas.microsoft.com/office/word/2010/wordprocessingCanvas" xmlns:cx="http://schemas.microsoft.com/office/drawing/2014/chartex" xmlns:cx1="http://schemas.microsoft.com/office/drawing/2015/9/8/chartex" xmlns:cx2="http://schemas.microsoft.com/office/drawing/2015/10/21/chartex" xmlns:cx3="http://schemas.microsoft.com/office/drawing/2016/5/9/chartex" xmlns:cx4="http://schemas.microsoft.com/office/drawing/2016/5/10/chartex" xmlns:cx5="http://schemas.microsoft.com/office/drawing/2016/5/11/chartex" xmlns:cx6="http://schemas.microsoft.com/office/drawing/2016/5/12/chartex" xmlns:cx7="http://schemas.microsoft.com/office/drawing/2016/5/13/chartex" xmlns:cx8="http://schemas.microsoft.com/office/drawing/2016/5/14/chartex" xmlns:mc="http://schemas.openxmlformats.org/markup-compatibility/2006" xmlns:aink="http://schemas.microsoft.com/office/drawing/2016/ink" xmlns:am3d="http://schemas.microsoft.com/office/drawing/2017/model3d" xmlns:o="urn:schemas-microsoft-com:office:office" xmlns:oel="http://schemas.microsoft.com/office/2019/extlst" xmlns:r="http://schemas.openxmlformats.org/officeDocument/2006/relationships" xmlns:m="http://schemas.openxmlformats.org/officeDocument/2006/math" xmlns:v="urn:schemas-microsoft-com:vml" xmlns:wp14="http://schemas.microsoft.com/office/word/2010/wordprocessingDrawing" xmlns:wp="http://schemas.openxmlformats.org/drawingml/2006/wordprocessingDrawing" xmlns:w10="urn:schemas-microsoft-com:office:word" xmlns:w="http://schemas.openxmlformats.org/wordprocessingml/2006/main" xmlns:w14="http://schemas.microsoft.com/office/word/2010/wordml" xmlns:w15="http://schemas.microsoft.com/office/word/2012/wordml" xmlns:w16cex="http://schemas.microsoft.com/office/word/2018/wordml/cex" xmlns:w16cid="http://schemas.microsoft.com/office/word/2016/wordml/cid" xmlns:w16="http://schemas.microsoft.com/office/word/2018/wordml" xmlns:w16du="http://schemas.microsoft.com/office/word/2023/wordml/word16du" xmlns:w16sdtdh="http://schemas.microsoft.com/office/word/2020/wordml/sdtdatahash" xmlns:w16sdtfl="http://schemas.microsoft.com/office/word/2024/wordml/sdtformatlock" xmlns:w16se="http://schemas.microsoft.com/office/word/2015/wordml/symex" xmlns:wpg="http://schemas.microsoft.com/office/word/2010/wordprocessingGroup" xmlns:wpi="http://schemas.microsoft.com/office/word/2010/wordprocessingInk" xmlns:wne="http://schemas.microsoft.com/office/word/2006/wordml" xmlns:wps="http://schemas.microsoft.com/office/word/2010/wordprocessingShape" mc:Ignorable="w14 w15 w16se w16cid w16 w16cex w16sdtdh w16sdtfl w16du wp14">
+<w:ftr xmlns:wpc="http://schemas.microsoft.com/office/word/2010/wordprocessingCanvas" xmlns:cx="http://schemas.microsoft.com/office/drawing/2014/chartex" xmlns:cx1="http://schemas.microsoft.com/office/drawing/2015/9/8/chartex" xmlns:cx2="http://schemas.microsoft.com/office/drawing/2015/10/21/chartex" xmlns:cx3="http://schemas.microsoft.com/office/drawing/2016/5/9/chartex" xmlns:cx4="http://schemas.microsoft.com/office/drawing/2016/5/10/chartex" xmlns:cx5="http://schemas.microsoft.com/office/drawing/2016/5/11/chartex" xmlns:cx6="http://schemas.microsoft.com/office/drawing/2016/5/12/chartex" xmlns:cx7="http://schemas.microsoft.com/office/drawing/2016/5/13/chartex" xmlns:cx8="http://schemas.microsoft.com/office/drawing/2016/5/14/chartex" xmlns:mc="http://schemas.openxmlformats.org/markup-compatibility/2006" xmlns:aink="http://schemas.microsoft.com/office/drawing/2016/ink" xmlns:am3d="http://schemas.microsoft.com/office/drawing/2017/model3d" xmlns:o="urn:schemas-microsoft-com:office:office" xmlns:r="http://schemas.openxmlformats.org/officeDocument/2006/relationships" xmlns:m="http://schemas.openxmlformats.org/officeDocument/2006/math" xmlns:v="urn:schemas-microsoft-com:vml" xmlns:wp14="http://schemas.microsoft.com/office/word/2010/wordprocessingDrawing" xmlns:wp="http://schemas.openxmlformats.org/drawingml/2006/wordprocessingDrawing" xmlns:w10="urn:schemas-microsoft-com:office:word" xmlns:w="http://schemas.openxmlformats.org/wordprocessingml/2006/main" xmlns:w14="http://schemas.microsoft.com/office/word/2010/wordml" xmlns:w15="http://schemas.microsoft.com/office/word/2012/wordml" xmlns:w16cid="http://schemas.microsoft.com/office/word/2016/wordml/cid" xmlns:w16se="http://schemas.microsoft.com/office/word/2015/wordml/symex" xmlns:wpg="http://schemas.microsoft.com/office/word/2010/wordprocessingGroup" xmlns:wpi="http://schemas.microsoft.com/office/word/2010/wordprocessingInk" xmlns:wne="http://schemas.microsoft.com/office/word/2006/wordml" xmlns:wps="http://schemas.microsoft.com/office/word/2010/wordprocessingShape" mc:Ignorable="w14 w15 w16se w16cid wp14">
   <w:sdt>
     <w:sdtPr>
       <w:id w:val="-332761935"/>
@@ -10047,6 +11785,7 @@
         <w:docPartUnique/>
       </w:docPartObj>
     </w:sdtPr>
+    <w:sdtEndPr/>
     <w:sdtContent>
       <w:p>
         <w:pPr>
@@ -10083,7 +11822,7 @@
 </file>
 
 <file path=word/footnotes.xml><?xml version="1.0" encoding="utf-8"?>
-<w:footnotes xmlns:wpc="http://schemas.microsoft.com/office/word/2010/wordprocessingCanvas" xmlns:cx="http://schemas.microsoft.com/office/drawing/2014/chartex" xmlns:cx1="http://schemas.microsoft.com/office/drawing/2015/9/8/chartex" xmlns:cx2="http://schemas.microsoft.com/office/drawing/2015/10/21/chartex" xmlns:cx3="http://schemas.microsoft.com/office/drawing/2016/5/9/chartex" xmlns:cx4="http://schemas.microsoft.com/office/drawing/2016/5/10/chartex" xmlns:cx5="http://schemas.microsoft.com/office/drawing/2016/5/11/chartex" xmlns:cx6="http://schemas.microsoft.com/office/drawing/2016/5/12/chartex" xmlns:cx7="http://schemas.microsoft.com/office/drawing/2016/5/13/chartex" xmlns:cx8="http://schemas.microsoft.com/office/drawing/2016/5/14/chartex" xmlns:mc="http://schemas.openxmlformats.org/markup-compatibility/2006" xmlns:aink="http://schemas.microsoft.com/office/drawing/2016/ink" xmlns:am3d="http://schemas.microsoft.com/office/drawing/2017/model3d" xmlns:o="urn:schemas-microsoft-com:office:office" xmlns:oel="http://schemas.microsoft.com/office/2019/extlst" xmlns:r="http://schemas.openxmlformats.org/officeDocument/2006/relationships" xmlns:m="http://schemas.openxmlformats.org/officeDocument/2006/math" xmlns:v="urn:schemas-microsoft-com:vml" xmlns:wp14="http://schemas.microsoft.com/office/word/2010/wordprocessingDrawing" xmlns:wp="http://schemas.openxmlformats.org/drawingml/2006/wordprocessingDrawing" xmlns:w10="urn:schemas-microsoft-com:office:word" xmlns:w="http://schemas.openxmlformats.org/wordprocessingml/2006/main" xmlns:w14="http://schemas.microsoft.com/office/word/2010/wordml" xmlns:w15="http://schemas.microsoft.com/office/word/2012/wordml" xmlns:w16cex="http://schemas.microsoft.com/office/word/2018/wordml/cex" xmlns:w16cid="http://schemas.microsoft.com/office/word/2016/wordml/cid" xmlns:w16="http://schemas.microsoft.com/office/word/2018/wordml" xmlns:w16du="http://schemas.microsoft.com/office/word/2023/wordml/word16du" xmlns:w16sdtdh="http://schemas.microsoft.com/office/word/2020/wordml/sdtdatahash" xmlns:w16sdtfl="http://schemas.microsoft.com/office/word/2024/wordml/sdtformatlock" xmlns:w16se="http://schemas.microsoft.com/office/word/2015/wordml/symex" xmlns:wpg="http://schemas.microsoft.com/office/word/2010/wordprocessingGroup" xmlns:wpi="http://schemas.microsoft.com/office/word/2010/wordprocessingInk" xmlns:wne="http://schemas.microsoft.com/office/word/2006/wordml" xmlns:wps="http://schemas.microsoft.com/office/word/2010/wordprocessingShape" mc:Ignorable="w14 w15 w16se w16cid w16 w16cex w16sdtdh w16sdtfl w16du wp14">
+<w:footnotes xmlns:wpc="http://schemas.microsoft.com/office/word/2010/wordprocessingCanvas" xmlns:cx="http://schemas.microsoft.com/office/drawing/2014/chartex" xmlns:cx1="http://schemas.microsoft.com/office/drawing/2015/9/8/chartex" xmlns:cx2="http://schemas.microsoft.com/office/drawing/2015/10/21/chartex" xmlns:cx3="http://schemas.microsoft.com/office/drawing/2016/5/9/chartex" xmlns:cx4="http://schemas.microsoft.com/office/drawing/2016/5/10/chartex" xmlns:cx5="http://schemas.microsoft.com/office/drawing/2016/5/11/chartex" xmlns:cx6="http://schemas.microsoft.com/office/drawing/2016/5/12/chartex" xmlns:cx7="http://schemas.microsoft.com/office/drawing/2016/5/13/chartex" xmlns:cx8="http://schemas.microsoft.com/office/drawing/2016/5/14/chartex" xmlns:mc="http://schemas.openxmlformats.org/markup-compatibility/2006" xmlns:aink="http://schemas.microsoft.com/office/drawing/2016/ink" xmlns:am3d="http://schemas.microsoft.com/office/drawing/2017/model3d" xmlns:o="urn:schemas-microsoft-com:office:office" xmlns:r="http://schemas.openxmlformats.org/officeDocument/2006/relationships" xmlns:m="http://schemas.openxmlformats.org/officeDocument/2006/math" xmlns:v="urn:schemas-microsoft-com:vml" xmlns:wp14="http://schemas.microsoft.com/office/word/2010/wordprocessingDrawing" xmlns:wp="http://schemas.openxmlformats.org/drawingml/2006/wordprocessingDrawing" xmlns:w10="urn:schemas-microsoft-com:office:word" xmlns:w="http://schemas.openxmlformats.org/wordprocessingml/2006/main" xmlns:w14="http://schemas.microsoft.com/office/word/2010/wordml" xmlns:w15="http://schemas.microsoft.com/office/word/2012/wordml" xmlns:w16cid="http://schemas.microsoft.com/office/word/2016/wordml/cid" xmlns:w16se="http://schemas.microsoft.com/office/word/2015/wordml/symex" xmlns:wpg="http://schemas.microsoft.com/office/word/2010/wordprocessingGroup" xmlns:wpi="http://schemas.microsoft.com/office/word/2010/wordprocessingInk" xmlns:wne="http://schemas.microsoft.com/office/word/2006/wordml" xmlns:wps="http://schemas.microsoft.com/office/word/2010/wordprocessingShape" mc:Ignorable="w14 w15 w16se w16cid wp14">
   <w:footnote w:type="separator" w:id="-1">
     <w:p>
       <w:pPr>
@@ -10116,8 +11855,13 @@
         <w:footnoteRef/>
       </w:r>
       <w:r>
-        <w:t xml:space="preserve"> JWT: JSON Web Token</w:t>
-      </w:r>
+        <w:t xml:space="preserve"> JWT: JSON Web </w:t>
+      </w:r>
+      <w:proofErr w:type="spellStart"/>
+      <w:r>
+        <w:t>Token</w:t>
+      </w:r>
+      <w:proofErr w:type="spellEnd"/>
     </w:p>
   </w:footnote>
   <w:footnote w:id="2">
@@ -10132,7 +11876,23 @@
         <w:footnoteRef/>
       </w:r>
       <w:r>
-        <w:t xml:space="preserve"> PK: primary key – elsődleges kulcs</w:t>
+        <w:t xml:space="preserve"> PK: </w:t>
+      </w:r>
+      <w:proofErr w:type="spellStart"/>
+      <w:r>
+        <w:t>primary</w:t>
+      </w:r>
+      <w:proofErr w:type="spellEnd"/>
+      <w:r>
+        <w:t xml:space="preserve"> </w:t>
+      </w:r>
+      <w:proofErr w:type="spellStart"/>
+      <w:r>
+        <w:t>key</w:t>
+      </w:r>
+      <w:proofErr w:type="spellEnd"/>
+      <w:r>
+        <w:t xml:space="preserve"> – elsődleges kulcs</w:t>
       </w:r>
     </w:p>
   </w:footnote>
@@ -10148,7 +11908,23 @@
         <w:footnoteRef/>
       </w:r>
       <w:r>
-        <w:t xml:space="preserve"> FK: foreign key – idegen kulcs</w:t>
+        <w:t xml:space="preserve"> FK: </w:t>
+      </w:r>
+      <w:proofErr w:type="spellStart"/>
+      <w:r>
+        <w:t>foreign</w:t>
+      </w:r>
+      <w:proofErr w:type="spellEnd"/>
+      <w:r>
+        <w:t xml:space="preserve"> </w:t>
+      </w:r>
+      <w:proofErr w:type="spellStart"/>
+      <w:r>
+        <w:t>key</w:t>
+      </w:r>
+      <w:proofErr w:type="spellEnd"/>
+      <w:r>
+        <w:t xml:space="preserve"> – idegen kulcs</w:t>
       </w:r>
     </w:p>
   </w:footnote>
@@ -10164,7 +11940,15 @@
         <w:footnoteRef/>
       </w:r>
       <w:r>
-        <w:t xml:space="preserve"> Entity Framework</w:t>
+        <w:t xml:space="preserve"> </w:t>
+      </w:r>
+      <w:proofErr w:type="spellStart"/>
+      <w:r>
+        <w:t>Entity</w:t>
+      </w:r>
+      <w:proofErr w:type="spellEnd"/>
+      <w:r>
+        <w:t xml:space="preserve"> Framework</w:t>
       </w:r>
     </w:p>
   </w:footnote>
@@ -10180,7 +11964,23 @@
         <w:footnoteRef/>
       </w:r>
       <w:r>
-        <w:t xml:space="preserve"> View Width: nézet szélessége</w:t>
+        <w:t xml:space="preserve"> </w:t>
+      </w:r>
+      <w:proofErr w:type="spellStart"/>
+      <w:r>
+        <w:t>View</w:t>
+      </w:r>
+      <w:proofErr w:type="spellEnd"/>
+      <w:r>
+        <w:t xml:space="preserve"> </w:t>
+      </w:r>
+      <w:proofErr w:type="spellStart"/>
+      <w:r>
+        <w:t>Width</w:t>
+      </w:r>
+      <w:proofErr w:type="spellEnd"/>
+      <w:r>
+        <w:t>: nézet szélessége</w:t>
       </w:r>
     </w:p>
   </w:footnote>
@@ -10196,7 +11996,23 @@
         <w:footnoteRef/>
       </w:r>
       <w:r>
-        <w:t xml:space="preserve"> View Height: nézet magassága</w:t>
+        <w:t xml:space="preserve"> </w:t>
+      </w:r>
+      <w:proofErr w:type="spellStart"/>
+      <w:r>
+        <w:t>View</w:t>
+      </w:r>
+      <w:proofErr w:type="spellEnd"/>
+      <w:r>
+        <w:t xml:space="preserve"> </w:t>
+      </w:r>
+      <w:proofErr w:type="spellStart"/>
+      <w:r>
+        <w:t>Height</w:t>
+      </w:r>
+      <w:proofErr w:type="spellEnd"/>
+      <w:r>
+        <w:t>: nézet magassága</w:t>
       </w:r>
     </w:p>
   </w:footnote>
@@ -10212,7 +12028,15 @@
         <w:footnoteRef/>
       </w:r>
       <w:r>
-        <w:t xml:space="preserve"> Promise: olyan </w:t>
+        <w:t xml:space="preserve"> </w:t>
+      </w:r>
+      <w:proofErr w:type="spellStart"/>
+      <w:r>
+        <w:t>Promise</w:t>
+      </w:r>
+      <w:proofErr w:type="spellEnd"/>
+      <w:r>
+        <w:t xml:space="preserve">: olyan </w:t>
       </w:r>
       <w:r>
         <w:t>objektum,</w:t>
@@ -10226,7 +12050,7 @@
 </file>
 
 <file path=word/header1.xml><?xml version="1.0" encoding="utf-8"?>
-<w:hdr xmlns:wpc="http://schemas.microsoft.com/office/word/2010/wordprocessingCanvas" xmlns:cx="http://schemas.microsoft.com/office/drawing/2014/chartex" xmlns:cx1="http://schemas.microsoft.com/office/drawing/2015/9/8/chartex" xmlns:cx2="http://schemas.microsoft.com/office/drawing/2015/10/21/chartex" xmlns:cx3="http://schemas.microsoft.com/office/drawing/2016/5/9/chartex" xmlns:cx4="http://schemas.microsoft.com/office/drawing/2016/5/10/chartex" xmlns:cx5="http://schemas.microsoft.com/office/drawing/2016/5/11/chartex" xmlns:cx6="http://schemas.microsoft.com/office/drawing/2016/5/12/chartex" xmlns:cx7="http://schemas.microsoft.com/office/drawing/2016/5/13/chartex" xmlns:cx8="http://schemas.microsoft.com/office/drawing/2016/5/14/chartex" xmlns:mc="http://schemas.openxmlformats.org/markup-compatibility/2006" xmlns:aink="http://schemas.microsoft.com/office/drawing/2016/ink" xmlns:am3d="http://schemas.microsoft.com/office/drawing/2017/model3d" xmlns:o="urn:schemas-microsoft-com:office:office" xmlns:oel="http://schemas.microsoft.com/office/2019/extlst" xmlns:r="http://schemas.openxmlformats.org/officeDocument/2006/relationships" xmlns:m="http://schemas.openxmlformats.org/officeDocument/2006/math" xmlns:v="urn:schemas-microsoft-com:vml" xmlns:wp14="http://schemas.microsoft.com/office/word/2010/wordprocessingDrawing" xmlns:wp="http://schemas.openxmlformats.org/drawingml/2006/wordprocessingDrawing" xmlns:w10="urn:schemas-microsoft-com:office:word" xmlns:w="http://schemas.openxmlformats.org/wordprocessingml/2006/main" xmlns:w14="http://schemas.microsoft.com/office/word/2010/wordml" xmlns:w15="http://schemas.microsoft.com/office/word/2012/wordml" xmlns:w16cex="http://schemas.microsoft.com/office/word/2018/wordml/cex" xmlns:w16cid="http://schemas.microsoft.com/office/word/2016/wordml/cid" xmlns:w16="http://schemas.microsoft.com/office/word/2018/wordml" xmlns:w16du="http://schemas.microsoft.com/office/word/2023/wordml/word16du" xmlns:w16sdtdh="http://schemas.microsoft.com/office/word/2020/wordml/sdtdatahash" xmlns:w16sdtfl="http://schemas.microsoft.com/office/word/2024/wordml/sdtformatlock" xmlns:w16se="http://schemas.microsoft.com/office/word/2015/wordml/symex" xmlns:wpg="http://schemas.microsoft.com/office/word/2010/wordprocessingGroup" xmlns:wpi="http://schemas.microsoft.com/office/word/2010/wordprocessingInk" xmlns:wne="http://schemas.microsoft.com/office/word/2006/wordml" xmlns:wps="http://schemas.microsoft.com/office/word/2010/wordprocessingShape" mc:Ignorable="w14 w15 w16se w16cid w16 w16cex w16sdtdh w16sdtfl w16du wp14">
+<w:hdr xmlns:wpc="http://schemas.microsoft.com/office/word/2010/wordprocessingCanvas" xmlns:cx="http://schemas.microsoft.com/office/drawing/2014/chartex" xmlns:cx1="http://schemas.microsoft.com/office/drawing/2015/9/8/chartex" xmlns:cx2="http://schemas.microsoft.com/office/drawing/2015/10/21/chartex" xmlns:cx3="http://schemas.microsoft.com/office/drawing/2016/5/9/chartex" xmlns:cx4="http://schemas.microsoft.com/office/drawing/2016/5/10/chartex" xmlns:cx5="http://schemas.microsoft.com/office/drawing/2016/5/11/chartex" xmlns:cx6="http://schemas.microsoft.com/office/drawing/2016/5/12/chartex" xmlns:cx7="http://schemas.microsoft.com/office/drawing/2016/5/13/chartex" xmlns:cx8="http://schemas.microsoft.com/office/drawing/2016/5/14/chartex" xmlns:mc="http://schemas.openxmlformats.org/markup-compatibility/2006" xmlns:aink="http://schemas.microsoft.com/office/drawing/2016/ink" xmlns:am3d="http://schemas.microsoft.com/office/drawing/2017/model3d" xmlns:o="urn:schemas-microsoft-com:office:office" xmlns:r="http://schemas.openxmlformats.org/officeDocument/2006/relationships" xmlns:m="http://schemas.openxmlformats.org/officeDocument/2006/math" xmlns:v="urn:schemas-microsoft-com:vml" xmlns:wp14="http://schemas.microsoft.com/office/word/2010/wordprocessingDrawing" xmlns:wp="http://schemas.openxmlformats.org/drawingml/2006/wordprocessingDrawing" xmlns:w10="urn:schemas-microsoft-com:office:word" xmlns:w="http://schemas.openxmlformats.org/wordprocessingml/2006/main" xmlns:w14="http://schemas.microsoft.com/office/word/2010/wordml" xmlns:w15="http://schemas.microsoft.com/office/word/2012/wordml" xmlns:w16cid="http://schemas.microsoft.com/office/word/2016/wordml/cid" xmlns:w16se="http://schemas.microsoft.com/office/word/2015/wordml/symex" xmlns:wpg="http://schemas.microsoft.com/office/word/2010/wordprocessingGroup" xmlns:wpi="http://schemas.microsoft.com/office/word/2010/wordprocessingInk" xmlns:wne="http://schemas.microsoft.com/office/word/2006/wordml" xmlns:wps="http://schemas.microsoft.com/office/word/2010/wordprocessingShape" mc:Ignorable="w14 w15 w16se w16cid wp14">
   <w:p>
     <w:pPr>
       <w:pStyle w:val="lfej"/>
@@ -10237,7 +12061,7 @@
 </file>
 
 <file path=word/header2.xml><?xml version="1.0" encoding="utf-8"?>
-<w:hdr xmlns:wpc="http://schemas.microsoft.com/office/word/2010/wordprocessingCanvas" xmlns:cx="http://schemas.microsoft.com/office/drawing/2014/chartex" xmlns:cx1="http://schemas.microsoft.com/office/drawing/2015/9/8/chartex" xmlns:cx2="http://schemas.microsoft.com/office/drawing/2015/10/21/chartex" xmlns:cx3="http://schemas.microsoft.com/office/drawing/2016/5/9/chartex" xmlns:cx4="http://schemas.microsoft.com/office/drawing/2016/5/10/chartex" xmlns:cx5="http://schemas.microsoft.com/office/drawing/2016/5/11/chartex" xmlns:cx6="http://schemas.microsoft.com/office/drawing/2016/5/12/chartex" xmlns:cx7="http://schemas.microsoft.com/office/drawing/2016/5/13/chartex" xmlns:cx8="http://schemas.microsoft.com/office/drawing/2016/5/14/chartex" xmlns:mc="http://schemas.openxmlformats.org/markup-compatibility/2006" xmlns:aink="http://schemas.microsoft.com/office/drawing/2016/ink" xmlns:am3d="http://schemas.microsoft.com/office/drawing/2017/model3d" xmlns:o="urn:schemas-microsoft-com:office:office" xmlns:oel="http://schemas.microsoft.com/office/2019/extlst" xmlns:r="http://schemas.openxmlformats.org/officeDocument/2006/relationships" xmlns:m="http://schemas.openxmlformats.org/officeDocument/2006/math" xmlns:v="urn:schemas-microsoft-com:vml" xmlns:wp14="http://schemas.microsoft.com/office/word/2010/wordprocessingDrawing" xmlns:wp="http://schemas.openxmlformats.org/drawingml/2006/wordprocessingDrawing" xmlns:w10="urn:schemas-microsoft-com:office:word" xmlns:w="http://schemas.openxmlformats.org/wordprocessingml/2006/main" xmlns:w14="http://schemas.microsoft.com/office/word/2010/wordml" xmlns:w15="http://schemas.microsoft.com/office/word/2012/wordml" xmlns:w16cex="http://schemas.microsoft.com/office/word/2018/wordml/cex" xmlns:w16cid="http://schemas.microsoft.com/office/word/2016/wordml/cid" xmlns:w16="http://schemas.microsoft.com/office/word/2018/wordml" xmlns:w16du="http://schemas.microsoft.com/office/word/2023/wordml/word16du" xmlns:w16sdtdh="http://schemas.microsoft.com/office/word/2020/wordml/sdtdatahash" xmlns:w16sdtfl="http://schemas.microsoft.com/office/word/2024/wordml/sdtformatlock" xmlns:w16se="http://schemas.microsoft.com/office/word/2015/wordml/symex" xmlns:wpg="http://schemas.microsoft.com/office/word/2010/wordprocessingGroup" xmlns:wpi="http://schemas.microsoft.com/office/word/2010/wordprocessingInk" xmlns:wne="http://schemas.microsoft.com/office/word/2006/wordml" xmlns:wps="http://schemas.microsoft.com/office/word/2010/wordprocessingShape" mc:Ignorable="w14 w15 w16se w16cid w16 w16cex w16sdtdh w16sdtfl w16du wp14">
+<w:hdr xmlns:wpc="http://schemas.microsoft.com/office/word/2010/wordprocessingCanvas" xmlns:cx="http://schemas.microsoft.com/office/drawing/2014/chartex" xmlns:cx1="http://schemas.microsoft.com/office/drawing/2015/9/8/chartex" xmlns:cx2="http://schemas.microsoft.com/office/drawing/2015/10/21/chartex" xmlns:cx3="http://schemas.microsoft.com/office/drawing/2016/5/9/chartex" xmlns:cx4="http://schemas.microsoft.com/office/drawing/2016/5/10/chartex" xmlns:cx5="http://schemas.microsoft.com/office/drawing/2016/5/11/chartex" xmlns:cx6="http://schemas.microsoft.com/office/drawing/2016/5/12/chartex" xmlns:cx7="http://schemas.microsoft.com/office/drawing/2016/5/13/chartex" xmlns:cx8="http://schemas.microsoft.com/office/drawing/2016/5/14/chartex" xmlns:mc="http://schemas.openxmlformats.org/markup-compatibility/2006" xmlns:aink="http://schemas.microsoft.com/office/drawing/2016/ink" xmlns:am3d="http://schemas.microsoft.com/office/drawing/2017/model3d" xmlns:o="urn:schemas-microsoft-com:office:office" xmlns:r="http://schemas.openxmlformats.org/officeDocument/2006/relationships" xmlns:m="http://schemas.openxmlformats.org/officeDocument/2006/math" xmlns:v="urn:schemas-microsoft-com:vml" xmlns:wp14="http://schemas.microsoft.com/office/word/2010/wordprocessingDrawing" xmlns:wp="http://schemas.openxmlformats.org/drawingml/2006/wordprocessingDrawing" xmlns:w10="urn:schemas-microsoft-com:office:word" xmlns:w="http://schemas.openxmlformats.org/wordprocessingml/2006/main" xmlns:w14="http://schemas.microsoft.com/office/word/2010/wordml" xmlns:w15="http://schemas.microsoft.com/office/word/2012/wordml" xmlns:w16cid="http://schemas.microsoft.com/office/word/2016/wordml/cid" xmlns:w16se="http://schemas.microsoft.com/office/word/2015/wordml/symex" xmlns:wpg="http://schemas.microsoft.com/office/word/2010/wordprocessingGroup" xmlns:wpi="http://schemas.microsoft.com/office/word/2010/wordprocessingInk" xmlns:wne="http://schemas.microsoft.com/office/word/2006/wordml" xmlns:wps="http://schemas.microsoft.com/office/word/2010/wordprocessingShape" mc:Ignorable="w14 w15 w16se w16cid wp14">
   <w:p>
     <w:pPr>
       <w:pStyle w:val="lfej"/>
@@ -10248,7 +12072,7 @@
 </file>
 
 <file path=word/header3.xml><?xml version="1.0" encoding="utf-8"?>
-<w:hdr xmlns:wpc="http://schemas.microsoft.com/office/word/2010/wordprocessingCanvas" xmlns:cx="http://schemas.microsoft.com/office/drawing/2014/chartex" xmlns:cx1="http://schemas.microsoft.com/office/drawing/2015/9/8/chartex" xmlns:cx2="http://schemas.microsoft.com/office/drawing/2015/10/21/chartex" xmlns:cx3="http://schemas.microsoft.com/office/drawing/2016/5/9/chartex" xmlns:cx4="http://schemas.microsoft.com/office/drawing/2016/5/10/chartex" xmlns:cx5="http://schemas.microsoft.com/office/drawing/2016/5/11/chartex" xmlns:cx6="http://schemas.microsoft.com/office/drawing/2016/5/12/chartex" xmlns:cx7="http://schemas.microsoft.com/office/drawing/2016/5/13/chartex" xmlns:cx8="http://schemas.microsoft.com/office/drawing/2016/5/14/chartex" xmlns:mc="http://schemas.openxmlformats.org/markup-compatibility/2006" xmlns:aink="http://schemas.microsoft.com/office/drawing/2016/ink" xmlns:am3d="http://schemas.microsoft.com/office/drawing/2017/model3d" xmlns:o="urn:schemas-microsoft-com:office:office" xmlns:oel="http://schemas.microsoft.com/office/2019/extlst" xmlns:r="http://schemas.openxmlformats.org/officeDocument/2006/relationships" xmlns:m="http://schemas.openxmlformats.org/officeDocument/2006/math" xmlns:v="urn:schemas-microsoft-com:vml" xmlns:wp14="http://schemas.microsoft.com/office/word/2010/wordprocessingDrawing" xmlns:wp="http://schemas.openxmlformats.org/drawingml/2006/wordprocessingDrawing" xmlns:w10="urn:schemas-microsoft-com:office:word" xmlns:w="http://schemas.openxmlformats.org/wordprocessingml/2006/main" xmlns:w14="http://schemas.microsoft.com/office/word/2010/wordml" xmlns:w15="http://schemas.microsoft.com/office/word/2012/wordml" xmlns:w16cex="http://schemas.microsoft.com/office/word/2018/wordml/cex" xmlns:w16cid="http://schemas.microsoft.com/office/word/2016/wordml/cid" xmlns:w16="http://schemas.microsoft.com/office/word/2018/wordml" xmlns:w16du="http://schemas.microsoft.com/office/word/2023/wordml/word16du" xmlns:w16sdtdh="http://schemas.microsoft.com/office/word/2020/wordml/sdtdatahash" xmlns:w16sdtfl="http://schemas.microsoft.com/office/word/2024/wordml/sdtformatlock" xmlns:w16se="http://schemas.microsoft.com/office/word/2015/wordml/symex" xmlns:wpg="http://schemas.microsoft.com/office/word/2010/wordprocessingGroup" xmlns:wpi="http://schemas.microsoft.com/office/word/2010/wordprocessingInk" xmlns:wne="http://schemas.microsoft.com/office/word/2006/wordml" xmlns:wps="http://schemas.microsoft.com/office/word/2010/wordprocessingShape" mc:Ignorable="w14 w15 w16se w16cid w16 w16cex w16sdtdh w16sdtfl w16du wp14">
+<w:hdr xmlns:wpc="http://schemas.microsoft.com/office/word/2010/wordprocessingCanvas" xmlns:cx="http://schemas.microsoft.com/office/drawing/2014/chartex" xmlns:cx1="http://schemas.microsoft.com/office/drawing/2015/9/8/chartex" xmlns:cx2="http://schemas.microsoft.com/office/drawing/2015/10/21/chartex" xmlns:cx3="http://schemas.microsoft.com/office/drawing/2016/5/9/chartex" xmlns:cx4="http://schemas.microsoft.com/office/drawing/2016/5/10/chartex" xmlns:cx5="http://schemas.microsoft.com/office/drawing/2016/5/11/chartex" xmlns:cx6="http://schemas.microsoft.com/office/drawing/2016/5/12/chartex" xmlns:cx7="http://schemas.microsoft.com/office/drawing/2016/5/13/chartex" xmlns:cx8="http://schemas.microsoft.com/office/drawing/2016/5/14/chartex" xmlns:mc="http://schemas.openxmlformats.org/markup-compatibility/2006" xmlns:aink="http://schemas.microsoft.com/office/drawing/2016/ink" xmlns:am3d="http://schemas.microsoft.com/office/drawing/2017/model3d" xmlns:o="urn:schemas-microsoft-com:office:office" xmlns:r="http://schemas.openxmlformats.org/officeDocument/2006/relationships" xmlns:m="http://schemas.openxmlformats.org/officeDocument/2006/math" xmlns:v="urn:schemas-microsoft-com:vml" xmlns:wp14="http://schemas.microsoft.com/office/word/2010/wordprocessingDrawing" xmlns:wp="http://schemas.openxmlformats.org/drawingml/2006/wordprocessingDrawing" xmlns:w10="urn:schemas-microsoft-com:office:word" xmlns:w="http://schemas.openxmlformats.org/wordprocessingml/2006/main" xmlns:w14="http://schemas.microsoft.com/office/word/2010/wordml" xmlns:w15="http://schemas.microsoft.com/office/word/2012/wordml" xmlns:w16cid="http://schemas.microsoft.com/office/word/2016/wordml/cid" xmlns:w16se="http://schemas.microsoft.com/office/word/2015/wordml/symex" xmlns:wpg="http://schemas.microsoft.com/office/word/2010/wordprocessingGroup" xmlns:wpi="http://schemas.microsoft.com/office/word/2010/wordprocessingInk" xmlns:wne="http://schemas.microsoft.com/office/word/2006/wordml" xmlns:wps="http://schemas.microsoft.com/office/word/2010/wordprocessingShape" mc:Ignorable="w14 w15 w16se w16cid wp14">
   <w:p>
     <w:pPr>
       <w:pStyle w:val="lfej"/>
@@ -10264,7 +12088,7 @@
 </file>
 
 <file path=word/header4.xml><?xml version="1.0" encoding="utf-8"?>
-<w:hdr xmlns:wpc="http://schemas.microsoft.com/office/word/2010/wordprocessingCanvas" xmlns:cx="http://schemas.microsoft.com/office/drawing/2014/chartex" xmlns:cx1="http://schemas.microsoft.com/office/drawing/2015/9/8/chartex" xmlns:cx2="http://schemas.microsoft.com/office/drawing/2015/10/21/chartex" xmlns:cx3="http://schemas.microsoft.com/office/drawing/2016/5/9/chartex" xmlns:cx4="http://schemas.microsoft.com/office/drawing/2016/5/10/chartex" xmlns:cx5="http://schemas.microsoft.com/office/drawing/2016/5/11/chartex" xmlns:cx6="http://schemas.microsoft.com/office/drawing/2016/5/12/chartex" xmlns:cx7="http://schemas.microsoft.com/office/drawing/2016/5/13/chartex" xmlns:cx8="http://schemas.microsoft.com/office/drawing/2016/5/14/chartex" xmlns:mc="http://schemas.openxmlformats.org/markup-compatibility/2006" xmlns:aink="http://schemas.microsoft.com/office/drawing/2016/ink" xmlns:am3d="http://schemas.microsoft.com/office/drawing/2017/model3d" xmlns:o="urn:schemas-microsoft-com:office:office" xmlns:oel="http://schemas.microsoft.com/office/2019/extlst" xmlns:r="http://schemas.openxmlformats.org/officeDocument/2006/relationships" xmlns:m="http://schemas.openxmlformats.org/officeDocument/2006/math" xmlns:v="urn:schemas-microsoft-com:vml" xmlns:wp14="http://schemas.microsoft.com/office/word/2010/wordprocessingDrawing" xmlns:wp="http://schemas.openxmlformats.org/drawingml/2006/wordprocessingDrawing" xmlns:w10="urn:schemas-microsoft-com:office:word" xmlns:w="http://schemas.openxmlformats.org/wordprocessingml/2006/main" xmlns:w14="http://schemas.microsoft.com/office/word/2010/wordml" xmlns:w15="http://schemas.microsoft.com/office/word/2012/wordml" xmlns:w16cex="http://schemas.microsoft.com/office/word/2018/wordml/cex" xmlns:w16cid="http://schemas.microsoft.com/office/word/2016/wordml/cid" xmlns:w16="http://schemas.microsoft.com/office/word/2018/wordml" xmlns:w16du="http://schemas.microsoft.com/office/word/2023/wordml/word16du" xmlns:w16sdtdh="http://schemas.microsoft.com/office/word/2020/wordml/sdtdatahash" xmlns:w16sdtfl="http://schemas.microsoft.com/office/word/2024/wordml/sdtformatlock" xmlns:w16se="http://schemas.microsoft.com/office/word/2015/wordml/symex" xmlns:wpg="http://schemas.microsoft.com/office/word/2010/wordprocessingGroup" xmlns:wpi="http://schemas.microsoft.com/office/word/2010/wordprocessingInk" xmlns:wne="http://schemas.microsoft.com/office/word/2006/wordml" xmlns:wps="http://schemas.microsoft.com/office/word/2010/wordprocessingShape" mc:Ignorable="w14 w15 w16se w16cid w16 w16cex w16sdtdh w16sdtfl w16du wp14">
+<w:hdr xmlns:wpc="http://schemas.microsoft.com/office/word/2010/wordprocessingCanvas" xmlns:cx="http://schemas.microsoft.com/office/drawing/2014/chartex" xmlns:cx1="http://schemas.microsoft.com/office/drawing/2015/9/8/chartex" xmlns:cx2="http://schemas.microsoft.com/office/drawing/2015/10/21/chartex" xmlns:cx3="http://schemas.microsoft.com/office/drawing/2016/5/9/chartex" xmlns:cx4="http://schemas.microsoft.com/office/drawing/2016/5/10/chartex" xmlns:cx5="http://schemas.microsoft.com/office/drawing/2016/5/11/chartex" xmlns:cx6="http://schemas.microsoft.com/office/drawing/2016/5/12/chartex" xmlns:cx7="http://schemas.microsoft.com/office/drawing/2016/5/13/chartex" xmlns:cx8="http://schemas.microsoft.com/office/drawing/2016/5/14/chartex" xmlns:mc="http://schemas.openxmlformats.org/markup-compatibility/2006" xmlns:aink="http://schemas.microsoft.com/office/drawing/2016/ink" xmlns:am3d="http://schemas.microsoft.com/office/drawing/2017/model3d" xmlns:o="urn:schemas-microsoft-com:office:office" xmlns:r="http://schemas.openxmlformats.org/officeDocument/2006/relationships" xmlns:m="http://schemas.openxmlformats.org/officeDocument/2006/math" xmlns:v="urn:schemas-microsoft-com:vml" xmlns:wp14="http://schemas.microsoft.com/office/word/2010/wordprocessingDrawing" xmlns:wp="http://schemas.openxmlformats.org/drawingml/2006/wordprocessingDrawing" xmlns:w10="urn:schemas-microsoft-com:office:word" xmlns:w="http://schemas.openxmlformats.org/wordprocessingml/2006/main" xmlns:w14="http://schemas.microsoft.com/office/word/2010/wordml" xmlns:w15="http://schemas.microsoft.com/office/word/2012/wordml" xmlns:w16cid="http://schemas.microsoft.com/office/word/2016/wordml/cid" xmlns:w16se="http://schemas.microsoft.com/office/word/2015/wordml/symex" xmlns:wpg="http://schemas.microsoft.com/office/word/2010/wordprocessingGroup" xmlns:wpi="http://schemas.microsoft.com/office/word/2010/wordprocessingInk" xmlns:wne="http://schemas.microsoft.com/office/word/2006/wordml" xmlns:wps="http://schemas.microsoft.com/office/word/2010/wordprocessingShape" mc:Ignorable="w14 w15 w16se w16cid wp14">
   <w:p>
     <w:pPr>
       <w:pStyle w:val="lfej"/>
@@ -10283,7 +12107,7 @@
 </file>
 
 <file path=word/numbering.xml><?xml version="1.0" encoding="utf-8"?>
-<w:numbering xmlns:wpc="http://schemas.microsoft.com/office/word/2010/wordprocessingCanvas" xmlns:cx="http://schemas.microsoft.com/office/drawing/2014/chartex" xmlns:cx1="http://schemas.microsoft.com/office/drawing/2015/9/8/chartex" xmlns:cx2="http://schemas.microsoft.com/office/drawing/2015/10/21/chartex" xmlns:cx3="http://schemas.microsoft.com/office/drawing/2016/5/9/chartex" xmlns:cx4="http://schemas.microsoft.com/office/drawing/2016/5/10/chartex" xmlns:cx5="http://schemas.microsoft.com/office/drawing/2016/5/11/chartex" xmlns:cx6="http://schemas.microsoft.com/office/drawing/2016/5/12/chartex" xmlns:cx7="http://schemas.microsoft.com/office/drawing/2016/5/13/chartex" xmlns:cx8="http://schemas.microsoft.com/office/drawing/2016/5/14/chartex" xmlns:mc="http://schemas.openxmlformats.org/markup-compatibility/2006" xmlns:aink="http://schemas.microsoft.com/office/drawing/2016/ink" xmlns:am3d="http://schemas.microsoft.com/office/drawing/2017/model3d" xmlns:o="urn:schemas-microsoft-com:office:office" xmlns:oel="http://schemas.microsoft.com/office/2019/extlst" xmlns:r="http://schemas.openxmlformats.org/officeDocument/2006/relationships" xmlns:m="http://schemas.openxmlformats.org/officeDocument/2006/math" xmlns:v="urn:schemas-microsoft-com:vml" xmlns:wp14="http://schemas.microsoft.com/office/word/2010/wordprocessingDrawing" xmlns:wp="http://schemas.openxmlformats.org/drawingml/2006/wordprocessingDrawing" xmlns:w10="urn:schemas-microsoft-com:office:word" xmlns:w="http://schemas.openxmlformats.org/wordprocessingml/2006/main" xmlns:w14="http://schemas.microsoft.com/office/word/2010/wordml" xmlns:w15="http://schemas.microsoft.com/office/word/2012/wordml" xmlns:w16cex="http://schemas.microsoft.com/office/word/2018/wordml/cex" xmlns:w16cid="http://schemas.microsoft.com/office/word/2016/wordml/cid" xmlns:w16="http://schemas.microsoft.com/office/word/2018/wordml" xmlns:w16du="http://schemas.microsoft.com/office/word/2023/wordml/word16du" xmlns:w16sdtdh="http://schemas.microsoft.com/office/word/2020/wordml/sdtdatahash" xmlns:w16sdtfl="http://schemas.microsoft.com/office/word/2024/wordml/sdtformatlock" xmlns:w16se="http://schemas.microsoft.com/office/word/2015/wordml/symex" xmlns:wpg="http://schemas.microsoft.com/office/word/2010/wordprocessingGroup" xmlns:wpi="http://schemas.microsoft.com/office/word/2010/wordprocessingInk" xmlns:wne="http://schemas.microsoft.com/office/word/2006/wordml" xmlns:wps="http://schemas.microsoft.com/office/word/2010/wordprocessingShape" mc:Ignorable="w14 w15 w16se w16cid w16 w16cex w16sdtdh w16sdtfl w16du wp14">
+<w:numbering xmlns:wpc="http://schemas.microsoft.com/office/word/2010/wordprocessingCanvas" xmlns:cx="http://schemas.microsoft.com/office/drawing/2014/chartex" xmlns:cx1="http://schemas.microsoft.com/office/drawing/2015/9/8/chartex" xmlns:cx2="http://schemas.microsoft.com/office/drawing/2015/10/21/chartex" xmlns:cx3="http://schemas.microsoft.com/office/drawing/2016/5/9/chartex" xmlns:cx4="http://schemas.microsoft.com/office/drawing/2016/5/10/chartex" xmlns:cx5="http://schemas.microsoft.com/office/drawing/2016/5/11/chartex" xmlns:cx6="http://schemas.microsoft.com/office/drawing/2016/5/12/chartex" xmlns:cx7="http://schemas.microsoft.com/office/drawing/2016/5/13/chartex" xmlns:cx8="http://schemas.microsoft.com/office/drawing/2016/5/14/chartex" xmlns:mc="http://schemas.openxmlformats.org/markup-compatibility/2006" xmlns:aink="http://schemas.microsoft.com/office/drawing/2016/ink" xmlns:am3d="http://schemas.microsoft.com/office/drawing/2017/model3d" xmlns:o="urn:schemas-microsoft-com:office:office" xmlns:r="http://schemas.openxmlformats.org/officeDocument/2006/relationships" xmlns:m="http://schemas.openxmlformats.org/officeDocument/2006/math" xmlns:v="urn:schemas-microsoft-com:vml" xmlns:wp14="http://schemas.microsoft.com/office/word/2010/wordprocessingDrawing" xmlns:wp="http://schemas.openxmlformats.org/drawingml/2006/wordprocessingDrawing" xmlns:w10="urn:schemas-microsoft-com:office:word" xmlns:w="http://schemas.openxmlformats.org/wordprocessingml/2006/main" xmlns:w14="http://schemas.microsoft.com/office/word/2010/wordml" xmlns:w15="http://schemas.microsoft.com/office/word/2012/wordml" xmlns:w16cid="http://schemas.microsoft.com/office/word/2016/wordml/cid" xmlns:w16se="http://schemas.microsoft.com/office/word/2015/wordml/symex" xmlns:wpg="http://schemas.microsoft.com/office/word/2010/wordprocessingGroup" xmlns:wpi="http://schemas.microsoft.com/office/word/2010/wordprocessingInk" xmlns:wne="http://schemas.microsoft.com/office/word/2006/wordml" xmlns:wps="http://schemas.microsoft.com/office/word/2010/wordprocessingShape" mc:Ignorable="w14 w15 w16se w16cid wp14">
   <w:abstractNum w:abstractNumId="0" w15:restartNumberingAfterBreak="0">
     <w:nsid w:val="0A424A72"/>
     <w:multiLevelType w:val="hybridMultilevel"/>
@@ -12635,64 +14459,64 @@
       </w:rPr>
     </w:lvl>
   </w:abstractNum>
-  <w:num w:numId="1" w16cid:durableId="168109046">
+  <w:num w:numId="1">
     <w:abstractNumId w:val="3"/>
   </w:num>
-  <w:num w:numId="2" w16cid:durableId="711155975">
+  <w:num w:numId="2">
     <w:abstractNumId w:val="14"/>
   </w:num>
-  <w:num w:numId="3" w16cid:durableId="1638604245">
+  <w:num w:numId="3">
     <w:abstractNumId w:val="11"/>
   </w:num>
-  <w:num w:numId="4" w16cid:durableId="565380267">
+  <w:num w:numId="4">
     <w:abstractNumId w:val="17"/>
   </w:num>
-  <w:num w:numId="5" w16cid:durableId="1791312893">
+  <w:num w:numId="5">
     <w:abstractNumId w:val="10"/>
   </w:num>
-  <w:num w:numId="6" w16cid:durableId="234320756">
+  <w:num w:numId="6">
     <w:abstractNumId w:val="1"/>
   </w:num>
-  <w:num w:numId="7" w16cid:durableId="1059010388">
+  <w:num w:numId="7">
     <w:abstractNumId w:val="13"/>
   </w:num>
-  <w:num w:numId="8" w16cid:durableId="693075566">
+  <w:num w:numId="8">
     <w:abstractNumId w:val="5"/>
   </w:num>
-  <w:num w:numId="9" w16cid:durableId="81412961">
+  <w:num w:numId="9">
     <w:abstractNumId w:val="7"/>
   </w:num>
-  <w:num w:numId="10" w16cid:durableId="293869534">
+  <w:num w:numId="10">
     <w:abstractNumId w:val="12"/>
   </w:num>
-  <w:num w:numId="11" w16cid:durableId="1212645165">
+  <w:num w:numId="11">
     <w:abstractNumId w:val="4"/>
   </w:num>
-  <w:num w:numId="12" w16cid:durableId="128790446">
+  <w:num w:numId="12">
     <w:abstractNumId w:val="18"/>
   </w:num>
-  <w:num w:numId="13" w16cid:durableId="1579291453">
+  <w:num w:numId="13">
     <w:abstractNumId w:val="9"/>
   </w:num>
-  <w:num w:numId="14" w16cid:durableId="2107771462">
+  <w:num w:numId="14">
     <w:abstractNumId w:val="15"/>
   </w:num>
-  <w:num w:numId="15" w16cid:durableId="1520967108">
+  <w:num w:numId="15">
     <w:abstractNumId w:val="6"/>
   </w:num>
-  <w:num w:numId="16" w16cid:durableId="1373113147">
+  <w:num w:numId="16">
     <w:abstractNumId w:val="2"/>
   </w:num>
-  <w:num w:numId="17" w16cid:durableId="1312827578">
+  <w:num w:numId="17">
     <w:abstractNumId w:val="8"/>
   </w:num>
-  <w:num w:numId="18" w16cid:durableId="1773545774">
+  <w:num w:numId="18">
     <w:abstractNumId w:val="0"/>
   </w:num>
-  <w:num w:numId="19" w16cid:durableId="1937247579">
+  <w:num w:numId="19">
     <w:abstractNumId w:val="19"/>
   </w:num>
-  <w:num w:numId="20" w16cid:durableId="44958572">
+  <w:num w:numId="20">
     <w:abstractNumId w:val="16"/>
   </w:num>
   <w:numIdMacAtCleanup w:val="20"/>
@@ -12700,7 +14524,7 @@
 </file>
 
 <file path=word/styles.xml><?xml version="1.0" encoding="utf-8"?>
-<w:styles xmlns:mc="http://schemas.openxmlformats.org/markup-compatibility/2006" xmlns:r="http://schemas.openxmlformats.org/officeDocument/2006/relationships" xmlns:w="http://schemas.openxmlformats.org/wordprocessingml/2006/main" xmlns:w14="http://schemas.microsoft.com/office/word/2010/wordml" xmlns:w15="http://schemas.microsoft.com/office/word/2012/wordml" xmlns:w16cex="http://schemas.microsoft.com/office/word/2018/wordml/cex" xmlns:w16cid="http://schemas.microsoft.com/office/word/2016/wordml/cid" xmlns:w16="http://schemas.microsoft.com/office/word/2018/wordml" xmlns:w16du="http://schemas.microsoft.com/office/word/2023/wordml/word16du" xmlns:w16sdtdh="http://schemas.microsoft.com/office/word/2020/wordml/sdtdatahash" xmlns:w16sdtfl="http://schemas.microsoft.com/office/word/2024/wordml/sdtformatlock" xmlns:w16se="http://schemas.microsoft.com/office/word/2015/wordml/symex" mc:Ignorable="w14 w15 w16se w16cid w16 w16cex w16sdtdh w16sdtfl w16du">
+<w:styles xmlns:mc="http://schemas.openxmlformats.org/markup-compatibility/2006" xmlns:r="http://schemas.openxmlformats.org/officeDocument/2006/relationships" xmlns:w="http://schemas.openxmlformats.org/wordprocessingml/2006/main" xmlns:w14="http://schemas.microsoft.com/office/word/2010/wordml" xmlns:w15="http://schemas.microsoft.com/office/word/2012/wordml" xmlns:w16cid="http://schemas.microsoft.com/office/word/2016/wordml/cid" xmlns:w16se="http://schemas.microsoft.com/office/word/2015/wordml/symex" mc:Ignorable="w14 w15 w16se w16cid">
   <w:docDefaults>
     <w:rPrDefault>
       <w:rPr>
@@ -12712,7 +14536,7 @@
     </w:rPrDefault>
     <w:pPrDefault/>
   </w:docDefaults>
-  <w:latentStyles w:defLockedState="0" w:defUIPriority="99" w:defSemiHidden="0" w:defUnhideWhenUsed="0" w:defQFormat="0" w:count="376">
+  <w:latentStyles w:defLockedState="0" w:defUIPriority="99" w:defSemiHidden="0" w:defUnhideWhenUsed="0" w:defQFormat="0" w:count="375">
     <w:lsdException w:name="Normal" w:uiPriority="0" w:qFormat="1"/>
     <w:lsdException w:name="heading 1" w:uiPriority="9" w:qFormat="1"/>
     <w:lsdException w:name="heading 2" w:semiHidden="1" w:uiPriority="9" w:unhideWhenUsed="1" w:qFormat="1"/>
@@ -13088,7 +14912,6 @@
     <w:lsdException w:name="Smart Hyperlink" w:semiHidden="1" w:unhideWhenUsed="1"/>
     <w:lsdException w:name="Hashtag" w:semiHidden="1" w:unhideWhenUsed="1"/>
     <w:lsdException w:name="Unresolved Mention" w:semiHidden="1" w:unhideWhenUsed="1"/>
-    <w:lsdException w:name="Smart Link" w:semiHidden="1" w:unhideWhenUsed="1"/>
   </w:latentStyles>
   <w:style w:type="paragraph" w:default="1" w:styleId="Norml">
     <w:name w:val="Normal"/>
@@ -14317,15 +16140,6 @@
 </file>
 
 <file path=customXml/item1.xml><?xml version="1.0" encoding="utf-8"?>
-<?mso-contentType ?>
-<FormTemplates xmlns="http://schemas.microsoft.com/sharepoint/v3/contenttype/forms">
-  <Display>DocumentLibraryForm</Display>
-  <Edit>DocumentLibraryForm</Edit>
-  <New>DocumentLibraryForm</New>
-</FormTemplates>
-</file>
-
-<file path=customXml/item2.xml><?xml version="1.0" encoding="utf-8"?>
 <ct:contentTypeSchema xmlns:ct="http://schemas.microsoft.com/office/2006/metadata/contentType" xmlns:ma="http://schemas.microsoft.com/office/2006/metadata/properties/metaAttributes" ct:_="" ma:_="" ma:contentTypeName="Dokumentum" ma:contentTypeID="0x010100D3B91EDF72E14E4CB455A7CDA503C0EE" ma:contentTypeVersion="13" ma:contentTypeDescription="Új dokumentum létrehozása." ma:contentTypeScope="" ma:versionID="b4280526ac685c11215013c77eeea0ab">
   <xsd:schema xmlns:xsd="http://www.w3.org/2001/XMLSchema" xmlns:xs="http://www.w3.org/2001/XMLSchema" xmlns:p="http://schemas.microsoft.com/office/2006/metadata/properties" xmlns:ns2="37c60eec-9cb3-400a-9334-3ebf97be2876" xmlns:ns3="7664362d-1707-476c-9a7a-9cf02496d35a" targetNamespace="http://schemas.microsoft.com/office/2006/metadata/properties" ma:root="true" ma:fieldsID="19d471ee8269f5e0eca01839194d6bbb" ns2:_="" ns3:_="">
     <xsd:import namespace="37c60eec-9cb3-400a-9334-3ebf97be2876"/>
@@ -14532,11 +16346,16 @@
 </ct:contentTypeSchema>
 </file>
 
-<file path=customXml/item3.xml><?xml version="1.0" encoding="utf-8"?>
-<b:Sources xmlns:b="http://schemas.openxmlformats.org/officeDocument/2006/bibliography" xmlns="http://schemas.openxmlformats.org/officeDocument/2006/bibliography" SelectedStyle="\APA.XSL" StyleName="APA"/>
+<file path=customXml/item2.xml><?xml version="1.0" encoding="utf-8"?>
+<?mso-contentType ?>
+<FormTemplates xmlns="http://schemas.microsoft.com/sharepoint/v3/contenttype/forms">
+  <Display>DocumentLibraryForm</Display>
+  <Edit>DocumentLibraryForm</Edit>
+  <New>DocumentLibraryForm</New>
+</FormTemplates>
 </file>
 
-<file path=customXml/item4.xml><?xml version="1.0" encoding="utf-8"?>
+<file path=customXml/item3.xml><?xml version="1.0" encoding="utf-8"?>
 <p:properties xmlns:p="http://schemas.microsoft.com/office/2006/metadata/properties" xmlns:xsi="http://www.w3.org/2001/XMLSchema-instance" xmlns:pc="http://schemas.microsoft.com/office/infopath/2007/PartnerControls">
   <documentManagement>
     <lcf76f155ced4ddcb4097134ff3c332f xmlns="37c60eec-9cb3-400a-9334-3ebf97be2876">
@@ -14547,15 +16366,11 @@
 </p:properties>
 </file>
 
-<file path=customXml/itemProps1.xml><?xml version="1.0" encoding="utf-8"?>
-<ds:datastoreItem xmlns:ds="http://schemas.openxmlformats.org/officeDocument/2006/customXml" ds:itemID="{49E9CE2F-4863-430F-A73B-CD3063AB172E}">
-  <ds:schemaRefs>
-    <ds:schemaRef ds:uri="http://schemas.microsoft.com/sharepoint/v3/contenttype/forms"/>
-  </ds:schemaRefs>
-</ds:datastoreItem>
+<file path=customXml/item4.xml><?xml version="1.0" encoding="utf-8"?>
+<b:Sources xmlns:b="http://schemas.openxmlformats.org/officeDocument/2006/bibliography" xmlns="http://schemas.openxmlformats.org/officeDocument/2006/bibliography" SelectedStyle="\APA.XSL" StyleName="APA"/>
 </file>
 
-<file path=customXml/itemProps2.xml><?xml version="1.0" encoding="utf-8"?>
+<file path=customXml/itemProps1.xml><?xml version="1.0" encoding="utf-8"?>
 <ds:datastoreItem xmlns:ds="http://schemas.openxmlformats.org/officeDocument/2006/customXml" ds:itemID="{0F6A0A84-3C61-4C91-A7A8-65F7DADC2505}">
   <ds:schemaRefs>
     <ds:schemaRef ds:uri="http://schemas.microsoft.com/office/2006/metadata/contentType"/>
@@ -14574,15 +16389,15 @@
 </ds:datastoreItem>
 </file>
 
-<file path=customXml/itemProps3.xml><?xml version="1.0" encoding="utf-8"?>
-<ds:datastoreItem xmlns:ds="http://schemas.openxmlformats.org/officeDocument/2006/customXml" ds:itemID="{5B5DE3F8-EE46-4086-9AE9-D8D7D2F3DF66}">
+<file path=customXml/itemProps2.xml><?xml version="1.0" encoding="utf-8"?>
+<ds:datastoreItem xmlns:ds="http://schemas.openxmlformats.org/officeDocument/2006/customXml" ds:itemID="{49E9CE2F-4863-430F-A73B-CD3063AB172E}">
   <ds:schemaRefs>
-    <ds:schemaRef ds:uri="http://schemas.openxmlformats.org/officeDocument/2006/bibliography"/>
+    <ds:schemaRef ds:uri="http://schemas.microsoft.com/sharepoint/v3/contenttype/forms"/>
   </ds:schemaRefs>
 </ds:datastoreItem>
 </file>
 
-<file path=customXml/itemProps4.xml><?xml version="1.0" encoding="utf-8"?>
+<file path=customXml/itemProps3.xml><?xml version="1.0" encoding="utf-8"?>
 <ds:datastoreItem xmlns:ds="http://schemas.openxmlformats.org/officeDocument/2006/customXml" ds:itemID="{4683CF39-CBC1-469A-88EA-F31417A0D119}">
   <ds:schemaRefs>
     <ds:schemaRef ds:uri="http://schemas.microsoft.com/office/2006/metadata/properties"/>
@@ -14591,4 +16406,12 @@
     <ds:schemaRef ds:uri="7664362d-1707-476c-9a7a-9cf02496d35a"/>
   </ds:schemaRefs>
 </ds:datastoreItem>
+</file>
+
+<file path=customXml/itemProps4.xml><?xml version="1.0" encoding="utf-8"?>
+<ds:datastoreItem xmlns:ds="http://schemas.openxmlformats.org/officeDocument/2006/customXml" ds:itemID="{90FBBF4E-9E21-4F28-8D0B-79F3CB1CA852}">
+  <ds:schemaRefs>
+    <ds:schemaRef ds:uri="http://schemas.openxmlformats.org/officeDocument/2006/bibliography"/>
+  </ds:schemaRefs>
+</ds:datastoreItem>
 </file>
--- a/Dokumentacio/Vizsgaremek_elvaras_minta.docx
+++ b/Dokumentacio/Vizsgaremek_elvaras_minta.docx
@@ -1,6 +1,6 @@
 
 <file path=word/document.xml><?xml version="1.0" encoding="utf-8"?>
-<w:document xmlns:wpc="http://schemas.microsoft.com/office/word/2010/wordprocessingCanvas" xmlns:cx="http://schemas.microsoft.com/office/drawing/2014/chartex" xmlns:cx1="http://schemas.microsoft.com/office/drawing/2015/9/8/chartex" xmlns:cx2="http://schemas.microsoft.com/office/drawing/2015/10/21/chartex" xmlns:cx3="http://schemas.microsoft.com/office/drawing/2016/5/9/chartex" xmlns:cx4="http://schemas.microsoft.com/office/drawing/2016/5/10/chartex" xmlns:cx5="http://schemas.microsoft.com/office/drawing/2016/5/11/chartex" xmlns:cx6="http://schemas.microsoft.com/office/drawing/2016/5/12/chartex" xmlns:cx7="http://schemas.microsoft.com/office/drawing/2016/5/13/chartex" xmlns:cx8="http://schemas.microsoft.com/office/drawing/2016/5/14/chartex" xmlns:mc="http://schemas.openxmlformats.org/markup-compatibility/2006" xmlns:aink="http://schemas.microsoft.com/office/drawing/2016/ink" xmlns:am3d="http://schemas.microsoft.com/office/drawing/2017/model3d" xmlns:o="urn:schemas-microsoft-com:office:office" xmlns:r="http://schemas.openxmlformats.org/officeDocument/2006/relationships" xmlns:m="http://schemas.openxmlformats.org/officeDocument/2006/math" xmlns:v="urn:schemas-microsoft-com:vml" xmlns:wp14="http://schemas.microsoft.com/office/word/2010/wordprocessingDrawing" xmlns:wp="http://schemas.openxmlformats.org/drawingml/2006/wordprocessingDrawing" xmlns:w10="urn:schemas-microsoft-com:office:word" xmlns:w="http://schemas.openxmlformats.org/wordprocessingml/2006/main" xmlns:w14="http://schemas.microsoft.com/office/word/2010/wordml" xmlns:w15="http://schemas.microsoft.com/office/word/2012/wordml" xmlns:w16cid="http://schemas.microsoft.com/office/word/2016/wordml/cid" xmlns:w16se="http://schemas.microsoft.com/office/word/2015/wordml/symex" xmlns:wpg="http://schemas.microsoft.com/office/word/2010/wordprocessingGroup" xmlns:wpi="http://schemas.microsoft.com/office/word/2010/wordprocessingInk" xmlns:wne="http://schemas.microsoft.com/office/word/2006/wordml" xmlns:wps="http://schemas.microsoft.com/office/word/2010/wordprocessingShape" mc:Ignorable="w14 w15 w16se w16cid wp14">
+<w:document xmlns:wpc="http://schemas.microsoft.com/office/word/2010/wordprocessingCanvas" xmlns:cx="http://schemas.microsoft.com/office/drawing/2014/chartex" xmlns:cx1="http://schemas.microsoft.com/office/drawing/2015/9/8/chartex" xmlns:cx2="http://schemas.microsoft.com/office/drawing/2015/10/21/chartex" xmlns:cx3="http://schemas.microsoft.com/office/drawing/2016/5/9/chartex" xmlns:cx4="http://schemas.microsoft.com/office/drawing/2016/5/10/chartex" xmlns:cx5="http://schemas.microsoft.com/office/drawing/2016/5/11/chartex" xmlns:cx6="http://schemas.microsoft.com/office/drawing/2016/5/12/chartex" xmlns:cx7="http://schemas.microsoft.com/office/drawing/2016/5/13/chartex" xmlns:cx8="http://schemas.microsoft.com/office/drawing/2016/5/14/chartex" xmlns:mc="http://schemas.openxmlformats.org/markup-compatibility/2006" xmlns:aink="http://schemas.microsoft.com/office/drawing/2016/ink" xmlns:am3d="http://schemas.microsoft.com/office/drawing/2017/model3d" xmlns:o="urn:schemas-microsoft-com:office:office" xmlns:oel="http://schemas.microsoft.com/office/2019/extlst" xmlns:r="http://schemas.openxmlformats.org/officeDocument/2006/relationships" xmlns:m="http://schemas.openxmlformats.org/officeDocument/2006/math" xmlns:v="urn:schemas-microsoft-com:vml" xmlns:wp14="http://schemas.microsoft.com/office/word/2010/wordprocessingDrawing" xmlns:wp="http://schemas.openxmlformats.org/drawingml/2006/wordprocessingDrawing" xmlns:w10="urn:schemas-microsoft-com:office:word" xmlns:w="http://schemas.openxmlformats.org/wordprocessingml/2006/main" xmlns:w14="http://schemas.microsoft.com/office/word/2010/wordml" xmlns:w15="http://schemas.microsoft.com/office/word/2012/wordml" xmlns:w16cex="http://schemas.microsoft.com/office/word/2018/wordml/cex" xmlns:w16cid="http://schemas.microsoft.com/office/word/2016/wordml/cid" xmlns:w16="http://schemas.microsoft.com/office/word/2018/wordml" xmlns:w16du="http://schemas.microsoft.com/office/word/2023/wordml/word16du" xmlns:w16sdtdh="http://schemas.microsoft.com/office/word/2020/wordml/sdtdatahash" xmlns:w16sdtfl="http://schemas.microsoft.com/office/word/2024/wordml/sdtformatlock" xmlns:w16se="http://schemas.microsoft.com/office/word/2015/wordml/symex" xmlns:wpg="http://schemas.microsoft.com/office/word/2010/wordprocessingGroup" xmlns:wpi="http://schemas.microsoft.com/office/word/2010/wordprocessingInk" xmlns:wne="http://schemas.microsoft.com/office/word/2006/wordml" xmlns:wps="http://schemas.microsoft.com/office/word/2010/wordprocessingShape" mc:Ignorable="w14 w15 w16se w16cid w16 w16cex w16sdtdh w16sdtfl w16du wp14">
   <w:body>
     <w:p>
       <w:pPr>
@@ -332,7 +332,6 @@
           <w:docPartUnique/>
         </w:docPartObj>
       </w:sdtPr>
-      <w:sdtEndPr/>
       <w:sdtContent>
         <w:p>
           <w:pPr>
@@ -5592,15 +5591,7 @@
         <w:jc w:val="both"/>
       </w:pPr>
       <w:r>
-        <w:t xml:space="preserve">Az oldal használatához szélessávú internetkapcsolat és modern böngésző javasolt, ezek mellet biztosítható a rendeltetésszerű működés. A felhasználó köteles a hozzáférési adatait biztonságosan kezelni, az adatok feltöltésénél a munkamenethez szorosan kapcsolódó, releváns adatok </w:t>
-      </w:r>
-      <w:proofErr w:type="spellStart"/>
-      <w:r>
-        <w:t>tölthetőek</w:t>
-      </w:r>
-      <w:proofErr w:type="spellEnd"/>
-      <w:r>
-        <w:t xml:space="preserve"> fel.</w:t>
+        <w:t>Az oldal használatához szélessávú internetkapcsolat és modern böngésző javasolt, ezek mellet biztosítható a rendeltetésszerű működés. A felhasználó köteles a hozzáférési adatait biztonságosan kezelni, az adatok feltöltésénél a munkamenethez szorosan kapcsolódó, releváns adatok tölthetőek fel.</w:t>
       </w:r>
     </w:p>
     <w:p>
@@ -5669,21 +5660,7 @@
         <w:rPr>
           <w:rFonts w:ascii="Times New Roman CE" w:hAnsi="Times New Roman CE" w:cs="Times New Roman"/>
         </w:rPr>
-        <w:t xml:space="preserve"> és </w:t>
-      </w:r>
-      <w:proofErr w:type="spellStart"/>
-      <w:r>
-        <w:rPr>
-          <w:rFonts w:ascii="Times New Roman CE" w:hAnsi="Times New Roman CE" w:cs="Times New Roman"/>
-        </w:rPr>
-        <w:t>Admin</w:t>
-      </w:r>
-      <w:proofErr w:type="spellEnd"/>
-      <w:r>
-        <w:rPr>
-          <w:rFonts w:ascii="Times New Roman CE" w:hAnsi="Times New Roman CE" w:cs="Times New Roman"/>
-        </w:rPr>
-        <w:t xml:space="preserve"> hatáskörök. Akik vendégként tehát felhasználó, regisztráció nélkül kívánnak ellátogatni a weboldalra azoknak a böngészés lehetősége áll fent, tehát ők nem képesek vásárolni vagy hangszereket feltölteni biztonsági okokból.</w:t>
+        <w:t xml:space="preserve"> és Admin hatáskörök. Akik vendégként tehát felhasználó, regisztráció nélkül kívánnak ellátogatni a weboldalra azoknak a böngészés lehetősége áll fent, tehát ők nem képesek vásárolni vagy hangszereket feltölteni biztonsági okokból.</w:t>
       </w:r>
     </w:p>
     <w:p>
@@ -5810,15 +5787,7 @@
         <w:jc w:val="both"/>
       </w:pPr>
       <w:r>
-        <w:t xml:space="preserve">A szerveroldalon definiált titkos kulcs megléte a JWT-k aláírásához és </w:t>
-      </w:r>
-      <w:proofErr w:type="spellStart"/>
-      <w:r>
-        <w:t>validálásához</w:t>
-      </w:r>
-      <w:proofErr w:type="spellEnd"/>
-      <w:r>
-        <w:t xml:space="preserve">, esetünkben ez a </w:t>
+        <w:t xml:space="preserve">A szerveroldalon definiált titkos kulcs megléte a JWT-k aláírásához és validálásához, esetünkben ez a </w:t>
       </w:r>
       <w:proofErr w:type="spellStart"/>
       <w:r>
@@ -6592,15 +6561,7 @@
       </w:r>
       <w:proofErr w:type="spellEnd"/>
       <w:r>
-        <w:t xml:space="preserve">: Amennyiben a kliens rendelkezik egy bejegyzett felhasználóval és be is jelentkezett lehetősége nyílik az érdekeltségi körét </w:t>
-      </w:r>
-      <w:proofErr w:type="spellStart"/>
-      <w:r>
-        <w:t>számontartani</w:t>
-      </w:r>
-      <w:proofErr w:type="spellEnd"/>
-      <w:r>
-        <w:t xml:space="preserve"> a weboldalon </w:t>
+        <w:t xml:space="preserve">: Amennyiben a kliens rendelkezik egy bejegyzett felhasználóval és be is jelentkezett lehetősége nyílik az érdekeltségi körét számontartani a weboldalon </w:t>
       </w:r>
     </w:p>
     <w:p>
@@ -7880,35 +7841,7 @@
         <w:rPr>
           <w:rFonts w:ascii="Times New Roman CE" w:hAnsi="Times New Roman CE" w:cs="Times New Roman"/>
         </w:rPr>
-        <w:t xml:space="preserve"> szerkezetű adatbázisból és egy REST elveket követő </w:t>
-      </w:r>
-      <w:proofErr w:type="spellStart"/>
-      <w:r>
-        <w:rPr>
-          <w:rFonts w:ascii="Times New Roman CE" w:hAnsi="Times New Roman CE" w:cs="Times New Roman"/>
-        </w:rPr>
-        <w:t>controller</w:t>
-      </w:r>
-      <w:proofErr w:type="spellEnd"/>
-      <w:r>
-        <w:rPr>
-          <w:rFonts w:ascii="Times New Roman CE" w:hAnsi="Times New Roman CE" w:cs="Times New Roman"/>
-        </w:rPr>
-        <w:t xml:space="preserve"> alapú API-</w:t>
-      </w:r>
-      <w:proofErr w:type="spellStart"/>
-      <w:r>
-        <w:rPr>
-          <w:rFonts w:ascii="Times New Roman CE" w:hAnsi="Times New Roman CE" w:cs="Times New Roman"/>
-        </w:rPr>
-        <w:t>ból</w:t>
-      </w:r>
-      <w:proofErr w:type="spellEnd"/>
-      <w:r>
-        <w:rPr>
-          <w:rFonts w:ascii="Times New Roman CE" w:hAnsi="Times New Roman CE" w:cs="Times New Roman"/>
-        </w:rPr>
-        <w:t xml:space="preserve"> áll.</w:t>
+        <w:t xml:space="preserve"> szerkezetű adatbázisból és egy REST elveket követő controller alapú API-ból áll.</w:t>
       </w:r>
       <w:r>
         <w:rPr>
@@ -9211,11 +9144,11 @@
       </w:r>
       <w:proofErr w:type="spellStart"/>
       <w:r>
-        <w:t>Object-et</w:t>
-      </w:r>
-      <w:proofErr w:type="spellEnd"/>
-      <w:r>
-        <w:t xml:space="preserve"> vagyis az adatátviteli objektumokat esetünkben arra használjuk, hogy bizonyos kényes adatokat kiszűrjünk a kliens által indított kérésekből. </w:t>
+        <w:t>Object</w:t>
+      </w:r>
+      <w:proofErr w:type="spellEnd"/>
+      <w:r>
+        <w:t xml:space="preserve">-et vagyis az adatátviteli objektumokat esetünkben arra használjuk, hogy bizonyos kényes adatokat kiszűrjünk a kliens által indított kérésekből. </w:t>
       </w:r>
       <w:r>
         <w:t xml:space="preserve">Ezt úgy érhetjük el, hogy egy adott objektumról olyan „másolatot” készítünk, amiben a kritikus adatok nincsenek jelen, ezzel a konverzióval biztosítjuk az adatok biztonságát. Példának okáért a </w:t>
@@ -9436,15 +9369,7 @@
       <w:proofErr w:type="spellEnd"/>
       <w:proofErr w:type="gramEnd"/>
       <w:r>
-        <w:t xml:space="preserve">” kiterjesztésű komponensekkel, amiknek segítségével hoztuk létre, amit a felhasználó lát és használ. Az oldal kódolása JavaScript, míg az általános felépítése HTML és </w:t>
-      </w:r>
-      <w:proofErr w:type="spellStart"/>
-      <w:r>
-        <w:t>stílusolása</w:t>
-      </w:r>
-      <w:proofErr w:type="spellEnd"/>
-      <w:r>
-        <w:t xml:space="preserve"> CSS.</w:t>
+        <w:t>” kiterjesztésű komponensekkel, amiknek segítségével hoztuk létre, amit a felhasználó lát és használ. Az oldal kódolása JavaScript, míg az általános felépítése HTML és stílusolása CSS.</w:t>
       </w:r>
     </w:p>
     <w:p>
@@ -9512,7 +9437,7 @@
           <v:shape id="_x0000_i1025" type="#_x0000_t75" style="width:77pt;height:50.1pt" o:ole="">
             <v:imagedata r:id="rId17" o:title=""/>
           </v:shape>
-          <o:OLEObject Type="Embed" ProgID="Package" ShapeID="_x0000_i1025" DrawAspect="Icon" ObjectID="_1837584630" r:id="rId18"/>
+          <o:OLEObject Type="Embed" ProgID="Package" ShapeID="_x0000_i1025" DrawAspect="Icon" ObjectID="_1837609967" r:id="rId18"/>
         </w:object>
       </w:r>
       <w:r>
@@ -9544,50 +9469,798 @@
       <w:pPr>
         <w:jc w:val="both"/>
       </w:pPr>
-      <w:bookmarkStart w:id="30" w:name="_GoBack"/>
+      <w:r>
+        <w:t xml:space="preserve">A </w:t>
+      </w:r>
+      <w:proofErr w:type="spellStart"/>
+      <w:r>
+        <w:t>React</w:t>
+      </w:r>
+      <w:proofErr w:type="spellEnd"/>
+      <w:r>
+        <w:t xml:space="preserve"> hook-ok vagyis kampók olyan eszközök, amelyek különböző </w:t>
+      </w:r>
+      <w:proofErr w:type="spellStart"/>
+      <w:r>
+        <w:t>React</w:t>
+      </w:r>
+      <w:proofErr w:type="spellEnd"/>
+      <w:r>
+        <w:t xml:space="preserve"> funkciók használatát teszi lehetővé. A fejlesztő elkészítheti sajátját vagy használhatja a beépített előre definiáltakat. A projektünkben több a </w:t>
+      </w:r>
+      <w:proofErr w:type="spellStart"/>
+      <w:r>
+        <w:t>React</w:t>
+      </w:r>
+      <w:proofErr w:type="spellEnd"/>
+      <w:r>
+        <w:t xml:space="preserve"> által csoportokba sorolt hook-ot használtunk, a </w:t>
+      </w:r>
+      <w:r>
+        <w:lastRenderedPageBreak/>
+        <w:t xml:space="preserve">csoportok az allábiak; </w:t>
+      </w:r>
+      <w:proofErr w:type="spellStart"/>
+      <w:r>
+        <w:t>state</w:t>
+      </w:r>
+      <w:proofErr w:type="spellEnd"/>
+      <w:r>
+        <w:t xml:space="preserve"> </w:t>
+      </w:r>
+      <w:proofErr w:type="spellStart"/>
+      <w:r>
+        <w:t>hooks</w:t>
+      </w:r>
+      <w:proofErr w:type="spellEnd"/>
+      <w:r>
+        <w:t xml:space="preserve">, context </w:t>
+      </w:r>
+      <w:proofErr w:type="spellStart"/>
+      <w:r>
+        <w:t>hooks</w:t>
+      </w:r>
+      <w:proofErr w:type="spellEnd"/>
+      <w:r>
+        <w:t xml:space="preserve">, </w:t>
+      </w:r>
+      <w:proofErr w:type="spellStart"/>
+      <w:r>
+        <w:t>ref</w:t>
+      </w:r>
+      <w:proofErr w:type="spellEnd"/>
+      <w:r>
+        <w:t xml:space="preserve"> </w:t>
+      </w:r>
+      <w:proofErr w:type="spellStart"/>
+      <w:r>
+        <w:t>hooks</w:t>
+      </w:r>
+      <w:proofErr w:type="spellEnd"/>
+      <w:r>
+        <w:t xml:space="preserve">, </w:t>
+      </w:r>
+      <w:proofErr w:type="spellStart"/>
+      <w:r>
+        <w:t>effect</w:t>
+      </w:r>
+      <w:proofErr w:type="spellEnd"/>
+      <w:r>
+        <w:t xml:space="preserve"> </w:t>
+      </w:r>
+      <w:proofErr w:type="spellStart"/>
+      <w:r>
+        <w:t>hooks</w:t>
+      </w:r>
+      <w:proofErr w:type="spellEnd"/>
+      <w:r>
+        <w:t xml:space="preserve">, performance hook, ezen csoportok többek közt elősegítik </w:t>
+      </w:r>
+      <w:r>
+        <w:t>az oldal logikai kódbéli működését és optimalizálását.</w:t>
+      </w:r>
+    </w:p>
+    <w:p>
+      <w:pPr>
+        <w:jc w:val="both"/>
+      </w:pPr>
+      <w:r>
+        <w:t>Az általunk használt hook-ok és céljuk:</w:t>
+      </w:r>
+    </w:p>
+    <w:p>
+      <w:pPr>
+        <w:pStyle w:val="Listaszerbekezds"/>
+        <w:numPr>
+          <w:ilvl w:val="0"/>
+          <w:numId w:val="21"/>
+        </w:numPr>
+        <w:jc w:val="both"/>
+      </w:pPr>
+      <w:proofErr w:type="spellStart"/>
+      <w:r>
+        <w:t>useState</w:t>
+      </w:r>
+      <w:proofErr w:type="spellEnd"/>
+      <w:r>
+        <w:t>:</w:t>
+      </w:r>
+      <w:r>
+        <w:t xml:space="preserve"> </w:t>
+      </w:r>
+      <w:r>
+        <w:t>A</w:t>
+      </w:r>
+      <w:r>
+        <w:t xml:space="preserve"> </w:t>
+      </w:r>
+      <w:proofErr w:type="spellStart"/>
+      <w:r>
+        <w:t>useState</w:t>
+      </w:r>
+      <w:proofErr w:type="spellEnd"/>
+      <w:r>
+        <w:t xml:space="preserve"> egy olyan </w:t>
+      </w:r>
+      <w:r>
+        <w:t>hook,</w:t>
+      </w:r>
+      <w:r>
+        <w:t xml:space="preserve"> ami </w:t>
+      </w:r>
+      <w:r>
+        <w:t>lehetőséget</w:t>
+      </w:r>
+      <w:r>
+        <w:t xml:space="preserve"> ad arra, hogy állapotot adhassunk egy </w:t>
+      </w:r>
+      <w:r>
+        <w:t>működő</w:t>
+      </w:r>
+      <w:r>
+        <w:t xml:space="preserve"> komponensnek. Ennek </w:t>
+      </w:r>
+      <w:r>
+        <w:t>szintaktikája</w:t>
+      </w:r>
+      <w:r>
+        <w:t xml:space="preserve"> 2 </w:t>
+      </w:r>
+      <w:r>
+        <w:t>elemből</w:t>
+      </w:r>
+      <w:r>
+        <w:t xml:space="preserve"> </w:t>
+      </w:r>
+      <w:r>
+        <w:t>épül</w:t>
+      </w:r>
+      <w:r>
+        <w:t xml:space="preserve"> fel;</w:t>
+      </w:r>
+    </w:p>
+    <w:p>
+      <w:pPr>
+        <w:pStyle w:val="Listaszerbekezds"/>
+        <w:ind w:left="1060" w:firstLine="0"/>
+        <w:jc w:val="both"/>
+      </w:pPr>
+      <w:r>
+        <w:t xml:space="preserve">egy olyan </w:t>
+      </w:r>
+      <w:r>
+        <w:t>elem,</w:t>
+      </w:r>
+      <w:r>
+        <w:t xml:space="preserve"> ami a jelenlegi </w:t>
+      </w:r>
+      <w:r>
+        <w:t>állapotot</w:t>
+      </w:r>
+      <w:r>
+        <w:t xml:space="preserve"> es </w:t>
+      </w:r>
+      <w:r>
+        <w:t>érteket</w:t>
+      </w:r>
+      <w:r>
+        <w:t xml:space="preserve"> t</w:t>
+      </w:r>
+      <w:r>
+        <w:t>á</w:t>
+      </w:r>
+      <w:r>
+        <w:t xml:space="preserve">rolja es a </w:t>
+      </w:r>
+      <w:r>
+        <w:t>metódus</w:t>
+      </w:r>
+    </w:p>
+    <w:p>
+      <w:pPr>
+        <w:pStyle w:val="Listaszerbekezds"/>
+        <w:ind w:left="1060" w:firstLine="0"/>
+        <w:jc w:val="both"/>
+      </w:pPr>
+      <w:r>
+        <w:t xml:space="preserve">amivel </w:t>
+      </w:r>
+      <w:r>
+        <w:t>frissíthetjük</w:t>
+      </w:r>
+      <w:r>
+        <w:t xml:space="preserve"> az </w:t>
+      </w:r>
+      <w:r>
+        <w:t>értekét</w:t>
+      </w:r>
+      <w:r>
+        <w:t>. Ezt a hook</w:t>
+      </w:r>
+      <w:r>
+        <w:t>-</w:t>
+      </w:r>
+      <w:r>
+        <w:t xml:space="preserve">ot </w:t>
+      </w:r>
+      <w:r>
+        <w:t>esetünkben</w:t>
+      </w:r>
+      <w:r>
+        <w:t xml:space="preserve"> </w:t>
+      </w:r>
+      <w:r>
+        <w:t>legtöbbször</w:t>
+      </w:r>
+      <w:r>
+        <w:t xml:space="preserve"> </w:t>
+      </w:r>
+      <w:r>
+        <w:t>úgy</w:t>
+      </w:r>
+      <w:r>
+        <w:t xml:space="preserve"> </w:t>
+      </w:r>
+      <w:r>
+        <w:t>használtunk</w:t>
+      </w:r>
+      <w:r>
+        <w:t>,</w:t>
+      </w:r>
+      <w:r>
+        <w:t xml:space="preserve"> </w:t>
+      </w:r>
+      <w:r>
+        <w:t>hogy helyi</w:t>
+      </w:r>
+      <w:r>
+        <w:t>,</w:t>
+      </w:r>
+      <w:r>
+        <w:t xml:space="preserve"> </w:t>
+      </w:r>
+      <w:r>
+        <w:t>lokális</w:t>
+      </w:r>
+      <w:r>
+        <w:t xml:space="preserve"> </w:t>
+      </w:r>
+      <w:r>
+        <w:t>változó</w:t>
+      </w:r>
+      <w:r>
+        <w:t xml:space="preserve"> adatokat </w:t>
+      </w:r>
+      <w:r>
+        <w:t>t</w:t>
+      </w:r>
+      <w:r>
+        <w:t>á</w:t>
+      </w:r>
+      <w:r>
+        <w:t>roljunk,</w:t>
+      </w:r>
+      <w:r>
+        <w:t xml:space="preserve"> mint </w:t>
+      </w:r>
+      <w:r>
+        <w:t>például</w:t>
+      </w:r>
+      <w:r>
+        <w:t xml:space="preserve">, </w:t>
+      </w:r>
+      <w:r>
+        <w:t>űrlapok</w:t>
+      </w:r>
+      <w:r>
+        <w:t xml:space="preserve"> </w:t>
+      </w:r>
+      <w:r>
+        <w:t>értekéit</w:t>
+      </w:r>
+      <w:r>
+        <w:t xml:space="preserve"> vagy logikai </w:t>
+      </w:r>
+      <w:r>
+        <w:t>kapcsolókat</w:t>
+      </w:r>
+      <w:r>
+        <w:t xml:space="preserve"> </w:t>
+      </w:r>
+      <w:r>
+        <w:t>definiáljunk</w:t>
+      </w:r>
+      <w:r>
+        <w:t>.</w:t>
+      </w:r>
+      <w:r>
+        <w:t xml:space="preserve"> </w:t>
+      </w:r>
+      <w:r>
+        <w:t>Általános</w:t>
+      </w:r>
+      <w:r>
+        <w:t xml:space="preserve"> esetben a </w:t>
+      </w:r>
+      <w:r>
+        <w:t>definiálás</w:t>
+      </w:r>
+      <w:r>
+        <w:t xml:space="preserve"> </w:t>
+      </w:r>
+      <w:r>
+        <w:t>pillanatában</w:t>
+      </w:r>
+      <w:r>
+        <w:t xml:space="preserve"> </w:t>
+      </w:r>
+      <w:r>
+        <w:t>tehát</w:t>
+      </w:r>
+      <w:r>
+        <w:t xml:space="preserve"> amikor </w:t>
+      </w:r>
+      <w:r>
+        <w:t>megírjuk</w:t>
+      </w:r>
+      <w:r>
+        <w:t xml:space="preserve"> ezt az allapot </w:t>
+      </w:r>
+      <w:r>
+        <w:t>változót</w:t>
+      </w:r>
+      <w:r>
+        <w:t xml:space="preserve"> meg kell adnunk a </w:t>
+      </w:r>
+      <w:r>
+        <w:t>típusát</w:t>
+      </w:r>
+      <w:r>
+        <w:t xml:space="preserve"> is. Itt egy </w:t>
+      </w:r>
+      <w:r>
+        <w:t>példa</w:t>
+      </w:r>
+      <w:r>
+        <w:t xml:space="preserve"> a </w:t>
+      </w:r>
+      <w:r>
+        <w:t>projektünkből</w:t>
+      </w:r>
+      <w:r>
+        <w:t>:</w:t>
+      </w:r>
+    </w:p>
+    <w:p>
+      <w:pPr>
+        <w:pStyle w:val="Listaszerbekezds"/>
+        <w:ind w:left="1060" w:firstLine="0"/>
+        <w:jc w:val="both"/>
+      </w:pPr>
+      <w:r>
+        <w:t xml:space="preserve">  const [</w:t>
+      </w:r>
+      <w:proofErr w:type="spellStart"/>
+      <w:r>
+        <w:t>isOpen</w:t>
+      </w:r>
+      <w:proofErr w:type="spellEnd"/>
+      <w:r>
+        <w:t xml:space="preserve">, </w:t>
+      </w:r>
+      <w:proofErr w:type="spellStart"/>
+      <w:r>
+        <w:t>setIsOpen</w:t>
+      </w:r>
+      <w:proofErr w:type="spellEnd"/>
+      <w:r>
+        <w:t xml:space="preserve">] = </w:t>
+      </w:r>
+      <w:proofErr w:type="spellStart"/>
+      <w:r>
+        <w:t>useState</w:t>
+      </w:r>
+      <w:proofErr w:type="spellEnd"/>
+      <w:r>
+        <w:t>(</w:t>
+      </w:r>
+      <w:proofErr w:type="spellStart"/>
+      <w:r>
+        <w:t>false</w:t>
+      </w:r>
+      <w:proofErr w:type="spellEnd"/>
+      <w:r>
+        <w:t>);</w:t>
+      </w:r>
+    </w:p>
+    <w:p>
+      <w:pPr>
+        <w:pStyle w:val="Listaszerbekezds"/>
+        <w:numPr>
+          <w:ilvl w:val="0"/>
+          <w:numId w:val="21"/>
+        </w:numPr>
+        <w:jc w:val="both"/>
+      </w:pPr>
+      <w:proofErr w:type="spellStart"/>
+      <w:r>
+        <w:t>useEffect</w:t>
+      </w:r>
+      <w:proofErr w:type="spellEnd"/>
+      <w:r>
+        <w:t>: Ezzel a hook-</w:t>
+      </w:r>
+      <w:proofErr w:type="spellStart"/>
+      <w:r>
+        <w:t>al</w:t>
+      </w:r>
+      <w:proofErr w:type="spellEnd"/>
+      <w:r>
+        <w:t xml:space="preserve"> képesek vagyunk szinkronizálni a komponenseinket külső rendszerekkel és bizonyos mellékhatásokat tudunk kezelni. Esetünkben ezt arra használtuk, hogy adatokat kérjünk le az API-ból és vagy DOM-manipulációt kezeljünk.</w:t>
+      </w:r>
+      <w:r>
+        <w:t xml:space="preserve"> Ezen hook szintaktikai felépítése így néz ki, az első úgynevezett </w:t>
+      </w:r>
+      <w:proofErr w:type="spellStart"/>
+      <w:r>
+        <w:t>Setup</w:t>
+      </w:r>
+      <w:proofErr w:type="spellEnd"/>
+      <w:r>
+        <w:t xml:space="preserve"> függvény ez tartalmazza a végrehajtandó logikát, a második a függőségi tömb, ami egy opcionális paraméter, amely meghatározza mikor fusson le újra a hatás.</w:t>
+      </w:r>
+    </w:p>
+    <w:p>
+      <w:pPr>
+        <w:pStyle w:val="Listaszerbekezds"/>
+        <w:numPr>
+          <w:ilvl w:val="0"/>
+          <w:numId w:val="21"/>
+        </w:numPr>
+        <w:jc w:val="both"/>
+      </w:pPr>
+      <w:proofErr w:type="spellStart"/>
+      <w:r>
+        <w:t>useRef</w:t>
+      </w:r>
+      <w:proofErr w:type="spellEnd"/>
+      <w:r>
+        <w:t xml:space="preserve">: </w:t>
+      </w:r>
+      <w:r>
+        <w:t>Ez a hook lehetővé teszi, hogy értékeket tároljunk a komponensekről</w:t>
+      </w:r>
+      <w:r>
+        <w:t xml:space="preserve"> </w:t>
+      </w:r>
+      <w:r>
+        <w:t>újrarenderelések</w:t>
+      </w:r>
+      <w:r>
+        <w:tab/>
+        <w:t>közöt</w:t>
+      </w:r>
+      <w:r>
+        <w:t>t</w:t>
+      </w:r>
+      <w:r>
+        <w:t>, anélkül, ho</w:t>
+      </w:r>
+      <w:r>
+        <w:t>g</w:t>
+      </w:r>
+      <w:r>
+        <w:t>y az újrarenderelést váltan</w:t>
+      </w:r>
+      <w:r>
+        <w:t>a</w:t>
+      </w:r>
+      <w:r>
+        <w:t xml:space="preserve"> ki. Mi a projektünkben ezt főként arra használtuk, hogy a DOM-elemeket közvetlenül elérjük.</w:t>
+      </w:r>
+    </w:p>
+    <w:p>
+      <w:pPr>
+        <w:pStyle w:val="Listaszerbekezds"/>
+        <w:numPr>
+          <w:ilvl w:val="0"/>
+          <w:numId w:val="21"/>
+        </w:numPr>
+        <w:jc w:val="both"/>
+      </w:pPr>
+      <w:proofErr w:type="spellStart"/>
+      <w:r>
+        <w:t>useContext</w:t>
+      </w:r>
+      <w:proofErr w:type="spellEnd"/>
+      <w:r>
+        <w:t>:</w:t>
+      </w:r>
+      <w:r>
+        <w:rPr>
+          <w:rFonts w:ascii="Courier New" w:eastAsia="Times New Roman" w:hAnsi="Courier New" w:cs="Courier New"/>
+          <w:b/>
+          <w:sz w:val="20"/>
+          <w:szCs w:val="20"/>
+          <w:lang w:eastAsia="hu-HU"/>
+        </w:rPr>
+        <w:t xml:space="preserve"> </w:t>
+      </w:r>
+      <w:r>
+        <w:t>Ezzel a ho</w:t>
+      </w:r>
+      <w:r>
+        <w:t>o</w:t>
+      </w:r>
+      <w:r>
+        <w:t>k</w:t>
+      </w:r>
+      <w:r>
+        <w:t>-</w:t>
+      </w:r>
+      <w:proofErr w:type="spellStart"/>
+      <w:r>
+        <w:t>al</w:t>
+      </w:r>
+      <w:proofErr w:type="spellEnd"/>
+      <w:r>
+        <w:t xml:space="preserve"> képesek vagyunk adatok és állapotok globális megosztására a komponensek között anélkül, hogy manuálisan szintről szintre kellene átadni a prop-okat,</w:t>
+      </w:r>
+      <w:r>
+        <w:t xml:space="preserve"> </w:t>
+      </w:r>
+      <w:r>
+        <w:t>vagyis ezzel a mélyen beágyazott komponensek hozzáférnek a közös adatokhoz. Esetünkben</w:t>
+      </w:r>
+      <w:r>
+        <w:t xml:space="preserve"> </w:t>
+      </w:r>
+      <w:r>
+        <w:t>a felhasználói bejelentkezési állapotáról tudunk információt szerezni, igazán hasznos</w:t>
+      </w:r>
+      <w:r>
+        <w:t xml:space="preserve"> </w:t>
+      </w:r>
+      <w:r>
+        <w:t>volt amikor attól függően jelenítettünk meg különböző nézeteket, hogy a felhasználó</w:t>
+      </w:r>
+      <w:r>
+        <w:t xml:space="preserve"> </w:t>
+      </w:r>
+      <w:r>
+        <w:t>be van-e jelentkezve.</w:t>
+      </w:r>
+    </w:p>
+    <w:p>
+      <w:pPr>
+        <w:pStyle w:val="Listaszerbekezds"/>
+        <w:numPr>
+          <w:ilvl w:val="0"/>
+          <w:numId w:val="21"/>
+        </w:numPr>
+        <w:jc w:val="both"/>
+      </w:pPr>
+      <w:proofErr w:type="spellStart"/>
+      <w:r>
+        <w:t>useMemo</w:t>
+      </w:r>
+      <w:proofErr w:type="spellEnd"/>
+      <w:r>
+        <w:t xml:space="preserve">: Egy olyan </w:t>
+      </w:r>
+      <w:r>
+        <w:t>hook,</w:t>
+      </w:r>
+      <w:r>
+        <w:t xml:space="preserve"> ami teljesítményoptimalizálásra szolgál. Lehetővé teszi egy számításigényes függvény eredményének gyorsítótárazását a komponens újra rajzolásai között.</w:t>
+      </w:r>
+      <w:r>
+        <w:t xml:space="preserve"> A </w:t>
+      </w:r>
+      <w:proofErr w:type="spellStart"/>
+      <w:r>
+        <w:t>useMemo</w:t>
+      </w:r>
+      <w:proofErr w:type="spellEnd"/>
+      <w:r>
+        <w:t xml:space="preserve"> csak akkor számolja újra az értékeket, ha a megadott függőségek megváltoznak.</w:t>
+      </w:r>
+    </w:p>
+    <w:p>
+      <w:pPr>
+        <w:pStyle w:val="Listaszerbekezds"/>
+        <w:numPr>
+          <w:ilvl w:val="0"/>
+          <w:numId w:val="21"/>
+        </w:numPr>
+        <w:jc w:val="both"/>
+      </w:pPr>
+      <w:proofErr w:type="spellStart"/>
+      <w:r>
+        <w:lastRenderedPageBreak/>
+        <w:t>useCallback</w:t>
+      </w:r>
+      <w:proofErr w:type="spellEnd"/>
+      <w:r>
+        <w:t xml:space="preserve">: Ez egy olyan hook, ami memorizálja a függvénydefiníciót az újrarenderelések között, így elkerülhető, hogy a komponens minden rendereléskor új függvénypéldányt hozzon létre. Mi ezt arra használtuk projektünkben, hogy amikor egy szülő komponensből a gyerekének átadtuk ezt a függvényt </w:t>
+      </w:r>
+      <w:proofErr w:type="spellStart"/>
+      <w:r>
+        <w:t>prop</w:t>
+      </w:r>
+      <w:proofErr w:type="spellEnd"/>
+      <w:r>
+        <w:t>-ként ne rendereljen újra a gyerek, ha a szülőben más okból változás történt és emiatt frissül.</w:t>
+      </w:r>
+    </w:p>
+    <w:p>
+      <w:pPr>
+        <w:pStyle w:val="Listaszerbekezds"/>
+        <w:numPr>
+          <w:ilvl w:val="0"/>
+          <w:numId w:val="21"/>
+        </w:numPr>
+        <w:jc w:val="both"/>
+      </w:pPr>
+      <w:proofErr w:type="spellStart"/>
+      <w:r>
+        <w:t>useNavigate</w:t>
+      </w:r>
+      <w:proofErr w:type="spellEnd"/>
+      <w:r>
+        <w:t xml:space="preserve">: Ez egy olyan hook, ami </w:t>
+      </w:r>
+      <w:r>
+        <w:t xml:space="preserve">a </w:t>
+      </w:r>
+      <w:proofErr w:type="spellStart"/>
+      <w:r>
+        <w:t>React</w:t>
+      </w:r>
+      <w:proofErr w:type="spellEnd"/>
+      <w:r>
+        <w:t xml:space="preserve"> Router könyvtár egyik fontos eleme. Ezzel lehetőségünk adódik a programozott navigációra. Ez azt jelenti, hogy nemcsak fix linkekkel, hanem JavaScript kód segítségével átirányíthassuk a felhasználót.</w:t>
+      </w:r>
+    </w:p>
+    <w:p>
+      <w:pPr>
+        <w:pStyle w:val="Listaszerbekezds"/>
+        <w:numPr>
+          <w:ilvl w:val="0"/>
+          <w:numId w:val="21"/>
+        </w:numPr>
+        <w:jc w:val="both"/>
+      </w:pPr>
+      <w:proofErr w:type="spellStart"/>
+      <w:r>
+        <w:t>useSearchParams</w:t>
+      </w:r>
+      <w:proofErr w:type="spellEnd"/>
+      <w:r>
+        <w:t xml:space="preserve">: Ez egy olyan </w:t>
+      </w:r>
+      <w:proofErr w:type="spellStart"/>
+      <w:r>
+        <w:t>React</w:t>
+      </w:r>
+      <w:proofErr w:type="spellEnd"/>
+      <w:r>
+        <w:t xml:space="preserve"> Router hook, ami lehetőséget ad az URL </w:t>
+      </w:r>
+      <w:proofErr w:type="spellStart"/>
+      <w:r>
+        <w:t>query</w:t>
+      </w:r>
+      <w:proofErr w:type="spellEnd"/>
+      <w:r>
+        <w:t xml:space="preserve"> </w:t>
+      </w:r>
+      <w:proofErr w:type="spellStart"/>
+      <w:r>
+        <w:t>string</w:t>
+      </w:r>
+      <w:proofErr w:type="spellEnd"/>
+      <w:r>
+        <w:t xml:space="preserve"> olvasására és módosítására. Ez mi esetünkben arra volt használatos, hogy </w:t>
+      </w:r>
+      <w:r>
+        <w:t>a szűrések értékeit beállítsuk egyik oldalon és kiolvassuk egy másikon. Azért is hasznos ez mivel így, ha valaki kimásolja a linket, amiben van keresési paraméter és ezt küldi el egy másik felhasználónak akkor ő is ugyan azt ebben az esetben beállított szűrőket fogja látni.</w:t>
+      </w:r>
+    </w:p>
+    <w:p>
+      <w:pPr>
+        <w:pStyle w:val="Listaszerbekezds"/>
+        <w:numPr>
+          <w:ilvl w:val="0"/>
+          <w:numId w:val="21"/>
+        </w:numPr>
+        <w:jc w:val="both"/>
+      </w:pPr>
+      <w:proofErr w:type="spellStart"/>
+      <w:r>
+        <w:t>usePaymentInputs</w:t>
+      </w:r>
+      <w:proofErr w:type="spellEnd"/>
+      <w:r>
+        <w:t xml:space="preserve">: Ez egy olyan </w:t>
+      </w:r>
+      <w:proofErr w:type="spellStart"/>
+      <w:r>
+        <w:t>React</w:t>
+      </w:r>
+      <w:proofErr w:type="spellEnd"/>
+      <w:r>
+        <w:t xml:space="preserve"> hook, ami automatikusan kezeli a kártyaadatok formázását és validálását. Például a kártyaszám a tipikus 4 számjegy 4 részben elkülönítve formátumban jelenik meg, képes felismerni és </w:t>
+      </w:r>
+      <w:proofErr w:type="spellStart"/>
+      <w:r>
+        <w:t>validálni</w:t>
+      </w:r>
+      <w:proofErr w:type="spellEnd"/>
+      <w:r>
+        <w:t xml:space="preserve"> a kártya típusát például Visa és vagy </w:t>
+      </w:r>
+      <w:proofErr w:type="spellStart"/>
+      <w:r>
+        <w:t>MasterCard</w:t>
+      </w:r>
+      <w:proofErr w:type="spellEnd"/>
+      <w:r>
+        <w:t xml:space="preserve"> ezeket a beépített ikonoknak köszönhetően </w:t>
+      </w:r>
+      <w:proofErr w:type="spellStart"/>
+      <w:r>
+        <w:t>validálást</w:t>
+      </w:r>
+      <w:proofErr w:type="spellEnd"/>
+      <w:r>
+        <w:t xml:space="preserve"> követően meg is jelennek. </w:t>
+      </w:r>
+    </w:p>
+    <w:p>
+      <w:pPr>
+        <w:pStyle w:val="Cmsor3"/>
+        <w:jc w:val="both"/>
+        <w:rPr>
+          <w:rFonts w:ascii="Times New Roman CE" w:hAnsi="Times New Roman CE" w:cs="Times New Roman"/>
+        </w:rPr>
+      </w:pPr>
+      <w:bookmarkStart w:id="30" w:name="_Toc226717426"/>
+      <w:r>
+        <w:rPr>
+          <w:rFonts w:ascii="Times New Roman CE" w:hAnsi="Times New Roman CE" w:cs="Times New Roman"/>
+        </w:rPr>
+        <w:t>Reszponzív kliens</w:t>
+      </w:r>
       <w:bookmarkEnd w:id="30"/>
     </w:p>
     <w:p>
       <w:pPr>
-        <w:pStyle w:val="Cmsor3"/>
-        <w:jc w:val="both"/>
-        <w:rPr>
-          <w:rFonts w:ascii="Times New Roman CE" w:hAnsi="Times New Roman CE" w:cs="Times New Roman"/>
-        </w:rPr>
-      </w:pPr>
-      <w:bookmarkStart w:id="31" w:name="_Toc226717426"/>
-      <w:r>
-        <w:rPr>
-          <w:rFonts w:ascii="Times New Roman CE" w:hAnsi="Times New Roman CE" w:cs="Times New Roman"/>
-        </w:rPr>
-        <w:t>Reszponzív kliens</w:t>
-      </w:r>
-      <w:bookmarkEnd w:id="31"/>
-    </w:p>
-    <w:p>
-      <w:pPr>
         <w:ind w:left="340" w:firstLine="0"/>
         <w:jc w:val="both"/>
       </w:pPr>
       <w:r>
-        <w:t xml:space="preserve">A </w:t>
-      </w:r>
-      <w:proofErr w:type="spellStart"/>
-      <w:r>
-        <w:t>reszponzívitás</w:t>
-      </w:r>
-      <w:proofErr w:type="spellEnd"/>
-      <w:r>
-        <w:t xml:space="preserve"> minden weboldal egy létfontosságú eleme, ami azért felelős, hogy a szóban forgó honlap minden eszközön átfogóan jól nézzen ki, megfelelő módon </w:t>
-      </w:r>
-      <w:proofErr w:type="spellStart"/>
-      <w:r>
-        <w:lastRenderedPageBreak/>
-        <w:t>működjön</w:t>
-      </w:r>
-      <w:proofErr w:type="spellEnd"/>
-      <w:r>
-        <w:t xml:space="preserve"> és könnyen lehessen navigálni. Ezt mi az alábbi két módszerrel próbáljuk elérni; a stílus beállításánál törekszünk az alapértelmezetten reszponzív mértékegységek használatára, mint például: </w:t>
+        <w:t xml:space="preserve">A reszponzívitás minden weboldal egy létfontosságú eleme, ami azért felelős, hogy a szóban forgó honlap minden eszközön átfogóan jól nézzen ki, megfelelő módon működjön és könnyen lehessen navigálni. Ezt mi az alábbi két módszerrel próbáljuk elérni; a stílus beállításánál törekszünk az alapértelmezetten reszponzív mértékegységek használatára, mint például: </w:t>
       </w:r>
     </w:p>
     <w:p>
@@ -9637,6 +10310,7 @@
       </w:pPr>
       <w:proofErr w:type="spellStart"/>
       <w:r>
+        <w:lastRenderedPageBreak/>
         <w:t>Viewport</w:t>
       </w:r>
       <w:proofErr w:type="spellEnd"/>
@@ -9723,7 +10397,7 @@
           <v:shape id="_x0000_i1026" type="#_x0000_t75" style="width:77pt;height:50.1pt" o:ole="">
             <v:imagedata r:id="rId19" o:title=""/>
           </v:shape>
-          <o:OLEObject Type="Embed" ProgID="Package" ShapeID="_x0000_i1026" DrawAspect="Icon" ObjectID="_1837584631" r:id="rId20"/>
+          <o:OLEObject Type="Embed" ProgID="Package" ShapeID="_x0000_i1026" DrawAspect="Icon" ObjectID="_1837609968" r:id="rId20"/>
         </w:object>
       </w:r>
       <w:r>
@@ -9738,14 +10412,14 @@
           <w:rFonts w:ascii="Times New Roman CE" w:hAnsi="Times New Roman CE" w:cs="Times New Roman"/>
         </w:rPr>
       </w:pPr>
-      <w:bookmarkStart w:id="32" w:name="_Toc226717427"/>
+      <w:bookmarkStart w:id="31" w:name="_Toc226717427"/>
       <w:r>
         <w:rPr>
           <w:rFonts w:ascii="Times New Roman CE" w:hAnsi="Times New Roman CE" w:cs="Times New Roman"/>
         </w:rPr>
         <w:t>Alkalmazott fejlesztői eszközök</w:t>
       </w:r>
-      <w:bookmarkEnd w:id="32"/>
+      <w:bookmarkEnd w:id="31"/>
     </w:p>
     <w:p>
       <w:pPr>
@@ -9839,6 +10513,22 @@
       </w:r>
       <w:r>
         <w:t xml:space="preserve"> </w:t>
+      </w:r>
+    </w:p>
+    <w:p>
+      <w:pPr>
+        <w:jc w:val="both"/>
+      </w:pPr>
+      <w:r>
+        <w:t xml:space="preserve">Az </w:t>
+      </w:r>
+      <w:proofErr w:type="spellStart"/>
+      <w:r>
+        <w:t>EmailJS</w:t>
+      </w:r>
+      <w:proofErr w:type="spellEnd"/>
+      <w:r>
+        <w:t xml:space="preserve"> egy olyan csomag, ami lehetővé teszi a legtöbb weboldal egyik elengedhetetlen kommunikációs formáját az email küldést, ami több célból is szükséges lehet például: az oldal rendellenes működését így lehet jelezni vagy akár, ha csak egy egyszerű kérdéssel fordulnának a vevőszolgálathoz azt is megtehetik.</w:t>
       </w:r>
     </w:p>
     <w:p>
@@ -9851,22 +10541,6 @@
       </w:r>
       <w:proofErr w:type="spellStart"/>
       <w:r>
-        <w:t>EmailJS</w:t>
-      </w:r>
-      <w:proofErr w:type="spellEnd"/>
-      <w:r>
-        <w:t xml:space="preserve"> egy olyan csomag, ami lehetővé teszi a legtöbb weboldal egyik elengedhetetlen kommunikációs formáját az email küldést, ami több célból is szükséges lehet például: az oldal rendellenes működését így lehet jelezni vagy akár, ha csak egy egyszerű kérdéssel fordulnának a vevőszolgálathoz azt is megtehetik.</w:t>
-      </w:r>
-    </w:p>
-    <w:p>
-      <w:pPr>
-        <w:jc w:val="both"/>
-      </w:pPr>
-      <w:r>
-        <w:t xml:space="preserve">Az </w:t>
-      </w:r>
-      <w:proofErr w:type="spellStart"/>
-      <w:r>
         <w:t>Axios</w:t>
       </w:r>
       <w:proofErr w:type="spellEnd"/>
@@ -9903,20 +10577,9 @@
       <w:r>
         <w:t>XMLHttpRequest</w:t>
       </w:r>
-      <w:r>
-        <w:t>-et</w:t>
-      </w:r>
-      <w:proofErr w:type="spellEnd"/>
-      <w:r>
-        <w:t xml:space="preserve"> használva kommunikál az API-</w:t>
-      </w:r>
-      <w:proofErr w:type="spellStart"/>
-      <w:r>
-        <w:t>val</w:t>
-      </w:r>
-      <w:proofErr w:type="spellEnd"/>
-      <w:r>
-        <w:t>, hogy adatokat szolgáltasson vagy éppen azokat felvegye, mint például egy új felhasználó regisztrálásakor.</w:t>
+      <w:proofErr w:type="spellEnd"/>
+      <w:r>
+        <w:t>-et használva kommunikál az API-val, hogy adatokat szolgáltasson vagy éppen azokat felvegye, mint például egy új felhasználó regisztrálásakor.</w:t>
       </w:r>
     </w:p>
     <w:p>
@@ -9948,15 +10611,7 @@
       </w:r>
       <w:proofErr w:type="spellEnd"/>
       <w:r>
-        <w:t xml:space="preserve"> ami abban segít, hogy bizonyos elérési utakat definiáljon, irányítson és módosítson ezzel elérve a különböző </w:t>
-      </w:r>
-      <w:proofErr w:type="spellStart"/>
-      <w:r>
-        <w:t>nézeteket</w:t>
-      </w:r>
-      <w:proofErr w:type="spellEnd"/>
-      <w:r>
-        <w:t xml:space="preserve"> a weboldalunkon. A </w:t>
+        <w:t xml:space="preserve"> ami abban segít, hogy bizonyos elérési utakat definiáljon, irányítson és módosítson ezzel elérve a különböző nézeteket a weboldalunkon. A </w:t>
       </w:r>
       <w:proofErr w:type="spellStart"/>
       <w:r>
@@ -9975,7 +10630,7 @@
           <w:rFonts w:ascii="Times New Roman CE" w:hAnsi="Times New Roman CE" w:cs="Times New Roman"/>
         </w:rPr>
       </w:pPr>
-      <w:bookmarkStart w:id="33" w:name="_Toc226717428"/>
+      <w:bookmarkStart w:id="32" w:name="_Toc226717428"/>
       <w:r>
         <w:rPr>
           <w:rFonts w:ascii="Times New Roman CE" w:hAnsi="Times New Roman CE" w:cs="Times New Roman"/>
@@ -9983,47 +10638,47 @@
         <w:lastRenderedPageBreak/>
         <w:t>Projektmenedzsment</w:t>
       </w:r>
+      <w:bookmarkEnd w:id="32"/>
+      <w:r>
+        <w:rPr>
+          <w:rFonts w:ascii="Times New Roman CE" w:hAnsi="Times New Roman CE" w:cs="Times New Roman"/>
+        </w:rPr>
+        <w:t xml:space="preserve"> </w:t>
+      </w:r>
+    </w:p>
+    <w:p>
+      <w:pPr>
+        <w:pStyle w:val="Cmsor2"/>
+        <w:jc w:val="both"/>
+        <w:rPr>
+          <w:rFonts w:ascii="Times New Roman CE" w:hAnsi="Times New Roman CE" w:cs="Times New Roman"/>
+        </w:rPr>
+      </w:pPr>
+      <w:bookmarkStart w:id="33" w:name="_Toc226717429"/>
+      <w:r>
+        <w:rPr>
+          <w:rFonts w:ascii="Times New Roman CE" w:hAnsi="Times New Roman CE" w:cs="Times New Roman"/>
+        </w:rPr>
+        <w:t>Projekttervezés</w:t>
+      </w:r>
       <w:bookmarkEnd w:id="33"/>
-      <w:r>
-        <w:rPr>
-          <w:rFonts w:ascii="Times New Roman CE" w:hAnsi="Times New Roman CE" w:cs="Times New Roman"/>
-        </w:rPr>
-        <w:t xml:space="preserve"> </w:t>
-      </w:r>
-    </w:p>
-    <w:p>
-      <w:pPr>
-        <w:pStyle w:val="Cmsor2"/>
-        <w:jc w:val="both"/>
-        <w:rPr>
-          <w:rFonts w:ascii="Times New Roman CE" w:hAnsi="Times New Roman CE" w:cs="Times New Roman"/>
-        </w:rPr>
-      </w:pPr>
-      <w:bookmarkStart w:id="34" w:name="_Toc226717429"/>
-      <w:r>
-        <w:rPr>
-          <w:rFonts w:ascii="Times New Roman CE" w:hAnsi="Times New Roman CE" w:cs="Times New Roman"/>
-        </w:rPr>
-        <w:t>Projekttervezés</w:t>
+    </w:p>
+    <w:p>
+      <w:pPr>
+        <w:pStyle w:val="Cmsor3"/>
+        <w:jc w:val="both"/>
+        <w:rPr>
+          <w:rFonts w:ascii="Times New Roman CE" w:hAnsi="Times New Roman CE" w:cs="Times New Roman"/>
+        </w:rPr>
+      </w:pPr>
+      <w:bookmarkStart w:id="34" w:name="_Toc226717430"/>
+      <w:r>
+        <w:rPr>
+          <w:rFonts w:ascii="Times New Roman CE" w:hAnsi="Times New Roman CE" w:cs="Times New Roman"/>
+        </w:rPr>
+        <w:t>Célkitűzések és határidők</w:t>
       </w:r>
       <w:bookmarkEnd w:id="34"/>
-    </w:p>
-    <w:p>
-      <w:pPr>
-        <w:pStyle w:val="Cmsor3"/>
-        <w:jc w:val="both"/>
-        <w:rPr>
-          <w:rFonts w:ascii="Times New Roman CE" w:hAnsi="Times New Roman CE" w:cs="Times New Roman"/>
-        </w:rPr>
-      </w:pPr>
-      <w:bookmarkStart w:id="35" w:name="_Toc226717430"/>
-      <w:r>
-        <w:rPr>
-          <w:rFonts w:ascii="Times New Roman CE" w:hAnsi="Times New Roman CE" w:cs="Times New Roman"/>
-        </w:rPr>
-        <w:t>Célkitűzések és határidők</w:t>
-      </w:r>
-      <w:bookmarkEnd w:id="35"/>
     </w:p>
     <w:p>
       <w:pPr>
@@ -10415,14 +11070,14 @@
           <w:rFonts w:ascii="Times New Roman CE" w:hAnsi="Times New Roman CE" w:cs="Times New Roman"/>
         </w:rPr>
       </w:pPr>
-      <w:bookmarkStart w:id="36" w:name="_Toc226717431"/>
+      <w:bookmarkStart w:id="35" w:name="_Toc226717431"/>
       <w:r>
         <w:rPr>
           <w:rFonts w:ascii="Times New Roman CE" w:hAnsi="Times New Roman CE" w:cs="Times New Roman"/>
         </w:rPr>
         <w:t>Feladatmegosztás</w:t>
       </w:r>
-      <w:bookmarkEnd w:id="36"/>
+      <w:bookmarkEnd w:id="35"/>
     </w:p>
     <w:p>
       <w:pPr>
@@ -10632,14 +11287,14 @@
           <w:rFonts w:ascii="Times New Roman CE" w:hAnsi="Times New Roman CE" w:cs="Times New Roman"/>
         </w:rPr>
       </w:pPr>
-      <w:bookmarkStart w:id="37" w:name="_Toc226717432"/>
+      <w:bookmarkStart w:id="36" w:name="_Toc226717432"/>
       <w:r>
         <w:rPr>
           <w:rFonts w:ascii="Times New Roman CE" w:hAnsi="Times New Roman CE" w:cs="Times New Roman"/>
         </w:rPr>
         <w:t>Verziókövetés</w:t>
       </w:r>
-      <w:bookmarkEnd w:id="37"/>
+      <w:bookmarkEnd w:id="36"/>
     </w:p>
     <w:p>
       <w:pPr>
@@ -10841,6 +11496,9 @@
           <w:t>https://github.com/szoft2006A2Cs4/Vizsgaremek</w:t>
         </w:r>
       </w:hyperlink>
+      <w:r>
+        <w:tab/>
+      </w:r>
     </w:p>
     <w:p>
       <w:pPr>
@@ -10850,7 +11508,7 @@
           <w:rFonts w:ascii="Times New Roman CE" w:hAnsi="Times New Roman CE" w:cs="Times New Roman"/>
         </w:rPr>
       </w:pPr>
-      <w:bookmarkStart w:id="38" w:name="_Toc226717433"/>
+      <w:bookmarkStart w:id="37" w:name="_Toc226717433"/>
       <w:r>
         <w:rPr>
           <w:rFonts w:ascii="Times New Roman CE" w:hAnsi="Times New Roman CE" w:cs="Times New Roman"/>
@@ -10858,30 +11516,30 @@
         <w:lastRenderedPageBreak/>
         <w:t>Kockázatelemzés</w:t>
       </w:r>
+      <w:bookmarkEnd w:id="37"/>
+    </w:p>
+    <w:p>
+      <w:pPr>
+        <w:pStyle w:val="Cmsor2"/>
+        <w:jc w:val="both"/>
+        <w:rPr>
+          <w:rFonts w:ascii="Times New Roman CE" w:hAnsi="Times New Roman CE" w:cs="Times New Roman"/>
+        </w:rPr>
+      </w:pPr>
+      <w:bookmarkStart w:id="38" w:name="_Toc226717434"/>
+      <w:r>
+        <w:rPr>
+          <w:rFonts w:ascii="Times New Roman CE" w:hAnsi="Times New Roman CE" w:cs="Times New Roman"/>
+        </w:rPr>
+        <w:t xml:space="preserve">Kockázatok és </w:t>
+      </w:r>
+      <w:r>
+        <w:rPr>
+          <w:rFonts w:ascii="Times New Roman CE" w:hAnsi="Times New Roman CE" w:cs="Times New Roman"/>
+        </w:rPr>
+        <w:t>kezelésük</w:t>
+      </w:r>
       <w:bookmarkEnd w:id="38"/>
-    </w:p>
-    <w:p>
-      <w:pPr>
-        <w:pStyle w:val="Cmsor2"/>
-        <w:jc w:val="both"/>
-        <w:rPr>
-          <w:rFonts w:ascii="Times New Roman CE" w:hAnsi="Times New Roman CE" w:cs="Times New Roman"/>
-        </w:rPr>
-      </w:pPr>
-      <w:bookmarkStart w:id="39" w:name="_Toc226717434"/>
-      <w:r>
-        <w:rPr>
-          <w:rFonts w:ascii="Times New Roman CE" w:hAnsi="Times New Roman CE" w:cs="Times New Roman"/>
-        </w:rPr>
-        <w:t xml:space="preserve">Kockázatok és </w:t>
-      </w:r>
-      <w:r>
-        <w:rPr>
-          <w:rFonts w:ascii="Times New Roman CE" w:hAnsi="Times New Roman CE" w:cs="Times New Roman"/>
-        </w:rPr>
-        <w:t>kezelésük</w:t>
-      </w:r>
-      <w:bookmarkEnd w:id="39"/>
     </w:p>
     <w:tbl>
       <w:tblPr>
@@ -11183,7 +11841,7 @@
           <w:rFonts w:ascii="Times New Roman CE" w:hAnsi="Times New Roman CE" w:cs="Times New Roman"/>
         </w:rPr>
       </w:pPr>
-      <w:bookmarkStart w:id="40" w:name="_Toc226717435"/>
+      <w:bookmarkStart w:id="39" w:name="_Toc226717435"/>
       <w:r>
         <w:rPr>
           <w:rFonts w:ascii="Times New Roman CE" w:hAnsi="Times New Roman CE" w:cs="Times New Roman"/>
@@ -11191,24 +11849,126 @@
         <w:lastRenderedPageBreak/>
         <w:t>Tesztelési dokumentáció</w:t>
       </w:r>
+      <w:bookmarkEnd w:id="39"/>
+    </w:p>
+    <w:p>
+      <w:pPr>
+        <w:pStyle w:val="Cmsor2"/>
+        <w:jc w:val="both"/>
+        <w:rPr>
+          <w:rFonts w:ascii="Times New Roman CE" w:hAnsi="Times New Roman CE" w:cs="Times New Roman"/>
+        </w:rPr>
+      </w:pPr>
+      <w:bookmarkStart w:id="40" w:name="_Toc226717436"/>
+      <w:r>
+        <w:rPr>
+          <w:rFonts w:ascii="Times New Roman CE" w:hAnsi="Times New Roman CE" w:cs="Times New Roman"/>
+        </w:rPr>
+        <w:t>Tesztesetek</w:t>
+      </w:r>
       <w:bookmarkEnd w:id="40"/>
     </w:p>
     <w:p>
       <w:pPr>
+        <w:pStyle w:val="Cmsor3"/>
+        <w:jc w:val="both"/>
+        <w:rPr>
+          <w:rFonts w:ascii="Times New Roman CE" w:hAnsi="Times New Roman CE" w:cs="Times New Roman"/>
+        </w:rPr>
+      </w:pPr>
+      <w:bookmarkStart w:id="41" w:name="_Toc226717437"/>
+      <w:r>
+        <w:rPr>
+          <w:rFonts w:ascii="Times New Roman CE" w:hAnsi="Times New Roman CE" w:cs="Times New Roman"/>
+        </w:rPr>
+        <w:t>Normás használat – bejelentkezés</w:t>
+      </w:r>
+      <w:bookmarkEnd w:id="41"/>
+    </w:p>
+    <w:p>
+      <w:pPr>
+        <w:pStyle w:val="Cmsor3"/>
+        <w:jc w:val="both"/>
+        <w:rPr>
+          <w:rFonts w:ascii="Times New Roman CE" w:hAnsi="Times New Roman CE" w:cs="Times New Roman"/>
+        </w:rPr>
+      </w:pPr>
+      <w:bookmarkStart w:id="42" w:name="_Toc226717438"/>
+      <w:r>
+        <w:rPr>
+          <w:rFonts w:ascii="Times New Roman CE" w:hAnsi="Times New Roman CE" w:cs="Times New Roman"/>
+        </w:rPr>
+        <w:t>Extrém eset – üres mezők</w:t>
+      </w:r>
+      <w:bookmarkEnd w:id="42"/>
+    </w:p>
+    <w:p>
+      <w:pPr>
+        <w:pStyle w:val="Cmsor3"/>
+        <w:jc w:val="both"/>
+        <w:rPr>
+          <w:rFonts w:ascii="Times New Roman CE" w:hAnsi="Times New Roman CE" w:cs="Times New Roman"/>
+        </w:rPr>
+      </w:pPr>
+      <w:bookmarkStart w:id="43" w:name="_Toc226717439"/>
+      <w:r>
+        <w:rPr>
+          <w:rFonts w:ascii="Times New Roman CE" w:hAnsi="Times New Roman CE" w:cs="Times New Roman"/>
+        </w:rPr>
+        <w:t>Helytelen adat – hibás jelszó</w:t>
+      </w:r>
+      <w:bookmarkEnd w:id="43"/>
+    </w:p>
+    <w:p>
+      <w:pPr>
+        <w:pStyle w:val="Cmsor3"/>
+        <w:jc w:val="both"/>
+        <w:rPr>
+          <w:rFonts w:ascii="Times New Roman CE" w:hAnsi="Times New Roman CE" w:cs="Times New Roman"/>
+        </w:rPr>
+      </w:pPr>
+      <w:bookmarkStart w:id="44" w:name="_Toc226717440"/>
+      <w:r>
+        <w:rPr>
+          <w:rFonts w:ascii="Times New Roman CE" w:hAnsi="Times New Roman CE" w:cs="Times New Roman"/>
+        </w:rPr>
+        <w:t>Bolondbiztos teszt – hosszú bemenet</w:t>
+      </w:r>
+      <w:bookmarkEnd w:id="44"/>
+    </w:p>
+    <w:p>
+      <w:pPr>
         <w:pStyle w:val="Cmsor2"/>
         <w:jc w:val="both"/>
         <w:rPr>
           <w:rFonts w:ascii="Times New Roman CE" w:hAnsi="Times New Roman CE" w:cs="Times New Roman"/>
         </w:rPr>
       </w:pPr>
-      <w:bookmarkStart w:id="41" w:name="_Toc226717436"/>
-      <w:r>
-        <w:rPr>
-          <w:rFonts w:ascii="Times New Roman CE" w:hAnsi="Times New Roman CE" w:cs="Times New Roman"/>
-        </w:rPr>
-        <w:t>Tesztesetek</w:t>
-      </w:r>
-      <w:bookmarkEnd w:id="41"/>
+      <w:bookmarkStart w:id="45" w:name="_Toc226717441"/>
+      <w:r>
+        <w:rPr>
+          <w:rFonts w:ascii="Times New Roman CE" w:hAnsi="Times New Roman CE" w:cs="Times New Roman"/>
+        </w:rPr>
+        <w:t>Talált hibák</w:t>
+      </w:r>
+      <w:bookmarkEnd w:id="45"/>
+    </w:p>
+    <w:p>
+      <w:pPr>
+        <w:pStyle w:val="Cmsor2"/>
+        <w:jc w:val="both"/>
+        <w:rPr>
+          <w:rFonts w:ascii="Times New Roman CE" w:hAnsi="Times New Roman CE" w:cs="Times New Roman"/>
+        </w:rPr>
+      </w:pPr>
+      <w:bookmarkStart w:id="46" w:name="_Toc226717442"/>
+      <w:r>
+        <w:rPr>
+          <w:rFonts w:ascii="Times New Roman CE" w:hAnsi="Times New Roman CE" w:cs="Times New Roman"/>
+        </w:rPr>
+        <w:t>Automatizált tesztelés</w:t>
+      </w:r>
+      <w:bookmarkEnd w:id="46"/>
     </w:p>
     <w:p>
       <w:pPr>
@@ -11218,65 +11978,14 @@
           <w:rFonts w:ascii="Times New Roman CE" w:hAnsi="Times New Roman CE" w:cs="Times New Roman"/>
         </w:rPr>
       </w:pPr>
-      <w:bookmarkStart w:id="42" w:name="_Toc226717437"/>
-      <w:r>
-        <w:rPr>
-          <w:rFonts w:ascii="Times New Roman CE" w:hAnsi="Times New Roman CE" w:cs="Times New Roman"/>
-        </w:rPr>
-        <w:t>Normás használat – bejelentkezés</w:t>
-      </w:r>
-      <w:bookmarkEnd w:id="42"/>
-    </w:p>
-    <w:p>
-      <w:pPr>
-        <w:pStyle w:val="Cmsor3"/>
-        <w:jc w:val="both"/>
-        <w:rPr>
-          <w:rFonts w:ascii="Times New Roman CE" w:hAnsi="Times New Roman CE" w:cs="Times New Roman"/>
-        </w:rPr>
-      </w:pPr>
-      <w:bookmarkStart w:id="43" w:name="_Toc226717438"/>
-      <w:r>
-        <w:rPr>
-          <w:rFonts w:ascii="Times New Roman CE" w:hAnsi="Times New Roman CE" w:cs="Times New Roman"/>
-        </w:rPr>
-        <w:t>Extrém eset – üres mezők</w:t>
-      </w:r>
-      <w:bookmarkEnd w:id="43"/>
-    </w:p>
-    <w:p>
-      <w:pPr>
-        <w:pStyle w:val="Cmsor3"/>
-        <w:jc w:val="both"/>
-        <w:rPr>
-          <w:rFonts w:ascii="Times New Roman CE" w:hAnsi="Times New Roman CE" w:cs="Times New Roman"/>
-        </w:rPr>
-      </w:pPr>
-      <w:bookmarkStart w:id="44" w:name="_Toc226717439"/>
-      <w:r>
-        <w:rPr>
-          <w:rFonts w:ascii="Times New Roman CE" w:hAnsi="Times New Roman CE" w:cs="Times New Roman"/>
-        </w:rPr>
-        <w:t>Helytelen adat – hibás jelszó</w:t>
-      </w:r>
-      <w:bookmarkEnd w:id="44"/>
-    </w:p>
-    <w:p>
-      <w:pPr>
-        <w:pStyle w:val="Cmsor3"/>
-        <w:jc w:val="both"/>
-        <w:rPr>
-          <w:rFonts w:ascii="Times New Roman CE" w:hAnsi="Times New Roman CE" w:cs="Times New Roman"/>
-        </w:rPr>
-      </w:pPr>
-      <w:bookmarkStart w:id="45" w:name="_Toc226717440"/>
-      <w:r>
-        <w:rPr>
-          <w:rFonts w:ascii="Times New Roman CE" w:hAnsi="Times New Roman CE" w:cs="Times New Roman"/>
-        </w:rPr>
-        <w:t>Bolondbiztos teszt – hosszú bemenet</w:t>
-      </w:r>
-      <w:bookmarkEnd w:id="45"/>
+      <w:bookmarkStart w:id="47" w:name="_Toc226717443"/>
+      <w:r>
+        <w:rPr>
+          <w:rFonts w:ascii="Times New Roman CE" w:hAnsi="Times New Roman CE" w:cs="Times New Roman"/>
+        </w:rPr>
+        <w:t>Egységtesztek</w:t>
+      </w:r>
+      <w:bookmarkEnd w:id="47"/>
     </w:p>
     <w:p>
       <w:pPr>
@@ -11286,75 +11995,24 @@
           <w:rFonts w:ascii="Times New Roman CE" w:hAnsi="Times New Roman CE" w:cs="Times New Roman"/>
         </w:rPr>
       </w:pPr>
-      <w:bookmarkStart w:id="46" w:name="_Toc226717441"/>
-      <w:r>
-        <w:rPr>
-          <w:rFonts w:ascii="Times New Roman CE" w:hAnsi="Times New Roman CE" w:cs="Times New Roman"/>
-        </w:rPr>
-        <w:t>Talált hibák</w:t>
-      </w:r>
-      <w:bookmarkEnd w:id="46"/>
-    </w:p>
-    <w:p>
-      <w:pPr>
-        <w:pStyle w:val="Cmsor2"/>
-        <w:jc w:val="both"/>
-        <w:rPr>
-          <w:rFonts w:ascii="Times New Roman CE" w:hAnsi="Times New Roman CE" w:cs="Times New Roman"/>
-        </w:rPr>
-      </w:pPr>
-      <w:bookmarkStart w:id="47" w:name="_Toc226717442"/>
-      <w:r>
-        <w:rPr>
-          <w:rFonts w:ascii="Times New Roman CE" w:hAnsi="Times New Roman CE" w:cs="Times New Roman"/>
-        </w:rPr>
-        <w:t>Automatizált tesztelés</w:t>
-      </w:r>
-      <w:bookmarkEnd w:id="47"/>
-    </w:p>
-    <w:p>
-      <w:pPr>
-        <w:pStyle w:val="Cmsor3"/>
-        <w:jc w:val="both"/>
-        <w:rPr>
-          <w:rFonts w:ascii="Times New Roman CE" w:hAnsi="Times New Roman CE" w:cs="Times New Roman"/>
-        </w:rPr>
-      </w:pPr>
-      <w:bookmarkStart w:id="48" w:name="_Toc226717443"/>
-      <w:r>
-        <w:rPr>
-          <w:rFonts w:ascii="Times New Roman CE" w:hAnsi="Times New Roman CE" w:cs="Times New Roman"/>
-        </w:rPr>
-        <w:t>Egységtesztek</w:t>
+      <w:bookmarkStart w:id="48" w:name="_Toc226717444"/>
+      <w:r>
+        <w:rPr>
+          <w:rFonts w:ascii="Times New Roman CE" w:hAnsi="Times New Roman CE" w:cs="Times New Roman"/>
+        </w:rPr>
+        <w:t>Tesztelési környezet</w:t>
       </w:r>
       <w:bookmarkEnd w:id="48"/>
     </w:p>
     <w:p>
       <w:pPr>
-        <w:pStyle w:val="Cmsor2"/>
-        <w:jc w:val="both"/>
-        <w:rPr>
-          <w:rFonts w:ascii="Times New Roman CE" w:hAnsi="Times New Roman CE" w:cs="Times New Roman"/>
-        </w:rPr>
-      </w:pPr>
-      <w:bookmarkStart w:id="49" w:name="_Toc226717444"/>
-      <w:r>
-        <w:rPr>
-          <w:rFonts w:ascii="Times New Roman CE" w:hAnsi="Times New Roman CE" w:cs="Times New Roman"/>
-        </w:rPr>
-        <w:t>Tesztelési környezet</w:t>
-      </w:r>
-      <w:bookmarkEnd w:id="49"/>
-    </w:p>
-    <w:p>
-      <w:pPr>
         <w:pStyle w:val="Cmsor1"/>
         <w:jc w:val="both"/>
         <w:rPr>
           <w:rFonts w:ascii="Times New Roman CE" w:hAnsi="Times New Roman CE" w:cs="Times New Roman"/>
         </w:rPr>
       </w:pPr>
-      <w:bookmarkStart w:id="50" w:name="_Toc226717445"/>
+      <w:bookmarkStart w:id="49" w:name="_Toc226717445"/>
       <w:r>
         <w:rPr>
           <w:rFonts w:ascii="Times New Roman CE" w:hAnsi="Times New Roman CE" w:cs="Times New Roman"/>
@@ -11362,6 +12020,23 @@
         <w:lastRenderedPageBreak/>
         <w:t>Felhasználói dokumentáció</w:t>
       </w:r>
+      <w:bookmarkEnd w:id="49"/>
+    </w:p>
+    <w:p>
+      <w:pPr>
+        <w:pStyle w:val="Cmsor2"/>
+        <w:jc w:val="both"/>
+        <w:rPr>
+          <w:rFonts w:ascii="Times New Roman CE" w:hAnsi="Times New Roman CE" w:cs="Times New Roman"/>
+        </w:rPr>
+      </w:pPr>
+      <w:bookmarkStart w:id="50" w:name="_Toc226717446"/>
+      <w:r>
+        <w:rPr>
+          <w:rFonts w:ascii="Times New Roman CE" w:hAnsi="Times New Roman CE" w:cs="Times New Roman"/>
+        </w:rPr>
+        <w:t>A program általános specifikációja</w:t>
+      </w:r>
       <w:bookmarkEnd w:id="50"/>
     </w:p>
     <w:p>
@@ -11372,92 +12047,75 @@
           <w:rFonts w:ascii="Times New Roman CE" w:hAnsi="Times New Roman CE" w:cs="Times New Roman"/>
         </w:rPr>
       </w:pPr>
-      <w:bookmarkStart w:id="51" w:name="_Toc226717446"/>
-      <w:r>
-        <w:rPr>
-          <w:rFonts w:ascii="Times New Roman CE" w:hAnsi="Times New Roman CE" w:cs="Times New Roman"/>
-        </w:rPr>
-        <w:t>A program általános specifikációja</w:t>
+      <w:bookmarkStart w:id="51" w:name="_Toc226717447"/>
+      <w:r>
+        <w:rPr>
+          <w:rFonts w:ascii="Times New Roman CE" w:hAnsi="Times New Roman CE" w:cs="Times New Roman"/>
+        </w:rPr>
+        <w:t>Rendszerkövetelmények</w:t>
       </w:r>
       <w:bookmarkEnd w:id="51"/>
     </w:p>
     <w:p>
       <w:pPr>
+        <w:pStyle w:val="Cmsor3"/>
+        <w:jc w:val="both"/>
+        <w:rPr>
+          <w:rFonts w:ascii="Times New Roman CE" w:hAnsi="Times New Roman CE" w:cs="Times New Roman"/>
+        </w:rPr>
+      </w:pPr>
+      <w:bookmarkStart w:id="52" w:name="_Toc226717448"/>
+      <w:r>
+        <w:rPr>
+          <w:rFonts w:ascii="Times New Roman CE" w:hAnsi="Times New Roman CE" w:cs="Times New Roman"/>
+        </w:rPr>
+        <w:t>Hardver követelmények</w:t>
+      </w:r>
+      <w:bookmarkEnd w:id="52"/>
+    </w:p>
+    <w:p>
+      <w:pPr>
+        <w:pStyle w:val="Cmsor3"/>
+        <w:jc w:val="both"/>
+        <w:rPr>
+          <w:rFonts w:ascii="Times New Roman CE" w:hAnsi="Times New Roman CE" w:cs="Times New Roman"/>
+        </w:rPr>
+      </w:pPr>
+      <w:bookmarkStart w:id="53" w:name="_Toc226717449"/>
+      <w:r>
+        <w:rPr>
+          <w:rFonts w:ascii="Times New Roman CE" w:hAnsi="Times New Roman CE" w:cs="Times New Roman"/>
+        </w:rPr>
+        <w:t>Szoftver követelmények</w:t>
+      </w:r>
+      <w:bookmarkEnd w:id="53"/>
+    </w:p>
+    <w:p>
+      <w:pPr>
         <w:pStyle w:val="Cmsor2"/>
         <w:jc w:val="both"/>
         <w:rPr>
           <w:rFonts w:ascii="Times New Roman CE" w:hAnsi="Times New Roman CE" w:cs="Times New Roman"/>
         </w:rPr>
       </w:pPr>
-      <w:bookmarkStart w:id="52" w:name="_Toc226717447"/>
-      <w:r>
-        <w:rPr>
-          <w:rFonts w:ascii="Times New Roman CE" w:hAnsi="Times New Roman CE" w:cs="Times New Roman"/>
-        </w:rPr>
-        <w:t>Rendszerkövetelmények</w:t>
-      </w:r>
-      <w:bookmarkEnd w:id="52"/>
-    </w:p>
-    <w:p>
-      <w:pPr>
-        <w:pStyle w:val="Cmsor3"/>
-        <w:jc w:val="both"/>
-        <w:rPr>
-          <w:rFonts w:ascii="Times New Roman CE" w:hAnsi="Times New Roman CE" w:cs="Times New Roman"/>
-        </w:rPr>
-      </w:pPr>
-      <w:bookmarkStart w:id="53" w:name="_Toc226717448"/>
-      <w:r>
-        <w:rPr>
-          <w:rFonts w:ascii="Times New Roman CE" w:hAnsi="Times New Roman CE" w:cs="Times New Roman"/>
-        </w:rPr>
-        <w:t>Hardver követelmények</w:t>
-      </w:r>
-      <w:bookmarkEnd w:id="53"/>
-    </w:p>
-    <w:p>
-      <w:pPr>
-        <w:pStyle w:val="Cmsor3"/>
-        <w:jc w:val="both"/>
-        <w:rPr>
-          <w:rFonts w:ascii="Times New Roman CE" w:hAnsi="Times New Roman CE" w:cs="Times New Roman"/>
-        </w:rPr>
-      </w:pPr>
-      <w:bookmarkStart w:id="54" w:name="_Toc226717449"/>
-      <w:r>
-        <w:rPr>
-          <w:rFonts w:ascii="Times New Roman CE" w:hAnsi="Times New Roman CE" w:cs="Times New Roman"/>
-        </w:rPr>
-        <w:t>Szoftver követelmények</w:t>
+      <w:bookmarkStart w:id="54" w:name="_Toc226717450"/>
+      <w:r>
+        <w:rPr>
+          <w:rFonts w:ascii="Times New Roman CE" w:hAnsi="Times New Roman CE" w:cs="Times New Roman"/>
+        </w:rPr>
+        <w:t>A program használatának részletes leírása</w:t>
       </w:r>
       <w:bookmarkEnd w:id="54"/>
     </w:p>
     <w:p>
       <w:pPr>
-        <w:pStyle w:val="Cmsor2"/>
-        <w:jc w:val="both"/>
-        <w:rPr>
-          <w:rFonts w:ascii="Times New Roman CE" w:hAnsi="Times New Roman CE" w:cs="Times New Roman"/>
-        </w:rPr>
-      </w:pPr>
-      <w:bookmarkStart w:id="55" w:name="_Toc226717450"/>
-      <w:r>
-        <w:rPr>
-          <w:rFonts w:ascii="Times New Roman CE" w:hAnsi="Times New Roman CE" w:cs="Times New Roman"/>
-        </w:rPr>
-        <w:t>A program használatának részletes leírása</w:t>
-      </w:r>
-      <w:bookmarkEnd w:id="55"/>
-    </w:p>
-    <w:p>
-      <w:pPr>
         <w:pStyle w:val="Cmsor1"/>
         <w:jc w:val="both"/>
         <w:rPr>
           <w:rFonts w:ascii="Times New Roman CE" w:hAnsi="Times New Roman CE" w:cs="Times New Roman"/>
         </w:rPr>
       </w:pPr>
-      <w:bookmarkStart w:id="56" w:name="_Toc226717451"/>
+      <w:bookmarkStart w:id="55" w:name="_Toc226717451"/>
       <w:r>
         <w:rPr>
           <w:rFonts w:ascii="Times New Roman CE" w:hAnsi="Times New Roman CE" w:cs="Times New Roman"/>
@@ -11465,7 +12123,7 @@
         <w:lastRenderedPageBreak/>
         <w:t>Önértékelés</w:t>
       </w:r>
-      <w:bookmarkEnd w:id="56"/>
+      <w:bookmarkEnd w:id="55"/>
     </w:p>
     <w:p>
       <w:pPr>
@@ -11475,7 +12133,7 @@
           <w:rFonts w:ascii="Times New Roman CE" w:hAnsi="Times New Roman CE" w:cs="Times New Roman"/>
         </w:rPr>
       </w:pPr>
-      <w:bookmarkStart w:id="57" w:name="_Toc226717452"/>
+      <w:bookmarkStart w:id="56" w:name="_Toc226717452"/>
       <w:r>
         <w:rPr>
           <w:rFonts w:ascii="Times New Roman CE" w:hAnsi="Times New Roman CE" w:cs="Times New Roman"/>
@@ -11483,7 +12141,7 @@
         <w:lastRenderedPageBreak/>
         <w:t>Továbbfejlesztési lehetőségek</w:t>
       </w:r>
-      <w:bookmarkEnd w:id="57"/>
+      <w:bookmarkEnd w:id="56"/>
     </w:p>
     <w:p>
       <w:pPr>
@@ -11493,7 +12151,7 @@
           <w:rFonts w:ascii="Times New Roman CE" w:hAnsi="Times New Roman CE" w:cs="Times New Roman"/>
         </w:rPr>
       </w:pPr>
-      <w:bookmarkStart w:id="58" w:name="_Toc226717453"/>
+      <w:bookmarkStart w:id="57" w:name="_Toc226717453"/>
       <w:r>
         <w:rPr>
           <w:rFonts w:ascii="Times New Roman CE" w:hAnsi="Times New Roman CE" w:cs="Times New Roman"/>
@@ -11501,7 +12159,7 @@
         <w:lastRenderedPageBreak/>
         <w:t>Ábrajegyzék</w:t>
       </w:r>
-      <w:bookmarkEnd w:id="58"/>
+      <w:bookmarkEnd w:id="57"/>
     </w:p>
     <w:p>
       <w:pPr>
@@ -11695,7 +12353,7 @@
 </file>
 
 <file path=word/endnotes.xml><?xml version="1.0" encoding="utf-8"?>
-<w:endnotes xmlns:wpc="http://schemas.microsoft.com/office/word/2010/wordprocessingCanvas" xmlns:cx="http://schemas.microsoft.com/office/drawing/2014/chartex" xmlns:cx1="http://schemas.microsoft.com/office/drawing/2015/9/8/chartex" xmlns:cx2="http://schemas.microsoft.com/office/drawing/2015/10/21/chartex" xmlns:cx3="http://schemas.microsoft.com/office/drawing/2016/5/9/chartex" xmlns:cx4="http://schemas.microsoft.com/office/drawing/2016/5/10/chartex" xmlns:cx5="http://schemas.microsoft.com/office/drawing/2016/5/11/chartex" xmlns:cx6="http://schemas.microsoft.com/office/drawing/2016/5/12/chartex" xmlns:cx7="http://schemas.microsoft.com/office/drawing/2016/5/13/chartex" xmlns:cx8="http://schemas.microsoft.com/office/drawing/2016/5/14/chartex" xmlns:mc="http://schemas.openxmlformats.org/markup-compatibility/2006" xmlns:aink="http://schemas.microsoft.com/office/drawing/2016/ink" xmlns:am3d="http://schemas.microsoft.com/office/drawing/2017/model3d" xmlns:o="urn:schemas-microsoft-com:office:office" xmlns:r="http://schemas.openxmlformats.org/officeDocument/2006/relationships" xmlns:m="http://schemas.openxmlformats.org/officeDocument/2006/math" xmlns:v="urn:schemas-microsoft-com:vml" xmlns:wp14="http://schemas.microsoft.com/office/word/2010/wordprocessingDrawing" xmlns:wp="http://schemas.openxmlformats.org/drawingml/2006/wordprocessingDrawing" xmlns:w10="urn:schemas-microsoft-com:office:word" xmlns:w="http://schemas.openxmlformats.org/wordprocessingml/2006/main" xmlns:w14="http://schemas.microsoft.com/office/word/2010/wordml" xmlns:w15="http://schemas.microsoft.com/office/word/2012/wordml" xmlns:w16cid="http://schemas.microsoft.com/office/word/2016/wordml/cid" xmlns:w16se="http://schemas.microsoft.com/office/word/2015/wordml/symex" xmlns:wpg="http://schemas.microsoft.com/office/word/2010/wordprocessingGroup" xmlns:wpi="http://schemas.microsoft.com/office/word/2010/wordprocessingInk" xmlns:wne="http://schemas.microsoft.com/office/word/2006/wordml" xmlns:wps="http://schemas.microsoft.com/office/word/2010/wordprocessingShape" mc:Ignorable="w14 w15 w16se w16cid wp14">
+<w:endnotes xmlns:wpc="http://schemas.microsoft.com/office/word/2010/wordprocessingCanvas" xmlns:cx="http://schemas.microsoft.com/office/drawing/2014/chartex" xmlns:cx1="http://schemas.microsoft.com/office/drawing/2015/9/8/chartex" xmlns:cx2="http://schemas.microsoft.com/office/drawing/2015/10/21/chartex" xmlns:cx3="http://schemas.microsoft.com/office/drawing/2016/5/9/chartex" xmlns:cx4="http://schemas.microsoft.com/office/drawing/2016/5/10/chartex" xmlns:cx5="http://schemas.microsoft.com/office/drawing/2016/5/11/chartex" xmlns:cx6="http://schemas.microsoft.com/office/drawing/2016/5/12/chartex" xmlns:cx7="http://schemas.microsoft.com/office/drawing/2016/5/13/chartex" xmlns:cx8="http://schemas.microsoft.com/office/drawing/2016/5/14/chartex" xmlns:mc="http://schemas.openxmlformats.org/markup-compatibility/2006" xmlns:aink="http://schemas.microsoft.com/office/drawing/2016/ink" xmlns:am3d="http://schemas.microsoft.com/office/drawing/2017/model3d" xmlns:o="urn:schemas-microsoft-com:office:office" xmlns:oel="http://schemas.microsoft.com/office/2019/extlst" xmlns:r="http://schemas.openxmlformats.org/officeDocument/2006/relationships" xmlns:m="http://schemas.openxmlformats.org/officeDocument/2006/math" xmlns:v="urn:schemas-microsoft-com:vml" xmlns:wp14="http://schemas.microsoft.com/office/word/2010/wordprocessingDrawing" xmlns:wp="http://schemas.openxmlformats.org/drawingml/2006/wordprocessingDrawing" xmlns:w10="urn:schemas-microsoft-com:office:word" xmlns:w="http://schemas.openxmlformats.org/wordprocessingml/2006/main" xmlns:w14="http://schemas.microsoft.com/office/word/2010/wordml" xmlns:w15="http://schemas.microsoft.com/office/word/2012/wordml" xmlns:w16cex="http://schemas.microsoft.com/office/word/2018/wordml/cex" xmlns:w16cid="http://schemas.microsoft.com/office/word/2016/wordml/cid" xmlns:w16="http://schemas.microsoft.com/office/word/2018/wordml" xmlns:w16du="http://schemas.microsoft.com/office/word/2023/wordml/word16du" xmlns:w16sdtdh="http://schemas.microsoft.com/office/word/2020/wordml/sdtdatahash" xmlns:w16sdtfl="http://schemas.microsoft.com/office/word/2024/wordml/sdtformatlock" xmlns:w16se="http://schemas.microsoft.com/office/word/2015/wordml/symex" xmlns:wpg="http://schemas.microsoft.com/office/word/2010/wordprocessingGroup" xmlns:wpi="http://schemas.microsoft.com/office/word/2010/wordprocessingInk" xmlns:wne="http://schemas.microsoft.com/office/word/2006/wordml" xmlns:wps="http://schemas.microsoft.com/office/word/2010/wordprocessingShape" mc:Ignorable="w14 w15 w16se w16cid w16 w16cex w16sdtdh w16sdtfl w16du wp14">
   <w:endnote w:type="separator" w:id="-1">
     <w:p>
       <w:pPr>
@@ -11720,7 +12378,7 @@
 </file>
 
 <file path=word/footer1.xml><?xml version="1.0" encoding="utf-8"?>
-<w:ftr xmlns:wpc="http://schemas.microsoft.com/office/word/2010/wordprocessingCanvas" xmlns:cx="http://schemas.microsoft.com/office/drawing/2014/chartex" xmlns:cx1="http://schemas.microsoft.com/office/drawing/2015/9/8/chartex" xmlns:cx2="http://schemas.microsoft.com/office/drawing/2015/10/21/chartex" xmlns:cx3="http://schemas.microsoft.com/office/drawing/2016/5/9/chartex" xmlns:cx4="http://schemas.microsoft.com/office/drawing/2016/5/10/chartex" xmlns:cx5="http://schemas.microsoft.com/office/drawing/2016/5/11/chartex" xmlns:cx6="http://schemas.microsoft.com/office/drawing/2016/5/12/chartex" xmlns:cx7="http://schemas.microsoft.com/office/drawing/2016/5/13/chartex" xmlns:cx8="http://schemas.microsoft.com/office/drawing/2016/5/14/chartex" xmlns:mc="http://schemas.openxmlformats.org/markup-compatibility/2006" xmlns:aink="http://schemas.microsoft.com/office/drawing/2016/ink" xmlns:am3d="http://schemas.microsoft.com/office/drawing/2017/model3d" xmlns:o="urn:schemas-microsoft-com:office:office" xmlns:r="http://schemas.openxmlformats.org/officeDocument/2006/relationships" xmlns:m="http://schemas.openxmlformats.org/officeDocument/2006/math" xmlns:v="urn:schemas-microsoft-com:vml" xmlns:wp14="http://schemas.microsoft.com/office/word/2010/wordprocessingDrawing" xmlns:wp="http://schemas.openxmlformats.org/drawingml/2006/wordprocessingDrawing" xmlns:w10="urn:schemas-microsoft-com:office:word" xmlns:w="http://schemas.openxmlformats.org/wordprocessingml/2006/main" xmlns:w14="http://schemas.microsoft.com/office/word/2010/wordml" xmlns:w15="http://schemas.microsoft.com/office/word/2012/wordml" xmlns:w16cid="http://schemas.microsoft.com/office/word/2016/wordml/cid" xmlns:w16se="http://schemas.microsoft.com/office/word/2015/wordml/symex" xmlns:wpg="http://schemas.microsoft.com/office/word/2010/wordprocessingGroup" xmlns:wpi="http://schemas.microsoft.com/office/word/2010/wordprocessingInk" xmlns:wne="http://schemas.microsoft.com/office/word/2006/wordml" xmlns:wps="http://schemas.microsoft.com/office/word/2010/wordprocessingShape" mc:Ignorable="w14 w15 w16se w16cid wp14">
+<w:ftr xmlns:wpc="http://schemas.microsoft.com/office/word/2010/wordprocessingCanvas" xmlns:cx="http://schemas.microsoft.com/office/drawing/2014/chartex" xmlns:cx1="http://schemas.microsoft.com/office/drawing/2015/9/8/chartex" xmlns:cx2="http://schemas.microsoft.com/office/drawing/2015/10/21/chartex" xmlns:cx3="http://schemas.microsoft.com/office/drawing/2016/5/9/chartex" xmlns:cx4="http://schemas.microsoft.com/office/drawing/2016/5/10/chartex" xmlns:cx5="http://schemas.microsoft.com/office/drawing/2016/5/11/chartex" xmlns:cx6="http://schemas.microsoft.com/office/drawing/2016/5/12/chartex" xmlns:cx7="http://schemas.microsoft.com/office/drawing/2016/5/13/chartex" xmlns:cx8="http://schemas.microsoft.com/office/drawing/2016/5/14/chartex" xmlns:mc="http://schemas.openxmlformats.org/markup-compatibility/2006" xmlns:aink="http://schemas.microsoft.com/office/drawing/2016/ink" xmlns:am3d="http://schemas.microsoft.com/office/drawing/2017/model3d" xmlns:o="urn:schemas-microsoft-com:office:office" xmlns:oel="http://schemas.microsoft.com/office/2019/extlst" xmlns:r="http://schemas.openxmlformats.org/officeDocument/2006/relationships" xmlns:m="http://schemas.openxmlformats.org/officeDocument/2006/math" xmlns:v="urn:schemas-microsoft-com:vml" xmlns:wp14="http://schemas.microsoft.com/office/word/2010/wordprocessingDrawing" xmlns:wp="http://schemas.openxmlformats.org/drawingml/2006/wordprocessingDrawing" xmlns:w10="urn:schemas-microsoft-com:office:word" xmlns:w="http://schemas.openxmlformats.org/wordprocessingml/2006/main" xmlns:w14="http://schemas.microsoft.com/office/word/2010/wordml" xmlns:w15="http://schemas.microsoft.com/office/word/2012/wordml" xmlns:w16cex="http://schemas.microsoft.com/office/word/2018/wordml/cex" xmlns:w16cid="http://schemas.microsoft.com/office/word/2016/wordml/cid" xmlns:w16="http://schemas.microsoft.com/office/word/2018/wordml" xmlns:w16du="http://schemas.microsoft.com/office/word/2023/wordml/word16du" xmlns:w16sdtdh="http://schemas.microsoft.com/office/word/2020/wordml/sdtdatahash" xmlns:w16sdtfl="http://schemas.microsoft.com/office/word/2024/wordml/sdtformatlock" xmlns:w16se="http://schemas.microsoft.com/office/word/2015/wordml/symex" xmlns:wpg="http://schemas.microsoft.com/office/word/2010/wordprocessingGroup" xmlns:wpi="http://schemas.microsoft.com/office/word/2010/wordprocessingInk" xmlns:wne="http://schemas.microsoft.com/office/word/2006/wordml" xmlns:wps="http://schemas.microsoft.com/office/word/2010/wordprocessingShape" mc:Ignorable="w14 w15 w16se w16cid w16 w16cex w16sdtdh w16sdtfl w16du wp14">
   <w:p>
     <w:pPr>
       <w:pStyle w:val="llb"/>
@@ -11730,7 +12388,7 @@
 </file>
 
 <file path=word/footer2.xml><?xml version="1.0" encoding="utf-8"?>
-<w:ftr xmlns:wpc="http://schemas.microsoft.com/office/word/2010/wordprocessingCanvas" xmlns:cx="http://schemas.microsoft.com/office/drawing/2014/chartex" xmlns:cx1="http://schemas.microsoft.com/office/drawing/2015/9/8/chartex" xmlns:cx2="http://schemas.microsoft.com/office/drawing/2015/10/21/chartex" xmlns:cx3="http://schemas.microsoft.com/office/drawing/2016/5/9/chartex" xmlns:cx4="http://schemas.microsoft.com/office/drawing/2016/5/10/chartex" xmlns:cx5="http://schemas.microsoft.com/office/drawing/2016/5/11/chartex" xmlns:cx6="http://schemas.microsoft.com/office/drawing/2016/5/12/chartex" xmlns:cx7="http://schemas.microsoft.com/office/drawing/2016/5/13/chartex" xmlns:cx8="http://schemas.microsoft.com/office/drawing/2016/5/14/chartex" xmlns:mc="http://schemas.openxmlformats.org/markup-compatibility/2006" xmlns:aink="http://schemas.microsoft.com/office/drawing/2016/ink" xmlns:am3d="http://schemas.microsoft.com/office/drawing/2017/model3d" xmlns:o="urn:schemas-microsoft-com:office:office" xmlns:r="http://schemas.openxmlformats.org/officeDocument/2006/relationships" xmlns:m="http://schemas.openxmlformats.org/officeDocument/2006/math" xmlns:v="urn:schemas-microsoft-com:vml" xmlns:wp14="http://schemas.microsoft.com/office/word/2010/wordprocessingDrawing" xmlns:wp="http://schemas.openxmlformats.org/drawingml/2006/wordprocessingDrawing" xmlns:w10="urn:schemas-microsoft-com:office:word" xmlns:w="http://schemas.openxmlformats.org/wordprocessingml/2006/main" xmlns:w14="http://schemas.microsoft.com/office/word/2010/wordml" xmlns:w15="http://schemas.microsoft.com/office/word/2012/wordml" xmlns:w16cid="http://schemas.microsoft.com/office/word/2016/wordml/cid" xmlns:w16se="http://schemas.microsoft.com/office/word/2015/wordml/symex" xmlns:wpg="http://schemas.microsoft.com/office/word/2010/wordprocessingGroup" xmlns:wpi="http://schemas.microsoft.com/office/word/2010/wordprocessingInk" xmlns:wne="http://schemas.microsoft.com/office/word/2006/wordml" xmlns:wps="http://schemas.microsoft.com/office/word/2010/wordprocessingShape" mc:Ignorable="w14 w15 w16se w16cid wp14">
+<w:ftr xmlns:wpc="http://schemas.microsoft.com/office/word/2010/wordprocessingCanvas" xmlns:cx="http://schemas.microsoft.com/office/drawing/2014/chartex" xmlns:cx1="http://schemas.microsoft.com/office/drawing/2015/9/8/chartex" xmlns:cx2="http://schemas.microsoft.com/office/drawing/2015/10/21/chartex" xmlns:cx3="http://schemas.microsoft.com/office/drawing/2016/5/9/chartex" xmlns:cx4="http://schemas.microsoft.com/office/drawing/2016/5/10/chartex" xmlns:cx5="http://schemas.microsoft.com/office/drawing/2016/5/11/chartex" xmlns:cx6="http://schemas.microsoft.com/office/drawing/2016/5/12/chartex" xmlns:cx7="http://schemas.microsoft.com/office/drawing/2016/5/13/chartex" xmlns:cx8="http://schemas.microsoft.com/office/drawing/2016/5/14/chartex" xmlns:mc="http://schemas.openxmlformats.org/markup-compatibility/2006" xmlns:aink="http://schemas.microsoft.com/office/drawing/2016/ink" xmlns:am3d="http://schemas.microsoft.com/office/drawing/2017/model3d" xmlns:o="urn:schemas-microsoft-com:office:office" xmlns:oel="http://schemas.microsoft.com/office/2019/extlst" xmlns:r="http://schemas.openxmlformats.org/officeDocument/2006/relationships" xmlns:m="http://schemas.openxmlformats.org/officeDocument/2006/math" xmlns:v="urn:schemas-microsoft-com:vml" xmlns:wp14="http://schemas.microsoft.com/office/word/2010/wordprocessingDrawing" xmlns:wp="http://schemas.openxmlformats.org/drawingml/2006/wordprocessingDrawing" xmlns:w10="urn:schemas-microsoft-com:office:word" xmlns:w="http://schemas.openxmlformats.org/wordprocessingml/2006/main" xmlns:w14="http://schemas.microsoft.com/office/word/2010/wordml" xmlns:w15="http://schemas.microsoft.com/office/word/2012/wordml" xmlns:w16cex="http://schemas.microsoft.com/office/word/2018/wordml/cex" xmlns:w16cid="http://schemas.microsoft.com/office/word/2016/wordml/cid" xmlns:w16="http://schemas.microsoft.com/office/word/2018/wordml" xmlns:w16du="http://schemas.microsoft.com/office/word/2023/wordml/word16du" xmlns:w16sdtdh="http://schemas.microsoft.com/office/word/2020/wordml/sdtdatahash" xmlns:w16sdtfl="http://schemas.microsoft.com/office/word/2024/wordml/sdtformatlock" xmlns:w16se="http://schemas.microsoft.com/office/word/2015/wordml/symex" xmlns:wpg="http://schemas.microsoft.com/office/word/2010/wordprocessingGroup" xmlns:wpi="http://schemas.microsoft.com/office/word/2010/wordprocessingInk" xmlns:wne="http://schemas.microsoft.com/office/word/2006/wordml" xmlns:wps="http://schemas.microsoft.com/office/word/2010/wordprocessingShape" mc:Ignorable="w14 w15 w16se w16cid w16 w16cex w16sdtdh w16sdtfl w16du wp14">
   <w:sdt>
     <w:sdtPr>
       <w:id w:val="-1015155080"/>
@@ -11739,7 +12397,6 @@
         <w:docPartUnique/>
       </w:docPartObj>
     </w:sdtPr>
-    <w:sdtEndPr/>
     <w:sdtContent>
       <w:p>
         <w:pPr>
@@ -11776,7 +12433,7 @@
 </file>
 
 <file path=word/footer3.xml><?xml version="1.0" encoding="utf-8"?>
-<w:ftr xmlns:wpc="http://schemas.microsoft.com/office/word/2010/wordprocessingCanvas" xmlns:cx="http://schemas.microsoft.com/office/drawing/2014/chartex" xmlns:cx1="http://schemas.microsoft.com/office/drawing/2015/9/8/chartex" xmlns:cx2="http://schemas.microsoft.com/office/drawing/2015/10/21/chartex" xmlns:cx3="http://schemas.microsoft.com/office/drawing/2016/5/9/chartex" xmlns:cx4="http://schemas.microsoft.com/office/drawing/2016/5/10/chartex" xmlns:cx5="http://schemas.microsoft.com/office/drawing/2016/5/11/chartex" xmlns:cx6="http://schemas.microsoft.com/office/drawing/2016/5/12/chartex" xmlns:cx7="http://schemas.microsoft.com/office/drawing/2016/5/13/chartex" xmlns:cx8="http://schemas.microsoft.com/office/drawing/2016/5/14/chartex" xmlns:mc="http://schemas.openxmlformats.org/markup-compatibility/2006" xmlns:aink="http://schemas.microsoft.com/office/drawing/2016/ink" xmlns:am3d="http://schemas.microsoft.com/office/drawing/2017/model3d" xmlns:o="urn:schemas-microsoft-com:office:office" xmlns:r="http://schemas.openxmlformats.org/officeDocument/2006/relationships" xmlns:m="http://schemas.openxmlformats.org/officeDocument/2006/math" xmlns:v="urn:schemas-microsoft-com:vml" xmlns:wp14="http://schemas.microsoft.com/office/word/2010/wordprocessingDrawing" xmlns:wp="http://schemas.openxmlformats.org/drawingml/2006/wordprocessingDrawing" xmlns:w10="urn:schemas-microsoft-com:office:word" xmlns:w="http://schemas.openxmlformats.org/wordprocessingml/2006/main" xmlns:w14="http://schemas.microsoft.com/office/word/2010/wordml" xmlns:w15="http://schemas.microsoft.com/office/word/2012/wordml" xmlns:w16cid="http://schemas.microsoft.com/office/word/2016/wordml/cid" xmlns:w16se="http://schemas.microsoft.com/office/word/2015/wordml/symex" xmlns:wpg="http://schemas.microsoft.com/office/word/2010/wordprocessingGroup" xmlns:wpi="http://schemas.microsoft.com/office/word/2010/wordprocessingInk" xmlns:wne="http://schemas.microsoft.com/office/word/2006/wordml" xmlns:wps="http://schemas.microsoft.com/office/word/2010/wordprocessingShape" mc:Ignorable="w14 w15 w16se w16cid wp14">
+<w:ftr xmlns:wpc="http://schemas.microsoft.com/office/word/2010/wordprocessingCanvas" xmlns:cx="http://schemas.microsoft.com/office/drawing/2014/chartex" xmlns:cx1="http://schemas.microsoft.com/office/drawing/2015/9/8/chartex" xmlns:cx2="http://schemas.microsoft.com/office/drawing/2015/10/21/chartex" xmlns:cx3="http://schemas.microsoft.com/office/drawing/2016/5/9/chartex" xmlns:cx4="http://schemas.microsoft.com/office/drawing/2016/5/10/chartex" xmlns:cx5="http://schemas.microsoft.com/office/drawing/2016/5/11/chartex" xmlns:cx6="http://schemas.microsoft.com/office/drawing/2016/5/12/chartex" xmlns:cx7="http://schemas.microsoft.com/office/drawing/2016/5/13/chartex" xmlns:cx8="http://schemas.microsoft.com/office/drawing/2016/5/14/chartex" xmlns:mc="http://schemas.openxmlformats.org/markup-compatibility/2006" xmlns:aink="http://schemas.microsoft.com/office/drawing/2016/ink" xmlns:am3d="http://schemas.microsoft.com/office/drawing/2017/model3d" xmlns:o="urn:schemas-microsoft-com:office:office" xmlns:oel="http://schemas.microsoft.com/office/2019/extlst" xmlns:r="http://schemas.openxmlformats.org/officeDocument/2006/relationships" xmlns:m="http://schemas.openxmlformats.org/officeDocument/2006/math" xmlns:v="urn:schemas-microsoft-com:vml" xmlns:wp14="http://schemas.microsoft.com/office/word/2010/wordprocessingDrawing" xmlns:wp="http://schemas.openxmlformats.org/drawingml/2006/wordprocessingDrawing" xmlns:w10="urn:schemas-microsoft-com:office:word" xmlns:w="http://schemas.openxmlformats.org/wordprocessingml/2006/main" xmlns:w14="http://schemas.microsoft.com/office/word/2010/wordml" xmlns:w15="http://schemas.microsoft.com/office/word/2012/wordml" xmlns:w16cex="http://schemas.microsoft.com/office/word/2018/wordml/cex" xmlns:w16cid="http://schemas.microsoft.com/office/word/2016/wordml/cid" xmlns:w16="http://schemas.microsoft.com/office/word/2018/wordml" xmlns:w16du="http://schemas.microsoft.com/office/word/2023/wordml/word16du" xmlns:w16sdtdh="http://schemas.microsoft.com/office/word/2020/wordml/sdtdatahash" xmlns:w16sdtfl="http://schemas.microsoft.com/office/word/2024/wordml/sdtformatlock" xmlns:w16se="http://schemas.microsoft.com/office/word/2015/wordml/symex" xmlns:wpg="http://schemas.microsoft.com/office/word/2010/wordprocessingGroup" xmlns:wpi="http://schemas.microsoft.com/office/word/2010/wordprocessingInk" xmlns:wne="http://schemas.microsoft.com/office/word/2006/wordml" xmlns:wps="http://schemas.microsoft.com/office/word/2010/wordprocessingShape" mc:Ignorable="w14 w15 w16se w16cid w16 w16cex w16sdtdh w16sdtfl w16du wp14">
   <w:sdt>
     <w:sdtPr>
       <w:id w:val="-332761935"/>
@@ -11785,7 +12442,6 @@
         <w:docPartUnique/>
       </w:docPartObj>
     </w:sdtPr>
-    <w:sdtEndPr/>
     <w:sdtContent>
       <w:p>
         <w:pPr>
@@ -11822,7 +12478,7 @@
 </file>
 
 <file path=word/footnotes.xml><?xml version="1.0" encoding="utf-8"?>
-<w:footnotes xmlns:wpc="http://schemas.microsoft.com/office/word/2010/wordprocessingCanvas" xmlns:cx="http://schemas.microsoft.com/office/drawing/2014/chartex" xmlns:cx1="http://schemas.microsoft.com/office/drawing/2015/9/8/chartex" xmlns:cx2="http://schemas.microsoft.com/office/drawing/2015/10/21/chartex" xmlns:cx3="http://schemas.microsoft.com/office/drawing/2016/5/9/chartex" xmlns:cx4="http://schemas.microsoft.com/office/drawing/2016/5/10/chartex" xmlns:cx5="http://schemas.microsoft.com/office/drawing/2016/5/11/chartex" xmlns:cx6="http://schemas.microsoft.com/office/drawing/2016/5/12/chartex" xmlns:cx7="http://schemas.microsoft.com/office/drawing/2016/5/13/chartex" xmlns:cx8="http://schemas.microsoft.com/office/drawing/2016/5/14/chartex" xmlns:mc="http://schemas.openxmlformats.org/markup-compatibility/2006" xmlns:aink="http://schemas.microsoft.com/office/drawing/2016/ink" xmlns:am3d="http://schemas.microsoft.com/office/drawing/2017/model3d" xmlns:o="urn:schemas-microsoft-com:office:office" xmlns:r="http://schemas.openxmlformats.org/officeDocument/2006/relationships" xmlns:m="http://schemas.openxmlformats.org/officeDocument/2006/math" xmlns:v="urn:schemas-microsoft-com:vml" xmlns:wp14="http://schemas.microsoft.com/office/word/2010/wordprocessingDrawing" xmlns:wp="http://schemas.openxmlformats.org/drawingml/2006/wordprocessingDrawing" xmlns:w10="urn:schemas-microsoft-com:office:word" xmlns:w="http://schemas.openxmlformats.org/wordprocessingml/2006/main" xmlns:w14="http://schemas.microsoft.com/office/word/2010/wordml" xmlns:w15="http://schemas.microsoft.com/office/word/2012/wordml" xmlns:w16cid="http://schemas.microsoft.com/office/word/2016/wordml/cid" xmlns:w16se="http://schemas.microsoft.com/office/word/2015/wordml/symex" xmlns:wpg="http://schemas.microsoft.com/office/word/2010/wordprocessingGroup" xmlns:wpi="http://schemas.microsoft.com/office/word/2010/wordprocessingInk" xmlns:wne="http://schemas.microsoft.com/office/word/2006/wordml" xmlns:wps="http://schemas.microsoft.com/office/word/2010/wordprocessingShape" mc:Ignorable="w14 w15 w16se w16cid wp14">
+<w:footnotes xmlns:wpc="http://schemas.microsoft.com/office/word/2010/wordprocessingCanvas" xmlns:cx="http://schemas.microsoft.com/office/drawing/2014/chartex" xmlns:cx1="http://schemas.microsoft.com/office/drawing/2015/9/8/chartex" xmlns:cx2="http://schemas.microsoft.com/office/drawing/2015/10/21/chartex" xmlns:cx3="http://schemas.microsoft.com/office/drawing/2016/5/9/chartex" xmlns:cx4="http://schemas.microsoft.com/office/drawing/2016/5/10/chartex" xmlns:cx5="http://schemas.microsoft.com/office/drawing/2016/5/11/chartex" xmlns:cx6="http://schemas.microsoft.com/office/drawing/2016/5/12/chartex" xmlns:cx7="http://schemas.microsoft.com/office/drawing/2016/5/13/chartex" xmlns:cx8="http://schemas.microsoft.com/office/drawing/2016/5/14/chartex" xmlns:mc="http://schemas.openxmlformats.org/markup-compatibility/2006" xmlns:aink="http://schemas.microsoft.com/office/drawing/2016/ink" xmlns:am3d="http://schemas.microsoft.com/office/drawing/2017/model3d" xmlns:o="urn:schemas-microsoft-com:office:office" xmlns:oel="http://schemas.microsoft.com/office/2019/extlst" xmlns:r="http://schemas.openxmlformats.org/officeDocument/2006/relationships" xmlns:m="http://schemas.openxmlformats.org/officeDocument/2006/math" xmlns:v="urn:schemas-microsoft-com:vml" xmlns:wp14="http://schemas.microsoft.com/office/word/2010/wordprocessingDrawing" xmlns:wp="http://schemas.openxmlformats.org/drawingml/2006/wordprocessingDrawing" xmlns:w10="urn:schemas-microsoft-com:office:word" xmlns:w="http://schemas.openxmlformats.org/wordprocessingml/2006/main" xmlns:w14="http://schemas.microsoft.com/office/word/2010/wordml" xmlns:w15="http://schemas.microsoft.com/office/word/2012/wordml" xmlns:w16cex="http://schemas.microsoft.com/office/word/2018/wordml/cex" xmlns:w16cid="http://schemas.microsoft.com/office/word/2016/wordml/cid" xmlns:w16="http://schemas.microsoft.com/office/word/2018/wordml" xmlns:w16du="http://schemas.microsoft.com/office/word/2023/wordml/word16du" xmlns:w16sdtdh="http://schemas.microsoft.com/office/word/2020/wordml/sdtdatahash" xmlns:w16sdtfl="http://schemas.microsoft.com/office/word/2024/wordml/sdtformatlock" xmlns:w16se="http://schemas.microsoft.com/office/word/2015/wordml/symex" xmlns:wpg="http://schemas.microsoft.com/office/word/2010/wordprocessingGroup" xmlns:wpi="http://schemas.microsoft.com/office/word/2010/wordprocessingInk" xmlns:wne="http://schemas.microsoft.com/office/word/2006/wordml" xmlns:wps="http://schemas.microsoft.com/office/word/2010/wordprocessingShape" mc:Ignorable="w14 w15 w16se w16cid w16 w16cex w16sdtdh w16sdtfl w16du wp14">
   <w:footnote w:type="separator" w:id="-1">
     <w:p>
       <w:pPr>
@@ -12050,7 +12706,7 @@
 </file>
 
 <file path=word/header1.xml><?xml version="1.0" encoding="utf-8"?>
-<w:hdr xmlns:wpc="http://schemas.microsoft.com/office/word/2010/wordprocessingCanvas" xmlns:cx="http://schemas.microsoft.com/office/drawing/2014/chartex" xmlns:cx1="http://schemas.microsoft.com/office/drawing/2015/9/8/chartex" xmlns:cx2="http://schemas.microsoft.com/office/drawing/2015/10/21/chartex" xmlns:cx3="http://schemas.microsoft.com/office/drawing/2016/5/9/chartex" xmlns:cx4="http://schemas.microsoft.com/office/drawing/2016/5/10/chartex" xmlns:cx5="http://schemas.microsoft.com/office/drawing/2016/5/11/chartex" xmlns:cx6="http://schemas.microsoft.com/office/drawing/2016/5/12/chartex" xmlns:cx7="http://schemas.microsoft.com/office/drawing/2016/5/13/chartex" xmlns:cx8="http://schemas.microsoft.com/office/drawing/2016/5/14/chartex" xmlns:mc="http://schemas.openxmlformats.org/markup-compatibility/2006" xmlns:aink="http://schemas.microsoft.com/office/drawing/2016/ink" xmlns:am3d="http://schemas.microsoft.com/office/drawing/2017/model3d" xmlns:o="urn:schemas-microsoft-com:office:office" xmlns:r="http://schemas.openxmlformats.org/officeDocument/2006/relationships" xmlns:m="http://schemas.openxmlformats.org/officeDocument/2006/math" xmlns:v="urn:schemas-microsoft-com:vml" xmlns:wp14="http://schemas.microsoft.com/office/word/2010/wordprocessingDrawing" xmlns:wp="http://schemas.openxmlformats.org/drawingml/2006/wordprocessingDrawing" xmlns:w10="urn:schemas-microsoft-com:office:word" xmlns:w="http://schemas.openxmlformats.org/wordprocessingml/2006/main" xmlns:w14="http://schemas.microsoft.com/office/word/2010/wordml" xmlns:w15="http://schemas.microsoft.com/office/word/2012/wordml" xmlns:w16cid="http://schemas.microsoft.com/office/word/2016/wordml/cid" xmlns:w16se="http://schemas.microsoft.com/office/word/2015/wordml/symex" xmlns:wpg="http://schemas.microsoft.com/office/word/2010/wordprocessingGroup" xmlns:wpi="http://schemas.microsoft.com/office/word/2010/wordprocessingInk" xmlns:wne="http://schemas.microsoft.com/office/word/2006/wordml" xmlns:wps="http://schemas.microsoft.com/office/word/2010/wordprocessingShape" mc:Ignorable="w14 w15 w16se w16cid wp14">
+<w:hdr xmlns:wpc="http://schemas.microsoft.com/office/word/2010/wordprocessingCanvas" xmlns:cx="http://schemas.microsoft.com/office/drawing/2014/chartex" xmlns:cx1="http://schemas.microsoft.com/office/drawing/2015/9/8/chartex" xmlns:cx2="http://schemas.microsoft.com/office/drawing/2015/10/21/chartex" xmlns:cx3="http://schemas.microsoft.com/office/drawing/2016/5/9/chartex" xmlns:cx4="http://schemas.microsoft.com/office/drawing/2016/5/10/chartex" xmlns:cx5="http://schemas.microsoft.com/office/drawing/2016/5/11/chartex" xmlns:cx6="http://schemas.microsoft.com/office/drawing/2016/5/12/chartex" xmlns:cx7="http://schemas.microsoft.com/office/drawing/2016/5/13/chartex" xmlns:cx8="http://schemas.microsoft.com/office/drawing/2016/5/14/chartex" xmlns:mc="http://schemas.openxmlformats.org/markup-compatibility/2006" xmlns:aink="http://schemas.microsoft.com/office/drawing/2016/ink" xmlns:am3d="http://schemas.microsoft.com/office/drawing/2017/model3d" xmlns:o="urn:schemas-microsoft-com:office:office" xmlns:oel="http://schemas.microsoft.com/office/2019/extlst" xmlns:r="http://schemas.openxmlformats.org/officeDocument/2006/relationships" xmlns:m="http://schemas.openxmlformats.org/officeDocument/2006/math" xmlns:v="urn:schemas-microsoft-com:vml" xmlns:wp14="http://schemas.microsoft.com/office/word/2010/wordprocessingDrawing" xmlns:wp="http://schemas.openxmlformats.org/drawingml/2006/wordprocessingDrawing" xmlns:w10="urn:schemas-microsoft-com:office:word" xmlns:w="http://schemas.openxmlformats.org/wordprocessingml/2006/main" xmlns:w14="http://schemas.microsoft.com/office/word/2010/wordml" xmlns:w15="http://schemas.microsoft.com/office/word/2012/wordml" xmlns:w16cex="http://schemas.microsoft.com/office/word/2018/wordml/cex" xmlns:w16cid="http://schemas.microsoft.com/office/word/2016/wordml/cid" xmlns:w16="http://schemas.microsoft.com/office/word/2018/wordml" xmlns:w16du="http://schemas.microsoft.com/office/word/2023/wordml/word16du" xmlns:w16sdtdh="http://schemas.microsoft.com/office/word/2020/wordml/sdtdatahash" xmlns:w16sdtfl="http://schemas.microsoft.com/office/word/2024/wordml/sdtformatlock" xmlns:w16se="http://schemas.microsoft.com/office/word/2015/wordml/symex" xmlns:wpg="http://schemas.microsoft.com/office/word/2010/wordprocessingGroup" xmlns:wpi="http://schemas.microsoft.com/office/word/2010/wordprocessingInk" xmlns:wne="http://schemas.microsoft.com/office/word/2006/wordml" xmlns:wps="http://schemas.microsoft.com/office/word/2010/wordprocessingShape" mc:Ignorable="w14 w15 w16se w16cid w16 w16cex w16sdtdh w16sdtfl w16du wp14">
   <w:p>
     <w:pPr>
       <w:pStyle w:val="lfej"/>
@@ -12061,7 +12717,7 @@
 </file>
 
 <file path=word/header2.xml><?xml version="1.0" encoding="utf-8"?>
-<w:hdr xmlns:wpc="http://schemas.microsoft.com/office/word/2010/wordprocessingCanvas" xmlns:cx="http://schemas.microsoft.com/office/drawing/2014/chartex" xmlns:cx1="http://schemas.microsoft.com/office/drawing/2015/9/8/chartex" xmlns:cx2="http://schemas.microsoft.com/office/drawing/2015/10/21/chartex" xmlns:cx3="http://schemas.microsoft.com/office/drawing/2016/5/9/chartex" xmlns:cx4="http://schemas.microsoft.com/office/drawing/2016/5/10/chartex" xmlns:cx5="http://schemas.microsoft.com/office/drawing/2016/5/11/chartex" xmlns:cx6="http://schemas.microsoft.com/office/drawing/2016/5/12/chartex" xmlns:cx7="http://schemas.microsoft.com/office/drawing/2016/5/13/chartex" xmlns:cx8="http://schemas.microsoft.com/office/drawing/2016/5/14/chartex" xmlns:mc="http://schemas.openxmlformats.org/markup-compatibility/2006" xmlns:aink="http://schemas.microsoft.com/office/drawing/2016/ink" xmlns:am3d="http://schemas.microsoft.com/office/drawing/2017/model3d" xmlns:o="urn:schemas-microsoft-com:office:office" xmlns:r="http://schemas.openxmlformats.org/officeDocument/2006/relationships" xmlns:m="http://schemas.openxmlformats.org/officeDocument/2006/math" xmlns:v="urn:schemas-microsoft-com:vml" xmlns:wp14="http://schemas.microsoft.com/office/word/2010/wordprocessingDrawing" xmlns:wp="http://schemas.openxmlformats.org/drawingml/2006/wordprocessingDrawing" xmlns:w10="urn:schemas-microsoft-com:office:word" xmlns:w="http://schemas.openxmlformats.org/wordprocessingml/2006/main" xmlns:w14="http://schemas.microsoft.com/office/word/2010/wordml" xmlns:w15="http://schemas.microsoft.com/office/word/2012/wordml" xmlns:w16cid="http://schemas.microsoft.com/office/word/2016/wordml/cid" xmlns:w16se="http://schemas.microsoft.com/office/word/2015/wordml/symex" xmlns:wpg="http://schemas.microsoft.com/office/word/2010/wordprocessingGroup" xmlns:wpi="http://schemas.microsoft.com/office/word/2010/wordprocessingInk" xmlns:wne="http://schemas.microsoft.com/office/word/2006/wordml" xmlns:wps="http://schemas.microsoft.com/office/word/2010/wordprocessingShape" mc:Ignorable="w14 w15 w16se w16cid wp14">
+<w:hdr xmlns:wpc="http://schemas.microsoft.com/office/word/2010/wordprocessingCanvas" xmlns:cx="http://schemas.microsoft.com/office/drawing/2014/chartex" xmlns:cx1="http://schemas.microsoft.com/office/drawing/2015/9/8/chartex" xmlns:cx2="http://schemas.microsoft.com/office/drawing/2015/10/21/chartex" xmlns:cx3="http://schemas.microsoft.com/office/drawing/2016/5/9/chartex" xmlns:cx4="http://schemas.microsoft.com/office/drawing/2016/5/10/chartex" xmlns:cx5="http://schemas.microsoft.com/office/drawing/2016/5/11/chartex" xmlns:cx6="http://schemas.microsoft.com/office/drawing/2016/5/12/chartex" xmlns:cx7="http://schemas.microsoft.com/office/drawing/2016/5/13/chartex" xmlns:cx8="http://schemas.microsoft.com/office/drawing/2016/5/14/chartex" xmlns:mc="http://schemas.openxmlformats.org/markup-compatibility/2006" xmlns:aink="http://schemas.microsoft.com/office/drawing/2016/ink" xmlns:am3d="http://schemas.microsoft.com/office/drawing/2017/model3d" xmlns:o="urn:schemas-microsoft-com:office:office" xmlns:oel="http://schemas.microsoft.com/office/2019/extlst" xmlns:r="http://schemas.openxmlformats.org/officeDocument/2006/relationships" xmlns:m="http://schemas.openxmlformats.org/officeDocument/2006/math" xmlns:v="urn:schemas-microsoft-com:vml" xmlns:wp14="http://schemas.microsoft.com/office/word/2010/wordprocessingDrawing" xmlns:wp="http://schemas.openxmlformats.org/drawingml/2006/wordprocessingDrawing" xmlns:w10="urn:schemas-microsoft-com:office:word" xmlns:w="http://schemas.openxmlformats.org/wordprocessingml/2006/main" xmlns:w14="http://schemas.microsoft.com/office/word/2010/wordml" xmlns:w15="http://schemas.microsoft.com/office/word/2012/wordml" xmlns:w16cex="http://schemas.microsoft.com/office/word/2018/wordml/cex" xmlns:w16cid="http://schemas.microsoft.com/office/word/2016/wordml/cid" xmlns:w16="http://schemas.microsoft.com/office/word/2018/wordml" xmlns:w16du="http://schemas.microsoft.com/office/word/2023/wordml/word16du" xmlns:w16sdtdh="http://schemas.microsoft.com/office/word/2020/wordml/sdtdatahash" xmlns:w16sdtfl="http://schemas.microsoft.com/office/word/2024/wordml/sdtformatlock" xmlns:w16se="http://schemas.microsoft.com/office/word/2015/wordml/symex" xmlns:wpg="http://schemas.microsoft.com/office/word/2010/wordprocessingGroup" xmlns:wpi="http://schemas.microsoft.com/office/word/2010/wordprocessingInk" xmlns:wne="http://schemas.microsoft.com/office/word/2006/wordml" xmlns:wps="http://schemas.microsoft.com/office/word/2010/wordprocessingShape" mc:Ignorable="w14 w15 w16se w16cid w16 w16cex w16sdtdh w16sdtfl w16du wp14">
   <w:p>
     <w:pPr>
       <w:pStyle w:val="lfej"/>
@@ -12072,7 +12728,7 @@
 </file>
 
 <file path=word/header3.xml><?xml version="1.0" encoding="utf-8"?>
-<w:hdr xmlns:wpc="http://schemas.microsoft.com/office/word/2010/wordprocessingCanvas" xmlns:cx="http://schemas.microsoft.com/office/drawing/2014/chartex" xmlns:cx1="http://schemas.microsoft.com/office/drawing/2015/9/8/chartex" xmlns:cx2="http://schemas.microsoft.com/office/drawing/2015/10/21/chartex" xmlns:cx3="http://schemas.microsoft.com/office/drawing/2016/5/9/chartex" xmlns:cx4="http://schemas.microsoft.com/office/drawing/2016/5/10/chartex" xmlns:cx5="http://schemas.microsoft.com/office/drawing/2016/5/11/chartex" xmlns:cx6="http://schemas.microsoft.com/office/drawing/2016/5/12/chartex" xmlns:cx7="http://schemas.microsoft.com/office/drawing/2016/5/13/chartex" xmlns:cx8="http://schemas.microsoft.com/office/drawing/2016/5/14/chartex" xmlns:mc="http://schemas.openxmlformats.org/markup-compatibility/2006" xmlns:aink="http://schemas.microsoft.com/office/drawing/2016/ink" xmlns:am3d="http://schemas.microsoft.com/office/drawing/2017/model3d" xmlns:o="urn:schemas-microsoft-com:office:office" xmlns:r="http://schemas.openxmlformats.org/officeDocument/2006/relationships" xmlns:m="http://schemas.openxmlformats.org/officeDocument/2006/math" xmlns:v="urn:schemas-microsoft-com:vml" xmlns:wp14="http://schemas.microsoft.com/office/word/2010/wordprocessingDrawing" xmlns:wp="http://schemas.openxmlformats.org/drawingml/2006/wordprocessingDrawing" xmlns:w10="urn:schemas-microsoft-com:office:word" xmlns:w="http://schemas.openxmlformats.org/wordprocessingml/2006/main" xmlns:w14="http://schemas.microsoft.com/office/word/2010/wordml" xmlns:w15="http://schemas.microsoft.com/office/word/2012/wordml" xmlns:w16cid="http://schemas.microsoft.com/office/word/2016/wordml/cid" xmlns:w16se="http://schemas.microsoft.com/office/word/2015/wordml/symex" xmlns:wpg="http://schemas.microsoft.com/office/word/2010/wordprocessingGroup" xmlns:wpi="http://schemas.microsoft.com/office/word/2010/wordprocessingInk" xmlns:wne="http://schemas.microsoft.com/office/word/2006/wordml" xmlns:wps="http://schemas.microsoft.com/office/word/2010/wordprocessingShape" mc:Ignorable="w14 w15 w16se w16cid wp14">
+<w:hdr xmlns:wpc="http://schemas.microsoft.com/office/word/2010/wordprocessingCanvas" xmlns:cx="http://schemas.microsoft.com/office/drawing/2014/chartex" xmlns:cx1="http://schemas.microsoft.com/office/drawing/2015/9/8/chartex" xmlns:cx2="http://schemas.microsoft.com/office/drawing/2015/10/21/chartex" xmlns:cx3="http://schemas.microsoft.com/office/drawing/2016/5/9/chartex" xmlns:cx4="http://schemas.microsoft.com/office/drawing/2016/5/10/chartex" xmlns:cx5="http://schemas.microsoft.com/office/drawing/2016/5/11/chartex" xmlns:cx6="http://schemas.microsoft.com/office/drawing/2016/5/12/chartex" xmlns:cx7="http://schemas.microsoft.com/office/drawing/2016/5/13/chartex" xmlns:cx8="http://schemas.microsoft.com/office/drawing/2016/5/14/chartex" xmlns:mc="http://schemas.openxmlformats.org/markup-compatibility/2006" xmlns:aink="http://schemas.microsoft.com/office/drawing/2016/ink" xmlns:am3d="http://schemas.microsoft.com/office/drawing/2017/model3d" xmlns:o="urn:schemas-microsoft-com:office:office" xmlns:oel="http://schemas.microsoft.com/office/2019/extlst" xmlns:r="http://schemas.openxmlformats.org/officeDocument/2006/relationships" xmlns:m="http://schemas.openxmlformats.org/officeDocument/2006/math" xmlns:v="urn:schemas-microsoft-com:vml" xmlns:wp14="http://schemas.microsoft.com/office/word/2010/wordprocessingDrawing" xmlns:wp="http://schemas.openxmlformats.org/drawingml/2006/wordprocessingDrawing" xmlns:w10="urn:schemas-microsoft-com:office:word" xmlns:w="http://schemas.openxmlformats.org/wordprocessingml/2006/main" xmlns:w14="http://schemas.microsoft.com/office/word/2010/wordml" xmlns:w15="http://schemas.microsoft.com/office/word/2012/wordml" xmlns:w16cex="http://schemas.microsoft.com/office/word/2018/wordml/cex" xmlns:w16cid="http://schemas.microsoft.com/office/word/2016/wordml/cid" xmlns:w16="http://schemas.microsoft.com/office/word/2018/wordml" xmlns:w16du="http://schemas.microsoft.com/office/word/2023/wordml/word16du" xmlns:w16sdtdh="http://schemas.microsoft.com/office/word/2020/wordml/sdtdatahash" xmlns:w16sdtfl="http://schemas.microsoft.com/office/word/2024/wordml/sdtformatlock" xmlns:w16se="http://schemas.microsoft.com/office/word/2015/wordml/symex" xmlns:wpg="http://schemas.microsoft.com/office/word/2010/wordprocessingGroup" xmlns:wpi="http://schemas.microsoft.com/office/word/2010/wordprocessingInk" xmlns:wne="http://schemas.microsoft.com/office/word/2006/wordml" xmlns:wps="http://schemas.microsoft.com/office/word/2010/wordprocessingShape" mc:Ignorable="w14 w15 w16se w16cid w16 w16cex w16sdtdh w16sdtfl w16du wp14">
   <w:p>
     <w:pPr>
       <w:pStyle w:val="lfej"/>
@@ -12088,7 +12744,7 @@
 </file>
 
 <file path=word/header4.xml><?xml version="1.0" encoding="utf-8"?>
-<w:hdr xmlns:wpc="http://schemas.microsoft.com/office/word/2010/wordprocessingCanvas" xmlns:cx="http://schemas.microsoft.com/office/drawing/2014/chartex" xmlns:cx1="http://schemas.microsoft.com/office/drawing/2015/9/8/chartex" xmlns:cx2="http://schemas.microsoft.com/office/drawing/2015/10/21/chartex" xmlns:cx3="http://schemas.microsoft.com/office/drawing/2016/5/9/chartex" xmlns:cx4="http://schemas.microsoft.com/office/drawing/2016/5/10/chartex" xmlns:cx5="http://schemas.microsoft.com/office/drawing/2016/5/11/chartex" xmlns:cx6="http://schemas.microsoft.com/office/drawing/2016/5/12/chartex" xmlns:cx7="http://schemas.microsoft.com/office/drawing/2016/5/13/chartex" xmlns:cx8="http://schemas.microsoft.com/office/drawing/2016/5/14/chartex" xmlns:mc="http://schemas.openxmlformats.org/markup-compatibility/2006" xmlns:aink="http://schemas.microsoft.com/office/drawing/2016/ink" xmlns:am3d="http://schemas.microsoft.com/office/drawing/2017/model3d" xmlns:o="urn:schemas-microsoft-com:office:office" xmlns:r="http://schemas.openxmlformats.org/officeDocument/2006/relationships" xmlns:m="http://schemas.openxmlformats.org/officeDocument/2006/math" xmlns:v="urn:schemas-microsoft-com:vml" xmlns:wp14="http://schemas.microsoft.com/office/word/2010/wordprocessingDrawing" xmlns:wp="http://schemas.openxmlformats.org/drawingml/2006/wordprocessingDrawing" xmlns:w10="urn:schemas-microsoft-com:office:word" xmlns:w="http://schemas.openxmlformats.org/wordprocessingml/2006/main" xmlns:w14="http://schemas.microsoft.com/office/word/2010/wordml" xmlns:w15="http://schemas.microsoft.com/office/word/2012/wordml" xmlns:w16cid="http://schemas.microsoft.com/office/word/2016/wordml/cid" xmlns:w16se="http://schemas.microsoft.com/office/word/2015/wordml/symex" xmlns:wpg="http://schemas.microsoft.com/office/word/2010/wordprocessingGroup" xmlns:wpi="http://schemas.microsoft.com/office/word/2010/wordprocessingInk" xmlns:wne="http://schemas.microsoft.com/office/word/2006/wordml" xmlns:wps="http://schemas.microsoft.com/office/word/2010/wordprocessingShape" mc:Ignorable="w14 w15 w16se w16cid wp14">
+<w:hdr xmlns:wpc="http://schemas.microsoft.com/office/word/2010/wordprocessingCanvas" xmlns:cx="http://schemas.microsoft.com/office/drawing/2014/chartex" xmlns:cx1="http://schemas.microsoft.com/office/drawing/2015/9/8/chartex" xmlns:cx2="http://schemas.microsoft.com/office/drawing/2015/10/21/chartex" xmlns:cx3="http://schemas.microsoft.com/office/drawing/2016/5/9/chartex" xmlns:cx4="http://schemas.microsoft.com/office/drawing/2016/5/10/chartex" xmlns:cx5="http://schemas.microsoft.com/office/drawing/2016/5/11/chartex" xmlns:cx6="http://schemas.microsoft.com/office/drawing/2016/5/12/chartex" xmlns:cx7="http://schemas.microsoft.com/office/drawing/2016/5/13/chartex" xmlns:cx8="http://schemas.microsoft.com/office/drawing/2016/5/14/chartex" xmlns:mc="http://schemas.openxmlformats.org/markup-compatibility/2006" xmlns:aink="http://schemas.microsoft.com/office/drawing/2016/ink" xmlns:am3d="http://schemas.microsoft.com/office/drawing/2017/model3d" xmlns:o="urn:schemas-microsoft-com:office:office" xmlns:oel="http://schemas.microsoft.com/office/2019/extlst" xmlns:r="http://schemas.openxmlformats.org/officeDocument/2006/relationships" xmlns:m="http://schemas.openxmlformats.org/officeDocument/2006/math" xmlns:v="urn:schemas-microsoft-com:vml" xmlns:wp14="http://schemas.microsoft.com/office/word/2010/wordprocessingDrawing" xmlns:wp="http://schemas.openxmlformats.org/drawingml/2006/wordprocessingDrawing" xmlns:w10="urn:schemas-microsoft-com:office:word" xmlns:w="http://schemas.openxmlformats.org/wordprocessingml/2006/main" xmlns:w14="http://schemas.microsoft.com/office/word/2010/wordml" xmlns:w15="http://schemas.microsoft.com/office/word/2012/wordml" xmlns:w16cex="http://schemas.microsoft.com/office/word/2018/wordml/cex" xmlns:w16cid="http://schemas.microsoft.com/office/word/2016/wordml/cid" xmlns:w16="http://schemas.microsoft.com/office/word/2018/wordml" xmlns:w16du="http://schemas.microsoft.com/office/word/2023/wordml/word16du" xmlns:w16sdtdh="http://schemas.microsoft.com/office/word/2020/wordml/sdtdatahash" xmlns:w16sdtfl="http://schemas.microsoft.com/office/word/2024/wordml/sdtformatlock" xmlns:w16se="http://schemas.microsoft.com/office/word/2015/wordml/symex" xmlns:wpg="http://schemas.microsoft.com/office/word/2010/wordprocessingGroup" xmlns:wpi="http://schemas.microsoft.com/office/word/2010/wordprocessingInk" xmlns:wne="http://schemas.microsoft.com/office/word/2006/wordml" xmlns:wps="http://schemas.microsoft.com/office/word/2010/wordprocessingShape" mc:Ignorable="w14 w15 w16se w16cid w16 w16cex w16sdtdh w16sdtfl w16du wp14">
   <w:p>
     <w:pPr>
       <w:pStyle w:val="lfej"/>
@@ -12107,8 +12763,121 @@
 </file>
 
 <file path=word/numbering.xml><?xml version="1.0" encoding="utf-8"?>
-<w:numbering xmlns:wpc="http://schemas.microsoft.com/office/word/2010/wordprocessingCanvas" xmlns:cx="http://schemas.microsoft.com/office/drawing/2014/chartex" xmlns:cx1="http://schemas.microsoft.com/office/drawing/2015/9/8/chartex" xmlns:cx2="http://schemas.microsoft.com/office/drawing/2015/10/21/chartex" xmlns:cx3="http://schemas.microsoft.com/office/drawing/2016/5/9/chartex" xmlns:cx4="http://schemas.microsoft.com/office/drawing/2016/5/10/chartex" xmlns:cx5="http://schemas.microsoft.com/office/drawing/2016/5/11/chartex" xmlns:cx6="http://schemas.microsoft.com/office/drawing/2016/5/12/chartex" xmlns:cx7="http://schemas.microsoft.com/office/drawing/2016/5/13/chartex" xmlns:cx8="http://schemas.microsoft.com/office/drawing/2016/5/14/chartex" xmlns:mc="http://schemas.openxmlformats.org/markup-compatibility/2006" xmlns:aink="http://schemas.microsoft.com/office/drawing/2016/ink" xmlns:am3d="http://schemas.microsoft.com/office/drawing/2017/model3d" xmlns:o="urn:schemas-microsoft-com:office:office" xmlns:r="http://schemas.openxmlformats.org/officeDocument/2006/relationships" xmlns:m="http://schemas.openxmlformats.org/officeDocument/2006/math" xmlns:v="urn:schemas-microsoft-com:vml" xmlns:wp14="http://schemas.microsoft.com/office/word/2010/wordprocessingDrawing" xmlns:wp="http://schemas.openxmlformats.org/drawingml/2006/wordprocessingDrawing" xmlns:w10="urn:schemas-microsoft-com:office:word" xmlns:w="http://schemas.openxmlformats.org/wordprocessingml/2006/main" xmlns:w14="http://schemas.microsoft.com/office/word/2010/wordml" xmlns:w15="http://schemas.microsoft.com/office/word/2012/wordml" xmlns:w16cid="http://schemas.microsoft.com/office/word/2016/wordml/cid" xmlns:w16se="http://schemas.microsoft.com/office/word/2015/wordml/symex" xmlns:wpg="http://schemas.microsoft.com/office/word/2010/wordprocessingGroup" xmlns:wpi="http://schemas.microsoft.com/office/word/2010/wordprocessingInk" xmlns:wne="http://schemas.microsoft.com/office/word/2006/wordml" xmlns:wps="http://schemas.microsoft.com/office/word/2010/wordprocessingShape" mc:Ignorable="w14 w15 w16se w16cid wp14">
+<w:numbering xmlns:wpc="http://schemas.microsoft.com/office/word/2010/wordprocessingCanvas" xmlns:cx="http://schemas.microsoft.com/office/drawing/2014/chartex" xmlns:cx1="http://schemas.microsoft.com/office/drawing/2015/9/8/chartex" xmlns:cx2="http://schemas.microsoft.com/office/drawing/2015/10/21/chartex" xmlns:cx3="http://schemas.microsoft.com/office/drawing/2016/5/9/chartex" xmlns:cx4="http://schemas.microsoft.com/office/drawing/2016/5/10/chartex" xmlns:cx5="http://schemas.microsoft.com/office/drawing/2016/5/11/chartex" xmlns:cx6="http://schemas.microsoft.com/office/drawing/2016/5/12/chartex" xmlns:cx7="http://schemas.microsoft.com/office/drawing/2016/5/13/chartex" xmlns:cx8="http://schemas.microsoft.com/office/drawing/2016/5/14/chartex" xmlns:mc="http://schemas.openxmlformats.org/markup-compatibility/2006" xmlns:aink="http://schemas.microsoft.com/office/drawing/2016/ink" xmlns:am3d="http://schemas.microsoft.com/office/drawing/2017/model3d" xmlns:o="urn:schemas-microsoft-com:office:office" xmlns:oel="http://schemas.microsoft.com/office/2019/extlst" xmlns:r="http://schemas.openxmlformats.org/officeDocument/2006/relationships" xmlns:m="http://schemas.openxmlformats.org/officeDocument/2006/math" xmlns:v="urn:schemas-microsoft-com:vml" xmlns:wp14="http://schemas.microsoft.com/office/word/2010/wordprocessingDrawing" xmlns:wp="http://schemas.openxmlformats.org/drawingml/2006/wordprocessingDrawing" xmlns:w10="urn:schemas-microsoft-com:office:word" xmlns:w="http://schemas.openxmlformats.org/wordprocessingml/2006/main" xmlns:w14="http://schemas.microsoft.com/office/word/2010/wordml" xmlns:w15="http://schemas.microsoft.com/office/word/2012/wordml" xmlns:w16cex="http://schemas.microsoft.com/office/word/2018/wordml/cex" xmlns:w16cid="http://schemas.microsoft.com/office/word/2016/wordml/cid" xmlns:w16="http://schemas.microsoft.com/office/word/2018/wordml" xmlns:w16du="http://schemas.microsoft.com/office/word/2023/wordml/word16du" xmlns:w16sdtdh="http://schemas.microsoft.com/office/word/2020/wordml/sdtdatahash" xmlns:w16sdtfl="http://schemas.microsoft.com/office/word/2024/wordml/sdtformatlock" xmlns:w16se="http://schemas.microsoft.com/office/word/2015/wordml/symex" xmlns:wpg="http://schemas.microsoft.com/office/word/2010/wordprocessingGroup" xmlns:wpi="http://schemas.microsoft.com/office/word/2010/wordprocessingInk" xmlns:wne="http://schemas.microsoft.com/office/word/2006/wordml" xmlns:wps="http://schemas.microsoft.com/office/word/2010/wordprocessingShape" mc:Ignorable="w14 w15 w16se w16cid w16 w16cex w16sdtdh w16sdtfl w16du wp14">
   <w:abstractNum w:abstractNumId="0" w15:restartNumberingAfterBreak="0">
+    <w:nsid w:val="01B23365"/>
+    <w:multiLevelType w:val="hybridMultilevel"/>
+    <w:tmpl w:val="A6E047EC"/>
+    <w:lvl w:ilvl="0" w:tplc="040E0001">
+      <w:start w:val="1"/>
+      <w:numFmt w:val="bullet"/>
+      <w:lvlText w:val=""/>
+      <w:lvlJc w:val="left"/>
+      <w:pPr>
+        <w:ind w:left="1060" w:hanging="360"/>
+      </w:pPr>
+      <w:rPr>
+        <w:rFonts w:ascii="Symbol" w:hAnsi="Symbol" w:hint="default"/>
+      </w:rPr>
+    </w:lvl>
+    <w:lvl w:ilvl="1" w:tplc="040E0003" w:tentative="1">
+      <w:start w:val="1"/>
+      <w:numFmt w:val="bullet"/>
+      <w:lvlText w:val="o"/>
+      <w:lvlJc w:val="left"/>
+      <w:pPr>
+        <w:ind w:left="1780" w:hanging="360"/>
+      </w:pPr>
+      <w:rPr>
+        <w:rFonts w:ascii="Courier New" w:hAnsi="Courier New" w:cs="Courier New" w:hint="default"/>
+      </w:rPr>
+    </w:lvl>
+    <w:lvl w:ilvl="2" w:tplc="040E0005" w:tentative="1">
+      <w:start w:val="1"/>
+      <w:numFmt w:val="bullet"/>
+      <w:lvlText w:val=""/>
+      <w:lvlJc w:val="left"/>
+      <w:pPr>
+        <w:ind w:left="2500" w:hanging="360"/>
+      </w:pPr>
+      <w:rPr>
+        <w:rFonts w:ascii="Wingdings" w:hAnsi="Wingdings" w:hint="default"/>
+      </w:rPr>
+    </w:lvl>
+    <w:lvl w:ilvl="3" w:tplc="040E0001" w:tentative="1">
+      <w:start w:val="1"/>
+      <w:numFmt w:val="bullet"/>
+      <w:lvlText w:val=""/>
+      <w:lvlJc w:val="left"/>
+      <w:pPr>
+        <w:ind w:left="3220" w:hanging="360"/>
+      </w:pPr>
+      <w:rPr>
+        <w:rFonts w:ascii="Symbol" w:hAnsi="Symbol" w:hint="default"/>
+      </w:rPr>
+    </w:lvl>
+    <w:lvl w:ilvl="4" w:tplc="040E0003" w:tentative="1">
+      <w:start w:val="1"/>
+      <w:numFmt w:val="bullet"/>
+      <w:lvlText w:val="o"/>
+      <w:lvlJc w:val="left"/>
+      <w:pPr>
+        <w:ind w:left="3940" w:hanging="360"/>
+      </w:pPr>
+      <w:rPr>
+        <w:rFonts w:ascii="Courier New" w:hAnsi="Courier New" w:cs="Courier New" w:hint="default"/>
+      </w:rPr>
+    </w:lvl>
+    <w:lvl w:ilvl="5" w:tplc="040E0005" w:tentative="1">
+      <w:start w:val="1"/>
+      <w:numFmt w:val="bullet"/>
+      <w:lvlText w:val=""/>
+      <w:lvlJc w:val="left"/>
+      <w:pPr>
+        <w:ind w:left="4660" w:hanging="360"/>
+      </w:pPr>
+      <w:rPr>
+        <w:rFonts w:ascii="Wingdings" w:hAnsi="Wingdings" w:hint="default"/>
+      </w:rPr>
+    </w:lvl>
+    <w:lvl w:ilvl="6" w:tplc="040E0001" w:tentative="1">
+      <w:start w:val="1"/>
+      <w:numFmt w:val="bullet"/>
+      <w:lvlText w:val=""/>
+      <w:lvlJc w:val="left"/>
+      <w:pPr>
+        <w:ind w:left="5380" w:hanging="360"/>
+      </w:pPr>
+      <w:rPr>
+        <w:rFonts w:ascii="Symbol" w:hAnsi="Symbol" w:hint="default"/>
+      </w:rPr>
+    </w:lvl>
+    <w:lvl w:ilvl="7" w:tplc="040E0003" w:tentative="1">
+      <w:start w:val="1"/>
+      <w:numFmt w:val="bullet"/>
+      <w:lvlText w:val="o"/>
+      <w:lvlJc w:val="left"/>
+      <w:pPr>
+        <w:ind w:left="6100" w:hanging="360"/>
+      </w:pPr>
+      <w:rPr>
+        <w:rFonts w:ascii="Courier New" w:hAnsi="Courier New" w:cs="Courier New" w:hint="default"/>
+      </w:rPr>
+    </w:lvl>
+    <w:lvl w:ilvl="8" w:tplc="040E0005" w:tentative="1">
+      <w:start w:val="1"/>
+      <w:numFmt w:val="bullet"/>
+      <w:lvlText w:val=""/>
+      <w:lvlJc w:val="left"/>
+      <w:pPr>
+        <w:ind w:left="6820" w:hanging="360"/>
+      </w:pPr>
+      <w:rPr>
+        <w:rFonts w:ascii="Wingdings" w:hAnsi="Wingdings" w:hint="default"/>
+      </w:rPr>
+    </w:lvl>
+  </w:abstractNum>
+  <w:abstractNum w:abstractNumId="1" w15:restartNumberingAfterBreak="0">
     <w:nsid w:val="0A424A72"/>
     <w:multiLevelType w:val="hybridMultilevel"/>
     <w:tmpl w:val="61F2DE48"/>
@@ -12221,7 +12990,7 @@
       </w:rPr>
     </w:lvl>
   </w:abstractNum>
-  <w:abstractNum w:abstractNumId="1" w15:restartNumberingAfterBreak="0">
+  <w:abstractNum w:abstractNumId="2" w15:restartNumberingAfterBreak="0">
     <w:nsid w:val="16B83AEA"/>
     <w:multiLevelType w:val="hybridMultilevel"/>
     <w:tmpl w:val="C8ACF62E"/>
@@ -12334,7 +13103,7 @@
       </w:rPr>
     </w:lvl>
   </w:abstractNum>
-  <w:abstractNum w:abstractNumId="2" w15:restartNumberingAfterBreak="0">
+  <w:abstractNum w:abstractNumId="3" w15:restartNumberingAfterBreak="0">
     <w:nsid w:val="1A9B71E3"/>
     <w:multiLevelType w:val="hybridMultilevel"/>
     <w:tmpl w:val="A76A0B9C"/>
@@ -12447,7 +13216,7 @@
       </w:rPr>
     </w:lvl>
   </w:abstractNum>
-  <w:abstractNum w:abstractNumId="3" w15:restartNumberingAfterBreak="0">
+  <w:abstractNum w:abstractNumId="4" w15:restartNumberingAfterBreak="0">
     <w:nsid w:val="1F8E3315"/>
     <w:multiLevelType w:val="multilevel"/>
     <w:tmpl w:val="CD30648C"/>
@@ -12561,7 +13330,7 @@
       </w:rPr>
     </w:lvl>
   </w:abstractNum>
-  <w:abstractNum w:abstractNumId="4" w15:restartNumberingAfterBreak="0">
+  <w:abstractNum w:abstractNumId="5" w15:restartNumberingAfterBreak="0">
     <w:nsid w:val="23FD5807"/>
     <w:multiLevelType w:val="hybridMultilevel"/>
     <w:tmpl w:val="BCD4A7C8"/>
@@ -12674,7 +13443,7 @@
       </w:rPr>
     </w:lvl>
   </w:abstractNum>
-  <w:abstractNum w:abstractNumId="5" w15:restartNumberingAfterBreak="0">
+  <w:abstractNum w:abstractNumId="6" w15:restartNumberingAfterBreak="0">
     <w:nsid w:val="261C3E44"/>
     <w:multiLevelType w:val="hybridMultilevel"/>
     <w:tmpl w:val="0BE81508"/>
@@ -12787,7 +13556,7 @@
       </w:rPr>
     </w:lvl>
   </w:abstractNum>
-  <w:abstractNum w:abstractNumId="6" w15:restartNumberingAfterBreak="0">
+  <w:abstractNum w:abstractNumId="7" w15:restartNumberingAfterBreak="0">
     <w:nsid w:val="2B7445E2"/>
     <w:multiLevelType w:val="hybridMultilevel"/>
     <w:tmpl w:val="7F44BC54"/>
@@ -12900,7 +13669,7 @@
       </w:rPr>
     </w:lvl>
   </w:abstractNum>
-  <w:abstractNum w:abstractNumId="7" w15:restartNumberingAfterBreak="0">
+  <w:abstractNum w:abstractNumId="8" w15:restartNumberingAfterBreak="0">
     <w:nsid w:val="2C305D0A"/>
     <w:multiLevelType w:val="hybridMultilevel"/>
     <w:tmpl w:val="050887D0"/>
@@ -13013,7 +13782,7 @@
       </w:rPr>
     </w:lvl>
   </w:abstractNum>
-  <w:abstractNum w:abstractNumId="8" w15:restartNumberingAfterBreak="0">
+  <w:abstractNum w:abstractNumId="9" w15:restartNumberingAfterBreak="0">
     <w:nsid w:val="2D2407A5"/>
     <w:multiLevelType w:val="hybridMultilevel"/>
     <w:tmpl w:val="F49C898A"/>
@@ -13126,7 +13895,7 @@
       </w:rPr>
     </w:lvl>
   </w:abstractNum>
-  <w:abstractNum w:abstractNumId="9" w15:restartNumberingAfterBreak="0">
+  <w:abstractNum w:abstractNumId="10" w15:restartNumberingAfterBreak="0">
     <w:nsid w:val="3A3139AD"/>
     <w:multiLevelType w:val="hybridMultilevel"/>
     <w:tmpl w:val="9BD0FDC2"/>
@@ -13239,7 +14008,7 @@
       </w:rPr>
     </w:lvl>
   </w:abstractNum>
-  <w:abstractNum w:abstractNumId="10" w15:restartNumberingAfterBreak="0">
+  <w:abstractNum w:abstractNumId="11" w15:restartNumberingAfterBreak="0">
     <w:nsid w:val="3E132F09"/>
     <w:multiLevelType w:val="multilevel"/>
     <w:tmpl w:val="AC9C5B84"/>
@@ -13388,7 +14157,7 @@
       </w:rPr>
     </w:lvl>
   </w:abstractNum>
-  <w:abstractNum w:abstractNumId="11" w15:restartNumberingAfterBreak="0">
+  <w:abstractNum w:abstractNumId="12" w15:restartNumberingAfterBreak="0">
     <w:nsid w:val="46DD4EDE"/>
     <w:multiLevelType w:val="multilevel"/>
     <w:tmpl w:val="AC9C5B84"/>
@@ -13537,7 +14306,7 @@
       </w:rPr>
     </w:lvl>
   </w:abstractNum>
-  <w:abstractNum w:abstractNumId="12" w15:restartNumberingAfterBreak="0">
+  <w:abstractNum w:abstractNumId="13" w15:restartNumberingAfterBreak="0">
     <w:nsid w:val="4A5F68B5"/>
     <w:multiLevelType w:val="hybridMultilevel"/>
     <w:tmpl w:val="5FA25084"/>
@@ -13650,7 +14419,7 @@
       </w:rPr>
     </w:lvl>
   </w:abstractNum>
-  <w:abstractNum w:abstractNumId="13" w15:restartNumberingAfterBreak="0">
+  <w:abstractNum w:abstractNumId="14" w15:restartNumberingAfterBreak="0">
     <w:nsid w:val="51963ED9"/>
     <w:multiLevelType w:val="hybridMultilevel"/>
     <w:tmpl w:val="B68CCF12"/>
@@ -13763,7 +14532,7 @@
       </w:rPr>
     </w:lvl>
   </w:abstractNum>
-  <w:abstractNum w:abstractNumId="14" w15:restartNumberingAfterBreak="0">
+  <w:abstractNum w:abstractNumId="15" w15:restartNumberingAfterBreak="0">
     <w:nsid w:val="57F22669"/>
     <w:multiLevelType w:val="multilevel"/>
     <w:tmpl w:val="FA38D242"/>
@@ -13858,7 +14627,7 @@
       </w:pPr>
     </w:lvl>
   </w:abstractNum>
-  <w:abstractNum w:abstractNumId="15" w15:restartNumberingAfterBreak="0">
+  <w:abstractNum w:abstractNumId="16" w15:restartNumberingAfterBreak="0">
     <w:nsid w:val="5C2421E8"/>
     <w:multiLevelType w:val="hybridMultilevel"/>
     <w:tmpl w:val="3D7626EA"/>
@@ -13971,7 +14740,7 @@
       </w:rPr>
     </w:lvl>
   </w:abstractNum>
-  <w:abstractNum w:abstractNumId="16" w15:restartNumberingAfterBreak="0">
+  <w:abstractNum w:abstractNumId="17" w15:restartNumberingAfterBreak="0">
     <w:nsid w:val="6E587311"/>
     <w:multiLevelType w:val="hybridMultilevel"/>
     <w:tmpl w:val="6CF20F16"/>
@@ -14084,7 +14853,7 @@
       </w:rPr>
     </w:lvl>
   </w:abstractNum>
-  <w:abstractNum w:abstractNumId="17" w15:restartNumberingAfterBreak="0">
+  <w:abstractNum w:abstractNumId="18" w15:restartNumberingAfterBreak="0">
     <w:nsid w:val="6EB90897"/>
     <w:multiLevelType w:val="multilevel"/>
     <w:tmpl w:val="5428F26E"/>
@@ -14233,7 +15002,7 @@
       </w:rPr>
     </w:lvl>
   </w:abstractNum>
-  <w:abstractNum w:abstractNumId="18" w15:restartNumberingAfterBreak="0">
+  <w:abstractNum w:abstractNumId="19" w15:restartNumberingAfterBreak="0">
     <w:nsid w:val="75B20BA9"/>
     <w:multiLevelType w:val="hybridMultilevel"/>
     <w:tmpl w:val="F31C15B6"/>
@@ -14346,7 +15115,7 @@
       </w:rPr>
     </w:lvl>
   </w:abstractNum>
-  <w:abstractNum w:abstractNumId="19" w15:restartNumberingAfterBreak="0">
+  <w:abstractNum w:abstractNumId="20" w15:restartNumberingAfterBreak="0">
     <w:nsid w:val="7D876FB6"/>
     <w:multiLevelType w:val="hybridMultilevel"/>
     <w:tmpl w:val="D110CD82"/>
@@ -14459,72 +15228,75 @@
       </w:rPr>
     </w:lvl>
   </w:abstractNum>
-  <w:num w:numId="1">
+  <w:num w:numId="1" w16cid:durableId="1938706050">
+    <w:abstractNumId w:val="4"/>
+  </w:num>
+  <w:num w:numId="2" w16cid:durableId="651371038">
+    <w:abstractNumId w:val="15"/>
+  </w:num>
+  <w:num w:numId="3" w16cid:durableId="488061123">
+    <w:abstractNumId w:val="12"/>
+  </w:num>
+  <w:num w:numId="4" w16cid:durableId="194536993">
+    <w:abstractNumId w:val="18"/>
+  </w:num>
+  <w:num w:numId="5" w16cid:durableId="736823249">
+    <w:abstractNumId w:val="11"/>
+  </w:num>
+  <w:num w:numId="6" w16cid:durableId="198323197">
+    <w:abstractNumId w:val="2"/>
+  </w:num>
+  <w:num w:numId="7" w16cid:durableId="1319268790">
+    <w:abstractNumId w:val="14"/>
+  </w:num>
+  <w:num w:numId="8" w16cid:durableId="1825127299">
+    <w:abstractNumId w:val="6"/>
+  </w:num>
+  <w:num w:numId="9" w16cid:durableId="1742097459">
+    <w:abstractNumId w:val="8"/>
+  </w:num>
+  <w:num w:numId="10" w16cid:durableId="1441217822">
+    <w:abstractNumId w:val="13"/>
+  </w:num>
+  <w:num w:numId="11" w16cid:durableId="830871521">
+    <w:abstractNumId w:val="5"/>
+  </w:num>
+  <w:num w:numId="12" w16cid:durableId="1846704750">
+    <w:abstractNumId w:val="19"/>
+  </w:num>
+  <w:num w:numId="13" w16cid:durableId="1266041045">
+    <w:abstractNumId w:val="10"/>
+  </w:num>
+  <w:num w:numId="14" w16cid:durableId="1769226802">
+    <w:abstractNumId w:val="16"/>
+  </w:num>
+  <w:num w:numId="15" w16cid:durableId="1910072415">
+    <w:abstractNumId w:val="7"/>
+  </w:num>
+  <w:num w:numId="16" w16cid:durableId="17701129">
     <w:abstractNumId w:val="3"/>
   </w:num>
-  <w:num w:numId="2">
-    <w:abstractNumId w:val="14"/>
+  <w:num w:numId="17" w16cid:durableId="1512377595">
+    <w:abstractNumId w:val="9"/>
   </w:num>
-  <w:num w:numId="3">
-    <w:abstractNumId w:val="11"/>
+  <w:num w:numId="18" w16cid:durableId="593167945">
+    <w:abstractNumId w:val="1"/>
   </w:num>
-  <w:num w:numId="4">
+  <w:num w:numId="19" w16cid:durableId="1605455711">
+    <w:abstractNumId w:val="20"/>
+  </w:num>
+  <w:num w:numId="20" w16cid:durableId="963536741">
     <w:abstractNumId w:val="17"/>
   </w:num>
-  <w:num w:numId="5">
-    <w:abstractNumId w:val="10"/>
-  </w:num>
-  <w:num w:numId="6">
-    <w:abstractNumId w:val="1"/>
-  </w:num>
-  <w:num w:numId="7">
-    <w:abstractNumId w:val="13"/>
-  </w:num>
-  <w:num w:numId="8">
-    <w:abstractNumId w:val="5"/>
-  </w:num>
-  <w:num w:numId="9">
-    <w:abstractNumId w:val="7"/>
-  </w:num>
-  <w:num w:numId="10">
-    <w:abstractNumId w:val="12"/>
-  </w:num>
-  <w:num w:numId="11">
-    <w:abstractNumId w:val="4"/>
-  </w:num>
-  <w:num w:numId="12">
-    <w:abstractNumId w:val="18"/>
-  </w:num>
-  <w:num w:numId="13">
-    <w:abstractNumId w:val="9"/>
-  </w:num>
-  <w:num w:numId="14">
-    <w:abstractNumId w:val="15"/>
-  </w:num>
-  <w:num w:numId="15">
-    <w:abstractNumId w:val="6"/>
-  </w:num>
-  <w:num w:numId="16">
-    <w:abstractNumId w:val="2"/>
-  </w:num>
-  <w:num w:numId="17">
-    <w:abstractNumId w:val="8"/>
-  </w:num>
-  <w:num w:numId="18">
+  <w:num w:numId="21" w16cid:durableId="1001742655">
     <w:abstractNumId w:val="0"/>
-  </w:num>
-  <w:num w:numId="19">
-    <w:abstractNumId w:val="19"/>
-  </w:num>
-  <w:num w:numId="20">
-    <w:abstractNumId w:val="16"/>
   </w:num>
   <w:numIdMacAtCleanup w:val="20"/>
 </w:numbering>
 </file>
 
 <file path=word/styles.xml><?xml version="1.0" encoding="utf-8"?>
-<w:styles xmlns:mc="http://schemas.openxmlformats.org/markup-compatibility/2006" xmlns:r="http://schemas.openxmlformats.org/officeDocument/2006/relationships" xmlns:w="http://schemas.openxmlformats.org/wordprocessingml/2006/main" xmlns:w14="http://schemas.microsoft.com/office/word/2010/wordml" xmlns:w15="http://schemas.microsoft.com/office/word/2012/wordml" xmlns:w16cid="http://schemas.microsoft.com/office/word/2016/wordml/cid" xmlns:w16se="http://schemas.microsoft.com/office/word/2015/wordml/symex" mc:Ignorable="w14 w15 w16se w16cid">
+<w:styles xmlns:mc="http://schemas.openxmlformats.org/markup-compatibility/2006" xmlns:r="http://schemas.openxmlformats.org/officeDocument/2006/relationships" xmlns:w="http://schemas.openxmlformats.org/wordprocessingml/2006/main" xmlns:w14="http://schemas.microsoft.com/office/word/2010/wordml" xmlns:w15="http://schemas.microsoft.com/office/word/2012/wordml" xmlns:w16cex="http://schemas.microsoft.com/office/word/2018/wordml/cex" xmlns:w16cid="http://schemas.microsoft.com/office/word/2016/wordml/cid" xmlns:w16="http://schemas.microsoft.com/office/word/2018/wordml" xmlns:w16du="http://schemas.microsoft.com/office/word/2023/wordml/word16du" xmlns:w16sdtdh="http://schemas.microsoft.com/office/word/2020/wordml/sdtdatahash" xmlns:w16sdtfl="http://schemas.microsoft.com/office/word/2024/wordml/sdtformatlock" xmlns:w16se="http://schemas.microsoft.com/office/word/2015/wordml/symex" mc:Ignorable="w14 w15 w16se w16cid w16 w16cex w16sdtdh w16sdtfl w16du">
   <w:docDefaults>
     <w:rPrDefault>
       <w:rPr>
@@ -14536,7 +15308,7 @@
     </w:rPrDefault>
     <w:pPrDefault/>
   </w:docDefaults>
-  <w:latentStyles w:defLockedState="0" w:defUIPriority="99" w:defSemiHidden="0" w:defUnhideWhenUsed="0" w:defQFormat="0" w:count="375">
+  <w:latentStyles w:defLockedState="0" w:defUIPriority="99" w:defSemiHidden="0" w:defUnhideWhenUsed="0" w:defQFormat="0" w:count="376">
     <w:lsdException w:name="Normal" w:uiPriority="0" w:qFormat="1"/>
     <w:lsdException w:name="heading 1" w:uiPriority="9" w:qFormat="1"/>
     <w:lsdException w:name="heading 2" w:semiHidden="1" w:uiPriority="9" w:unhideWhenUsed="1" w:qFormat="1"/>
@@ -14912,6 +15684,7 @@
     <w:lsdException w:name="Smart Hyperlink" w:semiHidden="1" w:unhideWhenUsed="1"/>
     <w:lsdException w:name="Hashtag" w:semiHidden="1" w:unhideWhenUsed="1"/>
     <w:lsdException w:name="Unresolved Mention" w:semiHidden="1" w:unhideWhenUsed="1"/>
+    <w:lsdException w:name="Smart Link" w:semiHidden="1" w:unhideWhenUsed="1"/>
   </w:latentStyles>
   <w:style w:type="paragraph" w:default="1" w:styleId="Norml">
     <w:name w:val="Normal"/>
@@ -15166,7 +15939,6 @@
   <w:style w:type="character" w:default="1" w:styleId="Bekezdsalapbettpusa">
     <w:name w:val="Default Paragraph Font"/>
     <w:uiPriority w:val="1"/>
-    <w:semiHidden/>
     <w:unhideWhenUsed/>
   </w:style>
   <w:style w:type="table" w:default="1" w:styleId="Normltblzat">
@@ -15851,6 +16623,36 @@
       <w:u w:val="single"/>
     </w:rPr>
   </w:style>
+  <w:style w:type="paragraph" w:styleId="HTML-kntformzott">
+    <w:name w:val="HTML Preformatted"/>
+    <w:basedOn w:val="Norml"/>
+    <w:link w:val="HTML-kntformzottChar"/>
+    <w:uiPriority w:val="99"/>
+    <w:semiHidden/>
+    <w:unhideWhenUsed/>
+    <w:rsid w:val="00D25968"/>
+    <w:pPr>
+      <w:spacing w:after="0" w:line="240" w:lineRule="auto"/>
+    </w:pPr>
+    <w:rPr>
+      <w:rFonts w:ascii="Consolas" w:hAnsi="Consolas"/>
+      <w:sz w:val="20"/>
+      <w:szCs w:val="20"/>
+    </w:rPr>
+  </w:style>
+  <w:style w:type="character" w:customStyle="1" w:styleId="HTML-kntformzottChar">
+    <w:name w:val="HTML-ként formázott Char"/>
+    <w:basedOn w:val="Bekezdsalapbettpusa"/>
+    <w:link w:val="HTML-kntformzott"/>
+    <w:uiPriority w:val="99"/>
+    <w:semiHidden/>
+    <w:rsid w:val="00D25968"/>
+    <w:rPr>
+      <w:rFonts w:ascii="Consolas" w:hAnsi="Consolas"/>
+      <w:sz w:val="20"/>
+      <w:szCs w:val="20"/>
+    </w:rPr>
+  </w:style>
 </w:styles>
 </file>
 
@@ -16140,6 +16942,15 @@
 </file>
 
 <file path=customXml/item1.xml><?xml version="1.0" encoding="utf-8"?>
+<?mso-contentType ?>
+<FormTemplates xmlns="http://schemas.microsoft.com/sharepoint/v3/contenttype/forms">
+  <Display>DocumentLibraryForm</Display>
+  <Edit>DocumentLibraryForm</Edit>
+  <New>DocumentLibraryForm</New>
+</FormTemplates>
+</file>
+
+<file path=customXml/item2.xml><?xml version="1.0" encoding="utf-8"?>
 <ct:contentTypeSchema xmlns:ct="http://schemas.microsoft.com/office/2006/metadata/contentType" xmlns:ma="http://schemas.microsoft.com/office/2006/metadata/properties/metaAttributes" ct:_="" ma:_="" ma:contentTypeName="Dokumentum" ma:contentTypeID="0x010100D3B91EDF72E14E4CB455A7CDA503C0EE" ma:contentTypeVersion="13" ma:contentTypeDescription="Új dokumentum létrehozása." ma:contentTypeScope="" ma:versionID="b4280526ac685c11215013c77eeea0ab">
   <xsd:schema xmlns:xsd="http://www.w3.org/2001/XMLSchema" xmlns:xs="http://www.w3.org/2001/XMLSchema" xmlns:p="http://schemas.microsoft.com/office/2006/metadata/properties" xmlns:ns2="37c60eec-9cb3-400a-9334-3ebf97be2876" xmlns:ns3="7664362d-1707-476c-9a7a-9cf02496d35a" targetNamespace="http://schemas.microsoft.com/office/2006/metadata/properties" ma:root="true" ma:fieldsID="19d471ee8269f5e0eca01839194d6bbb" ns2:_="" ns3:_="">
     <xsd:import namespace="37c60eec-9cb3-400a-9334-3ebf97be2876"/>
@@ -16346,16 +17157,11 @@
 </ct:contentTypeSchema>
 </file>
 
-<file path=customXml/item2.xml><?xml version="1.0" encoding="utf-8"?>
-<?mso-contentType ?>
-<FormTemplates xmlns="http://schemas.microsoft.com/sharepoint/v3/contenttype/forms">
-  <Display>DocumentLibraryForm</Display>
-  <Edit>DocumentLibraryForm</Edit>
-  <New>DocumentLibraryForm</New>
-</FormTemplates>
+<file path=customXml/item3.xml><?xml version="1.0" encoding="utf-8"?>
+<b:Sources xmlns:b="http://schemas.openxmlformats.org/officeDocument/2006/bibliography" xmlns="http://schemas.openxmlformats.org/officeDocument/2006/bibliography" SelectedStyle="\APA.XSL" StyleName="APA"/>
 </file>
 
-<file path=customXml/item3.xml><?xml version="1.0" encoding="utf-8"?>
+<file path=customXml/item4.xml><?xml version="1.0" encoding="utf-8"?>
 <p:properties xmlns:p="http://schemas.microsoft.com/office/2006/metadata/properties" xmlns:xsi="http://www.w3.org/2001/XMLSchema-instance" xmlns:pc="http://schemas.microsoft.com/office/infopath/2007/PartnerControls">
   <documentManagement>
     <lcf76f155ced4ddcb4097134ff3c332f xmlns="37c60eec-9cb3-400a-9334-3ebf97be2876">
@@ -16366,11 +17172,15 @@
 </p:properties>
 </file>
 
-<file path=customXml/item4.xml><?xml version="1.0" encoding="utf-8"?>
-<b:Sources xmlns:b="http://schemas.openxmlformats.org/officeDocument/2006/bibliography" xmlns="http://schemas.openxmlformats.org/officeDocument/2006/bibliography" SelectedStyle="\APA.XSL" StyleName="APA"/>
+<file path=customXml/itemProps1.xml><?xml version="1.0" encoding="utf-8"?>
+<ds:datastoreItem xmlns:ds="http://schemas.openxmlformats.org/officeDocument/2006/customXml" ds:itemID="{49E9CE2F-4863-430F-A73B-CD3063AB172E}">
+  <ds:schemaRefs>
+    <ds:schemaRef ds:uri="http://schemas.microsoft.com/sharepoint/v3/contenttype/forms"/>
+  </ds:schemaRefs>
+</ds:datastoreItem>
 </file>
 
-<file path=customXml/itemProps1.xml><?xml version="1.0" encoding="utf-8"?>
+<file path=customXml/itemProps2.xml><?xml version="1.0" encoding="utf-8"?>
 <ds:datastoreItem xmlns:ds="http://schemas.openxmlformats.org/officeDocument/2006/customXml" ds:itemID="{0F6A0A84-3C61-4C91-A7A8-65F7DADC2505}">
   <ds:schemaRefs>
     <ds:schemaRef ds:uri="http://schemas.microsoft.com/office/2006/metadata/contentType"/>
@@ -16389,15 +17199,15 @@
 </ds:datastoreItem>
 </file>
 
-<file path=customXml/itemProps2.xml><?xml version="1.0" encoding="utf-8"?>
-<ds:datastoreItem xmlns:ds="http://schemas.openxmlformats.org/officeDocument/2006/customXml" ds:itemID="{49E9CE2F-4863-430F-A73B-CD3063AB172E}">
+<file path=customXml/itemProps3.xml><?xml version="1.0" encoding="utf-8"?>
+<ds:datastoreItem xmlns:ds="http://schemas.openxmlformats.org/officeDocument/2006/customXml" ds:itemID="{90FBBF4E-9E21-4F28-8D0B-79F3CB1CA852}">
   <ds:schemaRefs>
-    <ds:schemaRef ds:uri="http://schemas.microsoft.com/sharepoint/v3/contenttype/forms"/>
+    <ds:schemaRef ds:uri="http://schemas.openxmlformats.org/officeDocument/2006/bibliography"/>
   </ds:schemaRefs>
 </ds:datastoreItem>
 </file>
 
-<file path=customXml/itemProps3.xml><?xml version="1.0" encoding="utf-8"?>
+<file path=customXml/itemProps4.xml><?xml version="1.0" encoding="utf-8"?>
 <ds:datastoreItem xmlns:ds="http://schemas.openxmlformats.org/officeDocument/2006/customXml" ds:itemID="{4683CF39-CBC1-469A-88EA-F31417A0D119}">
   <ds:schemaRefs>
     <ds:schemaRef ds:uri="http://schemas.microsoft.com/office/2006/metadata/properties"/>
@@ -16406,12 +17216,4 @@
     <ds:schemaRef ds:uri="7664362d-1707-476c-9a7a-9cf02496d35a"/>
   </ds:schemaRefs>
 </ds:datastoreItem>
-</file>
-
-<file path=customXml/itemProps4.xml><?xml version="1.0" encoding="utf-8"?>
-<ds:datastoreItem xmlns:ds="http://schemas.openxmlformats.org/officeDocument/2006/customXml" ds:itemID="{90FBBF4E-9E21-4F28-8D0B-79F3CB1CA852}">
-  <ds:schemaRefs>
-    <ds:schemaRef ds:uri="http://schemas.openxmlformats.org/officeDocument/2006/bibliography"/>
-  </ds:schemaRefs>
-</ds:datastoreItem>
 </file>
--- a/Dokumentacio/Vizsgaremek_elvaras_minta.docx
+++ b/Dokumentacio/Vizsgaremek_elvaras_minta.docx
@@ -225,21 +225,12 @@
           <w:szCs w:val="24"/>
         </w:rPr>
       </w:pPr>
-      <w:proofErr w:type="spellStart"/>
       <w:r>
         <w:rPr>
           <w:rFonts w:ascii="Times New Roman CE" w:hAnsi="Times New Roman CE" w:cs="Times New Roman"/>
           <w:szCs w:val="24"/>
         </w:rPr>
-        <w:t>Czibók</w:t>
-      </w:r>
-      <w:proofErr w:type="spellEnd"/>
-      <w:r>
-        <w:rPr>
-          <w:rFonts w:ascii="Times New Roman CE" w:hAnsi="Times New Roman CE" w:cs="Times New Roman"/>
-          <w:szCs w:val="24"/>
-        </w:rPr>
-        <w:t xml:space="preserve"> Bence</w:t>
+        <w:t>Czibók Bence</w:t>
       </w:r>
     </w:p>
     <w:p>
@@ -5151,40 +5142,15 @@
         <w:jc w:val="both"/>
       </w:pPr>
       <w:r>
-        <w:t xml:space="preserve">XAMP, </w:t>
-      </w:r>
-      <w:proofErr w:type="spellStart"/>
-      <w:r>
-        <w:t>phpMyAdmin</w:t>
-      </w:r>
-      <w:proofErr w:type="spellEnd"/>
-      <w:r>
-        <w:t xml:space="preserve">, </w:t>
-      </w:r>
-      <w:proofErr w:type="spellStart"/>
-      <w:r>
-        <w:t>MySQL</w:t>
-      </w:r>
-      <w:proofErr w:type="spellEnd"/>
+        <w:t>XAMP, phpMyAdmin, MySQL</w:t>
+      </w:r>
       <w:r>
         <w:t>,</w:t>
       </w:r>
       <w:r>
         <w:tab/>
-      </w:r>
-      <w:proofErr w:type="spellStart"/>
-      <w:r>
-        <w:t>DBeaver</w:t>
-      </w:r>
-      <w:proofErr w:type="spellEnd"/>
-      <w:r>
-        <w:t xml:space="preserve">, </w:t>
-      </w:r>
-      <w:proofErr w:type="spellStart"/>
-      <w:r>
-        <w:t>Aiven</w:t>
-      </w:r>
-      <w:proofErr w:type="spellEnd"/>
+        <w:t>DBeaver, Aiven</w:t>
+      </w:r>
     </w:p>
     <w:p>
       <w:pPr>
@@ -5217,33 +5183,18 @@
       <w:r>
         <w:t xml:space="preserve"> </w:t>
       </w:r>
-      <w:proofErr w:type="spellStart"/>
-      <w:r>
-        <w:t>Entity</w:t>
-      </w:r>
-      <w:proofErr w:type="spellEnd"/>
-      <w:r>
-        <w:t xml:space="preserve"> Framework</w:t>
-      </w:r>
-      <w:r>
-        <w:t xml:space="preserve"> </w:t>
-      </w:r>
-      <w:proofErr w:type="spellStart"/>
-      <w:r>
-        <w:t>Core</w:t>
-      </w:r>
-      <w:proofErr w:type="spellEnd"/>
+      <w:r>
+        <w:t>Entity Framework</w:t>
+      </w:r>
+      <w:r>
+        <w:t xml:space="preserve"> Core</w:t>
+      </w:r>
       <w:r>
         <w:t>,</w:t>
       </w:r>
       <w:r>
-        <w:t xml:space="preserve"> </w:t>
-      </w:r>
-      <w:proofErr w:type="spellStart"/>
-      <w:r>
-        <w:t>DigitalOcean</w:t>
-      </w:r>
-      <w:proofErr w:type="spellEnd"/>
+        <w:t xml:space="preserve"> DigitalOcean</w:t>
+      </w:r>
     </w:p>
     <w:p>
       <w:pPr>
@@ -5274,13 +5225,8 @@
         <w:t>3, JavaScript</w:t>
       </w:r>
       <w:r>
-        <w:t xml:space="preserve">, </w:t>
-      </w:r>
-      <w:proofErr w:type="spellStart"/>
-      <w:r>
-        <w:t>React</w:t>
-      </w:r>
-      <w:proofErr w:type="spellEnd"/>
+        <w:t>, React</w:t>
+      </w:r>
     </w:p>
     <w:p>
       <w:pPr>
@@ -5339,19 +5285,15 @@
             <w:r>
               <w:t xml:space="preserve">, </w:t>
             </w:r>
-            <w:proofErr w:type="spellStart"/>
             <w:r>
               <w:t>phpMyAdmin</w:t>
             </w:r>
-            <w:proofErr w:type="spellEnd"/>
             <w:r>
               <w:t xml:space="preserve">, </w:t>
             </w:r>
-            <w:proofErr w:type="spellStart"/>
             <w:r>
               <w:t>DBeaver</w:t>
             </w:r>
-            <w:proofErr w:type="spellEnd"/>
             <w:r>
               <w:t xml:space="preserve">, </w:t>
             </w:r>
@@ -5387,29 +5329,8 @@
               <w:jc w:val="both"/>
             </w:pPr>
             <w:r>
-              <w:t xml:space="preserve">Visual </w:t>
-            </w:r>
-            <w:proofErr w:type="spellStart"/>
-            <w:r>
-              <w:t>Studio</w:t>
-            </w:r>
-            <w:proofErr w:type="spellEnd"/>
-            <w:r>
-              <w:t xml:space="preserve">, </w:t>
-            </w:r>
-            <w:proofErr w:type="spellStart"/>
-            <w:r>
-              <w:t>DigitalOcean</w:t>
-            </w:r>
-            <w:proofErr w:type="spellEnd"/>
-            <w:r>
-              <w:t xml:space="preserve">, </w:t>
-            </w:r>
-            <w:proofErr w:type="spellStart"/>
-            <w:r>
-              <w:t>Rider</w:t>
-            </w:r>
-            <w:proofErr w:type="spellEnd"/>
+              <w:t>Visual Studio, DigitalOcean, Rider</w:t>
+            </w:r>
           </w:p>
         </w:tc>
         <w:tc>
@@ -5443,29 +5364,8 @@
               <w:jc w:val="both"/>
             </w:pPr>
             <w:r>
-              <w:t xml:space="preserve">Visual </w:t>
-            </w:r>
-            <w:proofErr w:type="spellStart"/>
-            <w:r>
-              <w:t>Studio</w:t>
-            </w:r>
-            <w:proofErr w:type="spellEnd"/>
-            <w:r>
-              <w:t xml:space="preserve"> </w:t>
-            </w:r>
-            <w:proofErr w:type="spellStart"/>
-            <w:r>
-              <w:t>Code</w:t>
-            </w:r>
-            <w:proofErr w:type="spellEnd"/>
-            <w:r>
-              <w:t xml:space="preserve">, </w:t>
-            </w:r>
-            <w:proofErr w:type="spellStart"/>
-            <w:r>
-              <w:t>Rider</w:t>
-            </w:r>
-            <w:proofErr w:type="spellEnd"/>
+              <w:t>Visual Studio Code, Rider</w:t>
+            </w:r>
           </w:p>
         </w:tc>
         <w:tc>
@@ -5493,27 +5393,9 @@
               <w:ind w:firstLine="0"/>
               <w:jc w:val="both"/>
             </w:pPr>
-            <w:proofErr w:type="spellStart"/>
-            <w:r>
-              <w:t>Github</w:t>
-            </w:r>
-            <w:proofErr w:type="spellEnd"/>
-            <w:r>
-              <w:t xml:space="preserve">, </w:t>
-            </w:r>
-            <w:proofErr w:type="spellStart"/>
-            <w:r>
-              <w:t>Github</w:t>
-            </w:r>
-            <w:proofErr w:type="spellEnd"/>
-            <w:r>
-              <w:t xml:space="preserve"> </w:t>
-            </w:r>
-            <w:proofErr w:type="spellStart"/>
-            <w:r>
-              <w:t>Desktop</w:t>
-            </w:r>
-            <w:proofErr w:type="spellEnd"/>
+            <w:r>
+              <w:t>Github, Github Desktop</w:t>
+            </w:r>
           </w:p>
         </w:tc>
         <w:tc>
@@ -5538,29 +5420,16 @@
         <w:pStyle w:val="Kpalrs"/>
         <w:jc w:val="center"/>
       </w:pPr>
-      <w:r>
-        <w:fldChar w:fldCharType="begin"/>
-      </w:r>
-      <w:r>
-        <w:instrText xml:space="preserve"> SEQ táblázat \* ARABIC </w:instrText>
-      </w:r>
-      <w:r>
-        <w:fldChar w:fldCharType="separate"/>
-      </w:r>
-      <w:bookmarkStart w:id="6" w:name="_Toc226634442"/>
-      <w:bookmarkStart w:id="7" w:name="_Toc226634504"/>
-      <w:r>
-        <w:rPr>
-          <w:noProof/>
-        </w:rPr>
-        <w:t>1</w:t>
-      </w:r>
-      <w:r>
-        <w:rPr>
-          <w:noProof/>
-        </w:rPr>
-        <w:fldChar w:fldCharType="end"/>
-      </w:r>
+      <w:fldSimple w:instr=" SEQ táblázat \* ARABIC ">
+        <w:bookmarkStart w:id="6" w:name="_Toc226634442"/>
+        <w:bookmarkStart w:id="7" w:name="_Toc226634504"/>
+        <w:r>
+          <w:rPr>
+            <w:noProof/>
+          </w:rPr>
+          <w:t>1</w:t>
+        </w:r>
+      </w:fldSimple>
       <w:bookmarkStart w:id="8" w:name="_Toc226471988"/>
       <w:r>
         <w:t>. táblázat</w:t>
@@ -5646,21 +5515,7 @@
         <w:rPr>
           <w:rFonts w:ascii="Times New Roman CE" w:hAnsi="Times New Roman CE" w:cs="Times New Roman"/>
         </w:rPr>
-        <w:t xml:space="preserve">A projektünkben kettő alapvető szerepkört határoztunk meg, ezek a </w:t>
-      </w:r>
-      <w:proofErr w:type="spellStart"/>
-      <w:r>
-        <w:rPr>
-          <w:rFonts w:ascii="Times New Roman CE" w:hAnsi="Times New Roman CE" w:cs="Times New Roman"/>
-        </w:rPr>
-        <w:t>User</w:t>
-      </w:r>
-      <w:proofErr w:type="spellEnd"/>
-      <w:r>
-        <w:rPr>
-          <w:rFonts w:ascii="Times New Roman CE" w:hAnsi="Times New Roman CE" w:cs="Times New Roman"/>
-        </w:rPr>
-        <w:t xml:space="preserve"> és Admin hatáskörök. Akik vendégként tehát felhasználó, regisztráció nélkül kívánnak ellátogatni a weboldalra azoknak a böngészés lehetősége áll fent, tehát ők nem képesek vásárolni vagy hangszereket feltölteni biztonsági okokból.</w:t>
+        <w:t>A projektünkben kettő alapvető szerepkört határoztunk meg, ezek a User és Admin hatáskörök. Akik vendégként tehát felhasználó, regisztráció nélkül kívánnak ellátogatni a weboldalra azoknak a böngészés lehetősége áll fent, tehát ők nem képesek vásárolni vagy hangszereket feltölteni biztonsági okokból.</w:t>
       </w:r>
     </w:p>
     <w:p>
@@ -5715,23 +5570,7 @@
         <w:jc w:val="both"/>
       </w:pPr>
       <w:r>
-        <w:t>Olyan modern böngésző, amely támogatja a http-</w:t>
-      </w:r>
-      <w:proofErr w:type="spellStart"/>
-      <w:r>
-        <w:t>only</w:t>
-      </w:r>
-      <w:proofErr w:type="spellEnd"/>
-      <w:r>
-        <w:t xml:space="preserve"> </w:t>
-      </w:r>
-      <w:proofErr w:type="spellStart"/>
-      <w:r>
-        <w:t>cookie</w:t>
-      </w:r>
-      <w:proofErr w:type="spellEnd"/>
-      <w:r>
-        <w:t>-k kezelését és a JavaScript alapó aszinkron hívásokat</w:t>
+        <w:t>Olyan modern böngésző, amely támogatja a http-only cookie-k kezelését és a JavaScript alapó aszinkron hívásokat</w:t>
       </w:r>
     </w:p>
     <w:p>
@@ -5744,15 +5583,7 @@
         <w:jc w:val="both"/>
       </w:pPr>
       <w:r>
-        <w:t xml:space="preserve">A böngészőben a </w:t>
-      </w:r>
-      <w:proofErr w:type="spellStart"/>
-      <w:r>
-        <w:t>cookie</w:t>
-      </w:r>
-      <w:proofErr w:type="spellEnd"/>
-      <w:r>
-        <w:t>-k engedélyezése elengedhetetlen, mivel a programban JWT</w:t>
+        <w:t>A böngészőben a cookie-k engedélyezése elengedhetetlen, mivel a programban JWT</w:t>
       </w:r>
       <w:r>
         <w:rPr>
@@ -5787,15 +5618,7 @@
         <w:jc w:val="both"/>
       </w:pPr>
       <w:r>
-        <w:t xml:space="preserve">A szerveroldalon definiált titkos kulcs megléte a JWT-k aláírásához és validálásához, esetünkben ez a </w:t>
-      </w:r>
-      <w:proofErr w:type="spellStart"/>
-      <w:r>
-        <w:t>DigitalOcean</w:t>
-      </w:r>
-      <w:proofErr w:type="spellEnd"/>
-      <w:r>
-        <w:t xml:space="preserve"> kiszolgálónál környezeti változóként definiált kulcs</w:t>
+        <w:t>A szerveroldalon definiált titkos kulcs megléte a JWT-k aláírásához és validálásához, esetünkben ez a DigitalOcean kiszolgálónál környezeti változóként definiált kulcs</w:t>
       </w:r>
     </w:p>
     <w:p>
@@ -5829,15 +5652,7 @@
         </w:numPr>
       </w:pPr>
       <w:r>
-        <w:t xml:space="preserve">Érvényes </w:t>
-      </w:r>
-      <w:proofErr w:type="spellStart"/>
-      <w:r>
-        <w:t>Cloudinary</w:t>
-      </w:r>
-      <w:proofErr w:type="spellEnd"/>
-      <w:r>
-        <w:t xml:space="preserve"> fiók és API hozzáférés</w:t>
+        <w:t>Érvényes Cloudinary fiók és API hozzáférés</w:t>
       </w:r>
     </w:p>
     <w:p>
@@ -5849,15 +5664,7 @@
         </w:numPr>
       </w:pPr>
       <w:r>
-        <w:t xml:space="preserve">A képek tárolása a </w:t>
-      </w:r>
-      <w:proofErr w:type="spellStart"/>
-      <w:r>
-        <w:t>Cloudinary</w:t>
-      </w:r>
-      <w:proofErr w:type="spellEnd"/>
-      <w:r>
-        <w:t xml:space="preserve"> felhőplatformon történik, a feltöltés keretein belül egy általunk meghatározott </w:t>
+        <w:t xml:space="preserve">A képek tárolása a Cloudinary felhőplatformon történik, a feltöltés keretein belül egy általunk meghatározott </w:t>
       </w:r>
       <w:r>
         <w:t xml:space="preserve">azonosítót </w:t>
@@ -5907,15 +5714,7 @@
         <w:jc w:val="both"/>
       </w:pPr>
       <w:r>
-        <w:t xml:space="preserve">Aktív </w:t>
-      </w:r>
-      <w:proofErr w:type="spellStart"/>
-      <w:r>
-        <w:t>EmailJS</w:t>
-      </w:r>
-      <w:proofErr w:type="spellEnd"/>
-      <w:r>
-        <w:t xml:space="preserve"> fiók és beállított e-mail sablonok</w:t>
+        <w:t>Aktív EmailJS fiók és beállított e-mail sablonok</w:t>
       </w:r>
     </w:p>
     <w:p>
@@ -5928,15 +5727,7 @@
         <w:jc w:val="both"/>
       </w:pPr>
       <w:r>
-        <w:t xml:space="preserve">A kliensoldali kódban konfigurált Service és </w:t>
-      </w:r>
-      <w:proofErr w:type="spellStart"/>
-      <w:r>
-        <w:t>Template</w:t>
-      </w:r>
-      <w:proofErr w:type="spellEnd"/>
-      <w:r>
-        <w:t xml:space="preserve"> azonosítók</w:t>
+        <w:t>A kliensoldali kódban konfigurált Service és Template azonosítók</w:t>
       </w:r>
     </w:p>
     <w:p>
@@ -5949,15 +5740,7 @@
         <w:jc w:val="both"/>
       </w:pPr>
       <w:r>
-        <w:t xml:space="preserve">Az </w:t>
-      </w:r>
-      <w:proofErr w:type="spellStart"/>
-      <w:r>
-        <w:t>EmailJS</w:t>
-      </w:r>
-      <w:proofErr w:type="spellEnd"/>
-      <w:r>
-        <w:t xml:space="preserve"> közvetlen API hívásokat indít a kliens gépéről, így a hálózatnak engedélyeznie kell a külső tartományok felé irányuló kéréseket</w:t>
+        <w:t>Az EmailJS közvetlen API hívásokat indít a kliens gépéről, így a hálózatnak engedélyeznie kell a külső tartományok felé irányuló kéréseket</w:t>
       </w:r>
     </w:p>
     <w:p>
@@ -5973,21 +5756,7 @@
         <w:rPr>
           <w:rFonts w:ascii="Times New Roman CE" w:hAnsi="Times New Roman CE" w:cs="Times New Roman"/>
         </w:rPr>
-        <w:t>Felhasználói felület vázlatai (</w:t>
-      </w:r>
-      <w:proofErr w:type="spellStart"/>
-      <w:r>
-        <w:rPr>
-          <w:rFonts w:ascii="Times New Roman CE" w:hAnsi="Times New Roman CE" w:cs="Times New Roman"/>
-        </w:rPr>
-        <w:t>wireframe</w:t>
-      </w:r>
-      <w:proofErr w:type="spellEnd"/>
-      <w:r>
-        <w:rPr>
-          <w:rFonts w:ascii="Times New Roman CE" w:hAnsi="Times New Roman CE" w:cs="Times New Roman"/>
-        </w:rPr>
-        <w:t>)</w:t>
+        <w:t>Felhasználói felület vázlatai (wireframe)</w:t>
       </w:r>
       <w:bookmarkEnd w:id="16"/>
     </w:p>
@@ -6074,13 +5843,8 @@
         </w:numPr>
         <w:jc w:val="both"/>
       </w:pPr>
-      <w:proofErr w:type="spellStart"/>
-      <w:r>
-        <w:t>User</w:t>
-      </w:r>
-      <w:proofErr w:type="spellEnd"/>
-      <w:r>
-        <w:t xml:space="preserve"> tábla</w:t>
+      <w:r>
+        <w:t>User tábla</w:t>
       </w:r>
     </w:p>
     <w:p>
@@ -6092,83 +5856,9 @@
         </w:numPr>
         <w:jc w:val="both"/>
       </w:pPr>
-      <w:proofErr w:type="spellStart"/>
-      <w:r>
-        <w:t>UId</w:t>
-      </w:r>
-      <w:proofErr w:type="spellEnd"/>
-      <w:r>
-        <w:t xml:space="preserve">, </w:t>
-      </w:r>
-      <w:proofErr w:type="spellStart"/>
-      <w:r>
-        <w:t>UName</w:t>
-      </w:r>
-      <w:proofErr w:type="spellEnd"/>
-      <w:r>
-        <w:t xml:space="preserve">, Email, </w:t>
-      </w:r>
-      <w:proofErr w:type="spellStart"/>
-      <w:r>
-        <w:t>PNumber</w:t>
-      </w:r>
-      <w:proofErr w:type="spellEnd"/>
-      <w:r>
-        <w:t xml:space="preserve">, </w:t>
-      </w:r>
-      <w:proofErr w:type="spellStart"/>
-      <w:r>
-        <w:t>Password</w:t>
-      </w:r>
-      <w:proofErr w:type="spellEnd"/>
-      <w:r>
-        <w:t xml:space="preserve">, </w:t>
-      </w:r>
-      <w:proofErr w:type="spellStart"/>
-      <w:r>
-        <w:t>Review</w:t>
-      </w:r>
-      <w:proofErr w:type="spellEnd"/>
-      <w:r>
-        <w:t xml:space="preserve">, </w:t>
-      </w:r>
-      <w:proofErr w:type="spellStart"/>
-      <w:r>
-        <w:t>PostalCode</w:t>
-      </w:r>
-      <w:proofErr w:type="spellEnd"/>
-      <w:r>
-        <w:t xml:space="preserve">, City, </w:t>
-      </w:r>
-      <w:proofErr w:type="spellStart"/>
-      <w:r>
-        <w:t>StreetHNum</w:t>
-      </w:r>
-      <w:proofErr w:type="spellEnd"/>
-      <w:r>
-        <w:t xml:space="preserve">, </w:t>
-      </w:r>
-      <w:proofErr w:type="spellStart"/>
-      <w:r>
-        <w:t>Role</w:t>
-      </w:r>
-      <w:proofErr w:type="spellEnd"/>
-      <w:r>
-        <w:t xml:space="preserve">, </w:t>
-      </w:r>
-      <w:proofErr w:type="spellStart"/>
-      <w:r>
-        <w:t>Token</w:t>
-      </w:r>
-      <w:proofErr w:type="spellEnd"/>
-      <w:r>
-        <w:t xml:space="preserve">, </w:t>
-      </w:r>
-      <w:proofErr w:type="spellStart"/>
-      <w:r>
-        <w:t>ImageId</w:t>
-      </w:r>
-      <w:proofErr w:type="spellEnd"/>
+      <w:r>
+        <w:t>UId, UName, Email, PNumber, Password, Review, PostalCode, City, StreetHNum, Role, Token, ImageId</w:t>
+      </w:r>
     </w:p>
     <w:p>
       <w:pPr>
@@ -6179,13 +5869,8 @@
         </w:numPr>
         <w:jc w:val="both"/>
       </w:pPr>
-      <w:proofErr w:type="spellStart"/>
-      <w:r>
-        <w:t>Instrument</w:t>
-      </w:r>
-      <w:proofErr w:type="spellEnd"/>
-      <w:r>
-        <w:t xml:space="preserve"> tábla</w:t>
+      <w:r>
+        <w:t>Instrument tábla</w:t>
       </w:r>
     </w:p>
     <w:p>
@@ -6197,75 +5882,9 @@
         </w:numPr>
         <w:jc w:val="both"/>
       </w:pPr>
-      <w:proofErr w:type="spellStart"/>
-      <w:r>
-        <w:t>IId</w:t>
-      </w:r>
-      <w:proofErr w:type="spellEnd"/>
-      <w:r>
-        <w:t xml:space="preserve">, </w:t>
-      </w:r>
-      <w:proofErr w:type="spellStart"/>
-      <w:r>
-        <w:t>IName</w:t>
-      </w:r>
-      <w:proofErr w:type="spellEnd"/>
-      <w:r>
-        <w:t xml:space="preserve">, Cost, </w:t>
-      </w:r>
-      <w:proofErr w:type="spellStart"/>
-      <w:r>
-        <w:t>Description</w:t>
-      </w:r>
-      <w:proofErr w:type="spellEnd"/>
-      <w:r>
-        <w:t xml:space="preserve">, </w:t>
-      </w:r>
-      <w:proofErr w:type="spellStart"/>
-      <w:r>
-        <w:t>Sold</w:t>
-      </w:r>
-      <w:proofErr w:type="spellEnd"/>
-      <w:r>
-        <w:t xml:space="preserve">, </w:t>
-      </w:r>
-      <w:proofErr w:type="spellStart"/>
-      <w:r>
-        <w:t>IsPremium</w:t>
-      </w:r>
-      <w:proofErr w:type="spellEnd"/>
-      <w:r>
-        <w:t xml:space="preserve">, </w:t>
-      </w:r>
-      <w:proofErr w:type="spellStart"/>
-      <w:r>
-        <w:t>Condition</w:t>
-      </w:r>
-      <w:proofErr w:type="spellEnd"/>
-      <w:r>
-        <w:t xml:space="preserve">, </w:t>
-      </w:r>
-      <w:proofErr w:type="spellStart"/>
-      <w:r>
-        <w:t>ImageCount</w:t>
-      </w:r>
-      <w:proofErr w:type="spellEnd"/>
-      <w:r>
-        <w:t xml:space="preserve">, </w:t>
-      </w:r>
-      <w:proofErr w:type="spellStart"/>
-      <w:r>
-        <w:t>ScName</w:t>
-      </w:r>
-      <w:proofErr w:type="spellEnd"/>
-      <w:r>
-        <w:t xml:space="preserve">, </w:t>
-      </w:r>
-      <w:proofErr w:type="spellStart"/>
-      <w:r>
-        <w:t>UId</w:t>
-      </w:r>
-      <w:proofErr w:type="spellEnd"/>
+      <w:r>
+        <w:t>IId, IName, Cost, Description, Sold, IsPremium, Condition, ImageCount, ScName, UId</w:t>
+      </w:r>
     </w:p>
     <w:p>
       <w:pPr>
@@ -6276,13 +5895,8 @@
         </w:numPr>
         <w:jc w:val="both"/>
       </w:pPr>
-      <w:proofErr w:type="spellStart"/>
-      <w:r>
-        <w:t>ForYou</w:t>
-      </w:r>
-      <w:proofErr w:type="spellEnd"/>
-      <w:r>
-        <w:t xml:space="preserve"> tábla</w:t>
+      <w:r>
+        <w:t>ForYou tábla</w:t>
       </w:r>
     </w:p>
     <w:p>
@@ -6295,21 +5909,8 @@
         <w:jc w:val="both"/>
       </w:pPr>
       <w:r>
-        <w:t xml:space="preserve">Fid, </w:t>
-      </w:r>
-      <w:proofErr w:type="spellStart"/>
-      <w:r>
-        <w:t>UId</w:t>
-      </w:r>
-      <w:proofErr w:type="spellEnd"/>
-      <w:r>
-        <w:t xml:space="preserve">, </w:t>
-      </w:r>
-      <w:proofErr w:type="spellStart"/>
-      <w:r>
-        <w:t>CName</w:t>
-      </w:r>
-      <w:proofErr w:type="spellEnd"/>
+        <w:t>Fid, UId, CName</w:t>
+      </w:r>
     </w:p>
     <w:p>
       <w:pPr>
@@ -6320,13 +5921,8 @@
         </w:numPr>
         <w:jc w:val="both"/>
       </w:pPr>
-      <w:proofErr w:type="spellStart"/>
-      <w:r>
-        <w:t>Category</w:t>
-      </w:r>
-      <w:proofErr w:type="spellEnd"/>
-      <w:r>
-        <w:t xml:space="preserve"> tábla</w:t>
+      <w:r>
+        <w:t>Category tábla</w:t>
       </w:r>
     </w:p>
     <w:p>
@@ -6338,11 +5934,9 @@
         </w:numPr>
         <w:jc w:val="both"/>
       </w:pPr>
-      <w:proofErr w:type="spellStart"/>
       <w:r>
         <w:t>CName</w:t>
       </w:r>
-      <w:proofErr w:type="spellEnd"/>
     </w:p>
     <w:p>
       <w:pPr>
@@ -6353,13 +5947,8 @@
         </w:numPr>
         <w:jc w:val="both"/>
       </w:pPr>
-      <w:proofErr w:type="spellStart"/>
-      <w:r>
-        <w:t>SubCategory</w:t>
-      </w:r>
-      <w:proofErr w:type="spellEnd"/>
-      <w:r>
-        <w:t xml:space="preserve"> tábla</w:t>
+      <w:r>
+        <w:t>SubCategory tábla</w:t>
       </w:r>
     </w:p>
     <w:p>
@@ -6371,19 +5960,9 @@
         </w:numPr>
         <w:jc w:val="both"/>
       </w:pPr>
-      <w:proofErr w:type="spellStart"/>
-      <w:r>
-        <w:t>ScName</w:t>
-      </w:r>
-      <w:proofErr w:type="spellEnd"/>
-      <w:r>
-        <w:t xml:space="preserve">, </w:t>
-      </w:r>
-      <w:proofErr w:type="spellStart"/>
-      <w:r>
-        <w:t>CName</w:t>
-      </w:r>
-      <w:proofErr w:type="spellEnd"/>
+      <w:r>
+        <w:t>ScName, CName</w:t>
+      </w:r>
     </w:p>
     <w:p>
       <w:pPr>
@@ -6394,13 +5973,8 @@
         </w:numPr>
         <w:jc w:val="both"/>
       </w:pPr>
-      <w:proofErr w:type="spellStart"/>
-      <w:r>
-        <w:t>OrderInfo</w:t>
-      </w:r>
-      <w:proofErr w:type="spellEnd"/>
-      <w:r>
-        <w:t xml:space="preserve"> tábla</w:t>
+      <w:r>
+        <w:t>OrderInfo tábla</w:t>
       </w:r>
     </w:p>
     <w:p>
@@ -6412,51 +5986,9 @@
         </w:numPr>
         <w:jc w:val="both"/>
       </w:pPr>
-      <w:proofErr w:type="spellStart"/>
-      <w:r>
-        <w:t>OId</w:t>
-      </w:r>
-      <w:proofErr w:type="spellEnd"/>
-      <w:r>
-        <w:t xml:space="preserve">, </w:t>
-      </w:r>
-      <w:proofErr w:type="spellStart"/>
-      <w:r>
-        <w:t>DateOfPurchase</w:t>
-      </w:r>
-      <w:proofErr w:type="spellEnd"/>
-      <w:r>
-        <w:t xml:space="preserve">, </w:t>
-      </w:r>
-      <w:proofErr w:type="spellStart"/>
-      <w:r>
-        <w:t>DateOfShipArrive</w:t>
-      </w:r>
-      <w:proofErr w:type="spellEnd"/>
-      <w:r>
-        <w:t xml:space="preserve">, </w:t>
-      </w:r>
-      <w:proofErr w:type="spellStart"/>
-      <w:r>
-        <w:t>DateOfShipStart</w:t>
-      </w:r>
-      <w:proofErr w:type="spellEnd"/>
-      <w:r>
-        <w:t xml:space="preserve">, Status, </w:t>
-      </w:r>
-      <w:proofErr w:type="spellStart"/>
-      <w:r>
-        <w:t>IId</w:t>
-      </w:r>
-      <w:proofErr w:type="spellEnd"/>
-      <w:r>
-        <w:t xml:space="preserve">, </w:t>
-      </w:r>
-      <w:proofErr w:type="spellStart"/>
-      <w:r>
-        <w:t>CId</w:t>
-      </w:r>
-      <w:proofErr w:type="spellEnd"/>
+      <w:r>
+        <w:t>OId, DateOfPurchase, DateOfShipArrive, DateOfShipStart, Status, IId, CId</w:t>
+      </w:r>
     </w:p>
     <w:p>
       <w:pPr>
@@ -6476,21 +6008,8 @@
         </w:numPr>
         <w:jc w:val="both"/>
       </w:pPr>
-      <w:proofErr w:type="spellStart"/>
-      <w:r>
-        <w:t>Instrument</w:t>
-      </w:r>
-      <w:proofErr w:type="spellEnd"/>
-      <w:r>
-        <w:t xml:space="preserve"> &amp; </w:t>
-      </w:r>
-      <w:proofErr w:type="spellStart"/>
-      <w:r>
-        <w:t>User</w:t>
-      </w:r>
-      <w:proofErr w:type="spellEnd"/>
-      <w:r>
-        <w:t xml:space="preserve">: A kapcsolat a hangszer </w:t>
+      <w:r>
+        <w:t xml:space="preserve">Instrument &amp; User: A kapcsolat a hangszer </w:t>
       </w:r>
       <w:r>
         <w:t>kihez tartozásának igazolása miatt indokolt</w:t>
@@ -6505,21 +6024,8 @@
         </w:numPr>
         <w:jc w:val="both"/>
       </w:pPr>
-      <w:proofErr w:type="spellStart"/>
-      <w:r>
-        <w:t>Instrument</w:t>
-      </w:r>
-      <w:proofErr w:type="spellEnd"/>
-      <w:r>
-        <w:t xml:space="preserve"> &amp; </w:t>
-      </w:r>
-      <w:proofErr w:type="spellStart"/>
-      <w:r>
-        <w:t>SubCategory</w:t>
-      </w:r>
-      <w:proofErr w:type="spellEnd"/>
-      <w:r>
-        <w:t>: Minden hangszerhez a feltöltés során egy előre megadott széleskörű listából kell típust választani, ez elősegíti a hangszer pontos adatainak felvételét és a szűrést</w:t>
+      <w:r>
+        <w:t>Instrument &amp; SubCategory: Minden hangszerhez a feltöltés során egy előre megadott széleskörű listából kell típust választani, ez elősegíti a hangszer pontos adatainak felvételét és a szűrést</w:t>
       </w:r>
     </w:p>
     <w:p>
@@ -6531,37 +6037,8 @@
         </w:numPr>
         <w:jc w:val="both"/>
       </w:pPr>
-      <w:proofErr w:type="spellStart"/>
-      <w:r>
-        <w:t>ForYou</w:t>
-      </w:r>
-      <w:proofErr w:type="spellEnd"/>
-      <w:r>
-        <w:t xml:space="preserve"> &amp; </w:t>
-      </w:r>
-      <w:proofErr w:type="spellStart"/>
-      <w:r>
-        <w:t>User</w:t>
-      </w:r>
-      <w:proofErr w:type="spellEnd"/>
-      <w:r>
-        <w:t xml:space="preserve"> / </w:t>
-      </w:r>
-      <w:proofErr w:type="spellStart"/>
-      <w:r>
-        <w:t>ForYou</w:t>
-      </w:r>
-      <w:proofErr w:type="spellEnd"/>
-      <w:r>
-        <w:t xml:space="preserve"> &amp; </w:t>
-      </w:r>
-      <w:proofErr w:type="spellStart"/>
-      <w:r>
-        <w:t>Category</w:t>
-      </w:r>
-      <w:proofErr w:type="spellEnd"/>
-      <w:r>
-        <w:t xml:space="preserve">: Amennyiben a kliens rendelkezik egy bejegyzett felhasználóval és be is jelentkezett lehetősége nyílik az érdekeltségi körét számontartani a weboldalon </w:t>
+      <w:r>
+        <w:t xml:space="preserve">ForYou &amp; User / ForYou &amp; Category: Amennyiben a kliens rendelkezik egy bejegyzett felhasználóval és be is jelentkezett lehetősége nyílik az érdekeltségi körét számontartani a weboldalon </w:t>
       </w:r>
     </w:p>
     <w:p>
@@ -6573,21 +6050,8 @@
         </w:numPr>
         <w:jc w:val="both"/>
       </w:pPr>
-      <w:proofErr w:type="spellStart"/>
-      <w:r>
-        <w:t>SubCategory</w:t>
-      </w:r>
-      <w:proofErr w:type="spellEnd"/>
-      <w:r>
-        <w:t xml:space="preserve"> &amp; </w:t>
-      </w:r>
-      <w:proofErr w:type="spellStart"/>
-      <w:r>
-        <w:t>Category</w:t>
-      </w:r>
-      <w:proofErr w:type="spellEnd"/>
-      <w:r>
-        <w:t>: Ezzel a struktúrával próbáltuk meg a részletekre kitérő adattárolást megoldani a hangszerekhez</w:t>
+      <w:r>
+        <w:t>SubCategory &amp; Category: Ezzel a struktúrával próbáltuk meg a részletekre kitérő adattárolást megoldani a hangszerekhez</w:t>
       </w:r>
     </w:p>
     <w:p>
@@ -6599,29 +6063,8 @@
         </w:numPr>
         <w:jc w:val="both"/>
       </w:pPr>
-      <w:proofErr w:type="spellStart"/>
-      <w:r>
-        <w:t>OrderInfo</w:t>
-      </w:r>
-      <w:proofErr w:type="spellEnd"/>
-      <w:r>
-        <w:t xml:space="preserve"> &amp; </w:t>
-      </w:r>
-      <w:proofErr w:type="spellStart"/>
-      <w:r>
-        <w:t>User</w:t>
-      </w:r>
-      <w:proofErr w:type="spellEnd"/>
-      <w:r>
-        <w:t xml:space="preserve">: Itt a Cid mezővel hivatkozunk a </w:t>
-      </w:r>
-      <w:proofErr w:type="spellStart"/>
-      <w:r>
-        <w:t>User</w:t>
-      </w:r>
-      <w:proofErr w:type="spellEnd"/>
-      <w:r>
-        <w:t xml:space="preserve"> táblára, hogy rögzíthessük</w:t>
+      <w:r>
+        <w:t>OrderInfo &amp; User: Itt a Cid mezővel hivatkozunk a User táblára, hogy rögzíthessük</w:t>
       </w:r>
       <w:r>
         <w:t xml:space="preserve"> a vásárlót és az adatait a rendeléshez </w:t>
@@ -6636,29 +6079,8 @@
         </w:numPr>
         <w:jc w:val="both"/>
       </w:pPr>
-      <w:proofErr w:type="spellStart"/>
-      <w:r>
-        <w:t>OrderInfo</w:t>
-      </w:r>
-      <w:proofErr w:type="spellEnd"/>
-      <w:r>
-        <w:t xml:space="preserve"> &amp; </w:t>
-      </w:r>
-      <w:proofErr w:type="spellStart"/>
-      <w:r>
-        <w:t>Instrument</w:t>
-      </w:r>
-      <w:proofErr w:type="spellEnd"/>
-      <w:r>
-        <w:t xml:space="preserve">: Ezzel a kapcsolattal azonosítjuk be a vásárolni kívánt hangszert és az </w:t>
-      </w:r>
-      <w:proofErr w:type="spellStart"/>
-      <w:r>
-        <w:t>Instrument</w:t>
-      </w:r>
-      <w:proofErr w:type="spellEnd"/>
-      <w:r>
-        <w:t xml:space="preserve"> táblában található idegen kulcson keresztül pedig megtudhatjuk ki az eladó</w:t>
+      <w:r>
+        <w:t>OrderInfo &amp; Instrument: Ezzel a kapcsolattal azonosítjuk be a vásárolni kívánt hangszert és az Instrument táblában található idegen kulcson keresztül pedig megtudhatjuk ki az eladó</w:t>
       </w:r>
     </w:p>
     <w:p>
@@ -6692,11 +6114,9 @@
         <w:ind w:left="1060" w:firstLine="0"/>
         <w:jc w:val="both"/>
       </w:pPr>
-      <w:proofErr w:type="spellStart"/>
       <w:r>
         <w:t>User</w:t>
       </w:r>
-      <w:proofErr w:type="spellEnd"/>
     </w:p>
     <w:p>
       <w:pPr>
@@ -6717,21 +6137,8 @@
         <w:footnoteReference w:id="2"/>
       </w:r>
       <w:r>
-        <w:t xml:space="preserve">: </w:t>
-      </w:r>
-      <w:proofErr w:type="spellStart"/>
-      <w:r>
-        <w:t>UId</w:t>
-      </w:r>
-      <w:proofErr w:type="spellEnd"/>
-      <w:r>
-        <w:t xml:space="preserve">, INT, </w:t>
-      </w:r>
-      <w:proofErr w:type="spellStart"/>
-      <w:r>
-        <w:t>Auto-Increment</w:t>
-      </w:r>
-      <w:proofErr w:type="spellEnd"/>
+        <w:t>: UId, INT, Auto-Increment</w:t>
+      </w:r>
     </w:p>
     <w:p>
       <w:pPr>
@@ -6778,64 +6185,11 @@
         <w:jc w:val="both"/>
       </w:pPr>
       <w:r>
-        <w:t xml:space="preserve">VARCHAR: </w:t>
-      </w:r>
-      <w:proofErr w:type="spellStart"/>
-      <w:r>
-        <w:t>UName</w:t>
-      </w:r>
-      <w:proofErr w:type="spellEnd"/>
-      <w:r>
-        <w:t xml:space="preserve">, Email, </w:t>
-      </w:r>
-      <w:proofErr w:type="spellStart"/>
-      <w:r>
-        <w:t>Password</w:t>
-      </w:r>
-      <w:proofErr w:type="spellEnd"/>
-      <w:r>
-        <w:t xml:space="preserve">, </w:t>
-      </w:r>
-      <w:proofErr w:type="spellStart"/>
-      <w:r>
-        <w:t>Token</w:t>
-      </w:r>
-      <w:proofErr w:type="spellEnd"/>
-      <w:r>
-        <w:t xml:space="preserve">, </w:t>
-      </w:r>
-      <w:proofErr w:type="spellStart"/>
-      <w:r>
-        <w:t>ImageId</w:t>
-      </w:r>
-      <w:proofErr w:type="spellEnd"/>
-      <w:r>
-        <w:t xml:space="preserve">, </w:t>
-      </w:r>
-      <w:r>
-        <w:t xml:space="preserve">City, </w:t>
-      </w:r>
-      <w:proofErr w:type="spellStart"/>
-      <w:r>
-        <w:t>StreetHNum</w:t>
-      </w:r>
-      <w:proofErr w:type="spellEnd"/>
-      <w:r>
-        <w:t xml:space="preserve">, </w:t>
-      </w:r>
-      <w:proofErr w:type="spellStart"/>
-      <w:r>
-        <w:t>Role</w:t>
-      </w:r>
-      <w:proofErr w:type="spellEnd"/>
-      <w:r>
-        <w:t xml:space="preserve">, </w:t>
-      </w:r>
-      <w:proofErr w:type="spellStart"/>
-      <w:r>
-        <w:t>Token</w:t>
-      </w:r>
-      <w:proofErr w:type="spellEnd"/>
+        <w:t xml:space="preserve">VARCHAR: UName, Email, Password, Token, ImageId, </w:t>
+      </w:r>
+      <w:r>
+        <w:t>City, StreetHNum, Role, Token</w:t>
+      </w:r>
     </w:p>
     <w:p>
       <w:pPr>
@@ -6847,13 +6201,8 @@
         <w:jc w:val="both"/>
       </w:pPr>
       <w:r>
-        <w:t xml:space="preserve">INT: </w:t>
-      </w:r>
-      <w:proofErr w:type="spellStart"/>
-      <w:r>
-        <w:t>PostalCode</w:t>
-      </w:r>
-      <w:proofErr w:type="spellEnd"/>
+        <w:t>INT: PostalCode</w:t>
+      </w:r>
     </w:p>
     <w:p>
       <w:pPr>
@@ -6865,13 +6214,8 @@
         <w:jc w:val="both"/>
       </w:pPr>
       <w:r>
-        <w:t xml:space="preserve">FLOAT: </w:t>
-      </w:r>
-      <w:proofErr w:type="spellStart"/>
-      <w:r>
-        <w:t>Review</w:t>
-      </w:r>
-      <w:proofErr w:type="spellEnd"/>
+        <w:t>FLOAT: Review</w:t>
+      </w:r>
     </w:p>
     <w:p>
       <w:pPr>
@@ -6883,28 +6227,21 @@
         <w:jc w:val="both"/>
       </w:pPr>
       <w:r>
-        <w:t xml:space="preserve">BIGINT: </w:t>
-      </w:r>
-      <w:proofErr w:type="spellStart"/>
-      <w:r>
-        <w:t>PNumber</w:t>
-      </w:r>
-      <w:proofErr w:type="spellEnd"/>
-    </w:p>
-    <w:p>
-      <w:pPr>
-        <w:jc w:val="both"/>
-      </w:pPr>
-    </w:p>
-    <w:p>
-      <w:pPr>
-        <w:jc w:val="both"/>
-      </w:pPr>
-      <w:proofErr w:type="spellStart"/>
+        <w:t>BIGINT: PNumber</w:t>
+      </w:r>
+    </w:p>
+    <w:p>
+      <w:pPr>
+        <w:jc w:val="both"/>
+      </w:pPr>
+    </w:p>
+    <w:p>
+      <w:pPr>
+        <w:jc w:val="both"/>
+      </w:pPr>
       <w:r>
         <w:t>Instrument</w:t>
       </w:r>
-      <w:proofErr w:type="spellEnd"/>
     </w:p>
     <w:p>
       <w:pPr>
@@ -6917,21 +6254,8 @@
       </w:pPr>
       <w:r>
         <w:lastRenderedPageBreak/>
-        <w:t xml:space="preserve">PK: </w:t>
-      </w:r>
-      <w:proofErr w:type="spellStart"/>
-      <w:r>
-        <w:t>IId</w:t>
-      </w:r>
-      <w:proofErr w:type="spellEnd"/>
-      <w:r>
-        <w:t xml:space="preserve">, INT, </w:t>
-      </w:r>
-      <w:proofErr w:type="spellStart"/>
-      <w:r>
-        <w:t>Auto-Increment</w:t>
-      </w:r>
-      <w:proofErr w:type="spellEnd"/>
+        <w:t>PK: IId, INT, Auto-Increment</w:t>
+      </w:r>
     </w:p>
     <w:p>
       <w:pPr>
@@ -6943,39 +6267,7 @@
         <w:jc w:val="both"/>
       </w:pPr>
       <w:r>
-        <w:t xml:space="preserve">FK: </w:t>
-      </w:r>
-      <w:proofErr w:type="spellStart"/>
-      <w:r>
-        <w:t>UId</w:t>
-      </w:r>
-      <w:proofErr w:type="spellEnd"/>
-      <w:r>
-        <w:t xml:space="preserve"> – </w:t>
-      </w:r>
-      <w:proofErr w:type="spellStart"/>
-      <w:r>
-        <w:t>User</w:t>
-      </w:r>
-      <w:proofErr w:type="spellEnd"/>
-      <w:r>
-        <w:t xml:space="preserve"> tábla INT, </w:t>
-      </w:r>
-      <w:proofErr w:type="spellStart"/>
-      <w:r>
-        <w:t>ScName</w:t>
-      </w:r>
-      <w:proofErr w:type="spellEnd"/>
-      <w:r>
-        <w:t xml:space="preserve"> – </w:t>
-      </w:r>
-      <w:proofErr w:type="spellStart"/>
-      <w:r>
-        <w:t>SubCategory</w:t>
-      </w:r>
-      <w:proofErr w:type="spellEnd"/>
-      <w:r>
-        <w:t xml:space="preserve"> VARCHAR</w:t>
+        <w:t>FK: UId – User tábla INT, ScName – SubCategory VARCHAR</w:t>
       </w:r>
     </w:p>
     <w:p>
@@ -7001,29 +6293,8 @@
         <w:jc w:val="both"/>
       </w:pPr>
       <w:r>
-        <w:t xml:space="preserve">VARCHAR: </w:t>
-      </w:r>
-      <w:proofErr w:type="spellStart"/>
-      <w:r>
-        <w:t>IName</w:t>
-      </w:r>
-      <w:proofErr w:type="spellEnd"/>
-      <w:r>
-        <w:t xml:space="preserve">, </w:t>
-      </w:r>
-      <w:proofErr w:type="spellStart"/>
-      <w:r>
-        <w:t>Description</w:t>
-      </w:r>
-      <w:proofErr w:type="spellEnd"/>
-      <w:r>
-        <w:t xml:space="preserve">, </w:t>
-      </w:r>
-      <w:proofErr w:type="spellStart"/>
-      <w:r>
-        <w:t>Condition</w:t>
-      </w:r>
-      <w:proofErr w:type="spellEnd"/>
+        <w:t>VARCHAR: IName, Description, Condition</w:t>
+      </w:r>
     </w:p>
     <w:p>
       <w:pPr>
@@ -7035,13 +6306,8 @@
         <w:jc w:val="both"/>
       </w:pPr>
       <w:r>
-        <w:t xml:space="preserve">INT: Cost, </w:t>
-      </w:r>
-      <w:proofErr w:type="spellStart"/>
-      <w:r>
-        <w:t>ImageCount</w:t>
-      </w:r>
-      <w:proofErr w:type="spellEnd"/>
+        <w:t>INT: Cost, ImageCount</w:t>
+      </w:r>
     </w:p>
     <w:p>
       <w:pPr>
@@ -7053,39 +6319,16 @@
         <w:jc w:val="both"/>
       </w:pPr>
       <w:r>
-        <w:t xml:space="preserve">TINYINT: </w:t>
-      </w:r>
-      <w:proofErr w:type="spellStart"/>
-      <w:r>
-        <w:t>Sold</w:t>
-      </w:r>
-      <w:proofErr w:type="spellEnd"/>
-      <w:r>
-        <w:t xml:space="preserve">, </w:t>
-      </w:r>
-      <w:proofErr w:type="spellStart"/>
-      <w:r>
-        <w:t>IsPremium</w:t>
-      </w:r>
-      <w:proofErr w:type="spellEnd"/>
-    </w:p>
-    <w:p>
-      <w:pPr>
-        <w:jc w:val="both"/>
-      </w:pPr>
-      <w:proofErr w:type="spellStart"/>
-      <w:r>
-        <w:t>Category</w:t>
-      </w:r>
-      <w:proofErr w:type="spellEnd"/>
-      <w:r>
-        <w:t xml:space="preserve"> és </w:t>
-      </w:r>
-      <w:proofErr w:type="spellStart"/>
-      <w:r>
-        <w:t>SubCategory</w:t>
-      </w:r>
-      <w:proofErr w:type="spellEnd"/>
+        <w:t>TINYINT: Sold, IsPremium</w:t>
+      </w:r>
+    </w:p>
+    <w:p>
+      <w:pPr>
+        <w:jc w:val="both"/>
+      </w:pPr>
+      <w:r>
+        <w:t>Category és SubCategory</w:t>
+      </w:r>
     </w:p>
     <w:p>
       <w:pPr>
@@ -7096,21 +6339,8 @@
         </w:numPr>
         <w:jc w:val="both"/>
       </w:pPr>
-      <w:proofErr w:type="spellStart"/>
-      <w:r>
-        <w:t>Category</w:t>
-      </w:r>
-      <w:proofErr w:type="spellEnd"/>
-      <w:r>
-        <w:t xml:space="preserve"> PK: </w:t>
-      </w:r>
-      <w:proofErr w:type="spellStart"/>
-      <w:r>
-        <w:t>CName</w:t>
-      </w:r>
-      <w:proofErr w:type="spellEnd"/>
-      <w:r>
-        <w:t>, VARCHAR</w:t>
+      <w:r>
+        <w:t>Category PK: CName, VARCHAR</w:t>
       </w:r>
     </w:p>
     <w:p>
@@ -7122,21 +6352,8 @@
         </w:numPr>
         <w:jc w:val="both"/>
       </w:pPr>
-      <w:proofErr w:type="spellStart"/>
-      <w:r>
-        <w:t>SubCategory</w:t>
-      </w:r>
-      <w:proofErr w:type="spellEnd"/>
-      <w:r>
-        <w:t xml:space="preserve"> PK: </w:t>
-      </w:r>
-      <w:proofErr w:type="spellStart"/>
-      <w:r>
-        <w:t>ScName</w:t>
-      </w:r>
-      <w:proofErr w:type="spellEnd"/>
-      <w:r>
-        <w:t>, VARCHAR</w:t>
+      <w:r>
+        <w:t>SubCategory PK: ScName, VARCHAR</w:t>
       </w:r>
     </w:p>
     <w:p>
@@ -7148,29 +6365,8 @@
         </w:numPr>
         <w:jc w:val="both"/>
       </w:pPr>
-      <w:proofErr w:type="spellStart"/>
-      <w:r>
-        <w:t>SubCategory</w:t>
-      </w:r>
-      <w:proofErr w:type="spellEnd"/>
-      <w:r>
-        <w:t xml:space="preserve"> FK: </w:t>
-      </w:r>
-      <w:proofErr w:type="spellStart"/>
-      <w:r>
-        <w:t>CName</w:t>
-      </w:r>
-      <w:proofErr w:type="spellEnd"/>
-      <w:r>
-        <w:t xml:space="preserve"> - </w:t>
-      </w:r>
-      <w:proofErr w:type="spellStart"/>
-      <w:r>
-        <w:t>Category</w:t>
-      </w:r>
-      <w:proofErr w:type="spellEnd"/>
-      <w:r>
-        <w:t xml:space="preserve"> VARCHAR</w:t>
+      <w:r>
+        <w:t>SubCategory FK: CName - Category VARCHAR</w:t>
       </w:r>
     </w:p>
     <w:p>
@@ -7190,11 +6386,9 @@
       <w:pPr>
         <w:jc w:val="both"/>
       </w:pPr>
-      <w:proofErr w:type="spellStart"/>
       <w:r>
         <w:t>OrderInfo</w:t>
       </w:r>
-      <w:proofErr w:type="spellEnd"/>
     </w:p>
     <w:p>
       <w:pPr>
@@ -7206,21 +6400,8 @@
         <w:jc w:val="both"/>
       </w:pPr>
       <w:r>
-        <w:t xml:space="preserve">PK: </w:t>
-      </w:r>
-      <w:proofErr w:type="spellStart"/>
-      <w:r>
-        <w:t>OId</w:t>
-      </w:r>
-      <w:proofErr w:type="spellEnd"/>
-      <w:r>
-        <w:t xml:space="preserve">, INT, </w:t>
-      </w:r>
-      <w:proofErr w:type="spellStart"/>
-      <w:r>
-        <w:t>Auto-Increment</w:t>
-      </w:r>
-      <w:proofErr w:type="spellEnd"/>
+        <w:t>PK: OId, INT, Auto-Increment</w:t>
+      </w:r>
     </w:p>
     <w:p>
       <w:pPr>
@@ -7232,31 +6413,7 @@
         <w:jc w:val="both"/>
       </w:pPr>
       <w:r>
-        <w:t xml:space="preserve">FK: </w:t>
-      </w:r>
-      <w:proofErr w:type="spellStart"/>
-      <w:r>
-        <w:t>IId</w:t>
-      </w:r>
-      <w:proofErr w:type="spellEnd"/>
-      <w:r>
-        <w:t xml:space="preserve"> – </w:t>
-      </w:r>
-      <w:proofErr w:type="spellStart"/>
-      <w:r>
-        <w:t>Instrument</w:t>
-      </w:r>
-      <w:proofErr w:type="spellEnd"/>
-      <w:r>
-        <w:t xml:space="preserve"> tábla INT, Cid – </w:t>
-      </w:r>
-      <w:proofErr w:type="spellStart"/>
-      <w:r>
-        <w:t>User</w:t>
-      </w:r>
-      <w:proofErr w:type="spellEnd"/>
-      <w:r>
-        <w:t xml:space="preserve"> tábla INT</w:t>
+        <w:t>FK: IId – Instrument tábla INT, Cid – User tábla INT</w:t>
       </w:r>
     </w:p>
     <w:p>
@@ -7282,29 +6439,8 @@
         <w:jc w:val="both"/>
       </w:pPr>
       <w:r>
-        <w:t xml:space="preserve">DATETIME: </w:t>
-      </w:r>
-      <w:proofErr w:type="spellStart"/>
-      <w:r>
-        <w:t>DateOfPurchase</w:t>
-      </w:r>
-      <w:proofErr w:type="spellEnd"/>
-      <w:r>
-        <w:t xml:space="preserve">, </w:t>
-      </w:r>
-      <w:proofErr w:type="spellStart"/>
-      <w:r>
-        <w:t>DateOfShipArrive</w:t>
-      </w:r>
-      <w:proofErr w:type="spellEnd"/>
-      <w:r>
-        <w:t xml:space="preserve">, </w:t>
-      </w:r>
-      <w:proofErr w:type="spellStart"/>
-      <w:r>
-        <w:t>DateOfShipStart</w:t>
-      </w:r>
-      <w:proofErr w:type="spellEnd"/>
+        <w:t>DATETIME: DateOfPurchase, DateOfShipArrive, DateOfShipStart</w:t>
+      </w:r>
     </w:p>
     <w:p>
       <w:pPr>
@@ -7332,26 +6468,16 @@
         <w:jc w:val="both"/>
       </w:pPr>
       <w:r>
-        <w:t xml:space="preserve">Az adatbázisban N:M vagyis több-több kapcsolatból csupán egy van, ez a </w:t>
-      </w:r>
-      <w:proofErr w:type="spellStart"/>
+        <w:t>Az adatbázisban N:M vagyis több-több kapcsolatból csupán egy van, ez a ForYou kapcsolótábla.</w:t>
+      </w:r>
+    </w:p>
+    <w:p>
+      <w:pPr>
+        <w:jc w:val="both"/>
+      </w:pPr>
       <w:r>
         <w:t>ForYou</w:t>
       </w:r>
-      <w:proofErr w:type="spellEnd"/>
-      <w:r>
-        <w:t xml:space="preserve"> kapcsolótábla.</w:t>
-      </w:r>
-    </w:p>
-    <w:p>
-      <w:pPr>
-        <w:jc w:val="both"/>
-      </w:pPr>
-      <w:proofErr w:type="spellStart"/>
-      <w:r>
-        <w:t>ForYou</w:t>
-      </w:r>
-      <w:proofErr w:type="spellEnd"/>
     </w:p>
     <w:p>
       <w:pPr>
@@ -7376,13 +6502,8 @@
         <w:jc w:val="both"/>
       </w:pPr>
       <w:r>
-        <w:t xml:space="preserve">PK: Fid, INT, </w:t>
-      </w:r>
-      <w:proofErr w:type="spellStart"/>
-      <w:r>
-        <w:t>Auto-Increment</w:t>
-      </w:r>
-      <w:proofErr w:type="spellEnd"/>
+        <w:t>PK: Fid, INT, Auto-Increment</w:t>
+      </w:r>
     </w:p>
     <w:p>
       <w:pPr>
@@ -7394,23 +6515,7 @@
         <w:jc w:val="both"/>
       </w:pPr>
       <w:r>
-        <w:t xml:space="preserve">FK 1: </w:t>
-      </w:r>
-      <w:proofErr w:type="spellStart"/>
-      <w:r>
-        <w:t>UId</w:t>
-      </w:r>
-      <w:proofErr w:type="spellEnd"/>
-      <w:r>
-        <w:t xml:space="preserve"> – </w:t>
-      </w:r>
-      <w:proofErr w:type="spellStart"/>
-      <w:r>
-        <w:t>User</w:t>
-      </w:r>
-      <w:proofErr w:type="spellEnd"/>
-      <w:r>
-        <w:t xml:space="preserve"> INT</w:t>
+        <w:t>FK 1: UId – User INT</w:t>
       </w:r>
     </w:p>
     <w:p>
@@ -7423,23 +6528,7 @@
         <w:jc w:val="both"/>
       </w:pPr>
       <w:r>
-        <w:t xml:space="preserve">FK 2: </w:t>
-      </w:r>
-      <w:proofErr w:type="spellStart"/>
-      <w:r>
-        <w:t>CName</w:t>
-      </w:r>
-      <w:proofErr w:type="spellEnd"/>
-      <w:r>
-        <w:t xml:space="preserve"> – </w:t>
-      </w:r>
-      <w:proofErr w:type="spellStart"/>
-      <w:r>
-        <w:t>Category</w:t>
-      </w:r>
-      <w:proofErr w:type="spellEnd"/>
-      <w:r>
-        <w:t xml:space="preserve"> VARCHAR</w:t>
+        <w:t>FK 2: CName – Category VARCHAR</w:t>
       </w:r>
     </w:p>
     <w:p>
@@ -7479,13 +6568,8 @@
         </w:numPr>
         <w:jc w:val="both"/>
       </w:pPr>
-      <w:proofErr w:type="spellStart"/>
-      <w:r>
-        <w:t>Not</w:t>
-      </w:r>
-      <w:proofErr w:type="spellEnd"/>
-      <w:r>
-        <w:t xml:space="preserve"> null, vagyis kötelező mezők</w:t>
+      <w:r>
+        <w:t>Not null, vagyis kötelező mezők</w:t>
       </w:r>
     </w:p>
     <w:p>
@@ -7535,35 +6619,9 @@
         </w:numPr>
         <w:jc w:val="both"/>
       </w:pPr>
-      <w:proofErr w:type="spellStart"/>
-      <w:r>
-        <w:t>User.Email</w:t>
-      </w:r>
-      <w:proofErr w:type="spellEnd"/>
-      <w:r>
-        <w:t xml:space="preserve">, </w:t>
-      </w:r>
-      <w:proofErr w:type="spellStart"/>
-      <w:r>
-        <w:t>User.Password</w:t>
-      </w:r>
-      <w:proofErr w:type="spellEnd"/>
-      <w:r>
-        <w:t xml:space="preserve">, </w:t>
-      </w:r>
-      <w:proofErr w:type="spellStart"/>
-      <w:r>
-        <w:t>User.PNumber</w:t>
-      </w:r>
-      <w:proofErr w:type="spellEnd"/>
-      <w:r>
-        <w:t xml:space="preserve">, </w:t>
-      </w:r>
-      <w:proofErr w:type="spellStart"/>
-      <w:r>
-        <w:t>User.UName</w:t>
-      </w:r>
-      <w:proofErr w:type="spellEnd"/>
+      <w:r>
+        <w:t>User.Email, User.Password, User.PNumber, User.UName</w:t>
+      </w:r>
     </w:p>
     <w:p>
       <w:pPr>
@@ -7574,27 +6632,9 @@
         </w:numPr>
         <w:jc w:val="both"/>
       </w:pPr>
-      <w:proofErr w:type="spellStart"/>
-      <w:r>
-        <w:t>Instrument.IName</w:t>
-      </w:r>
-      <w:proofErr w:type="spellEnd"/>
-      <w:r>
-        <w:t xml:space="preserve">, </w:t>
-      </w:r>
-      <w:proofErr w:type="spellStart"/>
-      <w:r>
-        <w:t>Instrument.Cost</w:t>
-      </w:r>
-      <w:proofErr w:type="spellEnd"/>
-      <w:r>
-        <w:t xml:space="preserve">, </w:t>
-      </w:r>
-      <w:proofErr w:type="spellStart"/>
-      <w:r>
-        <w:t>Instrument.Description</w:t>
-      </w:r>
-      <w:proofErr w:type="spellEnd"/>
+      <w:r>
+        <w:t>Instrument.IName, Instrument.Cost, Instrument.Description</w:t>
+      </w:r>
     </w:p>
     <w:p>
       <w:pPr>
@@ -7605,19 +6645,9 @@
         </w:numPr>
         <w:jc w:val="both"/>
       </w:pPr>
-      <w:proofErr w:type="spellStart"/>
-      <w:r>
-        <w:t>OrderInfo.IId</w:t>
-      </w:r>
-      <w:proofErr w:type="spellEnd"/>
-      <w:r>
-        <w:t xml:space="preserve">, </w:t>
-      </w:r>
-      <w:proofErr w:type="spellStart"/>
-      <w:r>
-        <w:t>OrderInfo.DateOfPurchase</w:t>
-      </w:r>
-      <w:proofErr w:type="spellEnd"/>
+      <w:r>
+        <w:t>OrderInfo.IId, OrderInfo.DateOfPurchase</w:t>
+      </w:r>
     </w:p>
     <w:p>
       <w:pPr>
@@ -7628,13 +6658,8 @@
         </w:numPr>
         <w:jc w:val="both"/>
       </w:pPr>
-      <w:proofErr w:type="spellStart"/>
-      <w:r>
-        <w:t>Unique</w:t>
-      </w:r>
-      <w:proofErr w:type="spellEnd"/>
-      <w:r>
-        <w:t>, vagyis az egyedi értékek</w:t>
+      <w:r>
+        <w:t>Unique, vagyis az egyedi értékek</w:t>
       </w:r>
     </w:p>
     <w:p>
@@ -7647,23 +6672,7 @@
         <w:jc w:val="both"/>
       </w:pPr>
       <w:r>
-        <w:t xml:space="preserve">A regisztráció során fontos, hogy ne lehessen ugyan azzal az email címmel többször regisztrálni, ezt úgy érhetjük el adatbázisban, hogy használjuk a(z) </w:t>
-      </w:r>
-      <w:proofErr w:type="spellStart"/>
-      <w:r>
-        <w:t>unique</w:t>
-      </w:r>
-      <w:proofErr w:type="spellEnd"/>
-      <w:r>
-        <w:t xml:space="preserve"> </w:t>
-      </w:r>
-      <w:proofErr w:type="spellStart"/>
-      <w:r>
-        <w:t>key</w:t>
-      </w:r>
-      <w:proofErr w:type="spellEnd"/>
-      <w:r>
-        <w:t xml:space="preserve"> vagyis egyedi kulcs, index jelölőt, aminek beállításával elérhetjük, hogy az adat nem ismételhető tehát egyedi rekordokat lehet felvenni</w:t>
+        <w:t>A regisztráció során fontos, hogy ne lehessen ugyan azzal az email címmel többször regisztrálni, ezt úgy érhetjük el adatbázisban, hogy használjuk a(z) unique key vagyis egyedi kulcs, index jelölőt, aminek beállításával elérhetjük, hogy az adat nem ismételhető tehát egyedi rekordokat lehet felvenni</w:t>
       </w:r>
     </w:p>
     <w:p>
@@ -7827,55 +6836,13 @@
         <w:rPr>
           <w:rFonts w:ascii="Times New Roman CE" w:hAnsi="Times New Roman CE" w:cs="Times New Roman"/>
         </w:rPr>
-        <w:t xml:space="preserve">A backend felépítése egy </w:t>
-      </w:r>
-      <w:proofErr w:type="spellStart"/>
-      <w:r>
-        <w:rPr>
-          <w:rFonts w:ascii="Times New Roman CE" w:hAnsi="Times New Roman CE" w:cs="Times New Roman"/>
-        </w:rPr>
-        <w:t>MySQL</w:t>
-      </w:r>
-      <w:proofErr w:type="spellEnd"/>
-      <w:r>
-        <w:rPr>
-          <w:rFonts w:ascii="Times New Roman CE" w:hAnsi="Times New Roman CE" w:cs="Times New Roman"/>
-        </w:rPr>
-        <w:t xml:space="preserve"> szerkezetű adatbázisból és egy REST elveket követő controller alapú API-ból áll.</w:t>
-      </w:r>
-      <w:r>
-        <w:rPr>
-          <w:rFonts w:ascii="Times New Roman CE" w:hAnsi="Times New Roman CE" w:cs="Times New Roman"/>
-        </w:rPr>
-        <w:t xml:space="preserve"> A tanult ismereteinknek köszönhetően adta magát a </w:t>
-      </w:r>
-      <w:proofErr w:type="spellStart"/>
-      <w:r>
-        <w:rPr>
-          <w:rFonts w:ascii="Times New Roman CE" w:hAnsi="Times New Roman CE" w:cs="Times New Roman"/>
-        </w:rPr>
-        <w:t>MySQL</w:t>
-      </w:r>
-      <w:proofErr w:type="spellEnd"/>
-      <w:r>
-        <w:rPr>
-          <w:rFonts w:ascii="Times New Roman CE" w:hAnsi="Times New Roman CE" w:cs="Times New Roman"/>
-        </w:rPr>
-        <w:t xml:space="preserve"> és REST API technológiák használata, a REST kifejezés az API-</w:t>
-      </w:r>
-      <w:proofErr w:type="spellStart"/>
-      <w:r>
-        <w:rPr>
-          <w:rFonts w:ascii="Times New Roman CE" w:hAnsi="Times New Roman CE" w:cs="Times New Roman"/>
-        </w:rPr>
-        <w:t>nál</w:t>
-      </w:r>
-      <w:proofErr w:type="spellEnd"/>
-      <w:r>
-        <w:rPr>
-          <w:rFonts w:ascii="Times New Roman CE" w:hAnsi="Times New Roman CE" w:cs="Times New Roman"/>
-        </w:rPr>
-        <w:t xml:space="preserve"> arra utal, hogy a szerver nem tárolja a kliensek előző kéréseit, hanem minden egyes kérést önálló egységként kezel.</w:t>
+        <w:t>A backend felépítése egy MySQL szerkezetű adatbázisból és egy REST elveket követő controller alapú API-ból áll.</w:t>
+      </w:r>
+      <w:r>
+        <w:rPr>
+          <w:rFonts w:ascii="Times New Roman CE" w:hAnsi="Times New Roman CE" w:cs="Times New Roman"/>
+        </w:rPr>
+        <w:t xml:space="preserve"> A tanult ismereteinknek köszönhetően adta magát a MySQL és REST API technológiák használata, a REST kifejezés az API-nál arra utal, hogy a szerver nem tárolja a kliensek előző kéréseit, hanem minden egyes kérést önálló egységként kezel.</w:t>
       </w:r>
     </w:p>
     <w:p>
@@ -7938,30 +6905,8 @@
         <w:rPr>
           <w:rFonts w:ascii="Times New Roman CE" w:hAnsi="Times New Roman CE" w:cs="Times New Roman"/>
         </w:rPr>
-        <w:t xml:space="preserve">és </w:t>
-      </w:r>
-      <w:proofErr w:type="spellStart"/>
-      <w:r>
-        <w:rPr>
-          <w:rFonts w:ascii="Times New Roman CE" w:hAnsi="Times New Roman CE" w:cs="Times New Roman"/>
-        </w:rPr>
-        <w:t>Entity</w:t>
-      </w:r>
-      <w:proofErr w:type="spellEnd"/>
-      <w:r>
-        <w:rPr>
-          <w:rFonts w:ascii="Times New Roman CE" w:hAnsi="Times New Roman CE" w:cs="Times New Roman"/>
-        </w:rPr>
-        <w:t xml:space="preserve"> Framework </w:t>
-      </w:r>
-      <w:proofErr w:type="spellStart"/>
-      <w:r>
-        <w:rPr>
-          <w:rFonts w:ascii="Times New Roman CE" w:hAnsi="Times New Roman CE" w:cs="Times New Roman"/>
-        </w:rPr>
-        <w:t>Core</w:t>
-      </w:r>
-      <w:proofErr w:type="spellEnd"/>
+        <w:t>és Entity Framework Core</w:t>
+      </w:r>
     </w:p>
     <w:p>
       <w:pPr>
@@ -7981,19 +6926,11 @@
         </w:rPr>
         <w:t xml:space="preserve">Adatbázis: </w:t>
       </w:r>
-      <w:proofErr w:type="spellStart"/>
-      <w:r>
-        <w:rPr>
-          <w:rFonts w:ascii="Times New Roman CE" w:hAnsi="Times New Roman CE" w:cs="Times New Roman"/>
-        </w:rPr>
-        <w:t>MySQL</w:t>
-      </w:r>
-      <w:proofErr w:type="spellEnd"/>
-      <w:r>
-        <w:rPr>
-          <w:rFonts w:ascii="Times New Roman CE" w:hAnsi="Times New Roman CE" w:cs="Times New Roman"/>
-        </w:rPr>
-        <w:t xml:space="preserve">, JSON </w:t>
+      <w:r>
+        <w:rPr>
+          <w:rFonts w:ascii="Times New Roman CE" w:hAnsi="Times New Roman CE" w:cs="Times New Roman"/>
+        </w:rPr>
+        <w:t xml:space="preserve">MySQL, JSON </w:t>
       </w:r>
       <w:r>
         <w:rPr>
@@ -8036,16 +6973,8 @@
         <w:rPr>
           <w:rFonts w:ascii="Times New Roman CE" w:hAnsi="Times New Roman CE" w:cs="Times New Roman"/>
         </w:rPr>
-        <w:t xml:space="preserve">JWT </w:t>
-      </w:r>
-      <w:proofErr w:type="spellStart"/>
-      <w:r>
-        <w:rPr>
-          <w:rFonts w:ascii="Times New Roman CE" w:hAnsi="Times New Roman CE" w:cs="Times New Roman"/>
-        </w:rPr>
-        <w:t>token</w:t>
-      </w:r>
-      <w:proofErr w:type="spellEnd"/>
+        <w:t>JWT token</w:t>
+      </w:r>
     </w:p>
     <w:p>
       <w:pPr>
@@ -8200,23 +7129,13 @@
                 <w:szCs w:val="18"/>
               </w:rPr>
             </w:pPr>
-            <w:proofErr w:type="spellStart"/>
             <w:r>
               <w:rPr>
                 <w:rFonts w:ascii="Times New Roman CE" w:hAnsi="Times New Roman CE" w:cs="Times New Roman"/>
                 <w:sz w:val="20"/>
                 <w:szCs w:val="18"/>
               </w:rPr>
-              <w:t>Request</w:t>
-            </w:r>
-            <w:proofErr w:type="spellEnd"/>
-            <w:r>
-              <w:rPr>
-                <w:rFonts w:ascii="Times New Roman CE" w:hAnsi="Times New Roman CE" w:cs="Times New Roman"/>
-                <w:sz w:val="20"/>
-                <w:szCs w:val="18"/>
-              </w:rPr>
-              <w:t xml:space="preserve"> példa</w:t>
+              <w:t>Request példa</w:t>
             </w:r>
           </w:p>
         </w:tc>
@@ -8272,21 +7191,7 @@
               <w:rPr>
                 <w:rFonts w:ascii="Times New Roman CE" w:hAnsi="Times New Roman CE" w:cs="Times New Roman"/>
               </w:rPr>
-              <w:t>/</w:t>
-            </w:r>
-            <w:proofErr w:type="spellStart"/>
-            <w:r>
-              <w:rPr>
-                <w:rFonts w:ascii="Times New Roman CE" w:hAnsi="Times New Roman CE" w:cs="Times New Roman"/>
-              </w:rPr>
-              <w:t>api</w:t>
-            </w:r>
-            <w:proofErr w:type="spellEnd"/>
-            <w:r>
-              <w:rPr>
-                <w:rFonts w:ascii="Times New Roman CE" w:hAnsi="Times New Roman CE" w:cs="Times New Roman"/>
-              </w:rPr>
-              <w:t>/login</w:t>
+              <w:t>/api/login</w:t>
             </w:r>
           </w:p>
         </w:tc>
@@ -8420,21 +7325,7 @@
               <w:rPr>
                 <w:rFonts w:ascii="Times New Roman CE" w:hAnsi="Times New Roman CE" w:cs="Times New Roman"/>
               </w:rPr>
-              <w:t>/</w:t>
-            </w:r>
-            <w:proofErr w:type="spellStart"/>
-            <w:r>
-              <w:rPr>
-                <w:rFonts w:ascii="Times New Roman CE" w:hAnsi="Times New Roman CE" w:cs="Times New Roman"/>
-              </w:rPr>
-              <w:t>api</w:t>
-            </w:r>
-            <w:proofErr w:type="spellEnd"/>
-            <w:r>
-              <w:rPr>
-                <w:rFonts w:ascii="Times New Roman CE" w:hAnsi="Times New Roman CE" w:cs="Times New Roman"/>
-              </w:rPr>
-              <w:t>/</w:t>
+              <w:t>/api/</w:t>
             </w:r>
             <w:r>
               <w:rPr>
@@ -8548,21 +7439,7 @@
               <w:rPr>
                 <w:rFonts w:ascii="Times New Roman CE" w:hAnsi="Times New Roman CE" w:cs="Times New Roman"/>
               </w:rPr>
-              <w:t>/</w:t>
-            </w:r>
-            <w:proofErr w:type="spellStart"/>
-            <w:r>
-              <w:rPr>
-                <w:rFonts w:ascii="Times New Roman CE" w:hAnsi="Times New Roman CE" w:cs="Times New Roman"/>
-              </w:rPr>
-              <w:t>api</w:t>
-            </w:r>
-            <w:proofErr w:type="spellEnd"/>
-            <w:r>
-              <w:rPr>
-                <w:rFonts w:ascii="Times New Roman CE" w:hAnsi="Times New Roman CE" w:cs="Times New Roman"/>
-              </w:rPr>
-              <w:t>/login</w:t>
+              <w:t>/api/login</w:t>
             </w:r>
           </w:p>
         </w:tc>
@@ -8668,30 +7545,8 @@
               <w:rPr>
                 <w:rFonts w:ascii="Times New Roman CE" w:hAnsi="Times New Roman CE" w:cs="Times New Roman"/>
               </w:rPr>
-              <w:t>/</w:t>
-            </w:r>
-            <w:proofErr w:type="spellStart"/>
-            <w:r>
-              <w:rPr>
-                <w:rFonts w:ascii="Times New Roman CE" w:hAnsi="Times New Roman CE" w:cs="Times New Roman"/>
-              </w:rPr>
-              <w:t>api</w:t>
-            </w:r>
-            <w:proofErr w:type="spellEnd"/>
-            <w:r>
-              <w:rPr>
-                <w:rFonts w:ascii="Times New Roman CE" w:hAnsi="Times New Roman CE" w:cs="Times New Roman"/>
-              </w:rPr>
-              <w:t>/</w:t>
-            </w:r>
-            <w:proofErr w:type="spellStart"/>
-            <w:r>
-              <w:rPr>
-                <w:rFonts w:ascii="Times New Roman CE" w:hAnsi="Times New Roman CE" w:cs="Times New Roman"/>
-              </w:rPr>
-              <w:t>User</w:t>
-            </w:r>
-            <w:proofErr w:type="spellEnd"/>
+              <w:t>/api/User</w:t>
+            </w:r>
           </w:p>
         </w:tc>
         <w:tc>
@@ -8742,21 +7597,7 @@
               <w:rPr>
                 <w:rFonts w:ascii="Times New Roman CE" w:hAnsi="Times New Roman CE" w:cs="Times New Roman"/>
               </w:rPr>
-              <w:t>{</w:t>
-            </w:r>
-            <w:proofErr w:type="spellStart"/>
-            <w:r>
-              <w:rPr>
-                <w:rFonts w:ascii="Times New Roman CE" w:hAnsi="Times New Roman CE" w:cs="Times New Roman"/>
-              </w:rPr>
-              <w:t>User</w:t>
-            </w:r>
-            <w:proofErr w:type="spellEnd"/>
-            <w:r>
-              <w:rPr>
-                <w:rFonts w:ascii="Times New Roman CE" w:hAnsi="Times New Roman CE" w:cs="Times New Roman"/>
-              </w:rPr>
-              <w:t xml:space="preserve"> objektum}</w:t>
+              <w:t>{User objektum}</w:t>
             </w:r>
           </w:p>
         </w:tc>
@@ -8810,21 +7651,7 @@
               <w:rPr>
                 <w:rFonts w:ascii="Times New Roman CE" w:hAnsi="Times New Roman CE" w:cs="Times New Roman"/>
               </w:rPr>
-              <w:t>/</w:t>
-            </w:r>
-            <w:proofErr w:type="spellStart"/>
-            <w:r>
-              <w:rPr>
-                <w:rFonts w:ascii="Times New Roman CE" w:hAnsi="Times New Roman CE" w:cs="Times New Roman"/>
-              </w:rPr>
-              <w:t>api</w:t>
-            </w:r>
-            <w:proofErr w:type="spellEnd"/>
-            <w:r>
-              <w:rPr>
-                <w:rFonts w:ascii="Times New Roman CE" w:hAnsi="Times New Roman CE" w:cs="Times New Roman"/>
-              </w:rPr>
-              <w:t>/*</w:t>
+              <w:t>/api/*</w:t>
             </w:r>
           </w:p>
         </w:tc>
@@ -8900,21 +7727,7 @@
               <w:rPr>
                 <w:rFonts w:ascii="Times New Roman CE" w:hAnsi="Times New Roman CE" w:cs="Times New Roman"/>
               </w:rPr>
-              <w:t>GET: {</w:t>
-            </w:r>
-            <w:proofErr w:type="spellStart"/>
-            <w:r>
-              <w:rPr>
-                <w:rFonts w:ascii="Times New Roman CE" w:hAnsi="Times New Roman CE" w:cs="Times New Roman"/>
-              </w:rPr>
-              <w:t>id</w:t>
-            </w:r>
-            <w:proofErr w:type="spellEnd"/>
-            <w:r>
-              <w:rPr>
-                <w:rFonts w:ascii="Times New Roman CE" w:hAnsi="Times New Roman CE" w:cs="Times New Roman"/>
-              </w:rPr>
-              <w:t>}</w:t>
+              <w:t>GET: {id}</w:t>
             </w:r>
           </w:p>
         </w:tc>
@@ -8968,30 +7781,8 @@
               <w:rPr>
                 <w:rFonts w:ascii="Times New Roman CE" w:hAnsi="Times New Roman CE" w:cs="Times New Roman"/>
               </w:rPr>
-              <w:t>/</w:t>
-            </w:r>
-            <w:proofErr w:type="spellStart"/>
-            <w:r>
-              <w:rPr>
-                <w:rFonts w:ascii="Times New Roman CE" w:hAnsi="Times New Roman CE" w:cs="Times New Roman"/>
-              </w:rPr>
-              <w:t>api</w:t>
-            </w:r>
-            <w:proofErr w:type="spellEnd"/>
-            <w:r>
-              <w:rPr>
-                <w:rFonts w:ascii="Times New Roman CE" w:hAnsi="Times New Roman CE" w:cs="Times New Roman"/>
-              </w:rPr>
-              <w:t>/</w:t>
-            </w:r>
-            <w:proofErr w:type="spellStart"/>
-            <w:r>
-              <w:rPr>
-                <w:rFonts w:ascii="Times New Roman CE" w:hAnsi="Times New Roman CE" w:cs="Times New Roman"/>
-              </w:rPr>
-              <w:t>Instrument</w:t>
-            </w:r>
-            <w:proofErr w:type="spellEnd"/>
+              <w:t>/api/Instrument</w:t>
+            </w:r>
           </w:p>
         </w:tc>
         <w:tc>
@@ -9042,21 +7833,7 @@
               <w:rPr>
                 <w:rFonts w:ascii="Times New Roman CE" w:hAnsi="Times New Roman CE" w:cs="Times New Roman"/>
               </w:rPr>
-              <w:t>{</w:t>
-            </w:r>
-            <w:proofErr w:type="spellStart"/>
-            <w:r>
-              <w:rPr>
-                <w:rFonts w:ascii="Times New Roman CE" w:hAnsi="Times New Roman CE" w:cs="Times New Roman"/>
-              </w:rPr>
-              <w:t>id</w:t>
-            </w:r>
-            <w:proofErr w:type="spellEnd"/>
-            <w:r>
-              <w:rPr>
-                <w:rFonts w:ascii="Times New Roman CE" w:hAnsi="Times New Roman CE" w:cs="Times New Roman"/>
-              </w:rPr>
-              <w:t>}</w:t>
+              <w:t>{id}</w:t>
             </w:r>
           </w:p>
         </w:tc>
@@ -9132,58 +7909,10 @@
         <w:jc w:val="both"/>
       </w:pPr>
       <w:r>
-        <w:t xml:space="preserve">A Data </w:t>
-      </w:r>
-      <w:proofErr w:type="spellStart"/>
-      <w:r>
-        <w:t>Transfer</w:t>
-      </w:r>
-      <w:proofErr w:type="spellEnd"/>
-      <w:r>
-        <w:t xml:space="preserve"> </w:t>
-      </w:r>
-      <w:proofErr w:type="spellStart"/>
-      <w:r>
-        <w:t>Object</w:t>
-      </w:r>
-      <w:proofErr w:type="spellEnd"/>
-      <w:r>
-        <w:t xml:space="preserve">-et vagyis az adatátviteli objektumokat esetünkben arra használjuk, hogy bizonyos kényes adatokat kiszűrjünk a kliens által indított kérésekből. </w:t>
-      </w:r>
-      <w:r>
-        <w:t xml:space="preserve">Ezt úgy érhetjük el, hogy egy adott objektumról olyan „másolatot” készítünk, amiben a kritikus adatok nincsenek jelen, ezzel a konverzióval biztosítjuk az adatok biztonságát. Példának okáért a </w:t>
-      </w:r>
-      <w:proofErr w:type="spellStart"/>
-      <w:r>
-        <w:t>User</w:t>
-      </w:r>
-      <w:proofErr w:type="spellEnd"/>
-      <w:r>
-        <w:t xml:space="preserve"> objektumban szerepel a </w:t>
-      </w:r>
-      <w:proofErr w:type="spellStart"/>
-      <w:r>
-        <w:t>token</w:t>
-      </w:r>
-      <w:proofErr w:type="spellEnd"/>
-      <w:r>
-        <w:t xml:space="preserve"> ami azonosításra szolgál vagy akár említhetnénk a jelszót is ezeket egy általános kérésnél nem szeretnénk elküldeni így a </w:t>
-      </w:r>
-      <w:proofErr w:type="spellStart"/>
-      <w:r>
-        <w:t>User</w:t>
-      </w:r>
-      <w:proofErr w:type="spellEnd"/>
-      <w:r>
-        <w:t xml:space="preserve"> entitásból egy </w:t>
-      </w:r>
-      <w:proofErr w:type="spellStart"/>
-      <w:r>
-        <w:t>UserDTO</w:t>
-      </w:r>
-      <w:proofErr w:type="spellEnd"/>
-      <w:r>
-        <w:t xml:space="preserve">-t képzünk, amiben már nem szerepelnek ezek az adatok. </w:t>
+        <w:t xml:space="preserve">A Data Transfer Object-et vagyis az adatátviteli objektumokat esetünkben arra használjuk, hogy bizonyos kényes adatokat kiszűrjünk a kliens által indított kérésekből. </w:t>
+      </w:r>
+      <w:r>
+        <w:t xml:space="preserve">Ezt úgy érhetjük el, hogy egy adott objektumról olyan „másolatot” készítünk, amiben a kritikus adatok nincsenek jelen, ezzel a konverzióval biztosítjuk az adatok biztonságát. Példának okáért a User objektumban szerepel a token ami azonosításra szolgál vagy akár említhetnénk a jelszót is ezeket egy általános kérésnél nem szeretnénk elküldeni így a User entitásból egy UserDTO-t képzünk, amiben már nem szerepelnek ezek az adatok. </w:t>
       </w:r>
     </w:p>
     <w:p>
@@ -9221,13 +7950,8 @@
           <w:numId w:val="8"/>
         </w:numPr>
       </w:pPr>
-      <w:proofErr w:type="spellStart"/>
-      <w:r>
-        <w:t>CloudinaryDotNet</w:t>
-      </w:r>
-      <w:proofErr w:type="spellEnd"/>
-      <w:r>
-        <w:t>: Felhőalapú kép- és videókezelés</w:t>
+      <w:r>
+        <w:t>CloudinaryDotNet: Felhőalapú kép- és videókezelés</w:t>
       </w:r>
     </w:p>
     <w:p>
@@ -9238,13 +7962,8 @@
           <w:numId w:val="8"/>
         </w:numPr>
       </w:pPr>
-      <w:proofErr w:type="gramStart"/>
-      <w:r>
-        <w:t>Konscious.Security.Cryptography.Argon</w:t>
-      </w:r>
-      <w:proofErr w:type="gramEnd"/>
-      <w:r>
-        <w:t>2: Biztonságos jelszó kódolás</w:t>
+      <w:r>
+        <w:t>Konscious.Security.Cryptography.Argon2: Biztonságos jelszó kódolás</w:t>
       </w:r>
     </w:p>
     <w:p>
@@ -9255,21 +7974,8 @@
           <w:numId w:val="8"/>
         </w:numPr>
       </w:pPr>
-      <w:proofErr w:type="spellStart"/>
-      <w:r>
-        <w:t>MySql.EntityFrameworkCore</w:t>
-      </w:r>
-      <w:proofErr w:type="spellEnd"/>
-      <w:r>
-        <w:t xml:space="preserve">: </w:t>
-      </w:r>
-      <w:proofErr w:type="spellStart"/>
-      <w:r>
-        <w:t>MySQL</w:t>
-      </w:r>
-      <w:proofErr w:type="spellEnd"/>
-      <w:r>
-        <w:t xml:space="preserve"> adatbázis-kapcsolat EF</w:t>
+      <w:r>
+        <w:t>MySql.EntityFrameworkCore: MySQL adatbázis-kapcsolat EF</w:t>
       </w:r>
       <w:r>
         <w:rPr>
@@ -9278,15 +7984,7 @@
         <w:footnoteReference w:id="4"/>
       </w:r>
       <w:r>
-        <w:t xml:space="preserve">. </w:t>
-      </w:r>
-      <w:proofErr w:type="spellStart"/>
-      <w:r>
-        <w:t>Core</w:t>
-      </w:r>
-      <w:proofErr w:type="spellEnd"/>
-      <w:r>
-        <w:t>-hoz</w:t>
+        <w:t>. Core-hoz</w:t>
       </w:r>
     </w:p>
     <w:p>
@@ -9326,50 +8024,13 @@
         <w:t xml:space="preserve"> a</w:t>
       </w:r>
       <w:r>
-        <w:t xml:space="preserve"> </w:t>
-      </w:r>
-      <w:proofErr w:type="spellStart"/>
-      <w:r>
-        <w:t>React</w:t>
-      </w:r>
-      <w:proofErr w:type="spellEnd"/>
-      <w:r>
-        <w:t xml:space="preserve"> </w:t>
-      </w:r>
-      <w:proofErr w:type="spellStart"/>
-      <w:r>
-        <w:t>Vite</w:t>
-      </w:r>
-      <w:proofErr w:type="spellEnd"/>
-      <w:r>
-        <w:t xml:space="preserve"> keretrendszerben építettük fel, ami magába foglalja a HTML5, CSS3 és JavaScript aktív használatát</w:t>
+        <w:t xml:space="preserve"> React Vite keretrendszerben építettük fel, ami magába foglalja a HTML5, CSS3 és JavaScript aktív használatát</w:t>
       </w:r>
       <w:r>
         <w:t>.</w:t>
       </w:r>
       <w:r>
-        <w:t xml:space="preserve"> </w:t>
-      </w:r>
-      <w:proofErr w:type="spellStart"/>
-      <w:r>
-        <w:t>React</w:t>
-      </w:r>
-      <w:proofErr w:type="spellEnd"/>
-      <w:r>
-        <w:t xml:space="preserve">-el dolgozva a mi esetünkben meg kellett ismerkedni a </w:t>
-      </w:r>
-      <w:proofErr w:type="gramStart"/>
-      <w:r>
-        <w:t>„ .</w:t>
-      </w:r>
-      <w:proofErr w:type="spellStart"/>
-      <w:r>
-        <w:t>jsx</w:t>
-      </w:r>
-      <w:proofErr w:type="spellEnd"/>
-      <w:proofErr w:type="gramEnd"/>
-      <w:r>
-        <w:t>” kiterjesztésű komponensekkel, amiknek segítségével hoztuk létre, amit a felhasználó lát és használ. Az oldal kódolása JavaScript, míg az általános felépítése HTML és stílusolása CSS.</w:t>
+        <w:t xml:space="preserve"> React-el dolgozva a mi esetünkben meg kellett ismerkedni a „ .jsx” kiterjesztésű komponensekkel, amiknek segítségével hoztuk létre, amit a felhasználó lát és használ. Az oldal kódolása JavaScript, míg az általános felépítése HTML és stílusolása CSS.</w:t>
       </w:r>
     </w:p>
     <w:p>
@@ -9396,13 +8057,8 @@
       <w:r>
         <w:t xml:space="preserve">A komponensek mind magukba foglalják az előírt legalább egy alapértelmezett exportálni való metódust. Több esetben is szükségünk volt arra, hogy akár több metódust is létre hozzunk egy komponensen belül. Az adatok elérése az úgynevezett </w:t>
       </w:r>
-      <w:proofErr w:type="spellStart"/>
-      <w:r>
-        <w:t>fetch</w:t>
-      </w:r>
-      <w:proofErr w:type="spellEnd"/>
-      <w:r>
-        <w:t xml:space="preserve"> hívással megy végbe, ami egy kérést intéz az API felé, ezen kérések válasza időbe telik így ezek számát megpróbáltuk a lehető legkevesebbre redukálni azzal, hogy a nagy szülő komponensben végezzük a lehető legtöbb kérést amikor az oldal betölt. Innen adjuk át azokat az adatokat, amiket a többi alkotóelem megkövetel. Ennek ellenére van jó pár olyan </w:t>
+      <w:r>
+        <w:t xml:space="preserve">fetch hívással megy végbe, ami egy kérést intéz az API felé, ezen kérések válasza időbe telik így ezek számát megpróbáltuk a lehető legkevesebbre redukálni azzal, hogy a nagy szülő komponensben végezzük a lehető legtöbb kérést amikor az oldal betölt. Innen adjuk át azokat az adatokat, amiket a többi alkotóelem megkövetel. Ennek ellenére van jó pár olyan </w:t>
       </w:r>
       <w:r>
         <w:t>komponens,</w:t>
@@ -9434,10 +8090,10 @@
             <v:path o:extrusionok="f" gradientshapeok="t" o:connecttype="rect"/>
             <o:lock v:ext="edit" aspectratio="t"/>
           </v:shapetype>
-          <v:shape id="_x0000_i1025" type="#_x0000_t75" style="width:77pt;height:50.1pt" o:ole="">
+          <v:shape id="_x0000_i1025" type="#_x0000_t75" style="width:77.25pt;height:50.25pt" o:ole="">
             <v:imagedata r:id="rId17" o:title=""/>
           </v:shape>
-          <o:OLEObject Type="Embed" ProgID="Package" ShapeID="_x0000_i1025" DrawAspect="Icon" ObjectID="_1837609967" r:id="rId18"/>
+          <o:OLEObject Type="Embed" ProgID="Package" ShapeID="_x0000_i1025" DrawAspect="Icon" ObjectID="_1837786911" r:id="rId18"/>
         </w:object>
       </w:r>
       <w:r>
@@ -9449,112 +8105,19 @@
         <w:pStyle w:val="Cmsor4"/>
       </w:pPr>
       <w:r>
-        <w:t xml:space="preserve">Használt </w:t>
-      </w:r>
-      <w:proofErr w:type="spellStart"/>
-      <w:r>
-        <w:t>React</w:t>
-      </w:r>
-      <w:proofErr w:type="spellEnd"/>
-      <w:r>
-        <w:t xml:space="preserve"> </w:t>
-      </w:r>
-      <w:proofErr w:type="spellStart"/>
-      <w:r>
-        <w:t>hookok</w:t>
-      </w:r>
-      <w:proofErr w:type="spellEnd"/>
-    </w:p>
-    <w:p>
-      <w:pPr>
-        <w:jc w:val="both"/>
-      </w:pPr>
-      <w:r>
-        <w:t xml:space="preserve">A </w:t>
-      </w:r>
-      <w:proofErr w:type="spellStart"/>
-      <w:r>
-        <w:t>React</w:t>
-      </w:r>
-      <w:proofErr w:type="spellEnd"/>
-      <w:r>
-        <w:t xml:space="preserve"> hook-ok vagyis kampók olyan eszközök, amelyek különböző </w:t>
-      </w:r>
-      <w:proofErr w:type="spellStart"/>
-      <w:r>
-        <w:t>React</w:t>
-      </w:r>
-      <w:proofErr w:type="spellEnd"/>
-      <w:r>
-        <w:t xml:space="preserve"> funkciók használatát teszi lehetővé. A fejlesztő elkészítheti sajátját vagy használhatja a beépített előre definiáltakat. A projektünkben több a </w:t>
-      </w:r>
-      <w:proofErr w:type="spellStart"/>
-      <w:r>
-        <w:t>React</w:t>
-      </w:r>
-      <w:proofErr w:type="spellEnd"/>
-      <w:r>
-        <w:t xml:space="preserve"> által csoportokba sorolt hook-ot használtunk, a </w:t>
+        <w:t>Használt React hookok</w:t>
+      </w:r>
+    </w:p>
+    <w:p>
+      <w:pPr>
+        <w:jc w:val="both"/>
+      </w:pPr>
+      <w:r>
+        <w:t xml:space="preserve">A React hook-ok vagyis kampók olyan eszközök, amelyek különböző React funkciók használatát teszi lehetővé. A fejlesztő elkészítheti sajátját vagy használhatja a beépített előre definiáltakat. A projektünkben több a React által csoportokba sorolt hook-ot használtunk, a </w:t>
       </w:r>
       <w:r>
         <w:lastRenderedPageBreak/>
-        <w:t xml:space="preserve">csoportok az allábiak; </w:t>
-      </w:r>
-      <w:proofErr w:type="spellStart"/>
-      <w:r>
-        <w:t>state</w:t>
-      </w:r>
-      <w:proofErr w:type="spellEnd"/>
-      <w:r>
-        <w:t xml:space="preserve"> </w:t>
-      </w:r>
-      <w:proofErr w:type="spellStart"/>
-      <w:r>
-        <w:t>hooks</w:t>
-      </w:r>
-      <w:proofErr w:type="spellEnd"/>
-      <w:r>
-        <w:t xml:space="preserve">, context </w:t>
-      </w:r>
-      <w:proofErr w:type="spellStart"/>
-      <w:r>
-        <w:t>hooks</w:t>
-      </w:r>
-      <w:proofErr w:type="spellEnd"/>
-      <w:r>
-        <w:t xml:space="preserve">, </w:t>
-      </w:r>
-      <w:proofErr w:type="spellStart"/>
-      <w:r>
-        <w:t>ref</w:t>
-      </w:r>
-      <w:proofErr w:type="spellEnd"/>
-      <w:r>
-        <w:t xml:space="preserve"> </w:t>
-      </w:r>
-      <w:proofErr w:type="spellStart"/>
-      <w:r>
-        <w:t>hooks</w:t>
-      </w:r>
-      <w:proofErr w:type="spellEnd"/>
-      <w:r>
-        <w:t xml:space="preserve">, </w:t>
-      </w:r>
-      <w:proofErr w:type="spellStart"/>
-      <w:r>
-        <w:t>effect</w:t>
-      </w:r>
-      <w:proofErr w:type="spellEnd"/>
-      <w:r>
-        <w:t xml:space="preserve"> </w:t>
-      </w:r>
-      <w:proofErr w:type="spellStart"/>
-      <w:r>
-        <w:t>hooks</w:t>
-      </w:r>
-      <w:proofErr w:type="spellEnd"/>
-      <w:r>
-        <w:t xml:space="preserve">, performance hook, ezen csoportok többek közt elősegítik </w:t>
+        <w:t xml:space="preserve">csoportok az allábiak; state hooks, context hooks, ref hooks, effect hooks, performance hook, ezen csoportok többek közt elősegítik </w:t>
       </w:r>
       <w:r>
         <w:t>az oldal logikai kódbéli működését és optimalizálását.</w:t>
@@ -9577,13 +8140,8 @@
         </w:numPr>
         <w:jc w:val="both"/>
       </w:pPr>
-      <w:proofErr w:type="spellStart"/>
-      <w:r>
-        <w:t>useState</w:t>
-      </w:r>
-      <w:proofErr w:type="spellEnd"/>
-      <w:r>
-        <w:t>:</w:t>
+      <w:r>
+        <w:t>useState:</w:t>
       </w:r>
       <w:r>
         <w:t xml:space="preserve"> </w:t>
@@ -9592,51 +8150,13 @@
         <w:t>A</w:t>
       </w:r>
       <w:r>
-        <w:t xml:space="preserve"> </w:t>
-      </w:r>
-      <w:proofErr w:type="spellStart"/>
-      <w:r>
-        <w:t>useState</w:t>
-      </w:r>
-      <w:proofErr w:type="spellEnd"/>
-      <w:r>
-        <w:t xml:space="preserve"> egy olyan </w:t>
+        <w:t xml:space="preserve"> useState egy olyan </w:t>
       </w:r>
       <w:r>
         <w:t>hook,</w:t>
       </w:r>
       <w:r>
-        <w:t xml:space="preserve"> ami </w:t>
-      </w:r>
-      <w:r>
-        <w:t>lehetőséget</w:t>
-      </w:r>
-      <w:r>
-        <w:t xml:space="preserve"> ad arra, hogy állapotot adhassunk egy </w:t>
-      </w:r>
-      <w:r>
-        <w:t>működő</w:t>
-      </w:r>
-      <w:r>
-        <w:t xml:space="preserve"> komponensnek. Ennek </w:t>
-      </w:r>
-      <w:r>
-        <w:t>szintaktikája</w:t>
-      </w:r>
-      <w:r>
-        <w:t xml:space="preserve"> 2 </w:t>
-      </w:r>
-      <w:r>
-        <w:t>elemből</w:t>
-      </w:r>
-      <w:r>
-        <w:t xml:space="preserve"> </w:t>
-      </w:r>
-      <w:r>
-        <w:t>épül</w:t>
-      </w:r>
-      <w:r>
-        <w:t xml:space="preserve"> fel;</w:t>
+        <w:t xml:space="preserve"> ami lehetőséget ad arra, hogy állapotot adhassunk egy működő komponensnek. Ennek szintaktikája 2 elemből épül fel;</w:t>
       </w:r>
     </w:p>
     <w:p>
@@ -9646,34 +8166,13 @@
         <w:jc w:val="both"/>
       </w:pPr>
       <w:r>
-        <w:t xml:space="preserve">egy olyan </w:t>
-      </w:r>
-      <w:r>
-        <w:t>elem,</w:t>
-      </w:r>
-      <w:r>
-        <w:t xml:space="preserve"> ami a jelenlegi </w:t>
-      </w:r>
-      <w:r>
-        <w:t>állapotot</w:t>
-      </w:r>
-      <w:r>
-        <w:t xml:space="preserve"> es </w:t>
-      </w:r>
-      <w:r>
-        <w:t>érteket</w:t>
-      </w:r>
-      <w:r>
-        <w:t xml:space="preserve"> t</w:t>
+        <w:t>egy olyan elem, ami a jelenlegi állapotot es érteket t</w:t>
       </w:r>
       <w:r>
         <w:t>á</w:t>
       </w:r>
       <w:r>
-        <w:t xml:space="preserve">rolja es a </w:t>
-      </w:r>
-      <w:r>
-        <w:t>metódus</w:t>
+        <w:t>rolja es a metódus</w:t>
       </w:r>
     </w:p>
     <w:p>
@@ -9683,172 +8182,37 @@
         <w:jc w:val="both"/>
       </w:pPr>
       <w:r>
-        <w:t xml:space="preserve">amivel </w:t>
-      </w:r>
-      <w:r>
-        <w:t>frissíthetjük</w:t>
-      </w:r>
-      <w:r>
-        <w:t xml:space="preserve"> az </w:t>
-      </w:r>
-      <w:r>
-        <w:t>értekét</w:t>
-      </w:r>
-      <w:r>
-        <w:t>. Ezt a hook</w:t>
+        <w:t>amivel frissíthetjük az értekét. Ezt a hook</w:t>
       </w:r>
       <w:r>
         <w:t>-</w:t>
       </w:r>
       <w:r>
-        <w:t xml:space="preserve">ot </w:t>
-      </w:r>
-      <w:r>
-        <w:t>esetünkben</w:t>
+        <w:t>ot esetünkben legtöbbször úgy használtunk,</w:t>
       </w:r>
       <w:r>
         <w:t xml:space="preserve"> </w:t>
       </w:r>
       <w:r>
-        <w:t>legtöbbször</w:t>
+        <w:t>hogy helyi</w:t>
+      </w:r>
+      <w:r>
+        <w:t>,</w:t>
+      </w:r>
+      <w:r>
+        <w:t xml:space="preserve"> lokális változó adatokat t</w:t>
+      </w:r>
+      <w:r>
+        <w:t>á</w:t>
+      </w:r>
+      <w:r>
+        <w:t>roljunk, mint például, űrlapok értekéit vagy logikai kapcsolókat definiáljunk.</w:t>
       </w:r>
       <w:r>
         <w:t xml:space="preserve"> </w:t>
       </w:r>
       <w:r>
-        <w:t>úgy</w:t>
-      </w:r>
-      <w:r>
-        <w:t xml:space="preserve"> </w:t>
-      </w:r>
-      <w:r>
-        <w:t>használtunk</w:t>
-      </w:r>
-      <w:r>
-        <w:t>,</w:t>
-      </w:r>
-      <w:r>
-        <w:t xml:space="preserve"> </w:t>
-      </w:r>
-      <w:r>
-        <w:t>hogy helyi</w:t>
-      </w:r>
-      <w:r>
-        <w:t>,</w:t>
-      </w:r>
-      <w:r>
-        <w:t xml:space="preserve"> </w:t>
-      </w:r>
-      <w:r>
-        <w:t>lokális</w:t>
-      </w:r>
-      <w:r>
-        <w:t xml:space="preserve"> </w:t>
-      </w:r>
-      <w:r>
-        <w:t>változó</w:t>
-      </w:r>
-      <w:r>
-        <w:t xml:space="preserve"> adatokat </w:t>
-      </w:r>
-      <w:r>
-        <w:t>t</w:t>
-      </w:r>
-      <w:r>
-        <w:t>á</w:t>
-      </w:r>
-      <w:r>
-        <w:t>roljunk,</w:t>
-      </w:r>
-      <w:r>
-        <w:t xml:space="preserve"> mint </w:t>
-      </w:r>
-      <w:r>
-        <w:t>például</w:t>
-      </w:r>
-      <w:r>
-        <w:t xml:space="preserve">, </w:t>
-      </w:r>
-      <w:r>
-        <w:t>űrlapok</w:t>
-      </w:r>
-      <w:r>
-        <w:t xml:space="preserve"> </w:t>
-      </w:r>
-      <w:r>
-        <w:t>értekéit</w:t>
-      </w:r>
-      <w:r>
-        <w:t xml:space="preserve"> vagy logikai </w:t>
-      </w:r>
-      <w:r>
-        <w:t>kapcsolókat</w:t>
-      </w:r>
-      <w:r>
-        <w:t xml:space="preserve"> </w:t>
-      </w:r>
-      <w:r>
-        <w:t>definiáljunk</w:t>
-      </w:r>
-      <w:r>
-        <w:t>.</w:t>
-      </w:r>
-      <w:r>
-        <w:t xml:space="preserve"> </w:t>
-      </w:r>
-      <w:r>
-        <w:t>Általános</w:t>
-      </w:r>
-      <w:r>
-        <w:t xml:space="preserve"> esetben a </w:t>
-      </w:r>
-      <w:r>
-        <w:t>definiálás</w:t>
-      </w:r>
-      <w:r>
-        <w:t xml:space="preserve"> </w:t>
-      </w:r>
-      <w:r>
-        <w:t>pillanatában</w:t>
-      </w:r>
-      <w:r>
-        <w:t xml:space="preserve"> </w:t>
-      </w:r>
-      <w:r>
-        <w:t>tehát</w:t>
-      </w:r>
-      <w:r>
-        <w:t xml:space="preserve"> amikor </w:t>
-      </w:r>
-      <w:r>
-        <w:t>megírjuk</w:t>
-      </w:r>
-      <w:r>
-        <w:t xml:space="preserve"> ezt az allapot </w:t>
-      </w:r>
-      <w:r>
-        <w:t>változót</w:t>
-      </w:r>
-      <w:r>
-        <w:t xml:space="preserve"> meg kell adnunk a </w:t>
-      </w:r>
-      <w:r>
-        <w:t>típusát</w:t>
-      </w:r>
-      <w:r>
-        <w:t xml:space="preserve"> is. Itt egy </w:t>
-      </w:r>
-      <w:r>
-        <w:t>példa</w:t>
-      </w:r>
-      <w:r>
-        <w:t xml:space="preserve"> a </w:t>
-      </w:r>
-      <w:r>
-        <w:t>projektünkből</w:t>
-      </w:r>
-      <w:r>
-        <w:t>:</w:t>
+        <w:t>Általános esetben a definiálás pillanatában tehát amikor megírjuk ezt az allapot változót meg kell adnunk a típusát is. Itt egy példa a projektünkből:</w:t>
       </w:r>
     </w:p>
     <w:p>
@@ -9858,39 +8222,7 @@
         <w:jc w:val="both"/>
       </w:pPr>
       <w:r>
-        <w:t xml:space="preserve">  const [</w:t>
-      </w:r>
-      <w:proofErr w:type="spellStart"/>
-      <w:r>
-        <w:t>isOpen</w:t>
-      </w:r>
-      <w:proofErr w:type="spellEnd"/>
-      <w:r>
-        <w:t xml:space="preserve">, </w:t>
-      </w:r>
-      <w:proofErr w:type="spellStart"/>
-      <w:r>
-        <w:t>setIsOpen</w:t>
-      </w:r>
-      <w:proofErr w:type="spellEnd"/>
-      <w:r>
-        <w:t xml:space="preserve">] = </w:t>
-      </w:r>
-      <w:proofErr w:type="spellStart"/>
-      <w:r>
-        <w:t>useState</w:t>
-      </w:r>
-      <w:proofErr w:type="spellEnd"/>
-      <w:r>
-        <w:t>(</w:t>
-      </w:r>
-      <w:proofErr w:type="spellStart"/>
-      <w:r>
-        <w:t>false</w:t>
-      </w:r>
-      <w:proofErr w:type="spellEnd"/>
-      <w:r>
-        <w:t>);</w:t>
+        <w:t xml:space="preserve">  const [isOpen, setIsOpen] = useState(false);</w:t>
       </w:r>
     </w:p>
     <w:p>
@@ -9902,32 +8234,11 @@
         </w:numPr>
         <w:jc w:val="both"/>
       </w:pPr>
-      <w:proofErr w:type="spellStart"/>
-      <w:r>
-        <w:t>useEffect</w:t>
-      </w:r>
-      <w:proofErr w:type="spellEnd"/>
-      <w:r>
-        <w:t>: Ezzel a hook-</w:t>
-      </w:r>
-      <w:proofErr w:type="spellStart"/>
-      <w:r>
-        <w:t>al</w:t>
-      </w:r>
-      <w:proofErr w:type="spellEnd"/>
-      <w:r>
-        <w:t xml:space="preserve"> képesek vagyunk szinkronizálni a komponenseinket külső rendszerekkel és bizonyos mellékhatásokat tudunk kezelni. Esetünkben ezt arra használtuk, hogy adatokat kérjünk le az API-ból és vagy DOM-manipulációt kezeljünk.</w:t>
-      </w:r>
-      <w:r>
-        <w:t xml:space="preserve"> Ezen hook szintaktikai felépítése így néz ki, az első úgynevezett </w:t>
-      </w:r>
-      <w:proofErr w:type="spellStart"/>
-      <w:r>
-        <w:t>Setup</w:t>
-      </w:r>
-      <w:proofErr w:type="spellEnd"/>
-      <w:r>
-        <w:t xml:space="preserve"> függvény ez tartalmazza a végrehajtandó logikát, a második a függőségi tömb, ami egy opcionális paraméter, amely meghatározza mikor fusson le újra a hatás.</w:t>
+      <w:r>
+        <w:t>useEffect: Ezzel a hook-al képesek vagyunk szinkronizálni a komponenseinket külső rendszerekkel és bizonyos mellékhatásokat tudunk kezelni. Esetünkben ezt arra használtuk, hogy adatokat kérjünk le az API-ból és vagy DOM-manipulációt kezeljünk.</w:t>
+      </w:r>
+      <w:r>
+        <w:t xml:space="preserve"> Ezen hook szintaktikai felépítése így néz ki, az első úgynevezett Setup függvény ez tartalmazza a végrehajtandó logikát, a második a függőségi tömb, ami egy opcionális paraméter, amely meghatározza mikor fusson le újra a hatás.</w:t>
       </w:r>
     </w:p>
     <w:p>
@@ -9939,44 +8250,12 @@
         </w:numPr>
         <w:jc w:val="both"/>
       </w:pPr>
-      <w:proofErr w:type="spellStart"/>
-      <w:r>
-        <w:t>useRef</w:t>
-      </w:r>
-      <w:proofErr w:type="spellEnd"/>
-      <w:r>
-        <w:t xml:space="preserve">: </w:t>
-      </w:r>
-      <w:r>
-        <w:t>Ez a hook lehetővé teszi, hogy értékeket tároljunk a komponensekről</w:t>
-      </w:r>
-      <w:r>
-        <w:t xml:space="preserve"> </w:t>
-      </w:r>
-      <w:r>
-        <w:t>újrarenderelések</w:t>
+      <w:r>
+        <w:t>useRef: Ez a hook lehetővé teszi, hogy értékeket tároljunk a komponensekről újrarenderelések</w:t>
       </w:r>
       <w:r>
         <w:tab/>
-        <w:t>közöt</w:t>
-      </w:r>
-      <w:r>
-        <w:t>t</w:t>
-      </w:r>
-      <w:r>
-        <w:t>, anélkül, ho</w:t>
-      </w:r>
-      <w:r>
-        <w:t>g</w:t>
-      </w:r>
-      <w:r>
-        <w:t>y az újrarenderelést váltan</w:t>
-      </w:r>
-      <w:r>
-        <w:t>a</w:t>
-      </w:r>
-      <w:r>
-        <w:t xml:space="preserve"> ki. Mi a projektünkben ezt főként arra használtuk, hogy a DOM-elemeket közvetlenül elérjük.</w:t>
+        <w:t>között, anélkül, hogy az újrarenderelést váltana ki. Mi a projektünkben ezt főként arra használtuk, hogy a DOM-elemeket közvetlenül elérjük.</w:t>
       </w:r>
     </w:p>
     <w:p>
@@ -9988,13 +8267,8 @@
         </w:numPr>
         <w:jc w:val="both"/>
       </w:pPr>
-      <w:proofErr w:type="spellStart"/>
-      <w:r>
-        <w:t>useContext</w:t>
-      </w:r>
-      <w:proofErr w:type="spellEnd"/>
-      <w:r>
-        <w:t>:</w:t>
+      <w:r>
+        <w:t>useContext:</w:t>
       </w:r>
       <w:r>
         <w:rPr>
@@ -10018,13 +8292,8 @@
       <w:r>
         <w:t>-</w:t>
       </w:r>
-      <w:proofErr w:type="spellStart"/>
-      <w:r>
-        <w:t>al</w:t>
-      </w:r>
-      <w:proofErr w:type="spellEnd"/>
-      <w:r>
-        <w:t xml:space="preserve"> képesek vagyunk adatok és állapotok globális megosztására a komponensek között anélkül, hogy manuálisan szintről szintre kellene átadni a prop-okat,</w:t>
+      <w:r>
+        <w:t>al képesek vagyunk adatok és állapotok globális megosztására a komponensek között anélkül, hogy manuálisan szintről szintre kellene átadni a prop-okat,</w:t>
       </w:r>
       <w:r>
         <w:t xml:space="preserve"> </w:t>
@@ -10060,13 +8329,8 @@
         </w:numPr>
         <w:jc w:val="both"/>
       </w:pPr>
-      <w:proofErr w:type="spellStart"/>
-      <w:r>
-        <w:t>useMemo</w:t>
-      </w:r>
-      <w:proofErr w:type="spellEnd"/>
-      <w:r>
-        <w:t xml:space="preserve">: Egy olyan </w:t>
+      <w:r>
+        <w:t xml:space="preserve">useMemo: Egy olyan </w:t>
       </w:r>
       <w:r>
         <w:t>hook,</w:t>
@@ -10075,15 +8339,7 @@
         <w:t xml:space="preserve"> ami teljesítményoptimalizálásra szolgál. Lehetővé teszi egy számításigényes függvény eredményének gyorsítótárazását a komponens újra rajzolásai között.</w:t>
       </w:r>
       <w:r>
-        <w:t xml:space="preserve"> A </w:t>
-      </w:r>
-      <w:proofErr w:type="spellStart"/>
-      <w:r>
-        <w:t>useMemo</w:t>
-      </w:r>
-      <w:proofErr w:type="spellEnd"/>
-      <w:r>
-        <w:t xml:space="preserve"> csak akkor számolja újra az értékeket, ha a megadott függőségek megváltoznak.</w:t>
+        <w:t xml:space="preserve"> A useMemo csak akkor számolja újra az értékeket, ha a megadott függőségek megváltoznak.</w:t>
       </w:r>
     </w:p>
     <w:p>
@@ -10095,22 +8351,9 @@
         </w:numPr>
         <w:jc w:val="both"/>
       </w:pPr>
-      <w:proofErr w:type="spellStart"/>
       <w:r>
         <w:lastRenderedPageBreak/>
-        <w:t>useCallback</w:t>
-      </w:r>
-      <w:proofErr w:type="spellEnd"/>
-      <w:r>
-        <w:t xml:space="preserve">: Ez egy olyan hook, ami memorizálja a függvénydefiníciót az újrarenderelések között, így elkerülhető, hogy a komponens minden rendereléskor új függvénypéldányt hozzon létre. Mi ezt arra használtuk projektünkben, hogy amikor egy szülő komponensből a gyerekének átadtuk ezt a függvényt </w:t>
-      </w:r>
-      <w:proofErr w:type="spellStart"/>
-      <w:r>
-        <w:t>prop</w:t>
-      </w:r>
-      <w:proofErr w:type="spellEnd"/>
-      <w:r>
-        <w:t>-ként ne rendereljen újra a gyerek, ha a szülőben más okból változás történt és emiatt frissül.</w:t>
+        <w:t>useCallback: Ez egy olyan hook, ami memorizálja a függvénydefiníciót az újrarenderelések között, így elkerülhető, hogy a komponens minden rendereléskor új függvénypéldányt hozzon létre. Mi ezt arra használtuk projektünkben, hogy amikor egy szülő komponensből a gyerekének átadtuk ezt a függvényt prop-ként ne rendereljen újra a gyerek, ha a szülőben más okból változás történt és emiatt frissül.</w:t>
       </w:r>
     </w:p>
     <w:p>
@@ -10122,24 +8365,11 @@
         </w:numPr>
         <w:jc w:val="both"/>
       </w:pPr>
-      <w:proofErr w:type="spellStart"/>
-      <w:r>
-        <w:t>useNavigate</w:t>
-      </w:r>
-      <w:proofErr w:type="spellEnd"/>
-      <w:r>
-        <w:t xml:space="preserve">: Ez egy olyan hook, ami </w:t>
-      </w:r>
-      <w:r>
-        <w:t xml:space="preserve">a </w:t>
-      </w:r>
-      <w:proofErr w:type="spellStart"/>
-      <w:r>
-        <w:t>React</w:t>
-      </w:r>
-      <w:proofErr w:type="spellEnd"/>
-      <w:r>
-        <w:t xml:space="preserve"> Router könyvtár egyik fontos eleme. Ezzel lehetőségünk adódik a programozott navigációra. Ez azt jelenti, hogy nemcsak fix linkekkel, hanem JavaScript kód segítségével átirányíthassuk a felhasználót.</w:t>
+      <w:r>
+        <w:t xml:space="preserve">useNavigate: Ez egy olyan hook, ami </w:t>
+      </w:r>
+      <w:r>
+        <w:t>a React Router könyvtár egyik fontos eleme. Ezzel lehetőségünk adódik a programozott navigációra. Ez azt jelenti, hogy nemcsak fix linkekkel, hanem JavaScript kód segítségével átirányíthassuk a felhasználót.</w:t>
       </w:r>
     </w:p>
     <w:p>
@@ -10151,37 +8381,8 @@
         </w:numPr>
         <w:jc w:val="both"/>
       </w:pPr>
-      <w:proofErr w:type="spellStart"/>
-      <w:r>
-        <w:t>useSearchParams</w:t>
-      </w:r>
-      <w:proofErr w:type="spellEnd"/>
-      <w:r>
-        <w:t xml:space="preserve">: Ez egy olyan </w:t>
-      </w:r>
-      <w:proofErr w:type="spellStart"/>
-      <w:r>
-        <w:t>React</w:t>
-      </w:r>
-      <w:proofErr w:type="spellEnd"/>
-      <w:r>
-        <w:t xml:space="preserve"> Router hook, ami lehetőséget ad az URL </w:t>
-      </w:r>
-      <w:proofErr w:type="spellStart"/>
-      <w:r>
-        <w:t>query</w:t>
-      </w:r>
-      <w:proofErr w:type="spellEnd"/>
-      <w:r>
-        <w:t xml:space="preserve"> </w:t>
-      </w:r>
-      <w:proofErr w:type="spellStart"/>
-      <w:r>
-        <w:t>string</w:t>
-      </w:r>
-      <w:proofErr w:type="spellEnd"/>
-      <w:r>
-        <w:t xml:space="preserve"> olvasására és módosítására. Ez mi esetünkben arra volt használatos, hogy </w:t>
+      <w:r>
+        <w:t xml:space="preserve">useSearchParams: Ez egy olyan React Router hook, ami lehetőséget ad az URL query string olvasására és módosítására. Ez mi esetünkben arra volt használatos, hogy </w:t>
       </w:r>
       <w:r>
         <w:t>a szűrések értékeit beállítsuk egyik oldalon és kiolvassuk egy másikon. Azért is hasznos ez mivel így, ha valaki kimásolja a linket, amiben van keresési paraméter és ezt küldi el egy másik felhasználónak akkor ő is ugyan azt ebben az esetben beállított szűrőket fogja látni.</w:t>
@@ -10196,45 +8397,8 @@
         </w:numPr>
         <w:jc w:val="both"/>
       </w:pPr>
-      <w:proofErr w:type="spellStart"/>
-      <w:r>
-        <w:t>usePaymentInputs</w:t>
-      </w:r>
-      <w:proofErr w:type="spellEnd"/>
-      <w:r>
-        <w:t xml:space="preserve">: Ez egy olyan </w:t>
-      </w:r>
-      <w:proofErr w:type="spellStart"/>
-      <w:r>
-        <w:t>React</w:t>
-      </w:r>
-      <w:proofErr w:type="spellEnd"/>
-      <w:r>
-        <w:t xml:space="preserve"> hook, ami automatikusan kezeli a kártyaadatok formázását és validálását. Például a kártyaszám a tipikus 4 számjegy 4 részben elkülönítve formátumban jelenik meg, képes felismerni és </w:t>
-      </w:r>
-      <w:proofErr w:type="spellStart"/>
-      <w:r>
-        <w:t>validálni</w:t>
-      </w:r>
-      <w:proofErr w:type="spellEnd"/>
-      <w:r>
-        <w:t xml:space="preserve"> a kártya típusát például Visa és vagy </w:t>
-      </w:r>
-      <w:proofErr w:type="spellStart"/>
-      <w:r>
-        <w:t>MasterCard</w:t>
-      </w:r>
-      <w:proofErr w:type="spellEnd"/>
-      <w:r>
-        <w:t xml:space="preserve"> ezeket a beépített ikonoknak köszönhetően </w:t>
-      </w:r>
-      <w:proofErr w:type="spellStart"/>
-      <w:r>
-        <w:t>validálást</w:t>
-      </w:r>
-      <w:proofErr w:type="spellEnd"/>
-      <w:r>
-        <w:t xml:space="preserve"> követően meg is jelennek. </w:t>
+      <w:r>
+        <w:t xml:space="preserve">usePaymentInputs: Ez egy olyan React hook, ami automatikusan kezeli a kártyaadatok formázását és validálását. Például a kártyaszám a tipikus 4 számjegy 4 részben elkülönítve formátumban jelenik meg, képes felismerni és validálni a kártya típusát például Visa és vagy MasterCard ezeket a beépített ikonoknak köszönhetően validálást követően meg is jelennek. </w:t>
       </w:r>
     </w:p>
     <w:p>
@@ -10272,13 +8436,8 @@
         </w:numPr>
         <w:jc w:val="both"/>
       </w:pPr>
-      <w:proofErr w:type="spellStart"/>
-      <w:r>
-        <w:t>Em</w:t>
-      </w:r>
-      <w:proofErr w:type="spellEnd"/>
-      <w:r>
-        <w:t>: Ez a szülő elem betűméretének nagyságához képest viszonyít</w:t>
+      <w:r>
+        <w:t>Em: Ez a szülő elem betűméretének nagyságához képest viszonyít</w:t>
       </w:r>
     </w:p>
     <w:p>
@@ -10290,13 +8449,8 @@
         </w:numPr>
         <w:jc w:val="both"/>
       </w:pPr>
-      <w:proofErr w:type="spellStart"/>
-      <w:r>
-        <w:t>Rem</w:t>
-      </w:r>
-      <w:proofErr w:type="spellEnd"/>
-      <w:r>
-        <w:t>: Ez a gyökér elem betűméretének nagyságához képest viszonyít</w:t>
+      <w:r>
+        <w:t>Rem: Ez a gyökér elem betűméretének nagyságához képest viszonyít</w:t>
       </w:r>
     </w:p>
     <w:p>
@@ -10308,80 +8462,49 @@
         </w:numPr>
         <w:jc w:val="both"/>
       </w:pPr>
-      <w:proofErr w:type="spellStart"/>
       <w:r>
         <w:lastRenderedPageBreak/>
-        <w:t>Viewport</w:t>
-      </w:r>
-      <w:proofErr w:type="spellEnd"/>
-      <w:r>
-        <w:t xml:space="preserve"> mértékegységek: Ezek a </w:t>
-      </w:r>
-      <w:proofErr w:type="spellStart"/>
-      <w:r>
-        <w:t>vw</w:t>
-      </w:r>
-      <w:proofErr w:type="spellEnd"/>
+        <w:t xml:space="preserve">Viewport mértékegységek: Ezek a </w:t>
+      </w:r>
+      <w:r>
+        <w:t xml:space="preserve">vw </w:t>
+      </w:r>
+      <w:r>
+        <w:rPr>
+          <w:rStyle w:val="Lbjegyzet-hivatkozs"/>
+        </w:rPr>
+        <w:footnoteReference w:id="5"/>
+      </w:r>
+      <w:r>
+        <w:t>és vh</w:t>
+      </w:r>
+      <w:r>
+        <w:rPr>
+          <w:rStyle w:val="Lbjegyzet-hivatkozs"/>
+        </w:rPr>
+        <w:footnoteReference w:id="6"/>
+      </w:r>
+      <w:r>
+        <w:t xml:space="preserve"> a megtekintési terület méretéhez viszonyítják a nagyságot,</w:t>
+      </w:r>
+    </w:p>
+    <w:p>
+      <w:pPr>
+        <w:jc w:val="both"/>
+      </w:pPr>
+      <w:r>
+        <w:t xml:space="preserve">míg a másik módszer a media query </w:t>
+      </w:r>
+      <w:r>
+        <w:t>használata,</w:t>
+      </w:r>
+      <w:r>
+        <w:t xml:space="preserve"> ami a felhasználó eszközének képernyőméretét vizsgálva képes akár teljesen különböző kinézetet és felépítést adni a</w:t>
+      </w:r>
       <w:r>
         <w:t xml:space="preserve"> </w:t>
       </w:r>
       <w:r>
-        <w:rPr>
-          <w:rStyle w:val="Lbjegyzet-hivatkozs"/>
-        </w:rPr>
-        <w:footnoteReference w:id="5"/>
-      </w:r>
-      <w:r>
-        <w:t xml:space="preserve">és </w:t>
-      </w:r>
-      <w:proofErr w:type="spellStart"/>
-      <w:r>
-        <w:t>vh</w:t>
-      </w:r>
-      <w:proofErr w:type="spellEnd"/>
-      <w:r>
-        <w:rPr>
-          <w:rStyle w:val="Lbjegyzet-hivatkozs"/>
-        </w:rPr>
-        <w:footnoteReference w:id="6"/>
-      </w:r>
-      <w:r>
-        <w:t xml:space="preserve"> a megtekintési terület méretéhez viszonyítják a nagyságot,</w:t>
-      </w:r>
-    </w:p>
-    <w:p>
-      <w:pPr>
-        <w:jc w:val="both"/>
-      </w:pPr>
-      <w:r>
-        <w:t xml:space="preserve">míg a másik módszer a </w:t>
-      </w:r>
-      <w:proofErr w:type="spellStart"/>
-      <w:r>
-        <w:t>media</w:t>
-      </w:r>
-      <w:proofErr w:type="spellEnd"/>
-      <w:r>
-        <w:t xml:space="preserve"> </w:t>
-      </w:r>
-      <w:proofErr w:type="spellStart"/>
-      <w:r>
-        <w:t>query</w:t>
-      </w:r>
-      <w:proofErr w:type="spellEnd"/>
-      <w:r>
-        <w:t xml:space="preserve"> </w:t>
-      </w:r>
-      <w:r>
-        <w:t>használata,</w:t>
-      </w:r>
-      <w:r>
-        <w:t xml:space="preserve"> ami a felhasználó eszközének képernyőméretét vizsgálva képes akár teljesen különböző kinézetet és felépítést adni a</w:t>
-      </w:r>
-      <w:r>
-        <w:t xml:space="preserve"> </w:t>
-      </w:r>
-      <w:r>
         <w:t xml:space="preserve">weboldalnak. </w:t>
       </w:r>
       <w:r>
@@ -10394,10 +8517,10 @@
       </w:pPr>
       <w:r>
         <w:object w:dxaOrig="1539" w:dyaOrig="997" w14:anchorId="045E12CC">
-          <v:shape id="_x0000_i1026" type="#_x0000_t75" style="width:77pt;height:50.1pt" o:ole="">
+          <v:shape id="_x0000_i1026" type="#_x0000_t75" style="width:77.25pt;height:50.25pt" o:ole="">
             <v:imagedata r:id="rId19" o:title=""/>
           </v:shape>
-          <o:OLEObject Type="Embed" ProgID="Package" ShapeID="_x0000_i1026" DrawAspect="Icon" ObjectID="_1837609968" r:id="rId20"/>
+          <o:OLEObject Type="Embed" ProgID="Package" ShapeID="_x0000_i1026" DrawAspect="Icon" ObjectID="_1837786912" r:id="rId20"/>
         </w:object>
       </w:r>
       <w:r>
@@ -10434,101 +8557,61 @@
         <w:jc w:val="both"/>
       </w:pPr>
       <w:r>
-        <w:t xml:space="preserve">A </w:t>
-      </w:r>
-      <w:proofErr w:type="spellStart"/>
-      <w:r>
-        <w:t>Chakra</w:t>
-      </w:r>
-      <w:proofErr w:type="spellEnd"/>
-      <w:r>
-        <w:t xml:space="preserve">-UI és </w:t>
-      </w:r>
-      <w:proofErr w:type="spellStart"/>
-      <w:r>
-        <w:t>styled-componets</w:t>
-      </w:r>
-      <w:proofErr w:type="spellEnd"/>
+        <w:t xml:space="preserve">A Chakra-UI és styled-componets </w:t>
+      </w:r>
+      <w:r>
+        <w:t>olyan csomagok, amelyek ingyenes része,</w:t>
+      </w:r>
+      <w:r>
+        <w:t xml:space="preserve"> egyben nyílt forráskódú </w:t>
+      </w:r>
+      <w:r>
+        <w:t>könyvtár,</w:t>
+      </w:r>
+      <w:r>
+        <w:t xml:space="preserve"> amelyek előre definiált komponenseket és vagy stílus beállításokat adnak hozzá a projekthez, az ezekkel való megismerkedés és a használatuk megtanulása </w:t>
+      </w:r>
+      <w:r>
+        <w:t xml:space="preserve">igazán hasznosnak bizonyult mivel nemcsak, hogy megtudták gyorsítani a haladást, de sokkal szebb és modernebb lehetőségeket is magukkal hoztak, ami a projektünkben igazán fontos. </w:t>
+      </w:r>
+    </w:p>
+    <w:p>
+      <w:pPr>
+        <w:jc w:val="both"/>
+      </w:pPr>
+      <w:r>
+        <w:t xml:space="preserve">A Lottie-react egy olyan csomag, ami főként animációkat képes működtetni, ennek segítségével voltunk képesek létrehozni a töltési animációnkat, ami kisebb módosításokat követően be is épült a honlapunkba és egy stílusos sarokköve lett a projektnek. </w:t>
+      </w:r>
+    </w:p>
+    <w:p>
+      <w:pPr>
+        <w:jc w:val="both"/>
+      </w:pPr>
+      <w:r>
+        <w:t xml:space="preserve">A Leaflet egy olyan nyílt forráskódú JavaScript </w:t>
+      </w:r>
+      <w:r>
+        <w:t>könyvtár,</w:t>
+      </w:r>
+      <w:r>
+        <w:t xml:space="preserve"> ami egy gyors, könnyű és optimalizált térkép lehetőséget ad számos eszközön </w:t>
+      </w:r>
+      <w:r>
+        <w:t>keresztül,</w:t>
+      </w:r>
+      <w:r>
+        <w:t xml:space="preserve"> amelyet hatásosan betudtunk építeni a weboldalunkba, hogy a vásárlók láthassák a vásárolni kívánt hangszer tőlük milyen távolságra helyezkedi el.</w:t>
+      </w:r>
       <w:r>
         <w:t xml:space="preserve"> </w:t>
       </w:r>
-      <w:r>
-        <w:t>olyan csomagok, amelyek ingyenes része,</w:t>
-      </w:r>
-      <w:r>
-        <w:t xml:space="preserve"> egyben nyílt forráskódú </w:t>
-      </w:r>
-      <w:r>
-        <w:t>könyvtár,</w:t>
-      </w:r>
-      <w:r>
-        <w:t xml:space="preserve"> amelyek előre definiált komponenseket és vagy stílus beállításokat adnak hozzá a projekthez, az ezekkel való megismerkedés és a használatuk megtanulása </w:t>
-      </w:r>
-      <w:r>
-        <w:t xml:space="preserve">igazán hasznosnak bizonyult mivel nemcsak, hogy megtudták gyorsítani a haladást, de sokkal szebb és modernebb lehetőségeket is magukkal hoztak, ami a projektünkben igazán fontos. </w:t>
-      </w:r>
-    </w:p>
-    <w:p>
-      <w:pPr>
-        <w:jc w:val="both"/>
-      </w:pPr>
-      <w:r>
-        <w:t xml:space="preserve">A </w:t>
-      </w:r>
-      <w:proofErr w:type="spellStart"/>
-      <w:r>
-        <w:t>Lottie-react</w:t>
-      </w:r>
-      <w:proofErr w:type="spellEnd"/>
-      <w:r>
-        <w:t xml:space="preserve"> egy olyan csomag, ami főként animációkat képes működtetni, ennek segítségével voltunk képesek létrehozni a töltési animációnkat, ami kisebb módosításokat követően be is épült a honlapunkba és egy stílusos sarokköve lett a projektnek. </w:t>
-      </w:r>
-    </w:p>
-    <w:p>
-      <w:pPr>
-        <w:jc w:val="both"/>
-      </w:pPr>
-      <w:r>
-        <w:t xml:space="preserve">A </w:t>
-      </w:r>
-      <w:proofErr w:type="spellStart"/>
-      <w:r>
-        <w:t>Leaflet</w:t>
-      </w:r>
-      <w:proofErr w:type="spellEnd"/>
-      <w:r>
-        <w:t xml:space="preserve"> egy olyan nyílt forráskódú JavaScript </w:t>
-      </w:r>
-      <w:r>
-        <w:t>könyvtár,</w:t>
-      </w:r>
-      <w:r>
-        <w:t xml:space="preserve"> ami egy gyors, könnyű és optimalizált térkép lehetőséget ad számos eszközön </w:t>
-      </w:r>
-      <w:r>
-        <w:t>keresztül,</w:t>
-      </w:r>
-      <w:r>
-        <w:t xml:space="preserve"> amelyet hatásosan betudtunk építeni a weboldalunkba, hogy a vásárlók láthassák a vásárolni kívánt hangszer tőlük milyen távolságra helyezkedi el.</w:t>
-      </w:r>
-      <w:r>
-        <w:t xml:space="preserve"> </w:t>
-      </w:r>
-    </w:p>
-    <w:p>
-      <w:pPr>
-        <w:jc w:val="both"/>
-      </w:pPr>
-      <w:r>
-        <w:t xml:space="preserve">Az </w:t>
-      </w:r>
-      <w:proofErr w:type="spellStart"/>
-      <w:r>
-        <w:t>EmailJS</w:t>
-      </w:r>
-      <w:proofErr w:type="spellEnd"/>
-      <w:r>
-        <w:t xml:space="preserve"> egy olyan csomag, ami lehetővé teszi a legtöbb weboldal egyik elengedhetetlen kommunikációs formáját az email küldést, ami több célból is szükséges lehet például: az oldal rendellenes működését így lehet jelezni vagy akár, ha csak egy egyszerű kérdéssel fordulnának a vevőszolgálathoz azt is megtehetik.</w:t>
+    </w:p>
+    <w:p>
+      <w:pPr>
+        <w:jc w:val="both"/>
+      </w:pPr>
+      <w:r>
+        <w:t>Az EmailJS egy olyan csomag, ami lehetővé teszi a legtöbb weboldal egyik elengedhetetlen kommunikációs formáját az email küldést, ami több célból is szükséges lehet például: az oldal rendellenes működését így lehet jelezni vagy akár, ha csak egy egyszerű kérdéssel fordulnának a vevőszolgálathoz azt is megtehetik.</w:t>
       </w:r>
     </w:p>
     <w:p>
@@ -10537,21 +8620,8 @@
       </w:pPr>
       <w:r>
         <w:lastRenderedPageBreak/>
-        <w:t xml:space="preserve">Az </w:t>
-      </w:r>
-      <w:proofErr w:type="spellStart"/>
-      <w:r>
-        <w:t>Axios</w:t>
-      </w:r>
-      <w:proofErr w:type="spellEnd"/>
-      <w:r>
-        <w:t xml:space="preserve"> egy olyan </w:t>
-      </w:r>
-      <w:proofErr w:type="spellStart"/>
-      <w:r>
-        <w:t>Promise</w:t>
-      </w:r>
-      <w:proofErr w:type="spellEnd"/>
+        <w:t>Az Axios egy olyan Promise</w:t>
+      </w:r>
       <w:r>
         <w:rPr>
           <w:rStyle w:val="Lbjegyzet-hivatkozs"/>
@@ -10571,13 +8641,8 @@
         <w:t>jelenti,</w:t>
       </w:r>
       <w:r>
-        <w:t xml:space="preserve"> hogy </w:t>
-      </w:r>
-      <w:proofErr w:type="spellStart"/>
-      <w:r>
-        <w:t>XMLHttpRequest</w:t>
-      </w:r>
-      <w:proofErr w:type="spellEnd"/>
+        <w:t xml:space="preserve"> hogy XMLHttpRequest</w:t>
+      </w:r>
       <w:r>
         <w:t>-et használva kommunikál az API-val, hogy adatokat szolgáltasson vagy éppen azokat felvegye, mint például egy új felhasználó regisztrálásakor.</w:t>
       </w:r>
@@ -10587,39 +8652,7 @@
         <w:jc w:val="both"/>
       </w:pPr>
       <w:r>
-        <w:t xml:space="preserve">Emellett használunk olyan csomagokat is, amelyek alapvetően a </w:t>
-      </w:r>
-      <w:proofErr w:type="spellStart"/>
-      <w:r>
-        <w:t>React</w:t>
-      </w:r>
-      <w:proofErr w:type="spellEnd"/>
-      <w:r>
-        <w:t xml:space="preserve"> keretrendszer beépített elemi. Az egyik fontos ilyen csomag </w:t>
-      </w:r>
-      <w:proofErr w:type="spellStart"/>
-      <w:r>
-        <w:t>React</w:t>
-      </w:r>
-      <w:proofErr w:type="spellEnd"/>
-      <w:r>
-        <w:t>-router-</w:t>
-      </w:r>
-      <w:proofErr w:type="spellStart"/>
-      <w:r>
-        <w:t>dom</w:t>
-      </w:r>
-      <w:proofErr w:type="spellEnd"/>
-      <w:r>
-        <w:t xml:space="preserve"> ami abban segít, hogy bizonyos elérési utakat definiáljon, irányítson és módosítson ezzel elérve a különböző nézeteket a weboldalunkon. A </w:t>
-      </w:r>
-      <w:proofErr w:type="spellStart"/>
-      <w:r>
-        <w:t>React</w:t>
-      </w:r>
-      <w:proofErr w:type="spellEnd"/>
-      <w:r>
-        <w:t xml:space="preserve"> a hagyományos HTML oldalakkal szemben egy virtuális DOM-ot használ így alapesetben csak egy nézet lehetséges ezt orvosolja ez a csomag az elérési utakkal.</w:t>
+        <w:t>Emellett használunk olyan csomagokat is, amelyek alapvetően a React keretrendszer beépített elemi. Az egyik fontos ilyen csomag React-router-dom ami abban segít, hogy bizonyos elérési utakat definiáljon, irányítson és módosítson ezzel elérve a különböző nézeteket a weboldalunkon. A React a hagyományos HTML oldalakkal szemben egy virtuális DOM-ot használ így alapesetben csak egy nézet lehetséges ezt orvosolja ez a csomag az elérési utakkal.</w:t>
       </w:r>
     </w:p>
     <w:p>
@@ -11047,19 +9080,11 @@
           <w:rFonts w:ascii="Times New Roman CE" w:hAnsi="Times New Roman CE" w:cs="Times New Roman"/>
         </w:rPr>
       </w:pPr>
-      <w:proofErr w:type="spellStart"/>
-      <w:r>
-        <w:rPr>
-          <w:rFonts w:ascii="Times New Roman CE" w:hAnsi="Times New Roman CE" w:cs="Times New Roman"/>
-        </w:rPr>
-        <w:t>Gantt</w:t>
-      </w:r>
-      <w:proofErr w:type="spellEnd"/>
-      <w:r>
-        <w:rPr>
-          <w:rFonts w:ascii="Times New Roman CE" w:hAnsi="Times New Roman CE" w:cs="Times New Roman"/>
-        </w:rPr>
-        <w:t xml:space="preserve">-diagram a projekt idővonaláról </w:t>
+      <w:r>
+        <w:rPr>
+          <w:rFonts w:ascii="Times New Roman CE" w:hAnsi="Times New Roman CE" w:cs="Times New Roman"/>
+        </w:rPr>
+        <w:t xml:space="preserve">Gantt-diagram a projekt idővonaláról </w:t>
       </w:r>
     </w:p>
     <w:p>
@@ -11098,23 +9123,13 @@
           <w:rFonts w:ascii="Times New Roman CE" w:hAnsi="Times New Roman CE" w:cs="Times New Roman"/>
         </w:rPr>
       </w:pPr>
-      <w:proofErr w:type="spellStart"/>
       <w:r>
         <w:rPr>
           <w:rFonts w:ascii="Times New Roman CE" w:hAnsi="Times New Roman CE" w:cs="Times New Roman"/>
           <w:i/>
           <w:iCs/>
         </w:rPr>
-        <w:t>Czibók</w:t>
-      </w:r>
-      <w:proofErr w:type="spellEnd"/>
-      <w:r>
-        <w:rPr>
-          <w:rFonts w:ascii="Times New Roman CE" w:hAnsi="Times New Roman CE" w:cs="Times New Roman"/>
-          <w:i/>
-          <w:iCs/>
-        </w:rPr>
-        <w:t xml:space="preserve"> Bence</w:t>
+        <w:t>Czibók Bence</w:t>
       </w:r>
       <w:r>
         <w:rPr>
@@ -11307,35 +9322,7 @@
         <w:rPr>
           <w:rFonts w:ascii="Times New Roman CE" w:hAnsi="Times New Roman CE" w:cs="Times New Roman"/>
         </w:rPr>
-        <w:t xml:space="preserve">A projektet teljes valójában a GitHub segítségével követtük nyomon beleértve a GitHub </w:t>
-      </w:r>
-      <w:proofErr w:type="spellStart"/>
-      <w:r>
-        <w:rPr>
-          <w:rFonts w:ascii="Times New Roman CE" w:hAnsi="Times New Roman CE" w:cs="Times New Roman"/>
-        </w:rPr>
-        <w:t>Desktop</w:t>
-      </w:r>
-      <w:proofErr w:type="spellEnd"/>
-      <w:r>
-        <w:rPr>
-          <w:rFonts w:ascii="Times New Roman CE" w:hAnsi="Times New Roman CE" w:cs="Times New Roman"/>
-        </w:rPr>
-        <w:t xml:space="preserve"> használatát. Ezzel a verziókövetővel tartottuk számon a munkaterv haladását. A struktúra a </w:t>
-      </w:r>
-      <w:proofErr w:type="spellStart"/>
-      <w:r>
-        <w:rPr>
-          <w:rFonts w:ascii="Times New Roman CE" w:hAnsi="Times New Roman CE" w:cs="Times New Roman"/>
-        </w:rPr>
-        <w:t>Monorepo</w:t>
-      </w:r>
-      <w:proofErr w:type="spellEnd"/>
-      <w:r>
-        <w:rPr>
-          <w:rFonts w:ascii="Times New Roman CE" w:hAnsi="Times New Roman CE" w:cs="Times New Roman"/>
-        </w:rPr>
-        <w:t xml:space="preserve"> elveit követi, </w:t>
+        <w:t xml:space="preserve">A projektet teljes valójában a GitHub segítségével követtük nyomon beleértve a GitHub Desktop használatát. Ezzel a verziókövetővel tartottuk számon a munkaterv haladását. A struktúra a Monorepo elveit követi, </w:t>
       </w:r>
       <w:r>
         <w:rPr>
@@ -11353,112 +9340,14 @@
         <w:rPr>
           <w:rFonts w:ascii="Times New Roman CE" w:hAnsi="Times New Roman CE" w:cs="Times New Roman"/>
         </w:rPr>
-        <w:t xml:space="preserve">azonos </w:t>
-      </w:r>
-      <w:proofErr w:type="spellStart"/>
-      <w:r>
-        <w:rPr>
-          <w:rFonts w:ascii="Times New Roman CE" w:hAnsi="Times New Roman CE" w:cs="Times New Roman"/>
-        </w:rPr>
-        <w:t>repository</w:t>
-      </w:r>
-      <w:proofErr w:type="spellEnd"/>
-      <w:r>
-        <w:rPr>
-          <w:rFonts w:ascii="Times New Roman CE" w:hAnsi="Times New Roman CE" w:cs="Times New Roman"/>
-        </w:rPr>
-        <w:t xml:space="preserve">-n találhatóak. Az </w:t>
-      </w:r>
-      <w:proofErr w:type="spellStart"/>
-      <w:r>
-        <w:rPr>
-          <w:rFonts w:ascii="Times New Roman CE" w:hAnsi="Times New Roman CE" w:cs="Times New Roman"/>
-        </w:rPr>
-        <w:t>branching</w:t>
-      </w:r>
-      <w:proofErr w:type="spellEnd"/>
-      <w:r>
-        <w:rPr>
-          <w:rFonts w:ascii="Times New Roman CE" w:hAnsi="Times New Roman CE" w:cs="Times New Roman"/>
-        </w:rPr>
-        <w:t xml:space="preserve"> stratégia, vagyis az elágazások kezelését a </w:t>
-      </w:r>
-      <w:proofErr w:type="spellStart"/>
-      <w:r>
-        <w:rPr>
-          <w:rFonts w:ascii="Times New Roman CE" w:hAnsi="Times New Roman CE" w:cs="Times New Roman"/>
-        </w:rPr>
-        <w:t>GtiFlow</w:t>
-      </w:r>
-      <w:proofErr w:type="spellEnd"/>
-      <w:r>
-        <w:rPr>
-          <w:rFonts w:ascii="Times New Roman CE" w:hAnsi="Times New Roman CE" w:cs="Times New Roman"/>
-        </w:rPr>
-        <w:t xml:space="preserve"> alapján használtuk, ez azt jelenti, hogy a fő ág (main </w:t>
-      </w:r>
-      <w:proofErr w:type="spellStart"/>
-      <w:r>
-        <w:rPr>
-          <w:rFonts w:ascii="Times New Roman CE" w:hAnsi="Times New Roman CE" w:cs="Times New Roman"/>
-        </w:rPr>
-        <w:t>branch</w:t>
-      </w:r>
-      <w:proofErr w:type="spellEnd"/>
-      <w:r>
-        <w:rPr>
-          <w:rFonts w:ascii="Times New Roman CE" w:hAnsi="Times New Roman CE" w:cs="Times New Roman"/>
-        </w:rPr>
-        <w:t xml:space="preserve">) tartalmazza a működő kódot. Több olyan mellékágat hoztunk létre, amelyek csupán ideiglenesek bizonyos programrészek </w:t>
+        <w:t xml:space="preserve">azonos repository-n találhatóak. Az branching stratégia, vagyis az elágazások kezelését a GtiFlow alapján használtuk, ez azt jelenti, hogy a fő ág (main branch) tartalmazza a működő kódot. Több olyan mellékágat hoztunk létre, amelyek csupán ideiglenesek bizonyos programrészek </w:t>
       </w:r>
       <w:r>
         <w:rPr>
           <w:rFonts w:ascii="Times New Roman CE" w:hAnsi="Times New Roman CE" w:cs="Times New Roman"/>
         </w:rPr>
         <w:lastRenderedPageBreak/>
-        <w:t xml:space="preserve">megírására vagy egy idejű munkamenet megvalósítására. Az új fejlesztéseket </w:t>
-      </w:r>
-      <w:proofErr w:type="spellStart"/>
-      <w:r>
-        <w:rPr>
-          <w:rFonts w:ascii="Times New Roman CE" w:hAnsi="Times New Roman CE" w:cs="Times New Roman"/>
-        </w:rPr>
-        <w:t>pull</w:t>
-      </w:r>
-      <w:proofErr w:type="spellEnd"/>
-      <w:r>
-        <w:rPr>
-          <w:rFonts w:ascii="Times New Roman CE" w:hAnsi="Times New Roman CE" w:cs="Times New Roman"/>
-        </w:rPr>
-        <w:t xml:space="preserve"> </w:t>
-      </w:r>
-      <w:proofErr w:type="spellStart"/>
-      <w:r>
-        <w:rPr>
-          <w:rFonts w:ascii="Times New Roman CE" w:hAnsi="Times New Roman CE" w:cs="Times New Roman"/>
-        </w:rPr>
-        <w:t>reuqestek</w:t>
-      </w:r>
-      <w:proofErr w:type="spellEnd"/>
-      <w:r>
-        <w:rPr>
-          <w:rFonts w:ascii="Times New Roman CE" w:hAnsi="Times New Roman CE" w:cs="Times New Roman"/>
-        </w:rPr>
-        <w:t xml:space="preserve"> nélkül közvetlen a main-re </w:t>
-      </w:r>
-      <w:proofErr w:type="spellStart"/>
-      <w:r>
-        <w:rPr>
-          <w:rFonts w:ascii="Times New Roman CE" w:hAnsi="Times New Roman CE" w:cs="Times New Roman"/>
-        </w:rPr>
-        <w:t>pusholjuk</w:t>
-      </w:r>
-      <w:proofErr w:type="spellEnd"/>
-      <w:r>
-        <w:rPr>
-          <w:rFonts w:ascii="Times New Roman CE" w:hAnsi="Times New Roman CE" w:cs="Times New Roman"/>
-        </w:rPr>
-        <w:t>, töltjük fel.</w:t>
+        <w:t>megírására vagy egy idejű munkamenet megvalósítására. Az új fejlesztéseket pull reuqestek nélkül közvetlen a main-re pusholjuk, töltjük fel.</w:t>
       </w:r>
     </w:p>
     <w:p>
@@ -11473,19 +9362,11 @@
           <w:rFonts w:ascii="Times New Roman CE" w:hAnsi="Times New Roman CE" w:cs="Times New Roman"/>
         </w:rPr>
       </w:pPr>
-      <w:proofErr w:type="spellStart"/>
-      <w:r>
-        <w:rPr>
-          <w:rFonts w:ascii="Times New Roman CE" w:hAnsi="Times New Roman CE" w:cs="Times New Roman"/>
-        </w:rPr>
-        <w:t>Repository</w:t>
-      </w:r>
-      <w:proofErr w:type="spellEnd"/>
-      <w:r>
-        <w:rPr>
-          <w:rFonts w:ascii="Times New Roman CE" w:hAnsi="Times New Roman CE" w:cs="Times New Roman"/>
-        </w:rPr>
-        <w:t xml:space="preserve">: </w:t>
+      <w:r>
+        <w:rPr>
+          <w:rFonts w:ascii="Times New Roman CE" w:hAnsi="Times New Roman CE" w:cs="Times New Roman"/>
+        </w:rPr>
+        <w:t xml:space="preserve">Repository: </w:t>
       </w:r>
       <w:hyperlink r:id="rId21" w:history="1">
         <w:r>
@@ -11708,30 +9589,8 @@
               <w:rPr>
                 <w:rFonts w:ascii="Times New Roman CE" w:hAnsi="Times New Roman CE" w:cs="Times New Roman"/>
               </w:rPr>
-              <w:t xml:space="preserve">Napi mentés </w:t>
-            </w:r>
-            <w:proofErr w:type="spellStart"/>
-            <w:r>
-              <w:rPr>
-                <w:rFonts w:ascii="Times New Roman CE" w:hAnsi="Times New Roman CE" w:cs="Times New Roman"/>
-              </w:rPr>
-              <w:t>MySQL</w:t>
-            </w:r>
-            <w:proofErr w:type="spellEnd"/>
-            <w:r>
-              <w:rPr>
-                <w:rFonts w:ascii="Times New Roman CE" w:hAnsi="Times New Roman CE" w:cs="Times New Roman"/>
-              </w:rPr>
-              <w:t xml:space="preserve"> </w:t>
-            </w:r>
-            <w:proofErr w:type="spellStart"/>
-            <w:r>
-              <w:rPr>
-                <w:rFonts w:ascii="Times New Roman CE" w:hAnsi="Times New Roman CE" w:cs="Times New Roman"/>
-              </w:rPr>
-              <w:t>dump-pal</w:t>
-            </w:r>
-            <w:proofErr w:type="spellEnd"/>
+              <w:t>Napi mentés MySQL dump-pal</w:t>
+            </w:r>
           </w:p>
         </w:tc>
       </w:tr>
@@ -11804,21 +9663,7 @@
               <w:rPr>
                 <w:rFonts w:ascii="Times New Roman CE" w:hAnsi="Times New Roman CE" w:cs="Times New Roman"/>
               </w:rPr>
-              <w:t>Gyorsítótár bevezetése (</w:t>
-            </w:r>
-            <w:proofErr w:type="spellStart"/>
-            <w:r>
-              <w:rPr>
-                <w:rFonts w:ascii="Times New Roman CE" w:hAnsi="Times New Roman CE" w:cs="Times New Roman"/>
-              </w:rPr>
-              <w:t>Redis</w:t>
-            </w:r>
-            <w:proofErr w:type="spellEnd"/>
-            <w:r>
-              <w:rPr>
-                <w:rFonts w:ascii="Times New Roman CE" w:hAnsi="Times New Roman CE" w:cs="Times New Roman"/>
-              </w:rPr>
-              <w:t>)</w:t>
+              <w:t>Gyorsítótár bevezetése (Redis)</w:t>
             </w:r>
           </w:p>
         </w:tc>
@@ -12024,6 +9869,14 @@
     </w:p>
     <w:p>
       <w:pPr>
+        <w:jc w:val="both"/>
+      </w:pPr>
+      <w:r>
+        <w:t>Az előző fejezetekben ismertetett fejlesztési és tervezési lépéseket követően ez a fejezet a szoftver gyakorlati alkalmazására fókuszál. A dokumentáció ezen pontja a végfelhasználók számára nyújt segítséget a program üzembe helyezéséhez és rendeltetésszerű használatához.</w:t>
+      </w:r>
+    </w:p>
+    <w:p>
+      <w:pPr>
         <w:pStyle w:val="Cmsor2"/>
         <w:jc w:val="both"/>
         <w:rPr>
@@ -12041,6 +9894,139 @@
     </w:p>
     <w:p>
       <w:pPr>
+        <w:jc w:val="both"/>
+      </w:pPr>
+      <w:r>
+        <w:t>A használthangszerek.hu egy kifejezetten magánszemélyek közötti kereskedelemre optimalizált webes tér. A szoftver célja, hogy biztonságos és átlátható felületet biztosítson a használt hangszerek adás-vételéhez, ezzel áthidalva a hasonló oldalak hiányát, a jelenlegi piacon főként apróhirdetés és professzionális webáruházak jellemzőek.</w:t>
+      </w:r>
+    </w:p>
+    <w:p>
+      <w:pPr>
+        <w:pStyle w:val="Cmsor3"/>
+        <w:jc w:val="both"/>
+      </w:pPr>
+      <w:r>
+        <w:t>A program elsődleges rendeltetése</w:t>
+      </w:r>
+    </w:p>
+    <w:p>
+      <w:pPr>
+        <w:pStyle w:val="Listaszerbekezds"/>
+        <w:numPr>
+          <w:ilvl w:val="0"/>
+          <w:numId w:val="22"/>
+        </w:numPr>
+        <w:jc w:val="both"/>
+      </w:pPr>
+      <w:r>
+        <w:t xml:space="preserve">Hirdetés kezelés: Lehetőséget biztosít a regisztrált </w:t>
+      </w:r>
+      <w:r>
+        <w:t>felhasználók számára saját hangszereik feltöltését</w:t>
+      </w:r>
+    </w:p>
+    <w:p>
+      <w:pPr>
+        <w:pStyle w:val="Listaszerbekezds"/>
+        <w:numPr>
+          <w:ilvl w:val="0"/>
+          <w:numId w:val="22"/>
+        </w:numPr>
+        <w:jc w:val="both"/>
+      </w:pPr>
+      <w:r>
+        <w:t>Keresés és böngészés: A látogatók számára kategorizált, szűrhető adatbázist kínálunk.</w:t>
+      </w:r>
+    </w:p>
+    <w:p>
+      <w:pPr>
+        <w:pStyle w:val="Listaszerbekezds"/>
+        <w:numPr>
+          <w:ilvl w:val="0"/>
+          <w:numId w:val="22"/>
+        </w:numPr>
+        <w:jc w:val="both"/>
+      </w:pPr>
+      <w:r>
+        <w:t>Közvetlen kapcsolatfelvétel: Beépített üzenetküldő funkció segíti a felhasználók által felmerülő kérdések és megfigyelések feldolgozását.</w:t>
+      </w:r>
+    </w:p>
+    <w:p>
+      <w:pPr>
+        <w:pStyle w:val="Listaszerbekezds"/>
+        <w:numPr>
+          <w:ilvl w:val="0"/>
+          <w:numId w:val="22"/>
+        </w:numPr>
+        <w:jc w:val="both"/>
+      </w:pPr>
+      <w:r>
+        <w:t>Személyre szabott élmény: A „For You” funkció révén a felhasználók a saját érdeklődési körüknek megfelelő hangszertípusokról kaphatnak ajánlatot.</w:t>
+      </w:r>
+    </w:p>
+    <w:p>
+      <w:pPr>
+        <w:pStyle w:val="Cmsor3"/>
+        <w:jc w:val="both"/>
+      </w:pPr>
+      <w:r>
+        <w:t>Főbb jellemzők</w:t>
+      </w:r>
+    </w:p>
+    <w:p>
+      <w:pPr>
+        <w:pStyle w:val="Listaszerbekezds"/>
+        <w:numPr>
+          <w:ilvl w:val="0"/>
+          <w:numId w:val="23"/>
+        </w:numPr>
+        <w:jc w:val="both"/>
+      </w:pPr>
+      <w:r>
+        <w:t>Reszponzív felület: A weblap teljes értékűen használható asztali számítógépen, tableten és okostelefonon is</w:t>
+      </w:r>
+    </w:p>
+    <w:p>
+      <w:pPr>
+        <w:pStyle w:val="Listaszerbekezds"/>
+        <w:numPr>
+          <w:ilvl w:val="0"/>
+          <w:numId w:val="23"/>
+        </w:numPr>
+        <w:jc w:val="both"/>
+      </w:pPr>
+      <w:r>
+        <w:t>Felhőalapú médiatárolás: A hangszerekről készült képek a Cloudinary rendszerében tárolódnak biztosítva a gyors betöltést.</w:t>
+      </w:r>
+    </w:p>
+    <w:p>
+      <w:pPr>
+        <w:pStyle w:val="Listaszerbekezds"/>
+        <w:numPr>
+          <w:ilvl w:val="0"/>
+          <w:numId w:val="23"/>
+        </w:numPr>
+        <w:jc w:val="both"/>
+      </w:pPr>
+      <w:r>
+        <w:t>Térkép támogatás: A Leaflet integrációnak köszönhetően a felhasználók vizuálisan is tájékozódhatnak a hirdetett termékek földrajzi elhelyezkedéséről</w:t>
+      </w:r>
+    </w:p>
+    <w:p>
+      <w:pPr>
+        <w:pStyle w:val="Listaszerbekezds"/>
+        <w:numPr>
+          <w:ilvl w:val="0"/>
+          <w:numId w:val="23"/>
+        </w:numPr>
+        <w:jc w:val="both"/>
+      </w:pPr>
+      <w:r>
+        <w:t>Biztonság: JWT-alapú munkamenet-kezelés és Argon2 titkosítással védett jelszótárolás garantálja a felhasználói adatok védelmét</w:t>
+      </w:r>
+    </w:p>
+    <w:p>
+      <w:pPr>
         <w:pStyle w:val="Cmsor2"/>
         <w:jc w:val="both"/>
         <w:rPr>
@@ -12052,12 +10038,21 @@
         <w:rPr>
           <w:rFonts w:ascii="Times New Roman CE" w:hAnsi="Times New Roman CE" w:cs="Times New Roman"/>
         </w:rPr>
+        <w:lastRenderedPageBreak/>
         <w:t>Rendszerkövetelmények</w:t>
       </w:r>
       <w:bookmarkEnd w:id="51"/>
     </w:p>
     <w:p>
       <w:pPr>
+        <w:jc w:val="both"/>
+      </w:pPr>
+      <w:r>
+        <w:t>Ezen pontban említett feltételek elengedhetetlenek az oldal teljeskörű és rendeltetés szerű működéséhez.</w:t>
+      </w:r>
+    </w:p>
+    <w:p>
+      <w:pPr>
         <w:pStyle w:val="Cmsor3"/>
         <w:jc w:val="both"/>
         <w:rPr>
@@ -12075,6 +10070,48 @@
     </w:p>
     <w:p>
       <w:pPr>
+        <w:jc w:val="both"/>
+      </w:pPr>
+      <w:r>
+        <w:t>A weblapként való fejlesztésből eredően a projektnek nincs túlsok hardver igénye.</w:t>
+      </w:r>
+    </w:p>
+    <w:p>
+      <w:pPr>
+        <w:jc w:val="both"/>
+      </w:pPr>
+      <w:r>
+        <w:t xml:space="preserve">Ellenben az alábbiak szükségesek: </w:t>
+      </w:r>
+    </w:p>
+    <w:p>
+      <w:pPr>
+        <w:pStyle w:val="Listaszerbekezds"/>
+        <w:numPr>
+          <w:ilvl w:val="0"/>
+          <w:numId w:val="24"/>
+        </w:numPr>
+        <w:jc w:val="both"/>
+      </w:pPr>
+      <w:r>
+        <w:t>Szélessávú internet kapcsolat</w:t>
+      </w:r>
+    </w:p>
+    <w:p>
+      <w:pPr>
+        <w:pStyle w:val="Listaszerbekezds"/>
+        <w:numPr>
+          <w:ilvl w:val="0"/>
+          <w:numId w:val="24"/>
+        </w:numPr>
+        <w:jc w:val="both"/>
+      </w:pPr>
+      <w:r>
+        <w:t>Bármilyen okoseszköz (PC, okostelefon, laptop, tablet)</w:t>
+      </w:r>
+    </w:p>
+    <w:p>
+      <w:pPr>
         <w:pStyle w:val="Cmsor3"/>
         <w:jc w:val="both"/>
         <w:rPr>
@@ -12092,6 +10129,48 @@
     </w:p>
     <w:p>
       <w:pPr>
+        <w:jc w:val="both"/>
+      </w:pPr>
+      <w:r>
+        <w:t>A szoftveres követelmények megléte a biztonság és használhatóság szempontjából lényegesek.</w:t>
+      </w:r>
+    </w:p>
+    <w:p>
+      <w:pPr>
+        <w:jc w:val="both"/>
+      </w:pPr>
+      <w:r>
+        <w:t>Ezen felsorol feltételek szükségesek:</w:t>
+      </w:r>
+    </w:p>
+    <w:p>
+      <w:pPr>
+        <w:pStyle w:val="Listaszerbekezds"/>
+        <w:numPr>
+          <w:ilvl w:val="0"/>
+          <w:numId w:val="25"/>
+        </w:numPr>
+        <w:jc w:val="both"/>
+      </w:pPr>
+      <w:r>
+        <w:t>Modern böngésző (Chrome, Firefox, Opera, Brave, Edge)</w:t>
+      </w:r>
+    </w:p>
+    <w:p>
+      <w:pPr>
+        <w:pStyle w:val="Listaszerbekezds"/>
+        <w:numPr>
+          <w:ilvl w:val="0"/>
+          <w:numId w:val="25"/>
+        </w:numPr>
+        <w:jc w:val="both"/>
+      </w:pPr>
+      <w:r>
+        <w:t>Sütik (cookie) engedélyezése</w:t>
+      </w:r>
+    </w:p>
+    <w:p>
+      <w:pPr>
         <w:pStyle w:val="Cmsor2"/>
         <w:jc w:val="both"/>
         <w:rPr>
@@ -12106,6 +10185,14 @@
         <w:t>A program használatának részletes leírása</w:t>
       </w:r>
       <w:bookmarkEnd w:id="54"/>
+    </w:p>
+    <w:p>
+      <w:pPr>
+        <w:jc w:val="both"/>
+      </w:pPr>
+      <w:r>
+        <w:t>screenshotok es reszletes leiras 2 fajta mukodtetesrol helyileg futtatva es online domainen keresztul</w:t>
+      </w:r>
     </w:p>
     <w:p>
       <w:pPr>
@@ -12511,13 +10598,8 @@
         <w:footnoteRef/>
       </w:r>
       <w:r>
-        <w:t xml:space="preserve"> JWT: JSON Web </w:t>
-      </w:r>
-      <w:proofErr w:type="spellStart"/>
-      <w:r>
-        <w:t>Token</w:t>
-      </w:r>
-      <w:proofErr w:type="spellEnd"/>
+        <w:t xml:space="preserve"> JWT: JSON Web Token</w:t>
+      </w:r>
     </w:p>
   </w:footnote>
   <w:footnote w:id="2">
@@ -12532,23 +10614,7 @@
         <w:footnoteRef/>
       </w:r>
       <w:r>
-        <w:t xml:space="preserve"> PK: </w:t>
-      </w:r>
-      <w:proofErr w:type="spellStart"/>
-      <w:r>
-        <w:t>primary</w:t>
-      </w:r>
-      <w:proofErr w:type="spellEnd"/>
-      <w:r>
-        <w:t xml:space="preserve"> </w:t>
-      </w:r>
-      <w:proofErr w:type="spellStart"/>
-      <w:r>
-        <w:t>key</w:t>
-      </w:r>
-      <w:proofErr w:type="spellEnd"/>
-      <w:r>
-        <w:t xml:space="preserve"> – elsődleges kulcs</w:t>
+        <w:t xml:space="preserve"> PK: primary key – elsődleges kulcs</w:t>
       </w:r>
     </w:p>
   </w:footnote>
@@ -12564,23 +10630,7 @@
         <w:footnoteRef/>
       </w:r>
       <w:r>
-        <w:t xml:space="preserve"> FK: </w:t>
-      </w:r>
-      <w:proofErr w:type="spellStart"/>
-      <w:r>
-        <w:t>foreign</w:t>
-      </w:r>
-      <w:proofErr w:type="spellEnd"/>
-      <w:r>
-        <w:t xml:space="preserve"> </w:t>
-      </w:r>
-      <w:proofErr w:type="spellStart"/>
-      <w:r>
-        <w:t>key</w:t>
-      </w:r>
-      <w:proofErr w:type="spellEnd"/>
-      <w:r>
-        <w:t xml:space="preserve"> – idegen kulcs</w:t>
+        <w:t xml:space="preserve"> FK: foreign key – idegen kulcs</w:t>
       </w:r>
     </w:p>
   </w:footnote>
@@ -12596,15 +10646,7 @@
         <w:footnoteRef/>
       </w:r>
       <w:r>
-        <w:t xml:space="preserve"> </w:t>
-      </w:r>
-      <w:proofErr w:type="spellStart"/>
-      <w:r>
-        <w:t>Entity</w:t>
-      </w:r>
-      <w:proofErr w:type="spellEnd"/>
-      <w:r>
-        <w:t xml:space="preserve"> Framework</w:t>
+        <w:t xml:space="preserve"> Entity Framework</w:t>
       </w:r>
     </w:p>
   </w:footnote>
@@ -12620,23 +10662,7 @@
         <w:footnoteRef/>
       </w:r>
       <w:r>
-        <w:t xml:space="preserve"> </w:t>
-      </w:r>
-      <w:proofErr w:type="spellStart"/>
-      <w:r>
-        <w:t>View</w:t>
-      </w:r>
-      <w:proofErr w:type="spellEnd"/>
-      <w:r>
-        <w:t xml:space="preserve"> </w:t>
-      </w:r>
-      <w:proofErr w:type="spellStart"/>
-      <w:r>
-        <w:t>Width</w:t>
-      </w:r>
-      <w:proofErr w:type="spellEnd"/>
-      <w:r>
-        <w:t>: nézet szélessége</w:t>
+        <w:t xml:space="preserve"> View Width: nézet szélessége</w:t>
       </w:r>
     </w:p>
   </w:footnote>
@@ -12652,23 +10678,7 @@
         <w:footnoteRef/>
       </w:r>
       <w:r>
-        <w:t xml:space="preserve"> </w:t>
-      </w:r>
-      <w:proofErr w:type="spellStart"/>
-      <w:r>
-        <w:t>View</w:t>
-      </w:r>
-      <w:proofErr w:type="spellEnd"/>
-      <w:r>
-        <w:t xml:space="preserve"> </w:t>
-      </w:r>
-      <w:proofErr w:type="spellStart"/>
-      <w:r>
-        <w:t>Height</w:t>
-      </w:r>
-      <w:proofErr w:type="spellEnd"/>
-      <w:r>
-        <w:t>: nézet magassága</w:t>
+        <w:t xml:space="preserve"> View Height: nézet magassága</w:t>
       </w:r>
     </w:p>
   </w:footnote>
@@ -12684,15 +10694,7 @@
         <w:footnoteRef/>
       </w:r>
       <w:r>
-        <w:t xml:space="preserve"> </w:t>
-      </w:r>
-      <w:proofErr w:type="spellStart"/>
-      <w:r>
-        <w:t>Promise</w:t>
-      </w:r>
-      <w:proofErr w:type="spellEnd"/>
-      <w:r>
-        <w:t xml:space="preserve">: olyan </w:t>
+        <w:t xml:space="preserve"> Promise: olyan </w:t>
       </w:r>
       <w:r>
         <w:t>objektum,</w:t>
@@ -12991,6 +10993,119 @@
     </w:lvl>
   </w:abstractNum>
   <w:abstractNum w:abstractNumId="2" w15:restartNumberingAfterBreak="0">
+    <w:nsid w:val="0D9F32ED"/>
+    <w:multiLevelType w:val="hybridMultilevel"/>
+    <w:tmpl w:val="EE26D7DE"/>
+    <w:lvl w:ilvl="0" w:tplc="040E0001">
+      <w:start w:val="1"/>
+      <w:numFmt w:val="bullet"/>
+      <w:lvlText w:val=""/>
+      <w:lvlJc w:val="left"/>
+      <w:pPr>
+        <w:ind w:left="1060" w:hanging="360"/>
+      </w:pPr>
+      <w:rPr>
+        <w:rFonts w:ascii="Symbol" w:hAnsi="Symbol" w:hint="default"/>
+      </w:rPr>
+    </w:lvl>
+    <w:lvl w:ilvl="1" w:tplc="040E0003" w:tentative="1">
+      <w:start w:val="1"/>
+      <w:numFmt w:val="bullet"/>
+      <w:lvlText w:val="o"/>
+      <w:lvlJc w:val="left"/>
+      <w:pPr>
+        <w:ind w:left="1780" w:hanging="360"/>
+      </w:pPr>
+      <w:rPr>
+        <w:rFonts w:ascii="Courier New" w:hAnsi="Courier New" w:cs="Courier New" w:hint="default"/>
+      </w:rPr>
+    </w:lvl>
+    <w:lvl w:ilvl="2" w:tplc="040E0005" w:tentative="1">
+      <w:start w:val="1"/>
+      <w:numFmt w:val="bullet"/>
+      <w:lvlText w:val=""/>
+      <w:lvlJc w:val="left"/>
+      <w:pPr>
+        <w:ind w:left="2500" w:hanging="360"/>
+      </w:pPr>
+      <w:rPr>
+        <w:rFonts w:ascii="Wingdings" w:hAnsi="Wingdings" w:hint="default"/>
+      </w:rPr>
+    </w:lvl>
+    <w:lvl w:ilvl="3" w:tplc="040E0001" w:tentative="1">
+      <w:start w:val="1"/>
+      <w:numFmt w:val="bullet"/>
+      <w:lvlText w:val=""/>
+      <w:lvlJc w:val="left"/>
+      <w:pPr>
+        <w:ind w:left="3220" w:hanging="360"/>
+      </w:pPr>
+      <w:rPr>
+        <w:rFonts w:ascii="Symbol" w:hAnsi="Symbol" w:hint="default"/>
+      </w:rPr>
+    </w:lvl>
+    <w:lvl w:ilvl="4" w:tplc="040E0003" w:tentative="1">
+      <w:start w:val="1"/>
+      <w:numFmt w:val="bullet"/>
+      <w:lvlText w:val="o"/>
+      <w:lvlJc w:val="left"/>
+      <w:pPr>
+        <w:ind w:left="3940" w:hanging="360"/>
+      </w:pPr>
+      <w:rPr>
+        <w:rFonts w:ascii="Courier New" w:hAnsi="Courier New" w:cs="Courier New" w:hint="default"/>
+      </w:rPr>
+    </w:lvl>
+    <w:lvl w:ilvl="5" w:tplc="040E0005" w:tentative="1">
+      <w:start w:val="1"/>
+      <w:numFmt w:val="bullet"/>
+      <w:lvlText w:val=""/>
+      <w:lvlJc w:val="left"/>
+      <w:pPr>
+        <w:ind w:left="4660" w:hanging="360"/>
+      </w:pPr>
+      <w:rPr>
+        <w:rFonts w:ascii="Wingdings" w:hAnsi="Wingdings" w:hint="default"/>
+      </w:rPr>
+    </w:lvl>
+    <w:lvl w:ilvl="6" w:tplc="040E0001" w:tentative="1">
+      <w:start w:val="1"/>
+      <w:numFmt w:val="bullet"/>
+      <w:lvlText w:val=""/>
+      <w:lvlJc w:val="left"/>
+      <w:pPr>
+        <w:ind w:left="5380" w:hanging="360"/>
+      </w:pPr>
+      <w:rPr>
+        <w:rFonts w:ascii="Symbol" w:hAnsi="Symbol" w:hint="default"/>
+      </w:rPr>
+    </w:lvl>
+    <w:lvl w:ilvl="7" w:tplc="040E0003" w:tentative="1">
+      <w:start w:val="1"/>
+      <w:numFmt w:val="bullet"/>
+      <w:lvlText w:val="o"/>
+      <w:lvlJc w:val="left"/>
+      <w:pPr>
+        <w:ind w:left="6100" w:hanging="360"/>
+      </w:pPr>
+      <w:rPr>
+        <w:rFonts w:ascii="Courier New" w:hAnsi="Courier New" w:cs="Courier New" w:hint="default"/>
+      </w:rPr>
+    </w:lvl>
+    <w:lvl w:ilvl="8" w:tplc="040E0005" w:tentative="1">
+      <w:start w:val="1"/>
+      <w:numFmt w:val="bullet"/>
+      <w:lvlText w:val=""/>
+      <w:lvlJc w:val="left"/>
+      <w:pPr>
+        <w:ind w:left="6820" w:hanging="360"/>
+      </w:pPr>
+      <w:rPr>
+        <w:rFonts w:ascii="Wingdings" w:hAnsi="Wingdings" w:hint="default"/>
+      </w:rPr>
+    </w:lvl>
+  </w:abstractNum>
+  <w:abstractNum w:abstractNumId="3" w15:restartNumberingAfterBreak="0">
     <w:nsid w:val="16B83AEA"/>
     <w:multiLevelType w:val="hybridMultilevel"/>
     <w:tmpl w:val="C8ACF62E"/>
@@ -13103,7 +11218,7 @@
       </w:rPr>
     </w:lvl>
   </w:abstractNum>
-  <w:abstractNum w:abstractNumId="3" w15:restartNumberingAfterBreak="0">
+  <w:abstractNum w:abstractNumId="4" w15:restartNumberingAfterBreak="0">
     <w:nsid w:val="1A9B71E3"/>
     <w:multiLevelType w:val="hybridMultilevel"/>
     <w:tmpl w:val="A76A0B9C"/>
@@ -13216,7 +11331,7 @@
       </w:rPr>
     </w:lvl>
   </w:abstractNum>
-  <w:abstractNum w:abstractNumId="4" w15:restartNumberingAfterBreak="0">
+  <w:abstractNum w:abstractNumId="5" w15:restartNumberingAfterBreak="0">
     <w:nsid w:val="1F8E3315"/>
     <w:multiLevelType w:val="multilevel"/>
     <w:tmpl w:val="CD30648C"/>
@@ -13330,7 +11445,7 @@
       </w:rPr>
     </w:lvl>
   </w:abstractNum>
-  <w:abstractNum w:abstractNumId="5" w15:restartNumberingAfterBreak="0">
+  <w:abstractNum w:abstractNumId="6" w15:restartNumberingAfterBreak="0">
     <w:nsid w:val="23FD5807"/>
     <w:multiLevelType w:val="hybridMultilevel"/>
     <w:tmpl w:val="BCD4A7C8"/>
@@ -13443,7 +11558,7 @@
       </w:rPr>
     </w:lvl>
   </w:abstractNum>
-  <w:abstractNum w:abstractNumId="6" w15:restartNumberingAfterBreak="0">
+  <w:abstractNum w:abstractNumId="7" w15:restartNumberingAfterBreak="0">
     <w:nsid w:val="261C3E44"/>
     <w:multiLevelType w:val="hybridMultilevel"/>
     <w:tmpl w:val="0BE81508"/>
@@ -13556,7 +11671,7 @@
       </w:rPr>
     </w:lvl>
   </w:abstractNum>
-  <w:abstractNum w:abstractNumId="7" w15:restartNumberingAfterBreak="0">
+  <w:abstractNum w:abstractNumId="8" w15:restartNumberingAfterBreak="0">
     <w:nsid w:val="2B7445E2"/>
     <w:multiLevelType w:val="hybridMultilevel"/>
     <w:tmpl w:val="7F44BC54"/>
@@ -13669,7 +11784,7 @@
       </w:rPr>
     </w:lvl>
   </w:abstractNum>
-  <w:abstractNum w:abstractNumId="8" w15:restartNumberingAfterBreak="0">
+  <w:abstractNum w:abstractNumId="9" w15:restartNumberingAfterBreak="0">
     <w:nsid w:val="2C305D0A"/>
     <w:multiLevelType w:val="hybridMultilevel"/>
     <w:tmpl w:val="050887D0"/>
@@ -13782,7 +11897,7 @@
       </w:rPr>
     </w:lvl>
   </w:abstractNum>
-  <w:abstractNum w:abstractNumId="9" w15:restartNumberingAfterBreak="0">
+  <w:abstractNum w:abstractNumId="10" w15:restartNumberingAfterBreak="0">
     <w:nsid w:val="2D2407A5"/>
     <w:multiLevelType w:val="hybridMultilevel"/>
     <w:tmpl w:val="F49C898A"/>
@@ -13895,7 +12010,7 @@
       </w:rPr>
     </w:lvl>
   </w:abstractNum>
-  <w:abstractNum w:abstractNumId="10" w15:restartNumberingAfterBreak="0">
+  <w:abstractNum w:abstractNumId="11" w15:restartNumberingAfterBreak="0">
     <w:nsid w:val="3A3139AD"/>
     <w:multiLevelType w:val="hybridMultilevel"/>
     <w:tmpl w:val="9BD0FDC2"/>
@@ -14008,7 +12123,7 @@
       </w:rPr>
     </w:lvl>
   </w:abstractNum>
-  <w:abstractNum w:abstractNumId="11" w15:restartNumberingAfterBreak="0">
+  <w:abstractNum w:abstractNumId="12" w15:restartNumberingAfterBreak="0">
     <w:nsid w:val="3E132F09"/>
     <w:multiLevelType w:val="multilevel"/>
     <w:tmpl w:val="AC9C5B84"/>
@@ -14157,7 +12272,7 @@
       </w:rPr>
     </w:lvl>
   </w:abstractNum>
-  <w:abstractNum w:abstractNumId="12" w15:restartNumberingAfterBreak="0">
+  <w:abstractNum w:abstractNumId="13" w15:restartNumberingAfterBreak="0">
     <w:nsid w:val="46DD4EDE"/>
     <w:multiLevelType w:val="multilevel"/>
     <w:tmpl w:val="AC9C5B84"/>
@@ -14306,7 +12421,120 @@
       </w:rPr>
     </w:lvl>
   </w:abstractNum>
-  <w:abstractNum w:abstractNumId="13" w15:restartNumberingAfterBreak="0">
+  <w:abstractNum w:abstractNumId="14" w15:restartNumberingAfterBreak="0">
+    <w:nsid w:val="48440AD1"/>
+    <w:multiLevelType w:val="hybridMultilevel"/>
+    <w:tmpl w:val="3B4E7FB8"/>
+    <w:lvl w:ilvl="0" w:tplc="040E0001">
+      <w:start w:val="1"/>
+      <w:numFmt w:val="bullet"/>
+      <w:lvlText w:val=""/>
+      <w:lvlJc w:val="left"/>
+      <w:pPr>
+        <w:ind w:left="1060" w:hanging="360"/>
+      </w:pPr>
+      <w:rPr>
+        <w:rFonts w:ascii="Symbol" w:hAnsi="Symbol" w:hint="default"/>
+      </w:rPr>
+    </w:lvl>
+    <w:lvl w:ilvl="1" w:tplc="040E0003" w:tentative="1">
+      <w:start w:val="1"/>
+      <w:numFmt w:val="bullet"/>
+      <w:lvlText w:val="o"/>
+      <w:lvlJc w:val="left"/>
+      <w:pPr>
+        <w:ind w:left="1780" w:hanging="360"/>
+      </w:pPr>
+      <w:rPr>
+        <w:rFonts w:ascii="Courier New" w:hAnsi="Courier New" w:cs="Courier New" w:hint="default"/>
+      </w:rPr>
+    </w:lvl>
+    <w:lvl w:ilvl="2" w:tplc="040E0005" w:tentative="1">
+      <w:start w:val="1"/>
+      <w:numFmt w:val="bullet"/>
+      <w:lvlText w:val=""/>
+      <w:lvlJc w:val="left"/>
+      <w:pPr>
+        <w:ind w:left="2500" w:hanging="360"/>
+      </w:pPr>
+      <w:rPr>
+        <w:rFonts w:ascii="Wingdings" w:hAnsi="Wingdings" w:hint="default"/>
+      </w:rPr>
+    </w:lvl>
+    <w:lvl w:ilvl="3" w:tplc="040E0001" w:tentative="1">
+      <w:start w:val="1"/>
+      <w:numFmt w:val="bullet"/>
+      <w:lvlText w:val=""/>
+      <w:lvlJc w:val="left"/>
+      <w:pPr>
+        <w:ind w:left="3220" w:hanging="360"/>
+      </w:pPr>
+      <w:rPr>
+        <w:rFonts w:ascii="Symbol" w:hAnsi="Symbol" w:hint="default"/>
+      </w:rPr>
+    </w:lvl>
+    <w:lvl w:ilvl="4" w:tplc="040E0003" w:tentative="1">
+      <w:start w:val="1"/>
+      <w:numFmt w:val="bullet"/>
+      <w:lvlText w:val="o"/>
+      <w:lvlJc w:val="left"/>
+      <w:pPr>
+        <w:ind w:left="3940" w:hanging="360"/>
+      </w:pPr>
+      <w:rPr>
+        <w:rFonts w:ascii="Courier New" w:hAnsi="Courier New" w:cs="Courier New" w:hint="default"/>
+      </w:rPr>
+    </w:lvl>
+    <w:lvl w:ilvl="5" w:tplc="040E0005" w:tentative="1">
+      <w:start w:val="1"/>
+      <w:numFmt w:val="bullet"/>
+      <w:lvlText w:val=""/>
+      <w:lvlJc w:val="left"/>
+      <w:pPr>
+        <w:ind w:left="4660" w:hanging="360"/>
+      </w:pPr>
+      <w:rPr>
+        <w:rFonts w:ascii="Wingdings" w:hAnsi="Wingdings" w:hint="default"/>
+      </w:rPr>
+    </w:lvl>
+    <w:lvl w:ilvl="6" w:tplc="040E0001" w:tentative="1">
+      <w:start w:val="1"/>
+      <w:numFmt w:val="bullet"/>
+      <w:lvlText w:val=""/>
+      <w:lvlJc w:val="left"/>
+      <w:pPr>
+        <w:ind w:left="5380" w:hanging="360"/>
+      </w:pPr>
+      <w:rPr>
+        <w:rFonts w:ascii="Symbol" w:hAnsi="Symbol" w:hint="default"/>
+      </w:rPr>
+    </w:lvl>
+    <w:lvl w:ilvl="7" w:tplc="040E0003" w:tentative="1">
+      <w:start w:val="1"/>
+      <w:numFmt w:val="bullet"/>
+      <w:lvlText w:val="o"/>
+      <w:lvlJc w:val="left"/>
+      <w:pPr>
+        <w:ind w:left="6100" w:hanging="360"/>
+      </w:pPr>
+      <w:rPr>
+        <w:rFonts w:ascii="Courier New" w:hAnsi="Courier New" w:cs="Courier New" w:hint="default"/>
+      </w:rPr>
+    </w:lvl>
+    <w:lvl w:ilvl="8" w:tplc="040E0005" w:tentative="1">
+      <w:start w:val="1"/>
+      <w:numFmt w:val="bullet"/>
+      <w:lvlText w:val=""/>
+      <w:lvlJc w:val="left"/>
+      <w:pPr>
+        <w:ind w:left="6820" w:hanging="360"/>
+      </w:pPr>
+      <w:rPr>
+        <w:rFonts w:ascii="Wingdings" w:hAnsi="Wingdings" w:hint="default"/>
+      </w:rPr>
+    </w:lvl>
+  </w:abstractNum>
+  <w:abstractNum w:abstractNumId="15" w15:restartNumberingAfterBreak="0">
     <w:nsid w:val="4A5F68B5"/>
     <w:multiLevelType w:val="hybridMultilevel"/>
     <w:tmpl w:val="5FA25084"/>
@@ -14419,7 +12647,7 @@
       </w:rPr>
     </w:lvl>
   </w:abstractNum>
-  <w:abstractNum w:abstractNumId="14" w15:restartNumberingAfterBreak="0">
+  <w:abstractNum w:abstractNumId="16" w15:restartNumberingAfterBreak="0">
     <w:nsid w:val="51963ED9"/>
     <w:multiLevelType w:val="hybridMultilevel"/>
     <w:tmpl w:val="B68CCF12"/>
@@ -14532,7 +12760,7 @@
       </w:rPr>
     </w:lvl>
   </w:abstractNum>
-  <w:abstractNum w:abstractNumId="15" w15:restartNumberingAfterBreak="0">
+  <w:abstractNum w:abstractNumId="17" w15:restartNumberingAfterBreak="0">
     <w:nsid w:val="57F22669"/>
     <w:multiLevelType w:val="multilevel"/>
     <w:tmpl w:val="FA38D242"/>
@@ -14627,7 +12855,7 @@
       </w:pPr>
     </w:lvl>
   </w:abstractNum>
-  <w:abstractNum w:abstractNumId="16" w15:restartNumberingAfterBreak="0">
+  <w:abstractNum w:abstractNumId="18" w15:restartNumberingAfterBreak="0">
     <w:nsid w:val="5C2421E8"/>
     <w:multiLevelType w:val="hybridMultilevel"/>
     <w:tmpl w:val="3D7626EA"/>
@@ -14740,7 +12968,120 @@
       </w:rPr>
     </w:lvl>
   </w:abstractNum>
-  <w:abstractNum w:abstractNumId="17" w15:restartNumberingAfterBreak="0">
+  <w:abstractNum w:abstractNumId="19" w15:restartNumberingAfterBreak="0">
+    <w:nsid w:val="6CB47646"/>
+    <w:multiLevelType w:val="hybridMultilevel"/>
+    <w:tmpl w:val="7F2895C0"/>
+    <w:lvl w:ilvl="0" w:tplc="040E0001">
+      <w:start w:val="1"/>
+      <w:numFmt w:val="bullet"/>
+      <w:lvlText w:val=""/>
+      <w:lvlJc w:val="left"/>
+      <w:pPr>
+        <w:ind w:left="1060" w:hanging="360"/>
+      </w:pPr>
+      <w:rPr>
+        <w:rFonts w:ascii="Symbol" w:hAnsi="Symbol" w:hint="default"/>
+      </w:rPr>
+    </w:lvl>
+    <w:lvl w:ilvl="1" w:tplc="040E0003" w:tentative="1">
+      <w:start w:val="1"/>
+      <w:numFmt w:val="bullet"/>
+      <w:lvlText w:val="o"/>
+      <w:lvlJc w:val="left"/>
+      <w:pPr>
+        <w:ind w:left="1780" w:hanging="360"/>
+      </w:pPr>
+      <w:rPr>
+        <w:rFonts w:ascii="Courier New" w:hAnsi="Courier New" w:cs="Courier New" w:hint="default"/>
+      </w:rPr>
+    </w:lvl>
+    <w:lvl w:ilvl="2" w:tplc="040E0005" w:tentative="1">
+      <w:start w:val="1"/>
+      <w:numFmt w:val="bullet"/>
+      <w:lvlText w:val=""/>
+      <w:lvlJc w:val="left"/>
+      <w:pPr>
+        <w:ind w:left="2500" w:hanging="360"/>
+      </w:pPr>
+      <w:rPr>
+        <w:rFonts w:ascii="Wingdings" w:hAnsi="Wingdings" w:hint="default"/>
+      </w:rPr>
+    </w:lvl>
+    <w:lvl w:ilvl="3" w:tplc="040E0001" w:tentative="1">
+      <w:start w:val="1"/>
+      <w:numFmt w:val="bullet"/>
+      <w:lvlText w:val=""/>
+      <w:lvlJc w:val="left"/>
+      <w:pPr>
+        <w:ind w:left="3220" w:hanging="360"/>
+      </w:pPr>
+      <w:rPr>
+        <w:rFonts w:ascii="Symbol" w:hAnsi="Symbol" w:hint="default"/>
+      </w:rPr>
+    </w:lvl>
+    <w:lvl w:ilvl="4" w:tplc="040E0003" w:tentative="1">
+      <w:start w:val="1"/>
+      <w:numFmt w:val="bullet"/>
+      <w:lvlText w:val="o"/>
+      <w:lvlJc w:val="left"/>
+      <w:pPr>
+        <w:ind w:left="3940" w:hanging="360"/>
+      </w:pPr>
+      <w:rPr>
+        <w:rFonts w:ascii="Courier New" w:hAnsi="Courier New" w:cs="Courier New" w:hint="default"/>
+      </w:rPr>
+    </w:lvl>
+    <w:lvl w:ilvl="5" w:tplc="040E0005" w:tentative="1">
+      <w:start w:val="1"/>
+      <w:numFmt w:val="bullet"/>
+      <w:lvlText w:val=""/>
+      <w:lvlJc w:val="left"/>
+      <w:pPr>
+        <w:ind w:left="4660" w:hanging="360"/>
+      </w:pPr>
+      <w:rPr>
+        <w:rFonts w:ascii="Wingdings" w:hAnsi="Wingdings" w:hint="default"/>
+      </w:rPr>
+    </w:lvl>
+    <w:lvl w:ilvl="6" w:tplc="040E0001" w:tentative="1">
+      <w:start w:val="1"/>
+      <w:numFmt w:val="bullet"/>
+      <w:lvlText w:val=""/>
+      <w:lvlJc w:val="left"/>
+      <w:pPr>
+        <w:ind w:left="5380" w:hanging="360"/>
+      </w:pPr>
+      <w:rPr>
+        <w:rFonts w:ascii="Symbol" w:hAnsi="Symbol" w:hint="default"/>
+      </w:rPr>
+    </w:lvl>
+    <w:lvl w:ilvl="7" w:tplc="040E0003" w:tentative="1">
+      <w:start w:val="1"/>
+      <w:numFmt w:val="bullet"/>
+      <w:lvlText w:val="o"/>
+      <w:lvlJc w:val="left"/>
+      <w:pPr>
+        <w:ind w:left="6100" w:hanging="360"/>
+      </w:pPr>
+      <w:rPr>
+        <w:rFonts w:ascii="Courier New" w:hAnsi="Courier New" w:cs="Courier New" w:hint="default"/>
+      </w:rPr>
+    </w:lvl>
+    <w:lvl w:ilvl="8" w:tplc="040E0005" w:tentative="1">
+      <w:start w:val="1"/>
+      <w:numFmt w:val="bullet"/>
+      <w:lvlText w:val=""/>
+      <w:lvlJc w:val="left"/>
+      <w:pPr>
+        <w:ind w:left="6820" w:hanging="360"/>
+      </w:pPr>
+      <w:rPr>
+        <w:rFonts w:ascii="Wingdings" w:hAnsi="Wingdings" w:hint="default"/>
+      </w:rPr>
+    </w:lvl>
+  </w:abstractNum>
+  <w:abstractNum w:abstractNumId="20" w15:restartNumberingAfterBreak="0">
     <w:nsid w:val="6E587311"/>
     <w:multiLevelType w:val="hybridMultilevel"/>
     <w:tmpl w:val="6CF20F16"/>
@@ -14853,7 +13194,7 @@
       </w:rPr>
     </w:lvl>
   </w:abstractNum>
-  <w:abstractNum w:abstractNumId="18" w15:restartNumberingAfterBreak="0">
+  <w:abstractNum w:abstractNumId="21" w15:restartNumberingAfterBreak="0">
     <w:nsid w:val="6EB90897"/>
     <w:multiLevelType w:val="multilevel"/>
     <w:tmpl w:val="5428F26E"/>
@@ -15002,7 +13343,120 @@
       </w:rPr>
     </w:lvl>
   </w:abstractNum>
-  <w:abstractNum w:abstractNumId="19" w15:restartNumberingAfterBreak="0">
+  <w:abstractNum w:abstractNumId="22" w15:restartNumberingAfterBreak="0">
+    <w:nsid w:val="72ED2BB2"/>
+    <w:multiLevelType w:val="hybridMultilevel"/>
+    <w:tmpl w:val="0C4ABBE4"/>
+    <w:lvl w:ilvl="0" w:tplc="040E0001">
+      <w:start w:val="1"/>
+      <w:numFmt w:val="bullet"/>
+      <w:lvlText w:val=""/>
+      <w:lvlJc w:val="left"/>
+      <w:pPr>
+        <w:ind w:left="1060" w:hanging="360"/>
+      </w:pPr>
+      <w:rPr>
+        <w:rFonts w:ascii="Symbol" w:hAnsi="Symbol" w:hint="default"/>
+      </w:rPr>
+    </w:lvl>
+    <w:lvl w:ilvl="1" w:tplc="040E0003" w:tentative="1">
+      <w:start w:val="1"/>
+      <w:numFmt w:val="bullet"/>
+      <w:lvlText w:val="o"/>
+      <w:lvlJc w:val="left"/>
+      <w:pPr>
+        <w:ind w:left="1780" w:hanging="360"/>
+      </w:pPr>
+      <w:rPr>
+        <w:rFonts w:ascii="Courier New" w:hAnsi="Courier New" w:cs="Courier New" w:hint="default"/>
+      </w:rPr>
+    </w:lvl>
+    <w:lvl w:ilvl="2" w:tplc="040E0005" w:tentative="1">
+      <w:start w:val="1"/>
+      <w:numFmt w:val="bullet"/>
+      <w:lvlText w:val=""/>
+      <w:lvlJc w:val="left"/>
+      <w:pPr>
+        <w:ind w:left="2500" w:hanging="360"/>
+      </w:pPr>
+      <w:rPr>
+        <w:rFonts w:ascii="Wingdings" w:hAnsi="Wingdings" w:hint="default"/>
+      </w:rPr>
+    </w:lvl>
+    <w:lvl w:ilvl="3" w:tplc="040E0001" w:tentative="1">
+      <w:start w:val="1"/>
+      <w:numFmt w:val="bullet"/>
+      <w:lvlText w:val=""/>
+      <w:lvlJc w:val="left"/>
+      <w:pPr>
+        <w:ind w:left="3220" w:hanging="360"/>
+      </w:pPr>
+      <w:rPr>
+        <w:rFonts w:ascii="Symbol" w:hAnsi="Symbol" w:hint="default"/>
+      </w:rPr>
+    </w:lvl>
+    <w:lvl w:ilvl="4" w:tplc="040E0003" w:tentative="1">
+      <w:start w:val="1"/>
+      <w:numFmt w:val="bullet"/>
+      <w:lvlText w:val="o"/>
+      <w:lvlJc w:val="left"/>
+      <w:pPr>
+        <w:ind w:left="3940" w:hanging="360"/>
+      </w:pPr>
+      <w:rPr>
+        <w:rFonts w:ascii="Courier New" w:hAnsi="Courier New" w:cs="Courier New" w:hint="default"/>
+      </w:rPr>
+    </w:lvl>
+    <w:lvl w:ilvl="5" w:tplc="040E0005" w:tentative="1">
+      <w:start w:val="1"/>
+      <w:numFmt w:val="bullet"/>
+      <w:lvlText w:val=""/>
+      <w:lvlJc w:val="left"/>
+      <w:pPr>
+        <w:ind w:left="4660" w:hanging="360"/>
+      </w:pPr>
+      <w:rPr>
+        <w:rFonts w:ascii="Wingdings" w:hAnsi="Wingdings" w:hint="default"/>
+      </w:rPr>
+    </w:lvl>
+    <w:lvl w:ilvl="6" w:tplc="040E0001" w:tentative="1">
+      <w:start w:val="1"/>
+      <w:numFmt w:val="bullet"/>
+      <w:lvlText w:val=""/>
+      <w:lvlJc w:val="left"/>
+      <w:pPr>
+        <w:ind w:left="5380" w:hanging="360"/>
+      </w:pPr>
+      <w:rPr>
+        <w:rFonts w:ascii="Symbol" w:hAnsi="Symbol" w:hint="default"/>
+      </w:rPr>
+    </w:lvl>
+    <w:lvl w:ilvl="7" w:tplc="040E0003" w:tentative="1">
+      <w:start w:val="1"/>
+      <w:numFmt w:val="bullet"/>
+      <w:lvlText w:val="o"/>
+      <w:lvlJc w:val="left"/>
+      <w:pPr>
+        <w:ind w:left="6100" w:hanging="360"/>
+      </w:pPr>
+      <w:rPr>
+        <w:rFonts w:ascii="Courier New" w:hAnsi="Courier New" w:cs="Courier New" w:hint="default"/>
+      </w:rPr>
+    </w:lvl>
+    <w:lvl w:ilvl="8" w:tplc="040E0005" w:tentative="1">
+      <w:start w:val="1"/>
+      <w:numFmt w:val="bullet"/>
+      <w:lvlText w:val=""/>
+      <w:lvlJc w:val="left"/>
+      <w:pPr>
+        <w:ind w:left="6820" w:hanging="360"/>
+      </w:pPr>
+      <w:rPr>
+        <w:rFonts w:ascii="Wingdings" w:hAnsi="Wingdings" w:hint="default"/>
+      </w:rPr>
+    </w:lvl>
+  </w:abstractNum>
+  <w:abstractNum w:abstractNumId="23" w15:restartNumberingAfterBreak="0">
     <w:nsid w:val="75B20BA9"/>
     <w:multiLevelType w:val="hybridMultilevel"/>
     <w:tmpl w:val="F31C15B6"/>
@@ -15115,7 +13569,7 @@
       </w:rPr>
     </w:lvl>
   </w:abstractNum>
-  <w:abstractNum w:abstractNumId="20" w15:restartNumberingAfterBreak="0">
+  <w:abstractNum w:abstractNumId="24" w15:restartNumberingAfterBreak="0">
     <w:nsid w:val="7D876FB6"/>
     <w:multiLevelType w:val="hybridMultilevel"/>
     <w:tmpl w:val="D110CD82"/>
@@ -15229,67 +13683,79 @@
     </w:lvl>
   </w:abstractNum>
   <w:num w:numId="1" w16cid:durableId="1938706050">
+    <w:abstractNumId w:val="5"/>
+  </w:num>
+  <w:num w:numId="2" w16cid:durableId="651371038">
+    <w:abstractNumId w:val="17"/>
+  </w:num>
+  <w:num w:numId="3" w16cid:durableId="488061123">
+    <w:abstractNumId w:val="13"/>
+  </w:num>
+  <w:num w:numId="4" w16cid:durableId="194536993">
+    <w:abstractNumId w:val="21"/>
+  </w:num>
+  <w:num w:numId="5" w16cid:durableId="736823249">
+    <w:abstractNumId w:val="12"/>
+  </w:num>
+  <w:num w:numId="6" w16cid:durableId="198323197">
+    <w:abstractNumId w:val="3"/>
+  </w:num>
+  <w:num w:numId="7" w16cid:durableId="1319268790">
+    <w:abstractNumId w:val="16"/>
+  </w:num>
+  <w:num w:numId="8" w16cid:durableId="1825127299">
+    <w:abstractNumId w:val="7"/>
+  </w:num>
+  <w:num w:numId="9" w16cid:durableId="1742097459">
+    <w:abstractNumId w:val="9"/>
+  </w:num>
+  <w:num w:numId="10" w16cid:durableId="1441217822">
+    <w:abstractNumId w:val="15"/>
+  </w:num>
+  <w:num w:numId="11" w16cid:durableId="830871521">
+    <w:abstractNumId w:val="6"/>
+  </w:num>
+  <w:num w:numId="12" w16cid:durableId="1846704750">
+    <w:abstractNumId w:val="23"/>
+  </w:num>
+  <w:num w:numId="13" w16cid:durableId="1266041045">
+    <w:abstractNumId w:val="11"/>
+  </w:num>
+  <w:num w:numId="14" w16cid:durableId="1769226802">
+    <w:abstractNumId w:val="18"/>
+  </w:num>
+  <w:num w:numId="15" w16cid:durableId="1910072415">
+    <w:abstractNumId w:val="8"/>
+  </w:num>
+  <w:num w:numId="16" w16cid:durableId="17701129">
     <w:abstractNumId w:val="4"/>
   </w:num>
-  <w:num w:numId="2" w16cid:durableId="651371038">
-    <w:abstractNumId w:val="15"/>
-  </w:num>
-  <w:num w:numId="3" w16cid:durableId="488061123">
-    <w:abstractNumId w:val="12"/>
-  </w:num>
-  <w:num w:numId="4" w16cid:durableId="194536993">
-    <w:abstractNumId w:val="18"/>
-  </w:num>
-  <w:num w:numId="5" w16cid:durableId="736823249">
-    <w:abstractNumId w:val="11"/>
-  </w:num>
-  <w:num w:numId="6" w16cid:durableId="198323197">
-    <w:abstractNumId w:val="2"/>
-  </w:num>
-  <w:num w:numId="7" w16cid:durableId="1319268790">
-    <w:abstractNumId w:val="14"/>
-  </w:num>
-  <w:num w:numId="8" w16cid:durableId="1825127299">
-    <w:abstractNumId w:val="6"/>
-  </w:num>
-  <w:num w:numId="9" w16cid:durableId="1742097459">
-    <w:abstractNumId w:val="8"/>
-  </w:num>
-  <w:num w:numId="10" w16cid:durableId="1441217822">
-    <w:abstractNumId w:val="13"/>
-  </w:num>
-  <w:num w:numId="11" w16cid:durableId="830871521">
-    <w:abstractNumId w:val="5"/>
-  </w:num>
-  <w:num w:numId="12" w16cid:durableId="1846704750">
-    <w:abstractNumId w:val="19"/>
-  </w:num>
-  <w:num w:numId="13" w16cid:durableId="1266041045">
+  <w:num w:numId="17" w16cid:durableId="1512377595">
     <w:abstractNumId w:val="10"/>
-  </w:num>
-  <w:num w:numId="14" w16cid:durableId="1769226802">
-    <w:abstractNumId w:val="16"/>
-  </w:num>
-  <w:num w:numId="15" w16cid:durableId="1910072415">
-    <w:abstractNumId w:val="7"/>
-  </w:num>
-  <w:num w:numId="16" w16cid:durableId="17701129">
-    <w:abstractNumId w:val="3"/>
-  </w:num>
-  <w:num w:numId="17" w16cid:durableId="1512377595">
-    <w:abstractNumId w:val="9"/>
   </w:num>
   <w:num w:numId="18" w16cid:durableId="593167945">
     <w:abstractNumId w:val="1"/>
   </w:num>
   <w:num w:numId="19" w16cid:durableId="1605455711">
-    <w:abstractNumId w:val="20"/>
+    <w:abstractNumId w:val="24"/>
   </w:num>
   <w:num w:numId="20" w16cid:durableId="963536741">
-    <w:abstractNumId w:val="17"/>
+    <w:abstractNumId w:val="20"/>
   </w:num>
   <w:num w:numId="21" w16cid:durableId="1001742655">
     <w:abstractNumId w:val="0"/>
+  </w:num>
+  <w:num w:numId="22" w16cid:durableId="1025248091">
+    <w:abstractNumId w:val="14"/>
+  </w:num>
+  <w:num w:numId="23" w16cid:durableId="1387727548">
+    <w:abstractNumId w:val="19"/>
+  </w:num>
+  <w:num w:numId="24" w16cid:durableId="1672758806">
+    <w:abstractNumId w:val="22"/>
+  </w:num>
+  <w:num w:numId="25" w16cid:durableId="1655597933">
+    <w:abstractNumId w:val="2"/>
   </w:num>
   <w:numIdMacAtCleanup w:val="20"/>
 </w:numbering>
@@ -15939,6 +14405,7 @@
   <w:style w:type="character" w:default="1" w:styleId="Bekezdsalapbettpusa">
     <w:name w:val="Default Paragraph Font"/>
     <w:uiPriority w:val="1"/>
+    <w:semiHidden/>
     <w:unhideWhenUsed/>
   </w:style>
   <w:style w:type="table" w:default="1" w:styleId="Normltblzat">
@@ -16942,15 +15409,6 @@
 </file>
 
 <file path=customXml/item1.xml><?xml version="1.0" encoding="utf-8"?>
-<?mso-contentType ?>
-<FormTemplates xmlns="http://schemas.microsoft.com/sharepoint/v3/contenttype/forms">
-  <Display>DocumentLibraryForm</Display>
-  <Edit>DocumentLibraryForm</Edit>
-  <New>DocumentLibraryForm</New>
-</FormTemplates>
-</file>
-
-<file path=customXml/item2.xml><?xml version="1.0" encoding="utf-8"?>
 <ct:contentTypeSchema xmlns:ct="http://schemas.microsoft.com/office/2006/metadata/contentType" xmlns:ma="http://schemas.microsoft.com/office/2006/metadata/properties/metaAttributes" ct:_="" ma:_="" ma:contentTypeName="Dokumentum" ma:contentTypeID="0x010100D3B91EDF72E14E4CB455A7CDA503C0EE" ma:contentTypeVersion="13" ma:contentTypeDescription="Új dokumentum létrehozása." ma:contentTypeScope="" ma:versionID="b4280526ac685c11215013c77eeea0ab">
   <xsd:schema xmlns:xsd="http://www.w3.org/2001/XMLSchema" xmlns:xs="http://www.w3.org/2001/XMLSchema" xmlns:p="http://schemas.microsoft.com/office/2006/metadata/properties" xmlns:ns2="37c60eec-9cb3-400a-9334-3ebf97be2876" xmlns:ns3="7664362d-1707-476c-9a7a-9cf02496d35a" targetNamespace="http://schemas.microsoft.com/office/2006/metadata/properties" ma:root="true" ma:fieldsID="19d471ee8269f5e0eca01839194d6bbb" ns2:_="" ns3:_="">
     <xsd:import namespace="37c60eec-9cb3-400a-9334-3ebf97be2876"/>
@@ -17157,11 +15615,16 @@
 </ct:contentTypeSchema>
 </file>
 
-<file path=customXml/item3.xml><?xml version="1.0" encoding="utf-8"?>
-<b:Sources xmlns:b="http://schemas.openxmlformats.org/officeDocument/2006/bibliography" xmlns="http://schemas.openxmlformats.org/officeDocument/2006/bibliography" SelectedStyle="\APA.XSL" StyleName="APA"/>
+<file path=customXml/item2.xml><?xml version="1.0" encoding="utf-8"?>
+<?mso-contentType ?>
+<FormTemplates xmlns="http://schemas.microsoft.com/sharepoint/v3/contenttype/forms">
+  <Display>DocumentLibraryForm</Display>
+  <Edit>DocumentLibraryForm</Edit>
+  <New>DocumentLibraryForm</New>
+</FormTemplates>
 </file>
 
-<file path=customXml/item4.xml><?xml version="1.0" encoding="utf-8"?>
+<file path=customXml/item3.xml><?xml version="1.0" encoding="utf-8"?>
 <p:properties xmlns:p="http://schemas.microsoft.com/office/2006/metadata/properties" xmlns:xsi="http://www.w3.org/2001/XMLSchema-instance" xmlns:pc="http://schemas.microsoft.com/office/infopath/2007/PartnerControls">
   <documentManagement>
     <lcf76f155ced4ddcb4097134ff3c332f xmlns="37c60eec-9cb3-400a-9334-3ebf97be2876">
@@ -17172,15 +15635,11 @@
 </p:properties>
 </file>
 
-<file path=customXml/itemProps1.xml><?xml version="1.0" encoding="utf-8"?>
-<ds:datastoreItem xmlns:ds="http://schemas.openxmlformats.org/officeDocument/2006/customXml" ds:itemID="{49E9CE2F-4863-430F-A73B-CD3063AB172E}">
-  <ds:schemaRefs>
-    <ds:schemaRef ds:uri="http://schemas.microsoft.com/sharepoint/v3/contenttype/forms"/>
-  </ds:schemaRefs>
-</ds:datastoreItem>
+<file path=customXml/item4.xml><?xml version="1.0" encoding="utf-8"?>
+<b:Sources xmlns:b="http://schemas.openxmlformats.org/officeDocument/2006/bibliography" xmlns="http://schemas.openxmlformats.org/officeDocument/2006/bibliography" SelectedStyle="\APA.XSL" StyleName="APA"/>
 </file>
 
-<file path=customXml/itemProps2.xml><?xml version="1.0" encoding="utf-8"?>
+<file path=customXml/itemProps1.xml><?xml version="1.0" encoding="utf-8"?>
 <ds:datastoreItem xmlns:ds="http://schemas.openxmlformats.org/officeDocument/2006/customXml" ds:itemID="{0F6A0A84-3C61-4C91-A7A8-65F7DADC2505}">
   <ds:schemaRefs>
     <ds:schemaRef ds:uri="http://schemas.microsoft.com/office/2006/metadata/contentType"/>
@@ -17199,15 +15658,15 @@
 </ds:datastoreItem>
 </file>
 
-<file path=customXml/itemProps3.xml><?xml version="1.0" encoding="utf-8"?>
-<ds:datastoreItem xmlns:ds="http://schemas.openxmlformats.org/officeDocument/2006/customXml" ds:itemID="{90FBBF4E-9E21-4F28-8D0B-79F3CB1CA852}">
+<file path=customXml/itemProps2.xml><?xml version="1.0" encoding="utf-8"?>
+<ds:datastoreItem xmlns:ds="http://schemas.openxmlformats.org/officeDocument/2006/customXml" ds:itemID="{49E9CE2F-4863-430F-A73B-CD3063AB172E}">
   <ds:schemaRefs>
-    <ds:schemaRef ds:uri="http://schemas.openxmlformats.org/officeDocument/2006/bibliography"/>
+    <ds:schemaRef ds:uri="http://schemas.microsoft.com/sharepoint/v3/contenttype/forms"/>
   </ds:schemaRefs>
 </ds:datastoreItem>
 </file>
 
-<file path=customXml/itemProps4.xml><?xml version="1.0" encoding="utf-8"?>
+<file path=customXml/itemProps3.xml><?xml version="1.0" encoding="utf-8"?>
 <ds:datastoreItem xmlns:ds="http://schemas.openxmlformats.org/officeDocument/2006/customXml" ds:itemID="{4683CF39-CBC1-469A-88EA-F31417A0D119}">
   <ds:schemaRefs>
     <ds:schemaRef ds:uri="http://schemas.microsoft.com/office/2006/metadata/properties"/>
@@ -17216,4 +15675,12 @@
     <ds:schemaRef ds:uri="7664362d-1707-476c-9a7a-9cf02496d35a"/>
   </ds:schemaRefs>
 </ds:datastoreItem>
+</file>
+
+<file path=customXml/itemProps4.xml><?xml version="1.0" encoding="utf-8"?>
+<ds:datastoreItem xmlns:ds="http://schemas.openxmlformats.org/officeDocument/2006/customXml" ds:itemID="{90FBBF4E-9E21-4F28-8D0B-79F3CB1CA852}">
+  <ds:schemaRefs>
+    <ds:schemaRef ds:uri="http://schemas.openxmlformats.org/officeDocument/2006/bibliography"/>
+  </ds:schemaRefs>
+</ds:datastoreItem>
 </file>
--- a/Dokumentacio/Vizsgaremek_elvaras_minta.docx
+++ b/Dokumentacio/Vizsgaremek_elvaras_minta.docx
@@ -8093,7 +8093,7 @@
           <v:shape id="_x0000_i1025" type="#_x0000_t75" style="width:77.25pt;height:50.25pt" o:ole="">
             <v:imagedata r:id="rId17" o:title=""/>
           </v:shape>
-          <o:OLEObject Type="Embed" ProgID="Package" ShapeID="_x0000_i1025" DrawAspect="Icon" ObjectID="_1837786911" r:id="rId18"/>
+          <o:OLEObject Type="Embed" ProgID="Package" ShapeID="_x0000_i1025" DrawAspect="Icon" ObjectID="_1837796049" r:id="rId18"/>
         </w:object>
       </w:r>
       <w:r>
@@ -8520,7 +8520,7 @@
           <v:shape id="_x0000_i1026" type="#_x0000_t75" style="width:77.25pt;height:50.25pt" o:ole="">
             <v:imagedata r:id="rId19" o:title=""/>
           </v:shape>
-          <o:OLEObject Type="Embed" ProgID="Package" ShapeID="_x0000_i1026" DrawAspect="Icon" ObjectID="_1837786912" r:id="rId20"/>
+          <o:OLEObject Type="Embed" ProgID="Package" ShapeID="_x0000_i1026" DrawAspect="Icon" ObjectID="_1837796050" r:id="rId20"/>
         </w:object>
       </w:r>
       <w:r>
@@ -10191,7 +10191,277 @@
         <w:jc w:val="both"/>
       </w:pPr>
       <w:r>
-        <w:t>screenshotok es reszletes leiras 2 fajta mukodtetesrol helyileg futtatva es online domainen keresztul</w:t>
+        <w:t xml:space="preserve">A projektünk futtatásával és tesztelésével kapcsolatban először meg kell említenünk, hogy két különböző lehetőségünk van erre. Mindkét esetben az adatbázis és API egy online távoli szerveren tárolt és futtatott környezetben működnek. Ezen körülményekhez és feltételekhez igazodva készítettük el a frontend részt, vagyis minden esetben csakis a weboldal indítási módja különbözik a két futtatási esetben, ellenben a forráskódok megtalálhatóak a feljebb említett GitHub repository-ban. </w:t>
+      </w:r>
+      <w:r>
+        <w:t>Az alábbiakban leírtak követése ajánlott, mivel így biztosíthatjuk az általunk is ismert és elvárt működést, amelyet mi is tapasztaltunk.</w:t>
+      </w:r>
+    </w:p>
+    <w:p>
+      <w:pPr>
+        <w:pStyle w:val="Cmsor3"/>
+        <w:jc w:val="both"/>
+      </w:pPr>
+      <w:r>
+        <w:t>Online megtekintés domain alapon</w:t>
+      </w:r>
+    </w:p>
+    <w:p>
+      <w:pPr>
+        <w:jc w:val="both"/>
+      </w:pPr>
+      <w:r>
+        <w:t>Ez talán a legegyszerűbb módja a program kipróbálásának mivel nem igényel semmilyen telepítést vagy fejlesztői környezetet.</w:t>
+      </w:r>
+    </w:p>
+    <w:p>
+      <w:pPr>
+        <w:pStyle w:val="Listaszerbekezds"/>
+        <w:numPr>
+          <w:ilvl w:val="0"/>
+          <w:numId w:val="28"/>
+        </w:numPr>
+        <w:jc w:val="both"/>
+      </w:pPr>
+      <w:r>
+        <w:t>Elérés módja: Nyisson meg egy modern böngészőt; Firefox, Chrome, Opera, Edge</w:t>
+      </w:r>
+    </w:p>
+    <w:p>
+      <w:pPr>
+        <w:pStyle w:val="Listaszerbekezds"/>
+        <w:numPr>
+          <w:ilvl w:val="0"/>
+          <w:numId w:val="28"/>
+        </w:numPr>
+        <w:jc w:val="both"/>
+      </w:pPr>
+      <w:r>
+        <w:lastRenderedPageBreak/>
+        <w:t>Cím: Az alább</w:t>
+      </w:r>
+      <w:r>
+        <w:t>i linket illessze be a böngésző címsorába</w:t>
+      </w:r>
+    </w:p>
+    <w:p>
+      <w:pPr>
+        <w:pStyle w:val="Listaszerbekezds"/>
+        <w:numPr>
+          <w:ilvl w:val="1"/>
+          <w:numId w:val="28"/>
+        </w:numPr>
+        <w:jc w:val="both"/>
+      </w:pPr>
+      <w:hyperlink r:id="rId22" w:history="1">
+        <w:r>
+          <w:rPr>
+            <w:rStyle w:val="Hiperhivatkozs"/>
+          </w:rPr>
+          <w:t>https://használthangs</w:t>
+        </w:r>
+        <w:r>
+          <w:rPr>
+            <w:rStyle w:val="Hiperhivatkozs"/>
+          </w:rPr>
+          <w:t>z</w:t>
+        </w:r>
+        <w:r>
+          <w:rPr>
+            <w:rStyle w:val="Hiperhivatkozs"/>
+          </w:rPr>
+          <w:t>erek.hu/</w:t>
+        </w:r>
+      </w:hyperlink>
+    </w:p>
+    <w:p>
+      <w:pPr>
+        <w:pStyle w:val="Listaszerbekezds"/>
+        <w:numPr>
+          <w:ilvl w:val="0"/>
+          <w:numId w:val="28"/>
+        </w:numPr>
+        <w:jc w:val="both"/>
+      </w:pPr>
+      <w:r>
+        <w:t>Feltétel: Aktív internetkapcsolat szükséges a weboldal betöltéséhez</w:t>
+      </w:r>
+    </w:p>
+    <w:p>
+      <w:pPr>
+        <w:pStyle w:val="Cmsor3"/>
+      </w:pPr>
+      <w:r>
+        <w:t>Helyi futtatás fejlesztői környezet</w:t>
+      </w:r>
+    </w:p>
+    <w:p>
+      <w:pPr>
+        <w:jc w:val="both"/>
+      </w:pPr>
+      <w:r>
+        <w:t>Ez a módszer igényel telepítendő fejlesztői eszközöket, ellenben ez a legcélravezetőbb, ha a forráskód és a fejlesztői tesztelés ellenőrzése a cél. Az alábbiakban leírt módszer és az abban használt szoftverek használatával készült a projekt, így ezek használatával, tehát a leírtak követésével biztosíthatjuk az elvárt működést.</w:t>
+      </w:r>
+    </w:p>
+    <w:p>
+      <w:pPr>
+        <w:jc w:val="both"/>
+      </w:pPr>
+      <w:r>
+        <w:t>Szükséges szoftverek:</w:t>
+      </w:r>
+    </w:p>
+    <w:p>
+      <w:pPr>
+        <w:pStyle w:val="Listaszerbekezds"/>
+        <w:numPr>
+          <w:ilvl w:val="0"/>
+          <w:numId w:val="29"/>
+        </w:numPr>
+        <w:jc w:val="both"/>
+      </w:pPr>
+      <w:r>
+        <w:t>Visual Studio Code</w:t>
+      </w:r>
+    </w:p>
+    <w:p>
+      <w:pPr>
+        <w:pStyle w:val="Listaszerbekezds"/>
+        <w:numPr>
+          <w:ilvl w:val="0"/>
+          <w:numId w:val="29"/>
+        </w:numPr>
+        <w:jc w:val="both"/>
+      </w:pPr>
+      <w:r>
+        <w:t>Node.js</w:t>
+      </w:r>
+    </w:p>
+    <w:p>
+      <w:pPr>
+        <w:jc w:val="both"/>
+      </w:pPr>
+      <w:r>
+        <w:t>Futtatás lépései:</w:t>
+      </w:r>
+    </w:p>
+    <w:p>
+      <w:pPr>
+        <w:pStyle w:val="Listaszerbekezds"/>
+        <w:numPr>
+          <w:ilvl w:val="0"/>
+          <w:numId w:val="31"/>
+        </w:numPr>
+        <w:jc w:val="both"/>
+      </w:pPr>
+      <w:r>
+        <w:t>Repository letöltése: Töltse le a forráskódot a megadott GitHub elérhetőségről</w:t>
+      </w:r>
+    </w:p>
+    <w:p>
+      <w:pPr>
+        <w:pStyle w:val="Listaszerbekezds"/>
+        <w:numPr>
+          <w:ilvl w:val="0"/>
+          <w:numId w:val="31"/>
+        </w:numPr>
+        <w:jc w:val="both"/>
+      </w:pPr>
+      <w:r>
+        <w:t>Projekt megnyitása: Nyissa meg a projekt MainPROJECT/hasznalthangszerek mappáját Visual Studio Code-ban</w:t>
+      </w:r>
+    </w:p>
+    <w:p>
+      <w:pPr>
+        <w:pStyle w:val="Listaszerbekezds"/>
+        <w:numPr>
+          <w:ilvl w:val="0"/>
+          <w:numId w:val="31"/>
+        </w:numPr>
+        <w:jc w:val="both"/>
+      </w:pPr>
+      <w:r>
+        <w:t xml:space="preserve">Függőségek telepítése: A beépített terminálba adja ki az </w:t>
+      </w:r>
+      <w:r>
+        <w:rPr>
+          <w:i/>
+          <w:iCs/>
+        </w:rPr>
+        <w:t>npm i</w:t>
+      </w:r>
+      <w:r>
+        <w:t xml:space="preserve"> parancsot, amennyiben a terminálban a megfelelő fent is említett mappában áll. Ez felelős a React működéséhez szükséges csomagok letöltéséért </w:t>
+      </w:r>
+    </w:p>
+    <w:p>
+      <w:pPr>
+        <w:pStyle w:val="Listaszerbekezds"/>
+        <w:numPr>
+          <w:ilvl w:val="0"/>
+          <w:numId w:val="31"/>
+        </w:numPr>
+        <w:jc w:val="both"/>
+      </w:pPr>
+      <w:r>
+        <w:t xml:space="preserve">Indítás: Futtassa az </w:t>
+      </w:r>
+      <w:r>
+        <w:rPr>
+          <w:i/>
+          <w:iCs/>
+        </w:rPr>
+        <w:t xml:space="preserve">npm run dev </w:t>
+      </w:r>
+      <w:r>
+        <w:t>parancsot</w:t>
+      </w:r>
+    </w:p>
+    <w:p>
+      <w:pPr>
+        <w:pStyle w:val="Listaszerbekezds"/>
+        <w:numPr>
+          <w:ilvl w:val="0"/>
+          <w:numId w:val="31"/>
+        </w:numPr>
+        <w:jc w:val="both"/>
+      </w:pPr>
+      <w:r>
+        <w:t>Megnyitás: A terminálban megjelenő helyi (local) URL-t másolja be a böngészőbe</w:t>
+      </w:r>
+    </w:p>
+    <w:p>
+      <w:pPr>
+        <w:pStyle w:val="Cmsor3"/>
+      </w:pPr>
+      <w:r>
+        <w:t>A szoftver funkcionális kezelése</w:t>
+      </w:r>
+    </w:p>
+    <w:p>
+      <w:r>
+        <w:t>1 böngeszes kereses</w:t>
+      </w:r>
+    </w:p>
+    <w:p>
+      <w:r>
+        <w:t>2 regisztracio es profil</w:t>
+      </w:r>
+    </w:p>
+    <w:p>
+      <w:r>
+        <w:t>3 hirdetes feladas</w:t>
+      </w:r>
+    </w:p>
+    <w:p>
+      <w:r>
+        <w:t>4 kapcsolat az fejlesztokkel</w:t>
+      </w:r>
+    </w:p>
+    <w:p/>
+    <w:p>
+      <w:r>
+        <w:t>reszletes leirasok, screensotok</w:t>
       </w:r>
     </w:p>
     <w:p>
@@ -10422,9 +10692,9 @@
       </w:pPr>
     </w:p>
     <w:sectPr>
-      <w:footerReference w:type="default" r:id="rId22"/>
-      <w:headerReference w:type="first" r:id="rId23"/>
-      <w:footerReference w:type="first" r:id="rId24"/>
+      <w:footerReference w:type="default" r:id="rId23"/>
+      <w:headerReference w:type="first" r:id="rId24"/>
+      <w:footerReference w:type="first" r:id="rId25"/>
       <w:footnotePr>
         <w:numFmt w:val="chicago"/>
       </w:footnotePr>
@@ -10880,6 +11150,178 @@
     </w:lvl>
   </w:abstractNum>
   <w:abstractNum w:abstractNumId="1" w15:restartNumberingAfterBreak="0">
+    <w:nsid w:val="04380B25"/>
+    <w:multiLevelType w:val="hybridMultilevel"/>
+    <w:tmpl w:val="788E5B96"/>
+    <w:lvl w:ilvl="0" w:tplc="040E000F">
+      <w:start w:val="1"/>
+      <w:numFmt w:val="decimal"/>
+      <w:lvlText w:val="%1."/>
+      <w:lvlJc w:val="left"/>
+      <w:pPr>
+        <w:ind w:left="1060" w:hanging="360"/>
+      </w:pPr>
+    </w:lvl>
+    <w:lvl w:ilvl="1" w:tplc="040E0019" w:tentative="1">
+      <w:start w:val="1"/>
+      <w:numFmt w:val="lowerLetter"/>
+      <w:lvlText w:val="%2."/>
+      <w:lvlJc w:val="left"/>
+      <w:pPr>
+        <w:ind w:left="1780" w:hanging="360"/>
+      </w:pPr>
+    </w:lvl>
+    <w:lvl w:ilvl="2" w:tplc="040E001B" w:tentative="1">
+      <w:start w:val="1"/>
+      <w:numFmt w:val="lowerRoman"/>
+      <w:lvlText w:val="%3."/>
+      <w:lvlJc w:val="right"/>
+      <w:pPr>
+        <w:ind w:left="2500" w:hanging="180"/>
+      </w:pPr>
+    </w:lvl>
+    <w:lvl w:ilvl="3" w:tplc="040E000F" w:tentative="1">
+      <w:start w:val="1"/>
+      <w:numFmt w:val="decimal"/>
+      <w:lvlText w:val="%4."/>
+      <w:lvlJc w:val="left"/>
+      <w:pPr>
+        <w:ind w:left="3220" w:hanging="360"/>
+      </w:pPr>
+    </w:lvl>
+    <w:lvl w:ilvl="4" w:tplc="040E0019" w:tentative="1">
+      <w:start w:val="1"/>
+      <w:numFmt w:val="lowerLetter"/>
+      <w:lvlText w:val="%5."/>
+      <w:lvlJc w:val="left"/>
+      <w:pPr>
+        <w:ind w:left="3940" w:hanging="360"/>
+      </w:pPr>
+    </w:lvl>
+    <w:lvl w:ilvl="5" w:tplc="040E001B" w:tentative="1">
+      <w:start w:val="1"/>
+      <w:numFmt w:val="lowerRoman"/>
+      <w:lvlText w:val="%6."/>
+      <w:lvlJc w:val="right"/>
+      <w:pPr>
+        <w:ind w:left="4660" w:hanging="180"/>
+      </w:pPr>
+    </w:lvl>
+    <w:lvl w:ilvl="6" w:tplc="040E000F" w:tentative="1">
+      <w:start w:val="1"/>
+      <w:numFmt w:val="decimal"/>
+      <w:lvlText w:val="%7."/>
+      <w:lvlJc w:val="left"/>
+      <w:pPr>
+        <w:ind w:left="5380" w:hanging="360"/>
+      </w:pPr>
+    </w:lvl>
+    <w:lvl w:ilvl="7" w:tplc="040E0019" w:tentative="1">
+      <w:start w:val="1"/>
+      <w:numFmt w:val="lowerLetter"/>
+      <w:lvlText w:val="%8."/>
+      <w:lvlJc w:val="left"/>
+      <w:pPr>
+        <w:ind w:left="6100" w:hanging="360"/>
+      </w:pPr>
+    </w:lvl>
+    <w:lvl w:ilvl="8" w:tplc="040E001B" w:tentative="1">
+      <w:start w:val="1"/>
+      <w:numFmt w:val="lowerRoman"/>
+      <w:lvlText w:val="%9."/>
+      <w:lvlJc w:val="right"/>
+      <w:pPr>
+        <w:ind w:left="6820" w:hanging="180"/>
+      </w:pPr>
+    </w:lvl>
+  </w:abstractNum>
+  <w:abstractNum w:abstractNumId="2" w15:restartNumberingAfterBreak="0">
+    <w:nsid w:val="044E4ED0"/>
+    <w:multiLevelType w:val="hybridMultilevel"/>
+    <w:tmpl w:val="9092D5CC"/>
+    <w:lvl w:ilvl="0" w:tplc="040E000F">
+      <w:start w:val="1"/>
+      <w:numFmt w:val="decimal"/>
+      <w:lvlText w:val="%1."/>
+      <w:lvlJc w:val="left"/>
+      <w:pPr>
+        <w:ind w:left="1060" w:hanging="360"/>
+      </w:pPr>
+    </w:lvl>
+    <w:lvl w:ilvl="1" w:tplc="040E0019" w:tentative="1">
+      <w:start w:val="1"/>
+      <w:numFmt w:val="lowerLetter"/>
+      <w:lvlText w:val="%2."/>
+      <w:lvlJc w:val="left"/>
+      <w:pPr>
+        <w:ind w:left="1780" w:hanging="360"/>
+      </w:pPr>
+    </w:lvl>
+    <w:lvl w:ilvl="2" w:tplc="040E001B" w:tentative="1">
+      <w:start w:val="1"/>
+      <w:numFmt w:val="lowerRoman"/>
+      <w:lvlText w:val="%3."/>
+      <w:lvlJc w:val="right"/>
+      <w:pPr>
+        <w:ind w:left="2500" w:hanging="180"/>
+      </w:pPr>
+    </w:lvl>
+    <w:lvl w:ilvl="3" w:tplc="040E000F" w:tentative="1">
+      <w:start w:val="1"/>
+      <w:numFmt w:val="decimal"/>
+      <w:lvlText w:val="%4."/>
+      <w:lvlJc w:val="left"/>
+      <w:pPr>
+        <w:ind w:left="3220" w:hanging="360"/>
+      </w:pPr>
+    </w:lvl>
+    <w:lvl w:ilvl="4" w:tplc="040E0019" w:tentative="1">
+      <w:start w:val="1"/>
+      <w:numFmt w:val="lowerLetter"/>
+      <w:lvlText w:val="%5."/>
+      <w:lvlJc w:val="left"/>
+      <w:pPr>
+        <w:ind w:left="3940" w:hanging="360"/>
+      </w:pPr>
+    </w:lvl>
+    <w:lvl w:ilvl="5" w:tplc="040E001B" w:tentative="1">
+      <w:start w:val="1"/>
+      <w:numFmt w:val="lowerRoman"/>
+      <w:lvlText w:val="%6."/>
+      <w:lvlJc w:val="right"/>
+      <w:pPr>
+        <w:ind w:left="4660" w:hanging="180"/>
+      </w:pPr>
+    </w:lvl>
+    <w:lvl w:ilvl="6" w:tplc="040E000F" w:tentative="1">
+      <w:start w:val="1"/>
+      <w:numFmt w:val="decimal"/>
+      <w:lvlText w:val="%7."/>
+      <w:lvlJc w:val="left"/>
+      <w:pPr>
+        <w:ind w:left="5380" w:hanging="360"/>
+      </w:pPr>
+    </w:lvl>
+    <w:lvl w:ilvl="7" w:tplc="040E0019" w:tentative="1">
+      <w:start w:val="1"/>
+      <w:numFmt w:val="lowerLetter"/>
+      <w:lvlText w:val="%8."/>
+      <w:lvlJc w:val="left"/>
+      <w:pPr>
+        <w:ind w:left="6100" w:hanging="360"/>
+      </w:pPr>
+    </w:lvl>
+    <w:lvl w:ilvl="8" w:tplc="040E001B" w:tentative="1">
+      <w:start w:val="1"/>
+      <w:numFmt w:val="lowerRoman"/>
+      <w:lvlText w:val="%9."/>
+      <w:lvlJc w:val="right"/>
+      <w:pPr>
+        <w:ind w:left="6820" w:hanging="180"/>
+      </w:pPr>
+    </w:lvl>
+  </w:abstractNum>
+  <w:abstractNum w:abstractNumId="3" w15:restartNumberingAfterBreak="0">
     <w:nsid w:val="0A424A72"/>
     <w:multiLevelType w:val="hybridMultilevel"/>
     <w:tmpl w:val="61F2DE48"/>
@@ -10992,7 +11434,7 @@
       </w:rPr>
     </w:lvl>
   </w:abstractNum>
-  <w:abstractNum w:abstractNumId="2" w15:restartNumberingAfterBreak="0">
+  <w:abstractNum w:abstractNumId="4" w15:restartNumberingAfterBreak="0">
     <w:nsid w:val="0D9F32ED"/>
     <w:multiLevelType w:val="hybridMultilevel"/>
     <w:tmpl w:val="EE26D7DE"/>
@@ -11105,7 +11547,120 @@
       </w:rPr>
     </w:lvl>
   </w:abstractNum>
-  <w:abstractNum w:abstractNumId="3" w15:restartNumberingAfterBreak="0">
+  <w:abstractNum w:abstractNumId="5" w15:restartNumberingAfterBreak="0">
+    <w:nsid w:val="11064B88"/>
+    <w:multiLevelType w:val="hybridMultilevel"/>
+    <w:tmpl w:val="CCAEB174"/>
+    <w:lvl w:ilvl="0" w:tplc="040E0001">
+      <w:start w:val="1"/>
+      <w:numFmt w:val="bullet"/>
+      <w:lvlText w:val=""/>
+      <w:lvlJc w:val="left"/>
+      <w:pPr>
+        <w:ind w:left="1780" w:hanging="360"/>
+      </w:pPr>
+      <w:rPr>
+        <w:rFonts w:ascii="Symbol" w:hAnsi="Symbol" w:hint="default"/>
+      </w:rPr>
+    </w:lvl>
+    <w:lvl w:ilvl="1" w:tplc="040E0003" w:tentative="1">
+      <w:start w:val="1"/>
+      <w:numFmt w:val="bullet"/>
+      <w:lvlText w:val="o"/>
+      <w:lvlJc w:val="left"/>
+      <w:pPr>
+        <w:ind w:left="2500" w:hanging="360"/>
+      </w:pPr>
+      <w:rPr>
+        <w:rFonts w:ascii="Courier New" w:hAnsi="Courier New" w:cs="Courier New" w:hint="default"/>
+      </w:rPr>
+    </w:lvl>
+    <w:lvl w:ilvl="2" w:tplc="040E0005" w:tentative="1">
+      <w:start w:val="1"/>
+      <w:numFmt w:val="bullet"/>
+      <w:lvlText w:val=""/>
+      <w:lvlJc w:val="left"/>
+      <w:pPr>
+        <w:ind w:left="3220" w:hanging="360"/>
+      </w:pPr>
+      <w:rPr>
+        <w:rFonts w:ascii="Wingdings" w:hAnsi="Wingdings" w:hint="default"/>
+      </w:rPr>
+    </w:lvl>
+    <w:lvl w:ilvl="3" w:tplc="040E0001" w:tentative="1">
+      <w:start w:val="1"/>
+      <w:numFmt w:val="bullet"/>
+      <w:lvlText w:val=""/>
+      <w:lvlJc w:val="left"/>
+      <w:pPr>
+        <w:ind w:left="3940" w:hanging="360"/>
+      </w:pPr>
+      <w:rPr>
+        <w:rFonts w:ascii="Symbol" w:hAnsi="Symbol" w:hint="default"/>
+      </w:rPr>
+    </w:lvl>
+    <w:lvl w:ilvl="4" w:tplc="040E0003" w:tentative="1">
+      <w:start w:val="1"/>
+      <w:numFmt w:val="bullet"/>
+      <w:lvlText w:val="o"/>
+      <w:lvlJc w:val="left"/>
+      <w:pPr>
+        <w:ind w:left="4660" w:hanging="360"/>
+      </w:pPr>
+      <w:rPr>
+        <w:rFonts w:ascii="Courier New" w:hAnsi="Courier New" w:cs="Courier New" w:hint="default"/>
+      </w:rPr>
+    </w:lvl>
+    <w:lvl w:ilvl="5" w:tplc="040E0005" w:tentative="1">
+      <w:start w:val="1"/>
+      <w:numFmt w:val="bullet"/>
+      <w:lvlText w:val=""/>
+      <w:lvlJc w:val="left"/>
+      <w:pPr>
+        <w:ind w:left="5380" w:hanging="360"/>
+      </w:pPr>
+      <w:rPr>
+        <w:rFonts w:ascii="Wingdings" w:hAnsi="Wingdings" w:hint="default"/>
+      </w:rPr>
+    </w:lvl>
+    <w:lvl w:ilvl="6" w:tplc="040E0001" w:tentative="1">
+      <w:start w:val="1"/>
+      <w:numFmt w:val="bullet"/>
+      <w:lvlText w:val=""/>
+      <w:lvlJc w:val="left"/>
+      <w:pPr>
+        <w:ind w:left="6100" w:hanging="360"/>
+      </w:pPr>
+      <w:rPr>
+        <w:rFonts w:ascii="Symbol" w:hAnsi="Symbol" w:hint="default"/>
+      </w:rPr>
+    </w:lvl>
+    <w:lvl w:ilvl="7" w:tplc="040E0003" w:tentative="1">
+      <w:start w:val="1"/>
+      <w:numFmt w:val="bullet"/>
+      <w:lvlText w:val="o"/>
+      <w:lvlJc w:val="left"/>
+      <w:pPr>
+        <w:ind w:left="6820" w:hanging="360"/>
+      </w:pPr>
+      <w:rPr>
+        <w:rFonts w:ascii="Courier New" w:hAnsi="Courier New" w:cs="Courier New" w:hint="default"/>
+      </w:rPr>
+    </w:lvl>
+    <w:lvl w:ilvl="8" w:tplc="040E0005" w:tentative="1">
+      <w:start w:val="1"/>
+      <w:numFmt w:val="bullet"/>
+      <w:lvlText w:val=""/>
+      <w:lvlJc w:val="left"/>
+      <w:pPr>
+        <w:ind w:left="7540" w:hanging="360"/>
+      </w:pPr>
+      <w:rPr>
+        <w:rFonts w:ascii="Wingdings" w:hAnsi="Wingdings" w:hint="default"/>
+      </w:rPr>
+    </w:lvl>
+  </w:abstractNum>
+  <w:abstractNum w:abstractNumId="6" w15:restartNumberingAfterBreak="0">
     <w:nsid w:val="16B83AEA"/>
     <w:multiLevelType w:val="hybridMultilevel"/>
     <w:tmpl w:val="C8ACF62E"/>
@@ -11218,7 +11773,7 @@
       </w:rPr>
     </w:lvl>
   </w:abstractNum>
-  <w:abstractNum w:abstractNumId="4" w15:restartNumberingAfterBreak="0">
+  <w:abstractNum w:abstractNumId="7" w15:restartNumberingAfterBreak="0">
     <w:nsid w:val="1A9B71E3"/>
     <w:multiLevelType w:val="hybridMultilevel"/>
     <w:tmpl w:val="A76A0B9C"/>
@@ -11331,7 +11886,7 @@
       </w:rPr>
     </w:lvl>
   </w:abstractNum>
-  <w:abstractNum w:abstractNumId="5" w15:restartNumberingAfterBreak="0">
+  <w:abstractNum w:abstractNumId="8" w15:restartNumberingAfterBreak="0">
     <w:nsid w:val="1F8E3315"/>
     <w:multiLevelType w:val="multilevel"/>
     <w:tmpl w:val="CD30648C"/>
@@ -11445,7 +12000,7 @@
       </w:rPr>
     </w:lvl>
   </w:abstractNum>
-  <w:abstractNum w:abstractNumId="6" w15:restartNumberingAfterBreak="0">
+  <w:abstractNum w:abstractNumId="9" w15:restartNumberingAfterBreak="0">
     <w:nsid w:val="23FD5807"/>
     <w:multiLevelType w:val="hybridMultilevel"/>
     <w:tmpl w:val="BCD4A7C8"/>
@@ -11558,7 +12113,7 @@
       </w:rPr>
     </w:lvl>
   </w:abstractNum>
-  <w:abstractNum w:abstractNumId="7" w15:restartNumberingAfterBreak="0">
+  <w:abstractNum w:abstractNumId="10" w15:restartNumberingAfterBreak="0">
     <w:nsid w:val="261C3E44"/>
     <w:multiLevelType w:val="hybridMultilevel"/>
     <w:tmpl w:val="0BE81508"/>
@@ -11671,7 +12226,7 @@
       </w:rPr>
     </w:lvl>
   </w:abstractNum>
-  <w:abstractNum w:abstractNumId="8" w15:restartNumberingAfterBreak="0">
+  <w:abstractNum w:abstractNumId="11" w15:restartNumberingAfterBreak="0">
     <w:nsid w:val="2B7445E2"/>
     <w:multiLevelType w:val="hybridMultilevel"/>
     <w:tmpl w:val="7F44BC54"/>
@@ -11784,7 +12339,7 @@
       </w:rPr>
     </w:lvl>
   </w:abstractNum>
-  <w:abstractNum w:abstractNumId="9" w15:restartNumberingAfterBreak="0">
+  <w:abstractNum w:abstractNumId="12" w15:restartNumberingAfterBreak="0">
     <w:nsid w:val="2C305D0A"/>
     <w:multiLevelType w:val="hybridMultilevel"/>
     <w:tmpl w:val="050887D0"/>
@@ -11897,7 +12452,7 @@
       </w:rPr>
     </w:lvl>
   </w:abstractNum>
-  <w:abstractNum w:abstractNumId="10" w15:restartNumberingAfterBreak="0">
+  <w:abstractNum w:abstractNumId="13" w15:restartNumberingAfterBreak="0">
     <w:nsid w:val="2D2407A5"/>
     <w:multiLevelType w:val="hybridMultilevel"/>
     <w:tmpl w:val="F49C898A"/>
@@ -12010,7 +12565,120 @@
       </w:rPr>
     </w:lvl>
   </w:abstractNum>
-  <w:abstractNum w:abstractNumId="11" w15:restartNumberingAfterBreak="0">
+  <w:abstractNum w:abstractNumId="14" w15:restartNumberingAfterBreak="0">
+    <w:nsid w:val="2DFB3F0C"/>
+    <w:multiLevelType w:val="hybridMultilevel"/>
+    <w:tmpl w:val="C88C3706"/>
+    <w:lvl w:ilvl="0" w:tplc="040E0001">
+      <w:start w:val="1"/>
+      <w:numFmt w:val="bullet"/>
+      <w:lvlText w:val=""/>
+      <w:lvlJc w:val="left"/>
+      <w:pPr>
+        <w:ind w:left="1060" w:hanging="360"/>
+      </w:pPr>
+      <w:rPr>
+        <w:rFonts w:ascii="Symbol" w:hAnsi="Symbol" w:hint="default"/>
+      </w:rPr>
+    </w:lvl>
+    <w:lvl w:ilvl="1" w:tplc="040E0003">
+      <w:start w:val="1"/>
+      <w:numFmt w:val="bullet"/>
+      <w:lvlText w:val="o"/>
+      <w:lvlJc w:val="left"/>
+      <w:pPr>
+        <w:ind w:left="1780" w:hanging="360"/>
+      </w:pPr>
+      <w:rPr>
+        <w:rFonts w:ascii="Courier New" w:hAnsi="Courier New" w:cs="Courier New" w:hint="default"/>
+      </w:rPr>
+    </w:lvl>
+    <w:lvl w:ilvl="2" w:tplc="040E0005" w:tentative="1">
+      <w:start w:val="1"/>
+      <w:numFmt w:val="bullet"/>
+      <w:lvlText w:val=""/>
+      <w:lvlJc w:val="left"/>
+      <w:pPr>
+        <w:ind w:left="2500" w:hanging="360"/>
+      </w:pPr>
+      <w:rPr>
+        <w:rFonts w:ascii="Wingdings" w:hAnsi="Wingdings" w:hint="default"/>
+      </w:rPr>
+    </w:lvl>
+    <w:lvl w:ilvl="3" w:tplc="040E0001" w:tentative="1">
+      <w:start w:val="1"/>
+      <w:numFmt w:val="bullet"/>
+      <w:lvlText w:val=""/>
+      <w:lvlJc w:val="left"/>
+      <w:pPr>
+        <w:ind w:left="3220" w:hanging="360"/>
+      </w:pPr>
+      <w:rPr>
+        <w:rFonts w:ascii="Symbol" w:hAnsi="Symbol" w:hint="default"/>
+      </w:rPr>
+    </w:lvl>
+    <w:lvl w:ilvl="4" w:tplc="040E0003" w:tentative="1">
+      <w:start w:val="1"/>
+      <w:numFmt w:val="bullet"/>
+      <w:lvlText w:val="o"/>
+      <w:lvlJc w:val="left"/>
+      <w:pPr>
+        <w:ind w:left="3940" w:hanging="360"/>
+      </w:pPr>
+      <w:rPr>
+        <w:rFonts w:ascii="Courier New" w:hAnsi="Courier New" w:cs="Courier New" w:hint="default"/>
+      </w:rPr>
+    </w:lvl>
+    <w:lvl w:ilvl="5" w:tplc="040E0005" w:tentative="1">
+      <w:start w:val="1"/>
+      <w:numFmt w:val="bullet"/>
+      <w:lvlText w:val=""/>
+      <w:lvlJc w:val="left"/>
+      <w:pPr>
+        <w:ind w:left="4660" w:hanging="360"/>
+      </w:pPr>
+      <w:rPr>
+        <w:rFonts w:ascii="Wingdings" w:hAnsi="Wingdings" w:hint="default"/>
+      </w:rPr>
+    </w:lvl>
+    <w:lvl w:ilvl="6" w:tplc="040E0001" w:tentative="1">
+      <w:start w:val="1"/>
+      <w:numFmt w:val="bullet"/>
+      <w:lvlText w:val=""/>
+      <w:lvlJc w:val="left"/>
+      <w:pPr>
+        <w:ind w:left="5380" w:hanging="360"/>
+      </w:pPr>
+      <w:rPr>
+        <w:rFonts w:ascii="Symbol" w:hAnsi="Symbol" w:hint="default"/>
+      </w:rPr>
+    </w:lvl>
+    <w:lvl w:ilvl="7" w:tplc="040E0003" w:tentative="1">
+      <w:start w:val="1"/>
+      <w:numFmt w:val="bullet"/>
+      <w:lvlText w:val="o"/>
+      <w:lvlJc w:val="left"/>
+      <w:pPr>
+        <w:ind w:left="6100" w:hanging="360"/>
+      </w:pPr>
+      <w:rPr>
+        <w:rFonts w:ascii="Courier New" w:hAnsi="Courier New" w:cs="Courier New" w:hint="default"/>
+      </w:rPr>
+    </w:lvl>
+    <w:lvl w:ilvl="8" w:tplc="040E0005" w:tentative="1">
+      <w:start w:val="1"/>
+      <w:numFmt w:val="bullet"/>
+      <w:lvlText w:val=""/>
+      <w:lvlJc w:val="left"/>
+      <w:pPr>
+        <w:ind w:left="6820" w:hanging="360"/>
+      </w:pPr>
+      <w:rPr>
+        <w:rFonts w:ascii="Wingdings" w:hAnsi="Wingdings" w:hint="default"/>
+      </w:rPr>
+    </w:lvl>
+  </w:abstractNum>
+  <w:abstractNum w:abstractNumId="15" w15:restartNumberingAfterBreak="0">
     <w:nsid w:val="3A3139AD"/>
     <w:multiLevelType w:val="hybridMultilevel"/>
     <w:tmpl w:val="9BD0FDC2"/>
@@ -12123,7 +12791,7 @@
       </w:rPr>
     </w:lvl>
   </w:abstractNum>
-  <w:abstractNum w:abstractNumId="12" w15:restartNumberingAfterBreak="0">
+  <w:abstractNum w:abstractNumId="16" w15:restartNumberingAfterBreak="0">
     <w:nsid w:val="3E132F09"/>
     <w:multiLevelType w:val="multilevel"/>
     <w:tmpl w:val="AC9C5B84"/>
@@ -12272,7 +12940,7 @@
       </w:rPr>
     </w:lvl>
   </w:abstractNum>
-  <w:abstractNum w:abstractNumId="13" w15:restartNumberingAfterBreak="0">
+  <w:abstractNum w:abstractNumId="17" w15:restartNumberingAfterBreak="0">
     <w:nsid w:val="46DD4EDE"/>
     <w:multiLevelType w:val="multilevel"/>
     <w:tmpl w:val="AC9C5B84"/>
@@ -12421,7 +13089,7 @@
       </w:rPr>
     </w:lvl>
   </w:abstractNum>
-  <w:abstractNum w:abstractNumId="14" w15:restartNumberingAfterBreak="0">
+  <w:abstractNum w:abstractNumId="18" w15:restartNumberingAfterBreak="0">
     <w:nsid w:val="48440AD1"/>
     <w:multiLevelType w:val="hybridMultilevel"/>
     <w:tmpl w:val="3B4E7FB8"/>
@@ -12534,7 +13202,7 @@
       </w:rPr>
     </w:lvl>
   </w:abstractNum>
-  <w:abstractNum w:abstractNumId="15" w15:restartNumberingAfterBreak="0">
+  <w:abstractNum w:abstractNumId="19" w15:restartNumberingAfterBreak="0">
     <w:nsid w:val="4A5F68B5"/>
     <w:multiLevelType w:val="hybridMultilevel"/>
     <w:tmpl w:val="5FA25084"/>
@@ -12647,7 +13315,7 @@
       </w:rPr>
     </w:lvl>
   </w:abstractNum>
-  <w:abstractNum w:abstractNumId="16" w15:restartNumberingAfterBreak="0">
+  <w:abstractNum w:abstractNumId="20" w15:restartNumberingAfterBreak="0">
     <w:nsid w:val="51963ED9"/>
     <w:multiLevelType w:val="hybridMultilevel"/>
     <w:tmpl w:val="B68CCF12"/>
@@ -12760,7 +13428,233 @@
       </w:rPr>
     </w:lvl>
   </w:abstractNum>
-  <w:abstractNum w:abstractNumId="17" w15:restartNumberingAfterBreak="0">
+  <w:abstractNum w:abstractNumId="21" w15:restartNumberingAfterBreak="0">
+    <w:nsid w:val="52392B47"/>
+    <w:multiLevelType w:val="hybridMultilevel"/>
+    <w:tmpl w:val="D6F86B8E"/>
+    <w:lvl w:ilvl="0" w:tplc="040E0001">
+      <w:start w:val="1"/>
+      <w:numFmt w:val="bullet"/>
+      <w:lvlText w:val=""/>
+      <w:lvlJc w:val="left"/>
+      <w:pPr>
+        <w:ind w:left="1060" w:hanging="360"/>
+      </w:pPr>
+      <w:rPr>
+        <w:rFonts w:ascii="Symbol" w:hAnsi="Symbol" w:hint="default"/>
+      </w:rPr>
+    </w:lvl>
+    <w:lvl w:ilvl="1" w:tplc="040E0003" w:tentative="1">
+      <w:start w:val="1"/>
+      <w:numFmt w:val="bullet"/>
+      <w:lvlText w:val="o"/>
+      <w:lvlJc w:val="left"/>
+      <w:pPr>
+        <w:ind w:left="1780" w:hanging="360"/>
+      </w:pPr>
+      <w:rPr>
+        <w:rFonts w:ascii="Courier New" w:hAnsi="Courier New" w:cs="Courier New" w:hint="default"/>
+      </w:rPr>
+    </w:lvl>
+    <w:lvl w:ilvl="2" w:tplc="040E0005" w:tentative="1">
+      <w:start w:val="1"/>
+      <w:numFmt w:val="bullet"/>
+      <w:lvlText w:val=""/>
+      <w:lvlJc w:val="left"/>
+      <w:pPr>
+        <w:ind w:left="2500" w:hanging="360"/>
+      </w:pPr>
+      <w:rPr>
+        <w:rFonts w:ascii="Wingdings" w:hAnsi="Wingdings" w:hint="default"/>
+      </w:rPr>
+    </w:lvl>
+    <w:lvl w:ilvl="3" w:tplc="040E0001" w:tentative="1">
+      <w:start w:val="1"/>
+      <w:numFmt w:val="bullet"/>
+      <w:lvlText w:val=""/>
+      <w:lvlJc w:val="left"/>
+      <w:pPr>
+        <w:ind w:left="3220" w:hanging="360"/>
+      </w:pPr>
+      <w:rPr>
+        <w:rFonts w:ascii="Symbol" w:hAnsi="Symbol" w:hint="default"/>
+      </w:rPr>
+    </w:lvl>
+    <w:lvl w:ilvl="4" w:tplc="040E0003" w:tentative="1">
+      <w:start w:val="1"/>
+      <w:numFmt w:val="bullet"/>
+      <w:lvlText w:val="o"/>
+      <w:lvlJc w:val="left"/>
+      <w:pPr>
+        <w:ind w:left="3940" w:hanging="360"/>
+      </w:pPr>
+      <w:rPr>
+        <w:rFonts w:ascii="Courier New" w:hAnsi="Courier New" w:cs="Courier New" w:hint="default"/>
+      </w:rPr>
+    </w:lvl>
+    <w:lvl w:ilvl="5" w:tplc="040E0005" w:tentative="1">
+      <w:start w:val="1"/>
+      <w:numFmt w:val="bullet"/>
+      <w:lvlText w:val=""/>
+      <w:lvlJc w:val="left"/>
+      <w:pPr>
+        <w:ind w:left="4660" w:hanging="360"/>
+      </w:pPr>
+      <w:rPr>
+        <w:rFonts w:ascii="Wingdings" w:hAnsi="Wingdings" w:hint="default"/>
+      </w:rPr>
+    </w:lvl>
+    <w:lvl w:ilvl="6" w:tplc="040E0001" w:tentative="1">
+      <w:start w:val="1"/>
+      <w:numFmt w:val="bullet"/>
+      <w:lvlText w:val=""/>
+      <w:lvlJc w:val="left"/>
+      <w:pPr>
+        <w:ind w:left="5380" w:hanging="360"/>
+      </w:pPr>
+      <w:rPr>
+        <w:rFonts w:ascii="Symbol" w:hAnsi="Symbol" w:hint="default"/>
+      </w:rPr>
+    </w:lvl>
+    <w:lvl w:ilvl="7" w:tplc="040E0003" w:tentative="1">
+      <w:start w:val="1"/>
+      <w:numFmt w:val="bullet"/>
+      <w:lvlText w:val="o"/>
+      <w:lvlJc w:val="left"/>
+      <w:pPr>
+        <w:ind w:left="6100" w:hanging="360"/>
+      </w:pPr>
+      <w:rPr>
+        <w:rFonts w:ascii="Courier New" w:hAnsi="Courier New" w:cs="Courier New" w:hint="default"/>
+      </w:rPr>
+    </w:lvl>
+    <w:lvl w:ilvl="8" w:tplc="040E0005" w:tentative="1">
+      <w:start w:val="1"/>
+      <w:numFmt w:val="bullet"/>
+      <w:lvlText w:val=""/>
+      <w:lvlJc w:val="left"/>
+      <w:pPr>
+        <w:ind w:left="6820" w:hanging="360"/>
+      </w:pPr>
+      <w:rPr>
+        <w:rFonts w:ascii="Wingdings" w:hAnsi="Wingdings" w:hint="default"/>
+      </w:rPr>
+    </w:lvl>
+  </w:abstractNum>
+  <w:abstractNum w:abstractNumId="22" w15:restartNumberingAfterBreak="0">
+    <w:nsid w:val="53E65EF6"/>
+    <w:multiLevelType w:val="hybridMultilevel"/>
+    <w:tmpl w:val="7D7EDE16"/>
+    <w:lvl w:ilvl="0" w:tplc="040E0001">
+      <w:start w:val="1"/>
+      <w:numFmt w:val="bullet"/>
+      <w:lvlText w:val=""/>
+      <w:lvlJc w:val="left"/>
+      <w:pPr>
+        <w:ind w:left="1060" w:hanging="360"/>
+      </w:pPr>
+      <w:rPr>
+        <w:rFonts w:ascii="Symbol" w:hAnsi="Symbol" w:hint="default"/>
+      </w:rPr>
+    </w:lvl>
+    <w:lvl w:ilvl="1" w:tplc="040E0003" w:tentative="1">
+      <w:start w:val="1"/>
+      <w:numFmt w:val="bullet"/>
+      <w:lvlText w:val="o"/>
+      <w:lvlJc w:val="left"/>
+      <w:pPr>
+        <w:ind w:left="1780" w:hanging="360"/>
+      </w:pPr>
+      <w:rPr>
+        <w:rFonts w:ascii="Courier New" w:hAnsi="Courier New" w:cs="Courier New" w:hint="default"/>
+      </w:rPr>
+    </w:lvl>
+    <w:lvl w:ilvl="2" w:tplc="040E0005" w:tentative="1">
+      <w:start w:val="1"/>
+      <w:numFmt w:val="bullet"/>
+      <w:lvlText w:val=""/>
+      <w:lvlJc w:val="left"/>
+      <w:pPr>
+        <w:ind w:left="2500" w:hanging="360"/>
+      </w:pPr>
+      <w:rPr>
+        <w:rFonts w:ascii="Wingdings" w:hAnsi="Wingdings" w:hint="default"/>
+      </w:rPr>
+    </w:lvl>
+    <w:lvl w:ilvl="3" w:tplc="040E0001" w:tentative="1">
+      <w:start w:val="1"/>
+      <w:numFmt w:val="bullet"/>
+      <w:lvlText w:val=""/>
+      <w:lvlJc w:val="left"/>
+      <w:pPr>
+        <w:ind w:left="3220" w:hanging="360"/>
+      </w:pPr>
+      <w:rPr>
+        <w:rFonts w:ascii="Symbol" w:hAnsi="Symbol" w:hint="default"/>
+      </w:rPr>
+    </w:lvl>
+    <w:lvl w:ilvl="4" w:tplc="040E0003" w:tentative="1">
+      <w:start w:val="1"/>
+      <w:numFmt w:val="bullet"/>
+      <w:lvlText w:val="o"/>
+      <w:lvlJc w:val="left"/>
+      <w:pPr>
+        <w:ind w:left="3940" w:hanging="360"/>
+      </w:pPr>
+      <w:rPr>
+        <w:rFonts w:ascii="Courier New" w:hAnsi="Courier New" w:cs="Courier New" w:hint="default"/>
+      </w:rPr>
+    </w:lvl>
+    <w:lvl w:ilvl="5" w:tplc="040E0005" w:tentative="1">
+      <w:start w:val="1"/>
+      <w:numFmt w:val="bullet"/>
+      <w:lvlText w:val=""/>
+      <w:lvlJc w:val="left"/>
+      <w:pPr>
+        <w:ind w:left="4660" w:hanging="360"/>
+      </w:pPr>
+      <w:rPr>
+        <w:rFonts w:ascii="Wingdings" w:hAnsi="Wingdings" w:hint="default"/>
+      </w:rPr>
+    </w:lvl>
+    <w:lvl w:ilvl="6" w:tplc="040E0001" w:tentative="1">
+      <w:start w:val="1"/>
+      <w:numFmt w:val="bullet"/>
+      <w:lvlText w:val=""/>
+      <w:lvlJc w:val="left"/>
+      <w:pPr>
+        <w:ind w:left="5380" w:hanging="360"/>
+      </w:pPr>
+      <w:rPr>
+        <w:rFonts w:ascii="Symbol" w:hAnsi="Symbol" w:hint="default"/>
+      </w:rPr>
+    </w:lvl>
+    <w:lvl w:ilvl="7" w:tplc="040E0003" w:tentative="1">
+      <w:start w:val="1"/>
+      <w:numFmt w:val="bullet"/>
+      <w:lvlText w:val="o"/>
+      <w:lvlJc w:val="left"/>
+      <w:pPr>
+        <w:ind w:left="6100" w:hanging="360"/>
+      </w:pPr>
+      <w:rPr>
+        <w:rFonts w:ascii="Courier New" w:hAnsi="Courier New" w:cs="Courier New" w:hint="default"/>
+      </w:rPr>
+    </w:lvl>
+    <w:lvl w:ilvl="8" w:tplc="040E0005" w:tentative="1">
+      <w:start w:val="1"/>
+      <w:numFmt w:val="bullet"/>
+      <w:lvlText w:val=""/>
+      <w:lvlJc w:val="left"/>
+      <w:pPr>
+        <w:ind w:left="6820" w:hanging="360"/>
+      </w:pPr>
+      <w:rPr>
+        <w:rFonts w:ascii="Wingdings" w:hAnsi="Wingdings" w:hint="default"/>
+      </w:rPr>
+    </w:lvl>
+  </w:abstractNum>
+  <w:abstractNum w:abstractNumId="23" w15:restartNumberingAfterBreak="0">
     <w:nsid w:val="57F22669"/>
     <w:multiLevelType w:val="multilevel"/>
     <w:tmpl w:val="FA38D242"/>
@@ -12855,7 +13749,7 @@
       </w:pPr>
     </w:lvl>
   </w:abstractNum>
-  <w:abstractNum w:abstractNumId="18" w15:restartNumberingAfterBreak="0">
+  <w:abstractNum w:abstractNumId="24" w15:restartNumberingAfterBreak="0">
     <w:nsid w:val="5C2421E8"/>
     <w:multiLevelType w:val="hybridMultilevel"/>
     <w:tmpl w:val="3D7626EA"/>
@@ -12968,7 +13862,7 @@
       </w:rPr>
     </w:lvl>
   </w:abstractNum>
-  <w:abstractNum w:abstractNumId="19" w15:restartNumberingAfterBreak="0">
+  <w:abstractNum w:abstractNumId="25" w15:restartNumberingAfterBreak="0">
     <w:nsid w:val="6CB47646"/>
     <w:multiLevelType w:val="hybridMultilevel"/>
     <w:tmpl w:val="7F2895C0"/>
@@ -13081,7 +13975,7 @@
       </w:rPr>
     </w:lvl>
   </w:abstractNum>
-  <w:abstractNum w:abstractNumId="20" w15:restartNumberingAfterBreak="0">
+  <w:abstractNum w:abstractNumId="26" w15:restartNumberingAfterBreak="0">
     <w:nsid w:val="6E587311"/>
     <w:multiLevelType w:val="hybridMultilevel"/>
     <w:tmpl w:val="6CF20F16"/>
@@ -13194,7 +14088,7 @@
       </w:rPr>
     </w:lvl>
   </w:abstractNum>
-  <w:abstractNum w:abstractNumId="21" w15:restartNumberingAfterBreak="0">
+  <w:abstractNum w:abstractNumId="27" w15:restartNumberingAfterBreak="0">
     <w:nsid w:val="6EB90897"/>
     <w:multiLevelType w:val="multilevel"/>
     <w:tmpl w:val="5428F26E"/>
@@ -13343,7 +14237,7 @@
       </w:rPr>
     </w:lvl>
   </w:abstractNum>
-  <w:abstractNum w:abstractNumId="22" w15:restartNumberingAfterBreak="0">
+  <w:abstractNum w:abstractNumId="28" w15:restartNumberingAfterBreak="0">
     <w:nsid w:val="72ED2BB2"/>
     <w:multiLevelType w:val="hybridMultilevel"/>
     <w:tmpl w:val="0C4ABBE4"/>
@@ -13456,7 +14350,7 @@
       </w:rPr>
     </w:lvl>
   </w:abstractNum>
-  <w:abstractNum w:abstractNumId="23" w15:restartNumberingAfterBreak="0">
+  <w:abstractNum w:abstractNumId="29" w15:restartNumberingAfterBreak="0">
     <w:nsid w:val="75B20BA9"/>
     <w:multiLevelType w:val="hybridMultilevel"/>
     <w:tmpl w:val="F31C15B6"/>
@@ -13569,7 +14463,7 @@
       </w:rPr>
     </w:lvl>
   </w:abstractNum>
-  <w:abstractNum w:abstractNumId="24" w15:restartNumberingAfterBreak="0">
+  <w:abstractNum w:abstractNumId="30" w15:restartNumberingAfterBreak="0">
     <w:nsid w:val="7D876FB6"/>
     <w:multiLevelType w:val="hybridMultilevel"/>
     <w:tmpl w:val="D110CD82"/>
@@ -13683,79 +14577,97 @@
     </w:lvl>
   </w:abstractNum>
   <w:num w:numId="1" w16cid:durableId="1938706050">
-    <w:abstractNumId w:val="5"/>
+    <w:abstractNumId w:val="8"/>
   </w:num>
   <w:num w:numId="2" w16cid:durableId="651371038">
+    <w:abstractNumId w:val="23"/>
+  </w:num>
+  <w:num w:numId="3" w16cid:durableId="488061123">
     <w:abstractNumId w:val="17"/>
   </w:num>
-  <w:num w:numId="3" w16cid:durableId="488061123">
+  <w:num w:numId="4" w16cid:durableId="194536993">
+    <w:abstractNumId w:val="27"/>
+  </w:num>
+  <w:num w:numId="5" w16cid:durableId="736823249">
+    <w:abstractNumId w:val="16"/>
+  </w:num>
+  <w:num w:numId="6" w16cid:durableId="198323197">
+    <w:abstractNumId w:val="6"/>
+  </w:num>
+  <w:num w:numId="7" w16cid:durableId="1319268790">
+    <w:abstractNumId w:val="20"/>
+  </w:num>
+  <w:num w:numId="8" w16cid:durableId="1825127299">
+    <w:abstractNumId w:val="10"/>
+  </w:num>
+  <w:num w:numId="9" w16cid:durableId="1742097459">
+    <w:abstractNumId w:val="12"/>
+  </w:num>
+  <w:num w:numId="10" w16cid:durableId="1441217822">
+    <w:abstractNumId w:val="19"/>
+  </w:num>
+  <w:num w:numId="11" w16cid:durableId="830871521">
+    <w:abstractNumId w:val="9"/>
+  </w:num>
+  <w:num w:numId="12" w16cid:durableId="1846704750">
+    <w:abstractNumId w:val="29"/>
+  </w:num>
+  <w:num w:numId="13" w16cid:durableId="1266041045">
+    <w:abstractNumId w:val="15"/>
+  </w:num>
+  <w:num w:numId="14" w16cid:durableId="1769226802">
+    <w:abstractNumId w:val="24"/>
+  </w:num>
+  <w:num w:numId="15" w16cid:durableId="1910072415">
+    <w:abstractNumId w:val="11"/>
+  </w:num>
+  <w:num w:numId="16" w16cid:durableId="17701129">
+    <w:abstractNumId w:val="7"/>
+  </w:num>
+  <w:num w:numId="17" w16cid:durableId="1512377595">
     <w:abstractNumId w:val="13"/>
   </w:num>
-  <w:num w:numId="4" w16cid:durableId="194536993">
-    <w:abstractNumId w:val="21"/>
-  </w:num>
-  <w:num w:numId="5" w16cid:durableId="736823249">
-    <w:abstractNumId w:val="12"/>
-  </w:num>
-  <w:num w:numId="6" w16cid:durableId="198323197">
+  <w:num w:numId="18" w16cid:durableId="593167945">
     <w:abstractNumId w:val="3"/>
   </w:num>
-  <w:num w:numId="7" w16cid:durableId="1319268790">
-    <w:abstractNumId w:val="16"/>
-  </w:num>
-  <w:num w:numId="8" w16cid:durableId="1825127299">
-    <w:abstractNumId w:val="7"/>
-  </w:num>
-  <w:num w:numId="9" w16cid:durableId="1742097459">
-    <w:abstractNumId w:val="9"/>
-  </w:num>
-  <w:num w:numId="10" w16cid:durableId="1441217822">
-    <w:abstractNumId w:val="15"/>
-  </w:num>
-  <w:num w:numId="11" w16cid:durableId="830871521">
-    <w:abstractNumId w:val="6"/>
-  </w:num>
-  <w:num w:numId="12" w16cid:durableId="1846704750">
-    <w:abstractNumId w:val="23"/>
-  </w:num>
-  <w:num w:numId="13" w16cid:durableId="1266041045">
-    <w:abstractNumId w:val="11"/>
-  </w:num>
-  <w:num w:numId="14" w16cid:durableId="1769226802">
-    <w:abstractNumId w:val="18"/>
-  </w:num>
-  <w:num w:numId="15" w16cid:durableId="1910072415">
-    <w:abstractNumId w:val="8"/>
-  </w:num>
-  <w:num w:numId="16" w16cid:durableId="17701129">
-    <w:abstractNumId w:val="4"/>
-  </w:num>
-  <w:num w:numId="17" w16cid:durableId="1512377595">
-    <w:abstractNumId w:val="10"/>
-  </w:num>
-  <w:num w:numId="18" w16cid:durableId="593167945">
-    <w:abstractNumId w:val="1"/>
-  </w:num>
   <w:num w:numId="19" w16cid:durableId="1605455711">
-    <w:abstractNumId w:val="24"/>
+    <w:abstractNumId w:val="30"/>
   </w:num>
   <w:num w:numId="20" w16cid:durableId="963536741">
-    <w:abstractNumId w:val="20"/>
+    <w:abstractNumId w:val="26"/>
   </w:num>
   <w:num w:numId="21" w16cid:durableId="1001742655">
     <w:abstractNumId w:val="0"/>
   </w:num>
   <w:num w:numId="22" w16cid:durableId="1025248091">
+    <w:abstractNumId w:val="18"/>
+  </w:num>
+  <w:num w:numId="23" w16cid:durableId="1387727548">
+    <w:abstractNumId w:val="25"/>
+  </w:num>
+  <w:num w:numId="24" w16cid:durableId="1672758806">
+    <w:abstractNumId w:val="28"/>
+  </w:num>
+  <w:num w:numId="25" w16cid:durableId="1655597933">
+    <w:abstractNumId w:val="4"/>
+  </w:num>
+  <w:num w:numId="26" w16cid:durableId="710618308">
+    <w:abstractNumId w:val="2"/>
+  </w:num>
+  <w:num w:numId="27" w16cid:durableId="1152480777">
+    <w:abstractNumId w:val="5"/>
+  </w:num>
+  <w:num w:numId="28" w16cid:durableId="756054191">
     <w:abstractNumId w:val="14"/>
   </w:num>
-  <w:num w:numId="23" w16cid:durableId="1387727548">
-    <w:abstractNumId w:val="19"/>
+  <w:num w:numId="29" w16cid:durableId="1193113970">
+    <w:abstractNumId w:val="21"/>
   </w:num>
-  <w:num w:numId="24" w16cid:durableId="1672758806">
+  <w:num w:numId="30" w16cid:durableId="1066412847">
     <w:abstractNumId w:val="22"/>
   </w:num>
-  <w:num w:numId="25" w16cid:durableId="1655597933">
-    <w:abstractNumId w:val="2"/>
+  <w:num w:numId="31" w16cid:durableId="749473358">
+    <w:abstractNumId w:val="1"/>
   </w:num>
   <w:numIdMacAtCleanup w:val="20"/>
 </w:numbering>
@@ -15409,6 +16321,15 @@
 </file>
 
 <file path=customXml/item1.xml><?xml version="1.0" encoding="utf-8"?>
+<?mso-contentType ?>
+<FormTemplates xmlns="http://schemas.microsoft.com/sharepoint/v3/contenttype/forms">
+  <Display>DocumentLibraryForm</Display>
+  <Edit>DocumentLibraryForm</Edit>
+  <New>DocumentLibraryForm</New>
+</FormTemplates>
+</file>
+
+<file path=customXml/item2.xml><?xml version="1.0" encoding="utf-8"?>
 <ct:contentTypeSchema xmlns:ct="http://schemas.microsoft.com/office/2006/metadata/contentType" xmlns:ma="http://schemas.microsoft.com/office/2006/metadata/properties/metaAttributes" ct:_="" ma:_="" ma:contentTypeName="Dokumentum" ma:contentTypeID="0x010100D3B91EDF72E14E4CB455A7CDA503C0EE" ma:contentTypeVersion="13" ma:contentTypeDescription="Új dokumentum létrehozása." ma:contentTypeScope="" ma:versionID="b4280526ac685c11215013c77eeea0ab">
   <xsd:schema xmlns:xsd="http://www.w3.org/2001/XMLSchema" xmlns:xs="http://www.w3.org/2001/XMLSchema" xmlns:p="http://schemas.microsoft.com/office/2006/metadata/properties" xmlns:ns2="37c60eec-9cb3-400a-9334-3ebf97be2876" xmlns:ns3="7664362d-1707-476c-9a7a-9cf02496d35a" targetNamespace="http://schemas.microsoft.com/office/2006/metadata/properties" ma:root="true" ma:fieldsID="19d471ee8269f5e0eca01839194d6bbb" ns2:_="" ns3:_="">
     <xsd:import namespace="37c60eec-9cb3-400a-9334-3ebf97be2876"/>
@@ -15615,16 +16536,11 @@
 </ct:contentTypeSchema>
 </file>
 
-<file path=customXml/item2.xml><?xml version="1.0" encoding="utf-8"?>
-<?mso-contentType ?>
-<FormTemplates xmlns="http://schemas.microsoft.com/sharepoint/v3/contenttype/forms">
-  <Display>DocumentLibraryForm</Display>
-  <Edit>DocumentLibraryForm</Edit>
-  <New>DocumentLibraryForm</New>
-</FormTemplates>
+<file path=customXml/item3.xml><?xml version="1.0" encoding="utf-8"?>
+<b:Sources xmlns:b="http://schemas.openxmlformats.org/officeDocument/2006/bibliography" xmlns="http://schemas.openxmlformats.org/officeDocument/2006/bibliography" SelectedStyle="\APA.XSL" StyleName="APA"/>
 </file>
 
-<file path=customXml/item3.xml><?xml version="1.0" encoding="utf-8"?>
+<file path=customXml/item4.xml><?xml version="1.0" encoding="utf-8"?>
 <p:properties xmlns:p="http://schemas.microsoft.com/office/2006/metadata/properties" xmlns:xsi="http://www.w3.org/2001/XMLSchema-instance" xmlns:pc="http://schemas.microsoft.com/office/infopath/2007/PartnerControls">
   <documentManagement>
     <lcf76f155ced4ddcb4097134ff3c332f xmlns="37c60eec-9cb3-400a-9334-3ebf97be2876">
@@ -15635,11 +16551,15 @@
 </p:properties>
 </file>
 
-<file path=customXml/item4.xml><?xml version="1.0" encoding="utf-8"?>
-<b:Sources xmlns:b="http://schemas.openxmlformats.org/officeDocument/2006/bibliography" xmlns="http://schemas.openxmlformats.org/officeDocument/2006/bibliography" SelectedStyle="\APA.XSL" StyleName="APA"/>
+<file path=customXml/itemProps1.xml><?xml version="1.0" encoding="utf-8"?>
+<ds:datastoreItem xmlns:ds="http://schemas.openxmlformats.org/officeDocument/2006/customXml" ds:itemID="{49E9CE2F-4863-430F-A73B-CD3063AB172E}">
+  <ds:schemaRefs>
+    <ds:schemaRef ds:uri="http://schemas.microsoft.com/sharepoint/v3/contenttype/forms"/>
+  </ds:schemaRefs>
+</ds:datastoreItem>
 </file>
 
-<file path=customXml/itemProps1.xml><?xml version="1.0" encoding="utf-8"?>
+<file path=customXml/itemProps2.xml><?xml version="1.0" encoding="utf-8"?>
 <ds:datastoreItem xmlns:ds="http://schemas.openxmlformats.org/officeDocument/2006/customXml" ds:itemID="{0F6A0A84-3C61-4C91-A7A8-65F7DADC2505}">
   <ds:schemaRefs>
     <ds:schemaRef ds:uri="http://schemas.microsoft.com/office/2006/metadata/contentType"/>
@@ -15658,15 +16578,15 @@
 </ds:datastoreItem>
 </file>
 
-<file path=customXml/itemProps2.xml><?xml version="1.0" encoding="utf-8"?>
-<ds:datastoreItem xmlns:ds="http://schemas.openxmlformats.org/officeDocument/2006/customXml" ds:itemID="{49E9CE2F-4863-430F-A73B-CD3063AB172E}">
+<file path=customXml/itemProps3.xml><?xml version="1.0" encoding="utf-8"?>
+<ds:datastoreItem xmlns:ds="http://schemas.openxmlformats.org/officeDocument/2006/customXml" ds:itemID="{90FBBF4E-9E21-4F28-8D0B-79F3CB1CA852}">
   <ds:schemaRefs>
-    <ds:schemaRef ds:uri="http://schemas.microsoft.com/sharepoint/v3/contenttype/forms"/>
+    <ds:schemaRef ds:uri="http://schemas.openxmlformats.org/officeDocument/2006/bibliography"/>
   </ds:schemaRefs>
 </ds:datastoreItem>
 </file>
 
-<file path=customXml/itemProps3.xml><?xml version="1.0" encoding="utf-8"?>
+<file path=customXml/itemProps4.xml><?xml version="1.0" encoding="utf-8"?>
 <ds:datastoreItem xmlns:ds="http://schemas.openxmlformats.org/officeDocument/2006/customXml" ds:itemID="{4683CF39-CBC1-469A-88EA-F31417A0D119}">
   <ds:schemaRefs>
     <ds:schemaRef ds:uri="http://schemas.microsoft.com/office/2006/metadata/properties"/>
@@ -15675,12 +16595,4 @@
     <ds:schemaRef ds:uri="7664362d-1707-476c-9a7a-9cf02496d35a"/>
   </ds:schemaRefs>
 </ds:datastoreItem>
-</file>
-
-<file path=customXml/itemProps4.xml><?xml version="1.0" encoding="utf-8"?>
-<ds:datastoreItem xmlns:ds="http://schemas.openxmlformats.org/officeDocument/2006/customXml" ds:itemID="{90FBBF4E-9E21-4F28-8D0B-79F3CB1CA852}">
-  <ds:schemaRefs>
-    <ds:schemaRef ds:uri="http://schemas.openxmlformats.org/officeDocument/2006/bibliography"/>
-  </ds:schemaRefs>
-</ds:datastoreItem>
 </file>